--- a/zht/docx/56.content.docx
+++ b/zht/docx/56.content.docx
@@ -821,6 +821,21 @@
           <w:b/>
           <w:lang w:val="zh_TW" w:bidi="zh_TW"/>
         </w:rPr>
+        <w:t>κατὰ πίστιν ἐκλεκτῶν Θεοῦ καὶ ἐπίγνωσιν ἀληθείας</w:t>
+      </w:r>
+    </w:p>
+    <w:p>
+      <w:pPr/>
+      <w:r>
+        <w:rPr>
+          <w:lang w:val="zh_TW" w:bidi="zh_TW"/>
+        </w:rPr>
+      </w:r>
+      <w:r>
+        <w:rPr>
+          <w:b/>
+          <w:lang w:val="zh_TW" w:bidi="zh_TW"/>
+        </w:rPr>
         <w:t>「</w:t>
       </w:r>
       <w:r>
@@ -957,6 +972,21 @@
           <w:b/>
           <w:lang w:val="zh_TW" w:bidi="zh_TW"/>
         </w:rPr>
+        <w:t>ἐκλεκτῶν Θεοῦ</w:t>
+      </w:r>
+    </w:p>
+    <w:p>
+      <w:pPr/>
+      <w:r>
+        <w:rPr>
+          <w:lang w:val="zh_TW" w:bidi="zh_TW"/>
+        </w:rPr>
+      </w:r>
+      <w:r>
+        <w:rPr>
+          <w:b/>
+          <w:lang w:val="zh_TW" w:bidi="zh_TW"/>
+        </w:rPr>
         <w:t>「被神揀選的民（和合本譯：神的選民）」</w:t>
       </w:r>
     </w:p>
@@ -1040,6 +1070,21 @@
           <w:b/>
           <w:lang w:val="zh_TW" w:bidi="zh_TW"/>
         </w:rPr>
+        <w:t>καὶ ἐπίγνωσιν ἀληθείας</w:t>
+      </w:r>
+    </w:p>
+    <w:p>
+      <w:pPr/>
+      <w:r>
+        <w:rPr>
+          <w:lang w:val="zh_TW" w:bidi="zh_TW"/>
+        </w:rPr>
+      </w:r>
+      <w:r>
+        <w:rPr>
+          <w:b/>
+          <w:lang w:val="zh_TW" w:bidi="zh_TW"/>
+        </w:rPr>
         <w:t>「......</w:t>
       </w:r>
       <w:r>
@@ -1137,6 +1182,21 @@
           <w:b/>
           <w:lang w:val="zh_TW" w:bidi="zh_TW"/>
         </w:rPr>
+        <w:t>τῆς κατ’ εὐσέβειαν</w:t>
+      </w:r>
+    </w:p>
+    <w:p>
+      <w:pPr/>
+      <w:r>
+        <w:rPr>
+          <w:lang w:val="zh_TW" w:bidi="zh_TW"/>
+        </w:rPr>
+      </w:r>
+      <w:r>
+        <w:rPr>
+          <w:b/>
+          <w:lang w:val="zh_TW" w:bidi="zh_TW"/>
+        </w:rPr>
         <w:t>「……敬虔……」</w:t>
       </w:r>
     </w:p>
@@ -1233,6 +1293,21 @@
           <w:b/>
           <w:lang w:val="zh_TW" w:bidi="zh_TW"/>
         </w:rPr>
+        <w:t>ἐπ’ ἐλπίδι ζωῆς αἰωνίου</w:t>
+      </w:r>
+    </w:p>
+    <w:p>
+      <w:pPr/>
+      <w:r>
+        <w:rPr>
+          <w:lang w:val="zh_TW" w:bidi="zh_TW"/>
+        </w:rPr>
+      </w:r>
+      <w:r>
+        <w:rPr>
+          <w:b/>
+          <w:lang w:val="zh_TW" w:bidi="zh_TW"/>
+        </w:rPr>
         <w:t>「盼望……的永生」</w:t>
       </w:r>
     </w:p>
@@ -1355,6 +1430,21 @@
           <w:b/>
           <w:lang w:val="zh_TW" w:bidi="zh_TW"/>
         </w:rPr>
+        <w:t>ἐπ’ ἐλπίδι ζωῆς αἰωνίου</w:t>
+      </w:r>
+    </w:p>
+    <w:p>
+      <w:pPr/>
+      <w:r>
+        <w:rPr>
+          <w:lang w:val="zh_TW" w:bidi="zh_TW"/>
+        </w:rPr>
+      </w:r>
+      <w:r>
+        <w:rPr>
+          <w:b/>
+          <w:lang w:val="zh_TW" w:bidi="zh_TW"/>
+        </w:rPr>
         <w:t>「盼望……的永生」</w:t>
       </w:r>
     </w:p>
@@ -1451,6 +1541,21 @@
           <w:b/>
           <w:lang w:val="zh_TW" w:bidi="zh_TW"/>
         </w:rPr>
+        <w:t>ὁ ἀψευδὴς Θεὸς</w:t>
+      </w:r>
+    </w:p>
+    <w:p>
+      <w:pPr/>
+      <w:r>
+        <w:rPr>
+          <w:lang w:val="zh_TW" w:bidi="zh_TW"/>
+        </w:rPr>
+      </w:r>
+      <w:r>
+        <w:rPr>
+          <w:b/>
+          <w:lang w:val="zh_TW" w:bidi="zh_TW"/>
+        </w:rPr>
         <w:t>「……</w:t>
       </w:r>
       <w:r>
@@ -1625,6 +1730,21 @@
           <w:b/>
           <w:lang w:val="zh_TW" w:bidi="zh_TW"/>
         </w:rPr>
+        <w:t>καιροῖς ἰδίοις</w:t>
+      </w:r>
+    </w:p>
+    <w:p>
+      <w:pPr/>
+      <w:r>
+        <w:rPr>
+          <w:lang w:val="zh_TW" w:bidi="zh_TW"/>
+        </w:rPr>
+      </w:r>
+      <w:r>
+        <w:rPr>
+          <w:b/>
+          <w:lang w:val="zh_TW" w:bidi="zh_TW"/>
+        </w:rPr>
         <w:t>「</w:t>
       </w:r>
       <w:r>
@@ -1714,6 +1834,21 @@
           <w:b/>
           <w:lang w:val="zh_TW" w:bidi="zh_TW"/>
         </w:rPr>
+        <w:t>ἐφανέρωσεν &amp; τὸν λόγον αὐτοῦ</w:t>
+      </w:r>
+    </w:p>
+    <w:p>
+      <w:pPr/>
+      <w:r>
+        <w:rPr>
+          <w:lang w:val="zh_TW" w:bidi="zh_TW"/>
+        </w:rPr>
+      </w:r>
+      <w:r>
+        <w:rPr>
+          <w:b/>
+          <w:lang w:val="zh_TW" w:bidi="zh_TW"/>
+        </w:rPr>
         <w:t>「把」</w:t>
       </w:r>
       <w:r>
@@ -1824,6 +1959,21 @@
           <w:b/>
           <w:lang w:val="zh_TW" w:bidi="zh_TW"/>
         </w:rPr>
+        <w:t>ἐν κηρύγματι</w:t>
+      </w:r>
+    </w:p>
+    <w:p>
+      <w:pPr/>
+      <w:r>
+        <w:rPr>
+          <w:lang w:val="zh_TW" w:bidi="zh_TW"/>
+        </w:rPr>
+      </w:r>
+      <w:r>
+        <w:rPr>
+          <w:b/>
+          <w:lang w:val="zh_TW" w:bidi="zh_TW"/>
+        </w:rPr>
         <w:t>「</w:t>
       </w:r>
       <w:r>
@@ -1934,6 +2084,21 @@
           <w:b/>
           <w:lang w:val="zh_TW" w:bidi="zh_TW"/>
         </w:rPr>
+        <w:t>ὃ ἐπιστεύθην ἐγὼ</w:t>
+      </w:r>
+    </w:p>
+    <w:p>
+      <w:pPr/>
+      <w:r>
+        <w:rPr>
+          <w:lang w:val="zh_TW" w:bidi="zh_TW"/>
+        </w:rPr>
+      </w:r>
+      <w:r>
+        <w:rPr>
+          <w:b/>
+          <w:lang w:val="zh_TW" w:bidi="zh_TW"/>
+        </w:rPr>
         <w:t>「......被交托給我（和合本譯：</w:t>
       </w:r>
       <w:r>
@@ -2031,6 +2196,21 @@
           <w:b/>
           <w:lang w:val="zh_TW" w:bidi="zh_TW"/>
         </w:rPr>
+        <w:t>ἡμῶν</w:t>
+      </w:r>
+    </w:p>
+    <w:p>
+      <w:pPr/>
+      <w:r>
+        <w:rPr>
+          <w:lang w:val="zh_TW" w:bidi="zh_TW"/>
+        </w:rPr>
+      </w:r>
+      <w:r>
+        <w:rPr>
+          <w:b/>
+          <w:lang w:val="zh_TW" w:bidi="zh_TW"/>
+        </w:rPr>
         <w:t>「我們」</w:t>
       </w:r>
     </w:p>
@@ -2127,6 +2307,21 @@
           <w:b/>
           <w:lang w:val="zh_TW" w:bidi="zh_TW"/>
         </w:rPr>
+        <w:t>γνησίῳ τέκνῳ</w:t>
+      </w:r>
+    </w:p>
+    <w:p>
+      <w:pPr/>
+      <w:r>
+        <w:rPr>
+          <w:lang w:val="zh_TW" w:bidi="zh_TW"/>
+        </w:rPr>
+      </w:r>
+      <w:r>
+        <w:rPr>
+          <w:b/>
+          <w:lang w:val="zh_TW" w:bidi="zh_TW"/>
+        </w:rPr>
         <w:t>「</w:t>
       </w:r>
       <w:r>
@@ -2237,6 +2432,21 @@
           <w:b/>
           <w:lang w:val="zh_TW" w:bidi="zh_TW"/>
         </w:rPr>
+        <w:t>κατὰ κοινὴν πίστιν</w:t>
+      </w:r>
+    </w:p>
+    <w:p>
+      <w:pPr/>
+      <w:r>
+        <w:rPr>
+          <w:lang w:val="zh_TW" w:bidi="zh_TW"/>
+        </w:rPr>
+      </w:r>
+      <w:r>
+        <w:rPr>
+          <w:b/>
+          <w:lang w:val="zh_TW" w:bidi="zh_TW"/>
+        </w:rPr>
         <w:t>「</w:t>
       </w:r>
       <w:r>
@@ -2360,6 +2570,21 @@
           <w:b/>
           <w:lang w:val="zh_TW" w:bidi="zh_TW"/>
         </w:rPr>
+        <w:t>χάρις καὶ εἰρήνη</w:t>
+      </w:r>
+    </w:p>
+    <w:p>
+      <w:pPr/>
+      <w:r>
+        <w:rPr>
+          <w:lang w:val="zh_TW" w:bidi="zh_TW"/>
+        </w:rPr>
+      </w:r>
+      <w:r>
+        <w:rPr>
+          <w:b/>
+          <w:lang w:val="zh_TW" w:bidi="zh_TW"/>
+        </w:rPr>
         <w:t>「</w:t>
       </w:r>
       <w:r>
@@ -2457,6 +2682,21 @@
           <w:b/>
           <w:lang w:val="zh_TW" w:bidi="zh_TW"/>
         </w:rPr>
+        <w:t>χάρις καὶ εἰρήνη ἀπὸ Θεοῦ Πατρὸς καὶ Χριστοῦ Ἰησοῦ τοῦ Σωτῆρος ἡμῶν</w:t>
+      </w:r>
+    </w:p>
+    <w:p>
+      <w:pPr/>
+      <w:r>
+        <w:rPr>
+          <w:lang w:val="zh_TW" w:bidi="zh_TW"/>
+        </w:rPr>
+      </w:r>
+      <w:r>
+        <w:rPr>
+          <w:b/>
+          <w:lang w:val="zh_TW" w:bidi="zh_TW"/>
+        </w:rPr>
         <w:t>「</w:t>
       </w:r>
       <w:r>
@@ -2580,6 +2820,21 @@
           <w:b/>
           <w:lang w:val="zh_TW" w:bidi="zh_TW"/>
         </w:rPr>
+        <w:t>Χριστοῦ Ἰησοῦ τοῦ Σωτῆρος ἡμῶν</w:t>
+      </w:r>
+    </w:p>
+    <w:p>
+      <w:pPr/>
+      <w:r>
+        <w:rPr>
+          <w:lang w:val="zh_TW" w:bidi="zh_TW"/>
+        </w:rPr>
+      </w:r>
+      <w:r>
+        <w:rPr>
+          <w:b/>
+          <w:lang w:val="zh_TW" w:bidi="zh_TW"/>
+        </w:rPr>
         <w:t>「</w:t>
       </w:r>
       <w:r>
@@ -2657,6 +2912,21 @@
           <w:b/>
           <w:lang w:val="zh_TW" w:bidi="zh_TW"/>
         </w:rPr>
+        <w:t>ἡμῶν</w:t>
+      </w:r>
+    </w:p>
+    <w:p>
+      <w:pPr/>
+      <w:r>
+        <w:rPr>
+          <w:lang w:val="zh_TW" w:bidi="zh_TW"/>
+        </w:rPr>
+      </w:r>
+      <w:r>
+        <w:rPr>
+          <w:b/>
+          <w:lang w:val="zh_TW" w:bidi="zh_TW"/>
+        </w:rPr>
         <w:t>「我們」</w:t>
       </w:r>
     </w:p>
@@ -2753,6 +3023,21 @@
           <w:b/>
           <w:lang w:val="zh_TW" w:bidi="zh_TW"/>
         </w:rPr>
+        <w:t>τούτου χάριν</w:t>
+      </w:r>
+    </w:p>
+    <w:p>
+      <w:pPr/>
+      <w:r>
+        <w:rPr>
+          <w:lang w:val="zh_TW" w:bidi="zh_TW"/>
+        </w:rPr>
+      </w:r>
+      <w:r>
+        <w:rPr>
+          <w:b/>
+          <w:lang w:val="zh_TW" w:bidi="zh_TW"/>
+        </w:rPr>
         <w:t>「是要......」</w:t>
       </w:r>
     </w:p>
@@ -2849,6 +3134,21 @@
           <w:b/>
           <w:lang w:val="zh_TW" w:bidi="zh_TW"/>
         </w:rPr>
+        <w:t>ἀπέλιπόν σε ἐν Κρήτῃ</w:t>
+      </w:r>
+    </w:p>
+    <w:p>
+      <w:pPr/>
+      <w:r>
+        <w:rPr>
+          <w:lang w:val="zh_TW" w:bidi="zh_TW"/>
+        </w:rPr>
+      </w:r>
+      <w:r>
+        <w:rPr>
+          <w:b/>
+          <w:lang w:val="zh_TW" w:bidi="zh_TW"/>
+        </w:rPr>
         <w:t>「</w:t>
       </w:r>
       <w:r>
@@ -2926,6 +3226,21 @@
           <w:b/>
           <w:lang w:val="zh_TW" w:bidi="zh_TW"/>
         </w:rPr>
+        <w:t>ἵνα τὰ λείποντα ἐπιδιορθώσῃ</w:t>
+      </w:r>
+    </w:p>
+    <w:p>
+      <w:pPr/>
+      <w:r>
+        <w:rPr>
+          <w:lang w:val="zh_TW" w:bidi="zh_TW"/>
+        </w:rPr>
+      </w:r>
+      <w:r>
+        <w:rPr>
+          <w:b/>
+          <w:lang w:val="zh_TW" w:bidi="zh_TW"/>
+        </w:rPr>
         <w:t>「</w:t>
       </w:r>
       <w:r>
@@ -3003,6 +3318,21 @@
           <w:b/>
           <w:lang w:val="zh_TW" w:bidi="zh_TW"/>
         </w:rPr>
+        <w:t>καταστήσῃς &amp; πρεσβυτέρους</w:t>
+      </w:r>
+    </w:p>
+    <w:p>
+      <w:pPr/>
+      <w:r>
+        <w:rPr>
+          <w:lang w:val="zh_TW" w:bidi="zh_TW"/>
+        </w:rPr>
+      </w:r>
+      <w:r>
+        <w:rPr>
+          <w:b/>
+          <w:lang w:val="zh_TW" w:bidi="zh_TW"/>
+        </w:rPr>
         <w:t>「</w:t>
       </w:r>
       <w:r>
@@ -3105,6 +3435,21 @@
           <w:b/>
           <w:lang w:val="zh_TW" w:bidi="zh_TW"/>
         </w:rPr>
+        <w:t>εἴ τίς ἐστιν ἀνέγκλητος</w:t>
+      </w:r>
+    </w:p>
+    <w:p>
+      <w:pPr/>
+      <w:r>
+        <w:rPr>
+          <w:lang w:val="zh_TW" w:bidi="zh_TW"/>
+        </w:rPr>
+      </w:r>
+      <w:r>
+        <w:rPr>
+          <w:b/>
+          <w:lang w:val="zh_TW" w:bidi="zh_TW"/>
+        </w:rPr>
         <w:t>「</w:t>
       </w:r>
       <w:r>
@@ -3202,6 +3547,21 @@
           <w:b/>
           <w:lang w:val="zh_TW" w:bidi="zh_TW"/>
         </w:rPr>
+        <w:t>ἀνέγκλητος</w:t>
+      </w:r>
+    </w:p>
+    <w:p>
+      <w:pPr/>
+      <w:r>
+        <w:rPr>
+          <w:lang w:val="zh_TW" w:bidi="zh_TW"/>
+        </w:rPr>
+      </w:r>
+      <w:r>
+        <w:rPr>
+          <w:b/>
+          <w:lang w:val="zh_TW" w:bidi="zh_TW"/>
+        </w:rPr>
         <w:t>「無可指責」</w:t>
       </w:r>
     </w:p>
@@ -3292,6 +3652,21 @@
           <w:b/>
           <w:lang w:val="zh_TW" w:bidi="zh_TW"/>
         </w:rPr>
+        <w:t>μιᾶς γυναικὸς ἀνήρ</w:t>
+      </w:r>
+    </w:p>
+    <w:p>
+      <w:pPr/>
+      <w:r>
+        <w:rPr>
+          <w:lang w:val="zh_TW" w:bidi="zh_TW"/>
+        </w:rPr>
+      </w:r>
+      <w:r>
+        <w:rPr>
+          <w:b/>
+          <w:lang w:val="zh_TW" w:bidi="zh_TW"/>
+        </w:rPr>
         <w:t>「</w:t>
       </w:r>
       <w:r>
@@ -3402,6 +3777,21 @@
           <w:b/>
           <w:lang w:val="zh_TW" w:bidi="zh_TW"/>
         </w:rPr>
+        <w:t>τέκνα &amp; πιστά</w:t>
+      </w:r>
+    </w:p>
+    <w:p>
+      <w:pPr/>
+      <w:r>
+        <w:rPr>
+          <w:lang w:val="zh_TW" w:bidi="zh_TW"/>
+        </w:rPr>
+      </w:r>
+      <w:r>
+        <w:rPr>
+          <w:b/>
+          <w:lang w:val="zh_TW" w:bidi="zh_TW"/>
+        </w:rPr>
         <w:t>「兒女」</w:t>
       </w:r>
       <w:r>
@@ -3512,6 +3902,21 @@
           <w:b/>
           <w:lang w:val="zh_TW" w:bidi="zh_TW"/>
         </w:rPr>
+        <w:t>τὸν ἐπίσκοπον</w:t>
+      </w:r>
+    </w:p>
+    <w:p>
+      <w:pPr/>
+      <w:r>
+        <w:rPr>
+          <w:lang w:val="zh_TW" w:bidi="zh_TW"/>
+        </w:rPr>
+      </w:r>
+      <w:r>
+        <w:rPr>
+          <w:b/>
+          <w:lang w:val="zh_TW" w:bidi="zh_TW"/>
+        </w:rPr>
         <w:t>「監督」</w:t>
       </w:r>
     </w:p>
@@ -3602,6 +4007,21 @@
           <w:b/>
           <w:lang w:val="zh_TW" w:bidi="zh_TW"/>
         </w:rPr>
+        <w:t>Θεοῦ οἰκονόμον</w:t>
+      </w:r>
+    </w:p>
+    <w:p>
+      <w:pPr/>
+      <w:r>
+        <w:rPr>
+          <w:lang w:val="zh_TW" w:bidi="zh_TW"/>
+        </w:rPr>
+      </w:r>
+      <w:r>
+        <w:rPr>
+          <w:b/>
+          <w:lang w:val="zh_TW" w:bidi="zh_TW"/>
+        </w:rPr>
         <w:t>「……神的管家」</w:t>
       </w:r>
     </w:p>
@@ -3698,6 +4118,21 @@
           <w:b/>
           <w:lang w:val="zh_TW" w:bidi="zh_TW"/>
         </w:rPr>
+        <w:t>μὴ πάροινον</w:t>
+      </w:r>
+    </w:p>
+    <w:p>
+      <w:pPr/>
+      <w:r>
+        <w:rPr>
+          <w:lang w:val="zh_TW" w:bidi="zh_TW"/>
+        </w:rPr>
+      </w:r>
+      <w:r>
+        <w:rPr>
+          <w:b/>
+          <w:lang w:val="zh_TW" w:bidi="zh_TW"/>
+        </w:rPr>
         <w:t>「</w:t>
       </w:r>
       <w:r>
@@ -3775,6 +4210,21 @@
           <w:b/>
           <w:lang w:val="zh_TW" w:bidi="zh_TW"/>
         </w:rPr>
+        <w:t>μὴ πλήκτην</w:t>
+      </w:r>
+    </w:p>
+    <w:p>
+      <w:pPr/>
+      <w:r>
+        <w:rPr>
+          <w:lang w:val="zh_TW" w:bidi="zh_TW"/>
+        </w:rPr>
+      </w:r>
+      <w:r>
+        <w:rPr>
+          <w:b/>
+          <w:lang w:val="zh_TW" w:bidi="zh_TW"/>
+        </w:rPr>
         <w:t>「</w:t>
       </w:r>
       <w:r>
@@ -3852,6 +4302,21 @@
           <w:b/>
           <w:lang w:val="zh_TW" w:bidi="zh_TW"/>
         </w:rPr>
+        <w:t>ἀλλὰ</w:t>
+      </w:r>
+    </w:p>
+    <w:p>
+      <w:pPr/>
+      <w:r>
+        <w:rPr>
+          <w:lang w:val="zh_TW" w:bidi="zh_TW"/>
+        </w:rPr>
+      </w:r>
+      <w:r>
+        <w:rPr>
+          <w:b/>
+          <w:lang w:val="zh_TW" w:bidi="zh_TW"/>
+        </w:rPr>
         <w:t>「〔卻〕......（譯註：和合本沒有譯出這個連接詞）」</w:t>
       </w:r>
     </w:p>
@@ -3948,6 +4413,21 @@
           <w:b/>
           <w:lang w:val="zh_TW" w:bidi="zh_TW"/>
         </w:rPr>
+        <w:t>φιλάγαθον</w:t>
+      </w:r>
+    </w:p>
+    <w:p>
+      <w:pPr/>
+      <w:r>
+        <w:rPr>
+          <w:lang w:val="zh_TW" w:bidi="zh_TW"/>
+        </w:rPr>
+      </w:r>
+      <w:r>
+        <w:rPr>
+          <w:b/>
+          <w:lang w:val="zh_TW" w:bidi="zh_TW"/>
+        </w:rPr>
         <w:t>「</w:t>
       </w:r>
       <w:r>
@@ -4045,6 +4525,21 @@
           <w:b/>
           <w:lang w:val="zh_TW" w:bidi="zh_TW"/>
         </w:rPr>
+        <w:t>σώφρονα &amp; ἐγκρατῆ</w:t>
+      </w:r>
+    </w:p>
+    <w:p>
+      <w:pPr/>
+      <w:r>
+        <w:rPr>
+          <w:lang w:val="zh_TW" w:bidi="zh_TW"/>
+        </w:rPr>
+      </w:r>
+      <w:r>
+        <w:rPr>
+          <w:b/>
+          <w:lang w:val="zh_TW" w:bidi="zh_TW"/>
+        </w:rPr>
         <w:t>「</w:t>
       </w:r>
       <w:r>
@@ -4189,6 +4684,21 @@
           <w:b/>
           <w:lang w:val="zh_TW" w:bidi="zh_TW"/>
         </w:rPr>
+        <w:t>δίκαιον, ὅσιον</w:t>
+      </w:r>
+    </w:p>
+    <w:p>
+      <w:pPr/>
+      <w:r>
+        <w:rPr>
+          <w:lang w:val="zh_TW" w:bidi="zh_TW"/>
+        </w:rPr>
+      </w:r>
+      <w:r>
+        <w:rPr>
+          <w:b/>
+          <w:lang w:val="zh_TW" w:bidi="zh_TW"/>
+        </w:rPr>
         <w:t>「</w:t>
       </w:r>
       <w:r>
@@ -4306,6 +4816,21 @@
           <w:b/>
           <w:lang w:val="zh_TW" w:bidi="zh_TW"/>
         </w:rPr>
+        <w:t>ἀντεχόμενον</w:t>
+      </w:r>
+    </w:p>
+    <w:p>
+      <w:pPr/>
+      <w:r>
+        <w:rPr>
+          <w:lang w:val="zh_TW" w:bidi="zh_TW"/>
+        </w:rPr>
+      </w:r>
+      <w:r>
+        <w:rPr>
+          <w:b/>
+          <w:lang w:val="zh_TW" w:bidi="zh_TW"/>
+        </w:rPr>
         <w:t>「</w:t>
       </w:r>
       <w:r>
@@ -4403,6 +4928,21 @@
           <w:b/>
           <w:lang w:val="zh_TW" w:bidi="zh_TW"/>
         </w:rPr>
+        <w:t>κατὰ τὴν διδαχὴν</w:t>
+      </w:r>
+    </w:p>
+    <w:p>
+      <w:pPr/>
+      <w:r>
+        <w:rPr>
+          <w:lang w:val="zh_TW" w:bidi="zh_TW"/>
+        </w:rPr>
+      </w:r>
+      <w:r>
+        <w:rPr>
+          <w:b/>
+          <w:lang w:val="zh_TW" w:bidi="zh_TW"/>
+        </w:rPr>
         <w:t>「……所教……」</w:t>
       </w:r>
     </w:p>
@@ -4466,6 +5006,21 @@
           <w:b/>
           <w:lang w:val="zh_TW" w:bidi="zh_TW"/>
         </w:rPr>
+        <w:t>ἵνα</w:t>
+      </w:r>
+    </w:p>
+    <w:p>
+      <w:pPr/>
+      <w:r>
+        <w:rPr>
+          <w:lang w:val="zh_TW" w:bidi="zh_TW"/>
+        </w:rPr>
+      </w:r>
+      <w:r>
+        <w:rPr>
+          <w:b/>
+          <w:lang w:val="zh_TW" w:bidi="zh_TW"/>
+        </w:rPr>
         <w:t>「就能......」</w:t>
       </w:r>
     </w:p>
@@ -4562,6 +5117,21 @@
           <w:b/>
           <w:lang w:val="zh_TW" w:bidi="zh_TW"/>
         </w:rPr>
+        <w:t>τῇ διδασκαλίᾳ τῇ ὑγιαινούσῃ</w:t>
+      </w:r>
+    </w:p>
+    <w:p>
+      <w:pPr/>
+      <w:r>
+        <w:rPr>
+          <w:lang w:val="zh_TW" w:bidi="zh_TW"/>
+        </w:rPr>
+      </w:r>
+      <w:r>
+        <w:rPr>
+          <w:b/>
+          <w:lang w:val="zh_TW" w:bidi="zh_TW"/>
+        </w:rPr>
         <w:t>「</w:t>
       </w:r>
       <w:r>
@@ -4685,6 +5255,21 @@
           <w:b/>
           <w:lang w:val="zh_TW" w:bidi="zh_TW"/>
         </w:rPr>
+        <w:t>ματαιολόγοι</w:t>
+      </w:r>
+    </w:p>
+    <w:p>
+      <w:pPr/>
+      <w:r>
+        <w:rPr>
+          <w:lang w:val="zh_TW" w:bidi="zh_TW"/>
+        </w:rPr>
+      </w:r>
+      <w:r>
+        <w:rPr>
+          <w:b/>
+          <w:lang w:val="zh_TW" w:bidi="zh_TW"/>
+        </w:rPr>
         <w:t>「</w:t>
       </w:r>
       <w:r>
@@ -4808,6 +5393,21 @@
           <w:b/>
           <w:lang w:val="zh_TW" w:bidi="zh_TW"/>
         </w:rPr>
+        <w:t>φρεναπάται</w:t>
+      </w:r>
+    </w:p>
+    <w:p>
+      <w:pPr/>
+      <w:r>
+        <w:rPr>
+          <w:lang w:val="zh_TW" w:bidi="zh_TW"/>
+        </w:rPr>
+      </w:r>
+      <w:r>
+        <w:rPr>
+          <w:b/>
+          <w:lang w:val="zh_TW" w:bidi="zh_TW"/>
+        </w:rPr>
         <w:t>「</w:t>
       </w:r>
       <w:r>
@@ -4912,6 +5512,21 @@
           <w:b/>
           <w:lang w:val="zh_TW" w:bidi="zh_TW"/>
         </w:rPr>
+        <w:t>ματαιολόγοι, καὶ φρεναπάται</w:t>
+      </w:r>
+    </w:p>
+    <w:p>
+      <w:pPr/>
+      <w:r>
+        <w:rPr>
+          <w:lang w:val="zh_TW" w:bidi="zh_TW"/>
+        </w:rPr>
+      </w:r>
+      <w:r>
+        <w:rPr>
+          <w:b/>
+          <w:lang w:val="zh_TW" w:bidi="zh_TW"/>
+        </w:rPr>
         <w:t>「</w:t>
       </w:r>
       <w:r>
@@ -5042,6 +5657,21 @@
           <w:b/>
           <w:lang w:val="zh_TW" w:bidi="zh_TW"/>
         </w:rPr>
+        <w:t>οἱ ἐκ τῆς περιτομῆς</w:t>
+      </w:r>
+    </w:p>
+    <w:p>
+      <w:pPr/>
+      <w:r>
+        <w:rPr>
+          <w:lang w:val="zh_TW" w:bidi="zh_TW"/>
+        </w:rPr>
+      </w:r>
+      <w:r>
+        <w:rPr>
+          <w:b/>
+          <w:lang w:val="zh_TW" w:bidi="zh_TW"/>
+        </w:rPr>
         <w:t>「</w:t>
       </w:r>
       <w:r>
@@ -5152,6 +5782,21 @@
           <w:b/>
           <w:lang w:val="zh_TW" w:bidi="zh_TW"/>
         </w:rPr>
+        <w:t>οὓς δεῖ ἐπιστομίζειν</w:t>
+      </w:r>
+    </w:p>
+    <w:p>
+      <w:pPr/>
+      <w:r>
+        <w:rPr>
+          <w:lang w:val="zh_TW" w:bidi="zh_TW"/>
+        </w:rPr>
+      </w:r>
+      <w:r>
+        <w:rPr>
+          <w:b/>
+          <w:lang w:val="zh_TW" w:bidi="zh_TW"/>
+        </w:rPr>
         <w:t>「</w:t>
       </w:r>
       <w:r>
@@ -5249,6 +5894,21 @@
           <w:b/>
           <w:lang w:val="zh_TW" w:bidi="zh_TW"/>
         </w:rPr>
+        <w:t>ὅλους οἴκους ἀνατρέπουσιν</w:t>
+      </w:r>
+    </w:p>
+    <w:p>
+      <w:pPr/>
+      <w:r>
+        <w:rPr>
+          <w:lang w:val="zh_TW" w:bidi="zh_TW"/>
+        </w:rPr>
+      </w:r>
+      <w:r>
+        <w:rPr>
+          <w:b/>
+          <w:lang w:val="zh_TW" w:bidi="zh_TW"/>
+        </w:rPr>
         <w:t>「</w:t>
       </w:r>
       <w:r>
@@ -5346,6 +6006,21 @@
           <w:b/>
           <w:lang w:val="zh_TW" w:bidi="zh_TW"/>
         </w:rPr>
+        <w:t>αἰσχροῦ κέρδους χάριν</w:t>
+      </w:r>
+    </w:p>
+    <w:p>
+      <w:pPr/>
+      <w:r>
+        <w:rPr>
+          <w:lang w:val="zh_TW" w:bidi="zh_TW"/>
+        </w:rPr>
+      </w:r>
+      <w:r>
+        <w:rPr>
+          <w:b/>
+          <w:lang w:val="zh_TW" w:bidi="zh_TW"/>
+        </w:rPr>
         <w:t>「</w:t>
       </w:r>
       <w:r>
@@ -5469,6 +6144,21 @@
           <w:b/>
           <w:lang w:val="zh_TW" w:bidi="zh_TW"/>
         </w:rPr>
+        <w:t>τις ἐξ αὐτῶν, ἴδιος αὐτῶν προφήτης</w:t>
+      </w:r>
+    </w:p>
+    <w:p>
+      <w:pPr/>
+      <w:r>
+        <w:rPr>
+          <w:lang w:val="zh_TW" w:bidi="zh_TW"/>
+        </w:rPr>
+      </w:r>
+      <w:r>
+        <w:rPr>
+          <w:b/>
+          <w:lang w:val="zh_TW" w:bidi="zh_TW"/>
+        </w:rPr>
         <w:t>「</w:t>
       </w:r>
       <w:r>
@@ -5546,6 +6236,21 @@
           <w:b/>
           <w:lang w:val="zh_TW" w:bidi="zh_TW"/>
         </w:rPr>
+        <w:t>Κρῆτες ἀεὶ ψεῦσται</w:t>
+      </w:r>
+    </w:p>
+    <w:p>
+      <w:pPr/>
+      <w:r>
+        <w:rPr>
+          <w:lang w:val="zh_TW" w:bidi="zh_TW"/>
+        </w:rPr>
+      </w:r>
+      <w:r>
+        <w:rPr>
+          <w:b/>
+          <w:lang w:val="zh_TW" w:bidi="zh_TW"/>
+        </w:rPr>
         <w:t>「</w:t>
       </w:r>
       <w:r>
@@ -5656,6 +6361,21 @@
           <w:b/>
           <w:lang w:val="zh_TW" w:bidi="zh_TW"/>
         </w:rPr>
+        <w:t>κακὰ θηρία</w:t>
+      </w:r>
+    </w:p>
+    <w:p>
+      <w:pPr/>
+      <w:r>
+        <w:rPr>
+          <w:lang w:val="zh_TW" w:bidi="zh_TW"/>
+        </w:rPr>
+      </w:r>
+      <w:r>
+        <w:rPr>
+          <w:b/>
+          <w:lang w:val="zh_TW" w:bidi="zh_TW"/>
+        </w:rPr>
         <w:t>「</w:t>
       </w:r>
       <w:r>
@@ -5766,6 +6486,21 @@
           <w:b/>
           <w:lang w:val="zh_TW" w:bidi="zh_TW"/>
         </w:rPr>
+        <w:t>γαστέρες ἀργαί</w:t>
+      </w:r>
+    </w:p>
+    <w:p>
+      <w:pPr/>
+      <w:r>
+        <w:rPr>
+          <w:lang w:val="zh_TW" w:bidi="zh_TW"/>
+        </w:rPr>
+      </w:r>
+      <w:r>
+        <w:rPr>
+          <w:b/>
+          <w:lang w:val="zh_TW" w:bidi="zh_TW"/>
+        </w:rPr>
         <w:t>「</w:t>
       </w:r>
       <w:r>
@@ -5863,6 +6598,21 @@
           <w:b/>
           <w:lang w:val="zh_TW" w:bidi="zh_TW"/>
         </w:rPr>
+        <w:t>δι’ ἣν αἰτίαν ἔλεγχε αὐτοὺς ἀποτόμως</w:t>
+      </w:r>
+    </w:p>
+    <w:p>
+      <w:pPr/>
+      <w:r>
+        <w:rPr>
+          <w:lang w:val="zh_TW" w:bidi="zh_TW"/>
+        </w:rPr>
+      </w:r>
+      <w:r>
+        <w:rPr>
+          <w:b/>
+          <w:lang w:val="zh_TW" w:bidi="zh_TW"/>
+        </w:rPr>
         <w:t>「</w:t>
       </w:r>
       <w:r>
@@ -5940,6 +6690,21 @@
           <w:b/>
           <w:lang w:val="zh_TW" w:bidi="zh_TW"/>
         </w:rPr>
+        <w:t>δι’ ἣν αἰτίαν</w:t>
+      </w:r>
+    </w:p>
+    <w:p>
+      <w:pPr/>
+      <w:r>
+        <w:rPr>
+          <w:lang w:val="zh_TW" w:bidi="zh_TW"/>
+        </w:rPr>
+      </w:r>
+      <w:r>
+        <w:rPr>
+          <w:b/>
+          <w:lang w:val="zh_TW" w:bidi="zh_TW"/>
+        </w:rPr>
         <w:t>「</w:t>
       </w:r>
       <w:r>
@@ -6036,6 +6801,21 @@
         <w:rPr>
           <w:lang w:val="zh_TW" w:bidi="zh_TW"/>
         </w:rPr>
+      </w:r>
+    </w:p>
+    <w:p>
+      <w:pPr/>
+      <w:r>
+        <w:rPr>
+          <w:lang w:val="zh_TW" w:bidi="zh_TW"/>
+        </w:rPr>
+      </w:r>
+      <w:r>
+        <w:rPr>
+          <w:b/>
+          <w:lang w:val="zh_TW" w:bidi="zh_TW"/>
+        </w:rPr>
+        <w:t>αὐτοὺς</w:t>
       </w:r>
     </w:p>
     <w:p>
@@ -6211,6 +6991,21 @@
           <w:b/>
           <w:lang w:val="zh_TW" w:bidi="zh_TW"/>
         </w:rPr>
+        <w:t>ἵνα ὑγιαίνωσιν ἐν τῇ πίστει</w:t>
+      </w:r>
+    </w:p>
+    <w:p>
+      <w:pPr/>
+      <w:r>
+        <w:rPr>
+          <w:lang w:val="zh_TW" w:bidi="zh_TW"/>
+        </w:rPr>
+      </w:r>
+      <w:r>
+        <w:rPr>
+          <w:b/>
+          <w:lang w:val="zh_TW" w:bidi="zh_TW"/>
+        </w:rPr>
         <w:t>「</w:t>
       </w:r>
       <w:r>
@@ -6321,6 +7116,21 @@
           <w:b/>
           <w:lang w:val="zh_TW" w:bidi="zh_TW"/>
         </w:rPr>
+        <w:t>ἵνα</w:t>
+      </w:r>
+    </w:p>
+    <w:p>
+      <w:pPr/>
+      <w:r>
+        <w:rPr>
+          <w:lang w:val="zh_TW" w:bidi="zh_TW"/>
+        </w:rPr>
+      </w:r>
+      <w:r>
+        <w:rPr>
+          <w:b/>
+          <w:lang w:val="zh_TW" w:bidi="zh_TW"/>
+        </w:rPr>
         <w:t>「</w:t>
       </w:r>
       <w:r>
@@ -6444,6 +7254,21 @@
           <w:b/>
           <w:lang w:val="zh_TW" w:bidi="zh_TW"/>
         </w:rPr>
+        <w:t>ἐν τῇ πίστει</w:t>
+      </w:r>
+    </w:p>
+    <w:p>
+      <w:pPr/>
+      <w:r>
+        <w:rPr>
+          <w:lang w:val="zh_TW" w:bidi="zh_TW"/>
+        </w:rPr>
+      </w:r>
+      <w:r>
+        <w:rPr>
+          <w:b/>
+          <w:lang w:val="zh_TW" w:bidi="zh_TW"/>
+        </w:rPr>
         <w:t>「……</w:t>
       </w:r>
       <w:r>
@@ -6554,6 +7379,21 @@
           <w:b/>
           <w:lang w:val="zh_TW" w:bidi="zh_TW"/>
         </w:rPr>
+        <w:t>Ἰουδαϊκοῖς μύθοις</w:t>
+      </w:r>
+    </w:p>
+    <w:p>
+      <w:pPr/>
+      <w:r>
+        <w:rPr>
+          <w:lang w:val="zh_TW" w:bidi="zh_TW"/>
+        </w:rPr>
+      </w:r>
+      <w:r>
+        <w:rPr>
+          <w:b/>
+          <w:lang w:val="zh_TW" w:bidi="zh_TW"/>
+        </w:rPr>
         <w:t>「……</w:t>
       </w:r>
       <w:r>
@@ -6631,6 +7471,21 @@
           <w:b/>
           <w:lang w:val="zh_TW" w:bidi="zh_TW"/>
         </w:rPr>
+        <w:t>ἀποστρεφομένων τὴν ἀλήθειαν</w:t>
+      </w:r>
+    </w:p>
+    <w:p>
+      <w:pPr/>
+      <w:r>
+        <w:rPr>
+          <w:lang w:val="zh_TW" w:bidi="zh_TW"/>
+        </w:rPr>
+      </w:r>
+      <w:r>
+        <w:rPr>
+          <w:b/>
+          <w:lang w:val="zh_TW" w:bidi="zh_TW"/>
+        </w:rPr>
         <w:t>「……</w:t>
       </w:r>
       <w:r>
@@ -6728,6 +7583,21 @@
           <w:b/>
           <w:lang w:val="zh_TW" w:bidi="zh_TW"/>
         </w:rPr>
+        <w:t>πάντα καθαρὰ τοῖς καθαροῖς</w:t>
+      </w:r>
+    </w:p>
+    <w:p>
+      <w:pPr/>
+      <w:r>
+        <w:rPr>
+          <w:lang w:val="zh_TW" w:bidi="zh_TW"/>
+        </w:rPr>
+      </w:r>
+      <w:r>
+        <w:rPr>
+          <w:b/>
+          <w:lang w:val="zh_TW" w:bidi="zh_TW"/>
+        </w:rPr>
         <w:t>「</w:t>
       </w:r>
       <w:r>
@@ -6825,6 +7695,21 @@
           <w:b/>
           <w:lang w:val="zh_TW" w:bidi="zh_TW"/>
         </w:rPr>
+        <w:t>τοῖς καθαροῖς</w:t>
+      </w:r>
+    </w:p>
+    <w:p>
+      <w:pPr/>
+      <w:r>
+        <w:rPr>
+          <w:lang w:val="zh_TW" w:bidi="zh_TW"/>
+        </w:rPr>
+      </w:r>
+      <w:r>
+        <w:rPr>
+          <w:b/>
+          <w:lang w:val="zh_TW" w:bidi="zh_TW"/>
+        </w:rPr>
         <w:t>「</w:t>
       </w:r>
       <w:r>
@@ -6902,6 +7787,21 @@
           <w:b/>
           <w:lang w:val="zh_TW" w:bidi="zh_TW"/>
         </w:rPr>
+        <w:t>δὲ</w:t>
+      </w:r>
+    </w:p>
+    <w:p>
+      <w:pPr/>
+      <w:r>
+        <w:rPr>
+          <w:lang w:val="zh_TW" w:bidi="zh_TW"/>
+        </w:rPr>
+      </w:r>
+      <w:r>
+        <w:rPr>
+          <w:b/>
+          <w:lang w:val="zh_TW" w:bidi="zh_TW"/>
+        </w:rPr>
         <w:t>「〔但〕......（譯註：和合本沒有譯出這個連接詞）」</w:t>
       </w:r>
     </w:p>
@@ -6998,6 +7898,21 @@
           <w:b/>
           <w:lang w:val="zh_TW" w:bidi="zh_TW"/>
         </w:rPr>
+        <w:t>τοῖς δὲ μεμιαμμένοις καὶ ἀπίστοις, οὐδὲν καθαρόν</w:t>
+      </w:r>
+    </w:p>
+    <w:p>
+      <w:pPr/>
+      <w:r>
+        <w:rPr>
+          <w:lang w:val="zh_TW" w:bidi="zh_TW"/>
+        </w:rPr>
+      </w:r>
+      <w:r>
+        <w:rPr>
+          <w:b/>
+          <w:lang w:val="zh_TW" w:bidi="zh_TW"/>
+        </w:rPr>
         <w:t>「</w:t>
       </w:r>
       <w:r>
@@ -7095,6 +8010,21 @@
           <w:b/>
           <w:lang w:val="zh_TW" w:bidi="zh_TW"/>
         </w:rPr>
+        <w:t>δὲ</w:t>
+      </w:r>
+    </w:p>
+    <w:p>
+      <w:pPr/>
+      <w:r>
+        <w:rPr>
+          <w:lang w:val="zh_TW" w:bidi="zh_TW"/>
+        </w:rPr>
+      </w:r>
+      <w:r>
+        <w:rPr>
+          <w:b/>
+          <w:lang w:val="zh_TW" w:bidi="zh_TW"/>
+        </w:rPr>
         <w:t>「……</w:t>
       </w:r>
       <w:r>
@@ -7205,6 +8135,21 @@
           <w:b/>
           <w:lang w:val="zh_TW" w:bidi="zh_TW"/>
         </w:rPr>
+        <w:t>τοῖς &amp; ἔργοις ἀρνοῦνται</w:t>
+      </w:r>
+    </w:p>
+    <w:p>
+      <w:pPr/>
+      <w:r>
+        <w:rPr>
+          <w:lang w:val="zh_TW" w:bidi="zh_TW"/>
+        </w:rPr>
+      </w:r>
+      <w:r>
+        <w:rPr>
+          <w:b/>
+          <w:lang w:val="zh_TW" w:bidi="zh_TW"/>
+        </w:rPr>
         <w:t>「他們的」</w:t>
       </w:r>
       <w:r>
@@ -7418,6 +8363,21 @@
           <w:b/>
           <w:lang w:val="zh_TW" w:bidi="zh_TW"/>
         </w:rPr>
+        <w:t>σὺ δὲ</w:t>
+      </w:r>
+    </w:p>
+    <w:p>
+      <w:pPr/>
+      <w:r>
+        <w:rPr>
+          <w:lang w:val="zh_TW" w:bidi="zh_TW"/>
+        </w:rPr>
+      </w:r>
+      <w:r>
+        <w:rPr>
+          <w:b/>
+          <w:lang w:val="zh_TW" w:bidi="zh_TW"/>
+        </w:rPr>
         <w:t>「但你……」</w:t>
       </w:r>
     </w:p>
@@ -7514,6 +8474,21 @@
           <w:b/>
           <w:lang w:val="zh_TW" w:bidi="zh_TW"/>
         </w:rPr>
+        <w:t>τῇ ὑγιαινούσῃ διδασκαλίᾳ</w:t>
+      </w:r>
+    </w:p>
+    <w:p>
+      <w:pPr/>
+      <w:r>
+        <w:rPr>
+          <w:lang w:val="zh_TW" w:bidi="zh_TW"/>
+        </w:rPr>
+      </w:r>
+      <w:r>
+        <w:rPr>
+          <w:b/>
+          <w:lang w:val="zh_TW" w:bidi="zh_TW"/>
+        </w:rPr>
         <w:t>「</w:t>
       </w:r>
       <w:r>
@@ -7624,6 +8599,21 @@
           <w:b/>
           <w:lang w:val="zh_TW" w:bidi="zh_TW"/>
         </w:rPr>
+        <w:t>πρεσβύτας &amp; εἶναι</w:t>
+      </w:r>
+    </w:p>
+    <w:p>
+      <w:pPr/>
+      <w:r>
+        <w:rPr>
+          <w:lang w:val="zh_TW" w:bidi="zh_TW"/>
+        </w:rPr>
+      </w:r>
+      <w:r>
+        <w:rPr>
+          <w:b/>
+          <w:lang w:val="zh_TW" w:bidi="zh_TW"/>
+        </w:rPr>
         <w:t>「</w:t>
       </w:r>
       <w:r>
@@ -7734,6 +8724,21 @@
           <w:b/>
           <w:lang w:val="zh_TW" w:bidi="zh_TW"/>
         </w:rPr>
+        <w:t>νηφαλίους &amp; σεμνούς, σώφρονας</w:t>
+      </w:r>
+    </w:p>
+    <w:p>
+      <w:pPr/>
+      <w:r>
+        <w:rPr>
+          <w:lang w:val="zh_TW" w:bidi="zh_TW"/>
+        </w:rPr>
+      </w:r>
+      <w:r>
+        <w:rPr>
+          <w:b/>
+          <w:lang w:val="zh_TW" w:bidi="zh_TW"/>
+        </w:rPr>
         <w:t>「</w:t>
       </w:r>
       <w:r>
@@ -7871,6 +8876,21 @@
           <w:b/>
           <w:lang w:val="zh_TW" w:bidi="zh_TW"/>
         </w:rPr>
+        <w:t>νηφαλίους</w:t>
+      </w:r>
+    </w:p>
+    <w:p>
+      <w:pPr/>
+      <w:r>
+        <w:rPr>
+          <w:lang w:val="zh_TW" w:bidi="zh_TW"/>
+        </w:rPr>
+      </w:r>
+      <w:r>
+        <w:rPr>
+          <w:b/>
+          <w:lang w:val="zh_TW" w:bidi="zh_TW"/>
+        </w:rPr>
         <w:t>「</w:t>
       </w:r>
       <w:r>
@@ -7960,6 +8980,21 @@
           <w:b/>
           <w:lang w:val="zh_TW" w:bidi="zh_TW"/>
         </w:rPr>
+        <w:t>σώφρονας</w:t>
+      </w:r>
+    </w:p>
+    <w:p>
+      <w:pPr/>
+      <w:r>
+        <w:rPr>
+          <w:lang w:val="zh_TW" w:bidi="zh_TW"/>
+        </w:rPr>
+      </w:r>
+      <w:r>
+        <w:rPr>
+          <w:b/>
+          <w:lang w:val="zh_TW" w:bidi="zh_TW"/>
+        </w:rPr>
         <w:t>「</w:t>
       </w:r>
       <w:r>
@@ -8037,6 +9072,21 @@
           <w:b/>
           <w:lang w:val="zh_TW" w:bidi="zh_TW"/>
         </w:rPr>
+        <w:t>ὑγιαίνοντας τῇ πίστει τῇ ἀγάπῃ, τῇ ὑπομονῇ</w:t>
+      </w:r>
+    </w:p>
+    <w:p>
+      <w:pPr/>
+      <w:r>
+        <w:rPr>
+          <w:lang w:val="zh_TW" w:bidi="zh_TW"/>
+        </w:rPr>
+      </w:r>
+      <w:r>
+        <w:rPr>
+          <w:b/>
+          <w:lang w:val="zh_TW" w:bidi="zh_TW"/>
+        </w:rPr>
         <w:t>「</w:t>
       </w:r>
       <w:r>
@@ -8212,6 +9262,21 @@
           <w:b/>
           <w:lang w:val="zh_TW" w:bidi="zh_TW"/>
         </w:rPr>
+        <w:t>ὑγιαίνοντας τῇ πίστει</w:t>
+      </w:r>
+    </w:p>
+    <w:p>
+      <w:pPr/>
+      <w:r>
+        <w:rPr>
+          <w:lang w:val="zh_TW" w:bidi="zh_TW"/>
+        </w:rPr>
+      </w:r>
+      <w:r>
+        <w:rPr>
+          <w:b/>
+          <w:lang w:val="zh_TW" w:bidi="zh_TW"/>
+        </w:rPr>
         <w:t>「</w:t>
       </w:r>
       <w:r>
@@ -8336,6 +9401,21 @@
           <w:b/>
           <w:lang w:val="zh_TW" w:bidi="zh_TW"/>
         </w:rPr>
+        <w:t>τῇ ἀγάπῃ</w:t>
+      </w:r>
+    </w:p>
+    <w:p>
+      <w:pPr/>
+      <w:r>
+        <w:rPr>
+          <w:lang w:val="zh_TW" w:bidi="zh_TW"/>
+        </w:rPr>
+      </w:r>
+      <w:r>
+        <w:rPr>
+          <w:b/>
+          <w:lang w:val="zh_TW" w:bidi="zh_TW"/>
+        </w:rPr>
         <w:t>「</w:t>
       </w:r>
       <w:r>
@@ -8446,6 +9526,21 @@
           <w:b/>
           <w:lang w:val="zh_TW" w:bidi="zh_TW"/>
         </w:rPr>
+        <w:t>τῇ ὑπομονῇ</w:t>
+      </w:r>
+    </w:p>
+    <w:p>
+      <w:pPr/>
+      <w:r>
+        <w:rPr>
+          <w:lang w:val="zh_TW" w:bidi="zh_TW"/>
+        </w:rPr>
+      </w:r>
+      <w:r>
+        <w:rPr>
+          <w:b/>
+          <w:lang w:val="zh_TW" w:bidi="zh_TW"/>
+        </w:rPr>
         <w:t>「</w:t>
       </w:r>
       <w:r>
@@ -8556,6 +9651,21 @@
           <w:b/>
           <w:lang w:val="zh_TW" w:bidi="zh_TW"/>
         </w:rPr>
+        <w:t>πρεσβύτιδας ὡσαύτως</w:t>
+      </w:r>
+    </w:p>
+    <w:p>
+      <w:pPr/>
+      <w:r>
+        <w:rPr>
+          <w:lang w:val="zh_TW" w:bidi="zh_TW"/>
+        </w:rPr>
+      </w:r>
+      <w:r>
+        <w:rPr>
+          <w:b/>
+          <w:lang w:val="zh_TW" w:bidi="zh_TW"/>
+        </w:rPr>
         <w:t>「又……</w:t>
       </w:r>
       <w:r>
@@ -8701,6 +9811,21 @@
           <w:b/>
           <w:lang w:val="zh_TW" w:bidi="zh_TW"/>
         </w:rPr>
+        <w:t>οἴνῳ πολλῷ δεδουλωμένας</w:t>
+      </w:r>
+    </w:p>
+    <w:p>
+      <w:pPr/>
+      <w:r>
+        <w:rPr>
+          <w:lang w:val="zh_TW" w:bidi="zh_TW"/>
+        </w:rPr>
+      </w:r>
+      <w:r>
+        <w:rPr>
+          <w:b/>
+          <w:lang w:val="zh_TW" w:bidi="zh_TW"/>
+        </w:rPr>
         <w:t>「</w:t>
       </w:r>
       <w:r>
@@ -8798,6 +9923,21 @@
           <w:b/>
           <w:lang w:val="zh_TW" w:bidi="zh_TW"/>
         </w:rPr>
+        <w:t>οἴνῳ πολλῷ δεδουλωμένας</w:t>
+      </w:r>
+    </w:p>
+    <w:p>
+      <w:pPr/>
+      <w:r>
+        <w:rPr>
+          <w:lang w:val="zh_TW" w:bidi="zh_TW"/>
+        </w:rPr>
+      </w:r>
+      <w:r>
+        <w:rPr>
+          <w:b/>
+          <w:lang w:val="zh_TW" w:bidi="zh_TW"/>
+        </w:rPr>
         <w:t>「對酒成癮（和合本譯：</w:t>
       </w:r>
       <w:r>
@@ -8895,6 +10035,21 @@
           <w:b/>
           <w:lang w:val="zh_TW" w:bidi="zh_TW"/>
         </w:rPr>
+        <w:t>καλοδιδασκάλους</w:t>
+      </w:r>
+    </w:p>
+    <w:p>
+      <w:pPr/>
+      <w:r>
+        <w:rPr>
+          <w:lang w:val="zh_TW" w:bidi="zh_TW"/>
+        </w:rPr>
+      </w:r>
+      <w:r>
+        <w:rPr>
+          <w:b/>
+          <w:lang w:val="zh_TW" w:bidi="zh_TW"/>
+        </w:rPr>
         <w:t>「</w:t>
       </w:r>
       <w:r>
@@ -8992,6 +10147,21 @@
           <w:b/>
           <w:lang w:val="zh_TW" w:bidi="zh_TW"/>
         </w:rPr>
+        <w:t>ἵνα</w:t>
+      </w:r>
+    </w:p>
+    <w:p>
+      <w:pPr/>
+      <w:r>
+        <w:rPr>
+          <w:lang w:val="zh_TW" w:bidi="zh_TW"/>
+        </w:rPr>
+      </w:r>
+      <w:r>
+        <w:rPr>
+          <w:b/>
+          <w:lang w:val="zh_TW" w:bidi="zh_TW"/>
+        </w:rPr>
         <w:t>「</w:t>
       </w:r>
       <w:r>
@@ -9145,6 +10315,21 @@
           <w:b/>
           <w:lang w:val="zh_TW" w:bidi="zh_TW"/>
         </w:rPr>
+        <w:t>φιλάνδρους</w:t>
+      </w:r>
+    </w:p>
+    <w:p>
+      <w:pPr/>
+      <w:r>
+        <w:rPr>
+          <w:lang w:val="zh_TW" w:bidi="zh_TW"/>
+        </w:rPr>
+      </w:r>
+      <w:r>
+        <w:rPr>
+          <w:b/>
+          <w:lang w:val="zh_TW" w:bidi="zh_TW"/>
+        </w:rPr>
         <w:t>「</w:t>
       </w:r>
       <w:r>
@@ -9222,6 +10407,21 @@
           <w:b/>
           <w:lang w:val="zh_TW" w:bidi="zh_TW"/>
         </w:rPr>
+        <w:t>φιλοτέκνους</w:t>
+      </w:r>
+    </w:p>
+    <w:p>
+      <w:pPr/>
+      <w:r>
+        <w:rPr>
+          <w:lang w:val="zh_TW" w:bidi="zh_TW"/>
+        </w:rPr>
+      </w:r>
+      <w:r>
+        <w:rPr>
+          <w:b/>
+          <w:lang w:val="zh_TW" w:bidi="zh_TW"/>
+        </w:rPr>
         <w:t>「</w:t>
       </w:r>
       <w:r>
@@ -9299,6 +10499,21 @@
           <w:b/>
           <w:lang w:val="zh_TW" w:bidi="zh_TW"/>
         </w:rPr>
+        <w:t>ὑποτασσομένας τοῖς ἰδίοις ἀνδράσιν</w:t>
+      </w:r>
+    </w:p>
+    <w:p>
+      <w:pPr/>
+      <w:r>
+        <w:rPr>
+          <w:lang w:val="zh_TW" w:bidi="zh_TW"/>
+        </w:rPr>
+      </w:r>
+      <w:r>
+        <w:rPr>
+          <w:b/>
+          <w:lang w:val="zh_TW" w:bidi="zh_TW"/>
+        </w:rPr>
         <w:t>「順服自己的丈夫」</w:t>
       </w:r>
     </w:p>
@@ -9362,6 +10577,21 @@
           <w:b/>
           <w:lang w:val="zh_TW" w:bidi="zh_TW"/>
         </w:rPr>
+        <w:t>ἵνα</w:t>
+      </w:r>
+    </w:p>
+    <w:p>
+      <w:pPr/>
+      <w:r>
+        <w:rPr>
+          <w:lang w:val="zh_TW" w:bidi="zh_TW"/>
+        </w:rPr>
+      </w:r>
+      <w:r>
+        <w:rPr>
+          <w:b/>
+          <w:lang w:val="zh_TW" w:bidi="zh_TW"/>
+        </w:rPr>
         <w:t>「</w:t>
       </w:r>
       <w:r>
@@ -9497,6 +10727,21 @@
           <w:b/>
           <w:lang w:val="zh_TW" w:bidi="zh_TW"/>
         </w:rPr>
+        <w:t>ἵνα μὴ ὁ λόγος τοῦ Θεοῦ βλασφημῆται</w:t>
+      </w:r>
+    </w:p>
+    <w:p>
+      <w:pPr/>
+      <w:r>
+        <w:rPr>
+          <w:lang w:val="zh_TW" w:bidi="zh_TW"/>
+        </w:rPr>
+      </w:r>
+      <w:r>
+        <w:rPr>
+          <w:b/>
+          <w:lang w:val="zh_TW" w:bidi="zh_TW"/>
+        </w:rPr>
         <w:t>「免得神的道理被毀謗」</w:t>
       </w:r>
     </w:p>
@@ -9580,6 +10825,21 @@
           <w:b/>
           <w:lang w:val="zh_TW" w:bidi="zh_TW"/>
         </w:rPr>
+        <w:t>ὁ λόγος τοῦ Θεοῦ</w:t>
+      </w:r>
+    </w:p>
+    <w:p>
+      <w:pPr/>
+      <w:r>
+        <w:rPr>
+          <w:lang w:val="zh_TW" w:bidi="zh_TW"/>
+        </w:rPr>
+      </w:r>
+      <w:r>
+        <w:rPr>
+          <w:b/>
+          <w:lang w:val="zh_TW" w:bidi="zh_TW"/>
+        </w:rPr>
         <w:t>「……</w:t>
       </w:r>
       <w:r>
@@ -9690,6 +10950,21 @@
           <w:b/>
           <w:lang w:val="zh_TW" w:bidi="zh_TW"/>
         </w:rPr>
+        <w:t>ὡσαύτως</w:t>
+      </w:r>
+    </w:p>
+    <w:p>
+      <w:pPr/>
+      <w:r>
+        <w:rPr>
+          <w:lang w:val="zh_TW" w:bidi="zh_TW"/>
+        </w:rPr>
+      </w:r>
+      <w:r>
+        <w:rPr>
+          <w:b/>
+          <w:lang w:val="zh_TW" w:bidi="zh_TW"/>
+        </w:rPr>
         <w:t>「又（或譯：同樣的）……」</w:t>
       </w:r>
     </w:p>
@@ -9753,6 +11028,21 @@
           <w:b/>
           <w:lang w:val="zh_TW" w:bidi="zh_TW"/>
         </w:rPr>
+        <w:t>περὶ πάντα</w:t>
+      </w:r>
+    </w:p>
+    <w:p>
+      <w:pPr/>
+      <w:r>
+        <w:rPr>
+          <w:lang w:val="zh_TW" w:bidi="zh_TW"/>
+        </w:rPr>
+      </w:r>
+      <w:r>
+        <w:rPr>
+          <w:b/>
+          <w:lang w:val="zh_TW" w:bidi="zh_TW"/>
+        </w:rPr>
         <w:t>「……</w:t>
       </w:r>
       <w:r>
@@ -9830,6 +11120,21 @@
           <w:b/>
           <w:lang w:val="zh_TW" w:bidi="zh_TW"/>
         </w:rPr>
+        <w:t>σεαυτὸν παρεχόμενος</w:t>
+      </w:r>
+    </w:p>
+    <w:p>
+      <w:pPr/>
+      <w:r>
+        <w:rPr>
+          <w:lang w:val="zh_TW" w:bidi="zh_TW"/>
+        </w:rPr>
+      </w:r>
+      <w:r>
+        <w:rPr>
+          <w:b/>
+          <w:lang w:val="zh_TW" w:bidi="zh_TW"/>
+        </w:rPr>
         <w:t>「</w:t>
       </w:r>
       <w:r>
@@ -9921,6 +11226,21 @@
           <w:b/>
           <w:lang w:val="zh_TW" w:bidi="zh_TW"/>
         </w:rPr>
+        <w:t>τύπον καλῶν ἔργων</w:t>
+      </w:r>
+    </w:p>
+    <w:p>
+      <w:pPr/>
+      <w:r>
+        <w:rPr>
+          <w:lang w:val="zh_TW" w:bidi="zh_TW"/>
+        </w:rPr>
+      </w:r>
+      <w:r>
+        <w:rPr>
+          <w:b/>
+          <w:lang w:val="zh_TW" w:bidi="zh_TW"/>
+        </w:rPr>
         <w:t>「……</w:t>
       </w:r>
       <w:r>
@@ -9998,6 +11318,21 @@
           <w:b/>
           <w:lang w:val="zh_TW" w:bidi="zh_TW"/>
         </w:rPr>
+        <w:t>ἐν τῇ διδασκαλίᾳ ἀφθορίαν, σεμνότητα</w:t>
+      </w:r>
+    </w:p>
+    <w:p>
+      <w:pPr/>
+      <w:r>
+        <w:rPr>
+          <w:lang w:val="zh_TW" w:bidi="zh_TW"/>
+        </w:rPr>
+      </w:r>
+      <w:r>
+        <w:rPr>
+          <w:b/>
+          <w:lang w:val="zh_TW" w:bidi="zh_TW"/>
+        </w:rPr>
         <w:t>「</w:t>
       </w:r>
       <w:r>
@@ -10095,6 +11430,21 @@
           <w:b/>
           <w:lang w:val="zh_TW" w:bidi="zh_TW"/>
         </w:rPr>
+        <w:t>ἐν τῇ διδασκαλίᾳ ἀφθορίαν, σεμνότητα</w:t>
+      </w:r>
+    </w:p>
+    <w:p>
+      <w:pPr/>
+      <w:r>
+        <w:rPr>
+          <w:lang w:val="zh_TW" w:bidi="zh_TW"/>
+        </w:rPr>
+      </w:r>
+      <w:r>
+        <w:rPr>
+          <w:b/>
+          <w:lang w:val="zh_TW" w:bidi="zh_TW"/>
+        </w:rPr>
         <w:t>「</w:t>
       </w:r>
       <w:r>
@@ -10218,6 +11568,21 @@
           <w:b/>
           <w:lang w:val="zh_TW" w:bidi="zh_TW"/>
         </w:rPr>
+        <w:t>ἀφθορίαν</w:t>
+      </w:r>
+    </w:p>
+    <w:p>
+      <w:pPr/>
+      <w:r>
+        <w:rPr>
+          <w:lang w:val="zh_TW" w:bidi="zh_TW"/>
+        </w:rPr>
+      </w:r>
+      <w:r>
+        <w:rPr>
+          <w:b/>
+          <w:lang w:val="zh_TW" w:bidi="zh_TW"/>
+        </w:rPr>
         <w:t>「……不貪腐（和合本譯：正直）……」</w:t>
       </w:r>
     </w:p>
@@ -10327,6 +11692,21 @@
           <w:b/>
           <w:lang w:val="zh_TW" w:bidi="zh_TW"/>
         </w:rPr>
+        <w:t>ὑγιῆ</w:t>
+      </w:r>
+    </w:p>
+    <w:p>
+      <w:pPr/>
+      <w:r>
+        <w:rPr>
+          <w:lang w:val="zh_TW" w:bidi="zh_TW"/>
+        </w:rPr>
+      </w:r>
+      <w:r>
+        <w:rPr>
+          <w:b/>
+          <w:lang w:val="zh_TW" w:bidi="zh_TW"/>
+        </w:rPr>
         <w:t>「……</w:t>
       </w:r>
       <w:r>
@@ -10450,6 +11830,21 @@
           <w:b/>
           <w:lang w:val="zh_TW" w:bidi="zh_TW"/>
         </w:rPr>
+        <w:t>ἵνα</w:t>
+      </w:r>
+    </w:p>
+    <w:p>
+      <w:pPr/>
+      <w:r>
+        <w:rPr>
+          <w:lang w:val="zh_TW" w:bidi="zh_TW"/>
+        </w:rPr>
+      </w:r>
+      <w:r>
+        <w:rPr>
+          <w:b/>
+          <w:lang w:val="zh_TW" w:bidi="zh_TW"/>
+        </w:rPr>
         <w:t>「叫……」</w:t>
       </w:r>
     </w:p>
@@ -10546,6 +11941,21 @@
           <w:b/>
           <w:lang w:val="zh_TW" w:bidi="zh_TW"/>
         </w:rPr>
+        <w:t>ἵνα ὁ ἐξ ἐναντίας ἐντραπῇ</w:t>
+      </w:r>
+    </w:p>
+    <w:p>
+      <w:pPr/>
+      <w:r>
+        <w:rPr>
+          <w:lang w:val="zh_TW" w:bidi="zh_TW"/>
+        </w:rPr>
+      </w:r>
+      <w:r>
+        <w:rPr>
+          <w:b/>
+          <w:lang w:val="zh_TW" w:bidi="zh_TW"/>
+        </w:rPr>
         <w:t>「</w:t>
       </w:r>
       <w:r>
@@ -10655,6 +12065,21 @@
           <w:b/>
           <w:lang w:val="zh_TW" w:bidi="zh_TW"/>
         </w:rPr>
+        <w:t>ἡμῶν</w:t>
+      </w:r>
+    </w:p>
+    <w:p>
+      <w:pPr/>
+      <w:r>
+        <w:rPr>
+          <w:lang w:val="zh_TW" w:bidi="zh_TW"/>
+        </w:rPr>
+      </w:r>
+      <w:r>
+        <w:rPr>
+          <w:b/>
+          <w:lang w:val="zh_TW" w:bidi="zh_TW"/>
+        </w:rPr>
         <w:t>「我們」</w:t>
       </w:r>
     </w:p>
@@ -10751,6 +12176,21 @@
           <w:b/>
           <w:lang w:val="zh_TW" w:bidi="zh_TW"/>
         </w:rPr>
+        <w:t>δούλους ἰδίοις δεσπόταις ὑποτάσσεσθαι</w:t>
+      </w:r>
+    </w:p>
+    <w:p>
+      <w:pPr/>
+      <w:r>
+        <w:rPr>
+          <w:lang w:val="zh_TW" w:bidi="zh_TW"/>
+        </w:rPr>
+      </w:r>
+      <w:r>
+        <w:rPr>
+          <w:b/>
+          <w:lang w:val="zh_TW" w:bidi="zh_TW"/>
+        </w:rPr>
         <w:t>「</w:t>
       </w:r>
       <w:r>
@@ -10872,6 +12312,21 @@
           <w:b/>
           <w:lang w:val="zh_TW" w:bidi="zh_TW"/>
         </w:rPr>
+        <w:t>ἐν πᾶσιν</w:t>
+      </w:r>
+    </w:p>
+    <w:p>
+      <w:pPr/>
+      <w:r>
+        <w:rPr>
+          <w:lang w:val="zh_TW" w:bidi="zh_TW"/>
+        </w:rPr>
+      </w:r>
+      <w:r>
+        <w:rPr>
+          <w:b/>
+          <w:lang w:val="zh_TW" w:bidi="zh_TW"/>
+        </w:rPr>
         <w:t>「</w:t>
       </w:r>
       <w:r>
@@ -10949,6 +12404,21 @@
           <w:b/>
           <w:lang w:val="zh_TW" w:bidi="zh_TW"/>
         </w:rPr>
+        <w:t>εὐαρέστους εἶναι</w:t>
+      </w:r>
+    </w:p>
+    <w:p>
+      <w:pPr/>
+      <w:r>
+        <w:rPr>
+          <w:lang w:val="zh_TW" w:bidi="zh_TW"/>
+        </w:rPr>
+      </w:r>
+      <w:r>
+        <w:rPr>
+          <w:b/>
+          <w:lang w:val="zh_TW" w:bidi="zh_TW"/>
+        </w:rPr>
         <w:t>「……</w:t>
       </w:r>
       <w:r>
@@ -11058,6 +12528,21 @@
           <w:b/>
           <w:lang w:val="zh_TW" w:bidi="zh_TW"/>
         </w:rPr>
+        <w:t>μὴ νοσφιζομένους</w:t>
+      </w:r>
+    </w:p>
+    <w:p>
+      <w:pPr/>
+      <w:r>
+        <w:rPr>
+          <w:lang w:val="zh_TW" w:bidi="zh_TW"/>
+        </w:rPr>
+      </w:r>
+      <w:r>
+        <w:rPr>
+          <w:b/>
+          <w:lang w:val="zh_TW" w:bidi="zh_TW"/>
+        </w:rPr>
         <w:t>「</w:t>
       </w:r>
       <w:r>
@@ -11155,6 +12640,21 @@
           <w:b/>
           <w:lang w:val="zh_TW" w:bidi="zh_TW"/>
         </w:rPr>
+        <w:t>ἀλλὰ</w:t>
+      </w:r>
+    </w:p>
+    <w:p>
+      <w:pPr/>
+      <w:r>
+        <w:rPr>
+          <w:lang w:val="zh_TW" w:bidi="zh_TW"/>
+        </w:rPr>
+      </w:r>
+      <w:r>
+        <w:rPr>
+          <w:b/>
+          <w:lang w:val="zh_TW" w:bidi="zh_TW"/>
+        </w:rPr>
         <w:t>「要……」</w:t>
       </w:r>
     </w:p>
@@ -11263,6 +12763,21 @@
           <w:b/>
           <w:lang w:val="zh_TW" w:bidi="zh_TW"/>
         </w:rPr>
+        <w:t>πᾶσαν πίστιν ἐνδεικνυμένους ἀγαθήν</w:t>
+      </w:r>
+    </w:p>
+    <w:p>
+      <w:pPr/>
+      <w:r>
+        <w:rPr>
+          <w:lang w:val="zh_TW" w:bidi="zh_TW"/>
+        </w:rPr>
+      </w:r>
+      <w:r>
+        <w:rPr>
+          <w:b/>
+          <w:lang w:val="zh_TW" w:bidi="zh_TW"/>
+        </w:rPr>
         <w:t>「……</w:t>
       </w:r>
       <w:r>
@@ -11340,6 +12855,21 @@
           <w:b/>
           <w:lang w:val="zh_TW" w:bidi="zh_TW"/>
         </w:rPr>
+        <w:t>ἵνα</w:t>
+      </w:r>
+    </w:p>
+    <w:p>
+      <w:pPr/>
+      <w:r>
+        <w:rPr>
+          <w:lang w:val="zh_TW" w:bidi="zh_TW"/>
+        </w:rPr>
+      </w:r>
+      <w:r>
+        <w:rPr>
+          <w:b/>
+          <w:lang w:val="zh_TW" w:bidi="zh_TW"/>
+        </w:rPr>
         <w:t>「</w:t>
       </w:r>
       <w:r>
@@ -11488,6 +13018,21 @@
           <w:b/>
           <w:lang w:val="zh_TW" w:bidi="zh_TW"/>
         </w:rPr>
+        <w:t>ἐν πᾶσιν</w:t>
+      </w:r>
+    </w:p>
+    <w:p>
+      <w:pPr/>
+      <w:r>
+        <w:rPr>
+          <w:lang w:val="zh_TW" w:bidi="zh_TW"/>
+        </w:rPr>
+      </w:r>
+      <w:r>
+        <w:rPr>
+          <w:b/>
+          <w:lang w:val="zh_TW" w:bidi="zh_TW"/>
+        </w:rPr>
         <w:t>「……</w:t>
       </w:r>
       <w:r>
@@ -11565,6 +13110,21 @@
           <w:b/>
           <w:lang w:val="zh_TW" w:bidi="zh_TW"/>
         </w:rPr>
+        <w:t>τὴν διδασκαλίαν τὴν τοῦ Σωτῆρος ἡμῶν, Θεοῦ, κοσμῶσιν</w:t>
+      </w:r>
+    </w:p>
+    <w:p>
+      <w:pPr/>
+      <w:r>
+        <w:rPr>
+          <w:lang w:val="zh_TW" w:bidi="zh_TW"/>
+        </w:rPr>
+      </w:r>
+      <w:r>
+        <w:rPr>
+          <w:b/>
+          <w:lang w:val="zh_TW" w:bidi="zh_TW"/>
+        </w:rPr>
         <w:t>「……</w:t>
       </w:r>
       <w:r>
@@ -11642,6 +13202,21 @@
           <w:b/>
           <w:lang w:val="zh_TW" w:bidi="zh_TW"/>
         </w:rPr>
+        <w:t>ἡμῶν</w:t>
+      </w:r>
+    </w:p>
+    <w:p>
+      <w:pPr/>
+      <w:r>
+        <w:rPr>
+          <w:lang w:val="zh_TW" w:bidi="zh_TW"/>
+        </w:rPr>
+      </w:r>
+      <w:r>
+        <w:rPr>
+          <w:b/>
+          <w:lang w:val="zh_TW" w:bidi="zh_TW"/>
+        </w:rPr>
         <w:t>「我們」</w:t>
       </w:r>
     </w:p>
@@ -11738,6 +13313,21 @@
           <w:b/>
           <w:lang w:val="zh_TW" w:bidi="zh_TW"/>
         </w:rPr>
+        <w:t>γὰρ</w:t>
+      </w:r>
+    </w:p>
+    <w:p>
+      <w:pPr/>
+      <w:r>
+        <w:rPr>
+          <w:lang w:val="zh_TW" w:bidi="zh_TW"/>
+        </w:rPr>
+      </w:r>
+      <w:r>
+        <w:rPr>
+          <w:b/>
+          <w:lang w:val="zh_TW" w:bidi="zh_TW"/>
+        </w:rPr>
         <w:t>「因為……」</w:t>
       </w:r>
     </w:p>
@@ -11834,6 +13424,21 @@
           <w:b/>
           <w:lang w:val="zh_TW" w:bidi="zh_TW"/>
         </w:rPr>
+        <w:t>ἐπεφάνη &amp; ἡ χάρις τοῦ Θεοῦ</w:t>
+      </w:r>
+    </w:p>
+    <w:p>
+      <w:pPr/>
+      <w:r>
+        <w:rPr>
+          <w:lang w:val="zh_TW" w:bidi="zh_TW"/>
+        </w:rPr>
+      </w:r>
+      <w:r>
+        <w:rPr>
+          <w:b/>
+          <w:lang w:val="zh_TW" w:bidi="zh_TW"/>
+        </w:rPr>
         <w:t>「已經顯現出來」</w:t>
       </w:r>
       <w:r>
@@ -11943,6 +13548,21 @@
           <w:b/>
           <w:lang w:val="zh_TW" w:bidi="zh_TW"/>
         </w:rPr>
+        <w:t>ἐπεφάνη γὰρ ἡ χάρις τοῦ Θεοῦ σωτήριος πᾶσιν ἀνθρώποις</w:t>
+      </w:r>
+    </w:p>
+    <w:p>
+      <w:pPr/>
+      <w:r>
+        <w:rPr>
+          <w:lang w:val="zh_TW" w:bidi="zh_TW"/>
+        </w:rPr>
+      </w:r>
+      <w:r>
+        <w:rPr>
+          <w:b/>
+          <w:lang w:val="zh_TW" w:bidi="zh_TW"/>
+        </w:rPr>
         <w:t>「</w:t>
       </w:r>
       <w:r>
@@ -12053,6 +13673,21 @@
           <w:b/>
           <w:lang w:val="zh_TW" w:bidi="zh_TW"/>
         </w:rPr>
+        <w:t>σωτήριος πᾶσιν ἀνθρώποις</w:t>
+      </w:r>
+    </w:p>
+    <w:p>
+      <w:pPr/>
+      <w:r>
+        <w:rPr>
+          <w:lang w:val="zh_TW" w:bidi="zh_TW"/>
+        </w:rPr>
+      </w:r>
+      <w:r>
+        <w:rPr>
+          <w:b/>
+          <w:lang w:val="zh_TW" w:bidi="zh_TW"/>
+        </w:rPr>
         <w:t>「……</w:t>
       </w:r>
       <w:r>
@@ -12176,6 +13811,21 @@
           <w:b/>
           <w:lang w:val="zh_TW" w:bidi="zh_TW"/>
         </w:rPr>
+        <w:t>πᾶσιν ἀνθρώποις</w:t>
+      </w:r>
+    </w:p>
+    <w:p>
+      <w:pPr/>
+      <w:r>
+        <w:rPr>
+          <w:lang w:val="zh_TW" w:bidi="zh_TW"/>
+        </w:rPr>
+      </w:r>
+      <w:r>
+        <w:rPr>
+          <w:b/>
+          <w:lang w:val="zh_TW" w:bidi="zh_TW"/>
+        </w:rPr>
         <w:t>「……</w:t>
       </w:r>
       <w:r>
@@ -12286,6 +13936,21 @@
           <w:b/>
           <w:lang w:val="zh_TW" w:bidi="zh_TW"/>
         </w:rPr>
+        <w:t>παιδεύουσα ἡμᾶς</w:t>
+      </w:r>
+    </w:p>
+    <w:p>
+      <w:pPr/>
+      <w:r>
+        <w:rPr>
+          <w:lang w:val="zh_TW" w:bidi="zh_TW"/>
+        </w:rPr>
+      </w:r>
+      <w:r>
+        <w:rPr>
+          <w:b/>
+          <w:lang w:val="zh_TW" w:bidi="zh_TW"/>
+        </w:rPr>
         <w:t>「</w:t>
       </w:r>
       <w:r>
@@ -12383,6 +14048,21 @@
           <w:b/>
           <w:lang w:val="zh_TW" w:bidi="zh_TW"/>
         </w:rPr>
+        <w:t>ἡμᾶς</w:t>
+      </w:r>
+    </w:p>
+    <w:p>
+      <w:pPr/>
+      <w:r>
+        <w:rPr>
+          <w:lang w:val="zh_TW" w:bidi="zh_TW"/>
+        </w:rPr>
+      </w:r>
+      <w:r>
+        <w:rPr>
+          <w:b/>
+          <w:lang w:val="zh_TW" w:bidi="zh_TW"/>
+        </w:rPr>
         <w:t>「我們」</w:t>
       </w:r>
     </w:p>
@@ -12479,6 +14159,21 @@
           <w:b/>
           <w:lang w:val="zh_TW" w:bidi="zh_TW"/>
         </w:rPr>
+        <w:t>τὴν ἀσέβειαν</w:t>
+      </w:r>
+    </w:p>
+    <w:p>
+      <w:pPr/>
+      <w:r>
+        <w:rPr>
+          <w:lang w:val="zh_TW" w:bidi="zh_TW"/>
+        </w:rPr>
+      </w:r>
+      <w:r>
+        <w:rPr>
+          <w:b/>
+          <w:lang w:val="zh_TW" w:bidi="zh_TW"/>
+        </w:rPr>
         <w:t>「不敬虔」</w:t>
       </w:r>
     </w:p>
@@ -12575,6 +14270,21 @@
           <w:b/>
           <w:lang w:val="zh_TW" w:bidi="zh_TW"/>
         </w:rPr>
+        <w:t>τὰς κοσμικὰς ἐπιθυμίας</w:t>
+      </w:r>
+    </w:p>
+    <w:p>
+      <w:pPr/>
+      <w:r>
+        <w:rPr>
+          <w:lang w:val="zh_TW" w:bidi="zh_TW"/>
+        </w:rPr>
+      </w:r>
+      <w:r>
+        <w:rPr>
+          <w:b/>
+          <w:lang w:val="zh_TW" w:bidi="zh_TW"/>
+        </w:rPr>
         <w:t>「世俗的情慾」</w:t>
       </w:r>
     </w:p>
@@ -12671,6 +14381,21 @@
           <w:b/>
           <w:lang w:val="zh_TW" w:bidi="zh_TW"/>
         </w:rPr>
+        <w:t>ἀσέβειαν &amp; εὐσεβῶς</w:t>
+      </w:r>
+    </w:p>
+    <w:p>
+      <w:pPr/>
+      <w:r>
+        <w:rPr>
+          <w:lang w:val="zh_TW" w:bidi="zh_TW"/>
+        </w:rPr>
+      </w:r>
+      <w:r>
+        <w:rPr>
+          <w:b/>
+          <w:lang w:val="zh_TW" w:bidi="zh_TW"/>
+        </w:rPr>
         <w:t>「不敬虔」</w:t>
       </w:r>
       <w:r>
@@ -12760,6 +14485,21 @@
           <w:b/>
           <w:lang w:val="zh_TW" w:bidi="zh_TW"/>
         </w:rPr>
+        <w:t>ἐν τῷ νῦν αἰῶνι</w:t>
+      </w:r>
+    </w:p>
+    <w:p>
+      <w:pPr/>
+      <w:r>
+        <w:rPr>
+          <w:lang w:val="zh_TW" w:bidi="zh_TW"/>
+        </w:rPr>
+      </w:r>
+      <w:r>
+        <w:rPr>
+          <w:b/>
+          <w:lang w:val="zh_TW" w:bidi="zh_TW"/>
+        </w:rPr>
         <w:t>「</w:t>
       </w:r>
       <w:r>
@@ -12837,6 +14577,21 @@
           <w:b/>
           <w:lang w:val="zh_TW" w:bidi="zh_TW"/>
         </w:rPr>
+        <w:t>προσδεχόμενοι</w:t>
+      </w:r>
+    </w:p>
+    <w:p>
+      <w:pPr/>
+      <w:r>
+        <w:rPr>
+          <w:lang w:val="zh_TW" w:bidi="zh_TW"/>
+        </w:rPr>
+      </w:r>
+      <w:r>
+        <w:rPr>
+          <w:b/>
+          <w:lang w:val="zh_TW" w:bidi="zh_TW"/>
+        </w:rPr>
         <w:t>「</w:t>
       </w:r>
       <w:r>
@@ -12914,6 +14669,21 @@
           <w:b/>
           <w:lang w:val="zh_TW" w:bidi="zh_TW"/>
         </w:rPr>
+        <w:t>τὴν μακαρίαν ἐλπίδα, καὶ ἐπιφάνειαν τῆς δόξης</w:t>
+      </w:r>
+    </w:p>
+    <w:p>
+      <w:pPr/>
+      <w:r>
+        <w:rPr>
+          <w:lang w:val="zh_TW" w:bidi="zh_TW"/>
+        </w:rPr>
+      </w:r>
+      <w:r>
+        <w:rPr>
+          <w:b/>
+          <w:lang w:val="zh_TW" w:bidi="zh_TW"/>
+        </w:rPr>
         <w:t>「……</w:t>
       </w:r>
       <w:r>
@@ -13109,6 +14879,21 @@
           <w:b/>
           <w:lang w:val="zh_TW" w:bidi="zh_TW"/>
         </w:rPr>
+        <w:t>τὴν μακαρίαν ἐλπίδα, καὶ ἐπιφάνειαν τῆς δόξης</w:t>
+      </w:r>
+    </w:p>
+    <w:p>
+      <w:pPr/>
+      <w:r>
+        <w:rPr>
+          <w:lang w:val="zh_TW" w:bidi="zh_TW"/>
+        </w:rPr>
+      </w:r>
+      <w:r>
+        <w:rPr>
+          <w:b/>
+          <w:lang w:val="zh_TW" w:bidi="zh_TW"/>
+        </w:rPr>
         <w:t>「……所盼望的福，並……的榮耀顯現」</w:t>
       </w:r>
     </w:p>
@@ -13218,6 +15003,21 @@
           <w:b/>
           <w:lang w:val="zh_TW" w:bidi="zh_TW"/>
         </w:rPr>
+        <w:t>τὴν μακαρίαν ἐλπίδα, καὶ ἐπιφάνειαν τῆς δόξης τοῦ μεγάλου Θεοῦ καὶ Σωτῆρος ἡμῶν, Ἰησοῦ Χριστοῦ</w:t>
+      </w:r>
+    </w:p>
+    <w:p>
+      <w:pPr/>
+      <w:r>
+        <w:rPr>
+          <w:lang w:val="zh_TW" w:bidi="zh_TW"/>
+        </w:rPr>
+      </w:r>
+      <w:r>
+        <w:rPr>
+          <w:b/>
+          <w:lang w:val="zh_TW" w:bidi="zh_TW"/>
+        </w:rPr>
         <w:t>「……</w:t>
       </w:r>
       <w:r>
@@ -13368,6 +15168,21 @@
           <w:b/>
           <w:lang w:val="zh_TW" w:bidi="zh_TW"/>
         </w:rPr>
+        <w:t>τοῦ μεγάλου Θεοῦ καὶ Σωτῆρος ἡμῶν, Ἰησοῦ Χριστοῦ</w:t>
+      </w:r>
+    </w:p>
+    <w:p>
+      <w:pPr/>
+      <w:r>
+        <w:rPr>
+          <w:lang w:val="zh_TW" w:bidi="zh_TW"/>
+        </w:rPr>
+      </w:r>
+      <w:r>
+        <w:rPr>
+          <w:b/>
+          <w:lang w:val="zh_TW" w:bidi="zh_TW"/>
+        </w:rPr>
         <w:t>「……</w:t>
       </w:r>
       <w:r>
@@ -13498,6 +15313,21 @@
           <w:b/>
           <w:lang w:val="zh_TW" w:bidi="zh_TW"/>
         </w:rPr>
+        <w:t>ὃς ἔδωκεν ἑαυτὸν ὑπὲρ ἡμῶν</w:t>
+      </w:r>
+    </w:p>
+    <w:p>
+      <w:pPr/>
+      <w:r>
+        <w:rPr>
+          <w:lang w:val="zh_TW" w:bidi="zh_TW"/>
+        </w:rPr>
+      </w:r>
+      <w:r>
+        <w:rPr>
+          <w:b/>
+          <w:lang w:val="zh_TW" w:bidi="zh_TW"/>
+        </w:rPr>
         <w:t>「</w:t>
       </w:r>
       <w:r>
@@ -13595,6 +15425,21 @@
           <w:b/>
           <w:lang w:val="zh_TW" w:bidi="zh_TW"/>
         </w:rPr>
+        <w:t>ἡμῶν</w:t>
+      </w:r>
+    </w:p>
+    <w:p>
+      <w:pPr/>
+      <w:r>
+        <w:rPr>
+          <w:lang w:val="zh_TW" w:bidi="zh_TW"/>
+        </w:rPr>
+      </w:r>
+      <w:r>
+        <w:rPr>
+          <w:b/>
+          <w:lang w:val="zh_TW" w:bidi="zh_TW"/>
+        </w:rPr>
         <w:t>「我們」</w:t>
       </w:r>
     </w:p>
@@ -13691,6 +15536,21 @@
           <w:b/>
           <w:lang w:val="zh_TW" w:bidi="zh_TW"/>
         </w:rPr>
+        <w:t>λυτρώσηται ἡμᾶς ἀπὸ πάσης ἀνομίας</w:t>
+      </w:r>
+    </w:p>
+    <w:p>
+      <w:pPr/>
+      <w:r>
+        <w:rPr>
+          <w:lang w:val="zh_TW" w:bidi="zh_TW"/>
+        </w:rPr>
+      </w:r>
+      <w:r>
+        <w:rPr>
+          <w:b/>
+          <w:lang w:val="zh_TW" w:bidi="zh_TW"/>
+        </w:rPr>
         <w:t>「</w:t>
       </w:r>
       <w:r>
@@ -13801,6 +15661,21 @@
           <w:b/>
           <w:lang w:val="zh_TW" w:bidi="zh_TW"/>
         </w:rPr>
+        <w:t>ἡμᾶς</w:t>
+      </w:r>
+    </w:p>
+    <w:p>
+      <w:pPr/>
+      <w:r>
+        <w:rPr>
+          <w:lang w:val="zh_TW" w:bidi="zh_TW"/>
+        </w:rPr>
+      </w:r>
+      <w:r>
+        <w:rPr>
+          <w:b/>
+          <w:lang w:val="zh_TW" w:bidi="zh_TW"/>
+        </w:rPr>
         <w:t>「我們」</w:t>
       </w:r>
     </w:p>
@@ -13897,6 +15772,21 @@
           <w:b/>
           <w:lang w:val="zh_TW" w:bidi="zh_TW"/>
         </w:rPr>
+        <w:t>λαὸν περιούσιον</w:t>
+      </w:r>
+    </w:p>
+    <w:p>
+      <w:pPr/>
+      <w:r>
+        <w:rPr>
+          <w:lang w:val="zh_TW" w:bidi="zh_TW"/>
+        </w:rPr>
+      </w:r>
+      <w:r>
+        <w:rPr>
+          <w:b/>
+          <w:lang w:val="zh_TW" w:bidi="zh_TW"/>
+        </w:rPr>
         <w:t>「</w:t>
       </w:r>
       <w:r>
@@ -13994,6 +15884,21 @@
           <w:b/>
           <w:lang w:val="zh_TW" w:bidi="zh_TW"/>
         </w:rPr>
+        <w:t>ζηλωτὴν καλῶν ἔργων</w:t>
+      </w:r>
+    </w:p>
+    <w:p>
+      <w:pPr/>
+      <w:r>
+        <w:rPr>
+          <w:lang w:val="zh_TW" w:bidi="zh_TW"/>
+        </w:rPr>
+      </w:r>
+      <w:r>
+        <w:rPr>
+          <w:b/>
+          <w:lang w:val="zh_TW" w:bidi="zh_TW"/>
+        </w:rPr>
         <w:t>「</w:t>
       </w:r>
       <w:r>
@@ -14071,6 +15976,21 @@
           <w:b/>
           <w:lang w:val="zh_TW" w:bidi="zh_TW"/>
         </w:rPr>
+        <w:t>ταῦτα</w:t>
+      </w:r>
+    </w:p>
+    <w:p>
+      <w:pPr/>
+      <w:r>
+        <w:rPr>
+          <w:lang w:val="zh_TW" w:bidi="zh_TW"/>
+        </w:rPr>
+      </w:r>
+      <w:r>
+        <w:rPr>
+          <w:b/>
+          <w:lang w:val="zh_TW" w:bidi="zh_TW"/>
+        </w:rPr>
         <w:t>「這些事……」</w:t>
       </w:r>
     </w:p>
@@ -14167,6 +16087,21 @@
           <w:b/>
           <w:lang w:val="zh_TW" w:bidi="zh_TW"/>
         </w:rPr>
+        <w:t>παρακάλει</w:t>
+      </w:r>
+    </w:p>
+    <w:p>
+      <w:pPr/>
+      <w:r>
+        <w:rPr>
+          <w:lang w:val="zh_TW" w:bidi="zh_TW"/>
+        </w:rPr>
+      </w:r>
+      <w:r>
+        <w:rPr>
+          <w:b/>
+          <w:lang w:val="zh_TW" w:bidi="zh_TW"/>
+        </w:rPr>
         <w:t>「</w:t>
       </w:r>
       <w:r>
@@ -14277,6 +16212,21 @@
           <w:b/>
           <w:lang w:val="zh_TW" w:bidi="zh_TW"/>
         </w:rPr>
+        <w:t>ἔλεγχε, μετὰ πάσης ἐπιταγῆς</w:t>
+      </w:r>
+    </w:p>
+    <w:p>
+      <w:pPr/>
+      <w:r>
+        <w:rPr>
+          <w:lang w:val="zh_TW" w:bidi="zh_TW"/>
+        </w:rPr>
+      </w:r>
+      <w:r>
+        <w:rPr>
+          <w:b/>
+          <w:lang w:val="zh_TW" w:bidi="zh_TW"/>
+        </w:rPr>
         <w:t>「</w:t>
       </w:r>
       <w:r>
@@ -14387,6 +16337,21 @@
           <w:b/>
           <w:lang w:val="zh_TW" w:bidi="zh_TW"/>
         </w:rPr>
+        <w:t>μετὰ πάσης ἐπιταγῆς</w:t>
+      </w:r>
+    </w:p>
+    <w:p>
+      <w:pPr/>
+      <w:r>
+        <w:rPr>
+          <w:lang w:val="zh_TW" w:bidi="zh_TW"/>
+        </w:rPr>
+      </w:r>
+      <w:r>
+        <w:rPr>
+          <w:b/>
+          <w:lang w:val="zh_TW" w:bidi="zh_TW"/>
+        </w:rPr>
         <w:t>「</w:t>
       </w:r>
       <w:r>
@@ -14497,6 +16462,21 @@
           <w:b/>
           <w:lang w:val="zh_TW" w:bidi="zh_TW"/>
         </w:rPr>
+        <w:t>μηδείς σου περιφρονείτω</w:t>
+      </w:r>
+    </w:p>
+    <w:p>
+      <w:pPr/>
+      <w:r>
+        <w:rPr>
+          <w:lang w:val="zh_TW" w:bidi="zh_TW"/>
+        </w:rPr>
+      </w:r>
+      <w:r>
+        <w:rPr>
+          <w:b/>
+          <w:lang w:val="zh_TW" w:bidi="zh_TW"/>
+        </w:rPr>
         <w:t>「</w:t>
       </w:r>
       <w:r>
@@ -14574,6 +16554,21 @@
           <w:b/>
           <w:lang w:val="zh_TW" w:bidi="zh_TW"/>
         </w:rPr>
+        <w:t>μηδείς σου περιφρονείτω</w:t>
+      </w:r>
+    </w:p>
+    <w:p>
+      <w:pPr/>
+      <w:r>
+        <w:rPr>
+          <w:lang w:val="zh_TW" w:bidi="zh_TW"/>
+        </w:rPr>
+      </w:r>
+      <w:r>
+        <w:rPr>
+          <w:b/>
+          <w:lang w:val="zh_TW" w:bidi="zh_TW"/>
+        </w:rPr>
         <w:t>「</w:t>
       </w:r>
       <w:r>
@@ -14671,6 +16666,21 @@
           <w:b/>
           <w:lang w:val="zh_TW" w:bidi="zh_TW"/>
         </w:rPr>
+        <w:t>μηδείς σου περιφρονείτω</w:t>
+      </w:r>
+    </w:p>
+    <w:p>
+      <w:pPr/>
+      <w:r>
+        <w:rPr>
+          <w:lang w:val="zh_TW" w:bidi="zh_TW"/>
+        </w:rPr>
+      </w:r>
+      <w:r>
+        <w:rPr>
+          <w:b/>
+          <w:lang w:val="zh_TW" w:bidi="zh_TW"/>
+        </w:rPr>
         <w:t>「</w:t>
       </w:r>
       <w:r>
@@ -14919,6 +16929,21 @@
           <w:b/>
           <w:lang w:val="zh_TW" w:bidi="zh_TW"/>
         </w:rPr>
+        <w:t>ὑπομίμνῃσκε αὐτοὺς &amp; ὑποτάσσεσθαι</w:t>
+      </w:r>
+    </w:p>
+    <w:p>
+      <w:pPr/>
+      <w:r>
+        <w:rPr>
+          <w:lang w:val="zh_TW" w:bidi="zh_TW"/>
+        </w:rPr>
+      </w:r>
+      <w:r>
+        <w:rPr>
+          <w:b/>
+          <w:lang w:val="zh_TW" w:bidi="zh_TW"/>
+        </w:rPr>
         <w:t>「</w:t>
       </w:r>
       <w:r>
@@ -15037,6 +17062,21 @@
           <w:b/>
           <w:lang w:val="zh_TW" w:bidi="zh_TW"/>
         </w:rPr>
+        <w:t>ἀρχαῖς, ἐξουσίαις, ὑποτάσσεσθαι, πειθαρχεῖν</w:t>
+      </w:r>
+    </w:p>
+    <w:p>
+      <w:pPr/>
+      <w:r>
+        <w:rPr>
+          <w:lang w:val="zh_TW" w:bidi="zh_TW"/>
+        </w:rPr>
+      </w:r>
+      <w:r>
+        <w:rPr>
+          <w:b/>
+          <w:lang w:val="zh_TW" w:bidi="zh_TW"/>
+        </w:rPr>
         <w:t>「</w:t>
       </w:r>
       <w:r>
@@ -15154,6 +17194,21 @@
           <w:b/>
           <w:lang w:val="zh_TW" w:bidi="zh_TW"/>
         </w:rPr>
+        <w:t>ἀρχαῖς, ἐξουσίαις</w:t>
+      </w:r>
+    </w:p>
+    <w:p>
+      <w:pPr/>
+      <w:r>
+        <w:rPr>
+          <w:lang w:val="zh_TW" w:bidi="zh_TW"/>
+        </w:rPr>
+      </w:r>
+      <w:r>
+        <w:rPr>
+          <w:b/>
+          <w:lang w:val="zh_TW" w:bidi="zh_TW"/>
+        </w:rPr>
         <w:t>「……</w:t>
       </w:r>
       <w:r>
@@ -15271,6 +17326,21 @@
           <w:b/>
           <w:lang w:val="zh_TW" w:bidi="zh_TW"/>
         </w:rPr>
+        <w:t>πρὸς πᾶν ἔργον ἀγαθὸν ἑτοίμους εἶναι</w:t>
+      </w:r>
+    </w:p>
+    <w:p>
+      <w:pPr/>
+      <w:r>
+        <w:rPr>
+          <w:lang w:val="zh_TW" w:bidi="zh_TW"/>
+        </w:rPr>
+      </w:r>
+      <w:r>
+        <w:rPr>
+          <w:b/>
+          <w:lang w:val="zh_TW" w:bidi="zh_TW"/>
+        </w:rPr>
         <w:t>「</w:t>
       </w:r>
       <w:r>
@@ -15348,6 +17418,21 @@
           <w:b/>
           <w:lang w:val="zh_TW" w:bidi="zh_TW"/>
         </w:rPr>
+        <w:t>βλασφημεῖν</w:t>
+      </w:r>
+    </w:p>
+    <w:p>
+      <w:pPr/>
+      <w:r>
+        <w:rPr>
+          <w:lang w:val="zh_TW" w:bidi="zh_TW"/>
+        </w:rPr>
+      </w:r>
+      <w:r>
+        <w:rPr>
+          <w:b/>
+          <w:lang w:val="zh_TW" w:bidi="zh_TW"/>
+        </w:rPr>
         <w:t>「</w:t>
       </w:r>
       <w:r>
@@ -15425,6 +17510,21 @@
           <w:b/>
           <w:lang w:val="zh_TW" w:bidi="zh_TW"/>
         </w:rPr>
+        <w:t>ἀμάχους εἶναι</w:t>
+      </w:r>
+    </w:p>
+    <w:p>
+      <w:pPr/>
+      <w:r>
+        <w:rPr>
+          <w:lang w:val="zh_TW" w:bidi="zh_TW"/>
+        </w:rPr>
+      </w:r>
+      <w:r>
+        <w:rPr>
+          <w:b/>
+          <w:lang w:val="zh_TW" w:bidi="zh_TW"/>
+        </w:rPr>
         <w:t>「不要好爭鬥（和合本譯：和平）」</w:t>
       </w:r>
     </w:p>
@@ -15534,6 +17634,21 @@
           <w:b/>
           <w:lang w:val="zh_TW" w:bidi="zh_TW"/>
         </w:rPr>
+        <w:t>πᾶσαν ἐνδεικνυμένους πραΰτητα</w:t>
+      </w:r>
+    </w:p>
+    <w:p>
+      <w:pPr/>
+      <w:r>
+        <w:rPr>
+          <w:lang w:val="zh_TW" w:bidi="zh_TW"/>
+        </w:rPr>
+      </w:r>
+      <w:r>
+        <w:rPr>
+          <w:b/>
+          <w:lang w:val="zh_TW" w:bidi="zh_TW"/>
+        </w:rPr>
         <w:t>「</w:t>
       </w:r>
       <w:r>
@@ -15658,6 +17773,21 @@
           <w:b/>
           <w:lang w:val="zh_TW" w:bidi="zh_TW"/>
         </w:rPr>
+        <w:t>πρὸς πάντας ἀνθρώπους</w:t>
+      </w:r>
+    </w:p>
+    <w:p>
+      <w:pPr/>
+      <w:r>
+        <w:rPr>
+          <w:lang w:val="zh_TW" w:bidi="zh_TW"/>
+        </w:rPr>
+      </w:r>
+      <w:r>
+        <w:rPr>
+          <w:b/>
+          <w:lang w:val="zh_TW" w:bidi="zh_TW"/>
+        </w:rPr>
         <w:t>「</w:t>
       </w:r>
       <w:r>
@@ -15768,6 +17898,21 @@
           <w:b/>
           <w:lang w:val="zh_TW" w:bidi="zh_TW"/>
         </w:rPr>
+        <w:t>ἦμεν γάρ ποτε καὶ ἡμεῖς</w:t>
+      </w:r>
+    </w:p>
+    <w:p>
+      <w:pPr/>
+      <w:r>
+        <w:rPr>
+          <w:lang w:val="zh_TW" w:bidi="zh_TW"/>
+        </w:rPr>
+      </w:r>
+      <w:r>
+        <w:rPr>
+          <w:b/>
+          <w:lang w:val="zh_TW" w:bidi="zh_TW"/>
+        </w:rPr>
         <w:t>「</w:t>
       </w:r>
       <w:r>
@@ -15892,6 +18037,21 @@
           <w:b/>
           <w:lang w:val="zh_TW" w:bidi="zh_TW"/>
         </w:rPr>
+        <w:t>ποτε</w:t>
+      </w:r>
+    </w:p>
+    <w:p>
+      <w:pPr/>
+      <w:r>
+        <w:rPr>
+          <w:lang w:val="zh_TW" w:bidi="zh_TW"/>
+        </w:rPr>
+      </w:r>
+      <w:r>
+        <w:rPr>
+          <w:b/>
+          <w:lang w:val="zh_TW" w:bidi="zh_TW"/>
+        </w:rPr>
         <w:t>「……</w:t>
       </w:r>
       <w:r>
@@ -15969,6 +18129,21 @@
           <w:b/>
           <w:lang w:val="zh_TW" w:bidi="zh_TW"/>
         </w:rPr>
+        <w:t>ἡμεῖς</w:t>
+      </w:r>
+    </w:p>
+    <w:p>
+      <w:pPr/>
+      <w:r>
+        <w:rPr>
+          <w:lang w:val="zh_TW" w:bidi="zh_TW"/>
+        </w:rPr>
+      </w:r>
+      <w:r>
+        <w:rPr>
+          <w:b/>
+          <w:lang w:val="zh_TW" w:bidi="zh_TW"/>
+        </w:rPr>
         <w:t>「我們……」</w:t>
       </w:r>
     </w:p>
@@ -16065,6 +18240,21 @@
           <w:b/>
           <w:lang w:val="zh_TW" w:bidi="zh_TW"/>
         </w:rPr>
+        <w:t>ἦμεν &amp; ἀνόητοι</w:t>
+      </w:r>
+    </w:p>
+    <w:p>
+      <w:pPr/>
+      <w:r>
+        <w:rPr>
+          <w:lang w:val="zh_TW" w:bidi="zh_TW"/>
+        </w:rPr>
+      </w:r>
+      <w:r>
+        <w:rPr>
+          <w:b/>
+          <w:lang w:val="zh_TW" w:bidi="zh_TW"/>
+        </w:rPr>
         <w:t>「是」</w:t>
       </w:r>
       <w:r>
@@ -16155,6 +18345,21 @@
           <w:b/>
           <w:lang w:val="zh_TW" w:bidi="zh_TW"/>
         </w:rPr>
+        <w:t>πλανώμενοι, δουλεύοντες ἐπιθυμίαις καὶ ἡδοναῖς ποικίλαις</w:t>
+      </w:r>
+    </w:p>
+    <w:p>
+      <w:pPr/>
+      <w:r>
+        <w:rPr>
+          <w:lang w:val="zh_TW" w:bidi="zh_TW"/>
+        </w:rPr>
+      </w:r>
+      <w:r>
+        <w:rPr>
+          <w:b/>
+          <w:lang w:val="zh_TW" w:bidi="zh_TW"/>
+        </w:rPr>
         <w:t>「……</w:t>
       </w:r>
       <w:r>
@@ -16278,6 +18483,21 @@
           <w:b/>
           <w:lang w:val="zh_TW" w:bidi="zh_TW"/>
         </w:rPr>
+        <w:t>πλανώμενοι, δουλεύοντες ἐπιθυμίαις καὶ ἡδοναῖς ποικίλαις</w:t>
+      </w:r>
+    </w:p>
+    <w:p>
+      <w:pPr/>
+      <w:r>
+        <w:rPr>
+          <w:lang w:val="zh_TW" w:bidi="zh_TW"/>
+        </w:rPr>
+      </w:r>
+      <w:r>
+        <w:rPr>
+          <w:b/>
+          <w:lang w:val="zh_TW" w:bidi="zh_TW"/>
+        </w:rPr>
         <w:t>「……受迷惑、服事各樣私慾，和宴樂」</w:t>
       </w:r>
     </w:p>
@@ -16361,6 +18581,21 @@
           <w:b/>
           <w:lang w:val="zh_TW" w:bidi="zh_TW"/>
         </w:rPr>
+        <w:t>ἐπιθυμίαις καὶ ἡδοναῖς ποικίλαις</w:t>
+      </w:r>
+    </w:p>
+    <w:p>
+      <w:pPr/>
+      <w:r>
+        <w:rPr>
+          <w:lang w:val="zh_TW" w:bidi="zh_TW"/>
+        </w:rPr>
+      </w:r>
+      <w:r>
+        <w:rPr>
+          <w:b/>
+          <w:lang w:val="zh_TW" w:bidi="zh_TW"/>
+        </w:rPr>
         <w:t>「……</w:t>
       </w:r>
       <w:r>
@@ -16484,6 +18719,21 @@
           <w:b/>
           <w:lang w:val="zh_TW" w:bidi="zh_TW"/>
         </w:rPr>
+        <w:t>ἐν κακίᾳ καὶ φθόνῳ διάγοντες</w:t>
+      </w:r>
+    </w:p>
+    <w:p>
+      <w:pPr/>
+      <w:r>
+        <w:rPr>
+          <w:lang w:val="zh_TW" w:bidi="zh_TW"/>
+        </w:rPr>
+      </w:r>
+      <w:r>
+        <w:rPr>
+          <w:b/>
+          <w:lang w:val="zh_TW" w:bidi="zh_TW"/>
+        </w:rPr>
         <w:t>「</w:t>
       </w:r>
       <w:r>
@@ -16659,6 +18909,21 @@
           <w:b/>
           <w:lang w:val="zh_TW" w:bidi="zh_TW"/>
         </w:rPr>
+        <w:t>στυγητοί</w:t>
+      </w:r>
+    </w:p>
+    <w:p>
+      <w:pPr/>
+      <w:r>
+        <w:rPr>
+          <w:lang w:val="zh_TW" w:bidi="zh_TW"/>
+        </w:rPr>
+      </w:r>
+      <w:r>
+        <w:rPr>
+          <w:b/>
+          <w:lang w:val="zh_TW" w:bidi="zh_TW"/>
+        </w:rPr>
         <w:t>「</w:t>
       </w:r>
       <w:r>
@@ -16736,6 +19001,21 @@
           <w:b/>
           <w:lang w:val="zh_TW" w:bidi="zh_TW"/>
         </w:rPr>
+        <w:t>δὲ</w:t>
+      </w:r>
+    </w:p>
+    <w:p>
+      <w:pPr/>
+      <w:r>
+        <w:rPr>
+          <w:lang w:val="zh_TW" w:bidi="zh_TW"/>
+        </w:rPr>
+      </w:r>
+      <w:r>
+        <w:rPr>
+          <w:b/>
+          <w:lang w:val="zh_TW" w:bidi="zh_TW"/>
+        </w:rPr>
         <w:t>「但……」</w:t>
       </w:r>
     </w:p>
@@ -16832,6 +19112,21 @@
           <w:b/>
           <w:lang w:val="zh_TW" w:bidi="zh_TW"/>
         </w:rPr>
+        <w:t>ὅτε &amp; ἡ χρηστότης καὶ ἡ φιλανθρωπία ἐπεφάνη τοῦ Σωτῆρος ἡμῶν, Θεοῦ</w:t>
+      </w:r>
+    </w:p>
+    <w:p>
+      <w:pPr/>
+      <w:r>
+        <w:rPr>
+          <w:lang w:val="zh_TW" w:bidi="zh_TW"/>
+        </w:rPr>
+      </w:r>
+      <w:r>
+        <w:rPr>
+          <w:b/>
+          <w:lang w:val="zh_TW" w:bidi="zh_TW"/>
+        </w:rPr>
         <w:t>「到了」</w:t>
       </w:r>
       <w:r>
@@ -16968,6 +19263,21 @@
           <w:b/>
           <w:lang w:val="zh_TW" w:bidi="zh_TW"/>
         </w:rPr>
+        <w:t>ὅτε &amp; ἡ χρηστότης καὶ ἡ φιλανθρωπία ἐπεφάνη τοῦ Σωτῆρος ἡμῶν, Θεοῦ</w:t>
+      </w:r>
+    </w:p>
+    <w:p>
+      <w:pPr/>
+      <w:r>
+        <w:rPr>
+          <w:lang w:val="zh_TW" w:bidi="zh_TW"/>
+        </w:rPr>
+      </w:r>
+      <w:r>
+        <w:rPr>
+          <w:b/>
+          <w:lang w:val="zh_TW" w:bidi="zh_TW"/>
+        </w:rPr>
         <w:t>「到了」</w:t>
       </w:r>
       <w:r>
@@ -17104,6 +19414,21 @@
           <w:b/>
           <w:lang w:val="zh_TW" w:bidi="zh_TW"/>
         </w:rPr>
+        <w:t>ἡμῶν</w:t>
+      </w:r>
+    </w:p>
+    <w:p>
+      <w:pPr/>
+      <w:r>
+        <w:rPr>
+          <w:lang w:val="zh_TW" w:bidi="zh_TW"/>
+        </w:rPr>
+      </w:r>
+      <w:r>
+        <w:rPr>
+          <w:b/>
+          <w:lang w:val="zh_TW" w:bidi="zh_TW"/>
+        </w:rPr>
         <w:t>「我們」</w:t>
       </w:r>
     </w:p>
@@ -17200,6 +19525,21 @@
           <w:b/>
           <w:lang w:val="zh_TW" w:bidi="zh_TW"/>
         </w:rPr>
+        <w:t>ἔργων τῶν ἐν δικαιοσύνῃ</w:t>
+      </w:r>
+    </w:p>
+    <w:p>
+      <w:pPr/>
+      <w:r>
+        <w:rPr>
+          <w:lang w:val="zh_TW" w:bidi="zh_TW"/>
+        </w:rPr>
+      </w:r>
+      <w:r>
+        <w:rPr>
+          <w:b/>
+          <w:lang w:val="zh_TW" w:bidi="zh_TW"/>
+        </w:rPr>
         <w:t>「義」</w:t>
       </w:r>
     </w:p>
@@ -17296,6 +19636,21 @@
           <w:b/>
           <w:lang w:val="zh_TW" w:bidi="zh_TW"/>
         </w:rPr>
+        <w:t>κατὰ τὸ αὐτοῦ ἔλεος</w:t>
+      </w:r>
+    </w:p>
+    <w:p>
+      <w:pPr/>
+      <w:r>
+        <w:rPr>
+          <w:lang w:val="zh_TW" w:bidi="zh_TW"/>
+        </w:rPr>
+      </w:r>
+      <w:r>
+        <w:rPr>
+          <w:b/>
+          <w:lang w:val="zh_TW" w:bidi="zh_TW"/>
+        </w:rPr>
         <w:t>「……</w:t>
       </w:r>
       <w:r>
@@ -17406,6 +19761,21 @@
           <w:b/>
           <w:lang w:val="zh_TW" w:bidi="zh_TW"/>
         </w:rPr>
+        <w:t>λουτροῦ παλινγενεσίας</w:t>
+      </w:r>
+    </w:p>
+    <w:p>
+      <w:pPr/>
+      <w:r>
+        <w:rPr>
+          <w:lang w:val="zh_TW" w:bidi="zh_TW"/>
+        </w:rPr>
+      </w:r>
+      <w:r>
+        <w:rPr>
+          <w:b/>
+          <w:lang w:val="zh_TW" w:bidi="zh_TW"/>
+        </w:rPr>
         <w:t>「……洗……」</w:t>
       </w:r>
     </w:p>
@@ -17515,6 +19885,21 @@
           <w:b/>
           <w:lang w:val="zh_TW" w:bidi="zh_TW"/>
         </w:rPr>
+        <w:t>οὗ ἐξέχεεν ἐφ’ ἡμᾶς πλουσίως,</w:t>
+      </w:r>
+    </w:p>
+    <w:p>
+      <w:pPr/>
+      <w:r>
+        <w:rPr>
+          <w:lang w:val="zh_TW" w:bidi="zh_TW"/>
+        </w:rPr>
+      </w:r>
+      <w:r>
+        <w:rPr>
+          <w:b/>
+          <w:lang w:val="zh_TW" w:bidi="zh_TW"/>
+        </w:rPr>
         <w:t>「</w:t>
       </w:r>
       <w:r>
@@ -17626,6 +20011,21 @@
           <w:b/>
           <w:lang w:val="zh_TW" w:bidi="zh_TW"/>
         </w:rPr>
+        <w:t>ἡμᾶς</w:t>
+      </w:r>
+    </w:p>
+    <w:p>
+      <w:pPr/>
+      <w:r>
+        <w:rPr>
+          <w:lang w:val="zh_TW" w:bidi="zh_TW"/>
+        </w:rPr>
+      </w:r>
+      <w:r>
+        <w:rPr>
+          <w:b/>
+          <w:lang w:val="zh_TW" w:bidi="zh_TW"/>
+        </w:rPr>
         <w:t>「我們」</w:t>
       </w:r>
     </w:p>
@@ -17722,6 +20122,21 @@
           <w:b/>
           <w:lang w:val="zh_TW" w:bidi="zh_TW"/>
         </w:rPr>
+        <w:t>διὰ Ἰησοῦ Χριστοῦ, τοῦ Σωτῆρος ἡμῶν</w:t>
+      </w:r>
+    </w:p>
+    <w:p>
+      <w:pPr/>
+      <w:r>
+        <w:rPr>
+          <w:lang w:val="zh_TW" w:bidi="zh_TW"/>
+        </w:rPr>
+      </w:r>
+      <w:r>
+        <w:rPr>
+          <w:b/>
+          <w:lang w:val="zh_TW" w:bidi="zh_TW"/>
+        </w:rPr>
         <w:t>「……</w:t>
       </w:r>
       <w:r>
@@ -17799,6 +20214,21 @@
           <w:b/>
           <w:lang w:val="zh_TW" w:bidi="zh_TW"/>
         </w:rPr>
+        <w:t>ἡμῶν</w:t>
+      </w:r>
+    </w:p>
+    <w:p>
+      <w:pPr/>
+      <w:r>
+        <w:rPr>
+          <w:lang w:val="zh_TW" w:bidi="zh_TW"/>
+        </w:rPr>
+      </w:r>
+      <w:r>
+        <w:rPr>
+          <w:b/>
+          <w:lang w:val="zh_TW" w:bidi="zh_TW"/>
+        </w:rPr>
         <w:t>「我們」</w:t>
       </w:r>
     </w:p>
@@ -17895,6 +20325,21 @@
           <w:b/>
           <w:lang w:val="zh_TW" w:bidi="zh_TW"/>
         </w:rPr>
+        <w:t>ἵνα</w:t>
+      </w:r>
+    </w:p>
+    <w:p>
+      <w:pPr/>
+      <w:r>
+        <w:rPr>
+          <w:lang w:val="zh_TW" w:bidi="zh_TW"/>
+        </w:rPr>
+      </w:r>
+      <w:r>
+        <w:rPr>
+          <w:b/>
+          <w:lang w:val="zh_TW" w:bidi="zh_TW"/>
+        </w:rPr>
         <w:t>「好叫……」</w:t>
       </w:r>
     </w:p>
@@ -18017,6 +20462,21 @@
           <w:b/>
           <w:lang w:val="zh_TW" w:bidi="zh_TW"/>
         </w:rPr>
+        <w:t>δικαιωθέντες</w:t>
+      </w:r>
+    </w:p>
+    <w:p>
+      <w:pPr/>
+      <w:r>
+        <w:rPr>
+          <w:lang w:val="zh_TW" w:bidi="zh_TW"/>
+        </w:rPr>
+      </w:r>
+      <w:r>
+        <w:rPr>
+          <w:b/>
+          <w:lang w:val="zh_TW" w:bidi="zh_TW"/>
+        </w:rPr>
         <w:t>「……</w:t>
       </w:r>
       <w:r>
@@ -18128,6 +20588,21 @@
           <w:b/>
           <w:lang w:val="zh_TW" w:bidi="zh_TW"/>
         </w:rPr>
+        <w:t>τῇ ἐκείνου χάριτι</w:t>
+      </w:r>
+    </w:p>
+    <w:p>
+      <w:pPr/>
+      <w:r>
+        <w:rPr>
+          <w:lang w:val="zh_TW" w:bidi="zh_TW"/>
+        </w:rPr>
+      </w:r>
+      <w:r>
+        <w:rPr>
+          <w:b/>
+          <w:lang w:val="zh_TW" w:bidi="zh_TW"/>
+        </w:rPr>
         <w:t>「……</w:t>
       </w:r>
       <w:r>
@@ -18238,6 +20713,21 @@
           <w:b/>
           <w:lang w:val="zh_TW" w:bidi="zh_TW"/>
         </w:rPr>
+        <w:t>ἐκείνου</w:t>
+      </w:r>
+    </w:p>
+    <w:p>
+      <w:pPr/>
+      <w:r>
+        <w:rPr>
+          <w:lang w:val="zh_TW" w:bidi="zh_TW"/>
+        </w:rPr>
+      </w:r>
+      <w:r>
+        <w:rPr>
+          <w:b/>
+          <w:lang w:val="zh_TW" w:bidi="zh_TW"/>
+        </w:rPr>
         <w:t>「……</w:t>
       </w:r>
       <w:r>
@@ -18360,6 +20850,21 @@
           <w:b/>
           <w:lang w:val="zh_TW" w:bidi="zh_TW"/>
         </w:rPr>
+        <w:t>κληρονόμοι γενηθῶμεν, κατ’ ἐλπίδα ζωῆς αἰωνίου</w:t>
+      </w:r>
+    </w:p>
+    <w:p>
+      <w:pPr/>
+      <w:r>
+        <w:rPr>
+          <w:lang w:val="zh_TW" w:bidi="zh_TW"/>
+        </w:rPr>
+      </w:r>
+      <w:r>
+        <w:rPr>
+          <w:b/>
+          <w:lang w:val="zh_TW" w:bidi="zh_TW"/>
+        </w:rPr>
         <w:t>「</w:t>
       </w:r>
       <w:r>
@@ -18457,6 +20962,21 @@
           <w:b/>
           <w:lang w:val="zh_TW" w:bidi="zh_TW"/>
         </w:rPr>
+        <w:t>ὁ λόγος</w:t>
+      </w:r>
+    </w:p>
+    <w:p>
+      <w:pPr/>
+      <w:r>
+        <w:rPr>
+          <w:lang w:val="zh_TW" w:bidi="zh_TW"/>
+        </w:rPr>
+      </w:r>
+      <w:r>
+        <w:rPr>
+          <w:b/>
+          <w:lang w:val="zh_TW" w:bidi="zh_TW"/>
+        </w:rPr>
         <w:t>「這話……」</w:t>
       </w:r>
     </w:p>
@@ -18547,6 +21067,21 @@
           <w:b/>
           <w:lang w:val="zh_TW" w:bidi="zh_TW"/>
         </w:rPr>
+        <w:t>τούτων</w:t>
+      </w:r>
+    </w:p>
+    <w:p>
+      <w:pPr/>
+      <w:r>
+        <w:rPr>
+          <w:lang w:val="zh_TW" w:bidi="zh_TW"/>
+        </w:rPr>
+      </w:r>
+      <w:r>
+        <w:rPr>
+          <w:b/>
+          <w:lang w:val="zh_TW" w:bidi="zh_TW"/>
+        </w:rPr>
         <w:t>「……這些事……」</w:t>
       </w:r>
     </w:p>
@@ -18643,6 +21178,21 @@
           <w:b/>
           <w:lang w:val="zh_TW" w:bidi="zh_TW"/>
         </w:rPr>
+        <w:t>φροντίζωσιν καλῶν ἔργων, προΐστασθαι</w:t>
+      </w:r>
+    </w:p>
+    <w:p>
+      <w:pPr/>
+      <w:r>
+        <w:rPr>
+          <w:lang w:val="zh_TW" w:bidi="zh_TW"/>
+        </w:rPr>
+      </w:r>
+      <w:r>
+        <w:rPr>
+          <w:b/>
+          <w:lang w:val="zh_TW" w:bidi="zh_TW"/>
+        </w:rPr>
         <w:t>「……</w:t>
       </w:r>
       <w:r>
@@ -18720,6 +21270,21 @@
           <w:b/>
           <w:lang w:val="zh_TW" w:bidi="zh_TW"/>
         </w:rPr>
+        <w:t>τοῖς ἀνθρώποις</w:t>
+      </w:r>
+    </w:p>
+    <w:p>
+      <w:pPr/>
+      <w:r>
+        <w:rPr>
+          <w:lang w:val="zh_TW" w:bidi="zh_TW"/>
+        </w:rPr>
+      </w:r>
+      <w:r>
+        <w:rPr>
+          <w:b/>
+          <w:lang w:val="zh_TW" w:bidi="zh_TW"/>
+        </w:rPr>
         <w:t>「……</w:t>
       </w:r>
       <w:r>
@@ -18844,6 +21409,21 @@
           <w:b/>
           <w:lang w:val="zh_TW" w:bidi="zh_TW"/>
         </w:rPr>
+        <w:t>δὲ &amp; περιΐστασο</w:t>
+      </w:r>
+    </w:p>
+    <w:p>
+      <w:pPr/>
+      <w:r>
+        <w:rPr>
+          <w:lang w:val="zh_TW" w:bidi="zh_TW"/>
+        </w:rPr>
+      </w:r>
+      <w:r>
+        <w:rPr>
+          <w:b/>
+          <w:lang w:val="zh_TW" w:bidi="zh_TW"/>
+        </w:rPr>
         <w:t>「要」</w:t>
       </w:r>
       <w:r>
@@ -18967,6 +21547,21 @@
           <w:b/>
           <w:lang w:val="zh_TW" w:bidi="zh_TW"/>
         </w:rPr>
+        <w:t>μωρὰς &amp; ζητήσεις</w:t>
+      </w:r>
+    </w:p>
+    <w:p>
+      <w:pPr/>
+      <w:r>
+        <w:rPr>
+          <w:lang w:val="zh_TW" w:bidi="zh_TW"/>
+        </w:rPr>
+      </w:r>
+      <w:r>
+        <w:rPr>
+          <w:b/>
+          <w:lang w:val="zh_TW" w:bidi="zh_TW"/>
+        </w:rPr>
         <w:t>「</w:t>
       </w:r>
       <w:r>
@@ -19071,6 +21666,21 @@
           <w:b/>
           <w:lang w:val="zh_TW" w:bidi="zh_TW"/>
         </w:rPr>
+        <w:t>γενεαλογίας</w:t>
+      </w:r>
+    </w:p>
+    <w:p>
+      <w:pPr/>
+      <w:r>
+        <w:rPr>
+          <w:lang w:val="zh_TW" w:bidi="zh_TW"/>
+        </w:rPr>
+      </w:r>
+      <w:r>
+        <w:rPr>
+          <w:b/>
+          <w:lang w:val="zh_TW" w:bidi="zh_TW"/>
+        </w:rPr>
         <w:t>「家譜」</w:t>
       </w:r>
     </w:p>
@@ -19161,6 +21771,21 @@
           <w:b/>
           <w:lang w:val="zh_TW" w:bidi="zh_TW"/>
         </w:rPr>
+        <w:t>ἔρεις</w:t>
+      </w:r>
+    </w:p>
+    <w:p>
+      <w:pPr/>
+      <w:r>
+        <w:rPr>
+          <w:lang w:val="zh_TW" w:bidi="zh_TW"/>
+        </w:rPr>
+      </w:r>
+      <w:r>
+        <w:rPr>
+          <w:b/>
+          <w:lang w:val="zh_TW" w:bidi="zh_TW"/>
+        </w:rPr>
         <w:t>「</w:t>
       </w:r>
       <w:r>
@@ -19271,6 +21896,21 @@
           <w:b/>
           <w:lang w:val="zh_TW" w:bidi="zh_TW"/>
         </w:rPr>
+        <w:t>νομικὰς</w:t>
+      </w:r>
+    </w:p>
+    <w:p>
+      <w:pPr/>
+      <w:r>
+        <w:rPr>
+          <w:lang w:val="zh_TW" w:bidi="zh_TW"/>
+        </w:rPr>
+      </w:r>
+      <w:r>
+        <w:rPr>
+          <w:b/>
+          <w:lang w:val="zh_TW" w:bidi="zh_TW"/>
+        </w:rPr>
         <w:t>「……</w:t>
       </w:r>
       <w:r>
@@ -19368,6 +22008,21 @@
           <w:b/>
           <w:lang w:val="zh_TW" w:bidi="zh_TW"/>
         </w:rPr>
+        <w:t>αἱρετικὸν ἄνθρωπον &amp; παραιτοῦ</w:t>
+      </w:r>
+    </w:p>
+    <w:p>
+      <w:pPr/>
+      <w:r>
+        <w:rPr>
+          <w:lang w:val="zh_TW" w:bidi="zh_TW"/>
+        </w:rPr>
+      </w:r>
+      <w:r>
+        <w:rPr>
+          <w:b/>
+          <w:lang w:val="zh_TW" w:bidi="zh_TW"/>
+        </w:rPr>
         <w:t>「</w:t>
       </w:r>
       <w:r>
@@ -19492,6 +22147,21 @@
           <w:b/>
           <w:lang w:val="zh_TW" w:bidi="zh_TW"/>
         </w:rPr>
+        <w:t>μετὰ μίαν καὶ δευτέραν νουθεσίαν</w:t>
+      </w:r>
+    </w:p>
+    <w:p>
+      <w:pPr/>
+      <w:r>
+        <w:rPr>
+          <w:lang w:val="zh_TW" w:bidi="zh_TW"/>
+        </w:rPr>
+      </w:r>
+      <w:r>
+        <w:rPr>
+          <w:b/>
+          <w:lang w:val="zh_TW" w:bidi="zh_TW"/>
+        </w:rPr>
         <w:t>「</w:t>
       </w:r>
       <w:r>
@@ -19589,6 +22259,21 @@
           <w:b/>
           <w:lang w:val="zh_TW" w:bidi="zh_TW"/>
         </w:rPr>
+        <w:t>ὁ τοιοῦτος</w:t>
+      </w:r>
+    </w:p>
+    <w:p>
+      <w:pPr/>
+      <w:r>
+        <w:rPr>
+          <w:lang w:val="zh_TW" w:bidi="zh_TW"/>
+        </w:rPr>
+      </w:r>
+      <w:r>
+        <w:rPr>
+          <w:b/>
+          <w:lang w:val="zh_TW" w:bidi="zh_TW"/>
+        </w:rPr>
         <w:t>「</w:t>
       </w:r>
       <w:r>
@@ -19666,6 +22351,21 @@
           <w:b/>
           <w:lang w:val="zh_TW" w:bidi="zh_TW"/>
         </w:rPr>
+        <w:t>ἐξέστραπται</w:t>
+      </w:r>
+    </w:p>
+    <w:p>
+      <w:pPr/>
+      <w:r>
+        <w:rPr>
+          <w:lang w:val="zh_TW" w:bidi="zh_TW"/>
+        </w:rPr>
+      </w:r>
+      <w:r>
+        <w:rPr>
+          <w:b/>
+          <w:lang w:val="zh_TW" w:bidi="zh_TW"/>
+        </w:rPr>
         <w:t>「……</w:t>
       </w:r>
       <w:r>
@@ -19776,6 +22476,21 @@
           <w:b/>
           <w:lang w:val="zh_TW" w:bidi="zh_TW"/>
         </w:rPr>
+        <w:t>ὢν αὐτοκατάκριτος</w:t>
+      </w:r>
+    </w:p>
+    <w:p>
+      <w:pPr/>
+      <w:r>
+        <w:rPr>
+          <w:lang w:val="zh_TW" w:bidi="zh_TW"/>
+        </w:rPr>
+      </w:r>
+      <w:r>
+        <w:rPr>
+          <w:b/>
+          <w:lang w:val="zh_TW" w:bidi="zh_TW"/>
+        </w:rPr>
         <w:t>「</w:t>
       </w:r>
       <w:r>
@@ -19853,6 +22568,21 @@
           <w:b/>
           <w:lang w:val="zh_TW" w:bidi="zh_TW"/>
         </w:rPr>
+        <w:t>ὅταν πέμψω Ἀρτεμᾶν πρὸς σὲ ἢ Τυχικόν</w:t>
+      </w:r>
+    </w:p>
+    <w:p>
+      <w:pPr/>
+      <w:r>
+        <w:rPr>
+          <w:lang w:val="zh_TW" w:bidi="zh_TW"/>
+        </w:rPr>
+      </w:r>
+      <w:r>
+        <w:rPr>
+          <w:b/>
+          <w:lang w:val="zh_TW" w:bidi="zh_TW"/>
+        </w:rPr>
         <w:t>「</w:t>
       </w:r>
       <w:r>
@@ -19950,6 +22680,21 @@
           <w:b/>
           <w:lang w:val="zh_TW" w:bidi="zh_TW"/>
         </w:rPr>
+        <w:t>Ἀρτεμᾶν &amp; Τυχικόν</w:t>
+      </w:r>
+    </w:p>
+    <w:p>
+      <w:pPr/>
+      <w:r>
+        <w:rPr>
+          <w:lang w:val="zh_TW" w:bidi="zh_TW"/>
+        </w:rPr>
+      </w:r>
+      <w:r>
+        <w:rPr>
+          <w:b/>
+          <w:lang w:val="zh_TW" w:bidi="zh_TW"/>
+        </w:rPr>
         <w:t>「亞提馬」</w:t>
       </w:r>
       <w:r>
@@ -20066,6 +22811,21 @@
           <w:b/>
           <w:lang w:val="zh_TW" w:bidi="zh_TW"/>
         </w:rPr>
+        <w:t>σπούδασον ἐλθεῖν</w:t>
+      </w:r>
+    </w:p>
+    <w:p>
+      <w:pPr/>
+      <w:r>
+        <w:rPr>
+          <w:lang w:val="zh_TW" w:bidi="zh_TW"/>
+        </w:rPr>
+      </w:r>
+      <w:r>
+        <w:rPr>
+          <w:b/>
+          <w:lang w:val="zh_TW" w:bidi="zh_TW"/>
+        </w:rPr>
         <w:t>「</w:t>
       </w:r>
       <w:r>
@@ -20157,6 +22917,21 @@
           <w:b/>
           <w:lang w:val="zh_TW" w:bidi="zh_TW"/>
         </w:rPr>
+        <w:t>σπούδασον</w:t>
+      </w:r>
+    </w:p>
+    <w:p>
+      <w:pPr/>
+      <w:r>
+        <w:rPr>
+          <w:lang w:val="zh_TW" w:bidi="zh_TW"/>
+        </w:rPr>
+      </w:r>
+      <w:r>
+        <w:rPr>
+          <w:b/>
+          <w:lang w:val="zh_TW" w:bidi="zh_TW"/>
+        </w:rPr>
         <w:t>「……趕緊……」</w:t>
       </w:r>
     </w:p>
@@ -20253,6 +23028,21 @@
           <w:b/>
           <w:lang w:val="zh_TW" w:bidi="zh_TW"/>
         </w:rPr>
+        <w:t>σπουδαίως πρόπεμψον</w:t>
+      </w:r>
+    </w:p>
+    <w:p>
+      <w:pPr/>
+      <w:r>
+        <w:rPr>
+          <w:lang w:val="zh_TW" w:bidi="zh_TW"/>
+        </w:rPr>
+      </w:r>
+      <w:r>
+        <w:rPr>
+          <w:b/>
+          <w:lang w:val="zh_TW" w:bidi="zh_TW"/>
+        </w:rPr>
         <w:t>「</w:t>
       </w:r>
       <w:r>
@@ -20377,6 +23167,21 @@
           <w:b/>
           <w:lang w:val="zh_TW" w:bidi="zh_TW"/>
         </w:rPr>
+        <w:t>Ζηνᾶν &amp; Ἀπολλῶν</w:t>
+      </w:r>
+    </w:p>
+    <w:p>
+      <w:pPr/>
+      <w:r>
+        <w:rPr>
+          <w:lang w:val="zh_TW" w:bidi="zh_TW"/>
+        </w:rPr>
+      </w:r>
+      <w:r>
+        <w:rPr>
+          <w:b/>
+          <w:lang w:val="zh_TW" w:bidi="zh_TW"/>
+        </w:rPr>
         <w:t>「西納」</w:t>
       </w:r>
       <w:r>
@@ -20493,6 +23298,21 @@
           <w:b/>
           <w:lang w:val="zh_TW" w:bidi="zh_TW"/>
         </w:rPr>
+        <w:t>καὶ Ἀπολλῶν</w:t>
+      </w:r>
+    </w:p>
+    <w:p>
+      <w:pPr/>
+      <w:r>
+        <w:rPr>
+          <w:lang w:val="zh_TW" w:bidi="zh_TW"/>
+        </w:rPr>
+      </w:r>
+      <w:r>
+        <w:rPr>
+          <w:b/>
+          <w:lang w:val="zh_TW" w:bidi="zh_TW"/>
+        </w:rPr>
         <w:t>「和亞波羅」</w:t>
       </w:r>
     </w:p>
@@ -20556,6 +23376,21 @@
           <w:b/>
           <w:lang w:val="zh_TW" w:bidi="zh_TW"/>
         </w:rPr>
+        <w:t>ἵνα μηδὲν αὐτοῖς λείπῃ</w:t>
+      </w:r>
+    </w:p>
+    <w:p>
+      <w:pPr/>
+      <w:r>
+        <w:rPr>
+          <w:lang w:val="zh_TW" w:bidi="zh_TW"/>
+        </w:rPr>
+      </w:r>
+      <w:r>
+        <w:rPr>
+          <w:b/>
+          <w:lang w:val="zh_TW" w:bidi="zh_TW"/>
+        </w:rPr>
         <w:t>「</w:t>
       </w:r>
       <w:r>
@@ -20666,6 +23501,21 @@
           <w:b/>
           <w:lang w:val="zh_TW" w:bidi="zh_TW"/>
         </w:rPr>
+        <w:t>ἵνα μηδὲν αὐτοῖς λείπῃ</w:t>
+      </w:r>
+    </w:p>
+    <w:p>
+      <w:pPr/>
+      <w:r>
+        <w:rPr>
+          <w:lang w:val="zh_TW" w:bidi="zh_TW"/>
+        </w:rPr>
+      </w:r>
+      <w:r>
+        <w:rPr>
+          <w:b/>
+          <w:lang w:val="zh_TW" w:bidi="zh_TW"/>
+        </w:rPr>
         <w:t>「</w:t>
       </w:r>
       <w:r>
@@ -20763,6 +23613,21 @@
           <w:b/>
           <w:lang w:val="zh_TW" w:bidi="zh_TW"/>
         </w:rPr>
+        <w:t>οἱ ἡμέτεροι</w:t>
+      </w:r>
+    </w:p>
+    <w:p>
+      <w:pPr/>
+      <w:r>
+        <w:rPr>
+          <w:lang w:val="zh_TW" w:bidi="zh_TW"/>
+        </w:rPr>
+      </w:r>
+      <w:r>
+        <w:rPr>
+          <w:b/>
+          <w:lang w:val="zh_TW" w:bidi="zh_TW"/>
+        </w:rPr>
         <w:t>「我們的人」</w:t>
       </w:r>
     </w:p>
@@ -20859,6 +23724,21 @@
           <w:b/>
           <w:lang w:val="zh_TW" w:bidi="zh_TW"/>
         </w:rPr>
+        <w:t>οἱ ἡμέτεροι</w:t>
+      </w:r>
+    </w:p>
+    <w:p>
+      <w:pPr/>
+      <w:r>
+        <w:rPr>
+          <w:lang w:val="zh_TW" w:bidi="zh_TW"/>
+        </w:rPr>
+      </w:r>
+      <w:r>
+        <w:rPr>
+          <w:b/>
+          <w:lang w:val="zh_TW" w:bidi="zh_TW"/>
+        </w:rPr>
         <w:t>「我們的人」</w:t>
       </w:r>
     </w:p>
@@ -20955,6 +23835,21 @@
           <w:b/>
           <w:lang w:val="zh_TW" w:bidi="zh_TW"/>
         </w:rPr>
+        <w:t>εἰς τὰς ἀναγκαίας χρείας</w:t>
+      </w:r>
+    </w:p>
+    <w:p>
+      <w:pPr/>
+      <w:r>
+        <w:rPr>
+          <w:lang w:val="zh_TW" w:bidi="zh_TW"/>
+        </w:rPr>
+      </w:r>
+      <w:r>
+        <w:rPr>
+          <w:b/>
+          <w:lang w:val="zh_TW" w:bidi="zh_TW"/>
+        </w:rPr>
         <w:t>「</w:t>
       </w:r>
       <w:r>
@@ -21065,6 +23960,21 @@
           <w:b/>
           <w:lang w:val="zh_TW" w:bidi="zh_TW"/>
         </w:rPr>
+        <w:t>ἵνα μὴ ὦσιν ἄκαρποι</w:t>
+      </w:r>
+    </w:p>
+    <w:p>
+      <w:pPr/>
+      <w:r>
+        <w:rPr>
+          <w:lang w:val="zh_TW" w:bidi="zh_TW"/>
+        </w:rPr>
+      </w:r>
+      <w:r>
+        <w:rPr>
+          <w:b/>
+          <w:lang w:val="zh_TW" w:bidi="zh_TW"/>
+        </w:rPr>
         <w:t>「</w:t>
       </w:r>
       <w:r>
@@ -21162,6 +24072,21 @@
           <w:b/>
           <w:lang w:val="zh_TW" w:bidi="zh_TW"/>
         </w:rPr>
+        <w:t>ἵνα μὴ ὦσιν ἄκαρποι</w:t>
+      </w:r>
+    </w:p>
+    <w:p>
+      <w:pPr/>
+      <w:r>
+        <w:rPr>
+          <w:lang w:val="zh_TW" w:bidi="zh_TW"/>
+        </w:rPr>
+      </w:r>
+      <w:r>
+        <w:rPr>
+          <w:b/>
+          <w:lang w:val="zh_TW" w:bidi="zh_TW"/>
+        </w:rPr>
         <w:t>「</w:t>
       </w:r>
       <w:r>
@@ -21259,6 +24184,21 @@
           <w:b/>
           <w:lang w:val="zh_TW" w:bidi="zh_TW"/>
         </w:rPr>
+        <w:t>ἀσπάζονταί σε</w:t>
+      </w:r>
+    </w:p>
+    <w:p>
+      <w:pPr/>
+      <w:r>
+        <w:rPr>
+          <w:lang w:val="zh_TW" w:bidi="zh_TW"/>
+        </w:rPr>
+      </w:r>
+      <w:r>
+        <w:rPr>
+          <w:b/>
+          <w:lang w:val="zh_TW" w:bidi="zh_TW"/>
+        </w:rPr>
         <w:t>「……</w:t>
       </w:r>
       <w:r>
@@ -21369,6 +24309,21 @@
           <w:b/>
           <w:lang w:val="zh_TW" w:bidi="zh_TW"/>
         </w:rPr>
+        <w:t>οἱ μετ’ ἐμοῦ πάντες</w:t>
+      </w:r>
+    </w:p>
+    <w:p>
+      <w:pPr/>
+      <w:r>
+        <w:rPr>
+          <w:lang w:val="zh_TW" w:bidi="zh_TW"/>
+        </w:rPr>
+      </w:r>
+      <w:r>
+        <w:rPr>
+          <w:b/>
+          <w:lang w:val="zh_TW" w:bidi="zh_TW"/>
+        </w:rPr>
         <w:t>「</w:t>
       </w:r>
       <w:r>
@@ -21466,6 +24421,21 @@
           <w:b/>
           <w:lang w:val="zh_TW" w:bidi="zh_TW"/>
         </w:rPr>
+        <w:t>τοὺς φιλοῦντας ἡμᾶς ἐν πίστει</w:t>
+      </w:r>
+    </w:p>
+    <w:p>
+      <w:pPr/>
+      <w:r>
+        <w:rPr>
+          <w:lang w:val="zh_TW" w:bidi="zh_TW"/>
+        </w:rPr>
+      </w:r>
+      <w:r>
+        <w:rPr>
+          <w:b/>
+          <w:lang w:val="zh_TW" w:bidi="zh_TW"/>
+        </w:rPr>
         <w:t>「……</w:t>
       </w:r>
       <w:r>
@@ -21576,6 +24546,21 @@
           <w:b/>
           <w:lang w:val="zh_TW" w:bidi="zh_TW"/>
         </w:rPr>
+        <w:t>ἡμᾶς</w:t>
+      </w:r>
+    </w:p>
+    <w:p>
+      <w:pPr/>
+      <w:r>
+        <w:rPr>
+          <w:lang w:val="zh_TW" w:bidi="zh_TW"/>
+        </w:rPr>
+      </w:r>
+      <w:r>
+        <w:rPr>
+          <w:b/>
+          <w:lang w:val="zh_TW" w:bidi="zh_TW"/>
+        </w:rPr>
         <w:t>「我們」</w:t>
       </w:r>
     </w:p>
@@ -21672,6 +24657,21 @@
           <w:b/>
           <w:lang w:val="zh_TW" w:bidi="zh_TW"/>
         </w:rPr>
+        <w:t>ἡ χάρις μετὰ πάντων ὑμῶν</w:t>
+      </w:r>
+    </w:p>
+    <w:p>
+      <w:pPr/>
+      <w:r>
+        <w:rPr>
+          <w:lang w:val="zh_TW" w:bidi="zh_TW"/>
+        </w:rPr>
+      </w:r>
+      <w:r>
+        <w:rPr>
+          <w:b/>
+          <w:lang w:val="zh_TW" w:bidi="zh_TW"/>
+        </w:rPr>
         <w:t>「</w:t>
       </w:r>
       <w:r>
@@ -21755,6 +24755,21 @@
         <w:rPr>
           <w:lang w:val="zh_TW" w:bidi="zh_TW"/>
         </w:rPr>
+      </w:r>
+    </w:p>
+    <w:p>
+      <w:pPr/>
+      <w:r>
+        <w:rPr>
+          <w:lang w:val="zh_TW" w:bidi="zh_TW"/>
+        </w:rPr>
+      </w:r>
+      <w:r>
+        <w:rPr>
+          <w:b/>
+          <w:lang w:val="zh_TW" w:bidi="zh_TW"/>
+        </w:rPr>
+        <w:t>ὑμῶν</w:t>
       </w:r>
     </w:p>
     <w:p>

--- a/zht/docx/56.content.docx
+++ b/zht/docx/56.content.docx
@@ -28,49 +28,15 @@
       </w:r>
     </w:p>
     <w:p>
-      <w:pPr>
-        <w:pStyle w:val="Heading2"/>
-      </w:pPr>
-      <w:r>
-        <w:rPr>
-          <w:lang w:val="zh_TW" w:bidi="zh_TW"/>
-        </w:rPr>
-        <w:t>License Information</w:t>
-      </w:r>
-      <w:r>
-        <w:rPr>
-          <w:lang w:val="zh_TW" w:bidi="zh_TW"/>
-        </w:rPr>
-      </w:r>
-    </w:p>
-    <w:p>
-      <w:pPr/>
-      <w:r>
-        <w:rPr>
-          <w:lang w:val="zh_TW" w:bidi="zh_TW"/>
-        </w:rPr>
-      </w:r>
-      <w:r>
-        <w:rPr>
-          <w:b/>
-          <w:lang w:val="zh_TW" w:bidi="zh_TW"/>
-        </w:rPr>
-        <w:t>翻譯筆記 (unfoldingWord)</w:t>
-      </w:r>
-      <w:r>
-        <w:rPr>
-          <w:lang w:val="zh_TW" w:bidi="zh_TW"/>
-        </w:rPr>
-        <w:t xml:space="preserve"> (Chinese (Traditional)) is based on</w:t>
-      </w:r>
-      <w:r>
-        <w:rPr>
-          <w:lang w:val="zh_TW" w:bidi="zh_TW"/>
-        </w:rPr>
-        <w:t xml:space="preserve">: </w:t>
-      </w:r>
-      <w:r>
-        <w:rPr>
+      <w:pPr/>
+      <w:r>
+        <w:rPr>
+          <w:lang w:val="zh_TW" w:bidi="zh_TW"/>
+        </w:rPr>
+      </w:r>
+      <w:r>
+        <w:rPr>
+          <w:b/>
           <w:lang w:val="zh_TW" w:bidi="zh_TW"/>
         </w:rPr>
         <w:t>unfoldingWord® Translation Notes</w:t>
@@ -79,62 +45,31 @@
         <w:rPr>
           <w:lang w:val="zh_TW" w:bidi="zh_TW"/>
         </w:rPr>
-        <w:t xml:space="preserve">, </w:t>
-      </w:r>
-      <w:hyperlink r:id="rId13">
-        <w:r>
-          <w:rPr>
-            <w:lang w:val="zh_TW" w:bidi="zh_TW"/>
-          </w:rPr>
-          <w:rPr>
-            <w:color w:val="0000EE"/>
-            <w:u w:val="single"/>
-          </w:rPr>
-          <w:t>unfoldingWord</w:t>
-        </w:r>
-      </w:hyperlink>
-      <w:r>
-        <w:rPr>
-          <w:lang w:val="zh_TW" w:bidi="zh_TW"/>
-        </w:rPr>
-        <w:t xml:space="preserve">, 2022, which is licensed under a </w:t>
-      </w:r>
-      <w:hyperlink r:id="rId14">
-        <w:r>
-          <w:rPr>
-            <w:lang w:val="zh_TW" w:bidi="zh_TW"/>
-          </w:rPr>
-          <w:rPr>
-            <w:color w:val="0000EE"/>
-            <w:u w:val="single"/>
-          </w:rPr>
-          <w:t>CC BY-SA 4.0 license</w:t>
-        </w:r>
-      </w:hyperlink>
-      <w:r>
-        <w:rPr>
-          <w:lang w:val="zh_TW" w:bidi="zh_TW"/>
-        </w:rPr>
-        <w:t>.</w:t>
-      </w:r>
-      <w:r>
-        <w:rPr>
-          <w:lang w:val="zh_TW" w:bidi="zh_TW"/>
-        </w:rPr>
-      </w:r>
-    </w:p>
-    <w:p>
-      <w:pPr/>
-      <w:r>
-        <w:rPr>
-          <w:lang w:val="zh_TW" w:bidi="zh_TW"/>
-        </w:rPr>
-      </w:r>
-      <w:r>
-        <w:rPr>
-          <w:lang w:val="zh_TW" w:bidi="zh_TW"/>
-        </w:rPr>
-        <w:t>This PDF version is provided under the same license.</w:t>
+        <w:t xml:space="preserve"> © 2022 unfoldingWord. Released under CC BY-SA 4.0 license. </w:t>
+      </w:r>
+      <w:r>
+        <w:rPr>
+          <w:lang w:val="zh_TW" w:bidi="zh_TW"/>
+        </w:rPr>
+        <w:t>unfoldingWord® Translation Notes</w:t>
+      </w:r>
+      <w:r>
+        <w:rPr>
+          <w:lang w:val="zh_TW" w:bidi="zh_TW"/>
+        </w:rPr>
+        <w:t xml:space="preserve"> has been adapted in the following languages: Tok Pisin, Arabic (عربي), French (Français), Hindi (हिंदी), Indonesian (Bahasa Indonesia), Portuguese (Português), Russian (Русский), Spanish (Español), Swahili (Kiswahili), and Simplified Chinese (简体中文) from </w:t>
+      </w:r>
+      <w:r>
+        <w:rPr>
+          <w:lang w:val="zh_TW" w:bidi="zh_TW"/>
+        </w:rPr>
+        <w:t>unfoldingWord® Translation Notes</w:t>
+      </w:r>
+      <w:r>
+        <w:rPr>
+          <w:lang w:val="zh_TW" w:bidi="zh_TW"/>
+        </w:rPr>
+        <w:t xml:space="preserve"> © 2022 unfoldingWord. Released under CC BY-SA 4.0 license by Mission Mutual</w:t>
       </w:r>
       <w:r>
         <w:rPr>
@@ -821,21 +756,6 @@
           <w:b/>
           <w:lang w:val="zh_TW" w:bidi="zh_TW"/>
         </w:rPr>
-        <w:t>κατὰ πίστιν ἐκλεκτῶν Θεοῦ καὶ ἐπίγνωσιν ἀληθείας</w:t>
-      </w:r>
-    </w:p>
-    <w:p>
-      <w:pPr/>
-      <w:r>
-        <w:rPr>
-          <w:lang w:val="zh_TW" w:bidi="zh_TW"/>
-        </w:rPr>
-      </w:r>
-      <w:r>
-        <w:rPr>
-          <w:b/>
-          <w:lang w:val="zh_TW" w:bidi="zh_TW"/>
-        </w:rPr>
         <w:t>「</w:t>
       </w:r>
       <w:r>
@@ -972,21 +892,6 @@
           <w:b/>
           <w:lang w:val="zh_TW" w:bidi="zh_TW"/>
         </w:rPr>
-        <w:t>ἐκλεκτῶν Θεοῦ</w:t>
-      </w:r>
-    </w:p>
-    <w:p>
-      <w:pPr/>
-      <w:r>
-        <w:rPr>
-          <w:lang w:val="zh_TW" w:bidi="zh_TW"/>
-        </w:rPr>
-      </w:r>
-      <w:r>
-        <w:rPr>
-          <w:b/>
-          <w:lang w:val="zh_TW" w:bidi="zh_TW"/>
-        </w:rPr>
         <w:t>「被神揀選的民（和合本譯：神的選民）」</w:t>
       </w:r>
     </w:p>
@@ -1070,21 +975,6 @@
           <w:b/>
           <w:lang w:val="zh_TW" w:bidi="zh_TW"/>
         </w:rPr>
-        <w:t>καὶ ἐπίγνωσιν ἀληθείας</w:t>
-      </w:r>
-    </w:p>
-    <w:p>
-      <w:pPr/>
-      <w:r>
-        <w:rPr>
-          <w:lang w:val="zh_TW" w:bidi="zh_TW"/>
-        </w:rPr>
-      </w:r>
-      <w:r>
-        <w:rPr>
-          <w:b/>
-          <w:lang w:val="zh_TW" w:bidi="zh_TW"/>
-        </w:rPr>
         <w:t>「......</w:t>
       </w:r>
       <w:r>
@@ -1182,21 +1072,6 @@
           <w:b/>
           <w:lang w:val="zh_TW" w:bidi="zh_TW"/>
         </w:rPr>
-        <w:t>τῆς κατ’ εὐσέβειαν</w:t>
-      </w:r>
-    </w:p>
-    <w:p>
-      <w:pPr/>
-      <w:r>
-        <w:rPr>
-          <w:lang w:val="zh_TW" w:bidi="zh_TW"/>
-        </w:rPr>
-      </w:r>
-      <w:r>
-        <w:rPr>
-          <w:b/>
-          <w:lang w:val="zh_TW" w:bidi="zh_TW"/>
-        </w:rPr>
         <w:t>「……敬虔……」</w:t>
       </w:r>
     </w:p>
@@ -1293,21 +1168,6 @@
           <w:b/>
           <w:lang w:val="zh_TW" w:bidi="zh_TW"/>
         </w:rPr>
-        <w:t>ἐπ’ ἐλπίδι ζωῆς αἰωνίου</w:t>
-      </w:r>
-    </w:p>
-    <w:p>
-      <w:pPr/>
-      <w:r>
-        <w:rPr>
-          <w:lang w:val="zh_TW" w:bidi="zh_TW"/>
-        </w:rPr>
-      </w:r>
-      <w:r>
-        <w:rPr>
-          <w:b/>
-          <w:lang w:val="zh_TW" w:bidi="zh_TW"/>
-        </w:rPr>
         <w:t>「盼望……的永生」</w:t>
       </w:r>
     </w:p>
@@ -1430,21 +1290,6 @@
           <w:b/>
           <w:lang w:val="zh_TW" w:bidi="zh_TW"/>
         </w:rPr>
-        <w:t>ἐπ’ ἐλπίδι ζωῆς αἰωνίου</w:t>
-      </w:r>
-    </w:p>
-    <w:p>
-      <w:pPr/>
-      <w:r>
-        <w:rPr>
-          <w:lang w:val="zh_TW" w:bidi="zh_TW"/>
-        </w:rPr>
-      </w:r>
-      <w:r>
-        <w:rPr>
-          <w:b/>
-          <w:lang w:val="zh_TW" w:bidi="zh_TW"/>
-        </w:rPr>
         <w:t>「盼望……的永生」</w:t>
       </w:r>
     </w:p>
@@ -1541,21 +1386,6 @@
           <w:b/>
           <w:lang w:val="zh_TW" w:bidi="zh_TW"/>
         </w:rPr>
-        <w:t>ὁ ἀψευδὴς Θεὸς</w:t>
-      </w:r>
-    </w:p>
-    <w:p>
-      <w:pPr/>
-      <w:r>
-        <w:rPr>
-          <w:lang w:val="zh_TW" w:bidi="zh_TW"/>
-        </w:rPr>
-      </w:r>
-      <w:r>
-        <w:rPr>
-          <w:b/>
-          <w:lang w:val="zh_TW" w:bidi="zh_TW"/>
-        </w:rPr>
         <w:t>「……</w:t>
       </w:r>
       <w:r>
@@ -1730,21 +1560,6 @@
           <w:b/>
           <w:lang w:val="zh_TW" w:bidi="zh_TW"/>
         </w:rPr>
-        <w:t>καιροῖς ἰδίοις</w:t>
-      </w:r>
-    </w:p>
-    <w:p>
-      <w:pPr/>
-      <w:r>
-        <w:rPr>
-          <w:lang w:val="zh_TW" w:bidi="zh_TW"/>
-        </w:rPr>
-      </w:r>
-      <w:r>
-        <w:rPr>
-          <w:b/>
-          <w:lang w:val="zh_TW" w:bidi="zh_TW"/>
-        </w:rPr>
         <w:t>「</w:t>
       </w:r>
       <w:r>
@@ -1834,21 +1649,6 @@
           <w:b/>
           <w:lang w:val="zh_TW" w:bidi="zh_TW"/>
         </w:rPr>
-        <w:t>ἐφανέρωσεν &amp; τὸν λόγον αὐτοῦ</w:t>
-      </w:r>
-    </w:p>
-    <w:p>
-      <w:pPr/>
-      <w:r>
-        <w:rPr>
-          <w:lang w:val="zh_TW" w:bidi="zh_TW"/>
-        </w:rPr>
-      </w:r>
-      <w:r>
-        <w:rPr>
-          <w:b/>
-          <w:lang w:val="zh_TW" w:bidi="zh_TW"/>
-        </w:rPr>
         <w:t>「把」</w:t>
       </w:r>
       <w:r>
@@ -1959,21 +1759,6 @@
           <w:b/>
           <w:lang w:val="zh_TW" w:bidi="zh_TW"/>
         </w:rPr>
-        <w:t>ἐν κηρύγματι</w:t>
-      </w:r>
-    </w:p>
-    <w:p>
-      <w:pPr/>
-      <w:r>
-        <w:rPr>
-          <w:lang w:val="zh_TW" w:bidi="zh_TW"/>
-        </w:rPr>
-      </w:r>
-      <w:r>
-        <w:rPr>
-          <w:b/>
-          <w:lang w:val="zh_TW" w:bidi="zh_TW"/>
-        </w:rPr>
         <w:t>「</w:t>
       </w:r>
       <w:r>
@@ -2084,21 +1869,6 @@
           <w:b/>
           <w:lang w:val="zh_TW" w:bidi="zh_TW"/>
         </w:rPr>
-        <w:t>ὃ ἐπιστεύθην ἐγὼ</w:t>
-      </w:r>
-    </w:p>
-    <w:p>
-      <w:pPr/>
-      <w:r>
-        <w:rPr>
-          <w:lang w:val="zh_TW" w:bidi="zh_TW"/>
-        </w:rPr>
-      </w:r>
-      <w:r>
-        <w:rPr>
-          <w:b/>
-          <w:lang w:val="zh_TW" w:bidi="zh_TW"/>
-        </w:rPr>
         <w:t>「......被交托給我（和合本譯：</w:t>
       </w:r>
       <w:r>
@@ -2196,21 +1966,6 @@
           <w:b/>
           <w:lang w:val="zh_TW" w:bidi="zh_TW"/>
         </w:rPr>
-        <w:t>ἡμῶν</w:t>
-      </w:r>
-    </w:p>
-    <w:p>
-      <w:pPr/>
-      <w:r>
-        <w:rPr>
-          <w:lang w:val="zh_TW" w:bidi="zh_TW"/>
-        </w:rPr>
-      </w:r>
-      <w:r>
-        <w:rPr>
-          <w:b/>
-          <w:lang w:val="zh_TW" w:bidi="zh_TW"/>
-        </w:rPr>
         <w:t>「我們」</w:t>
       </w:r>
     </w:p>
@@ -2307,21 +2062,6 @@
           <w:b/>
           <w:lang w:val="zh_TW" w:bidi="zh_TW"/>
         </w:rPr>
-        <w:t>γνησίῳ τέκνῳ</w:t>
-      </w:r>
-    </w:p>
-    <w:p>
-      <w:pPr/>
-      <w:r>
-        <w:rPr>
-          <w:lang w:val="zh_TW" w:bidi="zh_TW"/>
-        </w:rPr>
-      </w:r>
-      <w:r>
-        <w:rPr>
-          <w:b/>
-          <w:lang w:val="zh_TW" w:bidi="zh_TW"/>
-        </w:rPr>
         <w:t>「</w:t>
       </w:r>
       <w:r>
@@ -2432,21 +2172,6 @@
           <w:b/>
           <w:lang w:val="zh_TW" w:bidi="zh_TW"/>
         </w:rPr>
-        <w:t>κατὰ κοινὴν πίστιν</w:t>
-      </w:r>
-    </w:p>
-    <w:p>
-      <w:pPr/>
-      <w:r>
-        <w:rPr>
-          <w:lang w:val="zh_TW" w:bidi="zh_TW"/>
-        </w:rPr>
-      </w:r>
-      <w:r>
-        <w:rPr>
-          <w:b/>
-          <w:lang w:val="zh_TW" w:bidi="zh_TW"/>
-        </w:rPr>
         <w:t>「</w:t>
       </w:r>
       <w:r>
@@ -2570,21 +2295,6 @@
           <w:b/>
           <w:lang w:val="zh_TW" w:bidi="zh_TW"/>
         </w:rPr>
-        <w:t>χάρις καὶ εἰρήνη</w:t>
-      </w:r>
-    </w:p>
-    <w:p>
-      <w:pPr/>
-      <w:r>
-        <w:rPr>
-          <w:lang w:val="zh_TW" w:bidi="zh_TW"/>
-        </w:rPr>
-      </w:r>
-      <w:r>
-        <w:rPr>
-          <w:b/>
-          <w:lang w:val="zh_TW" w:bidi="zh_TW"/>
-        </w:rPr>
         <w:t>「</w:t>
       </w:r>
       <w:r>
@@ -2682,21 +2392,6 @@
           <w:b/>
           <w:lang w:val="zh_TW" w:bidi="zh_TW"/>
         </w:rPr>
-        <w:t>χάρις καὶ εἰρήνη ἀπὸ Θεοῦ Πατρὸς καὶ Χριστοῦ Ἰησοῦ τοῦ Σωτῆρος ἡμῶν</w:t>
-      </w:r>
-    </w:p>
-    <w:p>
-      <w:pPr/>
-      <w:r>
-        <w:rPr>
-          <w:lang w:val="zh_TW" w:bidi="zh_TW"/>
-        </w:rPr>
-      </w:r>
-      <w:r>
-        <w:rPr>
-          <w:b/>
-          <w:lang w:val="zh_TW" w:bidi="zh_TW"/>
-        </w:rPr>
         <w:t>「</w:t>
       </w:r>
       <w:r>
@@ -2820,21 +2515,6 @@
           <w:b/>
           <w:lang w:val="zh_TW" w:bidi="zh_TW"/>
         </w:rPr>
-        <w:t>Χριστοῦ Ἰησοῦ τοῦ Σωτῆρος ἡμῶν</w:t>
-      </w:r>
-    </w:p>
-    <w:p>
-      <w:pPr/>
-      <w:r>
-        <w:rPr>
-          <w:lang w:val="zh_TW" w:bidi="zh_TW"/>
-        </w:rPr>
-      </w:r>
-      <w:r>
-        <w:rPr>
-          <w:b/>
-          <w:lang w:val="zh_TW" w:bidi="zh_TW"/>
-        </w:rPr>
         <w:t>「</w:t>
       </w:r>
       <w:r>
@@ -2912,21 +2592,6 @@
           <w:b/>
           <w:lang w:val="zh_TW" w:bidi="zh_TW"/>
         </w:rPr>
-        <w:t>ἡμῶν</w:t>
-      </w:r>
-    </w:p>
-    <w:p>
-      <w:pPr/>
-      <w:r>
-        <w:rPr>
-          <w:lang w:val="zh_TW" w:bidi="zh_TW"/>
-        </w:rPr>
-      </w:r>
-      <w:r>
-        <w:rPr>
-          <w:b/>
-          <w:lang w:val="zh_TW" w:bidi="zh_TW"/>
-        </w:rPr>
         <w:t>「我們」</w:t>
       </w:r>
     </w:p>
@@ -3023,21 +2688,6 @@
           <w:b/>
           <w:lang w:val="zh_TW" w:bidi="zh_TW"/>
         </w:rPr>
-        <w:t>τούτου χάριν</w:t>
-      </w:r>
-    </w:p>
-    <w:p>
-      <w:pPr/>
-      <w:r>
-        <w:rPr>
-          <w:lang w:val="zh_TW" w:bidi="zh_TW"/>
-        </w:rPr>
-      </w:r>
-      <w:r>
-        <w:rPr>
-          <w:b/>
-          <w:lang w:val="zh_TW" w:bidi="zh_TW"/>
-        </w:rPr>
         <w:t>「是要......」</w:t>
       </w:r>
     </w:p>
@@ -3134,21 +2784,6 @@
           <w:b/>
           <w:lang w:val="zh_TW" w:bidi="zh_TW"/>
         </w:rPr>
-        <w:t>ἀπέλιπόν σε ἐν Κρήτῃ</w:t>
-      </w:r>
-    </w:p>
-    <w:p>
-      <w:pPr/>
-      <w:r>
-        <w:rPr>
-          <w:lang w:val="zh_TW" w:bidi="zh_TW"/>
-        </w:rPr>
-      </w:r>
-      <w:r>
-        <w:rPr>
-          <w:b/>
-          <w:lang w:val="zh_TW" w:bidi="zh_TW"/>
-        </w:rPr>
         <w:t>「</w:t>
       </w:r>
       <w:r>
@@ -3226,21 +2861,6 @@
           <w:b/>
           <w:lang w:val="zh_TW" w:bidi="zh_TW"/>
         </w:rPr>
-        <w:t>ἵνα τὰ λείποντα ἐπιδιορθώσῃ</w:t>
-      </w:r>
-    </w:p>
-    <w:p>
-      <w:pPr/>
-      <w:r>
-        <w:rPr>
-          <w:lang w:val="zh_TW" w:bidi="zh_TW"/>
-        </w:rPr>
-      </w:r>
-      <w:r>
-        <w:rPr>
-          <w:b/>
-          <w:lang w:val="zh_TW" w:bidi="zh_TW"/>
-        </w:rPr>
         <w:t>「</w:t>
       </w:r>
       <w:r>
@@ -3318,21 +2938,6 @@
           <w:b/>
           <w:lang w:val="zh_TW" w:bidi="zh_TW"/>
         </w:rPr>
-        <w:t>καταστήσῃς &amp; πρεσβυτέρους</w:t>
-      </w:r>
-    </w:p>
-    <w:p>
-      <w:pPr/>
-      <w:r>
-        <w:rPr>
-          <w:lang w:val="zh_TW" w:bidi="zh_TW"/>
-        </w:rPr>
-      </w:r>
-      <w:r>
-        <w:rPr>
-          <w:b/>
-          <w:lang w:val="zh_TW" w:bidi="zh_TW"/>
-        </w:rPr>
         <w:t>「</w:t>
       </w:r>
       <w:r>
@@ -3435,21 +3040,6 @@
           <w:b/>
           <w:lang w:val="zh_TW" w:bidi="zh_TW"/>
         </w:rPr>
-        <w:t>εἴ τίς ἐστιν ἀνέγκλητος</w:t>
-      </w:r>
-    </w:p>
-    <w:p>
-      <w:pPr/>
-      <w:r>
-        <w:rPr>
-          <w:lang w:val="zh_TW" w:bidi="zh_TW"/>
-        </w:rPr>
-      </w:r>
-      <w:r>
-        <w:rPr>
-          <w:b/>
-          <w:lang w:val="zh_TW" w:bidi="zh_TW"/>
-        </w:rPr>
         <w:t>「</w:t>
       </w:r>
       <w:r>
@@ -3547,21 +3137,6 @@
           <w:b/>
           <w:lang w:val="zh_TW" w:bidi="zh_TW"/>
         </w:rPr>
-        <w:t>ἀνέγκλητος</w:t>
-      </w:r>
-    </w:p>
-    <w:p>
-      <w:pPr/>
-      <w:r>
-        <w:rPr>
-          <w:lang w:val="zh_TW" w:bidi="zh_TW"/>
-        </w:rPr>
-      </w:r>
-      <w:r>
-        <w:rPr>
-          <w:b/>
-          <w:lang w:val="zh_TW" w:bidi="zh_TW"/>
-        </w:rPr>
         <w:t>「無可指責」</w:t>
       </w:r>
     </w:p>
@@ -3652,21 +3227,6 @@
           <w:b/>
           <w:lang w:val="zh_TW" w:bidi="zh_TW"/>
         </w:rPr>
-        <w:t>μιᾶς γυναικὸς ἀνήρ</w:t>
-      </w:r>
-    </w:p>
-    <w:p>
-      <w:pPr/>
-      <w:r>
-        <w:rPr>
-          <w:lang w:val="zh_TW" w:bidi="zh_TW"/>
-        </w:rPr>
-      </w:r>
-      <w:r>
-        <w:rPr>
-          <w:b/>
-          <w:lang w:val="zh_TW" w:bidi="zh_TW"/>
-        </w:rPr>
         <w:t>「</w:t>
       </w:r>
       <w:r>
@@ -3777,21 +3337,6 @@
           <w:b/>
           <w:lang w:val="zh_TW" w:bidi="zh_TW"/>
         </w:rPr>
-        <w:t>τέκνα &amp; πιστά</w:t>
-      </w:r>
-    </w:p>
-    <w:p>
-      <w:pPr/>
-      <w:r>
-        <w:rPr>
-          <w:lang w:val="zh_TW" w:bidi="zh_TW"/>
-        </w:rPr>
-      </w:r>
-      <w:r>
-        <w:rPr>
-          <w:b/>
-          <w:lang w:val="zh_TW" w:bidi="zh_TW"/>
-        </w:rPr>
         <w:t>「兒女」</w:t>
       </w:r>
       <w:r>
@@ -3902,21 +3447,6 @@
           <w:b/>
           <w:lang w:val="zh_TW" w:bidi="zh_TW"/>
         </w:rPr>
-        <w:t>τὸν ἐπίσκοπον</w:t>
-      </w:r>
-    </w:p>
-    <w:p>
-      <w:pPr/>
-      <w:r>
-        <w:rPr>
-          <w:lang w:val="zh_TW" w:bidi="zh_TW"/>
-        </w:rPr>
-      </w:r>
-      <w:r>
-        <w:rPr>
-          <w:b/>
-          <w:lang w:val="zh_TW" w:bidi="zh_TW"/>
-        </w:rPr>
         <w:t>「監督」</w:t>
       </w:r>
     </w:p>
@@ -4007,21 +3537,6 @@
           <w:b/>
           <w:lang w:val="zh_TW" w:bidi="zh_TW"/>
         </w:rPr>
-        <w:t>Θεοῦ οἰκονόμον</w:t>
-      </w:r>
-    </w:p>
-    <w:p>
-      <w:pPr/>
-      <w:r>
-        <w:rPr>
-          <w:lang w:val="zh_TW" w:bidi="zh_TW"/>
-        </w:rPr>
-      </w:r>
-      <w:r>
-        <w:rPr>
-          <w:b/>
-          <w:lang w:val="zh_TW" w:bidi="zh_TW"/>
-        </w:rPr>
         <w:t>「……神的管家」</w:t>
       </w:r>
     </w:p>
@@ -4118,21 +3633,6 @@
           <w:b/>
           <w:lang w:val="zh_TW" w:bidi="zh_TW"/>
         </w:rPr>
-        <w:t>μὴ πάροινον</w:t>
-      </w:r>
-    </w:p>
-    <w:p>
-      <w:pPr/>
-      <w:r>
-        <w:rPr>
-          <w:lang w:val="zh_TW" w:bidi="zh_TW"/>
-        </w:rPr>
-      </w:r>
-      <w:r>
-        <w:rPr>
-          <w:b/>
-          <w:lang w:val="zh_TW" w:bidi="zh_TW"/>
-        </w:rPr>
         <w:t>「</w:t>
       </w:r>
       <w:r>
@@ -4210,21 +3710,6 @@
           <w:b/>
           <w:lang w:val="zh_TW" w:bidi="zh_TW"/>
         </w:rPr>
-        <w:t>μὴ πλήκτην</w:t>
-      </w:r>
-    </w:p>
-    <w:p>
-      <w:pPr/>
-      <w:r>
-        <w:rPr>
-          <w:lang w:val="zh_TW" w:bidi="zh_TW"/>
-        </w:rPr>
-      </w:r>
-      <w:r>
-        <w:rPr>
-          <w:b/>
-          <w:lang w:val="zh_TW" w:bidi="zh_TW"/>
-        </w:rPr>
         <w:t>「</w:t>
       </w:r>
       <w:r>
@@ -4302,21 +3787,6 @@
           <w:b/>
           <w:lang w:val="zh_TW" w:bidi="zh_TW"/>
         </w:rPr>
-        <w:t>ἀλλὰ</w:t>
-      </w:r>
-    </w:p>
-    <w:p>
-      <w:pPr/>
-      <w:r>
-        <w:rPr>
-          <w:lang w:val="zh_TW" w:bidi="zh_TW"/>
-        </w:rPr>
-      </w:r>
-      <w:r>
-        <w:rPr>
-          <w:b/>
-          <w:lang w:val="zh_TW" w:bidi="zh_TW"/>
-        </w:rPr>
         <w:t>「〔卻〕......（譯註：和合本沒有譯出這個連接詞）」</w:t>
       </w:r>
     </w:p>
@@ -4413,21 +3883,6 @@
           <w:b/>
           <w:lang w:val="zh_TW" w:bidi="zh_TW"/>
         </w:rPr>
-        <w:t>φιλάγαθον</w:t>
-      </w:r>
-    </w:p>
-    <w:p>
-      <w:pPr/>
-      <w:r>
-        <w:rPr>
-          <w:lang w:val="zh_TW" w:bidi="zh_TW"/>
-        </w:rPr>
-      </w:r>
-      <w:r>
-        <w:rPr>
-          <w:b/>
-          <w:lang w:val="zh_TW" w:bidi="zh_TW"/>
-        </w:rPr>
         <w:t>「</w:t>
       </w:r>
       <w:r>
@@ -4525,21 +3980,6 @@
           <w:b/>
           <w:lang w:val="zh_TW" w:bidi="zh_TW"/>
         </w:rPr>
-        <w:t>σώφρονα &amp; ἐγκρατῆ</w:t>
-      </w:r>
-    </w:p>
-    <w:p>
-      <w:pPr/>
-      <w:r>
-        <w:rPr>
-          <w:lang w:val="zh_TW" w:bidi="zh_TW"/>
-        </w:rPr>
-      </w:r>
-      <w:r>
-        <w:rPr>
-          <w:b/>
-          <w:lang w:val="zh_TW" w:bidi="zh_TW"/>
-        </w:rPr>
         <w:t>「</w:t>
       </w:r>
       <w:r>
@@ -4684,21 +4124,6 @@
           <w:b/>
           <w:lang w:val="zh_TW" w:bidi="zh_TW"/>
         </w:rPr>
-        <w:t>δίκαιον, ὅσιον</w:t>
-      </w:r>
-    </w:p>
-    <w:p>
-      <w:pPr/>
-      <w:r>
-        <w:rPr>
-          <w:lang w:val="zh_TW" w:bidi="zh_TW"/>
-        </w:rPr>
-      </w:r>
-      <w:r>
-        <w:rPr>
-          <w:b/>
-          <w:lang w:val="zh_TW" w:bidi="zh_TW"/>
-        </w:rPr>
         <w:t>「</w:t>
       </w:r>
       <w:r>
@@ -4816,21 +4241,6 @@
           <w:b/>
           <w:lang w:val="zh_TW" w:bidi="zh_TW"/>
         </w:rPr>
-        <w:t>ἀντεχόμενον</w:t>
-      </w:r>
-    </w:p>
-    <w:p>
-      <w:pPr/>
-      <w:r>
-        <w:rPr>
-          <w:lang w:val="zh_TW" w:bidi="zh_TW"/>
-        </w:rPr>
-      </w:r>
-      <w:r>
-        <w:rPr>
-          <w:b/>
-          <w:lang w:val="zh_TW" w:bidi="zh_TW"/>
-        </w:rPr>
         <w:t>「</w:t>
       </w:r>
       <w:r>
@@ -4928,21 +4338,6 @@
           <w:b/>
           <w:lang w:val="zh_TW" w:bidi="zh_TW"/>
         </w:rPr>
-        <w:t>κατὰ τὴν διδαχὴν</w:t>
-      </w:r>
-    </w:p>
-    <w:p>
-      <w:pPr/>
-      <w:r>
-        <w:rPr>
-          <w:lang w:val="zh_TW" w:bidi="zh_TW"/>
-        </w:rPr>
-      </w:r>
-      <w:r>
-        <w:rPr>
-          <w:b/>
-          <w:lang w:val="zh_TW" w:bidi="zh_TW"/>
-        </w:rPr>
         <w:t>「……所教……」</w:t>
       </w:r>
     </w:p>
@@ -5006,21 +4401,6 @@
           <w:b/>
           <w:lang w:val="zh_TW" w:bidi="zh_TW"/>
         </w:rPr>
-        <w:t>ἵνα</w:t>
-      </w:r>
-    </w:p>
-    <w:p>
-      <w:pPr/>
-      <w:r>
-        <w:rPr>
-          <w:lang w:val="zh_TW" w:bidi="zh_TW"/>
-        </w:rPr>
-      </w:r>
-      <w:r>
-        <w:rPr>
-          <w:b/>
-          <w:lang w:val="zh_TW" w:bidi="zh_TW"/>
-        </w:rPr>
         <w:t>「就能......」</w:t>
       </w:r>
     </w:p>
@@ -5117,21 +4497,6 @@
           <w:b/>
           <w:lang w:val="zh_TW" w:bidi="zh_TW"/>
         </w:rPr>
-        <w:t>τῇ διδασκαλίᾳ τῇ ὑγιαινούσῃ</w:t>
-      </w:r>
-    </w:p>
-    <w:p>
-      <w:pPr/>
-      <w:r>
-        <w:rPr>
-          <w:lang w:val="zh_TW" w:bidi="zh_TW"/>
-        </w:rPr>
-      </w:r>
-      <w:r>
-        <w:rPr>
-          <w:b/>
-          <w:lang w:val="zh_TW" w:bidi="zh_TW"/>
-        </w:rPr>
         <w:t>「</w:t>
       </w:r>
       <w:r>
@@ -5255,21 +4620,6 @@
           <w:b/>
           <w:lang w:val="zh_TW" w:bidi="zh_TW"/>
         </w:rPr>
-        <w:t>ματαιολόγοι</w:t>
-      </w:r>
-    </w:p>
-    <w:p>
-      <w:pPr/>
-      <w:r>
-        <w:rPr>
-          <w:lang w:val="zh_TW" w:bidi="zh_TW"/>
-        </w:rPr>
-      </w:r>
-      <w:r>
-        <w:rPr>
-          <w:b/>
-          <w:lang w:val="zh_TW" w:bidi="zh_TW"/>
-        </w:rPr>
         <w:t>「</w:t>
       </w:r>
       <w:r>
@@ -5393,21 +4743,6 @@
           <w:b/>
           <w:lang w:val="zh_TW" w:bidi="zh_TW"/>
         </w:rPr>
-        <w:t>φρεναπάται</w:t>
-      </w:r>
-    </w:p>
-    <w:p>
-      <w:pPr/>
-      <w:r>
-        <w:rPr>
-          <w:lang w:val="zh_TW" w:bidi="zh_TW"/>
-        </w:rPr>
-      </w:r>
-      <w:r>
-        <w:rPr>
-          <w:b/>
-          <w:lang w:val="zh_TW" w:bidi="zh_TW"/>
-        </w:rPr>
         <w:t>「</w:t>
       </w:r>
       <w:r>
@@ -5512,21 +4847,6 @@
           <w:b/>
           <w:lang w:val="zh_TW" w:bidi="zh_TW"/>
         </w:rPr>
-        <w:t>ματαιολόγοι, καὶ φρεναπάται</w:t>
-      </w:r>
-    </w:p>
-    <w:p>
-      <w:pPr/>
-      <w:r>
-        <w:rPr>
-          <w:lang w:val="zh_TW" w:bidi="zh_TW"/>
-        </w:rPr>
-      </w:r>
-      <w:r>
-        <w:rPr>
-          <w:b/>
-          <w:lang w:val="zh_TW" w:bidi="zh_TW"/>
-        </w:rPr>
         <w:t>「</w:t>
       </w:r>
       <w:r>
@@ -5657,21 +4977,6 @@
           <w:b/>
           <w:lang w:val="zh_TW" w:bidi="zh_TW"/>
         </w:rPr>
-        <w:t>οἱ ἐκ τῆς περιτομῆς</w:t>
-      </w:r>
-    </w:p>
-    <w:p>
-      <w:pPr/>
-      <w:r>
-        <w:rPr>
-          <w:lang w:val="zh_TW" w:bidi="zh_TW"/>
-        </w:rPr>
-      </w:r>
-      <w:r>
-        <w:rPr>
-          <w:b/>
-          <w:lang w:val="zh_TW" w:bidi="zh_TW"/>
-        </w:rPr>
         <w:t>「</w:t>
       </w:r>
       <w:r>
@@ -5782,21 +5087,6 @@
           <w:b/>
           <w:lang w:val="zh_TW" w:bidi="zh_TW"/>
         </w:rPr>
-        <w:t>οὓς δεῖ ἐπιστομίζειν</w:t>
-      </w:r>
-    </w:p>
-    <w:p>
-      <w:pPr/>
-      <w:r>
-        <w:rPr>
-          <w:lang w:val="zh_TW" w:bidi="zh_TW"/>
-        </w:rPr>
-      </w:r>
-      <w:r>
-        <w:rPr>
-          <w:b/>
-          <w:lang w:val="zh_TW" w:bidi="zh_TW"/>
-        </w:rPr>
         <w:t>「</w:t>
       </w:r>
       <w:r>
@@ -5894,21 +5184,6 @@
           <w:b/>
           <w:lang w:val="zh_TW" w:bidi="zh_TW"/>
         </w:rPr>
-        <w:t>ὅλους οἴκους ἀνατρέπουσιν</w:t>
-      </w:r>
-    </w:p>
-    <w:p>
-      <w:pPr/>
-      <w:r>
-        <w:rPr>
-          <w:lang w:val="zh_TW" w:bidi="zh_TW"/>
-        </w:rPr>
-      </w:r>
-      <w:r>
-        <w:rPr>
-          <w:b/>
-          <w:lang w:val="zh_TW" w:bidi="zh_TW"/>
-        </w:rPr>
         <w:t>「</w:t>
       </w:r>
       <w:r>
@@ -6006,21 +5281,6 @@
           <w:b/>
           <w:lang w:val="zh_TW" w:bidi="zh_TW"/>
         </w:rPr>
-        <w:t>αἰσχροῦ κέρδους χάριν</w:t>
-      </w:r>
-    </w:p>
-    <w:p>
-      <w:pPr/>
-      <w:r>
-        <w:rPr>
-          <w:lang w:val="zh_TW" w:bidi="zh_TW"/>
-        </w:rPr>
-      </w:r>
-      <w:r>
-        <w:rPr>
-          <w:b/>
-          <w:lang w:val="zh_TW" w:bidi="zh_TW"/>
-        </w:rPr>
         <w:t>「</w:t>
       </w:r>
       <w:r>
@@ -6144,21 +5404,6 @@
           <w:b/>
           <w:lang w:val="zh_TW" w:bidi="zh_TW"/>
         </w:rPr>
-        <w:t>τις ἐξ αὐτῶν, ἴδιος αὐτῶν προφήτης</w:t>
-      </w:r>
-    </w:p>
-    <w:p>
-      <w:pPr/>
-      <w:r>
-        <w:rPr>
-          <w:lang w:val="zh_TW" w:bidi="zh_TW"/>
-        </w:rPr>
-      </w:r>
-      <w:r>
-        <w:rPr>
-          <w:b/>
-          <w:lang w:val="zh_TW" w:bidi="zh_TW"/>
-        </w:rPr>
         <w:t>「</w:t>
       </w:r>
       <w:r>
@@ -6236,21 +5481,6 @@
           <w:b/>
           <w:lang w:val="zh_TW" w:bidi="zh_TW"/>
         </w:rPr>
-        <w:t>Κρῆτες ἀεὶ ψεῦσται</w:t>
-      </w:r>
-    </w:p>
-    <w:p>
-      <w:pPr/>
-      <w:r>
-        <w:rPr>
-          <w:lang w:val="zh_TW" w:bidi="zh_TW"/>
-        </w:rPr>
-      </w:r>
-      <w:r>
-        <w:rPr>
-          <w:b/>
-          <w:lang w:val="zh_TW" w:bidi="zh_TW"/>
-        </w:rPr>
         <w:t>「</w:t>
       </w:r>
       <w:r>
@@ -6361,21 +5591,6 @@
           <w:b/>
           <w:lang w:val="zh_TW" w:bidi="zh_TW"/>
         </w:rPr>
-        <w:t>κακὰ θηρία</w:t>
-      </w:r>
-    </w:p>
-    <w:p>
-      <w:pPr/>
-      <w:r>
-        <w:rPr>
-          <w:lang w:val="zh_TW" w:bidi="zh_TW"/>
-        </w:rPr>
-      </w:r>
-      <w:r>
-        <w:rPr>
-          <w:b/>
-          <w:lang w:val="zh_TW" w:bidi="zh_TW"/>
-        </w:rPr>
         <w:t>「</w:t>
       </w:r>
       <w:r>
@@ -6486,21 +5701,6 @@
           <w:b/>
           <w:lang w:val="zh_TW" w:bidi="zh_TW"/>
         </w:rPr>
-        <w:t>γαστέρες ἀργαί</w:t>
-      </w:r>
-    </w:p>
-    <w:p>
-      <w:pPr/>
-      <w:r>
-        <w:rPr>
-          <w:lang w:val="zh_TW" w:bidi="zh_TW"/>
-        </w:rPr>
-      </w:r>
-      <w:r>
-        <w:rPr>
-          <w:b/>
-          <w:lang w:val="zh_TW" w:bidi="zh_TW"/>
-        </w:rPr>
         <w:t>「</w:t>
       </w:r>
       <w:r>
@@ -6598,21 +5798,6 @@
           <w:b/>
           <w:lang w:val="zh_TW" w:bidi="zh_TW"/>
         </w:rPr>
-        <w:t>δι’ ἣν αἰτίαν ἔλεγχε αὐτοὺς ἀποτόμως</w:t>
-      </w:r>
-    </w:p>
-    <w:p>
-      <w:pPr/>
-      <w:r>
-        <w:rPr>
-          <w:lang w:val="zh_TW" w:bidi="zh_TW"/>
-        </w:rPr>
-      </w:r>
-      <w:r>
-        <w:rPr>
-          <w:b/>
-          <w:lang w:val="zh_TW" w:bidi="zh_TW"/>
-        </w:rPr>
         <w:t>「</w:t>
       </w:r>
       <w:r>
@@ -6690,21 +5875,6 @@
           <w:b/>
           <w:lang w:val="zh_TW" w:bidi="zh_TW"/>
         </w:rPr>
-        <w:t>δι’ ἣν αἰτίαν</w:t>
-      </w:r>
-    </w:p>
-    <w:p>
-      <w:pPr/>
-      <w:r>
-        <w:rPr>
-          <w:lang w:val="zh_TW" w:bidi="zh_TW"/>
-        </w:rPr>
-      </w:r>
-      <w:r>
-        <w:rPr>
-          <w:b/>
-          <w:lang w:val="zh_TW" w:bidi="zh_TW"/>
-        </w:rPr>
         <w:t>「</w:t>
       </w:r>
       <w:r>
@@ -6801,21 +5971,6 @@
         <w:rPr>
           <w:lang w:val="zh_TW" w:bidi="zh_TW"/>
         </w:rPr>
-      </w:r>
-    </w:p>
-    <w:p>
-      <w:pPr/>
-      <w:r>
-        <w:rPr>
-          <w:lang w:val="zh_TW" w:bidi="zh_TW"/>
-        </w:rPr>
-      </w:r>
-      <w:r>
-        <w:rPr>
-          <w:b/>
-          <w:lang w:val="zh_TW" w:bidi="zh_TW"/>
-        </w:rPr>
-        <w:t>αὐτοὺς</w:t>
       </w:r>
     </w:p>
     <w:p>
@@ -6991,21 +6146,6 @@
           <w:b/>
           <w:lang w:val="zh_TW" w:bidi="zh_TW"/>
         </w:rPr>
-        <w:t>ἵνα ὑγιαίνωσιν ἐν τῇ πίστει</w:t>
-      </w:r>
-    </w:p>
-    <w:p>
-      <w:pPr/>
-      <w:r>
-        <w:rPr>
-          <w:lang w:val="zh_TW" w:bidi="zh_TW"/>
-        </w:rPr>
-      </w:r>
-      <w:r>
-        <w:rPr>
-          <w:b/>
-          <w:lang w:val="zh_TW" w:bidi="zh_TW"/>
-        </w:rPr>
         <w:t>「</w:t>
       </w:r>
       <w:r>
@@ -7116,21 +6256,6 @@
           <w:b/>
           <w:lang w:val="zh_TW" w:bidi="zh_TW"/>
         </w:rPr>
-        <w:t>ἵνα</w:t>
-      </w:r>
-    </w:p>
-    <w:p>
-      <w:pPr/>
-      <w:r>
-        <w:rPr>
-          <w:lang w:val="zh_TW" w:bidi="zh_TW"/>
-        </w:rPr>
-      </w:r>
-      <w:r>
-        <w:rPr>
-          <w:b/>
-          <w:lang w:val="zh_TW" w:bidi="zh_TW"/>
-        </w:rPr>
         <w:t>「</w:t>
       </w:r>
       <w:r>
@@ -7254,21 +6379,6 @@
           <w:b/>
           <w:lang w:val="zh_TW" w:bidi="zh_TW"/>
         </w:rPr>
-        <w:t>ἐν τῇ πίστει</w:t>
-      </w:r>
-    </w:p>
-    <w:p>
-      <w:pPr/>
-      <w:r>
-        <w:rPr>
-          <w:lang w:val="zh_TW" w:bidi="zh_TW"/>
-        </w:rPr>
-      </w:r>
-      <w:r>
-        <w:rPr>
-          <w:b/>
-          <w:lang w:val="zh_TW" w:bidi="zh_TW"/>
-        </w:rPr>
         <w:t>「……</w:t>
       </w:r>
       <w:r>
@@ -7379,21 +6489,6 @@
           <w:b/>
           <w:lang w:val="zh_TW" w:bidi="zh_TW"/>
         </w:rPr>
-        <w:t>Ἰουδαϊκοῖς μύθοις</w:t>
-      </w:r>
-    </w:p>
-    <w:p>
-      <w:pPr/>
-      <w:r>
-        <w:rPr>
-          <w:lang w:val="zh_TW" w:bidi="zh_TW"/>
-        </w:rPr>
-      </w:r>
-      <w:r>
-        <w:rPr>
-          <w:b/>
-          <w:lang w:val="zh_TW" w:bidi="zh_TW"/>
-        </w:rPr>
         <w:t>「……</w:t>
       </w:r>
       <w:r>
@@ -7471,21 +6566,6 @@
           <w:b/>
           <w:lang w:val="zh_TW" w:bidi="zh_TW"/>
         </w:rPr>
-        <w:t>ἀποστρεφομένων τὴν ἀλήθειαν</w:t>
-      </w:r>
-    </w:p>
-    <w:p>
-      <w:pPr/>
-      <w:r>
-        <w:rPr>
-          <w:lang w:val="zh_TW" w:bidi="zh_TW"/>
-        </w:rPr>
-      </w:r>
-      <w:r>
-        <w:rPr>
-          <w:b/>
-          <w:lang w:val="zh_TW" w:bidi="zh_TW"/>
-        </w:rPr>
         <w:t>「……</w:t>
       </w:r>
       <w:r>
@@ -7583,21 +6663,6 @@
           <w:b/>
           <w:lang w:val="zh_TW" w:bidi="zh_TW"/>
         </w:rPr>
-        <w:t>πάντα καθαρὰ τοῖς καθαροῖς</w:t>
-      </w:r>
-    </w:p>
-    <w:p>
-      <w:pPr/>
-      <w:r>
-        <w:rPr>
-          <w:lang w:val="zh_TW" w:bidi="zh_TW"/>
-        </w:rPr>
-      </w:r>
-      <w:r>
-        <w:rPr>
-          <w:b/>
-          <w:lang w:val="zh_TW" w:bidi="zh_TW"/>
-        </w:rPr>
         <w:t>「</w:t>
       </w:r>
       <w:r>
@@ -7695,21 +6760,6 @@
           <w:b/>
           <w:lang w:val="zh_TW" w:bidi="zh_TW"/>
         </w:rPr>
-        <w:t>τοῖς καθαροῖς</w:t>
-      </w:r>
-    </w:p>
-    <w:p>
-      <w:pPr/>
-      <w:r>
-        <w:rPr>
-          <w:lang w:val="zh_TW" w:bidi="zh_TW"/>
-        </w:rPr>
-      </w:r>
-      <w:r>
-        <w:rPr>
-          <w:b/>
-          <w:lang w:val="zh_TW" w:bidi="zh_TW"/>
-        </w:rPr>
         <w:t>「</w:t>
       </w:r>
       <w:r>
@@ -7787,21 +6837,6 @@
           <w:b/>
           <w:lang w:val="zh_TW" w:bidi="zh_TW"/>
         </w:rPr>
-        <w:t>δὲ</w:t>
-      </w:r>
-    </w:p>
-    <w:p>
-      <w:pPr/>
-      <w:r>
-        <w:rPr>
-          <w:lang w:val="zh_TW" w:bidi="zh_TW"/>
-        </w:rPr>
-      </w:r>
-      <w:r>
-        <w:rPr>
-          <w:b/>
-          <w:lang w:val="zh_TW" w:bidi="zh_TW"/>
-        </w:rPr>
         <w:t>「〔但〕......（譯註：和合本沒有譯出這個連接詞）」</w:t>
       </w:r>
     </w:p>
@@ -7898,21 +6933,6 @@
           <w:b/>
           <w:lang w:val="zh_TW" w:bidi="zh_TW"/>
         </w:rPr>
-        <w:t>τοῖς δὲ μεμιαμμένοις καὶ ἀπίστοις, οὐδὲν καθαρόν</w:t>
-      </w:r>
-    </w:p>
-    <w:p>
-      <w:pPr/>
-      <w:r>
-        <w:rPr>
-          <w:lang w:val="zh_TW" w:bidi="zh_TW"/>
-        </w:rPr>
-      </w:r>
-      <w:r>
-        <w:rPr>
-          <w:b/>
-          <w:lang w:val="zh_TW" w:bidi="zh_TW"/>
-        </w:rPr>
         <w:t>「</w:t>
       </w:r>
       <w:r>
@@ -8010,21 +7030,6 @@
           <w:b/>
           <w:lang w:val="zh_TW" w:bidi="zh_TW"/>
         </w:rPr>
-        <w:t>δὲ</w:t>
-      </w:r>
-    </w:p>
-    <w:p>
-      <w:pPr/>
-      <w:r>
-        <w:rPr>
-          <w:lang w:val="zh_TW" w:bidi="zh_TW"/>
-        </w:rPr>
-      </w:r>
-      <w:r>
-        <w:rPr>
-          <w:b/>
-          <w:lang w:val="zh_TW" w:bidi="zh_TW"/>
-        </w:rPr>
         <w:t>「……</w:t>
       </w:r>
       <w:r>
@@ -8135,21 +7140,6 @@
           <w:b/>
           <w:lang w:val="zh_TW" w:bidi="zh_TW"/>
         </w:rPr>
-        <w:t>τοῖς &amp; ἔργοις ἀρνοῦνται</w:t>
-      </w:r>
-    </w:p>
-    <w:p>
-      <w:pPr/>
-      <w:r>
-        <w:rPr>
-          <w:lang w:val="zh_TW" w:bidi="zh_TW"/>
-        </w:rPr>
-      </w:r>
-      <w:r>
-        <w:rPr>
-          <w:b/>
-          <w:lang w:val="zh_TW" w:bidi="zh_TW"/>
-        </w:rPr>
         <w:t>「他們的」</w:t>
       </w:r>
       <w:r>
@@ -8363,21 +7353,6 @@
           <w:b/>
           <w:lang w:val="zh_TW" w:bidi="zh_TW"/>
         </w:rPr>
-        <w:t>σὺ δὲ</w:t>
-      </w:r>
-    </w:p>
-    <w:p>
-      <w:pPr/>
-      <w:r>
-        <w:rPr>
-          <w:lang w:val="zh_TW" w:bidi="zh_TW"/>
-        </w:rPr>
-      </w:r>
-      <w:r>
-        <w:rPr>
-          <w:b/>
-          <w:lang w:val="zh_TW" w:bidi="zh_TW"/>
-        </w:rPr>
         <w:t>「但你……」</w:t>
       </w:r>
     </w:p>
@@ -8474,21 +7449,6 @@
           <w:b/>
           <w:lang w:val="zh_TW" w:bidi="zh_TW"/>
         </w:rPr>
-        <w:t>τῇ ὑγιαινούσῃ διδασκαλίᾳ</w:t>
-      </w:r>
-    </w:p>
-    <w:p>
-      <w:pPr/>
-      <w:r>
-        <w:rPr>
-          <w:lang w:val="zh_TW" w:bidi="zh_TW"/>
-        </w:rPr>
-      </w:r>
-      <w:r>
-        <w:rPr>
-          <w:b/>
-          <w:lang w:val="zh_TW" w:bidi="zh_TW"/>
-        </w:rPr>
         <w:t>「</w:t>
       </w:r>
       <w:r>
@@ -8599,21 +7559,6 @@
           <w:b/>
           <w:lang w:val="zh_TW" w:bidi="zh_TW"/>
         </w:rPr>
-        <w:t>πρεσβύτας &amp; εἶναι</w:t>
-      </w:r>
-    </w:p>
-    <w:p>
-      <w:pPr/>
-      <w:r>
-        <w:rPr>
-          <w:lang w:val="zh_TW" w:bidi="zh_TW"/>
-        </w:rPr>
-      </w:r>
-      <w:r>
-        <w:rPr>
-          <w:b/>
-          <w:lang w:val="zh_TW" w:bidi="zh_TW"/>
-        </w:rPr>
         <w:t>「</w:t>
       </w:r>
       <w:r>
@@ -8724,21 +7669,6 @@
           <w:b/>
           <w:lang w:val="zh_TW" w:bidi="zh_TW"/>
         </w:rPr>
-        <w:t>νηφαλίους &amp; σεμνούς, σώφρονας</w:t>
-      </w:r>
-    </w:p>
-    <w:p>
-      <w:pPr/>
-      <w:r>
-        <w:rPr>
-          <w:lang w:val="zh_TW" w:bidi="zh_TW"/>
-        </w:rPr>
-      </w:r>
-      <w:r>
-        <w:rPr>
-          <w:b/>
-          <w:lang w:val="zh_TW" w:bidi="zh_TW"/>
-        </w:rPr>
         <w:t>「</w:t>
       </w:r>
       <w:r>
@@ -8876,21 +7806,6 @@
           <w:b/>
           <w:lang w:val="zh_TW" w:bidi="zh_TW"/>
         </w:rPr>
-        <w:t>νηφαλίους</w:t>
-      </w:r>
-    </w:p>
-    <w:p>
-      <w:pPr/>
-      <w:r>
-        <w:rPr>
-          <w:lang w:val="zh_TW" w:bidi="zh_TW"/>
-        </w:rPr>
-      </w:r>
-      <w:r>
-        <w:rPr>
-          <w:b/>
-          <w:lang w:val="zh_TW" w:bidi="zh_TW"/>
-        </w:rPr>
         <w:t>「</w:t>
       </w:r>
       <w:r>
@@ -8980,21 +7895,6 @@
           <w:b/>
           <w:lang w:val="zh_TW" w:bidi="zh_TW"/>
         </w:rPr>
-        <w:t>σώφρονας</w:t>
-      </w:r>
-    </w:p>
-    <w:p>
-      <w:pPr/>
-      <w:r>
-        <w:rPr>
-          <w:lang w:val="zh_TW" w:bidi="zh_TW"/>
-        </w:rPr>
-      </w:r>
-      <w:r>
-        <w:rPr>
-          <w:b/>
-          <w:lang w:val="zh_TW" w:bidi="zh_TW"/>
-        </w:rPr>
         <w:t>「</w:t>
       </w:r>
       <w:r>
@@ -9072,21 +7972,6 @@
           <w:b/>
           <w:lang w:val="zh_TW" w:bidi="zh_TW"/>
         </w:rPr>
-        <w:t>ὑγιαίνοντας τῇ πίστει τῇ ἀγάπῃ, τῇ ὑπομονῇ</w:t>
-      </w:r>
-    </w:p>
-    <w:p>
-      <w:pPr/>
-      <w:r>
-        <w:rPr>
-          <w:lang w:val="zh_TW" w:bidi="zh_TW"/>
-        </w:rPr>
-      </w:r>
-      <w:r>
-        <w:rPr>
-          <w:b/>
-          <w:lang w:val="zh_TW" w:bidi="zh_TW"/>
-        </w:rPr>
         <w:t>「</w:t>
       </w:r>
       <w:r>
@@ -9262,21 +8147,6 @@
           <w:b/>
           <w:lang w:val="zh_TW" w:bidi="zh_TW"/>
         </w:rPr>
-        <w:t>ὑγιαίνοντας τῇ πίστει</w:t>
-      </w:r>
-    </w:p>
-    <w:p>
-      <w:pPr/>
-      <w:r>
-        <w:rPr>
-          <w:lang w:val="zh_TW" w:bidi="zh_TW"/>
-        </w:rPr>
-      </w:r>
-      <w:r>
-        <w:rPr>
-          <w:b/>
-          <w:lang w:val="zh_TW" w:bidi="zh_TW"/>
-        </w:rPr>
         <w:t>「</w:t>
       </w:r>
       <w:r>
@@ -9401,21 +8271,6 @@
           <w:b/>
           <w:lang w:val="zh_TW" w:bidi="zh_TW"/>
         </w:rPr>
-        <w:t>τῇ ἀγάπῃ</w:t>
-      </w:r>
-    </w:p>
-    <w:p>
-      <w:pPr/>
-      <w:r>
-        <w:rPr>
-          <w:lang w:val="zh_TW" w:bidi="zh_TW"/>
-        </w:rPr>
-      </w:r>
-      <w:r>
-        <w:rPr>
-          <w:b/>
-          <w:lang w:val="zh_TW" w:bidi="zh_TW"/>
-        </w:rPr>
         <w:t>「</w:t>
       </w:r>
       <w:r>
@@ -9526,21 +8381,6 @@
           <w:b/>
           <w:lang w:val="zh_TW" w:bidi="zh_TW"/>
         </w:rPr>
-        <w:t>τῇ ὑπομονῇ</w:t>
-      </w:r>
-    </w:p>
-    <w:p>
-      <w:pPr/>
-      <w:r>
-        <w:rPr>
-          <w:lang w:val="zh_TW" w:bidi="zh_TW"/>
-        </w:rPr>
-      </w:r>
-      <w:r>
-        <w:rPr>
-          <w:b/>
-          <w:lang w:val="zh_TW" w:bidi="zh_TW"/>
-        </w:rPr>
         <w:t>「</w:t>
       </w:r>
       <w:r>
@@ -9651,21 +8491,6 @@
           <w:b/>
           <w:lang w:val="zh_TW" w:bidi="zh_TW"/>
         </w:rPr>
-        <w:t>πρεσβύτιδας ὡσαύτως</w:t>
-      </w:r>
-    </w:p>
-    <w:p>
-      <w:pPr/>
-      <w:r>
-        <w:rPr>
-          <w:lang w:val="zh_TW" w:bidi="zh_TW"/>
-        </w:rPr>
-      </w:r>
-      <w:r>
-        <w:rPr>
-          <w:b/>
-          <w:lang w:val="zh_TW" w:bidi="zh_TW"/>
-        </w:rPr>
         <w:t>「又……</w:t>
       </w:r>
       <w:r>
@@ -9811,21 +8636,6 @@
           <w:b/>
           <w:lang w:val="zh_TW" w:bidi="zh_TW"/>
         </w:rPr>
-        <w:t>οἴνῳ πολλῷ δεδουλωμένας</w:t>
-      </w:r>
-    </w:p>
-    <w:p>
-      <w:pPr/>
-      <w:r>
-        <w:rPr>
-          <w:lang w:val="zh_TW" w:bidi="zh_TW"/>
-        </w:rPr>
-      </w:r>
-      <w:r>
-        <w:rPr>
-          <w:b/>
-          <w:lang w:val="zh_TW" w:bidi="zh_TW"/>
-        </w:rPr>
         <w:t>「</w:t>
       </w:r>
       <w:r>
@@ -9923,21 +8733,6 @@
           <w:b/>
           <w:lang w:val="zh_TW" w:bidi="zh_TW"/>
         </w:rPr>
-        <w:t>οἴνῳ πολλῷ δεδουλωμένας</w:t>
-      </w:r>
-    </w:p>
-    <w:p>
-      <w:pPr/>
-      <w:r>
-        <w:rPr>
-          <w:lang w:val="zh_TW" w:bidi="zh_TW"/>
-        </w:rPr>
-      </w:r>
-      <w:r>
-        <w:rPr>
-          <w:b/>
-          <w:lang w:val="zh_TW" w:bidi="zh_TW"/>
-        </w:rPr>
         <w:t>「對酒成癮（和合本譯：</w:t>
       </w:r>
       <w:r>
@@ -10035,21 +8830,6 @@
           <w:b/>
           <w:lang w:val="zh_TW" w:bidi="zh_TW"/>
         </w:rPr>
-        <w:t>καλοδιδασκάλους</w:t>
-      </w:r>
-    </w:p>
-    <w:p>
-      <w:pPr/>
-      <w:r>
-        <w:rPr>
-          <w:lang w:val="zh_TW" w:bidi="zh_TW"/>
-        </w:rPr>
-      </w:r>
-      <w:r>
-        <w:rPr>
-          <w:b/>
-          <w:lang w:val="zh_TW" w:bidi="zh_TW"/>
-        </w:rPr>
         <w:t>「</w:t>
       </w:r>
       <w:r>
@@ -10147,21 +8927,6 @@
           <w:b/>
           <w:lang w:val="zh_TW" w:bidi="zh_TW"/>
         </w:rPr>
-        <w:t>ἵνα</w:t>
-      </w:r>
-    </w:p>
-    <w:p>
-      <w:pPr/>
-      <w:r>
-        <w:rPr>
-          <w:lang w:val="zh_TW" w:bidi="zh_TW"/>
-        </w:rPr>
-      </w:r>
-      <w:r>
-        <w:rPr>
-          <w:b/>
-          <w:lang w:val="zh_TW" w:bidi="zh_TW"/>
-        </w:rPr>
         <w:t>「</w:t>
       </w:r>
       <w:r>
@@ -10315,21 +9080,6 @@
           <w:b/>
           <w:lang w:val="zh_TW" w:bidi="zh_TW"/>
         </w:rPr>
-        <w:t>φιλάνδρους</w:t>
-      </w:r>
-    </w:p>
-    <w:p>
-      <w:pPr/>
-      <w:r>
-        <w:rPr>
-          <w:lang w:val="zh_TW" w:bidi="zh_TW"/>
-        </w:rPr>
-      </w:r>
-      <w:r>
-        <w:rPr>
-          <w:b/>
-          <w:lang w:val="zh_TW" w:bidi="zh_TW"/>
-        </w:rPr>
         <w:t>「</w:t>
       </w:r>
       <w:r>
@@ -10407,21 +9157,6 @@
           <w:b/>
           <w:lang w:val="zh_TW" w:bidi="zh_TW"/>
         </w:rPr>
-        <w:t>φιλοτέκνους</w:t>
-      </w:r>
-    </w:p>
-    <w:p>
-      <w:pPr/>
-      <w:r>
-        <w:rPr>
-          <w:lang w:val="zh_TW" w:bidi="zh_TW"/>
-        </w:rPr>
-      </w:r>
-      <w:r>
-        <w:rPr>
-          <w:b/>
-          <w:lang w:val="zh_TW" w:bidi="zh_TW"/>
-        </w:rPr>
         <w:t>「</w:t>
       </w:r>
       <w:r>
@@ -10499,21 +9234,6 @@
           <w:b/>
           <w:lang w:val="zh_TW" w:bidi="zh_TW"/>
         </w:rPr>
-        <w:t>ὑποτασσομένας τοῖς ἰδίοις ἀνδράσιν</w:t>
-      </w:r>
-    </w:p>
-    <w:p>
-      <w:pPr/>
-      <w:r>
-        <w:rPr>
-          <w:lang w:val="zh_TW" w:bidi="zh_TW"/>
-        </w:rPr>
-      </w:r>
-      <w:r>
-        <w:rPr>
-          <w:b/>
-          <w:lang w:val="zh_TW" w:bidi="zh_TW"/>
-        </w:rPr>
         <w:t>「順服自己的丈夫」</w:t>
       </w:r>
     </w:p>
@@ -10577,21 +9297,6 @@
           <w:b/>
           <w:lang w:val="zh_TW" w:bidi="zh_TW"/>
         </w:rPr>
-        <w:t>ἵνα</w:t>
-      </w:r>
-    </w:p>
-    <w:p>
-      <w:pPr/>
-      <w:r>
-        <w:rPr>
-          <w:lang w:val="zh_TW" w:bidi="zh_TW"/>
-        </w:rPr>
-      </w:r>
-      <w:r>
-        <w:rPr>
-          <w:b/>
-          <w:lang w:val="zh_TW" w:bidi="zh_TW"/>
-        </w:rPr>
         <w:t>「</w:t>
       </w:r>
       <w:r>
@@ -10727,21 +9432,6 @@
           <w:b/>
           <w:lang w:val="zh_TW" w:bidi="zh_TW"/>
         </w:rPr>
-        <w:t>ἵνα μὴ ὁ λόγος τοῦ Θεοῦ βλασφημῆται</w:t>
-      </w:r>
-    </w:p>
-    <w:p>
-      <w:pPr/>
-      <w:r>
-        <w:rPr>
-          <w:lang w:val="zh_TW" w:bidi="zh_TW"/>
-        </w:rPr>
-      </w:r>
-      <w:r>
-        <w:rPr>
-          <w:b/>
-          <w:lang w:val="zh_TW" w:bidi="zh_TW"/>
-        </w:rPr>
         <w:t>「免得神的道理被毀謗」</w:t>
       </w:r>
     </w:p>
@@ -10825,21 +9515,6 @@
           <w:b/>
           <w:lang w:val="zh_TW" w:bidi="zh_TW"/>
         </w:rPr>
-        <w:t>ὁ λόγος τοῦ Θεοῦ</w:t>
-      </w:r>
-    </w:p>
-    <w:p>
-      <w:pPr/>
-      <w:r>
-        <w:rPr>
-          <w:lang w:val="zh_TW" w:bidi="zh_TW"/>
-        </w:rPr>
-      </w:r>
-      <w:r>
-        <w:rPr>
-          <w:b/>
-          <w:lang w:val="zh_TW" w:bidi="zh_TW"/>
-        </w:rPr>
         <w:t>「……</w:t>
       </w:r>
       <w:r>
@@ -10950,21 +9625,6 @@
           <w:b/>
           <w:lang w:val="zh_TW" w:bidi="zh_TW"/>
         </w:rPr>
-        <w:t>ὡσαύτως</w:t>
-      </w:r>
-    </w:p>
-    <w:p>
-      <w:pPr/>
-      <w:r>
-        <w:rPr>
-          <w:lang w:val="zh_TW" w:bidi="zh_TW"/>
-        </w:rPr>
-      </w:r>
-      <w:r>
-        <w:rPr>
-          <w:b/>
-          <w:lang w:val="zh_TW" w:bidi="zh_TW"/>
-        </w:rPr>
         <w:t>「又（或譯：同樣的）……」</w:t>
       </w:r>
     </w:p>
@@ -11028,21 +9688,6 @@
           <w:b/>
           <w:lang w:val="zh_TW" w:bidi="zh_TW"/>
         </w:rPr>
-        <w:t>περὶ πάντα</w:t>
-      </w:r>
-    </w:p>
-    <w:p>
-      <w:pPr/>
-      <w:r>
-        <w:rPr>
-          <w:lang w:val="zh_TW" w:bidi="zh_TW"/>
-        </w:rPr>
-      </w:r>
-      <w:r>
-        <w:rPr>
-          <w:b/>
-          <w:lang w:val="zh_TW" w:bidi="zh_TW"/>
-        </w:rPr>
         <w:t>「……</w:t>
       </w:r>
       <w:r>
@@ -11120,21 +9765,6 @@
           <w:b/>
           <w:lang w:val="zh_TW" w:bidi="zh_TW"/>
         </w:rPr>
-        <w:t>σεαυτὸν παρεχόμενος</w:t>
-      </w:r>
-    </w:p>
-    <w:p>
-      <w:pPr/>
-      <w:r>
-        <w:rPr>
-          <w:lang w:val="zh_TW" w:bidi="zh_TW"/>
-        </w:rPr>
-      </w:r>
-      <w:r>
-        <w:rPr>
-          <w:b/>
-          <w:lang w:val="zh_TW" w:bidi="zh_TW"/>
-        </w:rPr>
         <w:t>「</w:t>
       </w:r>
       <w:r>
@@ -11226,21 +9856,6 @@
           <w:b/>
           <w:lang w:val="zh_TW" w:bidi="zh_TW"/>
         </w:rPr>
-        <w:t>τύπον καλῶν ἔργων</w:t>
-      </w:r>
-    </w:p>
-    <w:p>
-      <w:pPr/>
-      <w:r>
-        <w:rPr>
-          <w:lang w:val="zh_TW" w:bidi="zh_TW"/>
-        </w:rPr>
-      </w:r>
-      <w:r>
-        <w:rPr>
-          <w:b/>
-          <w:lang w:val="zh_TW" w:bidi="zh_TW"/>
-        </w:rPr>
         <w:t>「……</w:t>
       </w:r>
       <w:r>
@@ -11318,21 +9933,6 @@
           <w:b/>
           <w:lang w:val="zh_TW" w:bidi="zh_TW"/>
         </w:rPr>
-        <w:t>ἐν τῇ διδασκαλίᾳ ἀφθορίαν, σεμνότητα</w:t>
-      </w:r>
-    </w:p>
-    <w:p>
-      <w:pPr/>
-      <w:r>
-        <w:rPr>
-          <w:lang w:val="zh_TW" w:bidi="zh_TW"/>
-        </w:rPr>
-      </w:r>
-      <w:r>
-        <w:rPr>
-          <w:b/>
-          <w:lang w:val="zh_TW" w:bidi="zh_TW"/>
-        </w:rPr>
         <w:t>「</w:t>
       </w:r>
       <w:r>
@@ -11430,21 +10030,6 @@
           <w:b/>
           <w:lang w:val="zh_TW" w:bidi="zh_TW"/>
         </w:rPr>
-        <w:t>ἐν τῇ διδασκαλίᾳ ἀφθορίαν, σεμνότητα</w:t>
-      </w:r>
-    </w:p>
-    <w:p>
-      <w:pPr/>
-      <w:r>
-        <w:rPr>
-          <w:lang w:val="zh_TW" w:bidi="zh_TW"/>
-        </w:rPr>
-      </w:r>
-      <w:r>
-        <w:rPr>
-          <w:b/>
-          <w:lang w:val="zh_TW" w:bidi="zh_TW"/>
-        </w:rPr>
         <w:t>「</w:t>
       </w:r>
       <w:r>
@@ -11568,21 +10153,6 @@
           <w:b/>
           <w:lang w:val="zh_TW" w:bidi="zh_TW"/>
         </w:rPr>
-        <w:t>ἀφθορίαν</w:t>
-      </w:r>
-    </w:p>
-    <w:p>
-      <w:pPr/>
-      <w:r>
-        <w:rPr>
-          <w:lang w:val="zh_TW" w:bidi="zh_TW"/>
-        </w:rPr>
-      </w:r>
-      <w:r>
-        <w:rPr>
-          <w:b/>
-          <w:lang w:val="zh_TW" w:bidi="zh_TW"/>
-        </w:rPr>
         <w:t>「……不貪腐（和合本譯：正直）……」</w:t>
       </w:r>
     </w:p>
@@ -11692,21 +10262,6 @@
           <w:b/>
           <w:lang w:val="zh_TW" w:bidi="zh_TW"/>
         </w:rPr>
-        <w:t>ὑγιῆ</w:t>
-      </w:r>
-    </w:p>
-    <w:p>
-      <w:pPr/>
-      <w:r>
-        <w:rPr>
-          <w:lang w:val="zh_TW" w:bidi="zh_TW"/>
-        </w:rPr>
-      </w:r>
-      <w:r>
-        <w:rPr>
-          <w:b/>
-          <w:lang w:val="zh_TW" w:bidi="zh_TW"/>
-        </w:rPr>
         <w:t>「……</w:t>
       </w:r>
       <w:r>
@@ -11830,21 +10385,6 @@
           <w:b/>
           <w:lang w:val="zh_TW" w:bidi="zh_TW"/>
         </w:rPr>
-        <w:t>ἵνα</w:t>
-      </w:r>
-    </w:p>
-    <w:p>
-      <w:pPr/>
-      <w:r>
-        <w:rPr>
-          <w:lang w:val="zh_TW" w:bidi="zh_TW"/>
-        </w:rPr>
-      </w:r>
-      <w:r>
-        <w:rPr>
-          <w:b/>
-          <w:lang w:val="zh_TW" w:bidi="zh_TW"/>
-        </w:rPr>
         <w:t>「叫……」</w:t>
       </w:r>
     </w:p>
@@ -11941,21 +10481,6 @@
           <w:b/>
           <w:lang w:val="zh_TW" w:bidi="zh_TW"/>
         </w:rPr>
-        <w:t>ἵνα ὁ ἐξ ἐναντίας ἐντραπῇ</w:t>
-      </w:r>
-    </w:p>
-    <w:p>
-      <w:pPr/>
-      <w:r>
-        <w:rPr>
-          <w:lang w:val="zh_TW" w:bidi="zh_TW"/>
-        </w:rPr>
-      </w:r>
-      <w:r>
-        <w:rPr>
-          <w:b/>
-          <w:lang w:val="zh_TW" w:bidi="zh_TW"/>
-        </w:rPr>
         <w:t>「</w:t>
       </w:r>
       <w:r>
@@ -12065,21 +10590,6 @@
           <w:b/>
           <w:lang w:val="zh_TW" w:bidi="zh_TW"/>
         </w:rPr>
-        <w:t>ἡμῶν</w:t>
-      </w:r>
-    </w:p>
-    <w:p>
-      <w:pPr/>
-      <w:r>
-        <w:rPr>
-          <w:lang w:val="zh_TW" w:bidi="zh_TW"/>
-        </w:rPr>
-      </w:r>
-      <w:r>
-        <w:rPr>
-          <w:b/>
-          <w:lang w:val="zh_TW" w:bidi="zh_TW"/>
-        </w:rPr>
         <w:t>「我們」</w:t>
       </w:r>
     </w:p>
@@ -12176,21 +10686,6 @@
           <w:b/>
           <w:lang w:val="zh_TW" w:bidi="zh_TW"/>
         </w:rPr>
-        <w:t>δούλους ἰδίοις δεσπόταις ὑποτάσσεσθαι</w:t>
-      </w:r>
-    </w:p>
-    <w:p>
-      <w:pPr/>
-      <w:r>
-        <w:rPr>
-          <w:lang w:val="zh_TW" w:bidi="zh_TW"/>
-        </w:rPr>
-      </w:r>
-      <w:r>
-        <w:rPr>
-          <w:b/>
-          <w:lang w:val="zh_TW" w:bidi="zh_TW"/>
-        </w:rPr>
         <w:t>「</w:t>
       </w:r>
       <w:r>
@@ -12312,21 +10807,6 @@
           <w:b/>
           <w:lang w:val="zh_TW" w:bidi="zh_TW"/>
         </w:rPr>
-        <w:t>ἐν πᾶσιν</w:t>
-      </w:r>
-    </w:p>
-    <w:p>
-      <w:pPr/>
-      <w:r>
-        <w:rPr>
-          <w:lang w:val="zh_TW" w:bidi="zh_TW"/>
-        </w:rPr>
-      </w:r>
-      <w:r>
-        <w:rPr>
-          <w:b/>
-          <w:lang w:val="zh_TW" w:bidi="zh_TW"/>
-        </w:rPr>
         <w:t>「</w:t>
       </w:r>
       <w:r>
@@ -12404,21 +10884,6 @@
           <w:b/>
           <w:lang w:val="zh_TW" w:bidi="zh_TW"/>
         </w:rPr>
-        <w:t>εὐαρέστους εἶναι</w:t>
-      </w:r>
-    </w:p>
-    <w:p>
-      <w:pPr/>
-      <w:r>
-        <w:rPr>
-          <w:lang w:val="zh_TW" w:bidi="zh_TW"/>
-        </w:rPr>
-      </w:r>
-      <w:r>
-        <w:rPr>
-          <w:b/>
-          <w:lang w:val="zh_TW" w:bidi="zh_TW"/>
-        </w:rPr>
         <w:t>「……</w:t>
       </w:r>
       <w:r>
@@ -12528,21 +10993,6 @@
           <w:b/>
           <w:lang w:val="zh_TW" w:bidi="zh_TW"/>
         </w:rPr>
-        <w:t>μὴ νοσφιζομένους</w:t>
-      </w:r>
-    </w:p>
-    <w:p>
-      <w:pPr/>
-      <w:r>
-        <w:rPr>
-          <w:lang w:val="zh_TW" w:bidi="zh_TW"/>
-        </w:rPr>
-      </w:r>
-      <w:r>
-        <w:rPr>
-          <w:b/>
-          <w:lang w:val="zh_TW" w:bidi="zh_TW"/>
-        </w:rPr>
         <w:t>「</w:t>
       </w:r>
       <w:r>
@@ -12640,21 +11090,6 @@
           <w:b/>
           <w:lang w:val="zh_TW" w:bidi="zh_TW"/>
         </w:rPr>
-        <w:t>ἀλλὰ</w:t>
-      </w:r>
-    </w:p>
-    <w:p>
-      <w:pPr/>
-      <w:r>
-        <w:rPr>
-          <w:lang w:val="zh_TW" w:bidi="zh_TW"/>
-        </w:rPr>
-      </w:r>
-      <w:r>
-        <w:rPr>
-          <w:b/>
-          <w:lang w:val="zh_TW" w:bidi="zh_TW"/>
-        </w:rPr>
         <w:t>「要……」</w:t>
       </w:r>
     </w:p>
@@ -12763,21 +11198,6 @@
           <w:b/>
           <w:lang w:val="zh_TW" w:bidi="zh_TW"/>
         </w:rPr>
-        <w:t>πᾶσαν πίστιν ἐνδεικνυμένους ἀγαθήν</w:t>
-      </w:r>
-    </w:p>
-    <w:p>
-      <w:pPr/>
-      <w:r>
-        <w:rPr>
-          <w:lang w:val="zh_TW" w:bidi="zh_TW"/>
-        </w:rPr>
-      </w:r>
-      <w:r>
-        <w:rPr>
-          <w:b/>
-          <w:lang w:val="zh_TW" w:bidi="zh_TW"/>
-        </w:rPr>
         <w:t>「……</w:t>
       </w:r>
       <w:r>
@@ -12855,21 +11275,6 @@
           <w:b/>
           <w:lang w:val="zh_TW" w:bidi="zh_TW"/>
         </w:rPr>
-        <w:t>ἵνα</w:t>
-      </w:r>
-    </w:p>
-    <w:p>
-      <w:pPr/>
-      <w:r>
-        <w:rPr>
-          <w:lang w:val="zh_TW" w:bidi="zh_TW"/>
-        </w:rPr>
-      </w:r>
-      <w:r>
-        <w:rPr>
-          <w:b/>
-          <w:lang w:val="zh_TW" w:bidi="zh_TW"/>
-        </w:rPr>
         <w:t>「</w:t>
       </w:r>
       <w:r>
@@ -13018,21 +11423,6 @@
           <w:b/>
           <w:lang w:val="zh_TW" w:bidi="zh_TW"/>
         </w:rPr>
-        <w:t>ἐν πᾶσιν</w:t>
-      </w:r>
-    </w:p>
-    <w:p>
-      <w:pPr/>
-      <w:r>
-        <w:rPr>
-          <w:lang w:val="zh_TW" w:bidi="zh_TW"/>
-        </w:rPr>
-      </w:r>
-      <w:r>
-        <w:rPr>
-          <w:b/>
-          <w:lang w:val="zh_TW" w:bidi="zh_TW"/>
-        </w:rPr>
         <w:t>「……</w:t>
       </w:r>
       <w:r>
@@ -13110,21 +11500,6 @@
           <w:b/>
           <w:lang w:val="zh_TW" w:bidi="zh_TW"/>
         </w:rPr>
-        <w:t>τὴν διδασκαλίαν τὴν τοῦ Σωτῆρος ἡμῶν, Θεοῦ, κοσμῶσιν</w:t>
-      </w:r>
-    </w:p>
-    <w:p>
-      <w:pPr/>
-      <w:r>
-        <w:rPr>
-          <w:lang w:val="zh_TW" w:bidi="zh_TW"/>
-        </w:rPr>
-      </w:r>
-      <w:r>
-        <w:rPr>
-          <w:b/>
-          <w:lang w:val="zh_TW" w:bidi="zh_TW"/>
-        </w:rPr>
         <w:t>「……</w:t>
       </w:r>
       <w:r>
@@ -13202,21 +11577,6 @@
           <w:b/>
           <w:lang w:val="zh_TW" w:bidi="zh_TW"/>
         </w:rPr>
-        <w:t>ἡμῶν</w:t>
-      </w:r>
-    </w:p>
-    <w:p>
-      <w:pPr/>
-      <w:r>
-        <w:rPr>
-          <w:lang w:val="zh_TW" w:bidi="zh_TW"/>
-        </w:rPr>
-      </w:r>
-      <w:r>
-        <w:rPr>
-          <w:b/>
-          <w:lang w:val="zh_TW" w:bidi="zh_TW"/>
-        </w:rPr>
         <w:t>「我們」</w:t>
       </w:r>
     </w:p>
@@ -13313,21 +11673,6 @@
           <w:b/>
           <w:lang w:val="zh_TW" w:bidi="zh_TW"/>
         </w:rPr>
-        <w:t>γὰρ</w:t>
-      </w:r>
-    </w:p>
-    <w:p>
-      <w:pPr/>
-      <w:r>
-        <w:rPr>
-          <w:lang w:val="zh_TW" w:bidi="zh_TW"/>
-        </w:rPr>
-      </w:r>
-      <w:r>
-        <w:rPr>
-          <w:b/>
-          <w:lang w:val="zh_TW" w:bidi="zh_TW"/>
-        </w:rPr>
         <w:t>「因為……」</w:t>
       </w:r>
     </w:p>
@@ -13424,21 +11769,6 @@
           <w:b/>
           <w:lang w:val="zh_TW" w:bidi="zh_TW"/>
         </w:rPr>
-        <w:t>ἐπεφάνη &amp; ἡ χάρις τοῦ Θεοῦ</w:t>
-      </w:r>
-    </w:p>
-    <w:p>
-      <w:pPr/>
-      <w:r>
-        <w:rPr>
-          <w:lang w:val="zh_TW" w:bidi="zh_TW"/>
-        </w:rPr>
-      </w:r>
-      <w:r>
-        <w:rPr>
-          <w:b/>
-          <w:lang w:val="zh_TW" w:bidi="zh_TW"/>
-        </w:rPr>
         <w:t>「已經顯現出來」</w:t>
       </w:r>
       <w:r>
@@ -13548,21 +11878,6 @@
           <w:b/>
           <w:lang w:val="zh_TW" w:bidi="zh_TW"/>
         </w:rPr>
-        <w:t>ἐπεφάνη γὰρ ἡ χάρις τοῦ Θεοῦ σωτήριος πᾶσιν ἀνθρώποις</w:t>
-      </w:r>
-    </w:p>
-    <w:p>
-      <w:pPr/>
-      <w:r>
-        <w:rPr>
-          <w:lang w:val="zh_TW" w:bidi="zh_TW"/>
-        </w:rPr>
-      </w:r>
-      <w:r>
-        <w:rPr>
-          <w:b/>
-          <w:lang w:val="zh_TW" w:bidi="zh_TW"/>
-        </w:rPr>
         <w:t>「</w:t>
       </w:r>
       <w:r>
@@ -13673,21 +11988,6 @@
           <w:b/>
           <w:lang w:val="zh_TW" w:bidi="zh_TW"/>
         </w:rPr>
-        <w:t>σωτήριος πᾶσιν ἀνθρώποις</w:t>
-      </w:r>
-    </w:p>
-    <w:p>
-      <w:pPr/>
-      <w:r>
-        <w:rPr>
-          <w:lang w:val="zh_TW" w:bidi="zh_TW"/>
-        </w:rPr>
-      </w:r>
-      <w:r>
-        <w:rPr>
-          <w:b/>
-          <w:lang w:val="zh_TW" w:bidi="zh_TW"/>
-        </w:rPr>
         <w:t>「……</w:t>
       </w:r>
       <w:r>
@@ -13811,21 +12111,6 @@
           <w:b/>
           <w:lang w:val="zh_TW" w:bidi="zh_TW"/>
         </w:rPr>
-        <w:t>πᾶσιν ἀνθρώποις</w:t>
-      </w:r>
-    </w:p>
-    <w:p>
-      <w:pPr/>
-      <w:r>
-        <w:rPr>
-          <w:lang w:val="zh_TW" w:bidi="zh_TW"/>
-        </w:rPr>
-      </w:r>
-      <w:r>
-        <w:rPr>
-          <w:b/>
-          <w:lang w:val="zh_TW" w:bidi="zh_TW"/>
-        </w:rPr>
         <w:t>「……</w:t>
       </w:r>
       <w:r>
@@ -13936,21 +12221,6 @@
           <w:b/>
           <w:lang w:val="zh_TW" w:bidi="zh_TW"/>
         </w:rPr>
-        <w:t>παιδεύουσα ἡμᾶς</w:t>
-      </w:r>
-    </w:p>
-    <w:p>
-      <w:pPr/>
-      <w:r>
-        <w:rPr>
-          <w:lang w:val="zh_TW" w:bidi="zh_TW"/>
-        </w:rPr>
-      </w:r>
-      <w:r>
-        <w:rPr>
-          <w:b/>
-          <w:lang w:val="zh_TW" w:bidi="zh_TW"/>
-        </w:rPr>
         <w:t>「</w:t>
       </w:r>
       <w:r>
@@ -14048,21 +12318,6 @@
           <w:b/>
           <w:lang w:val="zh_TW" w:bidi="zh_TW"/>
         </w:rPr>
-        <w:t>ἡμᾶς</w:t>
-      </w:r>
-    </w:p>
-    <w:p>
-      <w:pPr/>
-      <w:r>
-        <w:rPr>
-          <w:lang w:val="zh_TW" w:bidi="zh_TW"/>
-        </w:rPr>
-      </w:r>
-      <w:r>
-        <w:rPr>
-          <w:b/>
-          <w:lang w:val="zh_TW" w:bidi="zh_TW"/>
-        </w:rPr>
         <w:t>「我們」</w:t>
       </w:r>
     </w:p>
@@ -14159,21 +12414,6 @@
           <w:b/>
           <w:lang w:val="zh_TW" w:bidi="zh_TW"/>
         </w:rPr>
-        <w:t>τὴν ἀσέβειαν</w:t>
-      </w:r>
-    </w:p>
-    <w:p>
-      <w:pPr/>
-      <w:r>
-        <w:rPr>
-          <w:lang w:val="zh_TW" w:bidi="zh_TW"/>
-        </w:rPr>
-      </w:r>
-      <w:r>
-        <w:rPr>
-          <w:b/>
-          <w:lang w:val="zh_TW" w:bidi="zh_TW"/>
-        </w:rPr>
         <w:t>「不敬虔」</w:t>
       </w:r>
     </w:p>
@@ -14270,21 +12510,6 @@
           <w:b/>
           <w:lang w:val="zh_TW" w:bidi="zh_TW"/>
         </w:rPr>
-        <w:t>τὰς κοσμικὰς ἐπιθυμίας</w:t>
-      </w:r>
-    </w:p>
-    <w:p>
-      <w:pPr/>
-      <w:r>
-        <w:rPr>
-          <w:lang w:val="zh_TW" w:bidi="zh_TW"/>
-        </w:rPr>
-      </w:r>
-      <w:r>
-        <w:rPr>
-          <w:b/>
-          <w:lang w:val="zh_TW" w:bidi="zh_TW"/>
-        </w:rPr>
         <w:t>「世俗的情慾」</w:t>
       </w:r>
     </w:p>
@@ -14381,21 +12606,6 @@
           <w:b/>
           <w:lang w:val="zh_TW" w:bidi="zh_TW"/>
         </w:rPr>
-        <w:t>ἀσέβειαν &amp; εὐσεβῶς</w:t>
-      </w:r>
-    </w:p>
-    <w:p>
-      <w:pPr/>
-      <w:r>
-        <w:rPr>
-          <w:lang w:val="zh_TW" w:bidi="zh_TW"/>
-        </w:rPr>
-      </w:r>
-      <w:r>
-        <w:rPr>
-          <w:b/>
-          <w:lang w:val="zh_TW" w:bidi="zh_TW"/>
-        </w:rPr>
         <w:t>「不敬虔」</w:t>
       </w:r>
       <w:r>
@@ -14485,21 +12695,6 @@
           <w:b/>
           <w:lang w:val="zh_TW" w:bidi="zh_TW"/>
         </w:rPr>
-        <w:t>ἐν τῷ νῦν αἰῶνι</w:t>
-      </w:r>
-    </w:p>
-    <w:p>
-      <w:pPr/>
-      <w:r>
-        <w:rPr>
-          <w:lang w:val="zh_TW" w:bidi="zh_TW"/>
-        </w:rPr>
-      </w:r>
-      <w:r>
-        <w:rPr>
-          <w:b/>
-          <w:lang w:val="zh_TW" w:bidi="zh_TW"/>
-        </w:rPr>
         <w:t>「</w:t>
       </w:r>
       <w:r>
@@ -14577,21 +12772,6 @@
           <w:b/>
           <w:lang w:val="zh_TW" w:bidi="zh_TW"/>
         </w:rPr>
-        <w:t>προσδεχόμενοι</w:t>
-      </w:r>
-    </w:p>
-    <w:p>
-      <w:pPr/>
-      <w:r>
-        <w:rPr>
-          <w:lang w:val="zh_TW" w:bidi="zh_TW"/>
-        </w:rPr>
-      </w:r>
-      <w:r>
-        <w:rPr>
-          <w:b/>
-          <w:lang w:val="zh_TW" w:bidi="zh_TW"/>
-        </w:rPr>
         <w:t>「</w:t>
       </w:r>
       <w:r>
@@ -14669,21 +12849,6 @@
           <w:b/>
           <w:lang w:val="zh_TW" w:bidi="zh_TW"/>
         </w:rPr>
-        <w:t>τὴν μακαρίαν ἐλπίδα, καὶ ἐπιφάνειαν τῆς δόξης</w:t>
-      </w:r>
-    </w:p>
-    <w:p>
-      <w:pPr/>
-      <w:r>
-        <w:rPr>
-          <w:lang w:val="zh_TW" w:bidi="zh_TW"/>
-        </w:rPr>
-      </w:r>
-      <w:r>
-        <w:rPr>
-          <w:b/>
-          <w:lang w:val="zh_TW" w:bidi="zh_TW"/>
-        </w:rPr>
         <w:t>「……</w:t>
       </w:r>
       <w:r>
@@ -14879,21 +13044,6 @@
           <w:b/>
           <w:lang w:val="zh_TW" w:bidi="zh_TW"/>
         </w:rPr>
-        <w:t>τὴν μακαρίαν ἐλπίδα, καὶ ἐπιφάνειαν τῆς δόξης</w:t>
-      </w:r>
-    </w:p>
-    <w:p>
-      <w:pPr/>
-      <w:r>
-        <w:rPr>
-          <w:lang w:val="zh_TW" w:bidi="zh_TW"/>
-        </w:rPr>
-      </w:r>
-      <w:r>
-        <w:rPr>
-          <w:b/>
-          <w:lang w:val="zh_TW" w:bidi="zh_TW"/>
-        </w:rPr>
         <w:t>「……所盼望的福，並……的榮耀顯現」</w:t>
       </w:r>
     </w:p>
@@ -15003,21 +13153,6 @@
           <w:b/>
           <w:lang w:val="zh_TW" w:bidi="zh_TW"/>
         </w:rPr>
-        <w:t>τὴν μακαρίαν ἐλπίδα, καὶ ἐπιφάνειαν τῆς δόξης τοῦ μεγάλου Θεοῦ καὶ Σωτῆρος ἡμῶν, Ἰησοῦ Χριστοῦ</w:t>
-      </w:r>
-    </w:p>
-    <w:p>
-      <w:pPr/>
-      <w:r>
-        <w:rPr>
-          <w:lang w:val="zh_TW" w:bidi="zh_TW"/>
-        </w:rPr>
-      </w:r>
-      <w:r>
-        <w:rPr>
-          <w:b/>
-          <w:lang w:val="zh_TW" w:bidi="zh_TW"/>
-        </w:rPr>
         <w:t>「……</w:t>
       </w:r>
       <w:r>
@@ -15168,21 +13303,6 @@
           <w:b/>
           <w:lang w:val="zh_TW" w:bidi="zh_TW"/>
         </w:rPr>
-        <w:t>τοῦ μεγάλου Θεοῦ καὶ Σωτῆρος ἡμῶν, Ἰησοῦ Χριστοῦ</w:t>
-      </w:r>
-    </w:p>
-    <w:p>
-      <w:pPr/>
-      <w:r>
-        <w:rPr>
-          <w:lang w:val="zh_TW" w:bidi="zh_TW"/>
-        </w:rPr>
-      </w:r>
-      <w:r>
-        <w:rPr>
-          <w:b/>
-          <w:lang w:val="zh_TW" w:bidi="zh_TW"/>
-        </w:rPr>
         <w:t>「……</w:t>
       </w:r>
       <w:r>
@@ -15313,21 +13433,6 @@
           <w:b/>
           <w:lang w:val="zh_TW" w:bidi="zh_TW"/>
         </w:rPr>
-        <w:t>ὃς ἔδωκεν ἑαυτὸν ὑπὲρ ἡμῶν</w:t>
-      </w:r>
-    </w:p>
-    <w:p>
-      <w:pPr/>
-      <w:r>
-        <w:rPr>
-          <w:lang w:val="zh_TW" w:bidi="zh_TW"/>
-        </w:rPr>
-      </w:r>
-      <w:r>
-        <w:rPr>
-          <w:b/>
-          <w:lang w:val="zh_TW" w:bidi="zh_TW"/>
-        </w:rPr>
         <w:t>「</w:t>
       </w:r>
       <w:r>
@@ -15425,21 +13530,6 @@
           <w:b/>
           <w:lang w:val="zh_TW" w:bidi="zh_TW"/>
         </w:rPr>
-        <w:t>ἡμῶν</w:t>
-      </w:r>
-    </w:p>
-    <w:p>
-      <w:pPr/>
-      <w:r>
-        <w:rPr>
-          <w:lang w:val="zh_TW" w:bidi="zh_TW"/>
-        </w:rPr>
-      </w:r>
-      <w:r>
-        <w:rPr>
-          <w:b/>
-          <w:lang w:val="zh_TW" w:bidi="zh_TW"/>
-        </w:rPr>
         <w:t>「我們」</w:t>
       </w:r>
     </w:p>
@@ -15536,21 +13626,6 @@
           <w:b/>
           <w:lang w:val="zh_TW" w:bidi="zh_TW"/>
         </w:rPr>
-        <w:t>λυτρώσηται ἡμᾶς ἀπὸ πάσης ἀνομίας</w:t>
-      </w:r>
-    </w:p>
-    <w:p>
-      <w:pPr/>
-      <w:r>
-        <w:rPr>
-          <w:lang w:val="zh_TW" w:bidi="zh_TW"/>
-        </w:rPr>
-      </w:r>
-      <w:r>
-        <w:rPr>
-          <w:b/>
-          <w:lang w:val="zh_TW" w:bidi="zh_TW"/>
-        </w:rPr>
         <w:t>「</w:t>
       </w:r>
       <w:r>
@@ -15661,21 +13736,6 @@
           <w:b/>
           <w:lang w:val="zh_TW" w:bidi="zh_TW"/>
         </w:rPr>
-        <w:t>ἡμᾶς</w:t>
-      </w:r>
-    </w:p>
-    <w:p>
-      <w:pPr/>
-      <w:r>
-        <w:rPr>
-          <w:lang w:val="zh_TW" w:bidi="zh_TW"/>
-        </w:rPr>
-      </w:r>
-      <w:r>
-        <w:rPr>
-          <w:b/>
-          <w:lang w:val="zh_TW" w:bidi="zh_TW"/>
-        </w:rPr>
         <w:t>「我們」</w:t>
       </w:r>
     </w:p>
@@ -15772,21 +13832,6 @@
           <w:b/>
           <w:lang w:val="zh_TW" w:bidi="zh_TW"/>
         </w:rPr>
-        <w:t>λαὸν περιούσιον</w:t>
-      </w:r>
-    </w:p>
-    <w:p>
-      <w:pPr/>
-      <w:r>
-        <w:rPr>
-          <w:lang w:val="zh_TW" w:bidi="zh_TW"/>
-        </w:rPr>
-      </w:r>
-      <w:r>
-        <w:rPr>
-          <w:b/>
-          <w:lang w:val="zh_TW" w:bidi="zh_TW"/>
-        </w:rPr>
         <w:t>「</w:t>
       </w:r>
       <w:r>
@@ -15884,21 +13929,6 @@
           <w:b/>
           <w:lang w:val="zh_TW" w:bidi="zh_TW"/>
         </w:rPr>
-        <w:t>ζηλωτὴν καλῶν ἔργων</w:t>
-      </w:r>
-    </w:p>
-    <w:p>
-      <w:pPr/>
-      <w:r>
-        <w:rPr>
-          <w:lang w:val="zh_TW" w:bidi="zh_TW"/>
-        </w:rPr>
-      </w:r>
-      <w:r>
-        <w:rPr>
-          <w:b/>
-          <w:lang w:val="zh_TW" w:bidi="zh_TW"/>
-        </w:rPr>
         <w:t>「</w:t>
       </w:r>
       <w:r>
@@ -15976,21 +14006,6 @@
           <w:b/>
           <w:lang w:val="zh_TW" w:bidi="zh_TW"/>
         </w:rPr>
-        <w:t>ταῦτα</w:t>
-      </w:r>
-    </w:p>
-    <w:p>
-      <w:pPr/>
-      <w:r>
-        <w:rPr>
-          <w:lang w:val="zh_TW" w:bidi="zh_TW"/>
-        </w:rPr>
-      </w:r>
-      <w:r>
-        <w:rPr>
-          <w:b/>
-          <w:lang w:val="zh_TW" w:bidi="zh_TW"/>
-        </w:rPr>
         <w:t>「這些事……」</w:t>
       </w:r>
     </w:p>
@@ -16087,21 +14102,6 @@
           <w:b/>
           <w:lang w:val="zh_TW" w:bidi="zh_TW"/>
         </w:rPr>
-        <w:t>παρακάλει</w:t>
-      </w:r>
-    </w:p>
-    <w:p>
-      <w:pPr/>
-      <w:r>
-        <w:rPr>
-          <w:lang w:val="zh_TW" w:bidi="zh_TW"/>
-        </w:rPr>
-      </w:r>
-      <w:r>
-        <w:rPr>
-          <w:b/>
-          <w:lang w:val="zh_TW" w:bidi="zh_TW"/>
-        </w:rPr>
         <w:t>「</w:t>
       </w:r>
       <w:r>
@@ -16212,21 +14212,6 @@
           <w:b/>
           <w:lang w:val="zh_TW" w:bidi="zh_TW"/>
         </w:rPr>
-        <w:t>ἔλεγχε, μετὰ πάσης ἐπιταγῆς</w:t>
-      </w:r>
-    </w:p>
-    <w:p>
-      <w:pPr/>
-      <w:r>
-        <w:rPr>
-          <w:lang w:val="zh_TW" w:bidi="zh_TW"/>
-        </w:rPr>
-      </w:r>
-      <w:r>
-        <w:rPr>
-          <w:b/>
-          <w:lang w:val="zh_TW" w:bidi="zh_TW"/>
-        </w:rPr>
         <w:t>「</w:t>
       </w:r>
       <w:r>
@@ -16337,21 +14322,6 @@
           <w:b/>
           <w:lang w:val="zh_TW" w:bidi="zh_TW"/>
         </w:rPr>
-        <w:t>μετὰ πάσης ἐπιταγῆς</w:t>
-      </w:r>
-    </w:p>
-    <w:p>
-      <w:pPr/>
-      <w:r>
-        <w:rPr>
-          <w:lang w:val="zh_TW" w:bidi="zh_TW"/>
-        </w:rPr>
-      </w:r>
-      <w:r>
-        <w:rPr>
-          <w:b/>
-          <w:lang w:val="zh_TW" w:bidi="zh_TW"/>
-        </w:rPr>
         <w:t>「</w:t>
       </w:r>
       <w:r>
@@ -16462,21 +14432,6 @@
           <w:b/>
           <w:lang w:val="zh_TW" w:bidi="zh_TW"/>
         </w:rPr>
-        <w:t>μηδείς σου περιφρονείτω</w:t>
-      </w:r>
-    </w:p>
-    <w:p>
-      <w:pPr/>
-      <w:r>
-        <w:rPr>
-          <w:lang w:val="zh_TW" w:bidi="zh_TW"/>
-        </w:rPr>
-      </w:r>
-      <w:r>
-        <w:rPr>
-          <w:b/>
-          <w:lang w:val="zh_TW" w:bidi="zh_TW"/>
-        </w:rPr>
         <w:t>「</w:t>
       </w:r>
       <w:r>
@@ -16554,21 +14509,6 @@
           <w:b/>
           <w:lang w:val="zh_TW" w:bidi="zh_TW"/>
         </w:rPr>
-        <w:t>μηδείς σου περιφρονείτω</w:t>
-      </w:r>
-    </w:p>
-    <w:p>
-      <w:pPr/>
-      <w:r>
-        <w:rPr>
-          <w:lang w:val="zh_TW" w:bidi="zh_TW"/>
-        </w:rPr>
-      </w:r>
-      <w:r>
-        <w:rPr>
-          <w:b/>
-          <w:lang w:val="zh_TW" w:bidi="zh_TW"/>
-        </w:rPr>
         <w:t>「</w:t>
       </w:r>
       <w:r>
@@ -16666,21 +14606,6 @@
           <w:b/>
           <w:lang w:val="zh_TW" w:bidi="zh_TW"/>
         </w:rPr>
-        <w:t>μηδείς σου περιφρονείτω</w:t>
-      </w:r>
-    </w:p>
-    <w:p>
-      <w:pPr/>
-      <w:r>
-        <w:rPr>
-          <w:lang w:val="zh_TW" w:bidi="zh_TW"/>
-        </w:rPr>
-      </w:r>
-      <w:r>
-        <w:rPr>
-          <w:b/>
-          <w:lang w:val="zh_TW" w:bidi="zh_TW"/>
-        </w:rPr>
         <w:t>「</w:t>
       </w:r>
       <w:r>
@@ -16929,21 +14854,6 @@
           <w:b/>
           <w:lang w:val="zh_TW" w:bidi="zh_TW"/>
         </w:rPr>
-        <w:t>ὑπομίμνῃσκε αὐτοὺς &amp; ὑποτάσσεσθαι</w:t>
-      </w:r>
-    </w:p>
-    <w:p>
-      <w:pPr/>
-      <w:r>
-        <w:rPr>
-          <w:lang w:val="zh_TW" w:bidi="zh_TW"/>
-        </w:rPr>
-      </w:r>
-      <w:r>
-        <w:rPr>
-          <w:b/>
-          <w:lang w:val="zh_TW" w:bidi="zh_TW"/>
-        </w:rPr>
         <w:t>「</w:t>
       </w:r>
       <w:r>
@@ -17062,21 +14972,6 @@
           <w:b/>
           <w:lang w:val="zh_TW" w:bidi="zh_TW"/>
         </w:rPr>
-        <w:t>ἀρχαῖς, ἐξουσίαις, ὑποτάσσεσθαι, πειθαρχεῖν</w:t>
-      </w:r>
-    </w:p>
-    <w:p>
-      <w:pPr/>
-      <w:r>
-        <w:rPr>
-          <w:lang w:val="zh_TW" w:bidi="zh_TW"/>
-        </w:rPr>
-      </w:r>
-      <w:r>
-        <w:rPr>
-          <w:b/>
-          <w:lang w:val="zh_TW" w:bidi="zh_TW"/>
-        </w:rPr>
         <w:t>「</w:t>
       </w:r>
       <w:r>
@@ -17194,21 +15089,6 @@
           <w:b/>
           <w:lang w:val="zh_TW" w:bidi="zh_TW"/>
         </w:rPr>
-        <w:t>ἀρχαῖς, ἐξουσίαις</w:t>
-      </w:r>
-    </w:p>
-    <w:p>
-      <w:pPr/>
-      <w:r>
-        <w:rPr>
-          <w:lang w:val="zh_TW" w:bidi="zh_TW"/>
-        </w:rPr>
-      </w:r>
-      <w:r>
-        <w:rPr>
-          <w:b/>
-          <w:lang w:val="zh_TW" w:bidi="zh_TW"/>
-        </w:rPr>
         <w:t>「……</w:t>
       </w:r>
       <w:r>
@@ -17326,21 +15206,6 @@
           <w:b/>
           <w:lang w:val="zh_TW" w:bidi="zh_TW"/>
         </w:rPr>
-        <w:t>πρὸς πᾶν ἔργον ἀγαθὸν ἑτοίμους εἶναι</w:t>
-      </w:r>
-    </w:p>
-    <w:p>
-      <w:pPr/>
-      <w:r>
-        <w:rPr>
-          <w:lang w:val="zh_TW" w:bidi="zh_TW"/>
-        </w:rPr>
-      </w:r>
-      <w:r>
-        <w:rPr>
-          <w:b/>
-          <w:lang w:val="zh_TW" w:bidi="zh_TW"/>
-        </w:rPr>
         <w:t>「</w:t>
       </w:r>
       <w:r>
@@ -17418,21 +15283,6 @@
           <w:b/>
           <w:lang w:val="zh_TW" w:bidi="zh_TW"/>
         </w:rPr>
-        <w:t>βλασφημεῖν</w:t>
-      </w:r>
-    </w:p>
-    <w:p>
-      <w:pPr/>
-      <w:r>
-        <w:rPr>
-          <w:lang w:val="zh_TW" w:bidi="zh_TW"/>
-        </w:rPr>
-      </w:r>
-      <w:r>
-        <w:rPr>
-          <w:b/>
-          <w:lang w:val="zh_TW" w:bidi="zh_TW"/>
-        </w:rPr>
         <w:t>「</w:t>
       </w:r>
       <w:r>
@@ -17510,21 +15360,6 @@
           <w:b/>
           <w:lang w:val="zh_TW" w:bidi="zh_TW"/>
         </w:rPr>
-        <w:t>ἀμάχους εἶναι</w:t>
-      </w:r>
-    </w:p>
-    <w:p>
-      <w:pPr/>
-      <w:r>
-        <w:rPr>
-          <w:lang w:val="zh_TW" w:bidi="zh_TW"/>
-        </w:rPr>
-      </w:r>
-      <w:r>
-        <w:rPr>
-          <w:b/>
-          <w:lang w:val="zh_TW" w:bidi="zh_TW"/>
-        </w:rPr>
         <w:t>「不要好爭鬥（和合本譯：和平）」</w:t>
       </w:r>
     </w:p>
@@ -17634,21 +15469,6 @@
           <w:b/>
           <w:lang w:val="zh_TW" w:bidi="zh_TW"/>
         </w:rPr>
-        <w:t>πᾶσαν ἐνδεικνυμένους πραΰτητα</w:t>
-      </w:r>
-    </w:p>
-    <w:p>
-      <w:pPr/>
-      <w:r>
-        <w:rPr>
-          <w:lang w:val="zh_TW" w:bidi="zh_TW"/>
-        </w:rPr>
-      </w:r>
-      <w:r>
-        <w:rPr>
-          <w:b/>
-          <w:lang w:val="zh_TW" w:bidi="zh_TW"/>
-        </w:rPr>
         <w:t>「</w:t>
       </w:r>
       <w:r>
@@ -17773,21 +15593,6 @@
           <w:b/>
           <w:lang w:val="zh_TW" w:bidi="zh_TW"/>
         </w:rPr>
-        <w:t>πρὸς πάντας ἀνθρώπους</w:t>
-      </w:r>
-    </w:p>
-    <w:p>
-      <w:pPr/>
-      <w:r>
-        <w:rPr>
-          <w:lang w:val="zh_TW" w:bidi="zh_TW"/>
-        </w:rPr>
-      </w:r>
-      <w:r>
-        <w:rPr>
-          <w:b/>
-          <w:lang w:val="zh_TW" w:bidi="zh_TW"/>
-        </w:rPr>
         <w:t>「</w:t>
       </w:r>
       <w:r>
@@ -17898,21 +15703,6 @@
           <w:b/>
           <w:lang w:val="zh_TW" w:bidi="zh_TW"/>
         </w:rPr>
-        <w:t>ἦμεν γάρ ποτε καὶ ἡμεῖς</w:t>
-      </w:r>
-    </w:p>
-    <w:p>
-      <w:pPr/>
-      <w:r>
-        <w:rPr>
-          <w:lang w:val="zh_TW" w:bidi="zh_TW"/>
-        </w:rPr>
-      </w:r>
-      <w:r>
-        <w:rPr>
-          <w:b/>
-          <w:lang w:val="zh_TW" w:bidi="zh_TW"/>
-        </w:rPr>
         <w:t>「</w:t>
       </w:r>
       <w:r>
@@ -18037,21 +15827,6 @@
           <w:b/>
           <w:lang w:val="zh_TW" w:bidi="zh_TW"/>
         </w:rPr>
-        <w:t>ποτε</w:t>
-      </w:r>
-    </w:p>
-    <w:p>
-      <w:pPr/>
-      <w:r>
-        <w:rPr>
-          <w:lang w:val="zh_TW" w:bidi="zh_TW"/>
-        </w:rPr>
-      </w:r>
-      <w:r>
-        <w:rPr>
-          <w:b/>
-          <w:lang w:val="zh_TW" w:bidi="zh_TW"/>
-        </w:rPr>
         <w:t>「……</w:t>
       </w:r>
       <w:r>
@@ -18129,21 +15904,6 @@
           <w:b/>
           <w:lang w:val="zh_TW" w:bidi="zh_TW"/>
         </w:rPr>
-        <w:t>ἡμεῖς</w:t>
-      </w:r>
-    </w:p>
-    <w:p>
-      <w:pPr/>
-      <w:r>
-        <w:rPr>
-          <w:lang w:val="zh_TW" w:bidi="zh_TW"/>
-        </w:rPr>
-      </w:r>
-      <w:r>
-        <w:rPr>
-          <w:b/>
-          <w:lang w:val="zh_TW" w:bidi="zh_TW"/>
-        </w:rPr>
         <w:t>「我們……」</w:t>
       </w:r>
     </w:p>
@@ -18240,21 +16000,6 @@
           <w:b/>
           <w:lang w:val="zh_TW" w:bidi="zh_TW"/>
         </w:rPr>
-        <w:t>ἦμεν &amp; ἀνόητοι</w:t>
-      </w:r>
-    </w:p>
-    <w:p>
-      <w:pPr/>
-      <w:r>
-        <w:rPr>
-          <w:lang w:val="zh_TW" w:bidi="zh_TW"/>
-        </w:rPr>
-      </w:r>
-      <w:r>
-        <w:rPr>
-          <w:b/>
-          <w:lang w:val="zh_TW" w:bidi="zh_TW"/>
-        </w:rPr>
         <w:t>「是」</w:t>
       </w:r>
       <w:r>
@@ -18345,21 +16090,6 @@
           <w:b/>
           <w:lang w:val="zh_TW" w:bidi="zh_TW"/>
         </w:rPr>
-        <w:t>πλανώμενοι, δουλεύοντες ἐπιθυμίαις καὶ ἡδοναῖς ποικίλαις</w:t>
-      </w:r>
-    </w:p>
-    <w:p>
-      <w:pPr/>
-      <w:r>
-        <w:rPr>
-          <w:lang w:val="zh_TW" w:bidi="zh_TW"/>
-        </w:rPr>
-      </w:r>
-      <w:r>
-        <w:rPr>
-          <w:b/>
-          <w:lang w:val="zh_TW" w:bidi="zh_TW"/>
-        </w:rPr>
         <w:t>「……</w:t>
       </w:r>
       <w:r>
@@ -18483,21 +16213,6 @@
           <w:b/>
           <w:lang w:val="zh_TW" w:bidi="zh_TW"/>
         </w:rPr>
-        <w:t>πλανώμενοι, δουλεύοντες ἐπιθυμίαις καὶ ἡδοναῖς ποικίλαις</w:t>
-      </w:r>
-    </w:p>
-    <w:p>
-      <w:pPr/>
-      <w:r>
-        <w:rPr>
-          <w:lang w:val="zh_TW" w:bidi="zh_TW"/>
-        </w:rPr>
-      </w:r>
-      <w:r>
-        <w:rPr>
-          <w:b/>
-          <w:lang w:val="zh_TW" w:bidi="zh_TW"/>
-        </w:rPr>
         <w:t>「……受迷惑、服事各樣私慾，和宴樂」</w:t>
       </w:r>
     </w:p>
@@ -18581,21 +16296,6 @@
           <w:b/>
           <w:lang w:val="zh_TW" w:bidi="zh_TW"/>
         </w:rPr>
-        <w:t>ἐπιθυμίαις καὶ ἡδοναῖς ποικίλαις</w:t>
-      </w:r>
-    </w:p>
-    <w:p>
-      <w:pPr/>
-      <w:r>
-        <w:rPr>
-          <w:lang w:val="zh_TW" w:bidi="zh_TW"/>
-        </w:rPr>
-      </w:r>
-      <w:r>
-        <w:rPr>
-          <w:b/>
-          <w:lang w:val="zh_TW" w:bidi="zh_TW"/>
-        </w:rPr>
         <w:t>「……</w:t>
       </w:r>
       <w:r>
@@ -18719,21 +16419,6 @@
           <w:b/>
           <w:lang w:val="zh_TW" w:bidi="zh_TW"/>
         </w:rPr>
-        <w:t>ἐν κακίᾳ καὶ φθόνῳ διάγοντες</w:t>
-      </w:r>
-    </w:p>
-    <w:p>
-      <w:pPr/>
-      <w:r>
-        <w:rPr>
-          <w:lang w:val="zh_TW" w:bidi="zh_TW"/>
-        </w:rPr>
-      </w:r>
-      <w:r>
-        <w:rPr>
-          <w:b/>
-          <w:lang w:val="zh_TW" w:bidi="zh_TW"/>
-        </w:rPr>
         <w:t>「</w:t>
       </w:r>
       <w:r>
@@ -18909,21 +16594,6 @@
           <w:b/>
           <w:lang w:val="zh_TW" w:bidi="zh_TW"/>
         </w:rPr>
-        <w:t>στυγητοί</w:t>
-      </w:r>
-    </w:p>
-    <w:p>
-      <w:pPr/>
-      <w:r>
-        <w:rPr>
-          <w:lang w:val="zh_TW" w:bidi="zh_TW"/>
-        </w:rPr>
-      </w:r>
-      <w:r>
-        <w:rPr>
-          <w:b/>
-          <w:lang w:val="zh_TW" w:bidi="zh_TW"/>
-        </w:rPr>
         <w:t>「</w:t>
       </w:r>
       <w:r>
@@ -19001,21 +16671,6 @@
           <w:b/>
           <w:lang w:val="zh_TW" w:bidi="zh_TW"/>
         </w:rPr>
-        <w:t>δὲ</w:t>
-      </w:r>
-    </w:p>
-    <w:p>
-      <w:pPr/>
-      <w:r>
-        <w:rPr>
-          <w:lang w:val="zh_TW" w:bidi="zh_TW"/>
-        </w:rPr>
-      </w:r>
-      <w:r>
-        <w:rPr>
-          <w:b/>
-          <w:lang w:val="zh_TW" w:bidi="zh_TW"/>
-        </w:rPr>
         <w:t>「但……」</w:t>
       </w:r>
     </w:p>
@@ -19112,21 +16767,6 @@
           <w:b/>
           <w:lang w:val="zh_TW" w:bidi="zh_TW"/>
         </w:rPr>
-        <w:t>ὅτε &amp; ἡ χρηστότης καὶ ἡ φιλανθρωπία ἐπεφάνη τοῦ Σωτῆρος ἡμῶν, Θεοῦ</w:t>
-      </w:r>
-    </w:p>
-    <w:p>
-      <w:pPr/>
-      <w:r>
-        <w:rPr>
-          <w:lang w:val="zh_TW" w:bidi="zh_TW"/>
-        </w:rPr>
-      </w:r>
-      <w:r>
-        <w:rPr>
-          <w:b/>
-          <w:lang w:val="zh_TW" w:bidi="zh_TW"/>
-        </w:rPr>
         <w:t>「到了」</w:t>
       </w:r>
       <w:r>
@@ -19263,21 +16903,6 @@
           <w:b/>
           <w:lang w:val="zh_TW" w:bidi="zh_TW"/>
         </w:rPr>
-        <w:t>ὅτε &amp; ἡ χρηστότης καὶ ἡ φιλανθρωπία ἐπεφάνη τοῦ Σωτῆρος ἡμῶν, Θεοῦ</w:t>
-      </w:r>
-    </w:p>
-    <w:p>
-      <w:pPr/>
-      <w:r>
-        <w:rPr>
-          <w:lang w:val="zh_TW" w:bidi="zh_TW"/>
-        </w:rPr>
-      </w:r>
-      <w:r>
-        <w:rPr>
-          <w:b/>
-          <w:lang w:val="zh_TW" w:bidi="zh_TW"/>
-        </w:rPr>
         <w:t>「到了」</w:t>
       </w:r>
       <w:r>
@@ -19414,21 +17039,6 @@
           <w:b/>
           <w:lang w:val="zh_TW" w:bidi="zh_TW"/>
         </w:rPr>
-        <w:t>ἡμῶν</w:t>
-      </w:r>
-    </w:p>
-    <w:p>
-      <w:pPr/>
-      <w:r>
-        <w:rPr>
-          <w:lang w:val="zh_TW" w:bidi="zh_TW"/>
-        </w:rPr>
-      </w:r>
-      <w:r>
-        <w:rPr>
-          <w:b/>
-          <w:lang w:val="zh_TW" w:bidi="zh_TW"/>
-        </w:rPr>
         <w:t>「我們」</w:t>
       </w:r>
     </w:p>
@@ -19525,21 +17135,6 @@
           <w:b/>
           <w:lang w:val="zh_TW" w:bidi="zh_TW"/>
         </w:rPr>
-        <w:t>ἔργων τῶν ἐν δικαιοσύνῃ</w:t>
-      </w:r>
-    </w:p>
-    <w:p>
-      <w:pPr/>
-      <w:r>
-        <w:rPr>
-          <w:lang w:val="zh_TW" w:bidi="zh_TW"/>
-        </w:rPr>
-      </w:r>
-      <w:r>
-        <w:rPr>
-          <w:b/>
-          <w:lang w:val="zh_TW" w:bidi="zh_TW"/>
-        </w:rPr>
         <w:t>「義」</w:t>
       </w:r>
     </w:p>
@@ -19636,21 +17231,6 @@
           <w:b/>
           <w:lang w:val="zh_TW" w:bidi="zh_TW"/>
         </w:rPr>
-        <w:t>κατὰ τὸ αὐτοῦ ἔλεος</w:t>
-      </w:r>
-    </w:p>
-    <w:p>
-      <w:pPr/>
-      <w:r>
-        <w:rPr>
-          <w:lang w:val="zh_TW" w:bidi="zh_TW"/>
-        </w:rPr>
-      </w:r>
-      <w:r>
-        <w:rPr>
-          <w:b/>
-          <w:lang w:val="zh_TW" w:bidi="zh_TW"/>
-        </w:rPr>
         <w:t>「……</w:t>
       </w:r>
       <w:r>
@@ -19761,21 +17341,6 @@
           <w:b/>
           <w:lang w:val="zh_TW" w:bidi="zh_TW"/>
         </w:rPr>
-        <w:t>λουτροῦ παλινγενεσίας</w:t>
-      </w:r>
-    </w:p>
-    <w:p>
-      <w:pPr/>
-      <w:r>
-        <w:rPr>
-          <w:lang w:val="zh_TW" w:bidi="zh_TW"/>
-        </w:rPr>
-      </w:r>
-      <w:r>
-        <w:rPr>
-          <w:b/>
-          <w:lang w:val="zh_TW" w:bidi="zh_TW"/>
-        </w:rPr>
         <w:t>「……洗……」</w:t>
       </w:r>
     </w:p>
@@ -19885,21 +17450,6 @@
           <w:b/>
           <w:lang w:val="zh_TW" w:bidi="zh_TW"/>
         </w:rPr>
-        <w:t>οὗ ἐξέχεεν ἐφ’ ἡμᾶς πλουσίως,</w:t>
-      </w:r>
-    </w:p>
-    <w:p>
-      <w:pPr/>
-      <w:r>
-        <w:rPr>
-          <w:lang w:val="zh_TW" w:bidi="zh_TW"/>
-        </w:rPr>
-      </w:r>
-      <w:r>
-        <w:rPr>
-          <w:b/>
-          <w:lang w:val="zh_TW" w:bidi="zh_TW"/>
-        </w:rPr>
         <w:t>「</w:t>
       </w:r>
       <w:r>
@@ -20011,21 +17561,6 @@
           <w:b/>
           <w:lang w:val="zh_TW" w:bidi="zh_TW"/>
         </w:rPr>
-        <w:t>ἡμᾶς</w:t>
-      </w:r>
-    </w:p>
-    <w:p>
-      <w:pPr/>
-      <w:r>
-        <w:rPr>
-          <w:lang w:val="zh_TW" w:bidi="zh_TW"/>
-        </w:rPr>
-      </w:r>
-      <w:r>
-        <w:rPr>
-          <w:b/>
-          <w:lang w:val="zh_TW" w:bidi="zh_TW"/>
-        </w:rPr>
         <w:t>「我們」</w:t>
       </w:r>
     </w:p>
@@ -20122,21 +17657,6 @@
           <w:b/>
           <w:lang w:val="zh_TW" w:bidi="zh_TW"/>
         </w:rPr>
-        <w:t>διὰ Ἰησοῦ Χριστοῦ, τοῦ Σωτῆρος ἡμῶν</w:t>
-      </w:r>
-    </w:p>
-    <w:p>
-      <w:pPr/>
-      <w:r>
-        <w:rPr>
-          <w:lang w:val="zh_TW" w:bidi="zh_TW"/>
-        </w:rPr>
-      </w:r>
-      <w:r>
-        <w:rPr>
-          <w:b/>
-          <w:lang w:val="zh_TW" w:bidi="zh_TW"/>
-        </w:rPr>
         <w:t>「……</w:t>
       </w:r>
       <w:r>
@@ -20214,21 +17734,6 @@
           <w:b/>
           <w:lang w:val="zh_TW" w:bidi="zh_TW"/>
         </w:rPr>
-        <w:t>ἡμῶν</w:t>
-      </w:r>
-    </w:p>
-    <w:p>
-      <w:pPr/>
-      <w:r>
-        <w:rPr>
-          <w:lang w:val="zh_TW" w:bidi="zh_TW"/>
-        </w:rPr>
-      </w:r>
-      <w:r>
-        <w:rPr>
-          <w:b/>
-          <w:lang w:val="zh_TW" w:bidi="zh_TW"/>
-        </w:rPr>
         <w:t>「我們」</w:t>
       </w:r>
     </w:p>
@@ -20325,21 +17830,6 @@
           <w:b/>
           <w:lang w:val="zh_TW" w:bidi="zh_TW"/>
         </w:rPr>
-        <w:t>ἵνα</w:t>
-      </w:r>
-    </w:p>
-    <w:p>
-      <w:pPr/>
-      <w:r>
-        <w:rPr>
-          <w:lang w:val="zh_TW" w:bidi="zh_TW"/>
-        </w:rPr>
-      </w:r>
-      <w:r>
-        <w:rPr>
-          <w:b/>
-          <w:lang w:val="zh_TW" w:bidi="zh_TW"/>
-        </w:rPr>
         <w:t>「好叫……」</w:t>
       </w:r>
     </w:p>
@@ -20462,21 +17952,6 @@
           <w:b/>
           <w:lang w:val="zh_TW" w:bidi="zh_TW"/>
         </w:rPr>
-        <w:t>δικαιωθέντες</w:t>
-      </w:r>
-    </w:p>
-    <w:p>
-      <w:pPr/>
-      <w:r>
-        <w:rPr>
-          <w:lang w:val="zh_TW" w:bidi="zh_TW"/>
-        </w:rPr>
-      </w:r>
-      <w:r>
-        <w:rPr>
-          <w:b/>
-          <w:lang w:val="zh_TW" w:bidi="zh_TW"/>
-        </w:rPr>
         <w:t>「……</w:t>
       </w:r>
       <w:r>
@@ -20588,21 +18063,6 @@
           <w:b/>
           <w:lang w:val="zh_TW" w:bidi="zh_TW"/>
         </w:rPr>
-        <w:t>τῇ ἐκείνου χάριτι</w:t>
-      </w:r>
-    </w:p>
-    <w:p>
-      <w:pPr/>
-      <w:r>
-        <w:rPr>
-          <w:lang w:val="zh_TW" w:bidi="zh_TW"/>
-        </w:rPr>
-      </w:r>
-      <w:r>
-        <w:rPr>
-          <w:b/>
-          <w:lang w:val="zh_TW" w:bidi="zh_TW"/>
-        </w:rPr>
         <w:t>「……</w:t>
       </w:r>
       <w:r>
@@ -20713,21 +18173,6 @@
           <w:b/>
           <w:lang w:val="zh_TW" w:bidi="zh_TW"/>
         </w:rPr>
-        <w:t>ἐκείνου</w:t>
-      </w:r>
-    </w:p>
-    <w:p>
-      <w:pPr/>
-      <w:r>
-        <w:rPr>
-          <w:lang w:val="zh_TW" w:bidi="zh_TW"/>
-        </w:rPr>
-      </w:r>
-      <w:r>
-        <w:rPr>
-          <w:b/>
-          <w:lang w:val="zh_TW" w:bidi="zh_TW"/>
-        </w:rPr>
         <w:t>「……</w:t>
       </w:r>
       <w:r>
@@ -20850,21 +18295,6 @@
           <w:b/>
           <w:lang w:val="zh_TW" w:bidi="zh_TW"/>
         </w:rPr>
-        <w:t>κληρονόμοι γενηθῶμεν, κατ’ ἐλπίδα ζωῆς αἰωνίου</w:t>
-      </w:r>
-    </w:p>
-    <w:p>
-      <w:pPr/>
-      <w:r>
-        <w:rPr>
-          <w:lang w:val="zh_TW" w:bidi="zh_TW"/>
-        </w:rPr>
-      </w:r>
-      <w:r>
-        <w:rPr>
-          <w:b/>
-          <w:lang w:val="zh_TW" w:bidi="zh_TW"/>
-        </w:rPr>
         <w:t>「</w:t>
       </w:r>
       <w:r>
@@ -20962,21 +18392,6 @@
           <w:b/>
           <w:lang w:val="zh_TW" w:bidi="zh_TW"/>
         </w:rPr>
-        <w:t>ὁ λόγος</w:t>
-      </w:r>
-    </w:p>
-    <w:p>
-      <w:pPr/>
-      <w:r>
-        <w:rPr>
-          <w:lang w:val="zh_TW" w:bidi="zh_TW"/>
-        </w:rPr>
-      </w:r>
-      <w:r>
-        <w:rPr>
-          <w:b/>
-          <w:lang w:val="zh_TW" w:bidi="zh_TW"/>
-        </w:rPr>
         <w:t>「這話……」</w:t>
       </w:r>
     </w:p>
@@ -21067,21 +18482,6 @@
           <w:b/>
           <w:lang w:val="zh_TW" w:bidi="zh_TW"/>
         </w:rPr>
-        <w:t>τούτων</w:t>
-      </w:r>
-    </w:p>
-    <w:p>
-      <w:pPr/>
-      <w:r>
-        <w:rPr>
-          <w:lang w:val="zh_TW" w:bidi="zh_TW"/>
-        </w:rPr>
-      </w:r>
-      <w:r>
-        <w:rPr>
-          <w:b/>
-          <w:lang w:val="zh_TW" w:bidi="zh_TW"/>
-        </w:rPr>
         <w:t>「……這些事……」</w:t>
       </w:r>
     </w:p>
@@ -21178,21 +18578,6 @@
           <w:b/>
           <w:lang w:val="zh_TW" w:bidi="zh_TW"/>
         </w:rPr>
-        <w:t>φροντίζωσιν καλῶν ἔργων, προΐστασθαι</w:t>
-      </w:r>
-    </w:p>
-    <w:p>
-      <w:pPr/>
-      <w:r>
-        <w:rPr>
-          <w:lang w:val="zh_TW" w:bidi="zh_TW"/>
-        </w:rPr>
-      </w:r>
-      <w:r>
-        <w:rPr>
-          <w:b/>
-          <w:lang w:val="zh_TW" w:bidi="zh_TW"/>
-        </w:rPr>
         <w:t>「……</w:t>
       </w:r>
       <w:r>
@@ -21270,21 +18655,6 @@
           <w:b/>
           <w:lang w:val="zh_TW" w:bidi="zh_TW"/>
         </w:rPr>
-        <w:t>τοῖς ἀνθρώποις</w:t>
-      </w:r>
-    </w:p>
-    <w:p>
-      <w:pPr/>
-      <w:r>
-        <w:rPr>
-          <w:lang w:val="zh_TW" w:bidi="zh_TW"/>
-        </w:rPr>
-      </w:r>
-      <w:r>
-        <w:rPr>
-          <w:b/>
-          <w:lang w:val="zh_TW" w:bidi="zh_TW"/>
-        </w:rPr>
         <w:t>「……</w:t>
       </w:r>
       <w:r>
@@ -21409,21 +18779,6 @@
           <w:b/>
           <w:lang w:val="zh_TW" w:bidi="zh_TW"/>
         </w:rPr>
-        <w:t>δὲ &amp; περιΐστασο</w:t>
-      </w:r>
-    </w:p>
-    <w:p>
-      <w:pPr/>
-      <w:r>
-        <w:rPr>
-          <w:lang w:val="zh_TW" w:bidi="zh_TW"/>
-        </w:rPr>
-      </w:r>
-      <w:r>
-        <w:rPr>
-          <w:b/>
-          <w:lang w:val="zh_TW" w:bidi="zh_TW"/>
-        </w:rPr>
         <w:t>「要」</w:t>
       </w:r>
       <w:r>
@@ -21547,21 +18902,6 @@
           <w:b/>
           <w:lang w:val="zh_TW" w:bidi="zh_TW"/>
         </w:rPr>
-        <w:t>μωρὰς &amp; ζητήσεις</w:t>
-      </w:r>
-    </w:p>
-    <w:p>
-      <w:pPr/>
-      <w:r>
-        <w:rPr>
-          <w:lang w:val="zh_TW" w:bidi="zh_TW"/>
-        </w:rPr>
-      </w:r>
-      <w:r>
-        <w:rPr>
-          <w:b/>
-          <w:lang w:val="zh_TW" w:bidi="zh_TW"/>
-        </w:rPr>
         <w:t>「</w:t>
       </w:r>
       <w:r>
@@ -21666,21 +19006,6 @@
           <w:b/>
           <w:lang w:val="zh_TW" w:bidi="zh_TW"/>
         </w:rPr>
-        <w:t>γενεαλογίας</w:t>
-      </w:r>
-    </w:p>
-    <w:p>
-      <w:pPr/>
-      <w:r>
-        <w:rPr>
-          <w:lang w:val="zh_TW" w:bidi="zh_TW"/>
-        </w:rPr>
-      </w:r>
-      <w:r>
-        <w:rPr>
-          <w:b/>
-          <w:lang w:val="zh_TW" w:bidi="zh_TW"/>
-        </w:rPr>
         <w:t>「家譜」</w:t>
       </w:r>
     </w:p>
@@ -21771,21 +19096,6 @@
           <w:b/>
           <w:lang w:val="zh_TW" w:bidi="zh_TW"/>
         </w:rPr>
-        <w:t>ἔρεις</w:t>
-      </w:r>
-    </w:p>
-    <w:p>
-      <w:pPr/>
-      <w:r>
-        <w:rPr>
-          <w:lang w:val="zh_TW" w:bidi="zh_TW"/>
-        </w:rPr>
-      </w:r>
-      <w:r>
-        <w:rPr>
-          <w:b/>
-          <w:lang w:val="zh_TW" w:bidi="zh_TW"/>
-        </w:rPr>
         <w:t>「</w:t>
       </w:r>
       <w:r>
@@ -21896,21 +19206,6 @@
           <w:b/>
           <w:lang w:val="zh_TW" w:bidi="zh_TW"/>
         </w:rPr>
-        <w:t>νομικὰς</w:t>
-      </w:r>
-    </w:p>
-    <w:p>
-      <w:pPr/>
-      <w:r>
-        <w:rPr>
-          <w:lang w:val="zh_TW" w:bidi="zh_TW"/>
-        </w:rPr>
-      </w:r>
-      <w:r>
-        <w:rPr>
-          <w:b/>
-          <w:lang w:val="zh_TW" w:bidi="zh_TW"/>
-        </w:rPr>
         <w:t>「……</w:t>
       </w:r>
       <w:r>
@@ -22008,21 +19303,6 @@
           <w:b/>
           <w:lang w:val="zh_TW" w:bidi="zh_TW"/>
         </w:rPr>
-        <w:t>αἱρετικὸν ἄνθρωπον &amp; παραιτοῦ</w:t>
-      </w:r>
-    </w:p>
-    <w:p>
-      <w:pPr/>
-      <w:r>
-        <w:rPr>
-          <w:lang w:val="zh_TW" w:bidi="zh_TW"/>
-        </w:rPr>
-      </w:r>
-      <w:r>
-        <w:rPr>
-          <w:b/>
-          <w:lang w:val="zh_TW" w:bidi="zh_TW"/>
-        </w:rPr>
         <w:t>「</w:t>
       </w:r>
       <w:r>
@@ -22147,21 +19427,6 @@
           <w:b/>
           <w:lang w:val="zh_TW" w:bidi="zh_TW"/>
         </w:rPr>
-        <w:t>μετὰ μίαν καὶ δευτέραν νουθεσίαν</w:t>
-      </w:r>
-    </w:p>
-    <w:p>
-      <w:pPr/>
-      <w:r>
-        <w:rPr>
-          <w:lang w:val="zh_TW" w:bidi="zh_TW"/>
-        </w:rPr>
-      </w:r>
-      <w:r>
-        <w:rPr>
-          <w:b/>
-          <w:lang w:val="zh_TW" w:bidi="zh_TW"/>
-        </w:rPr>
         <w:t>「</w:t>
       </w:r>
       <w:r>
@@ -22259,21 +19524,6 @@
           <w:b/>
           <w:lang w:val="zh_TW" w:bidi="zh_TW"/>
         </w:rPr>
-        <w:t>ὁ τοιοῦτος</w:t>
-      </w:r>
-    </w:p>
-    <w:p>
-      <w:pPr/>
-      <w:r>
-        <w:rPr>
-          <w:lang w:val="zh_TW" w:bidi="zh_TW"/>
-        </w:rPr>
-      </w:r>
-      <w:r>
-        <w:rPr>
-          <w:b/>
-          <w:lang w:val="zh_TW" w:bidi="zh_TW"/>
-        </w:rPr>
         <w:t>「</w:t>
       </w:r>
       <w:r>
@@ -22351,21 +19601,6 @@
           <w:b/>
           <w:lang w:val="zh_TW" w:bidi="zh_TW"/>
         </w:rPr>
-        <w:t>ἐξέστραπται</w:t>
-      </w:r>
-    </w:p>
-    <w:p>
-      <w:pPr/>
-      <w:r>
-        <w:rPr>
-          <w:lang w:val="zh_TW" w:bidi="zh_TW"/>
-        </w:rPr>
-      </w:r>
-      <w:r>
-        <w:rPr>
-          <w:b/>
-          <w:lang w:val="zh_TW" w:bidi="zh_TW"/>
-        </w:rPr>
         <w:t>「……</w:t>
       </w:r>
       <w:r>
@@ -22476,21 +19711,6 @@
           <w:b/>
           <w:lang w:val="zh_TW" w:bidi="zh_TW"/>
         </w:rPr>
-        <w:t>ὢν αὐτοκατάκριτος</w:t>
-      </w:r>
-    </w:p>
-    <w:p>
-      <w:pPr/>
-      <w:r>
-        <w:rPr>
-          <w:lang w:val="zh_TW" w:bidi="zh_TW"/>
-        </w:rPr>
-      </w:r>
-      <w:r>
-        <w:rPr>
-          <w:b/>
-          <w:lang w:val="zh_TW" w:bidi="zh_TW"/>
-        </w:rPr>
         <w:t>「</w:t>
       </w:r>
       <w:r>
@@ -22568,21 +19788,6 @@
           <w:b/>
           <w:lang w:val="zh_TW" w:bidi="zh_TW"/>
         </w:rPr>
-        <w:t>ὅταν πέμψω Ἀρτεμᾶν πρὸς σὲ ἢ Τυχικόν</w:t>
-      </w:r>
-    </w:p>
-    <w:p>
-      <w:pPr/>
-      <w:r>
-        <w:rPr>
-          <w:lang w:val="zh_TW" w:bidi="zh_TW"/>
-        </w:rPr>
-      </w:r>
-      <w:r>
-        <w:rPr>
-          <w:b/>
-          <w:lang w:val="zh_TW" w:bidi="zh_TW"/>
-        </w:rPr>
         <w:t>「</w:t>
       </w:r>
       <w:r>
@@ -22680,21 +19885,6 @@
           <w:b/>
           <w:lang w:val="zh_TW" w:bidi="zh_TW"/>
         </w:rPr>
-        <w:t>Ἀρτεμᾶν &amp; Τυχικόν</w:t>
-      </w:r>
-    </w:p>
-    <w:p>
-      <w:pPr/>
-      <w:r>
-        <w:rPr>
-          <w:lang w:val="zh_TW" w:bidi="zh_TW"/>
-        </w:rPr>
-      </w:r>
-      <w:r>
-        <w:rPr>
-          <w:b/>
-          <w:lang w:val="zh_TW" w:bidi="zh_TW"/>
-        </w:rPr>
         <w:t>「亞提馬」</w:t>
       </w:r>
       <w:r>
@@ -22811,21 +20001,6 @@
           <w:b/>
           <w:lang w:val="zh_TW" w:bidi="zh_TW"/>
         </w:rPr>
-        <w:t>σπούδασον ἐλθεῖν</w:t>
-      </w:r>
-    </w:p>
-    <w:p>
-      <w:pPr/>
-      <w:r>
-        <w:rPr>
-          <w:lang w:val="zh_TW" w:bidi="zh_TW"/>
-        </w:rPr>
-      </w:r>
-      <w:r>
-        <w:rPr>
-          <w:b/>
-          <w:lang w:val="zh_TW" w:bidi="zh_TW"/>
-        </w:rPr>
         <w:t>「</w:t>
       </w:r>
       <w:r>
@@ -22917,21 +20092,6 @@
           <w:b/>
           <w:lang w:val="zh_TW" w:bidi="zh_TW"/>
         </w:rPr>
-        <w:t>σπούδασον</w:t>
-      </w:r>
-    </w:p>
-    <w:p>
-      <w:pPr/>
-      <w:r>
-        <w:rPr>
-          <w:lang w:val="zh_TW" w:bidi="zh_TW"/>
-        </w:rPr>
-      </w:r>
-      <w:r>
-        <w:rPr>
-          <w:b/>
-          <w:lang w:val="zh_TW" w:bidi="zh_TW"/>
-        </w:rPr>
         <w:t>「……趕緊……」</w:t>
       </w:r>
     </w:p>
@@ -23028,21 +20188,6 @@
           <w:b/>
           <w:lang w:val="zh_TW" w:bidi="zh_TW"/>
         </w:rPr>
-        <w:t>σπουδαίως πρόπεμψον</w:t>
-      </w:r>
-    </w:p>
-    <w:p>
-      <w:pPr/>
-      <w:r>
-        <w:rPr>
-          <w:lang w:val="zh_TW" w:bidi="zh_TW"/>
-        </w:rPr>
-      </w:r>
-      <w:r>
-        <w:rPr>
-          <w:b/>
-          <w:lang w:val="zh_TW" w:bidi="zh_TW"/>
-        </w:rPr>
         <w:t>「</w:t>
       </w:r>
       <w:r>
@@ -23167,21 +20312,6 @@
           <w:b/>
           <w:lang w:val="zh_TW" w:bidi="zh_TW"/>
         </w:rPr>
-        <w:t>Ζηνᾶν &amp; Ἀπολλῶν</w:t>
-      </w:r>
-    </w:p>
-    <w:p>
-      <w:pPr/>
-      <w:r>
-        <w:rPr>
-          <w:lang w:val="zh_TW" w:bidi="zh_TW"/>
-        </w:rPr>
-      </w:r>
-      <w:r>
-        <w:rPr>
-          <w:b/>
-          <w:lang w:val="zh_TW" w:bidi="zh_TW"/>
-        </w:rPr>
         <w:t>「西納」</w:t>
       </w:r>
       <w:r>
@@ -23298,21 +20428,6 @@
           <w:b/>
           <w:lang w:val="zh_TW" w:bidi="zh_TW"/>
         </w:rPr>
-        <w:t>καὶ Ἀπολλῶν</w:t>
-      </w:r>
-    </w:p>
-    <w:p>
-      <w:pPr/>
-      <w:r>
-        <w:rPr>
-          <w:lang w:val="zh_TW" w:bidi="zh_TW"/>
-        </w:rPr>
-      </w:r>
-      <w:r>
-        <w:rPr>
-          <w:b/>
-          <w:lang w:val="zh_TW" w:bidi="zh_TW"/>
-        </w:rPr>
         <w:t>「和亞波羅」</w:t>
       </w:r>
     </w:p>
@@ -23376,21 +20491,6 @@
           <w:b/>
           <w:lang w:val="zh_TW" w:bidi="zh_TW"/>
         </w:rPr>
-        <w:t>ἵνα μηδὲν αὐτοῖς λείπῃ</w:t>
-      </w:r>
-    </w:p>
-    <w:p>
-      <w:pPr/>
-      <w:r>
-        <w:rPr>
-          <w:lang w:val="zh_TW" w:bidi="zh_TW"/>
-        </w:rPr>
-      </w:r>
-      <w:r>
-        <w:rPr>
-          <w:b/>
-          <w:lang w:val="zh_TW" w:bidi="zh_TW"/>
-        </w:rPr>
         <w:t>「</w:t>
       </w:r>
       <w:r>
@@ -23501,21 +20601,6 @@
           <w:b/>
           <w:lang w:val="zh_TW" w:bidi="zh_TW"/>
         </w:rPr>
-        <w:t>ἵνα μηδὲν αὐτοῖς λείπῃ</w:t>
-      </w:r>
-    </w:p>
-    <w:p>
-      <w:pPr/>
-      <w:r>
-        <w:rPr>
-          <w:lang w:val="zh_TW" w:bidi="zh_TW"/>
-        </w:rPr>
-      </w:r>
-      <w:r>
-        <w:rPr>
-          <w:b/>
-          <w:lang w:val="zh_TW" w:bidi="zh_TW"/>
-        </w:rPr>
         <w:t>「</w:t>
       </w:r>
       <w:r>
@@ -23613,21 +20698,6 @@
           <w:b/>
           <w:lang w:val="zh_TW" w:bidi="zh_TW"/>
         </w:rPr>
-        <w:t>οἱ ἡμέτεροι</w:t>
-      </w:r>
-    </w:p>
-    <w:p>
-      <w:pPr/>
-      <w:r>
-        <w:rPr>
-          <w:lang w:val="zh_TW" w:bidi="zh_TW"/>
-        </w:rPr>
-      </w:r>
-      <w:r>
-        <w:rPr>
-          <w:b/>
-          <w:lang w:val="zh_TW" w:bidi="zh_TW"/>
-        </w:rPr>
         <w:t>「我們的人」</w:t>
       </w:r>
     </w:p>
@@ -23724,21 +20794,6 @@
           <w:b/>
           <w:lang w:val="zh_TW" w:bidi="zh_TW"/>
         </w:rPr>
-        <w:t>οἱ ἡμέτεροι</w:t>
-      </w:r>
-    </w:p>
-    <w:p>
-      <w:pPr/>
-      <w:r>
-        <w:rPr>
-          <w:lang w:val="zh_TW" w:bidi="zh_TW"/>
-        </w:rPr>
-      </w:r>
-      <w:r>
-        <w:rPr>
-          <w:b/>
-          <w:lang w:val="zh_TW" w:bidi="zh_TW"/>
-        </w:rPr>
         <w:t>「我們的人」</w:t>
       </w:r>
     </w:p>
@@ -23835,21 +20890,6 @@
           <w:b/>
           <w:lang w:val="zh_TW" w:bidi="zh_TW"/>
         </w:rPr>
-        <w:t>εἰς τὰς ἀναγκαίας χρείας</w:t>
-      </w:r>
-    </w:p>
-    <w:p>
-      <w:pPr/>
-      <w:r>
-        <w:rPr>
-          <w:lang w:val="zh_TW" w:bidi="zh_TW"/>
-        </w:rPr>
-      </w:r>
-      <w:r>
-        <w:rPr>
-          <w:b/>
-          <w:lang w:val="zh_TW" w:bidi="zh_TW"/>
-        </w:rPr>
         <w:t>「</w:t>
       </w:r>
       <w:r>
@@ -23960,21 +21000,6 @@
           <w:b/>
           <w:lang w:val="zh_TW" w:bidi="zh_TW"/>
         </w:rPr>
-        <w:t>ἵνα μὴ ὦσιν ἄκαρποι</w:t>
-      </w:r>
-    </w:p>
-    <w:p>
-      <w:pPr/>
-      <w:r>
-        <w:rPr>
-          <w:lang w:val="zh_TW" w:bidi="zh_TW"/>
-        </w:rPr>
-      </w:r>
-      <w:r>
-        <w:rPr>
-          <w:b/>
-          <w:lang w:val="zh_TW" w:bidi="zh_TW"/>
-        </w:rPr>
         <w:t>「</w:t>
       </w:r>
       <w:r>
@@ -24072,21 +21097,6 @@
           <w:b/>
           <w:lang w:val="zh_TW" w:bidi="zh_TW"/>
         </w:rPr>
-        <w:t>ἵνα μὴ ὦσιν ἄκαρποι</w:t>
-      </w:r>
-    </w:p>
-    <w:p>
-      <w:pPr/>
-      <w:r>
-        <w:rPr>
-          <w:lang w:val="zh_TW" w:bidi="zh_TW"/>
-        </w:rPr>
-      </w:r>
-      <w:r>
-        <w:rPr>
-          <w:b/>
-          <w:lang w:val="zh_TW" w:bidi="zh_TW"/>
-        </w:rPr>
         <w:t>「</w:t>
       </w:r>
       <w:r>
@@ -24184,21 +21194,6 @@
           <w:b/>
           <w:lang w:val="zh_TW" w:bidi="zh_TW"/>
         </w:rPr>
-        <w:t>ἀσπάζονταί σε</w:t>
-      </w:r>
-    </w:p>
-    <w:p>
-      <w:pPr/>
-      <w:r>
-        <w:rPr>
-          <w:lang w:val="zh_TW" w:bidi="zh_TW"/>
-        </w:rPr>
-      </w:r>
-      <w:r>
-        <w:rPr>
-          <w:b/>
-          <w:lang w:val="zh_TW" w:bidi="zh_TW"/>
-        </w:rPr>
         <w:t>「……</w:t>
       </w:r>
       <w:r>
@@ -24309,21 +21304,6 @@
           <w:b/>
           <w:lang w:val="zh_TW" w:bidi="zh_TW"/>
         </w:rPr>
-        <w:t>οἱ μετ’ ἐμοῦ πάντες</w:t>
-      </w:r>
-    </w:p>
-    <w:p>
-      <w:pPr/>
-      <w:r>
-        <w:rPr>
-          <w:lang w:val="zh_TW" w:bidi="zh_TW"/>
-        </w:rPr>
-      </w:r>
-      <w:r>
-        <w:rPr>
-          <w:b/>
-          <w:lang w:val="zh_TW" w:bidi="zh_TW"/>
-        </w:rPr>
         <w:t>「</w:t>
       </w:r>
       <w:r>
@@ -24421,21 +21401,6 @@
           <w:b/>
           <w:lang w:val="zh_TW" w:bidi="zh_TW"/>
         </w:rPr>
-        <w:t>τοὺς φιλοῦντας ἡμᾶς ἐν πίστει</w:t>
-      </w:r>
-    </w:p>
-    <w:p>
-      <w:pPr/>
-      <w:r>
-        <w:rPr>
-          <w:lang w:val="zh_TW" w:bidi="zh_TW"/>
-        </w:rPr>
-      </w:r>
-      <w:r>
-        <w:rPr>
-          <w:b/>
-          <w:lang w:val="zh_TW" w:bidi="zh_TW"/>
-        </w:rPr>
         <w:t>「……</w:t>
       </w:r>
       <w:r>
@@ -24546,21 +21511,6 @@
           <w:b/>
           <w:lang w:val="zh_TW" w:bidi="zh_TW"/>
         </w:rPr>
-        <w:t>ἡμᾶς</w:t>
-      </w:r>
-    </w:p>
-    <w:p>
-      <w:pPr/>
-      <w:r>
-        <w:rPr>
-          <w:lang w:val="zh_TW" w:bidi="zh_TW"/>
-        </w:rPr>
-      </w:r>
-      <w:r>
-        <w:rPr>
-          <w:b/>
-          <w:lang w:val="zh_TW" w:bidi="zh_TW"/>
-        </w:rPr>
         <w:t>「我們」</w:t>
       </w:r>
     </w:p>
@@ -24657,21 +21607,6 @@
           <w:b/>
           <w:lang w:val="zh_TW" w:bidi="zh_TW"/>
         </w:rPr>
-        <w:t>ἡ χάρις μετὰ πάντων ὑμῶν</w:t>
-      </w:r>
-    </w:p>
-    <w:p>
-      <w:pPr/>
-      <w:r>
-        <w:rPr>
-          <w:lang w:val="zh_TW" w:bidi="zh_TW"/>
-        </w:rPr>
-      </w:r>
-      <w:r>
-        <w:rPr>
-          <w:b/>
-          <w:lang w:val="zh_TW" w:bidi="zh_TW"/>
-        </w:rPr>
         <w:t>「</w:t>
       </w:r>
       <w:r>
@@ -24755,21 +21690,6 @@
         <w:rPr>
           <w:lang w:val="zh_TW" w:bidi="zh_TW"/>
         </w:rPr>
-      </w:r>
-    </w:p>
-    <w:p>
-      <w:pPr/>
-      <w:r>
-        <w:rPr>
-          <w:lang w:val="zh_TW" w:bidi="zh_TW"/>
-        </w:rPr>
-      </w:r>
-      <w:r>
-        <w:rPr>
-          <w:b/>
-          <w:lang w:val="zh_TW" w:bidi="zh_TW"/>
-        </w:rPr>
-        <w:t>ὑμῶν</w:t>
       </w:r>
     </w:p>
     <w:p>

--- a/zht/docx/56.content.docx
+++ b/zht/docx/56.content.docx
@@ -28,15 +28,49 @@
       </w:r>
     </w:p>
     <w:p>
-      <w:pPr/>
-      <w:r>
-        <w:rPr>
-          <w:lang w:val="zh_TW" w:bidi="zh_TW"/>
-        </w:rPr>
-      </w:r>
-      <w:r>
-        <w:rPr>
-          <w:b/>
+      <w:pPr>
+        <w:pStyle w:val="Heading2"/>
+      </w:pPr>
+      <w:r>
+        <w:rPr>
+          <w:lang w:val="zh_TW" w:bidi="zh_TW"/>
+        </w:rPr>
+        <w:t>License Information</w:t>
+      </w:r>
+      <w:r>
+        <w:rPr>
+          <w:lang w:val="zh_TW" w:bidi="zh_TW"/>
+        </w:rPr>
+      </w:r>
+    </w:p>
+    <w:p>
+      <w:pPr/>
+      <w:r>
+        <w:rPr>
+          <w:lang w:val="zh_TW" w:bidi="zh_TW"/>
+        </w:rPr>
+      </w:r>
+      <w:r>
+        <w:rPr>
+          <w:b/>
+          <w:lang w:val="zh_TW" w:bidi="zh_TW"/>
+        </w:rPr>
+        <w:t>翻譯筆記 (unfoldingWord)</w:t>
+      </w:r>
+      <w:r>
+        <w:rPr>
+          <w:lang w:val="zh_TW" w:bidi="zh_TW"/>
+        </w:rPr>
+        <w:t xml:space="preserve"> (Chinese (Traditional)) is based on</w:t>
+      </w:r>
+      <w:r>
+        <w:rPr>
+          <w:lang w:val="zh_TW" w:bidi="zh_TW"/>
+        </w:rPr>
+        <w:t xml:space="preserve">: </w:t>
+      </w:r>
+      <w:r>
+        <w:rPr>
           <w:lang w:val="zh_TW" w:bidi="zh_TW"/>
         </w:rPr>
         <w:t>unfoldingWord® Translation Notes</w:t>
@@ -45,31 +79,62 @@
         <w:rPr>
           <w:lang w:val="zh_TW" w:bidi="zh_TW"/>
         </w:rPr>
-        <w:t xml:space="preserve"> © 2022 unfoldingWord. Released under CC BY-SA 4.0 license. </w:t>
-      </w:r>
-      <w:r>
-        <w:rPr>
-          <w:lang w:val="zh_TW" w:bidi="zh_TW"/>
-        </w:rPr>
-        <w:t>unfoldingWord® Translation Notes</w:t>
-      </w:r>
-      <w:r>
-        <w:rPr>
-          <w:lang w:val="zh_TW" w:bidi="zh_TW"/>
-        </w:rPr>
-        <w:t xml:space="preserve"> has been adapted in the following languages: Tok Pisin, Arabic (عربي), French (Français), Hindi (हिंदी), Indonesian (Bahasa Indonesia), Portuguese (Português), Russian (Русский), Spanish (Español), Swahili (Kiswahili), and Simplified Chinese (简体中文) from </w:t>
-      </w:r>
-      <w:r>
-        <w:rPr>
-          <w:lang w:val="zh_TW" w:bidi="zh_TW"/>
-        </w:rPr>
-        <w:t>unfoldingWord® Translation Notes</w:t>
-      </w:r>
-      <w:r>
-        <w:rPr>
-          <w:lang w:val="zh_TW" w:bidi="zh_TW"/>
-        </w:rPr>
-        <w:t xml:space="preserve"> © 2022 unfoldingWord. Released under CC BY-SA 4.0 license by Mission Mutual</w:t>
+        <w:t xml:space="preserve">, </w:t>
+      </w:r>
+      <w:hyperlink r:id="rId13">
+        <w:r>
+          <w:rPr>
+            <w:lang w:val="zh_TW" w:bidi="zh_TW"/>
+          </w:rPr>
+          <w:rPr>
+            <w:color w:val="0000EE"/>
+            <w:u w:val="single"/>
+          </w:rPr>
+          <w:t>unfoldingWord</w:t>
+        </w:r>
+      </w:hyperlink>
+      <w:r>
+        <w:rPr>
+          <w:lang w:val="zh_TW" w:bidi="zh_TW"/>
+        </w:rPr>
+        <w:t xml:space="preserve">, 2022, which is licensed under a </w:t>
+      </w:r>
+      <w:hyperlink r:id="rId14">
+        <w:r>
+          <w:rPr>
+            <w:lang w:val="zh_TW" w:bidi="zh_TW"/>
+          </w:rPr>
+          <w:rPr>
+            <w:color w:val="0000EE"/>
+            <w:u w:val="single"/>
+          </w:rPr>
+          <w:t>CC BY-SA 4.0 license</w:t>
+        </w:r>
+      </w:hyperlink>
+      <w:r>
+        <w:rPr>
+          <w:lang w:val="zh_TW" w:bidi="zh_TW"/>
+        </w:rPr>
+        <w:t>.</w:t>
+      </w:r>
+      <w:r>
+        <w:rPr>
+          <w:lang w:val="zh_TW" w:bidi="zh_TW"/>
+        </w:rPr>
+      </w:r>
+    </w:p>
+    <w:p>
+      <w:pPr/>
+      <w:r>
+        <w:rPr>
+          <w:lang w:val="zh_TW" w:bidi="zh_TW"/>
+        </w:rPr>
+      </w:r>
+      <w:r>
+        <w:rPr>
+          <w:lang w:val="zh_TW" w:bidi="zh_TW"/>
+        </w:rPr>
+        <w:t>This PDF version is provided under the same license.</w:t>
       </w:r>
       <w:r>
         <w:rPr>
@@ -756,6 +821,21 @@
           <w:b/>
           <w:lang w:val="zh_TW" w:bidi="zh_TW"/>
         </w:rPr>
+        <w:t>κατὰ πίστιν ἐκλεκτῶν Θεοῦ καὶ ἐπίγνωσιν ἀληθείας</w:t>
+      </w:r>
+    </w:p>
+    <w:p>
+      <w:pPr/>
+      <w:r>
+        <w:rPr>
+          <w:lang w:val="zh_TW" w:bidi="zh_TW"/>
+        </w:rPr>
+      </w:r>
+      <w:r>
+        <w:rPr>
+          <w:b/>
+          <w:lang w:val="zh_TW" w:bidi="zh_TW"/>
+        </w:rPr>
         <w:t>「</w:t>
       </w:r>
       <w:r>
@@ -892,6 +972,21 @@
           <w:b/>
           <w:lang w:val="zh_TW" w:bidi="zh_TW"/>
         </w:rPr>
+        <w:t>ἐκλεκτῶν Θεοῦ</w:t>
+      </w:r>
+    </w:p>
+    <w:p>
+      <w:pPr/>
+      <w:r>
+        <w:rPr>
+          <w:lang w:val="zh_TW" w:bidi="zh_TW"/>
+        </w:rPr>
+      </w:r>
+      <w:r>
+        <w:rPr>
+          <w:b/>
+          <w:lang w:val="zh_TW" w:bidi="zh_TW"/>
+        </w:rPr>
         <w:t>「被神揀選的民（和合本譯：神的選民）」</w:t>
       </w:r>
     </w:p>
@@ -975,6 +1070,21 @@
           <w:b/>
           <w:lang w:val="zh_TW" w:bidi="zh_TW"/>
         </w:rPr>
+        <w:t>καὶ ἐπίγνωσιν ἀληθείας</w:t>
+      </w:r>
+    </w:p>
+    <w:p>
+      <w:pPr/>
+      <w:r>
+        <w:rPr>
+          <w:lang w:val="zh_TW" w:bidi="zh_TW"/>
+        </w:rPr>
+      </w:r>
+      <w:r>
+        <w:rPr>
+          <w:b/>
+          <w:lang w:val="zh_TW" w:bidi="zh_TW"/>
+        </w:rPr>
         <w:t>「......</w:t>
       </w:r>
       <w:r>
@@ -1072,6 +1182,21 @@
           <w:b/>
           <w:lang w:val="zh_TW" w:bidi="zh_TW"/>
         </w:rPr>
+        <w:t>τῆς κατ’ εὐσέβειαν</w:t>
+      </w:r>
+    </w:p>
+    <w:p>
+      <w:pPr/>
+      <w:r>
+        <w:rPr>
+          <w:lang w:val="zh_TW" w:bidi="zh_TW"/>
+        </w:rPr>
+      </w:r>
+      <w:r>
+        <w:rPr>
+          <w:b/>
+          <w:lang w:val="zh_TW" w:bidi="zh_TW"/>
+        </w:rPr>
         <w:t>「……敬虔……」</w:t>
       </w:r>
     </w:p>
@@ -1168,6 +1293,21 @@
           <w:b/>
           <w:lang w:val="zh_TW" w:bidi="zh_TW"/>
         </w:rPr>
+        <w:t>ἐπ’ ἐλπίδι ζωῆς αἰωνίου</w:t>
+      </w:r>
+    </w:p>
+    <w:p>
+      <w:pPr/>
+      <w:r>
+        <w:rPr>
+          <w:lang w:val="zh_TW" w:bidi="zh_TW"/>
+        </w:rPr>
+      </w:r>
+      <w:r>
+        <w:rPr>
+          <w:b/>
+          <w:lang w:val="zh_TW" w:bidi="zh_TW"/>
+        </w:rPr>
         <w:t>「盼望……的永生」</w:t>
       </w:r>
     </w:p>
@@ -1290,6 +1430,21 @@
           <w:b/>
           <w:lang w:val="zh_TW" w:bidi="zh_TW"/>
         </w:rPr>
+        <w:t>ἐπ’ ἐλπίδι ζωῆς αἰωνίου</w:t>
+      </w:r>
+    </w:p>
+    <w:p>
+      <w:pPr/>
+      <w:r>
+        <w:rPr>
+          <w:lang w:val="zh_TW" w:bidi="zh_TW"/>
+        </w:rPr>
+      </w:r>
+      <w:r>
+        <w:rPr>
+          <w:b/>
+          <w:lang w:val="zh_TW" w:bidi="zh_TW"/>
+        </w:rPr>
         <w:t>「盼望……的永生」</w:t>
       </w:r>
     </w:p>
@@ -1386,6 +1541,21 @@
           <w:b/>
           <w:lang w:val="zh_TW" w:bidi="zh_TW"/>
         </w:rPr>
+        <w:t>ὁ ἀψευδὴς Θεὸς</w:t>
+      </w:r>
+    </w:p>
+    <w:p>
+      <w:pPr/>
+      <w:r>
+        <w:rPr>
+          <w:lang w:val="zh_TW" w:bidi="zh_TW"/>
+        </w:rPr>
+      </w:r>
+      <w:r>
+        <w:rPr>
+          <w:b/>
+          <w:lang w:val="zh_TW" w:bidi="zh_TW"/>
+        </w:rPr>
         <w:t>「……</w:t>
       </w:r>
       <w:r>
@@ -1560,6 +1730,21 @@
           <w:b/>
           <w:lang w:val="zh_TW" w:bidi="zh_TW"/>
         </w:rPr>
+        <w:t>καιροῖς ἰδίοις</w:t>
+      </w:r>
+    </w:p>
+    <w:p>
+      <w:pPr/>
+      <w:r>
+        <w:rPr>
+          <w:lang w:val="zh_TW" w:bidi="zh_TW"/>
+        </w:rPr>
+      </w:r>
+      <w:r>
+        <w:rPr>
+          <w:b/>
+          <w:lang w:val="zh_TW" w:bidi="zh_TW"/>
+        </w:rPr>
         <w:t>「</w:t>
       </w:r>
       <w:r>
@@ -1649,6 +1834,21 @@
           <w:b/>
           <w:lang w:val="zh_TW" w:bidi="zh_TW"/>
         </w:rPr>
+        <w:t>ἐφανέρωσεν &amp; τὸν λόγον αὐτοῦ</w:t>
+      </w:r>
+    </w:p>
+    <w:p>
+      <w:pPr/>
+      <w:r>
+        <w:rPr>
+          <w:lang w:val="zh_TW" w:bidi="zh_TW"/>
+        </w:rPr>
+      </w:r>
+      <w:r>
+        <w:rPr>
+          <w:b/>
+          <w:lang w:val="zh_TW" w:bidi="zh_TW"/>
+        </w:rPr>
         <w:t>「把」</w:t>
       </w:r>
       <w:r>
@@ -1759,6 +1959,21 @@
           <w:b/>
           <w:lang w:val="zh_TW" w:bidi="zh_TW"/>
         </w:rPr>
+        <w:t>ἐν κηρύγματι</w:t>
+      </w:r>
+    </w:p>
+    <w:p>
+      <w:pPr/>
+      <w:r>
+        <w:rPr>
+          <w:lang w:val="zh_TW" w:bidi="zh_TW"/>
+        </w:rPr>
+      </w:r>
+      <w:r>
+        <w:rPr>
+          <w:b/>
+          <w:lang w:val="zh_TW" w:bidi="zh_TW"/>
+        </w:rPr>
         <w:t>「</w:t>
       </w:r>
       <w:r>
@@ -1869,6 +2084,21 @@
           <w:b/>
           <w:lang w:val="zh_TW" w:bidi="zh_TW"/>
         </w:rPr>
+        <w:t>ὃ ἐπιστεύθην ἐγὼ</w:t>
+      </w:r>
+    </w:p>
+    <w:p>
+      <w:pPr/>
+      <w:r>
+        <w:rPr>
+          <w:lang w:val="zh_TW" w:bidi="zh_TW"/>
+        </w:rPr>
+      </w:r>
+      <w:r>
+        <w:rPr>
+          <w:b/>
+          <w:lang w:val="zh_TW" w:bidi="zh_TW"/>
+        </w:rPr>
         <w:t>「......被交托給我（和合本譯：</w:t>
       </w:r>
       <w:r>
@@ -1966,6 +2196,21 @@
           <w:b/>
           <w:lang w:val="zh_TW" w:bidi="zh_TW"/>
         </w:rPr>
+        <w:t>ἡμῶν</w:t>
+      </w:r>
+    </w:p>
+    <w:p>
+      <w:pPr/>
+      <w:r>
+        <w:rPr>
+          <w:lang w:val="zh_TW" w:bidi="zh_TW"/>
+        </w:rPr>
+      </w:r>
+      <w:r>
+        <w:rPr>
+          <w:b/>
+          <w:lang w:val="zh_TW" w:bidi="zh_TW"/>
+        </w:rPr>
         <w:t>「我們」</w:t>
       </w:r>
     </w:p>
@@ -2062,6 +2307,21 @@
           <w:b/>
           <w:lang w:val="zh_TW" w:bidi="zh_TW"/>
         </w:rPr>
+        <w:t>γνησίῳ τέκνῳ</w:t>
+      </w:r>
+    </w:p>
+    <w:p>
+      <w:pPr/>
+      <w:r>
+        <w:rPr>
+          <w:lang w:val="zh_TW" w:bidi="zh_TW"/>
+        </w:rPr>
+      </w:r>
+      <w:r>
+        <w:rPr>
+          <w:b/>
+          <w:lang w:val="zh_TW" w:bidi="zh_TW"/>
+        </w:rPr>
         <w:t>「</w:t>
       </w:r>
       <w:r>
@@ -2172,6 +2432,21 @@
           <w:b/>
           <w:lang w:val="zh_TW" w:bidi="zh_TW"/>
         </w:rPr>
+        <w:t>κατὰ κοινὴν πίστιν</w:t>
+      </w:r>
+    </w:p>
+    <w:p>
+      <w:pPr/>
+      <w:r>
+        <w:rPr>
+          <w:lang w:val="zh_TW" w:bidi="zh_TW"/>
+        </w:rPr>
+      </w:r>
+      <w:r>
+        <w:rPr>
+          <w:b/>
+          <w:lang w:val="zh_TW" w:bidi="zh_TW"/>
+        </w:rPr>
         <w:t>「</w:t>
       </w:r>
       <w:r>
@@ -2295,6 +2570,21 @@
           <w:b/>
           <w:lang w:val="zh_TW" w:bidi="zh_TW"/>
         </w:rPr>
+        <w:t>χάρις καὶ εἰρήνη</w:t>
+      </w:r>
+    </w:p>
+    <w:p>
+      <w:pPr/>
+      <w:r>
+        <w:rPr>
+          <w:lang w:val="zh_TW" w:bidi="zh_TW"/>
+        </w:rPr>
+      </w:r>
+      <w:r>
+        <w:rPr>
+          <w:b/>
+          <w:lang w:val="zh_TW" w:bidi="zh_TW"/>
+        </w:rPr>
         <w:t>「</w:t>
       </w:r>
       <w:r>
@@ -2392,6 +2682,21 @@
           <w:b/>
           <w:lang w:val="zh_TW" w:bidi="zh_TW"/>
         </w:rPr>
+        <w:t>χάρις καὶ εἰρήνη ἀπὸ Θεοῦ Πατρὸς καὶ Χριστοῦ Ἰησοῦ τοῦ Σωτῆρος ἡμῶν</w:t>
+      </w:r>
+    </w:p>
+    <w:p>
+      <w:pPr/>
+      <w:r>
+        <w:rPr>
+          <w:lang w:val="zh_TW" w:bidi="zh_TW"/>
+        </w:rPr>
+      </w:r>
+      <w:r>
+        <w:rPr>
+          <w:b/>
+          <w:lang w:val="zh_TW" w:bidi="zh_TW"/>
+        </w:rPr>
         <w:t>「</w:t>
       </w:r>
       <w:r>
@@ -2515,6 +2820,21 @@
           <w:b/>
           <w:lang w:val="zh_TW" w:bidi="zh_TW"/>
         </w:rPr>
+        <w:t>Χριστοῦ Ἰησοῦ τοῦ Σωτῆρος ἡμῶν</w:t>
+      </w:r>
+    </w:p>
+    <w:p>
+      <w:pPr/>
+      <w:r>
+        <w:rPr>
+          <w:lang w:val="zh_TW" w:bidi="zh_TW"/>
+        </w:rPr>
+      </w:r>
+      <w:r>
+        <w:rPr>
+          <w:b/>
+          <w:lang w:val="zh_TW" w:bidi="zh_TW"/>
+        </w:rPr>
         <w:t>「</w:t>
       </w:r>
       <w:r>
@@ -2592,6 +2912,21 @@
           <w:b/>
           <w:lang w:val="zh_TW" w:bidi="zh_TW"/>
         </w:rPr>
+        <w:t>ἡμῶν</w:t>
+      </w:r>
+    </w:p>
+    <w:p>
+      <w:pPr/>
+      <w:r>
+        <w:rPr>
+          <w:lang w:val="zh_TW" w:bidi="zh_TW"/>
+        </w:rPr>
+      </w:r>
+      <w:r>
+        <w:rPr>
+          <w:b/>
+          <w:lang w:val="zh_TW" w:bidi="zh_TW"/>
+        </w:rPr>
         <w:t>「我們」</w:t>
       </w:r>
     </w:p>
@@ -2688,6 +3023,21 @@
           <w:b/>
           <w:lang w:val="zh_TW" w:bidi="zh_TW"/>
         </w:rPr>
+        <w:t>τούτου χάριν</w:t>
+      </w:r>
+    </w:p>
+    <w:p>
+      <w:pPr/>
+      <w:r>
+        <w:rPr>
+          <w:lang w:val="zh_TW" w:bidi="zh_TW"/>
+        </w:rPr>
+      </w:r>
+      <w:r>
+        <w:rPr>
+          <w:b/>
+          <w:lang w:val="zh_TW" w:bidi="zh_TW"/>
+        </w:rPr>
         <w:t>「是要......」</w:t>
       </w:r>
     </w:p>
@@ -2784,6 +3134,21 @@
           <w:b/>
           <w:lang w:val="zh_TW" w:bidi="zh_TW"/>
         </w:rPr>
+        <w:t>ἀπέλιπόν σε ἐν Κρήτῃ</w:t>
+      </w:r>
+    </w:p>
+    <w:p>
+      <w:pPr/>
+      <w:r>
+        <w:rPr>
+          <w:lang w:val="zh_TW" w:bidi="zh_TW"/>
+        </w:rPr>
+      </w:r>
+      <w:r>
+        <w:rPr>
+          <w:b/>
+          <w:lang w:val="zh_TW" w:bidi="zh_TW"/>
+        </w:rPr>
         <w:t>「</w:t>
       </w:r>
       <w:r>
@@ -2861,6 +3226,21 @@
           <w:b/>
           <w:lang w:val="zh_TW" w:bidi="zh_TW"/>
         </w:rPr>
+        <w:t>ἵνα τὰ λείποντα ἐπιδιορθώσῃ</w:t>
+      </w:r>
+    </w:p>
+    <w:p>
+      <w:pPr/>
+      <w:r>
+        <w:rPr>
+          <w:lang w:val="zh_TW" w:bidi="zh_TW"/>
+        </w:rPr>
+      </w:r>
+      <w:r>
+        <w:rPr>
+          <w:b/>
+          <w:lang w:val="zh_TW" w:bidi="zh_TW"/>
+        </w:rPr>
         <w:t>「</w:t>
       </w:r>
       <w:r>
@@ -2938,6 +3318,21 @@
           <w:b/>
           <w:lang w:val="zh_TW" w:bidi="zh_TW"/>
         </w:rPr>
+        <w:t>καταστήσῃς &amp; πρεσβυτέρους</w:t>
+      </w:r>
+    </w:p>
+    <w:p>
+      <w:pPr/>
+      <w:r>
+        <w:rPr>
+          <w:lang w:val="zh_TW" w:bidi="zh_TW"/>
+        </w:rPr>
+      </w:r>
+      <w:r>
+        <w:rPr>
+          <w:b/>
+          <w:lang w:val="zh_TW" w:bidi="zh_TW"/>
+        </w:rPr>
         <w:t>「</w:t>
       </w:r>
       <w:r>
@@ -3040,6 +3435,21 @@
           <w:b/>
           <w:lang w:val="zh_TW" w:bidi="zh_TW"/>
         </w:rPr>
+        <w:t>εἴ τίς ἐστιν ἀνέγκλητος</w:t>
+      </w:r>
+    </w:p>
+    <w:p>
+      <w:pPr/>
+      <w:r>
+        <w:rPr>
+          <w:lang w:val="zh_TW" w:bidi="zh_TW"/>
+        </w:rPr>
+      </w:r>
+      <w:r>
+        <w:rPr>
+          <w:b/>
+          <w:lang w:val="zh_TW" w:bidi="zh_TW"/>
+        </w:rPr>
         <w:t>「</w:t>
       </w:r>
       <w:r>
@@ -3137,6 +3547,21 @@
           <w:b/>
           <w:lang w:val="zh_TW" w:bidi="zh_TW"/>
         </w:rPr>
+        <w:t>ἀνέγκλητος</w:t>
+      </w:r>
+    </w:p>
+    <w:p>
+      <w:pPr/>
+      <w:r>
+        <w:rPr>
+          <w:lang w:val="zh_TW" w:bidi="zh_TW"/>
+        </w:rPr>
+      </w:r>
+      <w:r>
+        <w:rPr>
+          <w:b/>
+          <w:lang w:val="zh_TW" w:bidi="zh_TW"/>
+        </w:rPr>
         <w:t>「無可指責」</w:t>
       </w:r>
     </w:p>
@@ -3227,6 +3652,21 @@
           <w:b/>
           <w:lang w:val="zh_TW" w:bidi="zh_TW"/>
         </w:rPr>
+        <w:t>μιᾶς γυναικὸς ἀνήρ</w:t>
+      </w:r>
+    </w:p>
+    <w:p>
+      <w:pPr/>
+      <w:r>
+        <w:rPr>
+          <w:lang w:val="zh_TW" w:bidi="zh_TW"/>
+        </w:rPr>
+      </w:r>
+      <w:r>
+        <w:rPr>
+          <w:b/>
+          <w:lang w:val="zh_TW" w:bidi="zh_TW"/>
+        </w:rPr>
         <w:t>「</w:t>
       </w:r>
       <w:r>
@@ -3337,6 +3777,21 @@
           <w:b/>
           <w:lang w:val="zh_TW" w:bidi="zh_TW"/>
         </w:rPr>
+        <w:t>τέκνα &amp; πιστά</w:t>
+      </w:r>
+    </w:p>
+    <w:p>
+      <w:pPr/>
+      <w:r>
+        <w:rPr>
+          <w:lang w:val="zh_TW" w:bidi="zh_TW"/>
+        </w:rPr>
+      </w:r>
+      <w:r>
+        <w:rPr>
+          <w:b/>
+          <w:lang w:val="zh_TW" w:bidi="zh_TW"/>
+        </w:rPr>
         <w:t>「兒女」</w:t>
       </w:r>
       <w:r>
@@ -3447,6 +3902,21 @@
           <w:b/>
           <w:lang w:val="zh_TW" w:bidi="zh_TW"/>
         </w:rPr>
+        <w:t>τὸν ἐπίσκοπον</w:t>
+      </w:r>
+    </w:p>
+    <w:p>
+      <w:pPr/>
+      <w:r>
+        <w:rPr>
+          <w:lang w:val="zh_TW" w:bidi="zh_TW"/>
+        </w:rPr>
+      </w:r>
+      <w:r>
+        <w:rPr>
+          <w:b/>
+          <w:lang w:val="zh_TW" w:bidi="zh_TW"/>
+        </w:rPr>
         <w:t>「監督」</w:t>
       </w:r>
     </w:p>
@@ -3537,6 +4007,21 @@
           <w:b/>
           <w:lang w:val="zh_TW" w:bidi="zh_TW"/>
         </w:rPr>
+        <w:t>Θεοῦ οἰκονόμον</w:t>
+      </w:r>
+    </w:p>
+    <w:p>
+      <w:pPr/>
+      <w:r>
+        <w:rPr>
+          <w:lang w:val="zh_TW" w:bidi="zh_TW"/>
+        </w:rPr>
+      </w:r>
+      <w:r>
+        <w:rPr>
+          <w:b/>
+          <w:lang w:val="zh_TW" w:bidi="zh_TW"/>
+        </w:rPr>
         <w:t>「……神的管家」</w:t>
       </w:r>
     </w:p>
@@ -3633,6 +4118,21 @@
           <w:b/>
           <w:lang w:val="zh_TW" w:bidi="zh_TW"/>
         </w:rPr>
+        <w:t>μὴ πάροινον</w:t>
+      </w:r>
+    </w:p>
+    <w:p>
+      <w:pPr/>
+      <w:r>
+        <w:rPr>
+          <w:lang w:val="zh_TW" w:bidi="zh_TW"/>
+        </w:rPr>
+      </w:r>
+      <w:r>
+        <w:rPr>
+          <w:b/>
+          <w:lang w:val="zh_TW" w:bidi="zh_TW"/>
+        </w:rPr>
         <w:t>「</w:t>
       </w:r>
       <w:r>
@@ -3710,6 +4210,21 @@
           <w:b/>
           <w:lang w:val="zh_TW" w:bidi="zh_TW"/>
         </w:rPr>
+        <w:t>μὴ πλήκτην</w:t>
+      </w:r>
+    </w:p>
+    <w:p>
+      <w:pPr/>
+      <w:r>
+        <w:rPr>
+          <w:lang w:val="zh_TW" w:bidi="zh_TW"/>
+        </w:rPr>
+      </w:r>
+      <w:r>
+        <w:rPr>
+          <w:b/>
+          <w:lang w:val="zh_TW" w:bidi="zh_TW"/>
+        </w:rPr>
         <w:t>「</w:t>
       </w:r>
       <w:r>
@@ -3787,6 +4302,21 @@
           <w:b/>
           <w:lang w:val="zh_TW" w:bidi="zh_TW"/>
         </w:rPr>
+        <w:t>ἀλλὰ</w:t>
+      </w:r>
+    </w:p>
+    <w:p>
+      <w:pPr/>
+      <w:r>
+        <w:rPr>
+          <w:lang w:val="zh_TW" w:bidi="zh_TW"/>
+        </w:rPr>
+      </w:r>
+      <w:r>
+        <w:rPr>
+          <w:b/>
+          <w:lang w:val="zh_TW" w:bidi="zh_TW"/>
+        </w:rPr>
         <w:t>「〔卻〕......（譯註：和合本沒有譯出這個連接詞）」</w:t>
       </w:r>
     </w:p>
@@ -3883,6 +4413,21 @@
           <w:b/>
           <w:lang w:val="zh_TW" w:bidi="zh_TW"/>
         </w:rPr>
+        <w:t>φιλάγαθον</w:t>
+      </w:r>
+    </w:p>
+    <w:p>
+      <w:pPr/>
+      <w:r>
+        <w:rPr>
+          <w:lang w:val="zh_TW" w:bidi="zh_TW"/>
+        </w:rPr>
+      </w:r>
+      <w:r>
+        <w:rPr>
+          <w:b/>
+          <w:lang w:val="zh_TW" w:bidi="zh_TW"/>
+        </w:rPr>
         <w:t>「</w:t>
       </w:r>
       <w:r>
@@ -3980,6 +4525,21 @@
           <w:b/>
           <w:lang w:val="zh_TW" w:bidi="zh_TW"/>
         </w:rPr>
+        <w:t>σώφρονα &amp; ἐγκρατῆ</w:t>
+      </w:r>
+    </w:p>
+    <w:p>
+      <w:pPr/>
+      <w:r>
+        <w:rPr>
+          <w:lang w:val="zh_TW" w:bidi="zh_TW"/>
+        </w:rPr>
+      </w:r>
+      <w:r>
+        <w:rPr>
+          <w:b/>
+          <w:lang w:val="zh_TW" w:bidi="zh_TW"/>
+        </w:rPr>
         <w:t>「</w:t>
       </w:r>
       <w:r>
@@ -4124,6 +4684,21 @@
           <w:b/>
           <w:lang w:val="zh_TW" w:bidi="zh_TW"/>
         </w:rPr>
+        <w:t>δίκαιον, ὅσιον</w:t>
+      </w:r>
+    </w:p>
+    <w:p>
+      <w:pPr/>
+      <w:r>
+        <w:rPr>
+          <w:lang w:val="zh_TW" w:bidi="zh_TW"/>
+        </w:rPr>
+      </w:r>
+      <w:r>
+        <w:rPr>
+          <w:b/>
+          <w:lang w:val="zh_TW" w:bidi="zh_TW"/>
+        </w:rPr>
         <w:t>「</w:t>
       </w:r>
       <w:r>
@@ -4241,6 +4816,21 @@
           <w:b/>
           <w:lang w:val="zh_TW" w:bidi="zh_TW"/>
         </w:rPr>
+        <w:t>ἀντεχόμενον</w:t>
+      </w:r>
+    </w:p>
+    <w:p>
+      <w:pPr/>
+      <w:r>
+        <w:rPr>
+          <w:lang w:val="zh_TW" w:bidi="zh_TW"/>
+        </w:rPr>
+      </w:r>
+      <w:r>
+        <w:rPr>
+          <w:b/>
+          <w:lang w:val="zh_TW" w:bidi="zh_TW"/>
+        </w:rPr>
         <w:t>「</w:t>
       </w:r>
       <w:r>
@@ -4338,6 +4928,21 @@
           <w:b/>
           <w:lang w:val="zh_TW" w:bidi="zh_TW"/>
         </w:rPr>
+        <w:t>κατὰ τὴν διδαχὴν</w:t>
+      </w:r>
+    </w:p>
+    <w:p>
+      <w:pPr/>
+      <w:r>
+        <w:rPr>
+          <w:lang w:val="zh_TW" w:bidi="zh_TW"/>
+        </w:rPr>
+      </w:r>
+      <w:r>
+        <w:rPr>
+          <w:b/>
+          <w:lang w:val="zh_TW" w:bidi="zh_TW"/>
+        </w:rPr>
         <w:t>「……所教……」</w:t>
       </w:r>
     </w:p>
@@ -4401,6 +5006,21 @@
           <w:b/>
           <w:lang w:val="zh_TW" w:bidi="zh_TW"/>
         </w:rPr>
+        <w:t>ἵνα</w:t>
+      </w:r>
+    </w:p>
+    <w:p>
+      <w:pPr/>
+      <w:r>
+        <w:rPr>
+          <w:lang w:val="zh_TW" w:bidi="zh_TW"/>
+        </w:rPr>
+      </w:r>
+      <w:r>
+        <w:rPr>
+          <w:b/>
+          <w:lang w:val="zh_TW" w:bidi="zh_TW"/>
+        </w:rPr>
         <w:t>「就能......」</w:t>
       </w:r>
     </w:p>
@@ -4497,6 +5117,21 @@
           <w:b/>
           <w:lang w:val="zh_TW" w:bidi="zh_TW"/>
         </w:rPr>
+        <w:t>τῇ διδασκαλίᾳ τῇ ὑγιαινούσῃ</w:t>
+      </w:r>
+    </w:p>
+    <w:p>
+      <w:pPr/>
+      <w:r>
+        <w:rPr>
+          <w:lang w:val="zh_TW" w:bidi="zh_TW"/>
+        </w:rPr>
+      </w:r>
+      <w:r>
+        <w:rPr>
+          <w:b/>
+          <w:lang w:val="zh_TW" w:bidi="zh_TW"/>
+        </w:rPr>
         <w:t>「</w:t>
       </w:r>
       <w:r>
@@ -4620,6 +5255,21 @@
           <w:b/>
           <w:lang w:val="zh_TW" w:bidi="zh_TW"/>
         </w:rPr>
+        <w:t>ματαιολόγοι</w:t>
+      </w:r>
+    </w:p>
+    <w:p>
+      <w:pPr/>
+      <w:r>
+        <w:rPr>
+          <w:lang w:val="zh_TW" w:bidi="zh_TW"/>
+        </w:rPr>
+      </w:r>
+      <w:r>
+        <w:rPr>
+          <w:b/>
+          <w:lang w:val="zh_TW" w:bidi="zh_TW"/>
+        </w:rPr>
         <w:t>「</w:t>
       </w:r>
       <w:r>
@@ -4743,6 +5393,21 @@
           <w:b/>
           <w:lang w:val="zh_TW" w:bidi="zh_TW"/>
         </w:rPr>
+        <w:t>φρεναπάται</w:t>
+      </w:r>
+    </w:p>
+    <w:p>
+      <w:pPr/>
+      <w:r>
+        <w:rPr>
+          <w:lang w:val="zh_TW" w:bidi="zh_TW"/>
+        </w:rPr>
+      </w:r>
+      <w:r>
+        <w:rPr>
+          <w:b/>
+          <w:lang w:val="zh_TW" w:bidi="zh_TW"/>
+        </w:rPr>
         <w:t>「</w:t>
       </w:r>
       <w:r>
@@ -4847,6 +5512,21 @@
           <w:b/>
           <w:lang w:val="zh_TW" w:bidi="zh_TW"/>
         </w:rPr>
+        <w:t>ματαιολόγοι, καὶ φρεναπάται</w:t>
+      </w:r>
+    </w:p>
+    <w:p>
+      <w:pPr/>
+      <w:r>
+        <w:rPr>
+          <w:lang w:val="zh_TW" w:bidi="zh_TW"/>
+        </w:rPr>
+      </w:r>
+      <w:r>
+        <w:rPr>
+          <w:b/>
+          <w:lang w:val="zh_TW" w:bidi="zh_TW"/>
+        </w:rPr>
         <w:t>「</w:t>
       </w:r>
       <w:r>
@@ -4977,6 +5657,21 @@
           <w:b/>
           <w:lang w:val="zh_TW" w:bidi="zh_TW"/>
         </w:rPr>
+        <w:t>οἱ ἐκ τῆς περιτομῆς</w:t>
+      </w:r>
+    </w:p>
+    <w:p>
+      <w:pPr/>
+      <w:r>
+        <w:rPr>
+          <w:lang w:val="zh_TW" w:bidi="zh_TW"/>
+        </w:rPr>
+      </w:r>
+      <w:r>
+        <w:rPr>
+          <w:b/>
+          <w:lang w:val="zh_TW" w:bidi="zh_TW"/>
+        </w:rPr>
         <w:t>「</w:t>
       </w:r>
       <w:r>
@@ -5087,6 +5782,21 @@
           <w:b/>
           <w:lang w:val="zh_TW" w:bidi="zh_TW"/>
         </w:rPr>
+        <w:t>οὓς δεῖ ἐπιστομίζειν</w:t>
+      </w:r>
+    </w:p>
+    <w:p>
+      <w:pPr/>
+      <w:r>
+        <w:rPr>
+          <w:lang w:val="zh_TW" w:bidi="zh_TW"/>
+        </w:rPr>
+      </w:r>
+      <w:r>
+        <w:rPr>
+          <w:b/>
+          <w:lang w:val="zh_TW" w:bidi="zh_TW"/>
+        </w:rPr>
         <w:t>「</w:t>
       </w:r>
       <w:r>
@@ -5184,6 +5894,21 @@
           <w:b/>
           <w:lang w:val="zh_TW" w:bidi="zh_TW"/>
         </w:rPr>
+        <w:t>ὅλους οἴκους ἀνατρέπουσιν</w:t>
+      </w:r>
+    </w:p>
+    <w:p>
+      <w:pPr/>
+      <w:r>
+        <w:rPr>
+          <w:lang w:val="zh_TW" w:bidi="zh_TW"/>
+        </w:rPr>
+      </w:r>
+      <w:r>
+        <w:rPr>
+          <w:b/>
+          <w:lang w:val="zh_TW" w:bidi="zh_TW"/>
+        </w:rPr>
         <w:t>「</w:t>
       </w:r>
       <w:r>
@@ -5281,6 +6006,21 @@
           <w:b/>
           <w:lang w:val="zh_TW" w:bidi="zh_TW"/>
         </w:rPr>
+        <w:t>αἰσχροῦ κέρδους χάριν</w:t>
+      </w:r>
+    </w:p>
+    <w:p>
+      <w:pPr/>
+      <w:r>
+        <w:rPr>
+          <w:lang w:val="zh_TW" w:bidi="zh_TW"/>
+        </w:rPr>
+      </w:r>
+      <w:r>
+        <w:rPr>
+          <w:b/>
+          <w:lang w:val="zh_TW" w:bidi="zh_TW"/>
+        </w:rPr>
         <w:t>「</w:t>
       </w:r>
       <w:r>
@@ -5404,6 +6144,21 @@
           <w:b/>
           <w:lang w:val="zh_TW" w:bidi="zh_TW"/>
         </w:rPr>
+        <w:t>τις ἐξ αὐτῶν, ἴδιος αὐτῶν προφήτης</w:t>
+      </w:r>
+    </w:p>
+    <w:p>
+      <w:pPr/>
+      <w:r>
+        <w:rPr>
+          <w:lang w:val="zh_TW" w:bidi="zh_TW"/>
+        </w:rPr>
+      </w:r>
+      <w:r>
+        <w:rPr>
+          <w:b/>
+          <w:lang w:val="zh_TW" w:bidi="zh_TW"/>
+        </w:rPr>
         <w:t>「</w:t>
       </w:r>
       <w:r>
@@ -5481,6 +6236,21 @@
           <w:b/>
           <w:lang w:val="zh_TW" w:bidi="zh_TW"/>
         </w:rPr>
+        <w:t>Κρῆτες ἀεὶ ψεῦσται</w:t>
+      </w:r>
+    </w:p>
+    <w:p>
+      <w:pPr/>
+      <w:r>
+        <w:rPr>
+          <w:lang w:val="zh_TW" w:bidi="zh_TW"/>
+        </w:rPr>
+      </w:r>
+      <w:r>
+        <w:rPr>
+          <w:b/>
+          <w:lang w:val="zh_TW" w:bidi="zh_TW"/>
+        </w:rPr>
         <w:t>「</w:t>
       </w:r>
       <w:r>
@@ -5591,6 +6361,21 @@
           <w:b/>
           <w:lang w:val="zh_TW" w:bidi="zh_TW"/>
         </w:rPr>
+        <w:t>κακὰ θηρία</w:t>
+      </w:r>
+    </w:p>
+    <w:p>
+      <w:pPr/>
+      <w:r>
+        <w:rPr>
+          <w:lang w:val="zh_TW" w:bidi="zh_TW"/>
+        </w:rPr>
+      </w:r>
+      <w:r>
+        <w:rPr>
+          <w:b/>
+          <w:lang w:val="zh_TW" w:bidi="zh_TW"/>
+        </w:rPr>
         <w:t>「</w:t>
       </w:r>
       <w:r>
@@ -5701,6 +6486,21 @@
           <w:b/>
           <w:lang w:val="zh_TW" w:bidi="zh_TW"/>
         </w:rPr>
+        <w:t>γαστέρες ἀργαί</w:t>
+      </w:r>
+    </w:p>
+    <w:p>
+      <w:pPr/>
+      <w:r>
+        <w:rPr>
+          <w:lang w:val="zh_TW" w:bidi="zh_TW"/>
+        </w:rPr>
+      </w:r>
+      <w:r>
+        <w:rPr>
+          <w:b/>
+          <w:lang w:val="zh_TW" w:bidi="zh_TW"/>
+        </w:rPr>
         <w:t>「</w:t>
       </w:r>
       <w:r>
@@ -5798,6 +6598,21 @@
           <w:b/>
           <w:lang w:val="zh_TW" w:bidi="zh_TW"/>
         </w:rPr>
+        <w:t>δι’ ἣν αἰτίαν ἔλεγχε αὐτοὺς ἀποτόμως</w:t>
+      </w:r>
+    </w:p>
+    <w:p>
+      <w:pPr/>
+      <w:r>
+        <w:rPr>
+          <w:lang w:val="zh_TW" w:bidi="zh_TW"/>
+        </w:rPr>
+      </w:r>
+      <w:r>
+        <w:rPr>
+          <w:b/>
+          <w:lang w:val="zh_TW" w:bidi="zh_TW"/>
+        </w:rPr>
         <w:t>「</w:t>
       </w:r>
       <w:r>
@@ -5875,6 +6690,21 @@
           <w:b/>
           <w:lang w:val="zh_TW" w:bidi="zh_TW"/>
         </w:rPr>
+        <w:t>δι’ ἣν αἰτίαν</w:t>
+      </w:r>
+    </w:p>
+    <w:p>
+      <w:pPr/>
+      <w:r>
+        <w:rPr>
+          <w:lang w:val="zh_TW" w:bidi="zh_TW"/>
+        </w:rPr>
+      </w:r>
+      <w:r>
+        <w:rPr>
+          <w:b/>
+          <w:lang w:val="zh_TW" w:bidi="zh_TW"/>
+        </w:rPr>
         <w:t>「</w:t>
       </w:r>
       <w:r>
@@ -5971,6 +6801,21 @@
         <w:rPr>
           <w:lang w:val="zh_TW" w:bidi="zh_TW"/>
         </w:rPr>
+      </w:r>
+    </w:p>
+    <w:p>
+      <w:pPr/>
+      <w:r>
+        <w:rPr>
+          <w:lang w:val="zh_TW" w:bidi="zh_TW"/>
+        </w:rPr>
+      </w:r>
+      <w:r>
+        <w:rPr>
+          <w:b/>
+          <w:lang w:val="zh_TW" w:bidi="zh_TW"/>
+        </w:rPr>
+        <w:t>αὐτοὺς</w:t>
       </w:r>
     </w:p>
     <w:p>
@@ -6146,6 +6991,21 @@
           <w:b/>
           <w:lang w:val="zh_TW" w:bidi="zh_TW"/>
         </w:rPr>
+        <w:t>ἵνα ὑγιαίνωσιν ἐν τῇ πίστει</w:t>
+      </w:r>
+    </w:p>
+    <w:p>
+      <w:pPr/>
+      <w:r>
+        <w:rPr>
+          <w:lang w:val="zh_TW" w:bidi="zh_TW"/>
+        </w:rPr>
+      </w:r>
+      <w:r>
+        <w:rPr>
+          <w:b/>
+          <w:lang w:val="zh_TW" w:bidi="zh_TW"/>
+        </w:rPr>
         <w:t>「</w:t>
       </w:r>
       <w:r>
@@ -6256,6 +7116,21 @@
           <w:b/>
           <w:lang w:val="zh_TW" w:bidi="zh_TW"/>
         </w:rPr>
+        <w:t>ἵνα</w:t>
+      </w:r>
+    </w:p>
+    <w:p>
+      <w:pPr/>
+      <w:r>
+        <w:rPr>
+          <w:lang w:val="zh_TW" w:bidi="zh_TW"/>
+        </w:rPr>
+      </w:r>
+      <w:r>
+        <w:rPr>
+          <w:b/>
+          <w:lang w:val="zh_TW" w:bidi="zh_TW"/>
+        </w:rPr>
         <w:t>「</w:t>
       </w:r>
       <w:r>
@@ -6379,6 +7254,21 @@
           <w:b/>
           <w:lang w:val="zh_TW" w:bidi="zh_TW"/>
         </w:rPr>
+        <w:t>ἐν τῇ πίστει</w:t>
+      </w:r>
+    </w:p>
+    <w:p>
+      <w:pPr/>
+      <w:r>
+        <w:rPr>
+          <w:lang w:val="zh_TW" w:bidi="zh_TW"/>
+        </w:rPr>
+      </w:r>
+      <w:r>
+        <w:rPr>
+          <w:b/>
+          <w:lang w:val="zh_TW" w:bidi="zh_TW"/>
+        </w:rPr>
         <w:t>「……</w:t>
       </w:r>
       <w:r>
@@ -6489,6 +7379,21 @@
           <w:b/>
           <w:lang w:val="zh_TW" w:bidi="zh_TW"/>
         </w:rPr>
+        <w:t>Ἰουδαϊκοῖς μύθοις</w:t>
+      </w:r>
+    </w:p>
+    <w:p>
+      <w:pPr/>
+      <w:r>
+        <w:rPr>
+          <w:lang w:val="zh_TW" w:bidi="zh_TW"/>
+        </w:rPr>
+      </w:r>
+      <w:r>
+        <w:rPr>
+          <w:b/>
+          <w:lang w:val="zh_TW" w:bidi="zh_TW"/>
+        </w:rPr>
         <w:t>「……</w:t>
       </w:r>
       <w:r>
@@ -6566,6 +7471,21 @@
           <w:b/>
           <w:lang w:val="zh_TW" w:bidi="zh_TW"/>
         </w:rPr>
+        <w:t>ἀποστρεφομένων τὴν ἀλήθειαν</w:t>
+      </w:r>
+    </w:p>
+    <w:p>
+      <w:pPr/>
+      <w:r>
+        <w:rPr>
+          <w:lang w:val="zh_TW" w:bidi="zh_TW"/>
+        </w:rPr>
+      </w:r>
+      <w:r>
+        <w:rPr>
+          <w:b/>
+          <w:lang w:val="zh_TW" w:bidi="zh_TW"/>
+        </w:rPr>
         <w:t>「……</w:t>
       </w:r>
       <w:r>
@@ -6663,6 +7583,21 @@
           <w:b/>
           <w:lang w:val="zh_TW" w:bidi="zh_TW"/>
         </w:rPr>
+        <w:t>πάντα καθαρὰ τοῖς καθαροῖς</w:t>
+      </w:r>
+    </w:p>
+    <w:p>
+      <w:pPr/>
+      <w:r>
+        <w:rPr>
+          <w:lang w:val="zh_TW" w:bidi="zh_TW"/>
+        </w:rPr>
+      </w:r>
+      <w:r>
+        <w:rPr>
+          <w:b/>
+          <w:lang w:val="zh_TW" w:bidi="zh_TW"/>
+        </w:rPr>
         <w:t>「</w:t>
       </w:r>
       <w:r>
@@ -6760,6 +7695,21 @@
           <w:b/>
           <w:lang w:val="zh_TW" w:bidi="zh_TW"/>
         </w:rPr>
+        <w:t>τοῖς καθαροῖς</w:t>
+      </w:r>
+    </w:p>
+    <w:p>
+      <w:pPr/>
+      <w:r>
+        <w:rPr>
+          <w:lang w:val="zh_TW" w:bidi="zh_TW"/>
+        </w:rPr>
+      </w:r>
+      <w:r>
+        <w:rPr>
+          <w:b/>
+          <w:lang w:val="zh_TW" w:bidi="zh_TW"/>
+        </w:rPr>
         <w:t>「</w:t>
       </w:r>
       <w:r>
@@ -6837,6 +7787,21 @@
           <w:b/>
           <w:lang w:val="zh_TW" w:bidi="zh_TW"/>
         </w:rPr>
+        <w:t>δὲ</w:t>
+      </w:r>
+    </w:p>
+    <w:p>
+      <w:pPr/>
+      <w:r>
+        <w:rPr>
+          <w:lang w:val="zh_TW" w:bidi="zh_TW"/>
+        </w:rPr>
+      </w:r>
+      <w:r>
+        <w:rPr>
+          <w:b/>
+          <w:lang w:val="zh_TW" w:bidi="zh_TW"/>
+        </w:rPr>
         <w:t>「〔但〕......（譯註：和合本沒有譯出這個連接詞）」</w:t>
       </w:r>
     </w:p>
@@ -6933,6 +7898,21 @@
           <w:b/>
           <w:lang w:val="zh_TW" w:bidi="zh_TW"/>
         </w:rPr>
+        <w:t>τοῖς δὲ μεμιαμμένοις καὶ ἀπίστοις, οὐδὲν καθαρόν</w:t>
+      </w:r>
+    </w:p>
+    <w:p>
+      <w:pPr/>
+      <w:r>
+        <w:rPr>
+          <w:lang w:val="zh_TW" w:bidi="zh_TW"/>
+        </w:rPr>
+      </w:r>
+      <w:r>
+        <w:rPr>
+          <w:b/>
+          <w:lang w:val="zh_TW" w:bidi="zh_TW"/>
+        </w:rPr>
         <w:t>「</w:t>
       </w:r>
       <w:r>
@@ -7030,6 +8010,21 @@
           <w:b/>
           <w:lang w:val="zh_TW" w:bidi="zh_TW"/>
         </w:rPr>
+        <w:t>δὲ</w:t>
+      </w:r>
+    </w:p>
+    <w:p>
+      <w:pPr/>
+      <w:r>
+        <w:rPr>
+          <w:lang w:val="zh_TW" w:bidi="zh_TW"/>
+        </w:rPr>
+      </w:r>
+      <w:r>
+        <w:rPr>
+          <w:b/>
+          <w:lang w:val="zh_TW" w:bidi="zh_TW"/>
+        </w:rPr>
         <w:t>「……</w:t>
       </w:r>
       <w:r>
@@ -7140,6 +8135,21 @@
           <w:b/>
           <w:lang w:val="zh_TW" w:bidi="zh_TW"/>
         </w:rPr>
+        <w:t>τοῖς &amp; ἔργοις ἀρνοῦνται</w:t>
+      </w:r>
+    </w:p>
+    <w:p>
+      <w:pPr/>
+      <w:r>
+        <w:rPr>
+          <w:lang w:val="zh_TW" w:bidi="zh_TW"/>
+        </w:rPr>
+      </w:r>
+      <w:r>
+        <w:rPr>
+          <w:b/>
+          <w:lang w:val="zh_TW" w:bidi="zh_TW"/>
+        </w:rPr>
         <w:t>「他們的」</w:t>
       </w:r>
       <w:r>
@@ -7353,6 +8363,21 @@
           <w:b/>
           <w:lang w:val="zh_TW" w:bidi="zh_TW"/>
         </w:rPr>
+        <w:t>σὺ δὲ</w:t>
+      </w:r>
+    </w:p>
+    <w:p>
+      <w:pPr/>
+      <w:r>
+        <w:rPr>
+          <w:lang w:val="zh_TW" w:bidi="zh_TW"/>
+        </w:rPr>
+      </w:r>
+      <w:r>
+        <w:rPr>
+          <w:b/>
+          <w:lang w:val="zh_TW" w:bidi="zh_TW"/>
+        </w:rPr>
         <w:t>「但你……」</w:t>
       </w:r>
     </w:p>
@@ -7449,6 +8474,21 @@
           <w:b/>
           <w:lang w:val="zh_TW" w:bidi="zh_TW"/>
         </w:rPr>
+        <w:t>τῇ ὑγιαινούσῃ διδασκαλίᾳ</w:t>
+      </w:r>
+    </w:p>
+    <w:p>
+      <w:pPr/>
+      <w:r>
+        <w:rPr>
+          <w:lang w:val="zh_TW" w:bidi="zh_TW"/>
+        </w:rPr>
+      </w:r>
+      <w:r>
+        <w:rPr>
+          <w:b/>
+          <w:lang w:val="zh_TW" w:bidi="zh_TW"/>
+        </w:rPr>
         <w:t>「</w:t>
       </w:r>
       <w:r>
@@ -7559,6 +8599,21 @@
           <w:b/>
           <w:lang w:val="zh_TW" w:bidi="zh_TW"/>
         </w:rPr>
+        <w:t>πρεσβύτας &amp; εἶναι</w:t>
+      </w:r>
+    </w:p>
+    <w:p>
+      <w:pPr/>
+      <w:r>
+        <w:rPr>
+          <w:lang w:val="zh_TW" w:bidi="zh_TW"/>
+        </w:rPr>
+      </w:r>
+      <w:r>
+        <w:rPr>
+          <w:b/>
+          <w:lang w:val="zh_TW" w:bidi="zh_TW"/>
+        </w:rPr>
         <w:t>「</w:t>
       </w:r>
       <w:r>
@@ -7669,6 +8724,21 @@
           <w:b/>
           <w:lang w:val="zh_TW" w:bidi="zh_TW"/>
         </w:rPr>
+        <w:t>νηφαλίους &amp; σεμνούς, σώφρονας</w:t>
+      </w:r>
+    </w:p>
+    <w:p>
+      <w:pPr/>
+      <w:r>
+        <w:rPr>
+          <w:lang w:val="zh_TW" w:bidi="zh_TW"/>
+        </w:rPr>
+      </w:r>
+      <w:r>
+        <w:rPr>
+          <w:b/>
+          <w:lang w:val="zh_TW" w:bidi="zh_TW"/>
+        </w:rPr>
         <w:t>「</w:t>
       </w:r>
       <w:r>
@@ -7806,6 +8876,21 @@
           <w:b/>
           <w:lang w:val="zh_TW" w:bidi="zh_TW"/>
         </w:rPr>
+        <w:t>νηφαλίους</w:t>
+      </w:r>
+    </w:p>
+    <w:p>
+      <w:pPr/>
+      <w:r>
+        <w:rPr>
+          <w:lang w:val="zh_TW" w:bidi="zh_TW"/>
+        </w:rPr>
+      </w:r>
+      <w:r>
+        <w:rPr>
+          <w:b/>
+          <w:lang w:val="zh_TW" w:bidi="zh_TW"/>
+        </w:rPr>
         <w:t>「</w:t>
       </w:r>
       <w:r>
@@ -7895,6 +8980,21 @@
           <w:b/>
           <w:lang w:val="zh_TW" w:bidi="zh_TW"/>
         </w:rPr>
+        <w:t>σώφρονας</w:t>
+      </w:r>
+    </w:p>
+    <w:p>
+      <w:pPr/>
+      <w:r>
+        <w:rPr>
+          <w:lang w:val="zh_TW" w:bidi="zh_TW"/>
+        </w:rPr>
+      </w:r>
+      <w:r>
+        <w:rPr>
+          <w:b/>
+          <w:lang w:val="zh_TW" w:bidi="zh_TW"/>
+        </w:rPr>
         <w:t>「</w:t>
       </w:r>
       <w:r>
@@ -7972,6 +9072,21 @@
           <w:b/>
           <w:lang w:val="zh_TW" w:bidi="zh_TW"/>
         </w:rPr>
+        <w:t>ὑγιαίνοντας τῇ πίστει τῇ ἀγάπῃ, τῇ ὑπομονῇ</w:t>
+      </w:r>
+    </w:p>
+    <w:p>
+      <w:pPr/>
+      <w:r>
+        <w:rPr>
+          <w:lang w:val="zh_TW" w:bidi="zh_TW"/>
+        </w:rPr>
+      </w:r>
+      <w:r>
+        <w:rPr>
+          <w:b/>
+          <w:lang w:val="zh_TW" w:bidi="zh_TW"/>
+        </w:rPr>
         <w:t>「</w:t>
       </w:r>
       <w:r>
@@ -8147,6 +9262,21 @@
           <w:b/>
           <w:lang w:val="zh_TW" w:bidi="zh_TW"/>
         </w:rPr>
+        <w:t>ὑγιαίνοντας τῇ πίστει</w:t>
+      </w:r>
+    </w:p>
+    <w:p>
+      <w:pPr/>
+      <w:r>
+        <w:rPr>
+          <w:lang w:val="zh_TW" w:bidi="zh_TW"/>
+        </w:rPr>
+      </w:r>
+      <w:r>
+        <w:rPr>
+          <w:b/>
+          <w:lang w:val="zh_TW" w:bidi="zh_TW"/>
+        </w:rPr>
         <w:t>「</w:t>
       </w:r>
       <w:r>
@@ -8271,6 +9401,21 @@
           <w:b/>
           <w:lang w:val="zh_TW" w:bidi="zh_TW"/>
         </w:rPr>
+        <w:t>τῇ ἀγάπῃ</w:t>
+      </w:r>
+    </w:p>
+    <w:p>
+      <w:pPr/>
+      <w:r>
+        <w:rPr>
+          <w:lang w:val="zh_TW" w:bidi="zh_TW"/>
+        </w:rPr>
+      </w:r>
+      <w:r>
+        <w:rPr>
+          <w:b/>
+          <w:lang w:val="zh_TW" w:bidi="zh_TW"/>
+        </w:rPr>
         <w:t>「</w:t>
       </w:r>
       <w:r>
@@ -8381,6 +9526,21 @@
           <w:b/>
           <w:lang w:val="zh_TW" w:bidi="zh_TW"/>
         </w:rPr>
+        <w:t>τῇ ὑπομονῇ</w:t>
+      </w:r>
+    </w:p>
+    <w:p>
+      <w:pPr/>
+      <w:r>
+        <w:rPr>
+          <w:lang w:val="zh_TW" w:bidi="zh_TW"/>
+        </w:rPr>
+      </w:r>
+      <w:r>
+        <w:rPr>
+          <w:b/>
+          <w:lang w:val="zh_TW" w:bidi="zh_TW"/>
+        </w:rPr>
         <w:t>「</w:t>
       </w:r>
       <w:r>
@@ -8491,6 +9651,21 @@
           <w:b/>
           <w:lang w:val="zh_TW" w:bidi="zh_TW"/>
         </w:rPr>
+        <w:t>πρεσβύτιδας ὡσαύτως</w:t>
+      </w:r>
+    </w:p>
+    <w:p>
+      <w:pPr/>
+      <w:r>
+        <w:rPr>
+          <w:lang w:val="zh_TW" w:bidi="zh_TW"/>
+        </w:rPr>
+      </w:r>
+      <w:r>
+        <w:rPr>
+          <w:b/>
+          <w:lang w:val="zh_TW" w:bidi="zh_TW"/>
+        </w:rPr>
         <w:t>「又……</w:t>
       </w:r>
       <w:r>
@@ -8636,6 +9811,21 @@
           <w:b/>
           <w:lang w:val="zh_TW" w:bidi="zh_TW"/>
         </w:rPr>
+        <w:t>οἴνῳ πολλῷ δεδουλωμένας</w:t>
+      </w:r>
+    </w:p>
+    <w:p>
+      <w:pPr/>
+      <w:r>
+        <w:rPr>
+          <w:lang w:val="zh_TW" w:bidi="zh_TW"/>
+        </w:rPr>
+      </w:r>
+      <w:r>
+        <w:rPr>
+          <w:b/>
+          <w:lang w:val="zh_TW" w:bidi="zh_TW"/>
+        </w:rPr>
         <w:t>「</w:t>
       </w:r>
       <w:r>
@@ -8733,6 +9923,21 @@
           <w:b/>
           <w:lang w:val="zh_TW" w:bidi="zh_TW"/>
         </w:rPr>
+        <w:t>οἴνῳ πολλῷ δεδουλωμένας</w:t>
+      </w:r>
+    </w:p>
+    <w:p>
+      <w:pPr/>
+      <w:r>
+        <w:rPr>
+          <w:lang w:val="zh_TW" w:bidi="zh_TW"/>
+        </w:rPr>
+      </w:r>
+      <w:r>
+        <w:rPr>
+          <w:b/>
+          <w:lang w:val="zh_TW" w:bidi="zh_TW"/>
+        </w:rPr>
         <w:t>「對酒成癮（和合本譯：</w:t>
       </w:r>
       <w:r>
@@ -8830,6 +10035,21 @@
           <w:b/>
           <w:lang w:val="zh_TW" w:bidi="zh_TW"/>
         </w:rPr>
+        <w:t>καλοδιδασκάλους</w:t>
+      </w:r>
+    </w:p>
+    <w:p>
+      <w:pPr/>
+      <w:r>
+        <w:rPr>
+          <w:lang w:val="zh_TW" w:bidi="zh_TW"/>
+        </w:rPr>
+      </w:r>
+      <w:r>
+        <w:rPr>
+          <w:b/>
+          <w:lang w:val="zh_TW" w:bidi="zh_TW"/>
+        </w:rPr>
         <w:t>「</w:t>
       </w:r>
       <w:r>
@@ -8927,6 +10147,21 @@
           <w:b/>
           <w:lang w:val="zh_TW" w:bidi="zh_TW"/>
         </w:rPr>
+        <w:t>ἵνα</w:t>
+      </w:r>
+    </w:p>
+    <w:p>
+      <w:pPr/>
+      <w:r>
+        <w:rPr>
+          <w:lang w:val="zh_TW" w:bidi="zh_TW"/>
+        </w:rPr>
+      </w:r>
+      <w:r>
+        <w:rPr>
+          <w:b/>
+          <w:lang w:val="zh_TW" w:bidi="zh_TW"/>
+        </w:rPr>
         <w:t>「</w:t>
       </w:r>
       <w:r>
@@ -9080,6 +10315,21 @@
           <w:b/>
           <w:lang w:val="zh_TW" w:bidi="zh_TW"/>
         </w:rPr>
+        <w:t>φιλάνδρους</w:t>
+      </w:r>
+    </w:p>
+    <w:p>
+      <w:pPr/>
+      <w:r>
+        <w:rPr>
+          <w:lang w:val="zh_TW" w:bidi="zh_TW"/>
+        </w:rPr>
+      </w:r>
+      <w:r>
+        <w:rPr>
+          <w:b/>
+          <w:lang w:val="zh_TW" w:bidi="zh_TW"/>
+        </w:rPr>
         <w:t>「</w:t>
       </w:r>
       <w:r>
@@ -9157,6 +10407,21 @@
           <w:b/>
           <w:lang w:val="zh_TW" w:bidi="zh_TW"/>
         </w:rPr>
+        <w:t>φιλοτέκνους</w:t>
+      </w:r>
+    </w:p>
+    <w:p>
+      <w:pPr/>
+      <w:r>
+        <w:rPr>
+          <w:lang w:val="zh_TW" w:bidi="zh_TW"/>
+        </w:rPr>
+      </w:r>
+      <w:r>
+        <w:rPr>
+          <w:b/>
+          <w:lang w:val="zh_TW" w:bidi="zh_TW"/>
+        </w:rPr>
         <w:t>「</w:t>
       </w:r>
       <w:r>
@@ -9234,6 +10499,21 @@
           <w:b/>
           <w:lang w:val="zh_TW" w:bidi="zh_TW"/>
         </w:rPr>
+        <w:t>ὑποτασσομένας τοῖς ἰδίοις ἀνδράσιν</w:t>
+      </w:r>
+    </w:p>
+    <w:p>
+      <w:pPr/>
+      <w:r>
+        <w:rPr>
+          <w:lang w:val="zh_TW" w:bidi="zh_TW"/>
+        </w:rPr>
+      </w:r>
+      <w:r>
+        <w:rPr>
+          <w:b/>
+          <w:lang w:val="zh_TW" w:bidi="zh_TW"/>
+        </w:rPr>
         <w:t>「順服自己的丈夫」</w:t>
       </w:r>
     </w:p>
@@ -9297,6 +10577,21 @@
           <w:b/>
           <w:lang w:val="zh_TW" w:bidi="zh_TW"/>
         </w:rPr>
+        <w:t>ἵνα</w:t>
+      </w:r>
+    </w:p>
+    <w:p>
+      <w:pPr/>
+      <w:r>
+        <w:rPr>
+          <w:lang w:val="zh_TW" w:bidi="zh_TW"/>
+        </w:rPr>
+      </w:r>
+      <w:r>
+        <w:rPr>
+          <w:b/>
+          <w:lang w:val="zh_TW" w:bidi="zh_TW"/>
+        </w:rPr>
         <w:t>「</w:t>
       </w:r>
       <w:r>
@@ -9432,6 +10727,21 @@
           <w:b/>
           <w:lang w:val="zh_TW" w:bidi="zh_TW"/>
         </w:rPr>
+        <w:t>ἵνα μὴ ὁ λόγος τοῦ Θεοῦ βλασφημῆται</w:t>
+      </w:r>
+    </w:p>
+    <w:p>
+      <w:pPr/>
+      <w:r>
+        <w:rPr>
+          <w:lang w:val="zh_TW" w:bidi="zh_TW"/>
+        </w:rPr>
+      </w:r>
+      <w:r>
+        <w:rPr>
+          <w:b/>
+          <w:lang w:val="zh_TW" w:bidi="zh_TW"/>
+        </w:rPr>
         <w:t>「免得神的道理被毀謗」</w:t>
       </w:r>
     </w:p>
@@ -9515,6 +10825,21 @@
           <w:b/>
           <w:lang w:val="zh_TW" w:bidi="zh_TW"/>
         </w:rPr>
+        <w:t>ὁ λόγος τοῦ Θεοῦ</w:t>
+      </w:r>
+    </w:p>
+    <w:p>
+      <w:pPr/>
+      <w:r>
+        <w:rPr>
+          <w:lang w:val="zh_TW" w:bidi="zh_TW"/>
+        </w:rPr>
+      </w:r>
+      <w:r>
+        <w:rPr>
+          <w:b/>
+          <w:lang w:val="zh_TW" w:bidi="zh_TW"/>
+        </w:rPr>
         <w:t>「……</w:t>
       </w:r>
       <w:r>
@@ -9625,6 +10950,21 @@
           <w:b/>
           <w:lang w:val="zh_TW" w:bidi="zh_TW"/>
         </w:rPr>
+        <w:t>ὡσαύτως</w:t>
+      </w:r>
+    </w:p>
+    <w:p>
+      <w:pPr/>
+      <w:r>
+        <w:rPr>
+          <w:lang w:val="zh_TW" w:bidi="zh_TW"/>
+        </w:rPr>
+      </w:r>
+      <w:r>
+        <w:rPr>
+          <w:b/>
+          <w:lang w:val="zh_TW" w:bidi="zh_TW"/>
+        </w:rPr>
         <w:t>「又（或譯：同樣的）……」</w:t>
       </w:r>
     </w:p>
@@ -9688,6 +11028,21 @@
           <w:b/>
           <w:lang w:val="zh_TW" w:bidi="zh_TW"/>
         </w:rPr>
+        <w:t>περὶ πάντα</w:t>
+      </w:r>
+    </w:p>
+    <w:p>
+      <w:pPr/>
+      <w:r>
+        <w:rPr>
+          <w:lang w:val="zh_TW" w:bidi="zh_TW"/>
+        </w:rPr>
+      </w:r>
+      <w:r>
+        <w:rPr>
+          <w:b/>
+          <w:lang w:val="zh_TW" w:bidi="zh_TW"/>
+        </w:rPr>
         <w:t>「……</w:t>
       </w:r>
       <w:r>
@@ -9765,6 +11120,21 @@
           <w:b/>
           <w:lang w:val="zh_TW" w:bidi="zh_TW"/>
         </w:rPr>
+        <w:t>σεαυτὸν παρεχόμενος</w:t>
+      </w:r>
+    </w:p>
+    <w:p>
+      <w:pPr/>
+      <w:r>
+        <w:rPr>
+          <w:lang w:val="zh_TW" w:bidi="zh_TW"/>
+        </w:rPr>
+      </w:r>
+      <w:r>
+        <w:rPr>
+          <w:b/>
+          <w:lang w:val="zh_TW" w:bidi="zh_TW"/>
+        </w:rPr>
         <w:t>「</w:t>
       </w:r>
       <w:r>
@@ -9856,6 +11226,21 @@
           <w:b/>
           <w:lang w:val="zh_TW" w:bidi="zh_TW"/>
         </w:rPr>
+        <w:t>τύπον καλῶν ἔργων</w:t>
+      </w:r>
+    </w:p>
+    <w:p>
+      <w:pPr/>
+      <w:r>
+        <w:rPr>
+          <w:lang w:val="zh_TW" w:bidi="zh_TW"/>
+        </w:rPr>
+      </w:r>
+      <w:r>
+        <w:rPr>
+          <w:b/>
+          <w:lang w:val="zh_TW" w:bidi="zh_TW"/>
+        </w:rPr>
         <w:t>「……</w:t>
       </w:r>
       <w:r>
@@ -9933,6 +11318,21 @@
           <w:b/>
           <w:lang w:val="zh_TW" w:bidi="zh_TW"/>
         </w:rPr>
+        <w:t>ἐν τῇ διδασκαλίᾳ ἀφθορίαν, σεμνότητα</w:t>
+      </w:r>
+    </w:p>
+    <w:p>
+      <w:pPr/>
+      <w:r>
+        <w:rPr>
+          <w:lang w:val="zh_TW" w:bidi="zh_TW"/>
+        </w:rPr>
+      </w:r>
+      <w:r>
+        <w:rPr>
+          <w:b/>
+          <w:lang w:val="zh_TW" w:bidi="zh_TW"/>
+        </w:rPr>
         <w:t>「</w:t>
       </w:r>
       <w:r>
@@ -10030,6 +11430,21 @@
           <w:b/>
           <w:lang w:val="zh_TW" w:bidi="zh_TW"/>
         </w:rPr>
+        <w:t>ἐν τῇ διδασκαλίᾳ ἀφθορίαν, σεμνότητα</w:t>
+      </w:r>
+    </w:p>
+    <w:p>
+      <w:pPr/>
+      <w:r>
+        <w:rPr>
+          <w:lang w:val="zh_TW" w:bidi="zh_TW"/>
+        </w:rPr>
+      </w:r>
+      <w:r>
+        <w:rPr>
+          <w:b/>
+          <w:lang w:val="zh_TW" w:bidi="zh_TW"/>
+        </w:rPr>
         <w:t>「</w:t>
       </w:r>
       <w:r>
@@ -10153,6 +11568,21 @@
           <w:b/>
           <w:lang w:val="zh_TW" w:bidi="zh_TW"/>
         </w:rPr>
+        <w:t>ἀφθορίαν</w:t>
+      </w:r>
+    </w:p>
+    <w:p>
+      <w:pPr/>
+      <w:r>
+        <w:rPr>
+          <w:lang w:val="zh_TW" w:bidi="zh_TW"/>
+        </w:rPr>
+      </w:r>
+      <w:r>
+        <w:rPr>
+          <w:b/>
+          <w:lang w:val="zh_TW" w:bidi="zh_TW"/>
+        </w:rPr>
         <w:t>「……不貪腐（和合本譯：正直）……」</w:t>
       </w:r>
     </w:p>
@@ -10262,6 +11692,21 @@
           <w:b/>
           <w:lang w:val="zh_TW" w:bidi="zh_TW"/>
         </w:rPr>
+        <w:t>ὑγιῆ</w:t>
+      </w:r>
+    </w:p>
+    <w:p>
+      <w:pPr/>
+      <w:r>
+        <w:rPr>
+          <w:lang w:val="zh_TW" w:bidi="zh_TW"/>
+        </w:rPr>
+      </w:r>
+      <w:r>
+        <w:rPr>
+          <w:b/>
+          <w:lang w:val="zh_TW" w:bidi="zh_TW"/>
+        </w:rPr>
         <w:t>「……</w:t>
       </w:r>
       <w:r>
@@ -10385,6 +11830,21 @@
           <w:b/>
           <w:lang w:val="zh_TW" w:bidi="zh_TW"/>
         </w:rPr>
+        <w:t>ἵνα</w:t>
+      </w:r>
+    </w:p>
+    <w:p>
+      <w:pPr/>
+      <w:r>
+        <w:rPr>
+          <w:lang w:val="zh_TW" w:bidi="zh_TW"/>
+        </w:rPr>
+      </w:r>
+      <w:r>
+        <w:rPr>
+          <w:b/>
+          <w:lang w:val="zh_TW" w:bidi="zh_TW"/>
+        </w:rPr>
         <w:t>「叫……」</w:t>
       </w:r>
     </w:p>
@@ -10481,6 +11941,21 @@
           <w:b/>
           <w:lang w:val="zh_TW" w:bidi="zh_TW"/>
         </w:rPr>
+        <w:t>ἵνα ὁ ἐξ ἐναντίας ἐντραπῇ</w:t>
+      </w:r>
+    </w:p>
+    <w:p>
+      <w:pPr/>
+      <w:r>
+        <w:rPr>
+          <w:lang w:val="zh_TW" w:bidi="zh_TW"/>
+        </w:rPr>
+      </w:r>
+      <w:r>
+        <w:rPr>
+          <w:b/>
+          <w:lang w:val="zh_TW" w:bidi="zh_TW"/>
+        </w:rPr>
         <w:t>「</w:t>
       </w:r>
       <w:r>
@@ -10590,6 +12065,21 @@
           <w:b/>
           <w:lang w:val="zh_TW" w:bidi="zh_TW"/>
         </w:rPr>
+        <w:t>ἡμῶν</w:t>
+      </w:r>
+    </w:p>
+    <w:p>
+      <w:pPr/>
+      <w:r>
+        <w:rPr>
+          <w:lang w:val="zh_TW" w:bidi="zh_TW"/>
+        </w:rPr>
+      </w:r>
+      <w:r>
+        <w:rPr>
+          <w:b/>
+          <w:lang w:val="zh_TW" w:bidi="zh_TW"/>
+        </w:rPr>
         <w:t>「我們」</w:t>
       </w:r>
     </w:p>
@@ -10686,6 +12176,21 @@
           <w:b/>
           <w:lang w:val="zh_TW" w:bidi="zh_TW"/>
         </w:rPr>
+        <w:t>δούλους ἰδίοις δεσπόταις ὑποτάσσεσθαι</w:t>
+      </w:r>
+    </w:p>
+    <w:p>
+      <w:pPr/>
+      <w:r>
+        <w:rPr>
+          <w:lang w:val="zh_TW" w:bidi="zh_TW"/>
+        </w:rPr>
+      </w:r>
+      <w:r>
+        <w:rPr>
+          <w:b/>
+          <w:lang w:val="zh_TW" w:bidi="zh_TW"/>
+        </w:rPr>
         <w:t>「</w:t>
       </w:r>
       <w:r>
@@ -10807,6 +12312,21 @@
           <w:b/>
           <w:lang w:val="zh_TW" w:bidi="zh_TW"/>
         </w:rPr>
+        <w:t>ἐν πᾶσιν</w:t>
+      </w:r>
+    </w:p>
+    <w:p>
+      <w:pPr/>
+      <w:r>
+        <w:rPr>
+          <w:lang w:val="zh_TW" w:bidi="zh_TW"/>
+        </w:rPr>
+      </w:r>
+      <w:r>
+        <w:rPr>
+          <w:b/>
+          <w:lang w:val="zh_TW" w:bidi="zh_TW"/>
+        </w:rPr>
         <w:t>「</w:t>
       </w:r>
       <w:r>
@@ -10884,6 +12404,21 @@
           <w:b/>
           <w:lang w:val="zh_TW" w:bidi="zh_TW"/>
         </w:rPr>
+        <w:t>εὐαρέστους εἶναι</w:t>
+      </w:r>
+    </w:p>
+    <w:p>
+      <w:pPr/>
+      <w:r>
+        <w:rPr>
+          <w:lang w:val="zh_TW" w:bidi="zh_TW"/>
+        </w:rPr>
+      </w:r>
+      <w:r>
+        <w:rPr>
+          <w:b/>
+          <w:lang w:val="zh_TW" w:bidi="zh_TW"/>
+        </w:rPr>
         <w:t>「……</w:t>
       </w:r>
       <w:r>
@@ -10993,6 +12528,21 @@
           <w:b/>
           <w:lang w:val="zh_TW" w:bidi="zh_TW"/>
         </w:rPr>
+        <w:t>μὴ νοσφιζομένους</w:t>
+      </w:r>
+    </w:p>
+    <w:p>
+      <w:pPr/>
+      <w:r>
+        <w:rPr>
+          <w:lang w:val="zh_TW" w:bidi="zh_TW"/>
+        </w:rPr>
+      </w:r>
+      <w:r>
+        <w:rPr>
+          <w:b/>
+          <w:lang w:val="zh_TW" w:bidi="zh_TW"/>
+        </w:rPr>
         <w:t>「</w:t>
       </w:r>
       <w:r>
@@ -11090,6 +12640,21 @@
           <w:b/>
           <w:lang w:val="zh_TW" w:bidi="zh_TW"/>
         </w:rPr>
+        <w:t>ἀλλὰ</w:t>
+      </w:r>
+    </w:p>
+    <w:p>
+      <w:pPr/>
+      <w:r>
+        <w:rPr>
+          <w:lang w:val="zh_TW" w:bidi="zh_TW"/>
+        </w:rPr>
+      </w:r>
+      <w:r>
+        <w:rPr>
+          <w:b/>
+          <w:lang w:val="zh_TW" w:bidi="zh_TW"/>
+        </w:rPr>
         <w:t>「要……」</w:t>
       </w:r>
     </w:p>
@@ -11198,6 +12763,21 @@
           <w:b/>
           <w:lang w:val="zh_TW" w:bidi="zh_TW"/>
         </w:rPr>
+        <w:t>πᾶσαν πίστιν ἐνδεικνυμένους ἀγαθήν</w:t>
+      </w:r>
+    </w:p>
+    <w:p>
+      <w:pPr/>
+      <w:r>
+        <w:rPr>
+          <w:lang w:val="zh_TW" w:bidi="zh_TW"/>
+        </w:rPr>
+      </w:r>
+      <w:r>
+        <w:rPr>
+          <w:b/>
+          <w:lang w:val="zh_TW" w:bidi="zh_TW"/>
+        </w:rPr>
         <w:t>「……</w:t>
       </w:r>
       <w:r>
@@ -11275,6 +12855,21 @@
           <w:b/>
           <w:lang w:val="zh_TW" w:bidi="zh_TW"/>
         </w:rPr>
+        <w:t>ἵνα</w:t>
+      </w:r>
+    </w:p>
+    <w:p>
+      <w:pPr/>
+      <w:r>
+        <w:rPr>
+          <w:lang w:val="zh_TW" w:bidi="zh_TW"/>
+        </w:rPr>
+      </w:r>
+      <w:r>
+        <w:rPr>
+          <w:b/>
+          <w:lang w:val="zh_TW" w:bidi="zh_TW"/>
+        </w:rPr>
         <w:t>「</w:t>
       </w:r>
       <w:r>
@@ -11423,6 +13018,21 @@
           <w:b/>
           <w:lang w:val="zh_TW" w:bidi="zh_TW"/>
         </w:rPr>
+        <w:t>ἐν πᾶσιν</w:t>
+      </w:r>
+    </w:p>
+    <w:p>
+      <w:pPr/>
+      <w:r>
+        <w:rPr>
+          <w:lang w:val="zh_TW" w:bidi="zh_TW"/>
+        </w:rPr>
+      </w:r>
+      <w:r>
+        <w:rPr>
+          <w:b/>
+          <w:lang w:val="zh_TW" w:bidi="zh_TW"/>
+        </w:rPr>
         <w:t>「……</w:t>
       </w:r>
       <w:r>
@@ -11500,6 +13110,21 @@
           <w:b/>
           <w:lang w:val="zh_TW" w:bidi="zh_TW"/>
         </w:rPr>
+        <w:t>τὴν διδασκαλίαν τὴν τοῦ Σωτῆρος ἡμῶν, Θεοῦ, κοσμῶσιν</w:t>
+      </w:r>
+    </w:p>
+    <w:p>
+      <w:pPr/>
+      <w:r>
+        <w:rPr>
+          <w:lang w:val="zh_TW" w:bidi="zh_TW"/>
+        </w:rPr>
+      </w:r>
+      <w:r>
+        <w:rPr>
+          <w:b/>
+          <w:lang w:val="zh_TW" w:bidi="zh_TW"/>
+        </w:rPr>
         <w:t>「……</w:t>
       </w:r>
       <w:r>
@@ -11577,6 +13202,21 @@
           <w:b/>
           <w:lang w:val="zh_TW" w:bidi="zh_TW"/>
         </w:rPr>
+        <w:t>ἡμῶν</w:t>
+      </w:r>
+    </w:p>
+    <w:p>
+      <w:pPr/>
+      <w:r>
+        <w:rPr>
+          <w:lang w:val="zh_TW" w:bidi="zh_TW"/>
+        </w:rPr>
+      </w:r>
+      <w:r>
+        <w:rPr>
+          <w:b/>
+          <w:lang w:val="zh_TW" w:bidi="zh_TW"/>
+        </w:rPr>
         <w:t>「我們」</w:t>
       </w:r>
     </w:p>
@@ -11673,6 +13313,21 @@
           <w:b/>
           <w:lang w:val="zh_TW" w:bidi="zh_TW"/>
         </w:rPr>
+        <w:t>γὰρ</w:t>
+      </w:r>
+    </w:p>
+    <w:p>
+      <w:pPr/>
+      <w:r>
+        <w:rPr>
+          <w:lang w:val="zh_TW" w:bidi="zh_TW"/>
+        </w:rPr>
+      </w:r>
+      <w:r>
+        <w:rPr>
+          <w:b/>
+          <w:lang w:val="zh_TW" w:bidi="zh_TW"/>
+        </w:rPr>
         <w:t>「因為……」</w:t>
       </w:r>
     </w:p>
@@ -11769,6 +13424,21 @@
           <w:b/>
           <w:lang w:val="zh_TW" w:bidi="zh_TW"/>
         </w:rPr>
+        <w:t>ἐπεφάνη &amp; ἡ χάρις τοῦ Θεοῦ</w:t>
+      </w:r>
+    </w:p>
+    <w:p>
+      <w:pPr/>
+      <w:r>
+        <w:rPr>
+          <w:lang w:val="zh_TW" w:bidi="zh_TW"/>
+        </w:rPr>
+      </w:r>
+      <w:r>
+        <w:rPr>
+          <w:b/>
+          <w:lang w:val="zh_TW" w:bidi="zh_TW"/>
+        </w:rPr>
         <w:t>「已經顯現出來」</w:t>
       </w:r>
       <w:r>
@@ -11878,6 +13548,21 @@
           <w:b/>
           <w:lang w:val="zh_TW" w:bidi="zh_TW"/>
         </w:rPr>
+        <w:t>ἐπεφάνη γὰρ ἡ χάρις τοῦ Θεοῦ σωτήριος πᾶσιν ἀνθρώποις</w:t>
+      </w:r>
+    </w:p>
+    <w:p>
+      <w:pPr/>
+      <w:r>
+        <w:rPr>
+          <w:lang w:val="zh_TW" w:bidi="zh_TW"/>
+        </w:rPr>
+      </w:r>
+      <w:r>
+        <w:rPr>
+          <w:b/>
+          <w:lang w:val="zh_TW" w:bidi="zh_TW"/>
+        </w:rPr>
         <w:t>「</w:t>
       </w:r>
       <w:r>
@@ -11988,6 +13673,21 @@
           <w:b/>
           <w:lang w:val="zh_TW" w:bidi="zh_TW"/>
         </w:rPr>
+        <w:t>σωτήριος πᾶσιν ἀνθρώποις</w:t>
+      </w:r>
+    </w:p>
+    <w:p>
+      <w:pPr/>
+      <w:r>
+        <w:rPr>
+          <w:lang w:val="zh_TW" w:bidi="zh_TW"/>
+        </w:rPr>
+      </w:r>
+      <w:r>
+        <w:rPr>
+          <w:b/>
+          <w:lang w:val="zh_TW" w:bidi="zh_TW"/>
+        </w:rPr>
         <w:t>「……</w:t>
       </w:r>
       <w:r>
@@ -12111,6 +13811,21 @@
           <w:b/>
           <w:lang w:val="zh_TW" w:bidi="zh_TW"/>
         </w:rPr>
+        <w:t>πᾶσιν ἀνθρώποις</w:t>
+      </w:r>
+    </w:p>
+    <w:p>
+      <w:pPr/>
+      <w:r>
+        <w:rPr>
+          <w:lang w:val="zh_TW" w:bidi="zh_TW"/>
+        </w:rPr>
+      </w:r>
+      <w:r>
+        <w:rPr>
+          <w:b/>
+          <w:lang w:val="zh_TW" w:bidi="zh_TW"/>
+        </w:rPr>
         <w:t>「……</w:t>
       </w:r>
       <w:r>
@@ -12221,6 +13936,21 @@
           <w:b/>
           <w:lang w:val="zh_TW" w:bidi="zh_TW"/>
         </w:rPr>
+        <w:t>παιδεύουσα ἡμᾶς</w:t>
+      </w:r>
+    </w:p>
+    <w:p>
+      <w:pPr/>
+      <w:r>
+        <w:rPr>
+          <w:lang w:val="zh_TW" w:bidi="zh_TW"/>
+        </w:rPr>
+      </w:r>
+      <w:r>
+        <w:rPr>
+          <w:b/>
+          <w:lang w:val="zh_TW" w:bidi="zh_TW"/>
+        </w:rPr>
         <w:t>「</w:t>
       </w:r>
       <w:r>
@@ -12318,6 +14048,21 @@
           <w:b/>
           <w:lang w:val="zh_TW" w:bidi="zh_TW"/>
         </w:rPr>
+        <w:t>ἡμᾶς</w:t>
+      </w:r>
+    </w:p>
+    <w:p>
+      <w:pPr/>
+      <w:r>
+        <w:rPr>
+          <w:lang w:val="zh_TW" w:bidi="zh_TW"/>
+        </w:rPr>
+      </w:r>
+      <w:r>
+        <w:rPr>
+          <w:b/>
+          <w:lang w:val="zh_TW" w:bidi="zh_TW"/>
+        </w:rPr>
         <w:t>「我們」</w:t>
       </w:r>
     </w:p>
@@ -12414,6 +14159,21 @@
           <w:b/>
           <w:lang w:val="zh_TW" w:bidi="zh_TW"/>
         </w:rPr>
+        <w:t>τὴν ἀσέβειαν</w:t>
+      </w:r>
+    </w:p>
+    <w:p>
+      <w:pPr/>
+      <w:r>
+        <w:rPr>
+          <w:lang w:val="zh_TW" w:bidi="zh_TW"/>
+        </w:rPr>
+      </w:r>
+      <w:r>
+        <w:rPr>
+          <w:b/>
+          <w:lang w:val="zh_TW" w:bidi="zh_TW"/>
+        </w:rPr>
         <w:t>「不敬虔」</w:t>
       </w:r>
     </w:p>
@@ -12510,6 +14270,21 @@
           <w:b/>
           <w:lang w:val="zh_TW" w:bidi="zh_TW"/>
         </w:rPr>
+        <w:t>τὰς κοσμικὰς ἐπιθυμίας</w:t>
+      </w:r>
+    </w:p>
+    <w:p>
+      <w:pPr/>
+      <w:r>
+        <w:rPr>
+          <w:lang w:val="zh_TW" w:bidi="zh_TW"/>
+        </w:rPr>
+      </w:r>
+      <w:r>
+        <w:rPr>
+          <w:b/>
+          <w:lang w:val="zh_TW" w:bidi="zh_TW"/>
+        </w:rPr>
         <w:t>「世俗的情慾」</w:t>
       </w:r>
     </w:p>
@@ -12606,6 +14381,21 @@
           <w:b/>
           <w:lang w:val="zh_TW" w:bidi="zh_TW"/>
         </w:rPr>
+        <w:t>ἀσέβειαν &amp; εὐσεβῶς</w:t>
+      </w:r>
+    </w:p>
+    <w:p>
+      <w:pPr/>
+      <w:r>
+        <w:rPr>
+          <w:lang w:val="zh_TW" w:bidi="zh_TW"/>
+        </w:rPr>
+      </w:r>
+      <w:r>
+        <w:rPr>
+          <w:b/>
+          <w:lang w:val="zh_TW" w:bidi="zh_TW"/>
+        </w:rPr>
         <w:t>「不敬虔」</w:t>
       </w:r>
       <w:r>
@@ -12695,6 +14485,21 @@
           <w:b/>
           <w:lang w:val="zh_TW" w:bidi="zh_TW"/>
         </w:rPr>
+        <w:t>ἐν τῷ νῦν αἰῶνι</w:t>
+      </w:r>
+    </w:p>
+    <w:p>
+      <w:pPr/>
+      <w:r>
+        <w:rPr>
+          <w:lang w:val="zh_TW" w:bidi="zh_TW"/>
+        </w:rPr>
+      </w:r>
+      <w:r>
+        <w:rPr>
+          <w:b/>
+          <w:lang w:val="zh_TW" w:bidi="zh_TW"/>
+        </w:rPr>
         <w:t>「</w:t>
       </w:r>
       <w:r>
@@ -12772,6 +14577,21 @@
           <w:b/>
           <w:lang w:val="zh_TW" w:bidi="zh_TW"/>
         </w:rPr>
+        <w:t>προσδεχόμενοι</w:t>
+      </w:r>
+    </w:p>
+    <w:p>
+      <w:pPr/>
+      <w:r>
+        <w:rPr>
+          <w:lang w:val="zh_TW" w:bidi="zh_TW"/>
+        </w:rPr>
+      </w:r>
+      <w:r>
+        <w:rPr>
+          <w:b/>
+          <w:lang w:val="zh_TW" w:bidi="zh_TW"/>
+        </w:rPr>
         <w:t>「</w:t>
       </w:r>
       <w:r>
@@ -12849,6 +14669,21 @@
           <w:b/>
           <w:lang w:val="zh_TW" w:bidi="zh_TW"/>
         </w:rPr>
+        <w:t>τὴν μακαρίαν ἐλπίδα, καὶ ἐπιφάνειαν τῆς δόξης</w:t>
+      </w:r>
+    </w:p>
+    <w:p>
+      <w:pPr/>
+      <w:r>
+        <w:rPr>
+          <w:lang w:val="zh_TW" w:bidi="zh_TW"/>
+        </w:rPr>
+      </w:r>
+      <w:r>
+        <w:rPr>
+          <w:b/>
+          <w:lang w:val="zh_TW" w:bidi="zh_TW"/>
+        </w:rPr>
         <w:t>「……</w:t>
       </w:r>
       <w:r>
@@ -13044,6 +14879,21 @@
           <w:b/>
           <w:lang w:val="zh_TW" w:bidi="zh_TW"/>
         </w:rPr>
+        <w:t>τὴν μακαρίαν ἐλπίδα, καὶ ἐπιφάνειαν τῆς δόξης</w:t>
+      </w:r>
+    </w:p>
+    <w:p>
+      <w:pPr/>
+      <w:r>
+        <w:rPr>
+          <w:lang w:val="zh_TW" w:bidi="zh_TW"/>
+        </w:rPr>
+      </w:r>
+      <w:r>
+        <w:rPr>
+          <w:b/>
+          <w:lang w:val="zh_TW" w:bidi="zh_TW"/>
+        </w:rPr>
         <w:t>「……所盼望的福，並……的榮耀顯現」</w:t>
       </w:r>
     </w:p>
@@ -13153,6 +15003,21 @@
           <w:b/>
           <w:lang w:val="zh_TW" w:bidi="zh_TW"/>
         </w:rPr>
+        <w:t>τὴν μακαρίαν ἐλπίδα, καὶ ἐπιφάνειαν τῆς δόξης τοῦ μεγάλου Θεοῦ καὶ Σωτῆρος ἡμῶν, Ἰησοῦ Χριστοῦ</w:t>
+      </w:r>
+    </w:p>
+    <w:p>
+      <w:pPr/>
+      <w:r>
+        <w:rPr>
+          <w:lang w:val="zh_TW" w:bidi="zh_TW"/>
+        </w:rPr>
+      </w:r>
+      <w:r>
+        <w:rPr>
+          <w:b/>
+          <w:lang w:val="zh_TW" w:bidi="zh_TW"/>
+        </w:rPr>
         <w:t>「……</w:t>
       </w:r>
       <w:r>
@@ -13303,6 +15168,21 @@
           <w:b/>
           <w:lang w:val="zh_TW" w:bidi="zh_TW"/>
         </w:rPr>
+        <w:t>τοῦ μεγάλου Θεοῦ καὶ Σωτῆρος ἡμῶν, Ἰησοῦ Χριστοῦ</w:t>
+      </w:r>
+    </w:p>
+    <w:p>
+      <w:pPr/>
+      <w:r>
+        <w:rPr>
+          <w:lang w:val="zh_TW" w:bidi="zh_TW"/>
+        </w:rPr>
+      </w:r>
+      <w:r>
+        <w:rPr>
+          <w:b/>
+          <w:lang w:val="zh_TW" w:bidi="zh_TW"/>
+        </w:rPr>
         <w:t>「……</w:t>
       </w:r>
       <w:r>
@@ -13433,6 +15313,21 @@
           <w:b/>
           <w:lang w:val="zh_TW" w:bidi="zh_TW"/>
         </w:rPr>
+        <w:t>ὃς ἔδωκεν ἑαυτὸν ὑπὲρ ἡμῶν</w:t>
+      </w:r>
+    </w:p>
+    <w:p>
+      <w:pPr/>
+      <w:r>
+        <w:rPr>
+          <w:lang w:val="zh_TW" w:bidi="zh_TW"/>
+        </w:rPr>
+      </w:r>
+      <w:r>
+        <w:rPr>
+          <w:b/>
+          <w:lang w:val="zh_TW" w:bidi="zh_TW"/>
+        </w:rPr>
         <w:t>「</w:t>
       </w:r>
       <w:r>
@@ -13530,6 +15425,21 @@
           <w:b/>
           <w:lang w:val="zh_TW" w:bidi="zh_TW"/>
         </w:rPr>
+        <w:t>ἡμῶν</w:t>
+      </w:r>
+    </w:p>
+    <w:p>
+      <w:pPr/>
+      <w:r>
+        <w:rPr>
+          <w:lang w:val="zh_TW" w:bidi="zh_TW"/>
+        </w:rPr>
+      </w:r>
+      <w:r>
+        <w:rPr>
+          <w:b/>
+          <w:lang w:val="zh_TW" w:bidi="zh_TW"/>
+        </w:rPr>
         <w:t>「我們」</w:t>
       </w:r>
     </w:p>
@@ -13626,6 +15536,21 @@
           <w:b/>
           <w:lang w:val="zh_TW" w:bidi="zh_TW"/>
         </w:rPr>
+        <w:t>λυτρώσηται ἡμᾶς ἀπὸ πάσης ἀνομίας</w:t>
+      </w:r>
+    </w:p>
+    <w:p>
+      <w:pPr/>
+      <w:r>
+        <w:rPr>
+          <w:lang w:val="zh_TW" w:bidi="zh_TW"/>
+        </w:rPr>
+      </w:r>
+      <w:r>
+        <w:rPr>
+          <w:b/>
+          <w:lang w:val="zh_TW" w:bidi="zh_TW"/>
+        </w:rPr>
         <w:t>「</w:t>
       </w:r>
       <w:r>
@@ -13736,6 +15661,21 @@
           <w:b/>
           <w:lang w:val="zh_TW" w:bidi="zh_TW"/>
         </w:rPr>
+        <w:t>ἡμᾶς</w:t>
+      </w:r>
+    </w:p>
+    <w:p>
+      <w:pPr/>
+      <w:r>
+        <w:rPr>
+          <w:lang w:val="zh_TW" w:bidi="zh_TW"/>
+        </w:rPr>
+      </w:r>
+      <w:r>
+        <w:rPr>
+          <w:b/>
+          <w:lang w:val="zh_TW" w:bidi="zh_TW"/>
+        </w:rPr>
         <w:t>「我們」</w:t>
       </w:r>
     </w:p>
@@ -13832,6 +15772,21 @@
           <w:b/>
           <w:lang w:val="zh_TW" w:bidi="zh_TW"/>
         </w:rPr>
+        <w:t>λαὸν περιούσιον</w:t>
+      </w:r>
+    </w:p>
+    <w:p>
+      <w:pPr/>
+      <w:r>
+        <w:rPr>
+          <w:lang w:val="zh_TW" w:bidi="zh_TW"/>
+        </w:rPr>
+      </w:r>
+      <w:r>
+        <w:rPr>
+          <w:b/>
+          <w:lang w:val="zh_TW" w:bidi="zh_TW"/>
+        </w:rPr>
         <w:t>「</w:t>
       </w:r>
       <w:r>
@@ -13929,6 +15884,21 @@
           <w:b/>
           <w:lang w:val="zh_TW" w:bidi="zh_TW"/>
         </w:rPr>
+        <w:t>ζηλωτὴν καλῶν ἔργων</w:t>
+      </w:r>
+    </w:p>
+    <w:p>
+      <w:pPr/>
+      <w:r>
+        <w:rPr>
+          <w:lang w:val="zh_TW" w:bidi="zh_TW"/>
+        </w:rPr>
+      </w:r>
+      <w:r>
+        <w:rPr>
+          <w:b/>
+          <w:lang w:val="zh_TW" w:bidi="zh_TW"/>
+        </w:rPr>
         <w:t>「</w:t>
       </w:r>
       <w:r>
@@ -14006,6 +15976,21 @@
           <w:b/>
           <w:lang w:val="zh_TW" w:bidi="zh_TW"/>
         </w:rPr>
+        <w:t>ταῦτα</w:t>
+      </w:r>
+    </w:p>
+    <w:p>
+      <w:pPr/>
+      <w:r>
+        <w:rPr>
+          <w:lang w:val="zh_TW" w:bidi="zh_TW"/>
+        </w:rPr>
+      </w:r>
+      <w:r>
+        <w:rPr>
+          <w:b/>
+          <w:lang w:val="zh_TW" w:bidi="zh_TW"/>
+        </w:rPr>
         <w:t>「這些事……」</w:t>
       </w:r>
     </w:p>
@@ -14102,6 +16087,21 @@
           <w:b/>
           <w:lang w:val="zh_TW" w:bidi="zh_TW"/>
         </w:rPr>
+        <w:t>παρακάλει</w:t>
+      </w:r>
+    </w:p>
+    <w:p>
+      <w:pPr/>
+      <w:r>
+        <w:rPr>
+          <w:lang w:val="zh_TW" w:bidi="zh_TW"/>
+        </w:rPr>
+      </w:r>
+      <w:r>
+        <w:rPr>
+          <w:b/>
+          <w:lang w:val="zh_TW" w:bidi="zh_TW"/>
+        </w:rPr>
         <w:t>「</w:t>
       </w:r>
       <w:r>
@@ -14212,6 +16212,21 @@
           <w:b/>
           <w:lang w:val="zh_TW" w:bidi="zh_TW"/>
         </w:rPr>
+        <w:t>ἔλεγχε, μετὰ πάσης ἐπιταγῆς</w:t>
+      </w:r>
+    </w:p>
+    <w:p>
+      <w:pPr/>
+      <w:r>
+        <w:rPr>
+          <w:lang w:val="zh_TW" w:bidi="zh_TW"/>
+        </w:rPr>
+      </w:r>
+      <w:r>
+        <w:rPr>
+          <w:b/>
+          <w:lang w:val="zh_TW" w:bidi="zh_TW"/>
+        </w:rPr>
         <w:t>「</w:t>
       </w:r>
       <w:r>
@@ -14322,6 +16337,21 @@
           <w:b/>
           <w:lang w:val="zh_TW" w:bidi="zh_TW"/>
         </w:rPr>
+        <w:t>μετὰ πάσης ἐπιταγῆς</w:t>
+      </w:r>
+    </w:p>
+    <w:p>
+      <w:pPr/>
+      <w:r>
+        <w:rPr>
+          <w:lang w:val="zh_TW" w:bidi="zh_TW"/>
+        </w:rPr>
+      </w:r>
+      <w:r>
+        <w:rPr>
+          <w:b/>
+          <w:lang w:val="zh_TW" w:bidi="zh_TW"/>
+        </w:rPr>
         <w:t>「</w:t>
       </w:r>
       <w:r>
@@ -14432,6 +16462,21 @@
           <w:b/>
           <w:lang w:val="zh_TW" w:bidi="zh_TW"/>
         </w:rPr>
+        <w:t>μηδείς σου περιφρονείτω</w:t>
+      </w:r>
+    </w:p>
+    <w:p>
+      <w:pPr/>
+      <w:r>
+        <w:rPr>
+          <w:lang w:val="zh_TW" w:bidi="zh_TW"/>
+        </w:rPr>
+      </w:r>
+      <w:r>
+        <w:rPr>
+          <w:b/>
+          <w:lang w:val="zh_TW" w:bidi="zh_TW"/>
+        </w:rPr>
         <w:t>「</w:t>
       </w:r>
       <w:r>
@@ -14509,6 +16554,21 @@
           <w:b/>
           <w:lang w:val="zh_TW" w:bidi="zh_TW"/>
         </w:rPr>
+        <w:t>μηδείς σου περιφρονείτω</w:t>
+      </w:r>
+    </w:p>
+    <w:p>
+      <w:pPr/>
+      <w:r>
+        <w:rPr>
+          <w:lang w:val="zh_TW" w:bidi="zh_TW"/>
+        </w:rPr>
+      </w:r>
+      <w:r>
+        <w:rPr>
+          <w:b/>
+          <w:lang w:val="zh_TW" w:bidi="zh_TW"/>
+        </w:rPr>
         <w:t>「</w:t>
       </w:r>
       <w:r>
@@ -14606,6 +16666,21 @@
           <w:b/>
           <w:lang w:val="zh_TW" w:bidi="zh_TW"/>
         </w:rPr>
+        <w:t>μηδείς σου περιφρονείτω</w:t>
+      </w:r>
+    </w:p>
+    <w:p>
+      <w:pPr/>
+      <w:r>
+        <w:rPr>
+          <w:lang w:val="zh_TW" w:bidi="zh_TW"/>
+        </w:rPr>
+      </w:r>
+      <w:r>
+        <w:rPr>
+          <w:b/>
+          <w:lang w:val="zh_TW" w:bidi="zh_TW"/>
+        </w:rPr>
         <w:t>「</w:t>
       </w:r>
       <w:r>
@@ -14854,6 +16929,21 @@
           <w:b/>
           <w:lang w:val="zh_TW" w:bidi="zh_TW"/>
         </w:rPr>
+        <w:t>ὑπομίμνῃσκε αὐτοὺς &amp; ὑποτάσσεσθαι</w:t>
+      </w:r>
+    </w:p>
+    <w:p>
+      <w:pPr/>
+      <w:r>
+        <w:rPr>
+          <w:lang w:val="zh_TW" w:bidi="zh_TW"/>
+        </w:rPr>
+      </w:r>
+      <w:r>
+        <w:rPr>
+          <w:b/>
+          <w:lang w:val="zh_TW" w:bidi="zh_TW"/>
+        </w:rPr>
         <w:t>「</w:t>
       </w:r>
       <w:r>
@@ -14972,6 +17062,21 @@
           <w:b/>
           <w:lang w:val="zh_TW" w:bidi="zh_TW"/>
         </w:rPr>
+        <w:t>ἀρχαῖς, ἐξουσίαις, ὑποτάσσεσθαι, πειθαρχεῖν</w:t>
+      </w:r>
+    </w:p>
+    <w:p>
+      <w:pPr/>
+      <w:r>
+        <w:rPr>
+          <w:lang w:val="zh_TW" w:bidi="zh_TW"/>
+        </w:rPr>
+      </w:r>
+      <w:r>
+        <w:rPr>
+          <w:b/>
+          <w:lang w:val="zh_TW" w:bidi="zh_TW"/>
+        </w:rPr>
         <w:t>「</w:t>
       </w:r>
       <w:r>
@@ -15089,6 +17194,21 @@
           <w:b/>
           <w:lang w:val="zh_TW" w:bidi="zh_TW"/>
         </w:rPr>
+        <w:t>ἀρχαῖς, ἐξουσίαις</w:t>
+      </w:r>
+    </w:p>
+    <w:p>
+      <w:pPr/>
+      <w:r>
+        <w:rPr>
+          <w:lang w:val="zh_TW" w:bidi="zh_TW"/>
+        </w:rPr>
+      </w:r>
+      <w:r>
+        <w:rPr>
+          <w:b/>
+          <w:lang w:val="zh_TW" w:bidi="zh_TW"/>
+        </w:rPr>
         <w:t>「……</w:t>
       </w:r>
       <w:r>
@@ -15206,6 +17326,21 @@
           <w:b/>
           <w:lang w:val="zh_TW" w:bidi="zh_TW"/>
         </w:rPr>
+        <w:t>πρὸς πᾶν ἔργον ἀγαθὸν ἑτοίμους εἶναι</w:t>
+      </w:r>
+    </w:p>
+    <w:p>
+      <w:pPr/>
+      <w:r>
+        <w:rPr>
+          <w:lang w:val="zh_TW" w:bidi="zh_TW"/>
+        </w:rPr>
+      </w:r>
+      <w:r>
+        <w:rPr>
+          <w:b/>
+          <w:lang w:val="zh_TW" w:bidi="zh_TW"/>
+        </w:rPr>
         <w:t>「</w:t>
       </w:r>
       <w:r>
@@ -15283,6 +17418,21 @@
           <w:b/>
           <w:lang w:val="zh_TW" w:bidi="zh_TW"/>
         </w:rPr>
+        <w:t>βλασφημεῖν</w:t>
+      </w:r>
+    </w:p>
+    <w:p>
+      <w:pPr/>
+      <w:r>
+        <w:rPr>
+          <w:lang w:val="zh_TW" w:bidi="zh_TW"/>
+        </w:rPr>
+      </w:r>
+      <w:r>
+        <w:rPr>
+          <w:b/>
+          <w:lang w:val="zh_TW" w:bidi="zh_TW"/>
+        </w:rPr>
         <w:t>「</w:t>
       </w:r>
       <w:r>
@@ -15360,6 +17510,21 @@
           <w:b/>
           <w:lang w:val="zh_TW" w:bidi="zh_TW"/>
         </w:rPr>
+        <w:t>ἀμάχους εἶναι</w:t>
+      </w:r>
+    </w:p>
+    <w:p>
+      <w:pPr/>
+      <w:r>
+        <w:rPr>
+          <w:lang w:val="zh_TW" w:bidi="zh_TW"/>
+        </w:rPr>
+      </w:r>
+      <w:r>
+        <w:rPr>
+          <w:b/>
+          <w:lang w:val="zh_TW" w:bidi="zh_TW"/>
+        </w:rPr>
         <w:t>「不要好爭鬥（和合本譯：和平）」</w:t>
       </w:r>
     </w:p>
@@ -15469,6 +17634,21 @@
           <w:b/>
           <w:lang w:val="zh_TW" w:bidi="zh_TW"/>
         </w:rPr>
+        <w:t>πᾶσαν ἐνδεικνυμένους πραΰτητα</w:t>
+      </w:r>
+    </w:p>
+    <w:p>
+      <w:pPr/>
+      <w:r>
+        <w:rPr>
+          <w:lang w:val="zh_TW" w:bidi="zh_TW"/>
+        </w:rPr>
+      </w:r>
+      <w:r>
+        <w:rPr>
+          <w:b/>
+          <w:lang w:val="zh_TW" w:bidi="zh_TW"/>
+        </w:rPr>
         <w:t>「</w:t>
       </w:r>
       <w:r>
@@ -15593,6 +17773,21 @@
           <w:b/>
           <w:lang w:val="zh_TW" w:bidi="zh_TW"/>
         </w:rPr>
+        <w:t>πρὸς πάντας ἀνθρώπους</w:t>
+      </w:r>
+    </w:p>
+    <w:p>
+      <w:pPr/>
+      <w:r>
+        <w:rPr>
+          <w:lang w:val="zh_TW" w:bidi="zh_TW"/>
+        </w:rPr>
+      </w:r>
+      <w:r>
+        <w:rPr>
+          <w:b/>
+          <w:lang w:val="zh_TW" w:bidi="zh_TW"/>
+        </w:rPr>
         <w:t>「</w:t>
       </w:r>
       <w:r>
@@ -15703,6 +17898,21 @@
           <w:b/>
           <w:lang w:val="zh_TW" w:bidi="zh_TW"/>
         </w:rPr>
+        <w:t>ἦμεν γάρ ποτε καὶ ἡμεῖς</w:t>
+      </w:r>
+    </w:p>
+    <w:p>
+      <w:pPr/>
+      <w:r>
+        <w:rPr>
+          <w:lang w:val="zh_TW" w:bidi="zh_TW"/>
+        </w:rPr>
+      </w:r>
+      <w:r>
+        <w:rPr>
+          <w:b/>
+          <w:lang w:val="zh_TW" w:bidi="zh_TW"/>
+        </w:rPr>
         <w:t>「</w:t>
       </w:r>
       <w:r>
@@ -15827,6 +18037,21 @@
           <w:b/>
           <w:lang w:val="zh_TW" w:bidi="zh_TW"/>
         </w:rPr>
+        <w:t>ποτε</w:t>
+      </w:r>
+    </w:p>
+    <w:p>
+      <w:pPr/>
+      <w:r>
+        <w:rPr>
+          <w:lang w:val="zh_TW" w:bidi="zh_TW"/>
+        </w:rPr>
+      </w:r>
+      <w:r>
+        <w:rPr>
+          <w:b/>
+          <w:lang w:val="zh_TW" w:bidi="zh_TW"/>
+        </w:rPr>
         <w:t>「……</w:t>
       </w:r>
       <w:r>
@@ -15904,6 +18129,21 @@
           <w:b/>
           <w:lang w:val="zh_TW" w:bidi="zh_TW"/>
         </w:rPr>
+        <w:t>ἡμεῖς</w:t>
+      </w:r>
+    </w:p>
+    <w:p>
+      <w:pPr/>
+      <w:r>
+        <w:rPr>
+          <w:lang w:val="zh_TW" w:bidi="zh_TW"/>
+        </w:rPr>
+      </w:r>
+      <w:r>
+        <w:rPr>
+          <w:b/>
+          <w:lang w:val="zh_TW" w:bidi="zh_TW"/>
+        </w:rPr>
         <w:t>「我們……」</w:t>
       </w:r>
     </w:p>
@@ -16000,6 +18240,21 @@
           <w:b/>
           <w:lang w:val="zh_TW" w:bidi="zh_TW"/>
         </w:rPr>
+        <w:t>ἦμεν &amp; ἀνόητοι</w:t>
+      </w:r>
+    </w:p>
+    <w:p>
+      <w:pPr/>
+      <w:r>
+        <w:rPr>
+          <w:lang w:val="zh_TW" w:bidi="zh_TW"/>
+        </w:rPr>
+      </w:r>
+      <w:r>
+        <w:rPr>
+          <w:b/>
+          <w:lang w:val="zh_TW" w:bidi="zh_TW"/>
+        </w:rPr>
         <w:t>「是」</w:t>
       </w:r>
       <w:r>
@@ -16090,6 +18345,21 @@
           <w:b/>
           <w:lang w:val="zh_TW" w:bidi="zh_TW"/>
         </w:rPr>
+        <w:t>πλανώμενοι, δουλεύοντες ἐπιθυμίαις καὶ ἡδοναῖς ποικίλαις</w:t>
+      </w:r>
+    </w:p>
+    <w:p>
+      <w:pPr/>
+      <w:r>
+        <w:rPr>
+          <w:lang w:val="zh_TW" w:bidi="zh_TW"/>
+        </w:rPr>
+      </w:r>
+      <w:r>
+        <w:rPr>
+          <w:b/>
+          <w:lang w:val="zh_TW" w:bidi="zh_TW"/>
+        </w:rPr>
         <w:t>「……</w:t>
       </w:r>
       <w:r>
@@ -16213,6 +18483,21 @@
           <w:b/>
           <w:lang w:val="zh_TW" w:bidi="zh_TW"/>
         </w:rPr>
+        <w:t>πλανώμενοι, δουλεύοντες ἐπιθυμίαις καὶ ἡδοναῖς ποικίλαις</w:t>
+      </w:r>
+    </w:p>
+    <w:p>
+      <w:pPr/>
+      <w:r>
+        <w:rPr>
+          <w:lang w:val="zh_TW" w:bidi="zh_TW"/>
+        </w:rPr>
+      </w:r>
+      <w:r>
+        <w:rPr>
+          <w:b/>
+          <w:lang w:val="zh_TW" w:bidi="zh_TW"/>
+        </w:rPr>
         <w:t>「……受迷惑、服事各樣私慾，和宴樂」</w:t>
       </w:r>
     </w:p>
@@ -16296,6 +18581,21 @@
           <w:b/>
           <w:lang w:val="zh_TW" w:bidi="zh_TW"/>
         </w:rPr>
+        <w:t>ἐπιθυμίαις καὶ ἡδοναῖς ποικίλαις</w:t>
+      </w:r>
+    </w:p>
+    <w:p>
+      <w:pPr/>
+      <w:r>
+        <w:rPr>
+          <w:lang w:val="zh_TW" w:bidi="zh_TW"/>
+        </w:rPr>
+      </w:r>
+      <w:r>
+        <w:rPr>
+          <w:b/>
+          <w:lang w:val="zh_TW" w:bidi="zh_TW"/>
+        </w:rPr>
         <w:t>「……</w:t>
       </w:r>
       <w:r>
@@ -16419,6 +18719,21 @@
           <w:b/>
           <w:lang w:val="zh_TW" w:bidi="zh_TW"/>
         </w:rPr>
+        <w:t>ἐν κακίᾳ καὶ φθόνῳ διάγοντες</w:t>
+      </w:r>
+    </w:p>
+    <w:p>
+      <w:pPr/>
+      <w:r>
+        <w:rPr>
+          <w:lang w:val="zh_TW" w:bidi="zh_TW"/>
+        </w:rPr>
+      </w:r>
+      <w:r>
+        <w:rPr>
+          <w:b/>
+          <w:lang w:val="zh_TW" w:bidi="zh_TW"/>
+        </w:rPr>
         <w:t>「</w:t>
       </w:r>
       <w:r>
@@ -16594,6 +18909,21 @@
           <w:b/>
           <w:lang w:val="zh_TW" w:bidi="zh_TW"/>
         </w:rPr>
+        <w:t>στυγητοί</w:t>
+      </w:r>
+    </w:p>
+    <w:p>
+      <w:pPr/>
+      <w:r>
+        <w:rPr>
+          <w:lang w:val="zh_TW" w:bidi="zh_TW"/>
+        </w:rPr>
+      </w:r>
+      <w:r>
+        <w:rPr>
+          <w:b/>
+          <w:lang w:val="zh_TW" w:bidi="zh_TW"/>
+        </w:rPr>
         <w:t>「</w:t>
       </w:r>
       <w:r>
@@ -16671,6 +19001,21 @@
           <w:b/>
           <w:lang w:val="zh_TW" w:bidi="zh_TW"/>
         </w:rPr>
+        <w:t>δὲ</w:t>
+      </w:r>
+    </w:p>
+    <w:p>
+      <w:pPr/>
+      <w:r>
+        <w:rPr>
+          <w:lang w:val="zh_TW" w:bidi="zh_TW"/>
+        </w:rPr>
+      </w:r>
+      <w:r>
+        <w:rPr>
+          <w:b/>
+          <w:lang w:val="zh_TW" w:bidi="zh_TW"/>
+        </w:rPr>
         <w:t>「但……」</w:t>
       </w:r>
     </w:p>
@@ -16767,6 +19112,21 @@
           <w:b/>
           <w:lang w:val="zh_TW" w:bidi="zh_TW"/>
         </w:rPr>
+        <w:t>ὅτε &amp; ἡ χρηστότης καὶ ἡ φιλανθρωπία ἐπεφάνη τοῦ Σωτῆρος ἡμῶν, Θεοῦ</w:t>
+      </w:r>
+    </w:p>
+    <w:p>
+      <w:pPr/>
+      <w:r>
+        <w:rPr>
+          <w:lang w:val="zh_TW" w:bidi="zh_TW"/>
+        </w:rPr>
+      </w:r>
+      <w:r>
+        <w:rPr>
+          <w:b/>
+          <w:lang w:val="zh_TW" w:bidi="zh_TW"/>
+        </w:rPr>
         <w:t>「到了」</w:t>
       </w:r>
       <w:r>
@@ -16903,6 +19263,21 @@
           <w:b/>
           <w:lang w:val="zh_TW" w:bidi="zh_TW"/>
         </w:rPr>
+        <w:t>ὅτε &amp; ἡ χρηστότης καὶ ἡ φιλανθρωπία ἐπεφάνη τοῦ Σωτῆρος ἡμῶν, Θεοῦ</w:t>
+      </w:r>
+    </w:p>
+    <w:p>
+      <w:pPr/>
+      <w:r>
+        <w:rPr>
+          <w:lang w:val="zh_TW" w:bidi="zh_TW"/>
+        </w:rPr>
+      </w:r>
+      <w:r>
+        <w:rPr>
+          <w:b/>
+          <w:lang w:val="zh_TW" w:bidi="zh_TW"/>
+        </w:rPr>
         <w:t>「到了」</w:t>
       </w:r>
       <w:r>
@@ -17039,6 +19414,21 @@
           <w:b/>
           <w:lang w:val="zh_TW" w:bidi="zh_TW"/>
         </w:rPr>
+        <w:t>ἡμῶν</w:t>
+      </w:r>
+    </w:p>
+    <w:p>
+      <w:pPr/>
+      <w:r>
+        <w:rPr>
+          <w:lang w:val="zh_TW" w:bidi="zh_TW"/>
+        </w:rPr>
+      </w:r>
+      <w:r>
+        <w:rPr>
+          <w:b/>
+          <w:lang w:val="zh_TW" w:bidi="zh_TW"/>
+        </w:rPr>
         <w:t>「我們」</w:t>
       </w:r>
     </w:p>
@@ -17135,6 +19525,21 @@
           <w:b/>
           <w:lang w:val="zh_TW" w:bidi="zh_TW"/>
         </w:rPr>
+        <w:t>ἔργων τῶν ἐν δικαιοσύνῃ</w:t>
+      </w:r>
+    </w:p>
+    <w:p>
+      <w:pPr/>
+      <w:r>
+        <w:rPr>
+          <w:lang w:val="zh_TW" w:bidi="zh_TW"/>
+        </w:rPr>
+      </w:r>
+      <w:r>
+        <w:rPr>
+          <w:b/>
+          <w:lang w:val="zh_TW" w:bidi="zh_TW"/>
+        </w:rPr>
         <w:t>「義」</w:t>
       </w:r>
     </w:p>
@@ -17231,6 +19636,21 @@
           <w:b/>
           <w:lang w:val="zh_TW" w:bidi="zh_TW"/>
         </w:rPr>
+        <w:t>κατὰ τὸ αὐτοῦ ἔλεος</w:t>
+      </w:r>
+    </w:p>
+    <w:p>
+      <w:pPr/>
+      <w:r>
+        <w:rPr>
+          <w:lang w:val="zh_TW" w:bidi="zh_TW"/>
+        </w:rPr>
+      </w:r>
+      <w:r>
+        <w:rPr>
+          <w:b/>
+          <w:lang w:val="zh_TW" w:bidi="zh_TW"/>
+        </w:rPr>
         <w:t>「……</w:t>
       </w:r>
       <w:r>
@@ -17341,6 +19761,21 @@
           <w:b/>
           <w:lang w:val="zh_TW" w:bidi="zh_TW"/>
         </w:rPr>
+        <w:t>λουτροῦ παλινγενεσίας</w:t>
+      </w:r>
+    </w:p>
+    <w:p>
+      <w:pPr/>
+      <w:r>
+        <w:rPr>
+          <w:lang w:val="zh_TW" w:bidi="zh_TW"/>
+        </w:rPr>
+      </w:r>
+      <w:r>
+        <w:rPr>
+          <w:b/>
+          <w:lang w:val="zh_TW" w:bidi="zh_TW"/>
+        </w:rPr>
         <w:t>「……洗……」</w:t>
       </w:r>
     </w:p>
@@ -17450,6 +19885,21 @@
           <w:b/>
           <w:lang w:val="zh_TW" w:bidi="zh_TW"/>
         </w:rPr>
+        <w:t>οὗ ἐξέχεεν ἐφ’ ἡμᾶς πλουσίως,</w:t>
+      </w:r>
+    </w:p>
+    <w:p>
+      <w:pPr/>
+      <w:r>
+        <w:rPr>
+          <w:lang w:val="zh_TW" w:bidi="zh_TW"/>
+        </w:rPr>
+      </w:r>
+      <w:r>
+        <w:rPr>
+          <w:b/>
+          <w:lang w:val="zh_TW" w:bidi="zh_TW"/>
+        </w:rPr>
         <w:t>「</w:t>
       </w:r>
       <w:r>
@@ -17561,6 +20011,21 @@
           <w:b/>
           <w:lang w:val="zh_TW" w:bidi="zh_TW"/>
         </w:rPr>
+        <w:t>ἡμᾶς</w:t>
+      </w:r>
+    </w:p>
+    <w:p>
+      <w:pPr/>
+      <w:r>
+        <w:rPr>
+          <w:lang w:val="zh_TW" w:bidi="zh_TW"/>
+        </w:rPr>
+      </w:r>
+      <w:r>
+        <w:rPr>
+          <w:b/>
+          <w:lang w:val="zh_TW" w:bidi="zh_TW"/>
+        </w:rPr>
         <w:t>「我們」</w:t>
       </w:r>
     </w:p>
@@ -17657,6 +20122,21 @@
           <w:b/>
           <w:lang w:val="zh_TW" w:bidi="zh_TW"/>
         </w:rPr>
+        <w:t>διὰ Ἰησοῦ Χριστοῦ, τοῦ Σωτῆρος ἡμῶν</w:t>
+      </w:r>
+    </w:p>
+    <w:p>
+      <w:pPr/>
+      <w:r>
+        <w:rPr>
+          <w:lang w:val="zh_TW" w:bidi="zh_TW"/>
+        </w:rPr>
+      </w:r>
+      <w:r>
+        <w:rPr>
+          <w:b/>
+          <w:lang w:val="zh_TW" w:bidi="zh_TW"/>
+        </w:rPr>
         <w:t>「……</w:t>
       </w:r>
       <w:r>
@@ -17734,6 +20214,21 @@
           <w:b/>
           <w:lang w:val="zh_TW" w:bidi="zh_TW"/>
         </w:rPr>
+        <w:t>ἡμῶν</w:t>
+      </w:r>
+    </w:p>
+    <w:p>
+      <w:pPr/>
+      <w:r>
+        <w:rPr>
+          <w:lang w:val="zh_TW" w:bidi="zh_TW"/>
+        </w:rPr>
+      </w:r>
+      <w:r>
+        <w:rPr>
+          <w:b/>
+          <w:lang w:val="zh_TW" w:bidi="zh_TW"/>
+        </w:rPr>
         <w:t>「我們」</w:t>
       </w:r>
     </w:p>
@@ -17830,6 +20325,21 @@
           <w:b/>
           <w:lang w:val="zh_TW" w:bidi="zh_TW"/>
         </w:rPr>
+        <w:t>ἵνα</w:t>
+      </w:r>
+    </w:p>
+    <w:p>
+      <w:pPr/>
+      <w:r>
+        <w:rPr>
+          <w:lang w:val="zh_TW" w:bidi="zh_TW"/>
+        </w:rPr>
+      </w:r>
+      <w:r>
+        <w:rPr>
+          <w:b/>
+          <w:lang w:val="zh_TW" w:bidi="zh_TW"/>
+        </w:rPr>
         <w:t>「好叫……」</w:t>
       </w:r>
     </w:p>
@@ -17952,6 +20462,21 @@
           <w:b/>
           <w:lang w:val="zh_TW" w:bidi="zh_TW"/>
         </w:rPr>
+        <w:t>δικαιωθέντες</w:t>
+      </w:r>
+    </w:p>
+    <w:p>
+      <w:pPr/>
+      <w:r>
+        <w:rPr>
+          <w:lang w:val="zh_TW" w:bidi="zh_TW"/>
+        </w:rPr>
+      </w:r>
+      <w:r>
+        <w:rPr>
+          <w:b/>
+          <w:lang w:val="zh_TW" w:bidi="zh_TW"/>
+        </w:rPr>
         <w:t>「……</w:t>
       </w:r>
       <w:r>
@@ -18063,6 +20588,21 @@
           <w:b/>
           <w:lang w:val="zh_TW" w:bidi="zh_TW"/>
         </w:rPr>
+        <w:t>τῇ ἐκείνου χάριτι</w:t>
+      </w:r>
+    </w:p>
+    <w:p>
+      <w:pPr/>
+      <w:r>
+        <w:rPr>
+          <w:lang w:val="zh_TW" w:bidi="zh_TW"/>
+        </w:rPr>
+      </w:r>
+      <w:r>
+        <w:rPr>
+          <w:b/>
+          <w:lang w:val="zh_TW" w:bidi="zh_TW"/>
+        </w:rPr>
         <w:t>「……</w:t>
       </w:r>
       <w:r>
@@ -18173,6 +20713,21 @@
           <w:b/>
           <w:lang w:val="zh_TW" w:bidi="zh_TW"/>
         </w:rPr>
+        <w:t>ἐκείνου</w:t>
+      </w:r>
+    </w:p>
+    <w:p>
+      <w:pPr/>
+      <w:r>
+        <w:rPr>
+          <w:lang w:val="zh_TW" w:bidi="zh_TW"/>
+        </w:rPr>
+      </w:r>
+      <w:r>
+        <w:rPr>
+          <w:b/>
+          <w:lang w:val="zh_TW" w:bidi="zh_TW"/>
+        </w:rPr>
         <w:t>「……</w:t>
       </w:r>
       <w:r>
@@ -18295,6 +20850,21 @@
           <w:b/>
           <w:lang w:val="zh_TW" w:bidi="zh_TW"/>
         </w:rPr>
+        <w:t>κληρονόμοι γενηθῶμεν, κατ’ ἐλπίδα ζωῆς αἰωνίου</w:t>
+      </w:r>
+    </w:p>
+    <w:p>
+      <w:pPr/>
+      <w:r>
+        <w:rPr>
+          <w:lang w:val="zh_TW" w:bidi="zh_TW"/>
+        </w:rPr>
+      </w:r>
+      <w:r>
+        <w:rPr>
+          <w:b/>
+          <w:lang w:val="zh_TW" w:bidi="zh_TW"/>
+        </w:rPr>
         <w:t>「</w:t>
       </w:r>
       <w:r>
@@ -18392,6 +20962,21 @@
           <w:b/>
           <w:lang w:val="zh_TW" w:bidi="zh_TW"/>
         </w:rPr>
+        <w:t>ὁ λόγος</w:t>
+      </w:r>
+    </w:p>
+    <w:p>
+      <w:pPr/>
+      <w:r>
+        <w:rPr>
+          <w:lang w:val="zh_TW" w:bidi="zh_TW"/>
+        </w:rPr>
+      </w:r>
+      <w:r>
+        <w:rPr>
+          <w:b/>
+          <w:lang w:val="zh_TW" w:bidi="zh_TW"/>
+        </w:rPr>
         <w:t>「這話……」</w:t>
       </w:r>
     </w:p>
@@ -18482,6 +21067,21 @@
           <w:b/>
           <w:lang w:val="zh_TW" w:bidi="zh_TW"/>
         </w:rPr>
+        <w:t>τούτων</w:t>
+      </w:r>
+    </w:p>
+    <w:p>
+      <w:pPr/>
+      <w:r>
+        <w:rPr>
+          <w:lang w:val="zh_TW" w:bidi="zh_TW"/>
+        </w:rPr>
+      </w:r>
+      <w:r>
+        <w:rPr>
+          <w:b/>
+          <w:lang w:val="zh_TW" w:bidi="zh_TW"/>
+        </w:rPr>
         <w:t>「……這些事……」</w:t>
       </w:r>
     </w:p>
@@ -18578,6 +21178,21 @@
           <w:b/>
           <w:lang w:val="zh_TW" w:bidi="zh_TW"/>
         </w:rPr>
+        <w:t>φροντίζωσιν καλῶν ἔργων, προΐστασθαι</w:t>
+      </w:r>
+    </w:p>
+    <w:p>
+      <w:pPr/>
+      <w:r>
+        <w:rPr>
+          <w:lang w:val="zh_TW" w:bidi="zh_TW"/>
+        </w:rPr>
+      </w:r>
+      <w:r>
+        <w:rPr>
+          <w:b/>
+          <w:lang w:val="zh_TW" w:bidi="zh_TW"/>
+        </w:rPr>
         <w:t>「……</w:t>
       </w:r>
       <w:r>
@@ -18655,6 +21270,21 @@
           <w:b/>
           <w:lang w:val="zh_TW" w:bidi="zh_TW"/>
         </w:rPr>
+        <w:t>τοῖς ἀνθρώποις</w:t>
+      </w:r>
+    </w:p>
+    <w:p>
+      <w:pPr/>
+      <w:r>
+        <w:rPr>
+          <w:lang w:val="zh_TW" w:bidi="zh_TW"/>
+        </w:rPr>
+      </w:r>
+      <w:r>
+        <w:rPr>
+          <w:b/>
+          <w:lang w:val="zh_TW" w:bidi="zh_TW"/>
+        </w:rPr>
         <w:t>「……</w:t>
       </w:r>
       <w:r>
@@ -18779,6 +21409,21 @@
           <w:b/>
           <w:lang w:val="zh_TW" w:bidi="zh_TW"/>
         </w:rPr>
+        <w:t>δὲ &amp; περιΐστασο</w:t>
+      </w:r>
+    </w:p>
+    <w:p>
+      <w:pPr/>
+      <w:r>
+        <w:rPr>
+          <w:lang w:val="zh_TW" w:bidi="zh_TW"/>
+        </w:rPr>
+      </w:r>
+      <w:r>
+        <w:rPr>
+          <w:b/>
+          <w:lang w:val="zh_TW" w:bidi="zh_TW"/>
+        </w:rPr>
         <w:t>「要」</w:t>
       </w:r>
       <w:r>
@@ -18902,6 +21547,21 @@
           <w:b/>
           <w:lang w:val="zh_TW" w:bidi="zh_TW"/>
         </w:rPr>
+        <w:t>μωρὰς &amp; ζητήσεις</w:t>
+      </w:r>
+    </w:p>
+    <w:p>
+      <w:pPr/>
+      <w:r>
+        <w:rPr>
+          <w:lang w:val="zh_TW" w:bidi="zh_TW"/>
+        </w:rPr>
+      </w:r>
+      <w:r>
+        <w:rPr>
+          <w:b/>
+          <w:lang w:val="zh_TW" w:bidi="zh_TW"/>
+        </w:rPr>
         <w:t>「</w:t>
       </w:r>
       <w:r>
@@ -19006,6 +21666,21 @@
           <w:b/>
           <w:lang w:val="zh_TW" w:bidi="zh_TW"/>
         </w:rPr>
+        <w:t>γενεαλογίας</w:t>
+      </w:r>
+    </w:p>
+    <w:p>
+      <w:pPr/>
+      <w:r>
+        <w:rPr>
+          <w:lang w:val="zh_TW" w:bidi="zh_TW"/>
+        </w:rPr>
+      </w:r>
+      <w:r>
+        <w:rPr>
+          <w:b/>
+          <w:lang w:val="zh_TW" w:bidi="zh_TW"/>
+        </w:rPr>
         <w:t>「家譜」</w:t>
       </w:r>
     </w:p>
@@ -19096,6 +21771,21 @@
           <w:b/>
           <w:lang w:val="zh_TW" w:bidi="zh_TW"/>
         </w:rPr>
+        <w:t>ἔρεις</w:t>
+      </w:r>
+    </w:p>
+    <w:p>
+      <w:pPr/>
+      <w:r>
+        <w:rPr>
+          <w:lang w:val="zh_TW" w:bidi="zh_TW"/>
+        </w:rPr>
+      </w:r>
+      <w:r>
+        <w:rPr>
+          <w:b/>
+          <w:lang w:val="zh_TW" w:bidi="zh_TW"/>
+        </w:rPr>
         <w:t>「</w:t>
       </w:r>
       <w:r>
@@ -19206,6 +21896,21 @@
           <w:b/>
           <w:lang w:val="zh_TW" w:bidi="zh_TW"/>
         </w:rPr>
+        <w:t>νομικὰς</w:t>
+      </w:r>
+    </w:p>
+    <w:p>
+      <w:pPr/>
+      <w:r>
+        <w:rPr>
+          <w:lang w:val="zh_TW" w:bidi="zh_TW"/>
+        </w:rPr>
+      </w:r>
+      <w:r>
+        <w:rPr>
+          <w:b/>
+          <w:lang w:val="zh_TW" w:bidi="zh_TW"/>
+        </w:rPr>
         <w:t>「……</w:t>
       </w:r>
       <w:r>
@@ -19303,6 +22008,21 @@
           <w:b/>
           <w:lang w:val="zh_TW" w:bidi="zh_TW"/>
         </w:rPr>
+        <w:t>αἱρετικὸν ἄνθρωπον &amp; παραιτοῦ</w:t>
+      </w:r>
+    </w:p>
+    <w:p>
+      <w:pPr/>
+      <w:r>
+        <w:rPr>
+          <w:lang w:val="zh_TW" w:bidi="zh_TW"/>
+        </w:rPr>
+      </w:r>
+      <w:r>
+        <w:rPr>
+          <w:b/>
+          <w:lang w:val="zh_TW" w:bidi="zh_TW"/>
+        </w:rPr>
         <w:t>「</w:t>
       </w:r>
       <w:r>
@@ -19427,6 +22147,21 @@
           <w:b/>
           <w:lang w:val="zh_TW" w:bidi="zh_TW"/>
         </w:rPr>
+        <w:t>μετὰ μίαν καὶ δευτέραν νουθεσίαν</w:t>
+      </w:r>
+    </w:p>
+    <w:p>
+      <w:pPr/>
+      <w:r>
+        <w:rPr>
+          <w:lang w:val="zh_TW" w:bidi="zh_TW"/>
+        </w:rPr>
+      </w:r>
+      <w:r>
+        <w:rPr>
+          <w:b/>
+          <w:lang w:val="zh_TW" w:bidi="zh_TW"/>
+        </w:rPr>
         <w:t>「</w:t>
       </w:r>
       <w:r>
@@ -19524,6 +22259,21 @@
           <w:b/>
           <w:lang w:val="zh_TW" w:bidi="zh_TW"/>
         </w:rPr>
+        <w:t>ὁ τοιοῦτος</w:t>
+      </w:r>
+    </w:p>
+    <w:p>
+      <w:pPr/>
+      <w:r>
+        <w:rPr>
+          <w:lang w:val="zh_TW" w:bidi="zh_TW"/>
+        </w:rPr>
+      </w:r>
+      <w:r>
+        <w:rPr>
+          <w:b/>
+          <w:lang w:val="zh_TW" w:bidi="zh_TW"/>
+        </w:rPr>
         <w:t>「</w:t>
       </w:r>
       <w:r>
@@ -19601,6 +22351,21 @@
           <w:b/>
           <w:lang w:val="zh_TW" w:bidi="zh_TW"/>
         </w:rPr>
+        <w:t>ἐξέστραπται</w:t>
+      </w:r>
+    </w:p>
+    <w:p>
+      <w:pPr/>
+      <w:r>
+        <w:rPr>
+          <w:lang w:val="zh_TW" w:bidi="zh_TW"/>
+        </w:rPr>
+      </w:r>
+      <w:r>
+        <w:rPr>
+          <w:b/>
+          <w:lang w:val="zh_TW" w:bidi="zh_TW"/>
+        </w:rPr>
         <w:t>「……</w:t>
       </w:r>
       <w:r>
@@ -19711,6 +22476,21 @@
           <w:b/>
           <w:lang w:val="zh_TW" w:bidi="zh_TW"/>
         </w:rPr>
+        <w:t>ὢν αὐτοκατάκριτος</w:t>
+      </w:r>
+    </w:p>
+    <w:p>
+      <w:pPr/>
+      <w:r>
+        <w:rPr>
+          <w:lang w:val="zh_TW" w:bidi="zh_TW"/>
+        </w:rPr>
+      </w:r>
+      <w:r>
+        <w:rPr>
+          <w:b/>
+          <w:lang w:val="zh_TW" w:bidi="zh_TW"/>
+        </w:rPr>
         <w:t>「</w:t>
       </w:r>
       <w:r>
@@ -19788,6 +22568,21 @@
           <w:b/>
           <w:lang w:val="zh_TW" w:bidi="zh_TW"/>
         </w:rPr>
+        <w:t>ὅταν πέμψω Ἀρτεμᾶν πρὸς σὲ ἢ Τυχικόν</w:t>
+      </w:r>
+    </w:p>
+    <w:p>
+      <w:pPr/>
+      <w:r>
+        <w:rPr>
+          <w:lang w:val="zh_TW" w:bidi="zh_TW"/>
+        </w:rPr>
+      </w:r>
+      <w:r>
+        <w:rPr>
+          <w:b/>
+          <w:lang w:val="zh_TW" w:bidi="zh_TW"/>
+        </w:rPr>
         <w:t>「</w:t>
       </w:r>
       <w:r>
@@ -19885,6 +22680,21 @@
           <w:b/>
           <w:lang w:val="zh_TW" w:bidi="zh_TW"/>
         </w:rPr>
+        <w:t>Ἀρτεμᾶν &amp; Τυχικόν</w:t>
+      </w:r>
+    </w:p>
+    <w:p>
+      <w:pPr/>
+      <w:r>
+        <w:rPr>
+          <w:lang w:val="zh_TW" w:bidi="zh_TW"/>
+        </w:rPr>
+      </w:r>
+      <w:r>
+        <w:rPr>
+          <w:b/>
+          <w:lang w:val="zh_TW" w:bidi="zh_TW"/>
+        </w:rPr>
         <w:t>「亞提馬」</w:t>
       </w:r>
       <w:r>
@@ -20001,6 +22811,21 @@
           <w:b/>
           <w:lang w:val="zh_TW" w:bidi="zh_TW"/>
         </w:rPr>
+        <w:t>σπούδασον ἐλθεῖν</w:t>
+      </w:r>
+    </w:p>
+    <w:p>
+      <w:pPr/>
+      <w:r>
+        <w:rPr>
+          <w:lang w:val="zh_TW" w:bidi="zh_TW"/>
+        </w:rPr>
+      </w:r>
+      <w:r>
+        <w:rPr>
+          <w:b/>
+          <w:lang w:val="zh_TW" w:bidi="zh_TW"/>
+        </w:rPr>
         <w:t>「</w:t>
       </w:r>
       <w:r>
@@ -20092,6 +22917,21 @@
           <w:b/>
           <w:lang w:val="zh_TW" w:bidi="zh_TW"/>
         </w:rPr>
+        <w:t>σπούδασον</w:t>
+      </w:r>
+    </w:p>
+    <w:p>
+      <w:pPr/>
+      <w:r>
+        <w:rPr>
+          <w:lang w:val="zh_TW" w:bidi="zh_TW"/>
+        </w:rPr>
+      </w:r>
+      <w:r>
+        <w:rPr>
+          <w:b/>
+          <w:lang w:val="zh_TW" w:bidi="zh_TW"/>
+        </w:rPr>
         <w:t>「……趕緊……」</w:t>
       </w:r>
     </w:p>
@@ -20188,6 +23028,21 @@
           <w:b/>
           <w:lang w:val="zh_TW" w:bidi="zh_TW"/>
         </w:rPr>
+        <w:t>σπουδαίως πρόπεμψον</w:t>
+      </w:r>
+    </w:p>
+    <w:p>
+      <w:pPr/>
+      <w:r>
+        <w:rPr>
+          <w:lang w:val="zh_TW" w:bidi="zh_TW"/>
+        </w:rPr>
+      </w:r>
+      <w:r>
+        <w:rPr>
+          <w:b/>
+          <w:lang w:val="zh_TW" w:bidi="zh_TW"/>
+        </w:rPr>
         <w:t>「</w:t>
       </w:r>
       <w:r>
@@ -20312,6 +23167,21 @@
           <w:b/>
           <w:lang w:val="zh_TW" w:bidi="zh_TW"/>
         </w:rPr>
+        <w:t>Ζηνᾶν &amp; Ἀπολλῶν</w:t>
+      </w:r>
+    </w:p>
+    <w:p>
+      <w:pPr/>
+      <w:r>
+        <w:rPr>
+          <w:lang w:val="zh_TW" w:bidi="zh_TW"/>
+        </w:rPr>
+      </w:r>
+      <w:r>
+        <w:rPr>
+          <w:b/>
+          <w:lang w:val="zh_TW" w:bidi="zh_TW"/>
+        </w:rPr>
         <w:t>「西納」</w:t>
       </w:r>
       <w:r>
@@ -20428,6 +23298,21 @@
           <w:b/>
           <w:lang w:val="zh_TW" w:bidi="zh_TW"/>
         </w:rPr>
+        <w:t>καὶ Ἀπολλῶν</w:t>
+      </w:r>
+    </w:p>
+    <w:p>
+      <w:pPr/>
+      <w:r>
+        <w:rPr>
+          <w:lang w:val="zh_TW" w:bidi="zh_TW"/>
+        </w:rPr>
+      </w:r>
+      <w:r>
+        <w:rPr>
+          <w:b/>
+          <w:lang w:val="zh_TW" w:bidi="zh_TW"/>
+        </w:rPr>
         <w:t>「和亞波羅」</w:t>
       </w:r>
     </w:p>
@@ -20491,6 +23376,21 @@
           <w:b/>
           <w:lang w:val="zh_TW" w:bidi="zh_TW"/>
         </w:rPr>
+        <w:t>ἵνα μηδὲν αὐτοῖς λείπῃ</w:t>
+      </w:r>
+    </w:p>
+    <w:p>
+      <w:pPr/>
+      <w:r>
+        <w:rPr>
+          <w:lang w:val="zh_TW" w:bidi="zh_TW"/>
+        </w:rPr>
+      </w:r>
+      <w:r>
+        <w:rPr>
+          <w:b/>
+          <w:lang w:val="zh_TW" w:bidi="zh_TW"/>
+        </w:rPr>
         <w:t>「</w:t>
       </w:r>
       <w:r>
@@ -20601,6 +23501,21 @@
           <w:b/>
           <w:lang w:val="zh_TW" w:bidi="zh_TW"/>
         </w:rPr>
+        <w:t>ἵνα μηδὲν αὐτοῖς λείπῃ</w:t>
+      </w:r>
+    </w:p>
+    <w:p>
+      <w:pPr/>
+      <w:r>
+        <w:rPr>
+          <w:lang w:val="zh_TW" w:bidi="zh_TW"/>
+        </w:rPr>
+      </w:r>
+      <w:r>
+        <w:rPr>
+          <w:b/>
+          <w:lang w:val="zh_TW" w:bidi="zh_TW"/>
+        </w:rPr>
         <w:t>「</w:t>
       </w:r>
       <w:r>
@@ -20698,6 +23613,21 @@
           <w:b/>
           <w:lang w:val="zh_TW" w:bidi="zh_TW"/>
         </w:rPr>
+        <w:t>οἱ ἡμέτεροι</w:t>
+      </w:r>
+    </w:p>
+    <w:p>
+      <w:pPr/>
+      <w:r>
+        <w:rPr>
+          <w:lang w:val="zh_TW" w:bidi="zh_TW"/>
+        </w:rPr>
+      </w:r>
+      <w:r>
+        <w:rPr>
+          <w:b/>
+          <w:lang w:val="zh_TW" w:bidi="zh_TW"/>
+        </w:rPr>
         <w:t>「我們的人」</w:t>
       </w:r>
     </w:p>
@@ -20794,6 +23724,21 @@
           <w:b/>
           <w:lang w:val="zh_TW" w:bidi="zh_TW"/>
         </w:rPr>
+        <w:t>οἱ ἡμέτεροι</w:t>
+      </w:r>
+    </w:p>
+    <w:p>
+      <w:pPr/>
+      <w:r>
+        <w:rPr>
+          <w:lang w:val="zh_TW" w:bidi="zh_TW"/>
+        </w:rPr>
+      </w:r>
+      <w:r>
+        <w:rPr>
+          <w:b/>
+          <w:lang w:val="zh_TW" w:bidi="zh_TW"/>
+        </w:rPr>
         <w:t>「我們的人」</w:t>
       </w:r>
     </w:p>
@@ -20890,6 +23835,21 @@
           <w:b/>
           <w:lang w:val="zh_TW" w:bidi="zh_TW"/>
         </w:rPr>
+        <w:t>εἰς τὰς ἀναγκαίας χρείας</w:t>
+      </w:r>
+    </w:p>
+    <w:p>
+      <w:pPr/>
+      <w:r>
+        <w:rPr>
+          <w:lang w:val="zh_TW" w:bidi="zh_TW"/>
+        </w:rPr>
+      </w:r>
+      <w:r>
+        <w:rPr>
+          <w:b/>
+          <w:lang w:val="zh_TW" w:bidi="zh_TW"/>
+        </w:rPr>
         <w:t>「</w:t>
       </w:r>
       <w:r>
@@ -21000,6 +23960,21 @@
           <w:b/>
           <w:lang w:val="zh_TW" w:bidi="zh_TW"/>
         </w:rPr>
+        <w:t>ἵνα μὴ ὦσιν ἄκαρποι</w:t>
+      </w:r>
+    </w:p>
+    <w:p>
+      <w:pPr/>
+      <w:r>
+        <w:rPr>
+          <w:lang w:val="zh_TW" w:bidi="zh_TW"/>
+        </w:rPr>
+      </w:r>
+      <w:r>
+        <w:rPr>
+          <w:b/>
+          <w:lang w:val="zh_TW" w:bidi="zh_TW"/>
+        </w:rPr>
         <w:t>「</w:t>
       </w:r>
       <w:r>
@@ -21097,6 +24072,21 @@
           <w:b/>
           <w:lang w:val="zh_TW" w:bidi="zh_TW"/>
         </w:rPr>
+        <w:t>ἵνα μὴ ὦσιν ἄκαρποι</w:t>
+      </w:r>
+    </w:p>
+    <w:p>
+      <w:pPr/>
+      <w:r>
+        <w:rPr>
+          <w:lang w:val="zh_TW" w:bidi="zh_TW"/>
+        </w:rPr>
+      </w:r>
+      <w:r>
+        <w:rPr>
+          <w:b/>
+          <w:lang w:val="zh_TW" w:bidi="zh_TW"/>
+        </w:rPr>
         <w:t>「</w:t>
       </w:r>
       <w:r>
@@ -21194,6 +24184,21 @@
           <w:b/>
           <w:lang w:val="zh_TW" w:bidi="zh_TW"/>
         </w:rPr>
+        <w:t>ἀσπάζονταί σε</w:t>
+      </w:r>
+    </w:p>
+    <w:p>
+      <w:pPr/>
+      <w:r>
+        <w:rPr>
+          <w:lang w:val="zh_TW" w:bidi="zh_TW"/>
+        </w:rPr>
+      </w:r>
+      <w:r>
+        <w:rPr>
+          <w:b/>
+          <w:lang w:val="zh_TW" w:bidi="zh_TW"/>
+        </w:rPr>
         <w:t>「……</w:t>
       </w:r>
       <w:r>
@@ -21304,6 +24309,21 @@
           <w:b/>
           <w:lang w:val="zh_TW" w:bidi="zh_TW"/>
         </w:rPr>
+        <w:t>οἱ μετ’ ἐμοῦ πάντες</w:t>
+      </w:r>
+    </w:p>
+    <w:p>
+      <w:pPr/>
+      <w:r>
+        <w:rPr>
+          <w:lang w:val="zh_TW" w:bidi="zh_TW"/>
+        </w:rPr>
+      </w:r>
+      <w:r>
+        <w:rPr>
+          <w:b/>
+          <w:lang w:val="zh_TW" w:bidi="zh_TW"/>
+        </w:rPr>
         <w:t>「</w:t>
       </w:r>
       <w:r>
@@ -21401,6 +24421,21 @@
           <w:b/>
           <w:lang w:val="zh_TW" w:bidi="zh_TW"/>
         </w:rPr>
+        <w:t>τοὺς φιλοῦντας ἡμᾶς ἐν πίστει</w:t>
+      </w:r>
+    </w:p>
+    <w:p>
+      <w:pPr/>
+      <w:r>
+        <w:rPr>
+          <w:lang w:val="zh_TW" w:bidi="zh_TW"/>
+        </w:rPr>
+      </w:r>
+      <w:r>
+        <w:rPr>
+          <w:b/>
+          <w:lang w:val="zh_TW" w:bidi="zh_TW"/>
+        </w:rPr>
         <w:t>「……</w:t>
       </w:r>
       <w:r>
@@ -21511,6 +24546,21 @@
           <w:b/>
           <w:lang w:val="zh_TW" w:bidi="zh_TW"/>
         </w:rPr>
+        <w:t>ἡμᾶς</w:t>
+      </w:r>
+    </w:p>
+    <w:p>
+      <w:pPr/>
+      <w:r>
+        <w:rPr>
+          <w:lang w:val="zh_TW" w:bidi="zh_TW"/>
+        </w:rPr>
+      </w:r>
+      <w:r>
+        <w:rPr>
+          <w:b/>
+          <w:lang w:val="zh_TW" w:bidi="zh_TW"/>
+        </w:rPr>
         <w:t>「我們」</w:t>
       </w:r>
     </w:p>
@@ -21607,6 +24657,21 @@
           <w:b/>
           <w:lang w:val="zh_TW" w:bidi="zh_TW"/>
         </w:rPr>
+        <w:t>ἡ χάρις μετὰ πάντων ὑμῶν</w:t>
+      </w:r>
+    </w:p>
+    <w:p>
+      <w:pPr/>
+      <w:r>
+        <w:rPr>
+          <w:lang w:val="zh_TW" w:bidi="zh_TW"/>
+        </w:rPr>
+      </w:r>
+      <w:r>
+        <w:rPr>
+          <w:b/>
+          <w:lang w:val="zh_TW" w:bidi="zh_TW"/>
+        </w:rPr>
         <w:t>「</w:t>
       </w:r>
       <w:r>
@@ -21690,6 +24755,21 @@
         <w:rPr>
           <w:lang w:val="zh_TW" w:bidi="zh_TW"/>
         </w:rPr>
+      </w:r>
+    </w:p>
+    <w:p>
+      <w:pPr/>
+      <w:r>
+        <w:rPr>
+          <w:lang w:val="zh_TW" w:bidi="zh_TW"/>
+        </w:rPr>
+      </w:r>
+      <w:r>
+        <w:rPr>
+          <w:b/>
+          <w:lang w:val="zh_TW" w:bidi="zh_TW"/>
+        </w:rPr>
+        <w:t>ὑμῶν</w:t>
       </w:r>
     </w:p>
     <w:p>

--- a/zht/docx/56.content.docx
+++ b/zht/docx/56.content.docx
@@ -756,6 +756,21 @@
           <w:b/>
           <w:lang w:val="zh_TW" w:bidi="zh_TW"/>
         </w:rPr>
+        <w:t>κατὰ πίστιν ἐκλεκτῶν Θεοῦ καὶ ἐπίγνωσιν ἀληθείας</w:t>
+      </w:r>
+    </w:p>
+    <w:p>
+      <w:pPr/>
+      <w:r>
+        <w:rPr>
+          <w:lang w:val="zh_TW" w:bidi="zh_TW"/>
+        </w:rPr>
+      </w:r>
+      <w:r>
+        <w:rPr>
+          <w:b/>
+          <w:lang w:val="zh_TW" w:bidi="zh_TW"/>
+        </w:rPr>
         <w:t>「</w:t>
       </w:r>
       <w:r>
@@ -892,6 +907,21 @@
           <w:b/>
           <w:lang w:val="zh_TW" w:bidi="zh_TW"/>
         </w:rPr>
+        <w:t>ἐκλεκτῶν Θεοῦ</w:t>
+      </w:r>
+    </w:p>
+    <w:p>
+      <w:pPr/>
+      <w:r>
+        <w:rPr>
+          <w:lang w:val="zh_TW" w:bidi="zh_TW"/>
+        </w:rPr>
+      </w:r>
+      <w:r>
+        <w:rPr>
+          <w:b/>
+          <w:lang w:val="zh_TW" w:bidi="zh_TW"/>
+        </w:rPr>
         <w:t>「被神揀選的民（和合本譯：神的選民）」</w:t>
       </w:r>
     </w:p>
@@ -975,6 +1005,21 @@
           <w:b/>
           <w:lang w:val="zh_TW" w:bidi="zh_TW"/>
         </w:rPr>
+        <w:t>καὶ ἐπίγνωσιν ἀληθείας</w:t>
+      </w:r>
+    </w:p>
+    <w:p>
+      <w:pPr/>
+      <w:r>
+        <w:rPr>
+          <w:lang w:val="zh_TW" w:bidi="zh_TW"/>
+        </w:rPr>
+      </w:r>
+      <w:r>
+        <w:rPr>
+          <w:b/>
+          <w:lang w:val="zh_TW" w:bidi="zh_TW"/>
+        </w:rPr>
         <w:t>「......</w:t>
       </w:r>
       <w:r>
@@ -1072,6 +1117,21 @@
           <w:b/>
           <w:lang w:val="zh_TW" w:bidi="zh_TW"/>
         </w:rPr>
+        <w:t>τῆς κατ’ εὐσέβειαν</w:t>
+      </w:r>
+    </w:p>
+    <w:p>
+      <w:pPr/>
+      <w:r>
+        <w:rPr>
+          <w:lang w:val="zh_TW" w:bidi="zh_TW"/>
+        </w:rPr>
+      </w:r>
+      <w:r>
+        <w:rPr>
+          <w:b/>
+          <w:lang w:val="zh_TW" w:bidi="zh_TW"/>
+        </w:rPr>
         <w:t>「……敬虔……」</w:t>
       </w:r>
     </w:p>
@@ -1168,6 +1228,21 @@
           <w:b/>
           <w:lang w:val="zh_TW" w:bidi="zh_TW"/>
         </w:rPr>
+        <w:t>ἐπ’ ἐλπίδι ζωῆς αἰωνίου</w:t>
+      </w:r>
+    </w:p>
+    <w:p>
+      <w:pPr/>
+      <w:r>
+        <w:rPr>
+          <w:lang w:val="zh_TW" w:bidi="zh_TW"/>
+        </w:rPr>
+      </w:r>
+      <w:r>
+        <w:rPr>
+          <w:b/>
+          <w:lang w:val="zh_TW" w:bidi="zh_TW"/>
+        </w:rPr>
         <w:t>「盼望……的永生」</w:t>
       </w:r>
     </w:p>
@@ -1290,6 +1365,21 @@
           <w:b/>
           <w:lang w:val="zh_TW" w:bidi="zh_TW"/>
         </w:rPr>
+        <w:t>ἐπ’ ἐλπίδι ζωῆς αἰωνίου</w:t>
+      </w:r>
+    </w:p>
+    <w:p>
+      <w:pPr/>
+      <w:r>
+        <w:rPr>
+          <w:lang w:val="zh_TW" w:bidi="zh_TW"/>
+        </w:rPr>
+      </w:r>
+      <w:r>
+        <w:rPr>
+          <w:b/>
+          <w:lang w:val="zh_TW" w:bidi="zh_TW"/>
+        </w:rPr>
         <w:t>「盼望……的永生」</w:t>
       </w:r>
     </w:p>
@@ -1386,6 +1476,21 @@
           <w:b/>
           <w:lang w:val="zh_TW" w:bidi="zh_TW"/>
         </w:rPr>
+        <w:t>ὁ ἀψευδὴς Θεὸς</w:t>
+      </w:r>
+    </w:p>
+    <w:p>
+      <w:pPr/>
+      <w:r>
+        <w:rPr>
+          <w:lang w:val="zh_TW" w:bidi="zh_TW"/>
+        </w:rPr>
+      </w:r>
+      <w:r>
+        <w:rPr>
+          <w:b/>
+          <w:lang w:val="zh_TW" w:bidi="zh_TW"/>
+        </w:rPr>
         <w:t>「……</w:t>
       </w:r>
       <w:r>
@@ -1560,6 +1665,21 @@
           <w:b/>
           <w:lang w:val="zh_TW" w:bidi="zh_TW"/>
         </w:rPr>
+        <w:t>καιροῖς ἰδίοις</w:t>
+      </w:r>
+    </w:p>
+    <w:p>
+      <w:pPr/>
+      <w:r>
+        <w:rPr>
+          <w:lang w:val="zh_TW" w:bidi="zh_TW"/>
+        </w:rPr>
+      </w:r>
+      <w:r>
+        <w:rPr>
+          <w:b/>
+          <w:lang w:val="zh_TW" w:bidi="zh_TW"/>
+        </w:rPr>
         <w:t>「</w:t>
       </w:r>
       <w:r>
@@ -1649,6 +1769,21 @@
           <w:b/>
           <w:lang w:val="zh_TW" w:bidi="zh_TW"/>
         </w:rPr>
+        <w:t>ἐφανέρωσεν &amp; τὸν λόγον αὐτοῦ</w:t>
+      </w:r>
+    </w:p>
+    <w:p>
+      <w:pPr/>
+      <w:r>
+        <w:rPr>
+          <w:lang w:val="zh_TW" w:bidi="zh_TW"/>
+        </w:rPr>
+      </w:r>
+      <w:r>
+        <w:rPr>
+          <w:b/>
+          <w:lang w:val="zh_TW" w:bidi="zh_TW"/>
+        </w:rPr>
         <w:t>「把」</w:t>
       </w:r>
       <w:r>
@@ -1759,6 +1894,21 @@
           <w:b/>
           <w:lang w:val="zh_TW" w:bidi="zh_TW"/>
         </w:rPr>
+        <w:t>ἐν κηρύγματι</w:t>
+      </w:r>
+    </w:p>
+    <w:p>
+      <w:pPr/>
+      <w:r>
+        <w:rPr>
+          <w:lang w:val="zh_TW" w:bidi="zh_TW"/>
+        </w:rPr>
+      </w:r>
+      <w:r>
+        <w:rPr>
+          <w:b/>
+          <w:lang w:val="zh_TW" w:bidi="zh_TW"/>
+        </w:rPr>
         <w:t>「</w:t>
       </w:r>
       <w:r>
@@ -1869,6 +2019,21 @@
           <w:b/>
           <w:lang w:val="zh_TW" w:bidi="zh_TW"/>
         </w:rPr>
+        <w:t>ὃ ἐπιστεύθην ἐγὼ</w:t>
+      </w:r>
+    </w:p>
+    <w:p>
+      <w:pPr/>
+      <w:r>
+        <w:rPr>
+          <w:lang w:val="zh_TW" w:bidi="zh_TW"/>
+        </w:rPr>
+      </w:r>
+      <w:r>
+        <w:rPr>
+          <w:b/>
+          <w:lang w:val="zh_TW" w:bidi="zh_TW"/>
+        </w:rPr>
         <w:t>「......被交托給我（和合本譯：</w:t>
       </w:r>
       <w:r>
@@ -1966,6 +2131,21 @@
           <w:b/>
           <w:lang w:val="zh_TW" w:bidi="zh_TW"/>
         </w:rPr>
+        <w:t>ἡμῶν</w:t>
+      </w:r>
+    </w:p>
+    <w:p>
+      <w:pPr/>
+      <w:r>
+        <w:rPr>
+          <w:lang w:val="zh_TW" w:bidi="zh_TW"/>
+        </w:rPr>
+      </w:r>
+      <w:r>
+        <w:rPr>
+          <w:b/>
+          <w:lang w:val="zh_TW" w:bidi="zh_TW"/>
+        </w:rPr>
         <w:t>「我們」</w:t>
       </w:r>
     </w:p>
@@ -2062,6 +2242,21 @@
           <w:b/>
           <w:lang w:val="zh_TW" w:bidi="zh_TW"/>
         </w:rPr>
+        <w:t>γνησίῳ τέκνῳ</w:t>
+      </w:r>
+    </w:p>
+    <w:p>
+      <w:pPr/>
+      <w:r>
+        <w:rPr>
+          <w:lang w:val="zh_TW" w:bidi="zh_TW"/>
+        </w:rPr>
+      </w:r>
+      <w:r>
+        <w:rPr>
+          <w:b/>
+          <w:lang w:val="zh_TW" w:bidi="zh_TW"/>
+        </w:rPr>
         <w:t>「</w:t>
       </w:r>
       <w:r>
@@ -2172,6 +2367,21 @@
           <w:b/>
           <w:lang w:val="zh_TW" w:bidi="zh_TW"/>
         </w:rPr>
+        <w:t>κατὰ κοινὴν πίστιν</w:t>
+      </w:r>
+    </w:p>
+    <w:p>
+      <w:pPr/>
+      <w:r>
+        <w:rPr>
+          <w:lang w:val="zh_TW" w:bidi="zh_TW"/>
+        </w:rPr>
+      </w:r>
+      <w:r>
+        <w:rPr>
+          <w:b/>
+          <w:lang w:val="zh_TW" w:bidi="zh_TW"/>
+        </w:rPr>
         <w:t>「</w:t>
       </w:r>
       <w:r>
@@ -2295,6 +2505,21 @@
           <w:b/>
           <w:lang w:val="zh_TW" w:bidi="zh_TW"/>
         </w:rPr>
+        <w:t>χάρις καὶ εἰρήνη</w:t>
+      </w:r>
+    </w:p>
+    <w:p>
+      <w:pPr/>
+      <w:r>
+        <w:rPr>
+          <w:lang w:val="zh_TW" w:bidi="zh_TW"/>
+        </w:rPr>
+      </w:r>
+      <w:r>
+        <w:rPr>
+          <w:b/>
+          <w:lang w:val="zh_TW" w:bidi="zh_TW"/>
+        </w:rPr>
         <w:t>「</w:t>
       </w:r>
       <w:r>
@@ -2392,6 +2617,21 @@
           <w:b/>
           <w:lang w:val="zh_TW" w:bidi="zh_TW"/>
         </w:rPr>
+        <w:t>χάρις καὶ εἰρήνη ἀπὸ Θεοῦ Πατρὸς καὶ Χριστοῦ Ἰησοῦ τοῦ Σωτῆρος ἡμῶν</w:t>
+      </w:r>
+    </w:p>
+    <w:p>
+      <w:pPr/>
+      <w:r>
+        <w:rPr>
+          <w:lang w:val="zh_TW" w:bidi="zh_TW"/>
+        </w:rPr>
+      </w:r>
+      <w:r>
+        <w:rPr>
+          <w:b/>
+          <w:lang w:val="zh_TW" w:bidi="zh_TW"/>
+        </w:rPr>
         <w:t>「</w:t>
       </w:r>
       <w:r>
@@ -2515,6 +2755,21 @@
           <w:b/>
           <w:lang w:val="zh_TW" w:bidi="zh_TW"/>
         </w:rPr>
+        <w:t>Χριστοῦ Ἰησοῦ τοῦ Σωτῆρος ἡμῶν</w:t>
+      </w:r>
+    </w:p>
+    <w:p>
+      <w:pPr/>
+      <w:r>
+        <w:rPr>
+          <w:lang w:val="zh_TW" w:bidi="zh_TW"/>
+        </w:rPr>
+      </w:r>
+      <w:r>
+        <w:rPr>
+          <w:b/>
+          <w:lang w:val="zh_TW" w:bidi="zh_TW"/>
+        </w:rPr>
         <w:t>「</w:t>
       </w:r>
       <w:r>
@@ -2592,6 +2847,21 @@
           <w:b/>
           <w:lang w:val="zh_TW" w:bidi="zh_TW"/>
         </w:rPr>
+        <w:t>ἡμῶν</w:t>
+      </w:r>
+    </w:p>
+    <w:p>
+      <w:pPr/>
+      <w:r>
+        <w:rPr>
+          <w:lang w:val="zh_TW" w:bidi="zh_TW"/>
+        </w:rPr>
+      </w:r>
+      <w:r>
+        <w:rPr>
+          <w:b/>
+          <w:lang w:val="zh_TW" w:bidi="zh_TW"/>
+        </w:rPr>
         <w:t>「我們」</w:t>
       </w:r>
     </w:p>
@@ -2688,6 +2958,21 @@
           <w:b/>
           <w:lang w:val="zh_TW" w:bidi="zh_TW"/>
         </w:rPr>
+        <w:t>τούτου χάριν</w:t>
+      </w:r>
+    </w:p>
+    <w:p>
+      <w:pPr/>
+      <w:r>
+        <w:rPr>
+          <w:lang w:val="zh_TW" w:bidi="zh_TW"/>
+        </w:rPr>
+      </w:r>
+      <w:r>
+        <w:rPr>
+          <w:b/>
+          <w:lang w:val="zh_TW" w:bidi="zh_TW"/>
+        </w:rPr>
         <w:t>「是要......」</w:t>
       </w:r>
     </w:p>
@@ -2784,6 +3069,21 @@
           <w:b/>
           <w:lang w:val="zh_TW" w:bidi="zh_TW"/>
         </w:rPr>
+        <w:t>ἀπέλιπόν σε ἐν Κρήτῃ</w:t>
+      </w:r>
+    </w:p>
+    <w:p>
+      <w:pPr/>
+      <w:r>
+        <w:rPr>
+          <w:lang w:val="zh_TW" w:bidi="zh_TW"/>
+        </w:rPr>
+      </w:r>
+      <w:r>
+        <w:rPr>
+          <w:b/>
+          <w:lang w:val="zh_TW" w:bidi="zh_TW"/>
+        </w:rPr>
         <w:t>「</w:t>
       </w:r>
       <w:r>
@@ -2861,6 +3161,21 @@
           <w:b/>
           <w:lang w:val="zh_TW" w:bidi="zh_TW"/>
         </w:rPr>
+        <w:t>ἵνα τὰ λείποντα ἐπιδιορθώσῃ</w:t>
+      </w:r>
+    </w:p>
+    <w:p>
+      <w:pPr/>
+      <w:r>
+        <w:rPr>
+          <w:lang w:val="zh_TW" w:bidi="zh_TW"/>
+        </w:rPr>
+      </w:r>
+      <w:r>
+        <w:rPr>
+          <w:b/>
+          <w:lang w:val="zh_TW" w:bidi="zh_TW"/>
+        </w:rPr>
         <w:t>「</w:t>
       </w:r>
       <w:r>
@@ -2938,6 +3253,21 @@
           <w:b/>
           <w:lang w:val="zh_TW" w:bidi="zh_TW"/>
         </w:rPr>
+        <w:t>καταστήσῃς &amp; πρεσβυτέρους</w:t>
+      </w:r>
+    </w:p>
+    <w:p>
+      <w:pPr/>
+      <w:r>
+        <w:rPr>
+          <w:lang w:val="zh_TW" w:bidi="zh_TW"/>
+        </w:rPr>
+      </w:r>
+      <w:r>
+        <w:rPr>
+          <w:b/>
+          <w:lang w:val="zh_TW" w:bidi="zh_TW"/>
+        </w:rPr>
         <w:t>「</w:t>
       </w:r>
       <w:r>
@@ -3040,6 +3370,21 @@
           <w:b/>
           <w:lang w:val="zh_TW" w:bidi="zh_TW"/>
         </w:rPr>
+        <w:t>εἴ τίς ἐστιν ἀνέγκλητος</w:t>
+      </w:r>
+    </w:p>
+    <w:p>
+      <w:pPr/>
+      <w:r>
+        <w:rPr>
+          <w:lang w:val="zh_TW" w:bidi="zh_TW"/>
+        </w:rPr>
+      </w:r>
+      <w:r>
+        <w:rPr>
+          <w:b/>
+          <w:lang w:val="zh_TW" w:bidi="zh_TW"/>
+        </w:rPr>
         <w:t>「</w:t>
       </w:r>
       <w:r>
@@ -3137,6 +3482,21 @@
           <w:b/>
           <w:lang w:val="zh_TW" w:bidi="zh_TW"/>
         </w:rPr>
+        <w:t>ἀνέγκλητος</w:t>
+      </w:r>
+    </w:p>
+    <w:p>
+      <w:pPr/>
+      <w:r>
+        <w:rPr>
+          <w:lang w:val="zh_TW" w:bidi="zh_TW"/>
+        </w:rPr>
+      </w:r>
+      <w:r>
+        <w:rPr>
+          <w:b/>
+          <w:lang w:val="zh_TW" w:bidi="zh_TW"/>
+        </w:rPr>
         <w:t>「無可指責」</w:t>
       </w:r>
     </w:p>
@@ -3227,6 +3587,21 @@
           <w:b/>
           <w:lang w:val="zh_TW" w:bidi="zh_TW"/>
         </w:rPr>
+        <w:t>μιᾶς γυναικὸς ἀνήρ</w:t>
+      </w:r>
+    </w:p>
+    <w:p>
+      <w:pPr/>
+      <w:r>
+        <w:rPr>
+          <w:lang w:val="zh_TW" w:bidi="zh_TW"/>
+        </w:rPr>
+      </w:r>
+      <w:r>
+        <w:rPr>
+          <w:b/>
+          <w:lang w:val="zh_TW" w:bidi="zh_TW"/>
+        </w:rPr>
         <w:t>「</w:t>
       </w:r>
       <w:r>
@@ -3337,6 +3712,21 @@
           <w:b/>
           <w:lang w:val="zh_TW" w:bidi="zh_TW"/>
         </w:rPr>
+        <w:t>τέκνα &amp; πιστά</w:t>
+      </w:r>
+    </w:p>
+    <w:p>
+      <w:pPr/>
+      <w:r>
+        <w:rPr>
+          <w:lang w:val="zh_TW" w:bidi="zh_TW"/>
+        </w:rPr>
+      </w:r>
+      <w:r>
+        <w:rPr>
+          <w:b/>
+          <w:lang w:val="zh_TW" w:bidi="zh_TW"/>
+        </w:rPr>
         <w:t>「兒女」</w:t>
       </w:r>
       <w:r>
@@ -3447,6 +3837,21 @@
           <w:b/>
           <w:lang w:val="zh_TW" w:bidi="zh_TW"/>
         </w:rPr>
+        <w:t>τὸν ἐπίσκοπον</w:t>
+      </w:r>
+    </w:p>
+    <w:p>
+      <w:pPr/>
+      <w:r>
+        <w:rPr>
+          <w:lang w:val="zh_TW" w:bidi="zh_TW"/>
+        </w:rPr>
+      </w:r>
+      <w:r>
+        <w:rPr>
+          <w:b/>
+          <w:lang w:val="zh_TW" w:bidi="zh_TW"/>
+        </w:rPr>
         <w:t>「監督」</w:t>
       </w:r>
     </w:p>
@@ -3537,6 +3942,21 @@
           <w:b/>
           <w:lang w:val="zh_TW" w:bidi="zh_TW"/>
         </w:rPr>
+        <w:t>Θεοῦ οἰκονόμον</w:t>
+      </w:r>
+    </w:p>
+    <w:p>
+      <w:pPr/>
+      <w:r>
+        <w:rPr>
+          <w:lang w:val="zh_TW" w:bidi="zh_TW"/>
+        </w:rPr>
+      </w:r>
+      <w:r>
+        <w:rPr>
+          <w:b/>
+          <w:lang w:val="zh_TW" w:bidi="zh_TW"/>
+        </w:rPr>
         <w:t>「……神的管家」</w:t>
       </w:r>
     </w:p>
@@ -3633,6 +4053,21 @@
           <w:b/>
           <w:lang w:val="zh_TW" w:bidi="zh_TW"/>
         </w:rPr>
+        <w:t>μὴ πάροινον</w:t>
+      </w:r>
+    </w:p>
+    <w:p>
+      <w:pPr/>
+      <w:r>
+        <w:rPr>
+          <w:lang w:val="zh_TW" w:bidi="zh_TW"/>
+        </w:rPr>
+      </w:r>
+      <w:r>
+        <w:rPr>
+          <w:b/>
+          <w:lang w:val="zh_TW" w:bidi="zh_TW"/>
+        </w:rPr>
         <w:t>「</w:t>
       </w:r>
       <w:r>
@@ -3710,6 +4145,21 @@
           <w:b/>
           <w:lang w:val="zh_TW" w:bidi="zh_TW"/>
         </w:rPr>
+        <w:t>μὴ πλήκτην</w:t>
+      </w:r>
+    </w:p>
+    <w:p>
+      <w:pPr/>
+      <w:r>
+        <w:rPr>
+          <w:lang w:val="zh_TW" w:bidi="zh_TW"/>
+        </w:rPr>
+      </w:r>
+      <w:r>
+        <w:rPr>
+          <w:b/>
+          <w:lang w:val="zh_TW" w:bidi="zh_TW"/>
+        </w:rPr>
         <w:t>「</w:t>
       </w:r>
       <w:r>
@@ -3787,6 +4237,21 @@
           <w:b/>
           <w:lang w:val="zh_TW" w:bidi="zh_TW"/>
         </w:rPr>
+        <w:t>ἀλλὰ</w:t>
+      </w:r>
+    </w:p>
+    <w:p>
+      <w:pPr/>
+      <w:r>
+        <w:rPr>
+          <w:lang w:val="zh_TW" w:bidi="zh_TW"/>
+        </w:rPr>
+      </w:r>
+      <w:r>
+        <w:rPr>
+          <w:b/>
+          <w:lang w:val="zh_TW" w:bidi="zh_TW"/>
+        </w:rPr>
         <w:t>「〔卻〕......（譯註：和合本沒有譯出這個連接詞）」</w:t>
       </w:r>
     </w:p>
@@ -3883,6 +4348,21 @@
           <w:b/>
           <w:lang w:val="zh_TW" w:bidi="zh_TW"/>
         </w:rPr>
+        <w:t>φιλάγαθον</w:t>
+      </w:r>
+    </w:p>
+    <w:p>
+      <w:pPr/>
+      <w:r>
+        <w:rPr>
+          <w:lang w:val="zh_TW" w:bidi="zh_TW"/>
+        </w:rPr>
+      </w:r>
+      <w:r>
+        <w:rPr>
+          <w:b/>
+          <w:lang w:val="zh_TW" w:bidi="zh_TW"/>
+        </w:rPr>
         <w:t>「</w:t>
       </w:r>
       <w:r>
@@ -3980,6 +4460,21 @@
           <w:b/>
           <w:lang w:val="zh_TW" w:bidi="zh_TW"/>
         </w:rPr>
+        <w:t>σώφρονα &amp; ἐγκρατῆ</w:t>
+      </w:r>
+    </w:p>
+    <w:p>
+      <w:pPr/>
+      <w:r>
+        <w:rPr>
+          <w:lang w:val="zh_TW" w:bidi="zh_TW"/>
+        </w:rPr>
+      </w:r>
+      <w:r>
+        <w:rPr>
+          <w:b/>
+          <w:lang w:val="zh_TW" w:bidi="zh_TW"/>
+        </w:rPr>
         <w:t>「</w:t>
       </w:r>
       <w:r>
@@ -4124,6 +4619,21 @@
           <w:b/>
           <w:lang w:val="zh_TW" w:bidi="zh_TW"/>
         </w:rPr>
+        <w:t>δίκαιον, ὅσιον</w:t>
+      </w:r>
+    </w:p>
+    <w:p>
+      <w:pPr/>
+      <w:r>
+        <w:rPr>
+          <w:lang w:val="zh_TW" w:bidi="zh_TW"/>
+        </w:rPr>
+      </w:r>
+      <w:r>
+        <w:rPr>
+          <w:b/>
+          <w:lang w:val="zh_TW" w:bidi="zh_TW"/>
+        </w:rPr>
         <w:t>「</w:t>
       </w:r>
       <w:r>
@@ -4241,6 +4751,21 @@
           <w:b/>
           <w:lang w:val="zh_TW" w:bidi="zh_TW"/>
         </w:rPr>
+        <w:t>ἀντεχόμενον</w:t>
+      </w:r>
+    </w:p>
+    <w:p>
+      <w:pPr/>
+      <w:r>
+        <w:rPr>
+          <w:lang w:val="zh_TW" w:bidi="zh_TW"/>
+        </w:rPr>
+      </w:r>
+      <w:r>
+        <w:rPr>
+          <w:b/>
+          <w:lang w:val="zh_TW" w:bidi="zh_TW"/>
+        </w:rPr>
         <w:t>「</w:t>
       </w:r>
       <w:r>
@@ -4338,6 +4863,21 @@
           <w:b/>
           <w:lang w:val="zh_TW" w:bidi="zh_TW"/>
         </w:rPr>
+        <w:t>κατὰ τὴν διδαχὴν</w:t>
+      </w:r>
+    </w:p>
+    <w:p>
+      <w:pPr/>
+      <w:r>
+        <w:rPr>
+          <w:lang w:val="zh_TW" w:bidi="zh_TW"/>
+        </w:rPr>
+      </w:r>
+      <w:r>
+        <w:rPr>
+          <w:b/>
+          <w:lang w:val="zh_TW" w:bidi="zh_TW"/>
+        </w:rPr>
         <w:t>「……所教……」</w:t>
       </w:r>
     </w:p>
@@ -4401,6 +4941,21 @@
           <w:b/>
           <w:lang w:val="zh_TW" w:bidi="zh_TW"/>
         </w:rPr>
+        <w:t>ἵνα</w:t>
+      </w:r>
+    </w:p>
+    <w:p>
+      <w:pPr/>
+      <w:r>
+        <w:rPr>
+          <w:lang w:val="zh_TW" w:bidi="zh_TW"/>
+        </w:rPr>
+      </w:r>
+      <w:r>
+        <w:rPr>
+          <w:b/>
+          <w:lang w:val="zh_TW" w:bidi="zh_TW"/>
+        </w:rPr>
         <w:t>「就能......」</w:t>
       </w:r>
     </w:p>
@@ -4497,6 +5052,21 @@
           <w:b/>
           <w:lang w:val="zh_TW" w:bidi="zh_TW"/>
         </w:rPr>
+        <w:t>τῇ διδασκαλίᾳ τῇ ὑγιαινούσῃ</w:t>
+      </w:r>
+    </w:p>
+    <w:p>
+      <w:pPr/>
+      <w:r>
+        <w:rPr>
+          <w:lang w:val="zh_TW" w:bidi="zh_TW"/>
+        </w:rPr>
+      </w:r>
+      <w:r>
+        <w:rPr>
+          <w:b/>
+          <w:lang w:val="zh_TW" w:bidi="zh_TW"/>
+        </w:rPr>
         <w:t>「</w:t>
       </w:r>
       <w:r>
@@ -4620,6 +5190,21 @@
           <w:b/>
           <w:lang w:val="zh_TW" w:bidi="zh_TW"/>
         </w:rPr>
+        <w:t>ματαιολόγοι</w:t>
+      </w:r>
+    </w:p>
+    <w:p>
+      <w:pPr/>
+      <w:r>
+        <w:rPr>
+          <w:lang w:val="zh_TW" w:bidi="zh_TW"/>
+        </w:rPr>
+      </w:r>
+      <w:r>
+        <w:rPr>
+          <w:b/>
+          <w:lang w:val="zh_TW" w:bidi="zh_TW"/>
+        </w:rPr>
         <w:t>「</w:t>
       </w:r>
       <w:r>
@@ -4743,6 +5328,21 @@
           <w:b/>
           <w:lang w:val="zh_TW" w:bidi="zh_TW"/>
         </w:rPr>
+        <w:t>φρεναπάται</w:t>
+      </w:r>
+    </w:p>
+    <w:p>
+      <w:pPr/>
+      <w:r>
+        <w:rPr>
+          <w:lang w:val="zh_TW" w:bidi="zh_TW"/>
+        </w:rPr>
+      </w:r>
+      <w:r>
+        <w:rPr>
+          <w:b/>
+          <w:lang w:val="zh_TW" w:bidi="zh_TW"/>
+        </w:rPr>
         <w:t>「</w:t>
       </w:r>
       <w:r>
@@ -4847,6 +5447,21 @@
           <w:b/>
           <w:lang w:val="zh_TW" w:bidi="zh_TW"/>
         </w:rPr>
+        <w:t>ματαιολόγοι, καὶ φρεναπάται</w:t>
+      </w:r>
+    </w:p>
+    <w:p>
+      <w:pPr/>
+      <w:r>
+        <w:rPr>
+          <w:lang w:val="zh_TW" w:bidi="zh_TW"/>
+        </w:rPr>
+      </w:r>
+      <w:r>
+        <w:rPr>
+          <w:b/>
+          <w:lang w:val="zh_TW" w:bidi="zh_TW"/>
+        </w:rPr>
         <w:t>「</w:t>
       </w:r>
       <w:r>
@@ -4977,6 +5592,21 @@
           <w:b/>
           <w:lang w:val="zh_TW" w:bidi="zh_TW"/>
         </w:rPr>
+        <w:t>οἱ ἐκ τῆς περιτομῆς</w:t>
+      </w:r>
+    </w:p>
+    <w:p>
+      <w:pPr/>
+      <w:r>
+        <w:rPr>
+          <w:lang w:val="zh_TW" w:bidi="zh_TW"/>
+        </w:rPr>
+      </w:r>
+      <w:r>
+        <w:rPr>
+          <w:b/>
+          <w:lang w:val="zh_TW" w:bidi="zh_TW"/>
+        </w:rPr>
         <w:t>「</w:t>
       </w:r>
       <w:r>
@@ -5087,6 +5717,21 @@
           <w:b/>
           <w:lang w:val="zh_TW" w:bidi="zh_TW"/>
         </w:rPr>
+        <w:t>οὓς δεῖ ἐπιστομίζειν</w:t>
+      </w:r>
+    </w:p>
+    <w:p>
+      <w:pPr/>
+      <w:r>
+        <w:rPr>
+          <w:lang w:val="zh_TW" w:bidi="zh_TW"/>
+        </w:rPr>
+      </w:r>
+      <w:r>
+        <w:rPr>
+          <w:b/>
+          <w:lang w:val="zh_TW" w:bidi="zh_TW"/>
+        </w:rPr>
         <w:t>「</w:t>
       </w:r>
       <w:r>
@@ -5184,6 +5829,21 @@
           <w:b/>
           <w:lang w:val="zh_TW" w:bidi="zh_TW"/>
         </w:rPr>
+        <w:t>ὅλους οἴκους ἀνατρέπουσιν</w:t>
+      </w:r>
+    </w:p>
+    <w:p>
+      <w:pPr/>
+      <w:r>
+        <w:rPr>
+          <w:lang w:val="zh_TW" w:bidi="zh_TW"/>
+        </w:rPr>
+      </w:r>
+      <w:r>
+        <w:rPr>
+          <w:b/>
+          <w:lang w:val="zh_TW" w:bidi="zh_TW"/>
+        </w:rPr>
         <w:t>「</w:t>
       </w:r>
       <w:r>
@@ -5281,6 +5941,21 @@
           <w:b/>
           <w:lang w:val="zh_TW" w:bidi="zh_TW"/>
         </w:rPr>
+        <w:t>αἰσχροῦ κέρδους χάριν</w:t>
+      </w:r>
+    </w:p>
+    <w:p>
+      <w:pPr/>
+      <w:r>
+        <w:rPr>
+          <w:lang w:val="zh_TW" w:bidi="zh_TW"/>
+        </w:rPr>
+      </w:r>
+      <w:r>
+        <w:rPr>
+          <w:b/>
+          <w:lang w:val="zh_TW" w:bidi="zh_TW"/>
+        </w:rPr>
         <w:t>「</w:t>
       </w:r>
       <w:r>
@@ -5404,6 +6079,21 @@
           <w:b/>
           <w:lang w:val="zh_TW" w:bidi="zh_TW"/>
         </w:rPr>
+        <w:t>τις ἐξ αὐτῶν, ἴδιος αὐτῶν προφήτης</w:t>
+      </w:r>
+    </w:p>
+    <w:p>
+      <w:pPr/>
+      <w:r>
+        <w:rPr>
+          <w:lang w:val="zh_TW" w:bidi="zh_TW"/>
+        </w:rPr>
+      </w:r>
+      <w:r>
+        <w:rPr>
+          <w:b/>
+          <w:lang w:val="zh_TW" w:bidi="zh_TW"/>
+        </w:rPr>
         <w:t>「</w:t>
       </w:r>
       <w:r>
@@ -5481,6 +6171,21 @@
           <w:b/>
           <w:lang w:val="zh_TW" w:bidi="zh_TW"/>
         </w:rPr>
+        <w:t>Κρῆτες ἀεὶ ψεῦσται</w:t>
+      </w:r>
+    </w:p>
+    <w:p>
+      <w:pPr/>
+      <w:r>
+        <w:rPr>
+          <w:lang w:val="zh_TW" w:bidi="zh_TW"/>
+        </w:rPr>
+      </w:r>
+      <w:r>
+        <w:rPr>
+          <w:b/>
+          <w:lang w:val="zh_TW" w:bidi="zh_TW"/>
+        </w:rPr>
         <w:t>「</w:t>
       </w:r>
       <w:r>
@@ -5591,6 +6296,21 @@
           <w:b/>
           <w:lang w:val="zh_TW" w:bidi="zh_TW"/>
         </w:rPr>
+        <w:t>κακὰ θηρία</w:t>
+      </w:r>
+    </w:p>
+    <w:p>
+      <w:pPr/>
+      <w:r>
+        <w:rPr>
+          <w:lang w:val="zh_TW" w:bidi="zh_TW"/>
+        </w:rPr>
+      </w:r>
+      <w:r>
+        <w:rPr>
+          <w:b/>
+          <w:lang w:val="zh_TW" w:bidi="zh_TW"/>
+        </w:rPr>
         <w:t>「</w:t>
       </w:r>
       <w:r>
@@ -5701,6 +6421,21 @@
           <w:b/>
           <w:lang w:val="zh_TW" w:bidi="zh_TW"/>
         </w:rPr>
+        <w:t>γαστέρες ἀργαί</w:t>
+      </w:r>
+    </w:p>
+    <w:p>
+      <w:pPr/>
+      <w:r>
+        <w:rPr>
+          <w:lang w:val="zh_TW" w:bidi="zh_TW"/>
+        </w:rPr>
+      </w:r>
+      <w:r>
+        <w:rPr>
+          <w:b/>
+          <w:lang w:val="zh_TW" w:bidi="zh_TW"/>
+        </w:rPr>
         <w:t>「</w:t>
       </w:r>
       <w:r>
@@ -5798,6 +6533,21 @@
           <w:b/>
           <w:lang w:val="zh_TW" w:bidi="zh_TW"/>
         </w:rPr>
+        <w:t>δι’ ἣν αἰτίαν ἔλεγχε αὐτοὺς ἀποτόμως</w:t>
+      </w:r>
+    </w:p>
+    <w:p>
+      <w:pPr/>
+      <w:r>
+        <w:rPr>
+          <w:lang w:val="zh_TW" w:bidi="zh_TW"/>
+        </w:rPr>
+      </w:r>
+      <w:r>
+        <w:rPr>
+          <w:b/>
+          <w:lang w:val="zh_TW" w:bidi="zh_TW"/>
+        </w:rPr>
         <w:t>「</w:t>
       </w:r>
       <w:r>
@@ -5875,6 +6625,21 @@
           <w:b/>
           <w:lang w:val="zh_TW" w:bidi="zh_TW"/>
         </w:rPr>
+        <w:t>δι’ ἣν αἰτίαν</w:t>
+      </w:r>
+    </w:p>
+    <w:p>
+      <w:pPr/>
+      <w:r>
+        <w:rPr>
+          <w:lang w:val="zh_TW" w:bidi="zh_TW"/>
+        </w:rPr>
+      </w:r>
+      <w:r>
+        <w:rPr>
+          <w:b/>
+          <w:lang w:val="zh_TW" w:bidi="zh_TW"/>
+        </w:rPr>
         <w:t>「</w:t>
       </w:r>
       <w:r>
@@ -5971,6 +6736,21 @@
         <w:rPr>
           <w:lang w:val="zh_TW" w:bidi="zh_TW"/>
         </w:rPr>
+      </w:r>
+    </w:p>
+    <w:p>
+      <w:pPr/>
+      <w:r>
+        <w:rPr>
+          <w:lang w:val="zh_TW" w:bidi="zh_TW"/>
+        </w:rPr>
+      </w:r>
+      <w:r>
+        <w:rPr>
+          <w:b/>
+          <w:lang w:val="zh_TW" w:bidi="zh_TW"/>
+        </w:rPr>
+        <w:t>αὐτοὺς</w:t>
       </w:r>
     </w:p>
     <w:p>
@@ -6146,6 +6926,21 @@
           <w:b/>
           <w:lang w:val="zh_TW" w:bidi="zh_TW"/>
         </w:rPr>
+        <w:t>ἵνα ὑγιαίνωσιν ἐν τῇ πίστει</w:t>
+      </w:r>
+    </w:p>
+    <w:p>
+      <w:pPr/>
+      <w:r>
+        <w:rPr>
+          <w:lang w:val="zh_TW" w:bidi="zh_TW"/>
+        </w:rPr>
+      </w:r>
+      <w:r>
+        <w:rPr>
+          <w:b/>
+          <w:lang w:val="zh_TW" w:bidi="zh_TW"/>
+        </w:rPr>
         <w:t>「</w:t>
       </w:r>
       <w:r>
@@ -6256,6 +7051,21 @@
           <w:b/>
           <w:lang w:val="zh_TW" w:bidi="zh_TW"/>
         </w:rPr>
+        <w:t>ἵνα</w:t>
+      </w:r>
+    </w:p>
+    <w:p>
+      <w:pPr/>
+      <w:r>
+        <w:rPr>
+          <w:lang w:val="zh_TW" w:bidi="zh_TW"/>
+        </w:rPr>
+      </w:r>
+      <w:r>
+        <w:rPr>
+          <w:b/>
+          <w:lang w:val="zh_TW" w:bidi="zh_TW"/>
+        </w:rPr>
         <w:t>「</w:t>
       </w:r>
       <w:r>
@@ -6379,6 +7189,21 @@
           <w:b/>
           <w:lang w:val="zh_TW" w:bidi="zh_TW"/>
         </w:rPr>
+        <w:t>ἐν τῇ πίστει</w:t>
+      </w:r>
+    </w:p>
+    <w:p>
+      <w:pPr/>
+      <w:r>
+        <w:rPr>
+          <w:lang w:val="zh_TW" w:bidi="zh_TW"/>
+        </w:rPr>
+      </w:r>
+      <w:r>
+        <w:rPr>
+          <w:b/>
+          <w:lang w:val="zh_TW" w:bidi="zh_TW"/>
+        </w:rPr>
         <w:t>「……</w:t>
       </w:r>
       <w:r>
@@ -6489,6 +7314,21 @@
           <w:b/>
           <w:lang w:val="zh_TW" w:bidi="zh_TW"/>
         </w:rPr>
+        <w:t>Ἰουδαϊκοῖς μύθοις</w:t>
+      </w:r>
+    </w:p>
+    <w:p>
+      <w:pPr/>
+      <w:r>
+        <w:rPr>
+          <w:lang w:val="zh_TW" w:bidi="zh_TW"/>
+        </w:rPr>
+      </w:r>
+      <w:r>
+        <w:rPr>
+          <w:b/>
+          <w:lang w:val="zh_TW" w:bidi="zh_TW"/>
+        </w:rPr>
         <w:t>「……</w:t>
       </w:r>
       <w:r>
@@ -6566,6 +7406,21 @@
           <w:b/>
           <w:lang w:val="zh_TW" w:bidi="zh_TW"/>
         </w:rPr>
+        <w:t>ἀποστρεφομένων τὴν ἀλήθειαν</w:t>
+      </w:r>
+    </w:p>
+    <w:p>
+      <w:pPr/>
+      <w:r>
+        <w:rPr>
+          <w:lang w:val="zh_TW" w:bidi="zh_TW"/>
+        </w:rPr>
+      </w:r>
+      <w:r>
+        <w:rPr>
+          <w:b/>
+          <w:lang w:val="zh_TW" w:bidi="zh_TW"/>
+        </w:rPr>
         <w:t>「……</w:t>
       </w:r>
       <w:r>
@@ -6663,6 +7518,21 @@
           <w:b/>
           <w:lang w:val="zh_TW" w:bidi="zh_TW"/>
         </w:rPr>
+        <w:t>πάντα καθαρὰ τοῖς καθαροῖς</w:t>
+      </w:r>
+    </w:p>
+    <w:p>
+      <w:pPr/>
+      <w:r>
+        <w:rPr>
+          <w:lang w:val="zh_TW" w:bidi="zh_TW"/>
+        </w:rPr>
+      </w:r>
+      <w:r>
+        <w:rPr>
+          <w:b/>
+          <w:lang w:val="zh_TW" w:bidi="zh_TW"/>
+        </w:rPr>
         <w:t>「</w:t>
       </w:r>
       <w:r>
@@ -6760,6 +7630,21 @@
           <w:b/>
           <w:lang w:val="zh_TW" w:bidi="zh_TW"/>
         </w:rPr>
+        <w:t>τοῖς καθαροῖς</w:t>
+      </w:r>
+    </w:p>
+    <w:p>
+      <w:pPr/>
+      <w:r>
+        <w:rPr>
+          <w:lang w:val="zh_TW" w:bidi="zh_TW"/>
+        </w:rPr>
+      </w:r>
+      <w:r>
+        <w:rPr>
+          <w:b/>
+          <w:lang w:val="zh_TW" w:bidi="zh_TW"/>
+        </w:rPr>
         <w:t>「</w:t>
       </w:r>
       <w:r>
@@ -6837,6 +7722,21 @@
           <w:b/>
           <w:lang w:val="zh_TW" w:bidi="zh_TW"/>
         </w:rPr>
+        <w:t>δὲ</w:t>
+      </w:r>
+    </w:p>
+    <w:p>
+      <w:pPr/>
+      <w:r>
+        <w:rPr>
+          <w:lang w:val="zh_TW" w:bidi="zh_TW"/>
+        </w:rPr>
+      </w:r>
+      <w:r>
+        <w:rPr>
+          <w:b/>
+          <w:lang w:val="zh_TW" w:bidi="zh_TW"/>
+        </w:rPr>
         <w:t>「〔但〕......（譯註：和合本沒有譯出這個連接詞）」</w:t>
       </w:r>
     </w:p>
@@ -6933,6 +7833,21 @@
           <w:b/>
           <w:lang w:val="zh_TW" w:bidi="zh_TW"/>
         </w:rPr>
+        <w:t>τοῖς δὲ μεμιαμμένοις καὶ ἀπίστοις, οὐδὲν καθαρόν</w:t>
+      </w:r>
+    </w:p>
+    <w:p>
+      <w:pPr/>
+      <w:r>
+        <w:rPr>
+          <w:lang w:val="zh_TW" w:bidi="zh_TW"/>
+        </w:rPr>
+      </w:r>
+      <w:r>
+        <w:rPr>
+          <w:b/>
+          <w:lang w:val="zh_TW" w:bidi="zh_TW"/>
+        </w:rPr>
         <w:t>「</w:t>
       </w:r>
       <w:r>
@@ -7030,6 +7945,21 @@
           <w:b/>
           <w:lang w:val="zh_TW" w:bidi="zh_TW"/>
         </w:rPr>
+        <w:t>δὲ</w:t>
+      </w:r>
+    </w:p>
+    <w:p>
+      <w:pPr/>
+      <w:r>
+        <w:rPr>
+          <w:lang w:val="zh_TW" w:bidi="zh_TW"/>
+        </w:rPr>
+      </w:r>
+      <w:r>
+        <w:rPr>
+          <w:b/>
+          <w:lang w:val="zh_TW" w:bidi="zh_TW"/>
+        </w:rPr>
         <w:t>「……</w:t>
       </w:r>
       <w:r>
@@ -7140,6 +8070,21 @@
           <w:b/>
           <w:lang w:val="zh_TW" w:bidi="zh_TW"/>
         </w:rPr>
+        <w:t>τοῖς &amp; ἔργοις ἀρνοῦνται</w:t>
+      </w:r>
+    </w:p>
+    <w:p>
+      <w:pPr/>
+      <w:r>
+        <w:rPr>
+          <w:lang w:val="zh_TW" w:bidi="zh_TW"/>
+        </w:rPr>
+      </w:r>
+      <w:r>
+        <w:rPr>
+          <w:b/>
+          <w:lang w:val="zh_TW" w:bidi="zh_TW"/>
+        </w:rPr>
         <w:t>「他們的」</w:t>
       </w:r>
       <w:r>
@@ -7353,6 +8298,21 @@
           <w:b/>
           <w:lang w:val="zh_TW" w:bidi="zh_TW"/>
         </w:rPr>
+        <w:t>σὺ δὲ</w:t>
+      </w:r>
+    </w:p>
+    <w:p>
+      <w:pPr/>
+      <w:r>
+        <w:rPr>
+          <w:lang w:val="zh_TW" w:bidi="zh_TW"/>
+        </w:rPr>
+      </w:r>
+      <w:r>
+        <w:rPr>
+          <w:b/>
+          <w:lang w:val="zh_TW" w:bidi="zh_TW"/>
+        </w:rPr>
         <w:t>「但你……」</w:t>
       </w:r>
     </w:p>
@@ -7449,6 +8409,21 @@
           <w:b/>
           <w:lang w:val="zh_TW" w:bidi="zh_TW"/>
         </w:rPr>
+        <w:t>τῇ ὑγιαινούσῃ διδασκαλίᾳ</w:t>
+      </w:r>
+    </w:p>
+    <w:p>
+      <w:pPr/>
+      <w:r>
+        <w:rPr>
+          <w:lang w:val="zh_TW" w:bidi="zh_TW"/>
+        </w:rPr>
+      </w:r>
+      <w:r>
+        <w:rPr>
+          <w:b/>
+          <w:lang w:val="zh_TW" w:bidi="zh_TW"/>
+        </w:rPr>
         <w:t>「</w:t>
       </w:r>
       <w:r>
@@ -7559,6 +8534,21 @@
           <w:b/>
           <w:lang w:val="zh_TW" w:bidi="zh_TW"/>
         </w:rPr>
+        <w:t>πρεσβύτας &amp; εἶναι</w:t>
+      </w:r>
+    </w:p>
+    <w:p>
+      <w:pPr/>
+      <w:r>
+        <w:rPr>
+          <w:lang w:val="zh_TW" w:bidi="zh_TW"/>
+        </w:rPr>
+      </w:r>
+      <w:r>
+        <w:rPr>
+          <w:b/>
+          <w:lang w:val="zh_TW" w:bidi="zh_TW"/>
+        </w:rPr>
         <w:t>「</w:t>
       </w:r>
       <w:r>
@@ -7669,6 +8659,21 @@
           <w:b/>
           <w:lang w:val="zh_TW" w:bidi="zh_TW"/>
         </w:rPr>
+        <w:t>νηφαλίους &amp; σεμνούς, σώφρονας</w:t>
+      </w:r>
+    </w:p>
+    <w:p>
+      <w:pPr/>
+      <w:r>
+        <w:rPr>
+          <w:lang w:val="zh_TW" w:bidi="zh_TW"/>
+        </w:rPr>
+      </w:r>
+      <w:r>
+        <w:rPr>
+          <w:b/>
+          <w:lang w:val="zh_TW" w:bidi="zh_TW"/>
+        </w:rPr>
         <w:t>「</w:t>
       </w:r>
       <w:r>
@@ -7806,6 +8811,21 @@
           <w:b/>
           <w:lang w:val="zh_TW" w:bidi="zh_TW"/>
         </w:rPr>
+        <w:t>νηφαλίους</w:t>
+      </w:r>
+    </w:p>
+    <w:p>
+      <w:pPr/>
+      <w:r>
+        <w:rPr>
+          <w:lang w:val="zh_TW" w:bidi="zh_TW"/>
+        </w:rPr>
+      </w:r>
+      <w:r>
+        <w:rPr>
+          <w:b/>
+          <w:lang w:val="zh_TW" w:bidi="zh_TW"/>
+        </w:rPr>
         <w:t>「</w:t>
       </w:r>
       <w:r>
@@ -7895,6 +8915,21 @@
           <w:b/>
           <w:lang w:val="zh_TW" w:bidi="zh_TW"/>
         </w:rPr>
+        <w:t>σώφρονας</w:t>
+      </w:r>
+    </w:p>
+    <w:p>
+      <w:pPr/>
+      <w:r>
+        <w:rPr>
+          <w:lang w:val="zh_TW" w:bidi="zh_TW"/>
+        </w:rPr>
+      </w:r>
+      <w:r>
+        <w:rPr>
+          <w:b/>
+          <w:lang w:val="zh_TW" w:bidi="zh_TW"/>
+        </w:rPr>
         <w:t>「</w:t>
       </w:r>
       <w:r>
@@ -7972,6 +9007,21 @@
           <w:b/>
           <w:lang w:val="zh_TW" w:bidi="zh_TW"/>
         </w:rPr>
+        <w:t>ὑγιαίνοντας τῇ πίστει τῇ ἀγάπῃ, τῇ ὑπομονῇ</w:t>
+      </w:r>
+    </w:p>
+    <w:p>
+      <w:pPr/>
+      <w:r>
+        <w:rPr>
+          <w:lang w:val="zh_TW" w:bidi="zh_TW"/>
+        </w:rPr>
+      </w:r>
+      <w:r>
+        <w:rPr>
+          <w:b/>
+          <w:lang w:val="zh_TW" w:bidi="zh_TW"/>
+        </w:rPr>
         <w:t>「</w:t>
       </w:r>
       <w:r>
@@ -8147,6 +9197,21 @@
           <w:b/>
           <w:lang w:val="zh_TW" w:bidi="zh_TW"/>
         </w:rPr>
+        <w:t>ὑγιαίνοντας τῇ πίστει</w:t>
+      </w:r>
+    </w:p>
+    <w:p>
+      <w:pPr/>
+      <w:r>
+        <w:rPr>
+          <w:lang w:val="zh_TW" w:bidi="zh_TW"/>
+        </w:rPr>
+      </w:r>
+      <w:r>
+        <w:rPr>
+          <w:b/>
+          <w:lang w:val="zh_TW" w:bidi="zh_TW"/>
+        </w:rPr>
         <w:t>「</w:t>
       </w:r>
       <w:r>
@@ -8271,6 +9336,21 @@
           <w:b/>
           <w:lang w:val="zh_TW" w:bidi="zh_TW"/>
         </w:rPr>
+        <w:t>τῇ ἀγάπῃ</w:t>
+      </w:r>
+    </w:p>
+    <w:p>
+      <w:pPr/>
+      <w:r>
+        <w:rPr>
+          <w:lang w:val="zh_TW" w:bidi="zh_TW"/>
+        </w:rPr>
+      </w:r>
+      <w:r>
+        <w:rPr>
+          <w:b/>
+          <w:lang w:val="zh_TW" w:bidi="zh_TW"/>
+        </w:rPr>
         <w:t>「</w:t>
       </w:r>
       <w:r>
@@ -8381,6 +9461,21 @@
           <w:b/>
           <w:lang w:val="zh_TW" w:bidi="zh_TW"/>
         </w:rPr>
+        <w:t>τῇ ὑπομονῇ</w:t>
+      </w:r>
+    </w:p>
+    <w:p>
+      <w:pPr/>
+      <w:r>
+        <w:rPr>
+          <w:lang w:val="zh_TW" w:bidi="zh_TW"/>
+        </w:rPr>
+      </w:r>
+      <w:r>
+        <w:rPr>
+          <w:b/>
+          <w:lang w:val="zh_TW" w:bidi="zh_TW"/>
+        </w:rPr>
         <w:t>「</w:t>
       </w:r>
       <w:r>
@@ -8491,6 +9586,21 @@
           <w:b/>
           <w:lang w:val="zh_TW" w:bidi="zh_TW"/>
         </w:rPr>
+        <w:t>πρεσβύτιδας ὡσαύτως</w:t>
+      </w:r>
+    </w:p>
+    <w:p>
+      <w:pPr/>
+      <w:r>
+        <w:rPr>
+          <w:lang w:val="zh_TW" w:bidi="zh_TW"/>
+        </w:rPr>
+      </w:r>
+      <w:r>
+        <w:rPr>
+          <w:b/>
+          <w:lang w:val="zh_TW" w:bidi="zh_TW"/>
+        </w:rPr>
         <w:t>「又……</w:t>
       </w:r>
       <w:r>
@@ -8636,6 +9746,21 @@
           <w:b/>
           <w:lang w:val="zh_TW" w:bidi="zh_TW"/>
         </w:rPr>
+        <w:t>οἴνῳ πολλῷ δεδουλωμένας</w:t>
+      </w:r>
+    </w:p>
+    <w:p>
+      <w:pPr/>
+      <w:r>
+        <w:rPr>
+          <w:lang w:val="zh_TW" w:bidi="zh_TW"/>
+        </w:rPr>
+      </w:r>
+      <w:r>
+        <w:rPr>
+          <w:b/>
+          <w:lang w:val="zh_TW" w:bidi="zh_TW"/>
+        </w:rPr>
         <w:t>「</w:t>
       </w:r>
       <w:r>
@@ -8733,6 +9858,21 @@
           <w:b/>
           <w:lang w:val="zh_TW" w:bidi="zh_TW"/>
         </w:rPr>
+        <w:t>οἴνῳ πολλῷ δεδουλωμένας</w:t>
+      </w:r>
+    </w:p>
+    <w:p>
+      <w:pPr/>
+      <w:r>
+        <w:rPr>
+          <w:lang w:val="zh_TW" w:bidi="zh_TW"/>
+        </w:rPr>
+      </w:r>
+      <w:r>
+        <w:rPr>
+          <w:b/>
+          <w:lang w:val="zh_TW" w:bidi="zh_TW"/>
+        </w:rPr>
         <w:t>「對酒成癮（和合本譯：</w:t>
       </w:r>
       <w:r>
@@ -8830,6 +9970,21 @@
           <w:b/>
           <w:lang w:val="zh_TW" w:bidi="zh_TW"/>
         </w:rPr>
+        <w:t>καλοδιδασκάλους</w:t>
+      </w:r>
+    </w:p>
+    <w:p>
+      <w:pPr/>
+      <w:r>
+        <w:rPr>
+          <w:lang w:val="zh_TW" w:bidi="zh_TW"/>
+        </w:rPr>
+      </w:r>
+      <w:r>
+        <w:rPr>
+          <w:b/>
+          <w:lang w:val="zh_TW" w:bidi="zh_TW"/>
+        </w:rPr>
         <w:t>「</w:t>
       </w:r>
       <w:r>
@@ -8927,6 +10082,21 @@
           <w:b/>
           <w:lang w:val="zh_TW" w:bidi="zh_TW"/>
         </w:rPr>
+        <w:t>ἵνα</w:t>
+      </w:r>
+    </w:p>
+    <w:p>
+      <w:pPr/>
+      <w:r>
+        <w:rPr>
+          <w:lang w:val="zh_TW" w:bidi="zh_TW"/>
+        </w:rPr>
+      </w:r>
+      <w:r>
+        <w:rPr>
+          <w:b/>
+          <w:lang w:val="zh_TW" w:bidi="zh_TW"/>
+        </w:rPr>
         <w:t>「</w:t>
       </w:r>
       <w:r>
@@ -9080,6 +10250,21 @@
           <w:b/>
           <w:lang w:val="zh_TW" w:bidi="zh_TW"/>
         </w:rPr>
+        <w:t>φιλάνδρους</w:t>
+      </w:r>
+    </w:p>
+    <w:p>
+      <w:pPr/>
+      <w:r>
+        <w:rPr>
+          <w:lang w:val="zh_TW" w:bidi="zh_TW"/>
+        </w:rPr>
+      </w:r>
+      <w:r>
+        <w:rPr>
+          <w:b/>
+          <w:lang w:val="zh_TW" w:bidi="zh_TW"/>
+        </w:rPr>
         <w:t>「</w:t>
       </w:r>
       <w:r>
@@ -9157,6 +10342,21 @@
           <w:b/>
           <w:lang w:val="zh_TW" w:bidi="zh_TW"/>
         </w:rPr>
+        <w:t>φιλοτέκνους</w:t>
+      </w:r>
+    </w:p>
+    <w:p>
+      <w:pPr/>
+      <w:r>
+        <w:rPr>
+          <w:lang w:val="zh_TW" w:bidi="zh_TW"/>
+        </w:rPr>
+      </w:r>
+      <w:r>
+        <w:rPr>
+          <w:b/>
+          <w:lang w:val="zh_TW" w:bidi="zh_TW"/>
+        </w:rPr>
         <w:t>「</w:t>
       </w:r>
       <w:r>
@@ -9234,6 +10434,21 @@
           <w:b/>
           <w:lang w:val="zh_TW" w:bidi="zh_TW"/>
         </w:rPr>
+        <w:t>ὑποτασσομένας τοῖς ἰδίοις ἀνδράσιν</w:t>
+      </w:r>
+    </w:p>
+    <w:p>
+      <w:pPr/>
+      <w:r>
+        <w:rPr>
+          <w:lang w:val="zh_TW" w:bidi="zh_TW"/>
+        </w:rPr>
+      </w:r>
+      <w:r>
+        <w:rPr>
+          <w:b/>
+          <w:lang w:val="zh_TW" w:bidi="zh_TW"/>
+        </w:rPr>
         <w:t>「順服自己的丈夫」</w:t>
       </w:r>
     </w:p>
@@ -9297,6 +10512,21 @@
           <w:b/>
           <w:lang w:val="zh_TW" w:bidi="zh_TW"/>
         </w:rPr>
+        <w:t>ἵνα</w:t>
+      </w:r>
+    </w:p>
+    <w:p>
+      <w:pPr/>
+      <w:r>
+        <w:rPr>
+          <w:lang w:val="zh_TW" w:bidi="zh_TW"/>
+        </w:rPr>
+      </w:r>
+      <w:r>
+        <w:rPr>
+          <w:b/>
+          <w:lang w:val="zh_TW" w:bidi="zh_TW"/>
+        </w:rPr>
         <w:t>「</w:t>
       </w:r>
       <w:r>
@@ -9432,6 +10662,21 @@
           <w:b/>
           <w:lang w:val="zh_TW" w:bidi="zh_TW"/>
         </w:rPr>
+        <w:t>ἵνα μὴ ὁ λόγος τοῦ Θεοῦ βλασφημῆται</w:t>
+      </w:r>
+    </w:p>
+    <w:p>
+      <w:pPr/>
+      <w:r>
+        <w:rPr>
+          <w:lang w:val="zh_TW" w:bidi="zh_TW"/>
+        </w:rPr>
+      </w:r>
+      <w:r>
+        <w:rPr>
+          <w:b/>
+          <w:lang w:val="zh_TW" w:bidi="zh_TW"/>
+        </w:rPr>
         <w:t>「免得神的道理被毀謗」</w:t>
       </w:r>
     </w:p>
@@ -9515,6 +10760,21 @@
           <w:b/>
           <w:lang w:val="zh_TW" w:bidi="zh_TW"/>
         </w:rPr>
+        <w:t>ὁ λόγος τοῦ Θεοῦ</w:t>
+      </w:r>
+    </w:p>
+    <w:p>
+      <w:pPr/>
+      <w:r>
+        <w:rPr>
+          <w:lang w:val="zh_TW" w:bidi="zh_TW"/>
+        </w:rPr>
+      </w:r>
+      <w:r>
+        <w:rPr>
+          <w:b/>
+          <w:lang w:val="zh_TW" w:bidi="zh_TW"/>
+        </w:rPr>
         <w:t>「……</w:t>
       </w:r>
       <w:r>
@@ -9625,6 +10885,21 @@
           <w:b/>
           <w:lang w:val="zh_TW" w:bidi="zh_TW"/>
         </w:rPr>
+        <w:t>ὡσαύτως</w:t>
+      </w:r>
+    </w:p>
+    <w:p>
+      <w:pPr/>
+      <w:r>
+        <w:rPr>
+          <w:lang w:val="zh_TW" w:bidi="zh_TW"/>
+        </w:rPr>
+      </w:r>
+      <w:r>
+        <w:rPr>
+          <w:b/>
+          <w:lang w:val="zh_TW" w:bidi="zh_TW"/>
+        </w:rPr>
         <w:t>「又（或譯：同樣的）……」</w:t>
       </w:r>
     </w:p>
@@ -9688,6 +10963,21 @@
           <w:b/>
           <w:lang w:val="zh_TW" w:bidi="zh_TW"/>
         </w:rPr>
+        <w:t>περὶ πάντα</w:t>
+      </w:r>
+    </w:p>
+    <w:p>
+      <w:pPr/>
+      <w:r>
+        <w:rPr>
+          <w:lang w:val="zh_TW" w:bidi="zh_TW"/>
+        </w:rPr>
+      </w:r>
+      <w:r>
+        <w:rPr>
+          <w:b/>
+          <w:lang w:val="zh_TW" w:bidi="zh_TW"/>
+        </w:rPr>
         <w:t>「……</w:t>
       </w:r>
       <w:r>
@@ -9765,6 +11055,21 @@
           <w:b/>
           <w:lang w:val="zh_TW" w:bidi="zh_TW"/>
         </w:rPr>
+        <w:t>σεαυτὸν παρεχόμενος</w:t>
+      </w:r>
+    </w:p>
+    <w:p>
+      <w:pPr/>
+      <w:r>
+        <w:rPr>
+          <w:lang w:val="zh_TW" w:bidi="zh_TW"/>
+        </w:rPr>
+      </w:r>
+      <w:r>
+        <w:rPr>
+          <w:b/>
+          <w:lang w:val="zh_TW" w:bidi="zh_TW"/>
+        </w:rPr>
         <w:t>「</w:t>
       </w:r>
       <w:r>
@@ -9856,6 +11161,21 @@
           <w:b/>
           <w:lang w:val="zh_TW" w:bidi="zh_TW"/>
         </w:rPr>
+        <w:t>τύπον καλῶν ἔργων</w:t>
+      </w:r>
+    </w:p>
+    <w:p>
+      <w:pPr/>
+      <w:r>
+        <w:rPr>
+          <w:lang w:val="zh_TW" w:bidi="zh_TW"/>
+        </w:rPr>
+      </w:r>
+      <w:r>
+        <w:rPr>
+          <w:b/>
+          <w:lang w:val="zh_TW" w:bidi="zh_TW"/>
+        </w:rPr>
         <w:t>「……</w:t>
       </w:r>
       <w:r>
@@ -9933,6 +11253,21 @@
           <w:b/>
           <w:lang w:val="zh_TW" w:bidi="zh_TW"/>
         </w:rPr>
+        <w:t>ἐν τῇ διδασκαλίᾳ ἀφθορίαν, σεμνότητα</w:t>
+      </w:r>
+    </w:p>
+    <w:p>
+      <w:pPr/>
+      <w:r>
+        <w:rPr>
+          <w:lang w:val="zh_TW" w:bidi="zh_TW"/>
+        </w:rPr>
+      </w:r>
+      <w:r>
+        <w:rPr>
+          <w:b/>
+          <w:lang w:val="zh_TW" w:bidi="zh_TW"/>
+        </w:rPr>
         <w:t>「</w:t>
       </w:r>
       <w:r>
@@ -10030,6 +11365,21 @@
           <w:b/>
           <w:lang w:val="zh_TW" w:bidi="zh_TW"/>
         </w:rPr>
+        <w:t>ἐν τῇ διδασκαλίᾳ ἀφθορίαν, σεμνότητα</w:t>
+      </w:r>
+    </w:p>
+    <w:p>
+      <w:pPr/>
+      <w:r>
+        <w:rPr>
+          <w:lang w:val="zh_TW" w:bidi="zh_TW"/>
+        </w:rPr>
+      </w:r>
+      <w:r>
+        <w:rPr>
+          <w:b/>
+          <w:lang w:val="zh_TW" w:bidi="zh_TW"/>
+        </w:rPr>
         <w:t>「</w:t>
       </w:r>
       <w:r>
@@ -10153,6 +11503,21 @@
           <w:b/>
           <w:lang w:val="zh_TW" w:bidi="zh_TW"/>
         </w:rPr>
+        <w:t>ἀφθορίαν</w:t>
+      </w:r>
+    </w:p>
+    <w:p>
+      <w:pPr/>
+      <w:r>
+        <w:rPr>
+          <w:lang w:val="zh_TW" w:bidi="zh_TW"/>
+        </w:rPr>
+      </w:r>
+      <w:r>
+        <w:rPr>
+          <w:b/>
+          <w:lang w:val="zh_TW" w:bidi="zh_TW"/>
+        </w:rPr>
         <w:t>「……不貪腐（和合本譯：正直）……」</w:t>
       </w:r>
     </w:p>
@@ -10262,6 +11627,21 @@
           <w:b/>
           <w:lang w:val="zh_TW" w:bidi="zh_TW"/>
         </w:rPr>
+        <w:t>ὑγιῆ</w:t>
+      </w:r>
+    </w:p>
+    <w:p>
+      <w:pPr/>
+      <w:r>
+        <w:rPr>
+          <w:lang w:val="zh_TW" w:bidi="zh_TW"/>
+        </w:rPr>
+      </w:r>
+      <w:r>
+        <w:rPr>
+          <w:b/>
+          <w:lang w:val="zh_TW" w:bidi="zh_TW"/>
+        </w:rPr>
         <w:t>「……</w:t>
       </w:r>
       <w:r>
@@ -10385,6 +11765,21 @@
           <w:b/>
           <w:lang w:val="zh_TW" w:bidi="zh_TW"/>
         </w:rPr>
+        <w:t>ἵνα</w:t>
+      </w:r>
+    </w:p>
+    <w:p>
+      <w:pPr/>
+      <w:r>
+        <w:rPr>
+          <w:lang w:val="zh_TW" w:bidi="zh_TW"/>
+        </w:rPr>
+      </w:r>
+      <w:r>
+        <w:rPr>
+          <w:b/>
+          <w:lang w:val="zh_TW" w:bidi="zh_TW"/>
+        </w:rPr>
         <w:t>「叫……」</w:t>
       </w:r>
     </w:p>
@@ -10481,6 +11876,21 @@
           <w:b/>
           <w:lang w:val="zh_TW" w:bidi="zh_TW"/>
         </w:rPr>
+        <w:t>ἵνα ὁ ἐξ ἐναντίας ἐντραπῇ</w:t>
+      </w:r>
+    </w:p>
+    <w:p>
+      <w:pPr/>
+      <w:r>
+        <w:rPr>
+          <w:lang w:val="zh_TW" w:bidi="zh_TW"/>
+        </w:rPr>
+      </w:r>
+      <w:r>
+        <w:rPr>
+          <w:b/>
+          <w:lang w:val="zh_TW" w:bidi="zh_TW"/>
+        </w:rPr>
         <w:t>「</w:t>
       </w:r>
       <w:r>
@@ -10590,6 +12000,21 @@
           <w:b/>
           <w:lang w:val="zh_TW" w:bidi="zh_TW"/>
         </w:rPr>
+        <w:t>ἡμῶν</w:t>
+      </w:r>
+    </w:p>
+    <w:p>
+      <w:pPr/>
+      <w:r>
+        <w:rPr>
+          <w:lang w:val="zh_TW" w:bidi="zh_TW"/>
+        </w:rPr>
+      </w:r>
+      <w:r>
+        <w:rPr>
+          <w:b/>
+          <w:lang w:val="zh_TW" w:bidi="zh_TW"/>
+        </w:rPr>
         <w:t>「我們」</w:t>
       </w:r>
     </w:p>
@@ -10686,6 +12111,21 @@
           <w:b/>
           <w:lang w:val="zh_TW" w:bidi="zh_TW"/>
         </w:rPr>
+        <w:t>δούλους ἰδίοις δεσπόταις ὑποτάσσεσθαι</w:t>
+      </w:r>
+    </w:p>
+    <w:p>
+      <w:pPr/>
+      <w:r>
+        <w:rPr>
+          <w:lang w:val="zh_TW" w:bidi="zh_TW"/>
+        </w:rPr>
+      </w:r>
+      <w:r>
+        <w:rPr>
+          <w:b/>
+          <w:lang w:val="zh_TW" w:bidi="zh_TW"/>
+        </w:rPr>
         <w:t>「</w:t>
       </w:r>
       <w:r>
@@ -10807,6 +12247,21 @@
           <w:b/>
           <w:lang w:val="zh_TW" w:bidi="zh_TW"/>
         </w:rPr>
+        <w:t>ἐν πᾶσιν</w:t>
+      </w:r>
+    </w:p>
+    <w:p>
+      <w:pPr/>
+      <w:r>
+        <w:rPr>
+          <w:lang w:val="zh_TW" w:bidi="zh_TW"/>
+        </w:rPr>
+      </w:r>
+      <w:r>
+        <w:rPr>
+          <w:b/>
+          <w:lang w:val="zh_TW" w:bidi="zh_TW"/>
+        </w:rPr>
         <w:t>「</w:t>
       </w:r>
       <w:r>
@@ -10884,6 +12339,21 @@
           <w:b/>
           <w:lang w:val="zh_TW" w:bidi="zh_TW"/>
         </w:rPr>
+        <w:t>εὐαρέστους εἶναι</w:t>
+      </w:r>
+    </w:p>
+    <w:p>
+      <w:pPr/>
+      <w:r>
+        <w:rPr>
+          <w:lang w:val="zh_TW" w:bidi="zh_TW"/>
+        </w:rPr>
+      </w:r>
+      <w:r>
+        <w:rPr>
+          <w:b/>
+          <w:lang w:val="zh_TW" w:bidi="zh_TW"/>
+        </w:rPr>
         <w:t>「……</w:t>
       </w:r>
       <w:r>
@@ -10993,6 +12463,21 @@
           <w:b/>
           <w:lang w:val="zh_TW" w:bidi="zh_TW"/>
         </w:rPr>
+        <w:t>μὴ νοσφιζομένους</w:t>
+      </w:r>
+    </w:p>
+    <w:p>
+      <w:pPr/>
+      <w:r>
+        <w:rPr>
+          <w:lang w:val="zh_TW" w:bidi="zh_TW"/>
+        </w:rPr>
+      </w:r>
+      <w:r>
+        <w:rPr>
+          <w:b/>
+          <w:lang w:val="zh_TW" w:bidi="zh_TW"/>
+        </w:rPr>
         <w:t>「</w:t>
       </w:r>
       <w:r>
@@ -11090,6 +12575,21 @@
           <w:b/>
           <w:lang w:val="zh_TW" w:bidi="zh_TW"/>
         </w:rPr>
+        <w:t>ἀλλὰ</w:t>
+      </w:r>
+    </w:p>
+    <w:p>
+      <w:pPr/>
+      <w:r>
+        <w:rPr>
+          <w:lang w:val="zh_TW" w:bidi="zh_TW"/>
+        </w:rPr>
+      </w:r>
+      <w:r>
+        <w:rPr>
+          <w:b/>
+          <w:lang w:val="zh_TW" w:bidi="zh_TW"/>
+        </w:rPr>
         <w:t>「要……」</w:t>
       </w:r>
     </w:p>
@@ -11198,6 +12698,21 @@
           <w:b/>
           <w:lang w:val="zh_TW" w:bidi="zh_TW"/>
         </w:rPr>
+        <w:t>πᾶσαν πίστιν ἐνδεικνυμένους ἀγαθήν</w:t>
+      </w:r>
+    </w:p>
+    <w:p>
+      <w:pPr/>
+      <w:r>
+        <w:rPr>
+          <w:lang w:val="zh_TW" w:bidi="zh_TW"/>
+        </w:rPr>
+      </w:r>
+      <w:r>
+        <w:rPr>
+          <w:b/>
+          <w:lang w:val="zh_TW" w:bidi="zh_TW"/>
+        </w:rPr>
         <w:t>「……</w:t>
       </w:r>
       <w:r>
@@ -11275,6 +12790,21 @@
           <w:b/>
           <w:lang w:val="zh_TW" w:bidi="zh_TW"/>
         </w:rPr>
+        <w:t>ἵνα</w:t>
+      </w:r>
+    </w:p>
+    <w:p>
+      <w:pPr/>
+      <w:r>
+        <w:rPr>
+          <w:lang w:val="zh_TW" w:bidi="zh_TW"/>
+        </w:rPr>
+      </w:r>
+      <w:r>
+        <w:rPr>
+          <w:b/>
+          <w:lang w:val="zh_TW" w:bidi="zh_TW"/>
+        </w:rPr>
         <w:t>「</w:t>
       </w:r>
       <w:r>
@@ -11423,6 +12953,21 @@
           <w:b/>
           <w:lang w:val="zh_TW" w:bidi="zh_TW"/>
         </w:rPr>
+        <w:t>ἐν πᾶσιν</w:t>
+      </w:r>
+    </w:p>
+    <w:p>
+      <w:pPr/>
+      <w:r>
+        <w:rPr>
+          <w:lang w:val="zh_TW" w:bidi="zh_TW"/>
+        </w:rPr>
+      </w:r>
+      <w:r>
+        <w:rPr>
+          <w:b/>
+          <w:lang w:val="zh_TW" w:bidi="zh_TW"/>
+        </w:rPr>
         <w:t>「……</w:t>
       </w:r>
       <w:r>
@@ -11500,6 +13045,21 @@
           <w:b/>
           <w:lang w:val="zh_TW" w:bidi="zh_TW"/>
         </w:rPr>
+        <w:t>τὴν διδασκαλίαν τὴν τοῦ Σωτῆρος ἡμῶν, Θεοῦ, κοσμῶσιν</w:t>
+      </w:r>
+    </w:p>
+    <w:p>
+      <w:pPr/>
+      <w:r>
+        <w:rPr>
+          <w:lang w:val="zh_TW" w:bidi="zh_TW"/>
+        </w:rPr>
+      </w:r>
+      <w:r>
+        <w:rPr>
+          <w:b/>
+          <w:lang w:val="zh_TW" w:bidi="zh_TW"/>
+        </w:rPr>
         <w:t>「……</w:t>
       </w:r>
       <w:r>
@@ -11577,6 +13137,21 @@
           <w:b/>
           <w:lang w:val="zh_TW" w:bidi="zh_TW"/>
         </w:rPr>
+        <w:t>ἡμῶν</w:t>
+      </w:r>
+    </w:p>
+    <w:p>
+      <w:pPr/>
+      <w:r>
+        <w:rPr>
+          <w:lang w:val="zh_TW" w:bidi="zh_TW"/>
+        </w:rPr>
+      </w:r>
+      <w:r>
+        <w:rPr>
+          <w:b/>
+          <w:lang w:val="zh_TW" w:bidi="zh_TW"/>
+        </w:rPr>
         <w:t>「我們」</w:t>
       </w:r>
     </w:p>
@@ -11673,6 +13248,21 @@
           <w:b/>
           <w:lang w:val="zh_TW" w:bidi="zh_TW"/>
         </w:rPr>
+        <w:t>γὰρ</w:t>
+      </w:r>
+    </w:p>
+    <w:p>
+      <w:pPr/>
+      <w:r>
+        <w:rPr>
+          <w:lang w:val="zh_TW" w:bidi="zh_TW"/>
+        </w:rPr>
+      </w:r>
+      <w:r>
+        <w:rPr>
+          <w:b/>
+          <w:lang w:val="zh_TW" w:bidi="zh_TW"/>
+        </w:rPr>
         <w:t>「因為……」</w:t>
       </w:r>
     </w:p>
@@ -11769,6 +13359,21 @@
           <w:b/>
           <w:lang w:val="zh_TW" w:bidi="zh_TW"/>
         </w:rPr>
+        <w:t>ἐπεφάνη &amp; ἡ χάρις τοῦ Θεοῦ</w:t>
+      </w:r>
+    </w:p>
+    <w:p>
+      <w:pPr/>
+      <w:r>
+        <w:rPr>
+          <w:lang w:val="zh_TW" w:bidi="zh_TW"/>
+        </w:rPr>
+      </w:r>
+      <w:r>
+        <w:rPr>
+          <w:b/>
+          <w:lang w:val="zh_TW" w:bidi="zh_TW"/>
+        </w:rPr>
         <w:t>「已經顯現出來」</w:t>
       </w:r>
       <w:r>
@@ -11878,6 +13483,21 @@
           <w:b/>
           <w:lang w:val="zh_TW" w:bidi="zh_TW"/>
         </w:rPr>
+        <w:t>ἐπεφάνη γὰρ ἡ χάρις τοῦ Θεοῦ σωτήριος πᾶσιν ἀνθρώποις</w:t>
+      </w:r>
+    </w:p>
+    <w:p>
+      <w:pPr/>
+      <w:r>
+        <w:rPr>
+          <w:lang w:val="zh_TW" w:bidi="zh_TW"/>
+        </w:rPr>
+      </w:r>
+      <w:r>
+        <w:rPr>
+          <w:b/>
+          <w:lang w:val="zh_TW" w:bidi="zh_TW"/>
+        </w:rPr>
         <w:t>「</w:t>
       </w:r>
       <w:r>
@@ -11988,6 +13608,21 @@
           <w:b/>
           <w:lang w:val="zh_TW" w:bidi="zh_TW"/>
         </w:rPr>
+        <w:t>σωτήριος πᾶσιν ἀνθρώποις</w:t>
+      </w:r>
+    </w:p>
+    <w:p>
+      <w:pPr/>
+      <w:r>
+        <w:rPr>
+          <w:lang w:val="zh_TW" w:bidi="zh_TW"/>
+        </w:rPr>
+      </w:r>
+      <w:r>
+        <w:rPr>
+          <w:b/>
+          <w:lang w:val="zh_TW" w:bidi="zh_TW"/>
+        </w:rPr>
         <w:t>「……</w:t>
       </w:r>
       <w:r>
@@ -12111,6 +13746,21 @@
           <w:b/>
           <w:lang w:val="zh_TW" w:bidi="zh_TW"/>
         </w:rPr>
+        <w:t>πᾶσιν ἀνθρώποις</w:t>
+      </w:r>
+    </w:p>
+    <w:p>
+      <w:pPr/>
+      <w:r>
+        <w:rPr>
+          <w:lang w:val="zh_TW" w:bidi="zh_TW"/>
+        </w:rPr>
+      </w:r>
+      <w:r>
+        <w:rPr>
+          <w:b/>
+          <w:lang w:val="zh_TW" w:bidi="zh_TW"/>
+        </w:rPr>
         <w:t>「……</w:t>
       </w:r>
       <w:r>
@@ -12221,6 +13871,21 @@
           <w:b/>
           <w:lang w:val="zh_TW" w:bidi="zh_TW"/>
         </w:rPr>
+        <w:t>παιδεύουσα ἡμᾶς</w:t>
+      </w:r>
+    </w:p>
+    <w:p>
+      <w:pPr/>
+      <w:r>
+        <w:rPr>
+          <w:lang w:val="zh_TW" w:bidi="zh_TW"/>
+        </w:rPr>
+      </w:r>
+      <w:r>
+        <w:rPr>
+          <w:b/>
+          <w:lang w:val="zh_TW" w:bidi="zh_TW"/>
+        </w:rPr>
         <w:t>「</w:t>
       </w:r>
       <w:r>
@@ -12318,6 +13983,21 @@
           <w:b/>
           <w:lang w:val="zh_TW" w:bidi="zh_TW"/>
         </w:rPr>
+        <w:t>ἡμᾶς</w:t>
+      </w:r>
+    </w:p>
+    <w:p>
+      <w:pPr/>
+      <w:r>
+        <w:rPr>
+          <w:lang w:val="zh_TW" w:bidi="zh_TW"/>
+        </w:rPr>
+      </w:r>
+      <w:r>
+        <w:rPr>
+          <w:b/>
+          <w:lang w:val="zh_TW" w:bidi="zh_TW"/>
+        </w:rPr>
         <w:t>「我們」</w:t>
       </w:r>
     </w:p>
@@ -12414,6 +14094,21 @@
           <w:b/>
           <w:lang w:val="zh_TW" w:bidi="zh_TW"/>
         </w:rPr>
+        <w:t>τὴν ἀσέβειαν</w:t>
+      </w:r>
+    </w:p>
+    <w:p>
+      <w:pPr/>
+      <w:r>
+        <w:rPr>
+          <w:lang w:val="zh_TW" w:bidi="zh_TW"/>
+        </w:rPr>
+      </w:r>
+      <w:r>
+        <w:rPr>
+          <w:b/>
+          <w:lang w:val="zh_TW" w:bidi="zh_TW"/>
+        </w:rPr>
         <w:t>「不敬虔」</w:t>
       </w:r>
     </w:p>
@@ -12510,6 +14205,21 @@
           <w:b/>
           <w:lang w:val="zh_TW" w:bidi="zh_TW"/>
         </w:rPr>
+        <w:t>τὰς κοσμικὰς ἐπιθυμίας</w:t>
+      </w:r>
+    </w:p>
+    <w:p>
+      <w:pPr/>
+      <w:r>
+        <w:rPr>
+          <w:lang w:val="zh_TW" w:bidi="zh_TW"/>
+        </w:rPr>
+      </w:r>
+      <w:r>
+        <w:rPr>
+          <w:b/>
+          <w:lang w:val="zh_TW" w:bidi="zh_TW"/>
+        </w:rPr>
         <w:t>「世俗的情慾」</w:t>
       </w:r>
     </w:p>
@@ -12606,6 +14316,21 @@
           <w:b/>
           <w:lang w:val="zh_TW" w:bidi="zh_TW"/>
         </w:rPr>
+        <w:t>ἀσέβειαν &amp; εὐσεβῶς</w:t>
+      </w:r>
+    </w:p>
+    <w:p>
+      <w:pPr/>
+      <w:r>
+        <w:rPr>
+          <w:lang w:val="zh_TW" w:bidi="zh_TW"/>
+        </w:rPr>
+      </w:r>
+      <w:r>
+        <w:rPr>
+          <w:b/>
+          <w:lang w:val="zh_TW" w:bidi="zh_TW"/>
+        </w:rPr>
         <w:t>「不敬虔」</w:t>
       </w:r>
       <w:r>
@@ -12695,6 +14420,21 @@
           <w:b/>
           <w:lang w:val="zh_TW" w:bidi="zh_TW"/>
         </w:rPr>
+        <w:t>ἐν τῷ νῦν αἰῶνι</w:t>
+      </w:r>
+    </w:p>
+    <w:p>
+      <w:pPr/>
+      <w:r>
+        <w:rPr>
+          <w:lang w:val="zh_TW" w:bidi="zh_TW"/>
+        </w:rPr>
+      </w:r>
+      <w:r>
+        <w:rPr>
+          <w:b/>
+          <w:lang w:val="zh_TW" w:bidi="zh_TW"/>
+        </w:rPr>
         <w:t>「</w:t>
       </w:r>
       <w:r>
@@ -12772,6 +14512,21 @@
           <w:b/>
           <w:lang w:val="zh_TW" w:bidi="zh_TW"/>
         </w:rPr>
+        <w:t>προσδεχόμενοι</w:t>
+      </w:r>
+    </w:p>
+    <w:p>
+      <w:pPr/>
+      <w:r>
+        <w:rPr>
+          <w:lang w:val="zh_TW" w:bidi="zh_TW"/>
+        </w:rPr>
+      </w:r>
+      <w:r>
+        <w:rPr>
+          <w:b/>
+          <w:lang w:val="zh_TW" w:bidi="zh_TW"/>
+        </w:rPr>
         <w:t>「</w:t>
       </w:r>
       <w:r>
@@ -12849,6 +14604,21 @@
           <w:b/>
           <w:lang w:val="zh_TW" w:bidi="zh_TW"/>
         </w:rPr>
+        <w:t>τὴν μακαρίαν ἐλπίδα, καὶ ἐπιφάνειαν τῆς δόξης</w:t>
+      </w:r>
+    </w:p>
+    <w:p>
+      <w:pPr/>
+      <w:r>
+        <w:rPr>
+          <w:lang w:val="zh_TW" w:bidi="zh_TW"/>
+        </w:rPr>
+      </w:r>
+      <w:r>
+        <w:rPr>
+          <w:b/>
+          <w:lang w:val="zh_TW" w:bidi="zh_TW"/>
+        </w:rPr>
         <w:t>「……</w:t>
       </w:r>
       <w:r>
@@ -13044,6 +14814,21 @@
           <w:b/>
           <w:lang w:val="zh_TW" w:bidi="zh_TW"/>
         </w:rPr>
+        <w:t>τὴν μακαρίαν ἐλπίδα, καὶ ἐπιφάνειαν τῆς δόξης</w:t>
+      </w:r>
+    </w:p>
+    <w:p>
+      <w:pPr/>
+      <w:r>
+        <w:rPr>
+          <w:lang w:val="zh_TW" w:bidi="zh_TW"/>
+        </w:rPr>
+      </w:r>
+      <w:r>
+        <w:rPr>
+          <w:b/>
+          <w:lang w:val="zh_TW" w:bidi="zh_TW"/>
+        </w:rPr>
         <w:t>「……所盼望的福，並……的榮耀顯現」</w:t>
       </w:r>
     </w:p>
@@ -13153,6 +14938,21 @@
           <w:b/>
           <w:lang w:val="zh_TW" w:bidi="zh_TW"/>
         </w:rPr>
+        <w:t>τὴν μακαρίαν ἐλπίδα, καὶ ἐπιφάνειαν τῆς δόξης τοῦ μεγάλου Θεοῦ καὶ Σωτῆρος ἡμῶν, Ἰησοῦ Χριστοῦ</w:t>
+      </w:r>
+    </w:p>
+    <w:p>
+      <w:pPr/>
+      <w:r>
+        <w:rPr>
+          <w:lang w:val="zh_TW" w:bidi="zh_TW"/>
+        </w:rPr>
+      </w:r>
+      <w:r>
+        <w:rPr>
+          <w:b/>
+          <w:lang w:val="zh_TW" w:bidi="zh_TW"/>
+        </w:rPr>
         <w:t>「……</w:t>
       </w:r>
       <w:r>
@@ -13303,6 +15103,21 @@
           <w:b/>
           <w:lang w:val="zh_TW" w:bidi="zh_TW"/>
         </w:rPr>
+        <w:t>τοῦ μεγάλου Θεοῦ καὶ Σωτῆρος ἡμῶν, Ἰησοῦ Χριστοῦ</w:t>
+      </w:r>
+    </w:p>
+    <w:p>
+      <w:pPr/>
+      <w:r>
+        <w:rPr>
+          <w:lang w:val="zh_TW" w:bidi="zh_TW"/>
+        </w:rPr>
+      </w:r>
+      <w:r>
+        <w:rPr>
+          <w:b/>
+          <w:lang w:val="zh_TW" w:bidi="zh_TW"/>
+        </w:rPr>
         <w:t>「……</w:t>
       </w:r>
       <w:r>
@@ -13433,6 +15248,21 @@
           <w:b/>
           <w:lang w:val="zh_TW" w:bidi="zh_TW"/>
         </w:rPr>
+        <w:t>ὃς ἔδωκεν ἑαυτὸν ὑπὲρ ἡμῶν</w:t>
+      </w:r>
+    </w:p>
+    <w:p>
+      <w:pPr/>
+      <w:r>
+        <w:rPr>
+          <w:lang w:val="zh_TW" w:bidi="zh_TW"/>
+        </w:rPr>
+      </w:r>
+      <w:r>
+        <w:rPr>
+          <w:b/>
+          <w:lang w:val="zh_TW" w:bidi="zh_TW"/>
+        </w:rPr>
         <w:t>「</w:t>
       </w:r>
       <w:r>
@@ -13530,6 +15360,21 @@
           <w:b/>
           <w:lang w:val="zh_TW" w:bidi="zh_TW"/>
         </w:rPr>
+        <w:t>ἡμῶν</w:t>
+      </w:r>
+    </w:p>
+    <w:p>
+      <w:pPr/>
+      <w:r>
+        <w:rPr>
+          <w:lang w:val="zh_TW" w:bidi="zh_TW"/>
+        </w:rPr>
+      </w:r>
+      <w:r>
+        <w:rPr>
+          <w:b/>
+          <w:lang w:val="zh_TW" w:bidi="zh_TW"/>
+        </w:rPr>
         <w:t>「我們」</w:t>
       </w:r>
     </w:p>
@@ -13626,6 +15471,21 @@
           <w:b/>
           <w:lang w:val="zh_TW" w:bidi="zh_TW"/>
         </w:rPr>
+        <w:t>λυτρώσηται ἡμᾶς ἀπὸ πάσης ἀνομίας</w:t>
+      </w:r>
+    </w:p>
+    <w:p>
+      <w:pPr/>
+      <w:r>
+        <w:rPr>
+          <w:lang w:val="zh_TW" w:bidi="zh_TW"/>
+        </w:rPr>
+      </w:r>
+      <w:r>
+        <w:rPr>
+          <w:b/>
+          <w:lang w:val="zh_TW" w:bidi="zh_TW"/>
+        </w:rPr>
         <w:t>「</w:t>
       </w:r>
       <w:r>
@@ -13736,6 +15596,21 @@
           <w:b/>
           <w:lang w:val="zh_TW" w:bidi="zh_TW"/>
         </w:rPr>
+        <w:t>ἡμᾶς</w:t>
+      </w:r>
+    </w:p>
+    <w:p>
+      <w:pPr/>
+      <w:r>
+        <w:rPr>
+          <w:lang w:val="zh_TW" w:bidi="zh_TW"/>
+        </w:rPr>
+      </w:r>
+      <w:r>
+        <w:rPr>
+          <w:b/>
+          <w:lang w:val="zh_TW" w:bidi="zh_TW"/>
+        </w:rPr>
         <w:t>「我們」</w:t>
       </w:r>
     </w:p>
@@ -13832,6 +15707,21 @@
           <w:b/>
           <w:lang w:val="zh_TW" w:bidi="zh_TW"/>
         </w:rPr>
+        <w:t>λαὸν περιούσιον</w:t>
+      </w:r>
+    </w:p>
+    <w:p>
+      <w:pPr/>
+      <w:r>
+        <w:rPr>
+          <w:lang w:val="zh_TW" w:bidi="zh_TW"/>
+        </w:rPr>
+      </w:r>
+      <w:r>
+        <w:rPr>
+          <w:b/>
+          <w:lang w:val="zh_TW" w:bidi="zh_TW"/>
+        </w:rPr>
         <w:t>「</w:t>
       </w:r>
       <w:r>
@@ -13929,6 +15819,21 @@
           <w:b/>
           <w:lang w:val="zh_TW" w:bidi="zh_TW"/>
         </w:rPr>
+        <w:t>ζηλωτὴν καλῶν ἔργων</w:t>
+      </w:r>
+    </w:p>
+    <w:p>
+      <w:pPr/>
+      <w:r>
+        <w:rPr>
+          <w:lang w:val="zh_TW" w:bidi="zh_TW"/>
+        </w:rPr>
+      </w:r>
+      <w:r>
+        <w:rPr>
+          <w:b/>
+          <w:lang w:val="zh_TW" w:bidi="zh_TW"/>
+        </w:rPr>
         <w:t>「</w:t>
       </w:r>
       <w:r>
@@ -14006,6 +15911,21 @@
           <w:b/>
           <w:lang w:val="zh_TW" w:bidi="zh_TW"/>
         </w:rPr>
+        <w:t>ταῦτα</w:t>
+      </w:r>
+    </w:p>
+    <w:p>
+      <w:pPr/>
+      <w:r>
+        <w:rPr>
+          <w:lang w:val="zh_TW" w:bidi="zh_TW"/>
+        </w:rPr>
+      </w:r>
+      <w:r>
+        <w:rPr>
+          <w:b/>
+          <w:lang w:val="zh_TW" w:bidi="zh_TW"/>
+        </w:rPr>
         <w:t>「這些事……」</w:t>
       </w:r>
     </w:p>
@@ -14102,6 +16022,21 @@
           <w:b/>
           <w:lang w:val="zh_TW" w:bidi="zh_TW"/>
         </w:rPr>
+        <w:t>παρακάλει</w:t>
+      </w:r>
+    </w:p>
+    <w:p>
+      <w:pPr/>
+      <w:r>
+        <w:rPr>
+          <w:lang w:val="zh_TW" w:bidi="zh_TW"/>
+        </w:rPr>
+      </w:r>
+      <w:r>
+        <w:rPr>
+          <w:b/>
+          <w:lang w:val="zh_TW" w:bidi="zh_TW"/>
+        </w:rPr>
         <w:t>「</w:t>
       </w:r>
       <w:r>
@@ -14212,6 +16147,21 @@
           <w:b/>
           <w:lang w:val="zh_TW" w:bidi="zh_TW"/>
         </w:rPr>
+        <w:t>ἔλεγχε, μετὰ πάσης ἐπιταγῆς</w:t>
+      </w:r>
+    </w:p>
+    <w:p>
+      <w:pPr/>
+      <w:r>
+        <w:rPr>
+          <w:lang w:val="zh_TW" w:bidi="zh_TW"/>
+        </w:rPr>
+      </w:r>
+      <w:r>
+        <w:rPr>
+          <w:b/>
+          <w:lang w:val="zh_TW" w:bidi="zh_TW"/>
+        </w:rPr>
         <w:t>「</w:t>
       </w:r>
       <w:r>
@@ -14322,6 +16272,21 @@
           <w:b/>
           <w:lang w:val="zh_TW" w:bidi="zh_TW"/>
         </w:rPr>
+        <w:t>μετὰ πάσης ἐπιταγῆς</w:t>
+      </w:r>
+    </w:p>
+    <w:p>
+      <w:pPr/>
+      <w:r>
+        <w:rPr>
+          <w:lang w:val="zh_TW" w:bidi="zh_TW"/>
+        </w:rPr>
+      </w:r>
+      <w:r>
+        <w:rPr>
+          <w:b/>
+          <w:lang w:val="zh_TW" w:bidi="zh_TW"/>
+        </w:rPr>
         <w:t>「</w:t>
       </w:r>
       <w:r>
@@ -14432,6 +16397,21 @@
           <w:b/>
           <w:lang w:val="zh_TW" w:bidi="zh_TW"/>
         </w:rPr>
+        <w:t>μηδείς σου περιφρονείτω</w:t>
+      </w:r>
+    </w:p>
+    <w:p>
+      <w:pPr/>
+      <w:r>
+        <w:rPr>
+          <w:lang w:val="zh_TW" w:bidi="zh_TW"/>
+        </w:rPr>
+      </w:r>
+      <w:r>
+        <w:rPr>
+          <w:b/>
+          <w:lang w:val="zh_TW" w:bidi="zh_TW"/>
+        </w:rPr>
         <w:t>「</w:t>
       </w:r>
       <w:r>
@@ -14509,6 +16489,21 @@
           <w:b/>
           <w:lang w:val="zh_TW" w:bidi="zh_TW"/>
         </w:rPr>
+        <w:t>μηδείς σου περιφρονείτω</w:t>
+      </w:r>
+    </w:p>
+    <w:p>
+      <w:pPr/>
+      <w:r>
+        <w:rPr>
+          <w:lang w:val="zh_TW" w:bidi="zh_TW"/>
+        </w:rPr>
+      </w:r>
+      <w:r>
+        <w:rPr>
+          <w:b/>
+          <w:lang w:val="zh_TW" w:bidi="zh_TW"/>
+        </w:rPr>
         <w:t>「</w:t>
       </w:r>
       <w:r>
@@ -14606,6 +16601,21 @@
           <w:b/>
           <w:lang w:val="zh_TW" w:bidi="zh_TW"/>
         </w:rPr>
+        <w:t>μηδείς σου περιφρονείτω</w:t>
+      </w:r>
+    </w:p>
+    <w:p>
+      <w:pPr/>
+      <w:r>
+        <w:rPr>
+          <w:lang w:val="zh_TW" w:bidi="zh_TW"/>
+        </w:rPr>
+      </w:r>
+      <w:r>
+        <w:rPr>
+          <w:b/>
+          <w:lang w:val="zh_TW" w:bidi="zh_TW"/>
+        </w:rPr>
         <w:t>「</w:t>
       </w:r>
       <w:r>
@@ -14854,6 +16864,21 @@
           <w:b/>
           <w:lang w:val="zh_TW" w:bidi="zh_TW"/>
         </w:rPr>
+        <w:t>ὑπομίμνῃσκε αὐτοὺς &amp; ὑποτάσσεσθαι</w:t>
+      </w:r>
+    </w:p>
+    <w:p>
+      <w:pPr/>
+      <w:r>
+        <w:rPr>
+          <w:lang w:val="zh_TW" w:bidi="zh_TW"/>
+        </w:rPr>
+      </w:r>
+      <w:r>
+        <w:rPr>
+          <w:b/>
+          <w:lang w:val="zh_TW" w:bidi="zh_TW"/>
+        </w:rPr>
         <w:t>「</w:t>
       </w:r>
       <w:r>
@@ -14972,6 +16997,21 @@
           <w:b/>
           <w:lang w:val="zh_TW" w:bidi="zh_TW"/>
         </w:rPr>
+        <w:t>ἀρχαῖς, ἐξουσίαις, ὑποτάσσεσθαι, πειθαρχεῖν</w:t>
+      </w:r>
+    </w:p>
+    <w:p>
+      <w:pPr/>
+      <w:r>
+        <w:rPr>
+          <w:lang w:val="zh_TW" w:bidi="zh_TW"/>
+        </w:rPr>
+      </w:r>
+      <w:r>
+        <w:rPr>
+          <w:b/>
+          <w:lang w:val="zh_TW" w:bidi="zh_TW"/>
+        </w:rPr>
         <w:t>「</w:t>
       </w:r>
       <w:r>
@@ -15089,6 +17129,21 @@
           <w:b/>
           <w:lang w:val="zh_TW" w:bidi="zh_TW"/>
         </w:rPr>
+        <w:t>ἀρχαῖς, ἐξουσίαις</w:t>
+      </w:r>
+    </w:p>
+    <w:p>
+      <w:pPr/>
+      <w:r>
+        <w:rPr>
+          <w:lang w:val="zh_TW" w:bidi="zh_TW"/>
+        </w:rPr>
+      </w:r>
+      <w:r>
+        <w:rPr>
+          <w:b/>
+          <w:lang w:val="zh_TW" w:bidi="zh_TW"/>
+        </w:rPr>
         <w:t>「……</w:t>
       </w:r>
       <w:r>
@@ -15206,6 +17261,21 @@
           <w:b/>
           <w:lang w:val="zh_TW" w:bidi="zh_TW"/>
         </w:rPr>
+        <w:t>πρὸς πᾶν ἔργον ἀγαθὸν ἑτοίμους εἶναι</w:t>
+      </w:r>
+    </w:p>
+    <w:p>
+      <w:pPr/>
+      <w:r>
+        <w:rPr>
+          <w:lang w:val="zh_TW" w:bidi="zh_TW"/>
+        </w:rPr>
+      </w:r>
+      <w:r>
+        <w:rPr>
+          <w:b/>
+          <w:lang w:val="zh_TW" w:bidi="zh_TW"/>
+        </w:rPr>
         <w:t>「</w:t>
       </w:r>
       <w:r>
@@ -15283,6 +17353,21 @@
           <w:b/>
           <w:lang w:val="zh_TW" w:bidi="zh_TW"/>
         </w:rPr>
+        <w:t>βλασφημεῖν</w:t>
+      </w:r>
+    </w:p>
+    <w:p>
+      <w:pPr/>
+      <w:r>
+        <w:rPr>
+          <w:lang w:val="zh_TW" w:bidi="zh_TW"/>
+        </w:rPr>
+      </w:r>
+      <w:r>
+        <w:rPr>
+          <w:b/>
+          <w:lang w:val="zh_TW" w:bidi="zh_TW"/>
+        </w:rPr>
         <w:t>「</w:t>
       </w:r>
       <w:r>
@@ -15360,6 +17445,21 @@
           <w:b/>
           <w:lang w:val="zh_TW" w:bidi="zh_TW"/>
         </w:rPr>
+        <w:t>ἀμάχους εἶναι</w:t>
+      </w:r>
+    </w:p>
+    <w:p>
+      <w:pPr/>
+      <w:r>
+        <w:rPr>
+          <w:lang w:val="zh_TW" w:bidi="zh_TW"/>
+        </w:rPr>
+      </w:r>
+      <w:r>
+        <w:rPr>
+          <w:b/>
+          <w:lang w:val="zh_TW" w:bidi="zh_TW"/>
+        </w:rPr>
         <w:t>「不要好爭鬥（和合本譯：和平）」</w:t>
       </w:r>
     </w:p>
@@ -15469,6 +17569,21 @@
           <w:b/>
           <w:lang w:val="zh_TW" w:bidi="zh_TW"/>
         </w:rPr>
+        <w:t>πᾶσαν ἐνδεικνυμένους πραΰτητα</w:t>
+      </w:r>
+    </w:p>
+    <w:p>
+      <w:pPr/>
+      <w:r>
+        <w:rPr>
+          <w:lang w:val="zh_TW" w:bidi="zh_TW"/>
+        </w:rPr>
+      </w:r>
+      <w:r>
+        <w:rPr>
+          <w:b/>
+          <w:lang w:val="zh_TW" w:bidi="zh_TW"/>
+        </w:rPr>
         <w:t>「</w:t>
       </w:r>
       <w:r>
@@ -15593,6 +17708,21 @@
           <w:b/>
           <w:lang w:val="zh_TW" w:bidi="zh_TW"/>
         </w:rPr>
+        <w:t>πρὸς πάντας ἀνθρώπους</w:t>
+      </w:r>
+    </w:p>
+    <w:p>
+      <w:pPr/>
+      <w:r>
+        <w:rPr>
+          <w:lang w:val="zh_TW" w:bidi="zh_TW"/>
+        </w:rPr>
+      </w:r>
+      <w:r>
+        <w:rPr>
+          <w:b/>
+          <w:lang w:val="zh_TW" w:bidi="zh_TW"/>
+        </w:rPr>
         <w:t>「</w:t>
       </w:r>
       <w:r>
@@ -15703,6 +17833,21 @@
           <w:b/>
           <w:lang w:val="zh_TW" w:bidi="zh_TW"/>
         </w:rPr>
+        <w:t>ἦμεν γάρ ποτε καὶ ἡμεῖς</w:t>
+      </w:r>
+    </w:p>
+    <w:p>
+      <w:pPr/>
+      <w:r>
+        <w:rPr>
+          <w:lang w:val="zh_TW" w:bidi="zh_TW"/>
+        </w:rPr>
+      </w:r>
+      <w:r>
+        <w:rPr>
+          <w:b/>
+          <w:lang w:val="zh_TW" w:bidi="zh_TW"/>
+        </w:rPr>
         <w:t>「</w:t>
       </w:r>
       <w:r>
@@ -15827,6 +17972,21 @@
           <w:b/>
           <w:lang w:val="zh_TW" w:bidi="zh_TW"/>
         </w:rPr>
+        <w:t>ποτε</w:t>
+      </w:r>
+    </w:p>
+    <w:p>
+      <w:pPr/>
+      <w:r>
+        <w:rPr>
+          <w:lang w:val="zh_TW" w:bidi="zh_TW"/>
+        </w:rPr>
+      </w:r>
+      <w:r>
+        <w:rPr>
+          <w:b/>
+          <w:lang w:val="zh_TW" w:bidi="zh_TW"/>
+        </w:rPr>
         <w:t>「……</w:t>
       </w:r>
       <w:r>
@@ -15904,6 +18064,21 @@
           <w:b/>
           <w:lang w:val="zh_TW" w:bidi="zh_TW"/>
         </w:rPr>
+        <w:t>ἡμεῖς</w:t>
+      </w:r>
+    </w:p>
+    <w:p>
+      <w:pPr/>
+      <w:r>
+        <w:rPr>
+          <w:lang w:val="zh_TW" w:bidi="zh_TW"/>
+        </w:rPr>
+      </w:r>
+      <w:r>
+        <w:rPr>
+          <w:b/>
+          <w:lang w:val="zh_TW" w:bidi="zh_TW"/>
+        </w:rPr>
         <w:t>「我們……」</w:t>
       </w:r>
     </w:p>
@@ -16000,6 +18175,21 @@
           <w:b/>
           <w:lang w:val="zh_TW" w:bidi="zh_TW"/>
         </w:rPr>
+        <w:t>ἦμεν &amp; ἀνόητοι</w:t>
+      </w:r>
+    </w:p>
+    <w:p>
+      <w:pPr/>
+      <w:r>
+        <w:rPr>
+          <w:lang w:val="zh_TW" w:bidi="zh_TW"/>
+        </w:rPr>
+      </w:r>
+      <w:r>
+        <w:rPr>
+          <w:b/>
+          <w:lang w:val="zh_TW" w:bidi="zh_TW"/>
+        </w:rPr>
         <w:t>「是」</w:t>
       </w:r>
       <w:r>
@@ -16090,6 +18280,21 @@
           <w:b/>
           <w:lang w:val="zh_TW" w:bidi="zh_TW"/>
         </w:rPr>
+        <w:t>πλανώμενοι, δουλεύοντες ἐπιθυμίαις καὶ ἡδοναῖς ποικίλαις</w:t>
+      </w:r>
+    </w:p>
+    <w:p>
+      <w:pPr/>
+      <w:r>
+        <w:rPr>
+          <w:lang w:val="zh_TW" w:bidi="zh_TW"/>
+        </w:rPr>
+      </w:r>
+      <w:r>
+        <w:rPr>
+          <w:b/>
+          <w:lang w:val="zh_TW" w:bidi="zh_TW"/>
+        </w:rPr>
         <w:t>「……</w:t>
       </w:r>
       <w:r>
@@ -16213,6 +18418,21 @@
           <w:b/>
           <w:lang w:val="zh_TW" w:bidi="zh_TW"/>
         </w:rPr>
+        <w:t>πλανώμενοι, δουλεύοντες ἐπιθυμίαις καὶ ἡδοναῖς ποικίλαις</w:t>
+      </w:r>
+    </w:p>
+    <w:p>
+      <w:pPr/>
+      <w:r>
+        <w:rPr>
+          <w:lang w:val="zh_TW" w:bidi="zh_TW"/>
+        </w:rPr>
+      </w:r>
+      <w:r>
+        <w:rPr>
+          <w:b/>
+          <w:lang w:val="zh_TW" w:bidi="zh_TW"/>
+        </w:rPr>
         <w:t>「……受迷惑、服事各樣私慾，和宴樂」</w:t>
       </w:r>
     </w:p>
@@ -16296,6 +18516,21 @@
           <w:b/>
           <w:lang w:val="zh_TW" w:bidi="zh_TW"/>
         </w:rPr>
+        <w:t>ἐπιθυμίαις καὶ ἡδοναῖς ποικίλαις</w:t>
+      </w:r>
+    </w:p>
+    <w:p>
+      <w:pPr/>
+      <w:r>
+        <w:rPr>
+          <w:lang w:val="zh_TW" w:bidi="zh_TW"/>
+        </w:rPr>
+      </w:r>
+      <w:r>
+        <w:rPr>
+          <w:b/>
+          <w:lang w:val="zh_TW" w:bidi="zh_TW"/>
+        </w:rPr>
         <w:t>「……</w:t>
       </w:r>
       <w:r>
@@ -16419,6 +18654,21 @@
           <w:b/>
           <w:lang w:val="zh_TW" w:bidi="zh_TW"/>
         </w:rPr>
+        <w:t>ἐν κακίᾳ καὶ φθόνῳ διάγοντες</w:t>
+      </w:r>
+    </w:p>
+    <w:p>
+      <w:pPr/>
+      <w:r>
+        <w:rPr>
+          <w:lang w:val="zh_TW" w:bidi="zh_TW"/>
+        </w:rPr>
+      </w:r>
+      <w:r>
+        <w:rPr>
+          <w:b/>
+          <w:lang w:val="zh_TW" w:bidi="zh_TW"/>
+        </w:rPr>
         <w:t>「</w:t>
       </w:r>
       <w:r>
@@ -16594,6 +18844,21 @@
           <w:b/>
           <w:lang w:val="zh_TW" w:bidi="zh_TW"/>
         </w:rPr>
+        <w:t>στυγητοί</w:t>
+      </w:r>
+    </w:p>
+    <w:p>
+      <w:pPr/>
+      <w:r>
+        <w:rPr>
+          <w:lang w:val="zh_TW" w:bidi="zh_TW"/>
+        </w:rPr>
+      </w:r>
+      <w:r>
+        <w:rPr>
+          <w:b/>
+          <w:lang w:val="zh_TW" w:bidi="zh_TW"/>
+        </w:rPr>
         <w:t>「</w:t>
       </w:r>
       <w:r>
@@ -16671,6 +18936,21 @@
           <w:b/>
           <w:lang w:val="zh_TW" w:bidi="zh_TW"/>
         </w:rPr>
+        <w:t>δὲ</w:t>
+      </w:r>
+    </w:p>
+    <w:p>
+      <w:pPr/>
+      <w:r>
+        <w:rPr>
+          <w:lang w:val="zh_TW" w:bidi="zh_TW"/>
+        </w:rPr>
+      </w:r>
+      <w:r>
+        <w:rPr>
+          <w:b/>
+          <w:lang w:val="zh_TW" w:bidi="zh_TW"/>
+        </w:rPr>
         <w:t>「但……」</w:t>
       </w:r>
     </w:p>
@@ -16767,6 +19047,21 @@
           <w:b/>
           <w:lang w:val="zh_TW" w:bidi="zh_TW"/>
         </w:rPr>
+        <w:t>ὅτε &amp; ἡ χρηστότης καὶ ἡ φιλανθρωπία ἐπεφάνη τοῦ Σωτῆρος ἡμῶν, Θεοῦ</w:t>
+      </w:r>
+    </w:p>
+    <w:p>
+      <w:pPr/>
+      <w:r>
+        <w:rPr>
+          <w:lang w:val="zh_TW" w:bidi="zh_TW"/>
+        </w:rPr>
+      </w:r>
+      <w:r>
+        <w:rPr>
+          <w:b/>
+          <w:lang w:val="zh_TW" w:bidi="zh_TW"/>
+        </w:rPr>
         <w:t>「到了」</w:t>
       </w:r>
       <w:r>
@@ -16903,6 +19198,21 @@
           <w:b/>
           <w:lang w:val="zh_TW" w:bidi="zh_TW"/>
         </w:rPr>
+        <w:t>ὅτε &amp; ἡ χρηστότης καὶ ἡ φιλανθρωπία ἐπεφάνη τοῦ Σωτῆρος ἡμῶν, Θεοῦ</w:t>
+      </w:r>
+    </w:p>
+    <w:p>
+      <w:pPr/>
+      <w:r>
+        <w:rPr>
+          <w:lang w:val="zh_TW" w:bidi="zh_TW"/>
+        </w:rPr>
+      </w:r>
+      <w:r>
+        <w:rPr>
+          <w:b/>
+          <w:lang w:val="zh_TW" w:bidi="zh_TW"/>
+        </w:rPr>
         <w:t>「到了」</w:t>
       </w:r>
       <w:r>
@@ -17039,6 +19349,21 @@
           <w:b/>
           <w:lang w:val="zh_TW" w:bidi="zh_TW"/>
         </w:rPr>
+        <w:t>ἡμῶν</w:t>
+      </w:r>
+    </w:p>
+    <w:p>
+      <w:pPr/>
+      <w:r>
+        <w:rPr>
+          <w:lang w:val="zh_TW" w:bidi="zh_TW"/>
+        </w:rPr>
+      </w:r>
+      <w:r>
+        <w:rPr>
+          <w:b/>
+          <w:lang w:val="zh_TW" w:bidi="zh_TW"/>
+        </w:rPr>
         <w:t>「我們」</w:t>
       </w:r>
     </w:p>
@@ -17135,6 +19460,21 @@
           <w:b/>
           <w:lang w:val="zh_TW" w:bidi="zh_TW"/>
         </w:rPr>
+        <w:t>ἔργων τῶν ἐν δικαιοσύνῃ</w:t>
+      </w:r>
+    </w:p>
+    <w:p>
+      <w:pPr/>
+      <w:r>
+        <w:rPr>
+          <w:lang w:val="zh_TW" w:bidi="zh_TW"/>
+        </w:rPr>
+      </w:r>
+      <w:r>
+        <w:rPr>
+          <w:b/>
+          <w:lang w:val="zh_TW" w:bidi="zh_TW"/>
+        </w:rPr>
         <w:t>「義」</w:t>
       </w:r>
     </w:p>
@@ -17231,6 +19571,21 @@
           <w:b/>
           <w:lang w:val="zh_TW" w:bidi="zh_TW"/>
         </w:rPr>
+        <w:t>κατὰ τὸ αὐτοῦ ἔλεος</w:t>
+      </w:r>
+    </w:p>
+    <w:p>
+      <w:pPr/>
+      <w:r>
+        <w:rPr>
+          <w:lang w:val="zh_TW" w:bidi="zh_TW"/>
+        </w:rPr>
+      </w:r>
+      <w:r>
+        <w:rPr>
+          <w:b/>
+          <w:lang w:val="zh_TW" w:bidi="zh_TW"/>
+        </w:rPr>
         <w:t>「……</w:t>
       </w:r>
       <w:r>
@@ -17341,6 +19696,21 @@
           <w:b/>
           <w:lang w:val="zh_TW" w:bidi="zh_TW"/>
         </w:rPr>
+        <w:t>λουτροῦ παλινγενεσίας</w:t>
+      </w:r>
+    </w:p>
+    <w:p>
+      <w:pPr/>
+      <w:r>
+        <w:rPr>
+          <w:lang w:val="zh_TW" w:bidi="zh_TW"/>
+        </w:rPr>
+      </w:r>
+      <w:r>
+        <w:rPr>
+          <w:b/>
+          <w:lang w:val="zh_TW" w:bidi="zh_TW"/>
+        </w:rPr>
         <w:t>「……洗……」</w:t>
       </w:r>
     </w:p>
@@ -17450,6 +19820,21 @@
           <w:b/>
           <w:lang w:val="zh_TW" w:bidi="zh_TW"/>
         </w:rPr>
+        <w:t>οὗ ἐξέχεεν ἐφ’ ἡμᾶς πλουσίως,</w:t>
+      </w:r>
+    </w:p>
+    <w:p>
+      <w:pPr/>
+      <w:r>
+        <w:rPr>
+          <w:lang w:val="zh_TW" w:bidi="zh_TW"/>
+        </w:rPr>
+      </w:r>
+      <w:r>
+        <w:rPr>
+          <w:b/>
+          <w:lang w:val="zh_TW" w:bidi="zh_TW"/>
+        </w:rPr>
         <w:t>「</w:t>
       </w:r>
       <w:r>
@@ -17561,6 +19946,21 @@
           <w:b/>
           <w:lang w:val="zh_TW" w:bidi="zh_TW"/>
         </w:rPr>
+        <w:t>ἡμᾶς</w:t>
+      </w:r>
+    </w:p>
+    <w:p>
+      <w:pPr/>
+      <w:r>
+        <w:rPr>
+          <w:lang w:val="zh_TW" w:bidi="zh_TW"/>
+        </w:rPr>
+      </w:r>
+      <w:r>
+        <w:rPr>
+          <w:b/>
+          <w:lang w:val="zh_TW" w:bidi="zh_TW"/>
+        </w:rPr>
         <w:t>「我們」</w:t>
       </w:r>
     </w:p>
@@ -17657,6 +20057,21 @@
           <w:b/>
           <w:lang w:val="zh_TW" w:bidi="zh_TW"/>
         </w:rPr>
+        <w:t>διὰ Ἰησοῦ Χριστοῦ, τοῦ Σωτῆρος ἡμῶν</w:t>
+      </w:r>
+    </w:p>
+    <w:p>
+      <w:pPr/>
+      <w:r>
+        <w:rPr>
+          <w:lang w:val="zh_TW" w:bidi="zh_TW"/>
+        </w:rPr>
+      </w:r>
+      <w:r>
+        <w:rPr>
+          <w:b/>
+          <w:lang w:val="zh_TW" w:bidi="zh_TW"/>
+        </w:rPr>
         <w:t>「……</w:t>
       </w:r>
       <w:r>
@@ -17734,6 +20149,21 @@
           <w:b/>
           <w:lang w:val="zh_TW" w:bidi="zh_TW"/>
         </w:rPr>
+        <w:t>ἡμῶν</w:t>
+      </w:r>
+    </w:p>
+    <w:p>
+      <w:pPr/>
+      <w:r>
+        <w:rPr>
+          <w:lang w:val="zh_TW" w:bidi="zh_TW"/>
+        </w:rPr>
+      </w:r>
+      <w:r>
+        <w:rPr>
+          <w:b/>
+          <w:lang w:val="zh_TW" w:bidi="zh_TW"/>
+        </w:rPr>
         <w:t>「我們」</w:t>
       </w:r>
     </w:p>
@@ -17830,6 +20260,21 @@
           <w:b/>
           <w:lang w:val="zh_TW" w:bidi="zh_TW"/>
         </w:rPr>
+        <w:t>ἵνα</w:t>
+      </w:r>
+    </w:p>
+    <w:p>
+      <w:pPr/>
+      <w:r>
+        <w:rPr>
+          <w:lang w:val="zh_TW" w:bidi="zh_TW"/>
+        </w:rPr>
+      </w:r>
+      <w:r>
+        <w:rPr>
+          <w:b/>
+          <w:lang w:val="zh_TW" w:bidi="zh_TW"/>
+        </w:rPr>
         <w:t>「好叫……」</w:t>
       </w:r>
     </w:p>
@@ -17952,6 +20397,21 @@
           <w:b/>
           <w:lang w:val="zh_TW" w:bidi="zh_TW"/>
         </w:rPr>
+        <w:t>δικαιωθέντες</w:t>
+      </w:r>
+    </w:p>
+    <w:p>
+      <w:pPr/>
+      <w:r>
+        <w:rPr>
+          <w:lang w:val="zh_TW" w:bidi="zh_TW"/>
+        </w:rPr>
+      </w:r>
+      <w:r>
+        <w:rPr>
+          <w:b/>
+          <w:lang w:val="zh_TW" w:bidi="zh_TW"/>
+        </w:rPr>
         <w:t>「……</w:t>
       </w:r>
       <w:r>
@@ -18063,6 +20523,21 @@
           <w:b/>
           <w:lang w:val="zh_TW" w:bidi="zh_TW"/>
         </w:rPr>
+        <w:t>τῇ ἐκείνου χάριτι</w:t>
+      </w:r>
+    </w:p>
+    <w:p>
+      <w:pPr/>
+      <w:r>
+        <w:rPr>
+          <w:lang w:val="zh_TW" w:bidi="zh_TW"/>
+        </w:rPr>
+      </w:r>
+      <w:r>
+        <w:rPr>
+          <w:b/>
+          <w:lang w:val="zh_TW" w:bidi="zh_TW"/>
+        </w:rPr>
         <w:t>「……</w:t>
       </w:r>
       <w:r>
@@ -18173,6 +20648,21 @@
           <w:b/>
           <w:lang w:val="zh_TW" w:bidi="zh_TW"/>
         </w:rPr>
+        <w:t>ἐκείνου</w:t>
+      </w:r>
+    </w:p>
+    <w:p>
+      <w:pPr/>
+      <w:r>
+        <w:rPr>
+          <w:lang w:val="zh_TW" w:bidi="zh_TW"/>
+        </w:rPr>
+      </w:r>
+      <w:r>
+        <w:rPr>
+          <w:b/>
+          <w:lang w:val="zh_TW" w:bidi="zh_TW"/>
+        </w:rPr>
         <w:t>「……</w:t>
       </w:r>
       <w:r>
@@ -18295,6 +20785,21 @@
           <w:b/>
           <w:lang w:val="zh_TW" w:bidi="zh_TW"/>
         </w:rPr>
+        <w:t>κληρονόμοι γενηθῶμεν, κατ’ ἐλπίδα ζωῆς αἰωνίου</w:t>
+      </w:r>
+    </w:p>
+    <w:p>
+      <w:pPr/>
+      <w:r>
+        <w:rPr>
+          <w:lang w:val="zh_TW" w:bidi="zh_TW"/>
+        </w:rPr>
+      </w:r>
+      <w:r>
+        <w:rPr>
+          <w:b/>
+          <w:lang w:val="zh_TW" w:bidi="zh_TW"/>
+        </w:rPr>
         <w:t>「</w:t>
       </w:r>
       <w:r>
@@ -18392,6 +20897,21 @@
           <w:b/>
           <w:lang w:val="zh_TW" w:bidi="zh_TW"/>
         </w:rPr>
+        <w:t>ὁ λόγος</w:t>
+      </w:r>
+    </w:p>
+    <w:p>
+      <w:pPr/>
+      <w:r>
+        <w:rPr>
+          <w:lang w:val="zh_TW" w:bidi="zh_TW"/>
+        </w:rPr>
+      </w:r>
+      <w:r>
+        <w:rPr>
+          <w:b/>
+          <w:lang w:val="zh_TW" w:bidi="zh_TW"/>
+        </w:rPr>
         <w:t>「這話……」</w:t>
       </w:r>
     </w:p>
@@ -18482,6 +21002,21 @@
           <w:b/>
           <w:lang w:val="zh_TW" w:bidi="zh_TW"/>
         </w:rPr>
+        <w:t>τούτων</w:t>
+      </w:r>
+    </w:p>
+    <w:p>
+      <w:pPr/>
+      <w:r>
+        <w:rPr>
+          <w:lang w:val="zh_TW" w:bidi="zh_TW"/>
+        </w:rPr>
+      </w:r>
+      <w:r>
+        <w:rPr>
+          <w:b/>
+          <w:lang w:val="zh_TW" w:bidi="zh_TW"/>
+        </w:rPr>
         <w:t>「……這些事……」</w:t>
       </w:r>
     </w:p>
@@ -18578,6 +21113,21 @@
           <w:b/>
           <w:lang w:val="zh_TW" w:bidi="zh_TW"/>
         </w:rPr>
+        <w:t>φροντίζωσιν καλῶν ἔργων, προΐστασθαι</w:t>
+      </w:r>
+    </w:p>
+    <w:p>
+      <w:pPr/>
+      <w:r>
+        <w:rPr>
+          <w:lang w:val="zh_TW" w:bidi="zh_TW"/>
+        </w:rPr>
+      </w:r>
+      <w:r>
+        <w:rPr>
+          <w:b/>
+          <w:lang w:val="zh_TW" w:bidi="zh_TW"/>
+        </w:rPr>
         <w:t>「……</w:t>
       </w:r>
       <w:r>
@@ -18655,6 +21205,21 @@
           <w:b/>
           <w:lang w:val="zh_TW" w:bidi="zh_TW"/>
         </w:rPr>
+        <w:t>τοῖς ἀνθρώποις</w:t>
+      </w:r>
+    </w:p>
+    <w:p>
+      <w:pPr/>
+      <w:r>
+        <w:rPr>
+          <w:lang w:val="zh_TW" w:bidi="zh_TW"/>
+        </w:rPr>
+      </w:r>
+      <w:r>
+        <w:rPr>
+          <w:b/>
+          <w:lang w:val="zh_TW" w:bidi="zh_TW"/>
+        </w:rPr>
         <w:t>「……</w:t>
       </w:r>
       <w:r>
@@ -18779,6 +21344,21 @@
           <w:b/>
           <w:lang w:val="zh_TW" w:bidi="zh_TW"/>
         </w:rPr>
+        <w:t>δὲ &amp; περιΐστασο</w:t>
+      </w:r>
+    </w:p>
+    <w:p>
+      <w:pPr/>
+      <w:r>
+        <w:rPr>
+          <w:lang w:val="zh_TW" w:bidi="zh_TW"/>
+        </w:rPr>
+      </w:r>
+      <w:r>
+        <w:rPr>
+          <w:b/>
+          <w:lang w:val="zh_TW" w:bidi="zh_TW"/>
+        </w:rPr>
         <w:t>「要」</w:t>
       </w:r>
       <w:r>
@@ -18902,6 +21482,21 @@
           <w:b/>
           <w:lang w:val="zh_TW" w:bidi="zh_TW"/>
         </w:rPr>
+        <w:t>μωρὰς &amp; ζητήσεις</w:t>
+      </w:r>
+    </w:p>
+    <w:p>
+      <w:pPr/>
+      <w:r>
+        <w:rPr>
+          <w:lang w:val="zh_TW" w:bidi="zh_TW"/>
+        </w:rPr>
+      </w:r>
+      <w:r>
+        <w:rPr>
+          <w:b/>
+          <w:lang w:val="zh_TW" w:bidi="zh_TW"/>
+        </w:rPr>
         <w:t>「</w:t>
       </w:r>
       <w:r>
@@ -19006,6 +21601,21 @@
           <w:b/>
           <w:lang w:val="zh_TW" w:bidi="zh_TW"/>
         </w:rPr>
+        <w:t>γενεαλογίας</w:t>
+      </w:r>
+    </w:p>
+    <w:p>
+      <w:pPr/>
+      <w:r>
+        <w:rPr>
+          <w:lang w:val="zh_TW" w:bidi="zh_TW"/>
+        </w:rPr>
+      </w:r>
+      <w:r>
+        <w:rPr>
+          <w:b/>
+          <w:lang w:val="zh_TW" w:bidi="zh_TW"/>
+        </w:rPr>
         <w:t>「家譜」</w:t>
       </w:r>
     </w:p>
@@ -19096,6 +21706,21 @@
           <w:b/>
           <w:lang w:val="zh_TW" w:bidi="zh_TW"/>
         </w:rPr>
+        <w:t>ἔρεις</w:t>
+      </w:r>
+    </w:p>
+    <w:p>
+      <w:pPr/>
+      <w:r>
+        <w:rPr>
+          <w:lang w:val="zh_TW" w:bidi="zh_TW"/>
+        </w:rPr>
+      </w:r>
+      <w:r>
+        <w:rPr>
+          <w:b/>
+          <w:lang w:val="zh_TW" w:bidi="zh_TW"/>
+        </w:rPr>
         <w:t>「</w:t>
       </w:r>
       <w:r>
@@ -19206,6 +21831,21 @@
           <w:b/>
           <w:lang w:val="zh_TW" w:bidi="zh_TW"/>
         </w:rPr>
+        <w:t>νομικὰς</w:t>
+      </w:r>
+    </w:p>
+    <w:p>
+      <w:pPr/>
+      <w:r>
+        <w:rPr>
+          <w:lang w:val="zh_TW" w:bidi="zh_TW"/>
+        </w:rPr>
+      </w:r>
+      <w:r>
+        <w:rPr>
+          <w:b/>
+          <w:lang w:val="zh_TW" w:bidi="zh_TW"/>
+        </w:rPr>
         <w:t>「……</w:t>
       </w:r>
       <w:r>
@@ -19303,6 +21943,21 @@
           <w:b/>
           <w:lang w:val="zh_TW" w:bidi="zh_TW"/>
         </w:rPr>
+        <w:t>αἱρετικὸν ἄνθρωπον &amp; παραιτοῦ</w:t>
+      </w:r>
+    </w:p>
+    <w:p>
+      <w:pPr/>
+      <w:r>
+        <w:rPr>
+          <w:lang w:val="zh_TW" w:bidi="zh_TW"/>
+        </w:rPr>
+      </w:r>
+      <w:r>
+        <w:rPr>
+          <w:b/>
+          <w:lang w:val="zh_TW" w:bidi="zh_TW"/>
+        </w:rPr>
         <w:t>「</w:t>
       </w:r>
       <w:r>
@@ -19427,6 +22082,21 @@
           <w:b/>
           <w:lang w:val="zh_TW" w:bidi="zh_TW"/>
         </w:rPr>
+        <w:t>μετὰ μίαν καὶ δευτέραν νουθεσίαν</w:t>
+      </w:r>
+    </w:p>
+    <w:p>
+      <w:pPr/>
+      <w:r>
+        <w:rPr>
+          <w:lang w:val="zh_TW" w:bidi="zh_TW"/>
+        </w:rPr>
+      </w:r>
+      <w:r>
+        <w:rPr>
+          <w:b/>
+          <w:lang w:val="zh_TW" w:bidi="zh_TW"/>
+        </w:rPr>
         <w:t>「</w:t>
       </w:r>
       <w:r>
@@ -19524,6 +22194,21 @@
           <w:b/>
           <w:lang w:val="zh_TW" w:bidi="zh_TW"/>
         </w:rPr>
+        <w:t>ὁ τοιοῦτος</w:t>
+      </w:r>
+    </w:p>
+    <w:p>
+      <w:pPr/>
+      <w:r>
+        <w:rPr>
+          <w:lang w:val="zh_TW" w:bidi="zh_TW"/>
+        </w:rPr>
+      </w:r>
+      <w:r>
+        <w:rPr>
+          <w:b/>
+          <w:lang w:val="zh_TW" w:bidi="zh_TW"/>
+        </w:rPr>
         <w:t>「</w:t>
       </w:r>
       <w:r>
@@ -19601,6 +22286,21 @@
           <w:b/>
           <w:lang w:val="zh_TW" w:bidi="zh_TW"/>
         </w:rPr>
+        <w:t>ἐξέστραπται</w:t>
+      </w:r>
+    </w:p>
+    <w:p>
+      <w:pPr/>
+      <w:r>
+        <w:rPr>
+          <w:lang w:val="zh_TW" w:bidi="zh_TW"/>
+        </w:rPr>
+      </w:r>
+      <w:r>
+        <w:rPr>
+          <w:b/>
+          <w:lang w:val="zh_TW" w:bidi="zh_TW"/>
+        </w:rPr>
         <w:t>「……</w:t>
       </w:r>
       <w:r>
@@ -19711,6 +22411,21 @@
           <w:b/>
           <w:lang w:val="zh_TW" w:bidi="zh_TW"/>
         </w:rPr>
+        <w:t>ὢν αὐτοκατάκριτος</w:t>
+      </w:r>
+    </w:p>
+    <w:p>
+      <w:pPr/>
+      <w:r>
+        <w:rPr>
+          <w:lang w:val="zh_TW" w:bidi="zh_TW"/>
+        </w:rPr>
+      </w:r>
+      <w:r>
+        <w:rPr>
+          <w:b/>
+          <w:lang w:val="zh_TW" w:bidi="zh_TW"/>
+        </w:rPr>
         <w:t>「</w:t>
       </w:r>
       <w:r>
@@ -19788,6 +22503,21 @@
           <w:b/>
           <w:lang w:val="zh_TW" w:bidi="zh_TW"/>
         </w:rPr>
+        <w:t>ὅταν πέμψω Ἀρτεμᾶν πρὸς σὲ ἢ Τυχικόν</w:t>
+      </w:r>
+    </w:p>
+    <w:p>
+      <w:pPr/>
+      <w:r>
+        <w:rPr>
+          <w:lang w:val="zh_TW" w:bidi="zh_TW"/>
+        </w:rPr>
+      </w:r>
+      <w:r>
+        <w:rPr>
+          <w:b/>
+          <w:lang w:val="zh_TW" w:bidi="zh_TW"/>
+        </w:rPr>
         <w:t>「</w:t>
       </w:r>
       <w:r>
@@ -19885,6 +22615,21 @@
           <w:b/>
           <w:lang w:val="zh_TW" w:bidi="zh_TW"/>
         </w:rPr>
+        <w:t>Ἀρτεμᾶν &amp; Τυχικόν</w:t>
+      </w:r>
+    </w:p>
+    <w:p>
+      <w:pPr/>
+      <w:r>
+        <w:rPr>
+          <w:lang w:val="zh_TW" w:bidi="zh_TW"/>
+        </w:rPr>
+      </w:r>
+      <w:r>
+        <w:rPr>
+          <w:b/>
+          <w:lang w:val="zh_TW" w:bidi="zh_TW"/>
+        </w:rPr>
         <w:t>「亞提馬」</w:t>
       </w:r>
       <w:r>
@@ -20001,6 +22746,21 @@
           <w:b/>
           <w:lang w:val="zh_TW" w:bidi="zh_TW"/>
         </w:rPr>
+        <w:t>σπούδασον ἐλθεῖν</w:t>
+      </w:r>
+    </w:p>
+    <w:p>
+      <w:pPr/>
+      <w:r>
+        <w:rPr>
+          <w:lang w:val="zh_TW" w:bidi="zh_TW"/>
+        </w:rPr>
+      </w:r>
+      <w:r>
+        <w:rPr>
+          <w:b/>
+          <w:lang w:val="zh_TW" w:bidi="zh_TW"/>
+        </w:rPr>
         <w:t>「</w:t>
       </w:r>
       <w:r>
@@ -20092,6 +22852,21 @@
           <w:b/>
           <w:lang w:val="zh_TW" w:bidi="zh_TW"/>
         </w:rPr>
+        <w:t>σπούδασον</w:t>
+      </w:r>
+    </w:p>
+    <w:p>
+      <w:pPr/>
+      <w:r>
+        <w:rPr>
+          <w:lang w:val="zh_TW" w:bidi="zh_TW"/>
+        </w:rPr>
+      </w:r>
+      <w:r>
+        <w:rPr>
+          <w:b/>
+          <w:lang w:val="zh_TW" w:bidi="zh_TW"/>
+        </w:rPr>
         <w:t>「……趕緊……」</w:t>
       </w:r>
     </w:p>
@@ -20188,6 +22963,21 @@
           <w:b/>
           <w:lang w:val="zh_TW" w:bidi="zh_TW"/>
         </w:rPr>
+        <w:t>σπουδαίως πρόπεμψον</w:t>
+      </w:r>
+    </w:p>
+    <w:p>
+      <w:pPr/>
+      <w:r>
+        <w:rPr>
+          <w:lang w:val="zh_TW" w:bidi="zh_TW"/>
+        </w:rPr>
+      </w:r>
+      <w:r>
+        <w:rPr>
+          <w:b/>
+          <w:lang w:val="zh_TW" w:bidi="zh_TW"/>
+        </w:rPr>
         <w:t>「</w:t>
       </w:r>
       <w:r>
@@ -20312,6 +23102,21 @@
           <w:b/>
           <w:lang w:val="zh_TW" w:bidi="zh_TW"/>
         </w:rPr>
+        <w:t>Ζηνᾶν &amp; Ἀπολλῶν</w:t>
+      </w:r>
+    </w:p>
+    <w:p>
+      <w:pPr/>
+      <w:r>
+        <w:rPr>
+          <w:lang w:val="zh_TW" w:bidi="zh_TW"/>
+        </w:rPr>
+      </w:r>
+      <w:r>
+        <w:rPr>
+          <w:b/>
+          <w:lang w:val="zh_TW" w:bidi="zh_TW"/>
+        </w:rPr>
         <w:t>「西納」</w:t>
       </w:r>
       <w:r>
@@ -20428,6 +23233,21 @@
           <w:b/>
           <w:lang w:val="zh_TW" w:bidi="zh_TW"/>
         </w:rPr>
+        <w:t>καὶ Ἀπολλῶν</w:t>
+      </w:r>
+    </w:p>
+    <w:p>
+      <w:pPr/>
+      <w:r>
+        <w:rPr>
+          <w:lang w:val="zh_TW" w:bidi="zh_TW"/>
+        </w:rPr>
+      </w:r>
+      <w:r>
+        <w:rPr>
+          <w:b/>
+          <w:lang w:val="zh_TW" w:bidi="zh_TW"/>
+        </w:rPr>
         <w:t>「和亞波羅」</w:t>
       </w:r>
     </w:p>
@@ -20491,6 +23311,21 @@
           <w:b/>
           <w:lang w:val="zh_TW" w:bidi="zh_TW"/>
         </w:rPr>
+        <w:t>ἵνα μηδὲν αὐτοῖς λείπῃ</w:t>
+      </w:r>
+    </w:p>
+    <w:p>
+      <w:pPr/>
+      <w:r>
+        <w:rPr>
+          <w:lang w:val="zh_TW" w:bidi="zh_TW"/>
+        </w:rPr>
+      </w:r>
+      <w:r>
+        <w:rPr>
+          <w:b/>
+          <w:lang w:val="zh_TW" w:bidi="zh_TW"/>
+        </w:rPr>
         <w:t>「</w:t>
       </w:r>
       <w:r>
@@ -20601,6 +23436,21 @@
           <w:b/>
           <w:lang w:val="zh_TW" w:bidi="zh_TW"/>
         </w:rPr>
+        <w:t>ἵνα μηδὲν αὐτοῖς λείπῃ</w:t>
+      </w:r>
+    </w:p>
+    <w:p>
+      <w:pPr/>
+      <w:r>
+        <w:rPr>
+          <w:lang w:val="zh_TW" w:bidi="zh_TW"/>
+        </w:rPr>
+      </w:r>
+      <w:r>
+        <w:rPr>
+          <w:b/>
+          <w:lang w:val="zh_TW" w:bidi="zh_TW"/>
+        </w:rPr>
         <w:t>「</w:t>
       </w:r>
       <w:r>
@@ -20698,6 +23548,21 @@
           <w:b/>
           <w:lang w:val="zh_TW" w:bidi="zh_TW"/>
         </w:rPr>
+        <w:t>οἱ ἡμέτεροι</w:t>
+      </w:r>
+    </w:p>
+    <w:p>
+      <w:pPr/>
+      <w:r>
+        <w:rPr>
+          <w:lang w:val="zh_TW" w:bidi="zh_TW"/>
+        </w:rPr>
+      </w:r>
+      <w:r>
+        <w:rPr>
+          <w:b/>
+          <w:lang w:val="zh_TW" w:bidi="zh_TW"/>
+        </w:rPr>
         <w:t>「我們的人」</w:t>
       </w:r>
     </w:p>
@@ -20794,6 +23659,21 @@
           <w:b/>
           <w:lang w:val="zh_TW" w:bidi="zh_TW"/>
         </w:rPr>
+        <w:t>οἱ ἡμέτεροι</w:t>
+      </w:r>
+    </w:p>
+    <w:p>
+      <w:pPr/>
+      <w:r>
+        <w:rPr>
+          <w:lang w:val="zh_TW" w:bidi="zh_TW"/>
+        </w:rPr>
+      </w:r>
+      <w:r>
+        <w:rPr>
+          <w:b/>
+          <w:lang w:val="zh_TW" w:bidi="zh_TW"/>
+        </w:rPr>
         <w:t>「我們的人」</w:t>
       </w:r>
     </w:p>
@@ -20890,6 +23770,21 @@
           <w:b/>
           <w:lang w:val="zh_TW" w:bidi="zh_TW"/>
         </w:rPr>
+        <w:t>εἰς τὰς ἀναγκαίας χρείας</w:t>
+      </w:r>
+    </w:p>
+    <w:p>
+      <w:pPr/>
+      <w:r>
+        <w:rPr>
+          <w:lang w:val="zh_TW" w:bidi="zh_TW"/>
+        </w:rPr>
+      </w:r>
+      <w:r>
+        <w:rPr>
+          <w:b/>
+          <w:lang w:val="zh_TW" w:bidi="zh_TW"/>
+        </w:rPr>
         <w:t>「</w:t>
       </w:r>
       <w:r>
@@ -21000,6 +23895,21 @@
           <w:b/>
           <w:lang w:val="zh_TW" w:bidi="zh_TW"/>
         </w:rPr>
+        <w:t>ἵνα μὴ ὦσιν ἄκαρποι</w:t>
+      </w:r>
+    </w:p>
+    <w:p>
+      <w:pPr/>
+      <w:r>
+        <w:rPr>
+          <w:lang w:val="zh_TW" w:bidi="zh_TW"/>
+        </w:rPr>
+      </w:r>
+      <w:r>
+        <w:rPr>
+          <w:b/>
+          <w:lang w:val="zh_TW" w:bidi="zh_TW"/>
+        </w:rPr>
         <w:t>「</w:t>
       </w:r>
       <w:r>
@@ -21097,6 +24007,21 @@
           <w:b/>
           <w:lang w:val="zh_TW" w:bidi="zh_TW"/>
         </w:rPr>
+        <w:t>ἵνα μὴ ὦσιν ἄκαρποι</w:t>
+      </w:r>
+    </w:p>
+    <w:p>
+      <w:pPr/>
+      <w:r>
+        <w:rPr>
+          <w:lang w:val="zh_TW" w:bidi="zh_TW"/>
+        </w:rPr>
+      </w:r>
+      <w:r>
+        <w:rPr>
+          <w:b/>
+          <w:lang w:val="zh_TW" w:bidi="zh_TW"/>
+        </w:rPr>
         <w:t>「</w:t>
       </w:r>
       <w:r>
@@ -21194,6 +24119,21 @@
           <w:b/>
           <w:lang w:val="zh_TW" w:bidi="zh_TW"/>
         </w:rPr>
+        <w:t>ἀσπάζονταί σε</w:t>
+      </w:r>
+    </w:p>
+    <w:p>
+      <w:pPr/>
+      <w:r>
+        <w:rPr>
+          <w:lang w:val="zh_TW" w:bidi="zh_TW"/>
+        </w:rPr>
+      </w:r>
+      <w:r>
+        <w:rPr>
+          <w:b/>
+          <w:lang w:val="zh_TW" w:bidi="zh_TW"/>
+        </w:rPr>
         <w:t>「……</w:t>
       </w:r>
       <w:r>
@@ -21304,6 +24244,21 @@
           <w:b/>
           <w:lang w:val="zh_TW" w:bidi="zh_TW"/>
         </w:rPr>
+        <w:t>οἱ μετ’ ἐμοῦ πάντες</w:t>
+      </w:r>
+    </w:p>
+    <w:p>
+      <w:pPr/>
+      <w:r>
+        <w:rPr>
+          <w:lang w:val="zh_TW" w:bidi="zh_TW"/>
+        </w:rPr>
+      </w:r>
+      <w:r>
+        <w:rPr>
+          <w:b/>
+          <w:lang w:val="zh_TW" w:bidi="zh_TW"/>
+        </w:rPr>
         <w:t>「</w:t>
       </w:r>
       <w:r>
@@ -21401,6 +24356,21 @@
           <w:b/>
           <w:lang w:val="zh_TW" w:bidi="zh_TW"/>
         </w:rPr>
+        <w:t>τοὺς φιλοῦντας ἡμᾶς ἐν πίστει</w:t>
+      </w:r>
+    </w:p>
+    <w:p>
+      <w:pPr/>
+      <w:r>
+        <w:rPr>
+          <w:lang w:val="zh_TW" w:bidi="zh_TW"/>
+        </w:rPr>
+      </w:r>
+      <w:r>
+        <w:rPr>
+          <w:b/>
+          <w:lang w:val="zh_TW" w:bidi="zh_TW"/>
+        </w:rPr>
         <w:t>「……</w:t>
       </w:r>
       <w:r>
@@ -21511,6 +24481,21 @@
           <w:b/>
           <w:lang w:val="zh_TW" w:bidi="zh_TW"/>
         </w:rPr>
+        <w:t>ἡμᾶς</w:t>
+      </w:r>
+    </w:p>
+    <w:p>
+      <w:pPr/>
+      <w:r>
+        <w:rPr>
+          <w:lang w:val="zh_TW" w:bidi="zh_TW"/>
+        </w:rPr>
+      </w:r>
+      <w:r>
+        <w:rPr>
+          <w:b/>
+          <w:lang w:val="zh_TW" w:bidi="zh_TW"/>
+        </w:rPr>
         <w:t>「我們」</w:t>
       </w:r>
     </w:p>
@@ -21607,6 +24592,21 @@
           <w:b/>
           <w:lang w:val="zh_TW" w:bidi="zh_TW"/>
         </w:rPr>
+        <w:t>ἡ χάρις μετὰ πάντων ὑμῶν</w:t>
+      </w:r>
+    </w:p>
+    <w:p>
+      <w:pPr/>
+      <w:r>
+        <w:rPr>
+          <w:lang w:val="zh_TW" w:bidi="zh_TW"/>
+        </w:rPr>
+      </w:r>
+      <w:r>
+        <w:rPr>
+          <w:b/>
+          <w:lang w:val="zh_TW" w:bidi="zh_TW"/>
+        </w:rPr>
         <w:t>「</w:t>
       </w:r>
       <w:r>
@@ -21690,6 +24690,21 @@
         <w:rPr>
           <w:lang w:val="zh_TW" w:bidi="zh_TW"/>
         </w:rPr>
+      </w:r>
+    </w:p>
+    <w:p>
+      <w:pPr/>
+      <w:r>
+        <w:rPr>
+          <w:lang w:val="zh_TW" w:bidi="zh_TW"/>
+        </w:rPr>
+      </w:r>
+      <w:r>
+        <w:rPr>
+          <w:b/>
+          <w:lang w:val="zh_TW" w:bidi="zh_TW"/>
+        </w:rPr>
+        <w:t>ὑμῶν</w:t>
       </w:r>
     </w:p>
     <w:p>

--- a/zht/docx/56.content.docx
+++ b/zht/docx/56.content.docx
@@ -28,49 +28,15 @@
       </w:r>
     </w:p>
     <w:p>
-      <w:pPr>
-        <w:pStyle w:val="Heading2"/>
-      </w:pPr>
-      <w:r>
-        <w:rPr>
-          <w:lang w:val="zh_TW" w:bidi="zh_TW"/>
-        </w:rPr>
-        <w:t>License Information</w:t>
-      </w:r>
-      <w:r>
-        <w:rPr>
-          <w:lang w:val="zh_TW" w:bidi="zh_TW"/>
-        </w:rPr>
-      </w:r>
-    </w:p>
-    <w:p>
-      <w:pPr/>
-      <w:r>
-        <w:rPr>
-          <w:lang w:val="zh_TW" w:bidi="zh_TW"/>
-        </w:rPr>
-      </w:r>
-      <w:r>
-        <w:rPr>
-          <w:b/>
-          <w:lang w:val="zh_TW" w:bidi="zh_TW"/>
-        </w:rPr>
-        <w:t>翻譯筆記 (unfoldingWord)</w:t>
-      </w:r>
-      <w:r>
-        <w:rPr>
-          <w:lang w:val="zh_TW" w:bidi="zh_TW"/>
-        </w:rPr>
-        <w:t xml:space="preserve"> (Chinese (Traditional)) is based on</w:t>
-      </w:r>
-      <w:r>
-        <w:rPr>
-          <w:lang w:val="zh_TW" w:bidi="zh_TW"/>
-        </w:rPr>
-        <w:t xml:space="preserve">: </w:t>
-      </w:r>
-      <w:r>
-        <w:rPr>
+      <w:pPr/>
+      <w:r>
+        <w:rPr>
+          <w:lang w:val="zh_TW" w:bidi="zh_TW"/>
+        </w:rPr>
+      </w:r>
+      <w:r>
+        <w:rPr>
+          <w:b/>
           <w:lang w:val="zh_TW" w:bidi="zh_TW"/>
         </w:rPr>
         <w:t>unfoldingWord® Translation Notes</w:t>
@@ -79,62 +45,31 @@
         <w:rPr>
           <w:lang w:val="zh_TW" w:bidi="zh_TW"/>
         </w:rPr>
-        <w:t xml:space="preserve">, </w:t>
-      </w:r>
-      <w:hyperlink r:id="rId13">
-        <w:r>
-          <w:rPr>
-            <w:lang w:val="zh_TW" w:bidi="zh_TW"/>
-          </w:rPr>
-          <w:rPr>
-            <w:color w:val="0000EE"/>
-            <w:u w:val="single"/>
-          </w:rPr>
-          <w:t>unfoldingWord</w:t>
-        </w:r>
-      </w:hyperlink>
-      <w:r>
-        <w:rPr>
-          <w:lang w:val="zh_TW" w:bidi="zh_TW"/>
-        </w:rPr>
-        <w:t xml:space="preserve">, 2022, which is licensed under a </w:t>
-      </w:r>
-      <w:hyperlink r:id="rId14">
-        <w:r>
-          <w:rPr>
-            <w:lang w:val="zh_TW" w:bidi="zh_TW"/>
-          </w:rPr>
-          <w:rPr>
-            <w:color w:val="0000EE"/>
-            <w:u w:val="single"/>
-          </w:rPr>
-          <w:t>CC BY-SA 4.0 license</w:t>
-        </w:r>
-      </w:hyperlink>
-      <w:r>
-        <w:rPr>
-          <w:lang w:val="zh_TW" w:bidi="zh_TW"/>
-        </w:rPr>
-        <w:t>.</w:t>
-      </w:r>
-      <w:r>
-        <w:rPr>
-          <w:lang w:val="zh_TW" w:bidi="zh_TW"/>
-        </w:rPr>
-      </w:r>
-    </w:p>
-    <w:p>
-      <w:pPr/>
-      <w:r>
-        <w:rPr>
-          <w:lang w:val="zh_TW" w:bidi="zh_TW"/>
-        </w:rPr>
-      </w:r>
-      <w:r>
-        <w:rPr>
-          <w:lang w:val="zh_TW" w:bidi="zh_TW"/>
-        </w:rPr>
-        <w:t>This PDF version is provided under the same license.</w:t>
+        <w:t xml:space="preserve"> © 2022 unfoldingWord. Released under CC BY-SA 4.0 license. </w:t>
+      </w:r>
+      <w:r>
+        <w:rPr>
+          <w:lang w:val="zh_TW" w:bidi="zh_TW"/>
+        </w:rPr>
+        <w:t>unfoldingWord® Translation Notes</w:t>
+      </w:r>
+      <w:r>
+        <w:rPr>
+          <w:lang w:val="zh_TW" w:bidi="zh_TW"/>
+        </w:rPr>
+        <w:t xml:space="preserve"> has been adapted in the following languages: Tok Pisin, Arabic (عربي), French (Français), Hindi (हिंदी), Indonesian (Bahasa Indonesia), Portuguese (Português), Russian (Русский), Spanish (Español), Swahili (Kiswahili), and Simplified Chinese (简体中文) from </w:t>
+      </w:r>
+      <w:r>
+        <w:rPr>
+          <w:lang w:val="zh_TW" w:bidi="zh_TW"/>
+        </w:rPr>
+        <w:t>unfoldingWord® Translation Notes</w:t>
+      </w:r>
+      <w:r>
+        <w:rPr>
+          <w:lang w:val="zh_TW" w:bidi="zh_TW"/>
+        </w:rPr>
+        <w:t xml:space="preserve"> © 2022 unfoldingWord. Released under CC BY-SA 4.0 license by Mission Mutual</w:t>
       </w:r>
       <w:r>
         <w:rPr>

--- a/zht/docx/56.content.docx
+++ b/zht/docx/56.content.docx
@@ -141,13 +141,6 @@
         <w:rPr>
           <w:lang w:val="zh_TW" w:bidi="zh_TW"/>
         </w:rPr>
-      </w:r>
-      <w:r>
-        <w:rPr>
-          <w:i/>
-          <w:lang w:val="zh_TW" w:bidi="zh_TW"/>
-        </w:rPr>
-        <w:t>提多書 - 導論, 提多書 - 第一章簡介, 提多書 1:1 (#1), 提多書 1:1 (#2), 提多書 1:1 (#3), 提多書 1:1 (#4), 提多書 1:2 (#1), 提多書 1:2 (#2), 提多書 1:2 (#3), 提多書 1:2 (#4), 提多書 1:3 (#1), 提多書 1:3 (#2), 提多書 1:3 (#3), 提多書 1:3 (#4), 提多書 1:3 (#5), 提多書 1:4 (#1), 提多書 1:4 (#2), 提多書 1:4 (#3), 提多書 1:4 (#4), 提多書 1:4 (#5), 提多書 1:4 (#6), 提多書 1:5 (#1), 提多書 1:5 (#2), 提多書 1:5 (#3), 提多書 1:5 (#4), 提多書 1:6 (#1), 提多書 1:6 (#2), 提多書 1:6 (#3), 提多書 1:6 (#4), 提多書 1:7 (#1), 提多書 1:7 (#2), 提多書 1:7 (#3), 提多書 1:7 (#4), 提多書 1:8 (#1), 提多書 1:8 (#2), 提多書 1:8 (#3), 提多書 1:8 (#4), 提多書 1:9 (#1), 提多書 1:9 (#2), 提多書 1:9 (#3), 提多書 1:9 (#4), 提多書 1:10 (#1), 提多書 1:10 (#2), 提多書 1:10 (#3), 提多書 1:10 (#4), 提多書 1:11 (#1), 提多書 1:11 (#2), 提多書 1:11 (#3), 提多書 1:12 (#1), 提多書 1:12 (#2), 提多書 1:12 (#3), 提多書 1:12 (#4), 提多書 1:13 (#1), 提多書 1:13 (#2), 提多書 1:13 (#3), 提多書 1:13 (#4), 提多書 1:13 (#5), 提多書 1:13 (#6), 提多書 1:14 (#1), 提多書 1:14 (#2), 提多書 1:15 (#1), 提多書 1:15 (#2), 提多書 1:15 (#3), 提多書 1:15 (#4), 提多書 1:16 (#1), 提多書 1:16 (#2), 提多書 - 第二章簡介, 提多書 2:1 (#1), 提多書 2:1 (#2), 提多書 2:2 (#1), 提多書 2:2 (#2), 提多書 2:2 (#3), 提多書 2:2 (#4), 提多書 2:2 (#5), 提多書 2:2 (#6), 提多書 2:2 (#7), 提多書 2:2 (#8), 提多書 2:3 (#1), 提多書 2:3 (#2), 提多書 2:3 (#3), 提多書 2:3 (#4), 提多書 2:4 (#1), 提多書 2:4 (#2), 提多書 2:4 (#3), 提多書 2:5 (#1), 提多書 2:5 (#2), 提多書 2:5 (#3), 提多書 2:5 (#4), 提多書 2:6 (#1), 提多書 2:7 (#1), 提多書 2:7 (#2), 提多書 2:7 (#3), 提多書 2:7 (#4), 提多書 2:7 (#5), 提多書 2:7 (#6), 提多書 2:8 (#1), 提多書 2:8 (#2), 提多書 2:8 (#3), 提多書 2:8 (#4), 提多書 2:9 (#1), 提多書 2:9 (#2), 提多書 2:9 (#3), 提多書 2:10 (#1), 提多書 2:10 (#2), 提多書 2:10 (#3), 提多書 2:10 (#4), 提多書 2:10 (#5), 提多書 2:10 (#6), 提多書 2:10 (#7), 提多書 2:11 (#1), 提多書 2:11 (#2), 提多書 2:11 (#3), 提多書 2:11 (#4), 提多書 2:11 (#5), 提多書 2:12 (#1), 提多書 2:12 (#2), 提多書 2:12 (#3), 提多書 2:12 (#4), 提多書 2:12 (#5), 提多書 2:12 (#6), 提多書 2:13 (#1), 提多書 2:13 (#2), 提多書 2:13 (#3), 提多書 2:13 (#4), 提多書 2:13 (#5), 提多書 2:14 (#1), 提多書 2:14 (#2), 提多書 2:14 (#3), 提多書 2:14 (#4), 提多書 2:14 (#5), 提多書 2:14 (#6), 提多書 2:15 (#1), 提多書 2:15 (#2), 提多書 2:15 (#3), 提多書 2:15 (#4), 提多書 2:15 (#5), 提多書 2:15 (#6), 提多書 2:15 (#7), 提多書 - 第三章簡介, 提多書 3:1 (#1), 提多書 3:1 (#2), 提多書 3:1 (#3), 提多書 3:1 (#4), 提多書 3:2 (#1), 提多書 3:2 (#2), 提多書 3:2 (#3), 提多書 3:2 (#4), 提多書 3:3 (#1), 提多書 3:3 (#2), 提多書 3:3 (#3), 提多書 3:3 (#4), 提多書 3:3 (#5), 提多書 3:3 (#6), 提多書 3:3 (#7), 提多書 3:3 (#8), 提多書 3:3 (#9), 提多書 3:4 (#1), 提多書 3:4 (#2), 提多書 3:4 (#3), 提多書 3:4 (#4), 提多書 3:5 (#1), 提多書 3:5 (#2), 提多書 3:5 (#3), 提多書 3:6 (#1), 提多書 3:6 (#2), 提多書 3:6 (#3), 提多書 3:6 (#4), 提多書 3:7 (#1), 提多書 3:7 (#2), 提多書 3:7 (#3), 提多書 3:7 (#4), 提多書 3:7 (#5), 提多書 3:8 (#1), 提多書 3:8 (#2), 提多書 3:8 (#3), 提多書 3:8 (#4), 提多書 3:9 (#1), 提多書 3:9 (#2), 提多書 3:9 (#3), 提多書 3:9 (#4), 提多書 3:9 (#5), 提多書 3:10 (#1), 提多書 3:10 (#2), 提多書 3:11 (#1), 提多書 3:11 (#2), 提多書 3:11 (#3), 提多書 3:12 (#1), 提多書 3:12 (#2), 提多書 3:12 (#3), 提多書 3:12 (#4), 提多書 3:13 (#1), 提多書 3:13 (#2), 提多書 3:13 (#3), 提多書 3:13 (#4), 提多書 3:13 (#5), 提多書 3:14 (#1), 提多書 3:14 (#2), 提多書 3:14 (#3), 提多書 3:14 (#4), 提多書 3:14 (#5), 提多書 3:15 (#1), 提多書 3:15 (#2), 提多書 3:15 (#3), 提多書 3:15 (#4), 提多書 3:15 (#5), 提多書 3:15 (#6)</w:t>
       </w:r>
       <w:r>
         <w:rPr>

--- a/zht/docx/56.content.docx
+++ b/zht/docx/56.content.docx
@@ -19,7 +19,7 @@
         <w:rPr>
           <w:lang w:val="zh_TW" w:bidi="zh_TW"/>
         </w:rPr>
-        <w:t>Resource: 翻譯筆記 (unfoldingWord)</w:t>
+        <w:t>Resource: unfoldingWord® Translation Notes</w:t>
       </w:r>
       <w:r>
         <w:rPr>
@@ -90,7 +90,7 @@
         <w:rPr>
           <w:lang w:val="zh_TW" w:bidi="zh_TW"/>
         </w:rPr>
-        <w:t>翻譯筆記 (unfoldingWord)</w:t>
+        <w:t>unfoldingWord® Translation Notes</w:t>
       </w:r>
     </w:p>
     <w:p>

--- a/zht/docx/56.content.docx
+++ b/zht/docx/56.content.docx
@@ -579,6 +579,21 @@
           <w:b/>
           <w:lang w:val="zh_TW" w:bidi="zh_TW"/>
         </w:rPr>
+        <w:t>κατὰ πίστιν ἐκλεκτῶν Θεοῦ καὶ ἐπίγνωσιν ἀληθείας</w:t>
+      </w:r>
+    </w:p>
+    <w:p>
+      <w:pPr/>
+      <w:r>
+        <w:rPr>
+          <w:lang w:val="zh_TW" w:bidi="zh_TW"/>
+        </w:rPr>
+      </w:r>
+      <w:r>
+        <w:rPr>
+          <w:b/>
+          <w:lang w:val="zh_TW" w:bidi="zh_TW"/>
+        </w:rPr>
         <w:t>「</w:t>
       </w:r>
       <w:r>
@@ -715,6 +730,21 @@
           <w:b/>
           <w:lang w:val="zh_TW" w:bidi="zh_TW"/>
         </w:rPr>
+        <w:t>ἐκλεκτῶν Θεοῦ</w:t>
+      </w:r>
+    </w:p>
+    <w:p>
+      <w:pPr/>
+      <w:r>
+        <w:rPr>
+          <w:lang w:val="zh_TW" w:bidi="zh_TW"/>
+        </w:rPr>
+      </w:r>
+      <w:r>
+        <w:rPr>
+          <w:b/>
+          <w:lang w:val="zh_TW" w:bidi="zh_TW"/>
+        </w:rPr>
         <w:t>「被神揀選的民（和合本譯：神的選民）」</w:t>
       </w:r>
     </w:p>
@@ -798,6 +828,21 @@
           <w:b/>
           <w:lang w:val="zh_TW" w:bidi="zh_TW"/>
         </w:rPr>
+        <w:t>καὶ ἐπίγνωσιν ἀληθείας</w:t>
+      </w:r>
+    </w:p>
+    <w:p>
+      <w:pPr/>
+      <w:r>
+        <w:rPr>
+          <w:lang w:val="zh_TW" w:bidi="zh_TW"/>
+        </w:rPr>
+      </w:r>
+      <w:r>
+        <w:rPr>
+          <w:b/>
+          <w:lang w:val="zh_TW" w:bidi="zh_TW"/>
+        </w:rPr>
         <w:t>「......</w:t>
       </w:r>
       <w:r>
@@ -895,6 +940,21 @@
           <w:b/>
           <w:lang w:val="zh_TW" w:bidi="zh_TW"/>
         </w:rPr>
+        <w:t>τῆς κατ’ εὐσέβειαν</w:t>
+      </w:r>
+    </w:p>
+    <w:p>
+      <w:pPr/>
+      <w:r>
+        <w:rPr>
+          <w:lang w:val="zh_TW" w:bidi="zh_TW"/>
+        </w:rPr>
+      </w:r>
+      <w:r>
+        <w:rPr>
+          <w:b/>
+          <w:lang w:val="zh_TW" w:bidi="zh_TW"/>
+        </w:rPr>
         <w:t>「……敬虔……」</w:t>
       </w:r>
     </w:p>
@@ -991,6 +1051,21 @@
           <w:b/>
           <w:lang w:val="zh_TW" w:bidi="zh_TW"/>
         </w:rPr>
+        <w:t>ἐπ’ ἐλπίδι ζωῆς αἰωνίου</w:t>
+      </w:r>
+    </w:p>
+    <w:p>
+      <w:pPr/>
+      <w:r>
+        <w:rPr>
+          <w:lang w:val="zh_TW" w:bidi="zh_TW"/>
+        </w:rPr>
+      </w:r>
+      <w:r>
+        <w:rPr>
+          <w:b/>
+          <w:lang w:val="zh_TW" w:bidi="zh_TW"/>
+        </w:rPr>
         <w:t>「盼望……的永生」</w:t>
       </w:r>
     </w:p>
@@ -1113,6 +1188,21 @@
           <w:b/>
           <w:lang w:val="zh_TW" w:bidi="zh_TW"/>
         </w:rPr>
+        <w:t>ἐπ’ ἐλπίδι ζωῆς αἰωνίου</w:t>
+      </w:r>
+    </w:p>
+    <w:p>
+      <w:pPr/>
+      <w:r>
+        <w:rPr>
+          <w:lang w:val="zh_TW" w:bidi="zh_TW"/>
+        </w:rPr>
+      </w:r>
+      <w:r>
+        <w:rPr>
+          <w:b/>
+          <w:lang w:val="zh_TW" w:bidi="zh_TW"/>
+        </w:rPr>
         <w:t>「盼望……的永生」</w:t>
       </w:r>
     </w:p>
@@ -1209,6 +1299,21 @@
           <w:b/>
           <w:lang w:val="zh_TW" w:bidi="zh_TW"/>
         </w:rPr>
+        <w:t>ὁ ἀψευδὴς Θεὸς</w:t>
+      </w:r>
+    </w:p>
+    <w:p>
+      <w:pPr/>
+      <w:r>
+        <w:rPr>
+          <w:lang w:val="zh_TW" w:bidi="zh_TW"/>
+        </w:rPr>
+      </w:r>
+      <w:r>
+        <w:rPr>
+          <w:b/>
+          <w:lang w:val="zh_TW" w:bidi="zh_TW"/>
+        </w:rPr>
         <w:t>「……</w:t>
       </w:r>
       <w:r>
@@ -1383,6 +1488,21 @@
           <w:b/>
           <w:lang w:val="zh_TW" w:bidi="zh_TW"/>
         </w:rPr>
+        <w:t>καιροῖς ἰδίοις</w:t>
+      </w:r>
+    </w:p>
+    <w:p>
+      <w:pPr/>
+      <w:r>
+        <w:rPr>
+          <w:lang w:val="zh_TW" w:bidi="zh_TW"/>
+        </w:rPr>
+      </w:r>
+      <w:r>
+        <w:rPr>
+          <w:b/>
+          <w:lang w:val="zh_TW" w:bidi="zh_TW"/>
+        </w:rPr>
         <w:t>「</w:t>
       </w:r>
       <w:r>
@@ -1472,6 +1592,21 @@
           <w:b/>
           <w:lang w:val="zh_TW" w:bidi="zh_TW"/>
         </w:rPr>
+        <w:t>ἐφανέρωσεν &amp; τὸν λόγον αὐτοῦ</w:t>
+      </w:r>
+    </w:p>
+    <w:p>
+      <w:pPr/>
+      <w:r>
+        <w:rPr>
+          <w:lang w:val="zh_TW" w:bidi="zh_TW"/>
+        </w:rPr>
+      </w:r>
+      <w:r>
+        <w:rPr>
+          <w:b/>
+          <w:lang w:val="zh_TW" w:bidi="zh_TW"/>
+        </w:rPr>
         <w:t>「把」</w:t>
       </w:r>
       <w:r>
@@ -1582,6 +1717,21 @@
           <w:b/>
           <w:lang w:val="zh_TW" w:bidi="zh_TW"/>
         </w:rPr>
+        <w:t>ἐν κηρύγματι</w:t>
+      </w:r>
+    </w:p>
+    <w:p>
+      <w:pPr/>
+      <w:r>
+        <w:rPr>
+          <w:lang w:val="zh_TW" w:bidi="zh_TW"/>
+        </w:rPr>
+      </w:r>
+      <w:r>
+        <w:rPr>
+          <w:b/>
+          <w:lang w:val="zh_TW" w:bidi="zh_TW"/>
+        </w:rPr>
         <w:t>「</w:t>
       </w:r>
       <w:r>
@@ -1692,6 +1842,21 @@
           <w:b/>
           <w:lang w:val="zh_TW" w:bidi="zh_TW"/>
         </w:rPr>
+        <w:t>ὃ ἐπιστεύθην ἐγὼ</w:t>
+      </w:r>
+    </w:p>
+    <w:p>
+      <w:pPr/>
+      <w:r>
+        <w:rPr>
+          <w:lang w:val="zh_TW" w:bidi="zh_TW"/>
+        </w:rPr>
+      </w:r>
+      <w:r>
+        <w:rPr>
+          <w:b/>
+          <w:lang w:val="zh_TW" w:bidi="zh_TW"/>
+        </w:rPr>
         <w:t>「......被交托給我（和合本譯：</w:t>
       </w:r>
       <w:r>
@@ -1789,6 +1954,21 @@
           <w:b/>
           <w:lang w:val="zh_TW" w:bidi="zh_TW"/>
         </w:rPr>
+        <w:t>ἡμῶν</w:t>
+      </w:r>
+    </w:p>
+    <w:p>
+      <w:pPr/>
+      <w:r>
+        <w:rPr>
+          <w:lang w:val="zh_TW" w:bidi="zh_TW"/>
+        </w:rPr>
+      </w:r>
+      <w:r>
+        <w:rPr>
+          <w:b/>
+          <w:lang w:val="zh_TW" w:bidi="zh_TW"/>
+        </w:rPr>
         <w:t>「我們」</w:t>
       </w:r>
     </w:p>
@@ -1885,6 +2065,21 @@
           <w:b/>
           <w:lang w:val="zh_TW" w:bidi="zh_TW"/>
         </w:rPr>
+        <w:t>γνησίῳ τέκνῳ</w:t>
+      </w:r>
+    </w:p>
+    <w:p>
+      <w:pPr/>
+      <w:r>
+        <w:rPr>
+          <w:lang w:val="zh_TW" w:bidi="zh_TW"/>
+        </w:rPr>
+      </w:r>
+      <w:r>
+        <w:rPr>
+          <w:b/>
+          <w:lang w:val="zh_TW" w:bidi="zh_TW"/>
+        </w:rPr>
         <w:t>「</w:t>
       </w:r>
       <w:r>
@@ -1995,6 +2190,21 @@
           <w:b/>
           <w:lang w:val="zh_TW" w:bidi="zh_TW"/>
         </w:rPr>
+        <w:t>κατὰ κοινὴν πίστιν</w:t>
+      </w:r>
+    </w:p>
+    <w:p>
+      <w:pPr/>
+      <w:r>
+        <w:rPr>
+          <w:lang w:val="zh_TW" w:bidi="zh_TW"/>
+        </w:rPr>
+      </w:r>
+      <w:r>
+        <w:rPr>
+          <w:b/>
+          <w:lang w:val="zh_TW" w:bidi="zh_TW"/>
+        </w:rPr>
         <w:t>「</w:t>
       </w:r>
       <w:r>
@@ -2118,6 +2328,21 @@
           <w:b/>
           <w:lang w:val="zh_TW" w:bidi="zh_TW"/>
         </w:rPr>
+        <w:t>χάρις καὶ εἰρήνη</w:t>
+      </w:r>
+    </w:p>
+    <w:p>
+      <w:pPr/>
+      <w:r>
+        <w:rPr>
+          <w:lang w:val="zh_TW" w:bidi="zh_TW"/>
+        </w:rPr>
+      </w:r>
+      <w:r>
+        <w:rPr>
+          <w:b/>
+          <w:lang w:val="zh_TW" w:bidi="zh_TW"/>
+        </w:rPr>
         <w:t>「</w:t>
       </w:r>
       <w:r>
@@ -2215,6 +2440,21 @@
           <w:b/>
           <w:lang w:val="zh_TW" w:bidi="zh_TW"/>
         </w:rPr>
+        <w:t>χάρις καὶ εἰρήνη ἀπὸ Θεοῦ Πατρὸς καὶ Χριστοῦ Ἰησοῦ τοῦ Σωτῆρος ἡμῶν</w:t>
+      </w:r>
+    </w:p>
+    <w:p>
+      <w:pPr/>
+      <w:r>
+        <w:rPr>
+          <w:lang w:val="zh_TW" w:bidi="zh_TW"/>
+        </w:rPr>
+      </w:r>
+      <w:r>
+        <w:rPr>
+          <w:b/>
+          <w:lang w:val="zh_TW" w:bidi="zh_TW"/>
+        </w:rPr>
         <w:t>「</w:t>
       </w:r>
       <w:r>
@@ -2338,6 +2578,21 @@
           <w:b/>
           <w:lang w:val="zh_TW" w:bidi="zh_TW"/>
         </w:rPr>
+        <w:t>Χριστοῦ Ἰησοῦ τοῦ Σωτῆρος ἡμῶν</w:t>
+      </w:r>
+    </w:p>
+    <w:p>
+      <w:pPr/>
+      <w:r>
+        <w:rPr>
+          <w:lang w:val="zh_TW" w:bidi="zh_TW"/>
+        </w:rPr>
+      </w:r>
+      <w:r>
+        <w:rPr>
+          <w:b/>
+          <w:lang w:val="zh_TW" w:bidi="zh_TW"/>
+        </w:rPr>
         <w:t>「</w:t>
       </w:r>
       <w:r>
@@ -2415,6 +2670,21 @@
           <w:b/>
           <w:lang w:val="zh_TW" w:bidi="zh_TW"/>
         </w:rPr>
+        <w:t>ἡμῶν</w:t>
+      </w:r>
+    </w:p>
+    <w:p>
+      <w:pPr/>
+      <w:r>
+        <w:rPr>
+          <w:lang w:val="zh_TW" w:bidi="zh_TW"/>
+        </w:rPr>
+      </w:r>
+      <w:r>
+        <w:rPr>
+          <w:b/>
+          <w:lang w:val="zh_TW" w:bidi="zh_TW"/>
+        </w:rPr>
         <w:t>「我們」</w:t>
       </w:r>
     </w:p>
@@ -2511,6 +2781,21 @@
           <w:b/>
           <w:lang w:val="zh_TW" w:bidi="zh_TW"/>
         </w:rPr>
+        <w:t>τούτου χάριν</w:t>
+      </w:r>
+    </w:p>
+    <w:p>
+      <w:pPr/>
+      <w:r>
+        <w:rPr>
+          <w:lang w:val="zh_TW" w:bidi="zh_TW"/>
+        </w:rPr>
+      </w:r>
+      <w:r>
+        <w:rPr>
+          <w:b/>
+          <w:lang w:val="zh_TW" w:bidi="zh_TW"/>
+        </w:rPr>
         <w:t>「是要......」</w:t>
       </w:r>
     </w:p>
@@ -2607,6 +2892,21 @@
           <w:b/>
           <w:lang w:val="zh_TW" w:bidi="zh_TW"/>
         </w:rPr>
+        <w:t>ἀπέλιπόν σε ἐν Κρήτῃ</w:t>
+      </w:r>
+    </w:p>
+    <w:p>
+      <w:pPr/>
+      <w:r>
+        <w:rPr>
+          <w:lang w:val="zh_TW" w:bidi="zh_TW"/>
+        </w:rPr>
+      </w:r>
+      <w:r>
+        <w:rPr>
+          <w:b/>
+          <w:lang w:val="zh_TW" w:bidi="zh_TW"/>
+        </w:rPr>
         <w:t>「</w:t>
       </w:r>
       <w:r>
@@ -2684,6 +2984,21 @@
           <w:b/>
           <w:lang w:val="zh_TW" w:bidi="zh_TW"/>
         </w:rPr>
+        <w:t>ἵνα τὰ λείποντα ἐπιδιορθώσῃ</w:t>
+      </w:r>
+    </w:p>
+    <w:p>
+      <w:pPr/>
+      <w:r>
+        <w:rPr>
+          <w:lang w:val="zh_TW" w:bidi="zh_TW"/>
+        </w:rPr>
+      </w:r>
+      <w:r>
+        <w:rPr>
+          <w:b/>
+          <w:lang w:val="zh_TW" w:bidi="zh_TW"/>
+        </w:rPr>
         <w:t>「</w:t>
       </w:r>
       <w:r>
@@ -2761,6 +3076,21 @@
           <w:b/>
           <w:lang w:val="zh_TW" w:bidi="zh_TW"/>
         </w:rPr>
+        <w:t>καταστήσῃς &amp; πρεσβυτέρους</w:t>
+      </w:r>
+    </w:p>
+    <w:p>
+      <w:pPr/>
+      <w:r>
+        <w:rPr>
+          <w:lang w:val="zh_TW" w:bidi="zh_TW"/>
+        </w:rPr>
+      </w:r>
+      <w:r>
+        <w:rPr>
+          <w:b/>
+          <w:lang w:val="zh_TW" w:bidi="zh_TW"/>
+        </w:rPr>
         <w:t>「</w:t>
       </w:r>
       <w:r>
@@ -2863,6 +3193,21 @@
           <w:b/>
           <w:lang w:val="zh_TW" w:bidi="zh_TW"/>
         </w:rPr>
+        <w:t>εἴ τίς ἐστιν ἀνέγκλητος</w:t>
+      </w:r>
+    </w:p>
+    <w:p>
+      <w:pPr/>
+      <w:r>
+        <w:rPr>
+          <w:lang w:val="zh_TW" w:bidi="zh_TW"/>
+        </w:rPr>
+      </w:r>
+      <w:r>
+        <w:rPr>
+          <w:b/>
+          <w:lang w:val="zh_TW" w:bidi="zh_TW"/>
+        </w:rPr>
         <w:t>「</w:t>
       </w:r>
       <w:r>
@@ -2960,6 +3305,21 @@
           <w:b/>
           <w:lang w:val="zh_TW" w:bidi="zh_TW"/>
         </w:rPr>
+        <w:t>ἀνέγκλητος</w:t>
+      </w:r>
+    </w:p>
+    <w:p>
+      <w:pPr/>
+      <w:r>
+        <w:rPr>
+          <w:lang w:val="zh_TW" w:bidi="zh_TW"/>
+        </w:rPr>
+      </w:r>
+      <w:r>
+        <w:rPr>
+          <w:b/>
+          <w:lang w:val="zh_TW" w:bidi="zh_TW"/>
+        </w:rPr>
         <w:t>「無可指責」</w:t>
       </w:r>
     </w:p>
@@ -3050,6 +3410,21 @@
           <w:b/>
           <w:lang w:val="zh_TW" w:bidi="zh_TW"/>
         </w:rPr>
+        <w:t>μιᾶς γυναικὸς ἀνήρ</w:t>
+      </w:r>
+    </w:p>
+    <w:p>
+      <w:pPr/>
+      <w:r>
+        <w:rPr>
+          <w:lang w:val="zh_TW" w:bidi="zh_TW"/>
+        </w:rPr>
+      </w:r>
+      <w:r>
+        <w:rPr>
+          <w:b/>
+          <w:lang w:val="zh_TW" w:bidi="zh_TW"/>
+        </w:rPr>
         <w:t>「</w:t>
       </w:r>
       <w:r>
@@ -3160,6 +3535,21 @@
           <w:b/>
           <w:lang w:val="zh_TW" w:bidi="zh_TW"/>
         </w:rPr>
+        <w:t>τέκνα &amp; πιστά</w:t>
+      </w:r>
+    </w:p>
+    <w:p>
+      <w:pPr/>
+      <w:r>
+        <w:rPr>
+          <w:lang w:val="zh_TW" w:bidi="zh_TW"/>
+        </w:rPr>
+      </w:r>
+      <w:r>
+        <w:rPr>
+          <w:b/>
+          <w:lang w:val="zh_TW" w:bidi="zh_TW"/>
+        </w:rPr>
         <w:t>「兒女」</w:t>
       </w:r>
       <w:r>
@@ -3270,6 +3660,21 @@
           <w:b/>
           <w:lang w:val="zh_TW" w:bidi="zh_TW"/>
         </w:rPr>
+        <w:t>τὸν ἐπίσκοπον</w:t>
+      </w:r>
+    </w:p>
+    <w:p>
+      <w:pPr/>
+      <w:r>
+        <w:rPr>
+          <w:lang w:val="zh_TW" w:bidi="zh_TW"/>
+        </w:rPr>
+      </w:r>
+      <w:r>
+        <w:rPr>
+          <w:b/>
+          <w:lang w:val="zh_TW" w:bidi="zh_TW"/>
+        </w:rPr>
         <w:t>「監督」</w:t>
       </w:r>
     </w:p>
@@ -3360,6 +3765,21 @@
           <w:b/>
           <w:lang w:val="zh_TW" w:bidi="zh_TW"/>
         </w:rPr>
+        <w:t>Θεοῦ οἰκονόμον</w:t>
+      </w:r>
+    </w:p>
+    <w:p>
+      <w:pPr/>
+      <w:r>
+        <w:rPr>
+          <w:lang w:val="zh_TW" w:bidi="zh_TW"/>
+        </w:rPr>
+      </w:r>
+      <w:r>
+        <w:rPr>
+          <w:b/>
+          <w:lang w:val="zh_TW" w:bidi="zh_TW"/>
+        </w:rPr>
         <w:t>「……神的管家」</w:t>
       </w:r>
     </w:p>
@@ -3456,6 +3876,21 @@
           <w:b/>
           <w:lang w:val="zh_TW" w:bidi="zh_TW"/>
         </w:rPr>
+        <w:t>μὴ πάροινον</w:t>
+      </w:r>
+    </w:p>
+    <w:p>
+      <w:pPr/>
+      <w:r>
+        <w:rPr>
+          <w:lang w:val="zh_TW" w:bidi="zh_TW"/>
+        </w:rPr>
+      </w:r>
+      <w:r>
+        <w:rPr>
+          <w:b/>
+          <w:lang w:val="zh_TW" w:bidi="zh_TW"/>
+        </w:rPr>
         <w:t>「</w:t>
       </w:r>
       <w:r>
@@ -3533,6 +3968,21 @@
           <w:b/>
           <w:lang w:val="zh_TW" w:bidi="zh_TW"/>
         </w:rPr>
+        <w:t>μὴ πλήκτην</w:t>
+      </w:r>
+    </w:p>
+    <w:p>
+      <w:pPr/>
+      <w:r>
+        <w:rPr>
+          <w:lang w:val="zh_TW" w:bidi="zh_TW"/>
+        </w:rPr>
+      </w:r>
+      <w:r>
+        <w:rPr>
+          <w:b/>
+          <w:lang w:val="zh_TW" w:bidi="zh_TW"/>
+        </w:rPr>
         <w:t>「</w:t>
       </w:r>
       <w:r>
@@ -3610,6 +4060,21 @@
           <w:b/>
           <w:lang w:val="zh_TW" w:bidi="zh_TW"/>
         </w:rPr>
+        <w:t>ἀλλὰ</w:t>
+      </w:r>
+    </w:p>
+    <w:p>
+      <w:pPr/>
+      <w:r>
+        <w:rPr>
+          <w:lang w:val="zh_TW" w:bidi="zh_TW"/>
+        </w:rPr>
+      </w:r>
+      <w:r>
+        <w:rPr>
+          <w:b/>
+          <w:lang w:val="zh_TW" w:bidi="zh_TW"/>
+        </w:rPr>
         <w:t>「〔卻〕......（譯註：和合本沒有譯出這個連接詞）」</w:t>
       </w:r>
     </w:p>
@@ -3706,6 +4171,21 @@
           <w:b/>
           <w:lang w:val="zh_TW" w:bidi="zh_TW"/>
         </w:rPr>
+        <w:t>φιλάγαθον</w:t>
+      </w:r>
+    </w:p>
+    <w:p>
+      <w:pPr/>
+      <w:r>
+        <w:rPr>
+          <w:lang w:val="zh_TW" w:bidi="zh_TW"/>
+        </w:rPr>
+      </w:r>
+      <w:r>
+        <w:rPr>
+          <w:b/>
+          <w:lang w:val="zh_TW" w:bidi="zh_TW"/>
+        </w:rPr>
         <w:t>「</w:t>
       </w:r>
       <w:r>
@@ -3803,6 +4283,21 @@
           <w:b/>
           <w:lang w:val="zh_TW" w:bidi="zh_TW"/>
         </w:rPr>
+        <w:t>σώφρονα &amp; ἐγκρατῆ</w:t>
+      </w:r>
+    </w:p>
+    <w:p>
+      <w:pPr/>
+      <w:r>
+        <w:rPr>
+          <w:lang w:val="zh_TW" w:bidi="zh_TW"/>
+        </w:rPr>
+      </w:r>
+      <w:r>
+        <w:rPr>
+          <w:b/>
+          <w:lang w:val="zh_TW" w:bidi="zh_TW"/>
+        </w:rPr>
         <w:t>「</w:t>
       </w:r>
       <w:r>
@@ -3947,6 +4442,21 @@
           <w:b/>
           <w:lang w:val="zh_TW" w:bidi="zh_TW"/>
         </w:rPr>
+        <w:t>δίκαιον, ὅσιον</w:t>
+      </w:r>
+    </w:p>
+    <w:p>
+      <w:pPr/>
+      <w:r>
+        <w:rPr>
+          <w:lang w:val="zh_TW" w:bidi="zh_TW"/>
+        </w:rPr>
+      </w:r>
+      <w:r>
+        <w:rPr>
+          <w:b/>
+          <w:lang w:val="zh_TW" w:bidi="zh_TW"/>
+        </w:rPr>
         <w:t>「</w:t>
       </w:r>
       <w:r>
@@ -4064,6 +4574,21 @@
           <w:b/>
           <w:lang w:val="zh_TW" w:bidi="zh_TW"/>
         </w:rPr>
+        <w:t>ἀντεχόμενον</w:t>
+      </w:r>
+    </w:p>
+    <w:p>
+      <w:pPr/>
+      <w:r>
+        <w:rPr>
+          <w:lang w:val="zh_TW" w:bidi="zh_TW"/>
+        </w:rPr>
+      </w:r>
+      <w:r>
+        <w:rPr>
+          <w:b/>
+          <w:lang w:val="zh_TW" w:bidi="zh_TW"/>
+        </w:rPr>
         <w:t>「</w:t>
       </w:r>
       <w:r>
@@ -4161,6 +4686,21 @@
           <w:b/>
           <w:lang w:val="zh_TW" w:bidi="zh_TW"/>
         </w:rPr>
+        <w:t>κατὰ τὴν διδαχὴν</w:t>
+      </w:r>
+    </w:p>
+    <w:p>
+      <w:pPr/>
+      <w:r>
+        <w:rPr>
+          <w:lang w:val="zh_TW" w:bidi="zh_TW"/>
+        </w:rPr>
+      </w:r>
+      <w:r>
+        <w:rPr>
+          <w:b/>
+          <w:lang w:val="zh_TW" w:bidi="zh_TW"/>
+        </w:rPr>
         <w:t>「……所教……」</w:t>
       </w:r>
     </w:p>
@@ -4224,6 +4764,21 @@
           <w:b/>
           <w:lang w:val="zh_TW" w:bidi="zh_TW"/>
         </w:rPr>
+        <w:t>ἵνα</w:t>
+      </w:r>
+    </w:p>
+    <w:p>
+      <w:pPr/>
+      <w:r>
+        <w:rPr>
+          <w:lang w:val="zh_TW" w:bidi="zh_TW"/>
+        </w:rPr>
+      </w:r>
+      <w:r>
+        <w:rPr>
+          <w:b/>
+          <w:lang w:val="zh_TW" w:bidi="zh_TW"/>
+        </w:rPr>
         <w:t>「就能......」</w:t>
       </w:r>
     </w:p>
@@ -4320,6 +4875,21 @@
           <w:b/>
           <w:lang w:val="zh_TW" w:bidi="zh_TW"/>
         </w:rPr>
+        <w:t>τῇ διδασκαλίᾳ τῇ ὑγιαινούσῃ</w:t>
+      </w:r>
+    </w:p>
+    <w:p>
+      <w:pPr/>
+      <w:r>
+        <w:rPr>
+          <w:lang w:val="zh_TW" w:bidi="zh_TW"/>
+        </w:rPr>
+      </w:r>
+      <w:r>
+        <w:rPr>
+          <w:b/>
+          <w:lang w:val="zh_TW" w:bidi="zh_TW"/>
+        </w:rPr>
         <w:t>「</w:t>
       </w:r>
       <w:r>
@@ -4443,6 +5013,21 @@
           <w:b/>
           <w:lang w:val="zh_TW" w:bidi="zh_TW"/>
         </w:rPr>
+        <w:t>ματαιολόγοι</w:t>
+      </w:r>
+    </w:p>
+    <w:p>
+      <w:pPr/>
+      <w:r>
+        <w:rPr>
+          <w:lang w:val="zh_TW" w:bidi="zh_TW"/>
+        </w:rPr>
+      </w:r>
+      <w:r>
+        <w:rPr>
+          <w:b/>
+          <w:lang w:val="zh_TW" w:bidi="zh_TW"/>
+        </w:rPr>
         <w:t>「</w:t>
       </w:r>
       <w:r>
@@ -4566,6 +5151,21 @@
           <w:b/>
           <w:lang w:val="zh_TW" w:bidi="zh_TW"/>
         </w:rPr>
+        <w:t>φρεναπάται</w:t>
+      </w:r>
+    </w:p>
+    <w:p>
+      <w:pPr/>
+      <w:r>
+        <w:rPr>
+          <w:lang w:val="zh_TW" w:bidi="zh_TW"/>
+        </w:rPr>
+      </w:r>
+      <w:r>
+        <w:rPr>
+          <w:b/>
+          <w:lang w:val="zh_TW" w:bidi="zh_TW"/>
+        </w:rPr>
         <w:t>「</w:t>
       </w:r>
       <w:r>
@@ -4670,6 +5270,21 @@
           <w:b/>
           <w:lang w:val="zh_TW" w:bidi="zh_TW"/>
         </w:rPr>
+        <w:t>ματαιολόγοι, καὶ φρεναπάται</w:t>
+      </w:r>
+    </w:p>
+    <w:p>
+      <w:pPr/>
+      <w:r>
+        <w:rPr>
+          <w:lang w:val="zh_TW" w:bidi="zh_TW"/>
+        </w:rPr>
+      </w:r>
+      <w:r>
+        <w:rPr>
+          <w:b/>
+          <w:lang w:val="zh_TW" w:bidi="zh_TW"/>
+        </w:rPr>
         <w:t>「</w:t>
       </w:r>
       <w:r>
@@ -4800,6 +5415,21 @@
           <w:b/>
           <w:lang w:val="zh_TW" w:bidi="zh_TW"/>
         </w:rPr>
+        <w:t>οἱ ἐκ τῆς περιτομῆς</w:t>
+      </w:r>
+    </w:p>
+    <w:p>
+      <w:pPr/>
+      <w:r>
+        <w:rPr>
+          <w:lang w:val="zh_TW" w:bidi="zh_TW"/>
+        </w:rPr>
+      </w:r>
+      <w:r>
+        <w:rPr>
+          <w:b/>
+          <w:lang w:val="zh_TW" w:bidi="zh_TW"/>
+        </w:rPr>
         <w:t>「</w:t>
       </w:r>
       <w:r>
@@ -4910,6 +5540,21 @@
           <w:b/>
           <w:lang w:val="zh_TW" w:bidi="zh_TW"/>
         </w:rPr>
+        <w:t>οὓς δεῖ ἐπιστομίζειν</w:t>
+      </w:r>
+    </w:p>
+    <w:p>
+      <w:pPr/>
+      <w:r>
+        <w:rPr>
+          <w:lang w:val="zh_TW" w:bidi="zh_TW"/>
+        </w:rPr>
+      </w:r>
+      <w:r>
+        <w:rPr>
+          <w:b/>
+          <w:lang w:val="zh_TW" w:bidi="zh_TW"/>
+        </w:rPr>
         <w:t>「</w:t>
       </w:r>
       <w:r>
@@ -5007,6 +5652,21 @@
           <w:b/>
           <w:lang w:val="zh_TW" w:bidi="zh_TW"/>
         </w:rPr>
+        <w:t>ὅλους οἴκους ἀνατρέπουσιν</w:t>
+      </w:r>
+    </w:p>
+    <w:p>
+      <w:pPr/>
+      <w:r>
+        <w:rPr>
+          <w:lang w:val="zh_TW" w:bidi="zh_TW"/>
+        </w:rPr>
+      </w:r>
+      <w:r>
+        <w:rPr>
+          <w:b/>
+          <w:lang w:val="zh_TW" w:bidi="zh_TW"/>
+        </w:rPr>
         <w:t>「</w:t>
       </w:r>
       <w:r>
@@ -5104,6 +5764,21 @@
           <w:b/>
           <w:lang w:val="zh_TW" w:bidi="zh_TW"/>
         </w:rPr>
+        <w:t>αἰσχροῦ κέρδους χάριν</w:t>
+      </w:r>
+    </w:p>
+    <w:p>
+      <w:pPr/>
+      <w:r>
+        <w:rPr>
+          <w:lang w:val="zh_TW" w:bidi="zh_TW"/>
+        </w:rPr>
+      </w:r>
+      <w:r>
+        <w:rPr>
+          <w:b/>
+          <w:lang w:val="zh_TW" w:bidi="zh_TW"/>
+        </w:rPr>
         <w:t>「</w:t>
       </w:r>
       <w:r>
@@ -5227,6 +5902,21 @@
           <w:b/>
           <w:lang w:val="zh_TW" w:bidi="zh_TW"/>
         </w:rPr>
+        <w:t>τις ἐξ αὐτῶν, ἴδιος αὐτῶν προφήτης</w:t>
+      </w:r>
+    </w:p>
+    <w:p>
+      <w:pPr/>
+      <w:r>
+        <w:rPr>
+          <w:lang w:val="zh_TW" w:bidi="zh_TW"/>
+        </w:rPr>
+      </w:r>
+      <w:r>
+        <w:rPr>
+          <w:b/>
+          <w:lang w:val="zh_TW" w:bidi="zh_TW"/>
+        </w:rPr>
         <w:t>「</w:t>
       </w:r>
       <w:r>
@@ -5304,6 +5994,21 @@
           <w:b/>
           <w:lang w:val="zh_TW" w:bidi="zh_TW"/>
         </w:rPr>
+        <w:t>Κρῆτες ἀεὶ ψεῦσται</w:t>
+      </w:r>
+    </w:p>
+    <w:p>
+      <w:pPr/>
+      <w:r>
+        <w:rPr>
+          <w:lang w:val="zh_TW" w:bidi="zh_TW"/>
+        </w:rPr>
+      </w:r>
+      <w:r>
+        <w:rPr>
+          <w:b/>
+          <w:lang w:val="zh_TW" w:bidi="zh_TW"/>
+        </w:rPr>
         <w:t>「</w:t>
       </w:r>
       <w:r>
@@ -5414,6 +6119,21 @@
           <w:b/>
           <w:lang w:val="zh_TW" w:bidi="zh_TW"/>
         </w:rPr>
+        <w:t>κακὰ θηρία</w:t>
+      </w:r>
+    </w:p>
+    <w:p>
+      <w:pPr/>
+      <w:r>
+        <w:rPr>
+          <w:lang w:val="zh_TW" w:bidi="zh_TW"/>
+        </w:rPr>
+      </w:r>
+      <w:r>
+        <w:rPr>
+          <w:b/>
+          <w:lang w:val="zh_TW" w:bidi="zh_TW"/>
+        </w:rPr>
         <w:t>「</w:t>
       </w:r>
       <w:r>
@@ -5524,6 +6244,21 @@
           <w:b/>
           <w:lang w:val="zh_TW" w:bidi="zh_TW"/>
         </w:rPr>
+        <w:t>γαστέρες ἀργαί</w:t>
+      </w:r>
+    </w:p>
+    <w:p>
+      <w:pPr/>
+      <w:r>
+        <w:rPr>
+          <w:lang w:val="zh_TW" w:bidi="zh_TW"/>
+        </w:rPr>
+      </w:r>
+      <w:r>
+        <w:rPr>
+          <w:b/>
+          <w:lang w:val="zh_TW" w:bidi="zh_TW"/>
+        </w:rPr>
         <w:t>「</w:t>
       </w:r>
       <w:r>
@@ -5621,6 +6356,21 @@
           <w:b/>
           <w:lang w:val="zh_TW" w:bidi="zh_TW"/>
         </w:rPr>
+        <w:t>δι’ ἣν αἰτίαν ἔλεγχε αὐτοὺς ἀποτόμως</w:t>
+      </w:r>
+    </w:p>
+    <w:p>
+      <w:pPr/>
+      <w:r>
+        <w:rPr>
+          <w:lang w:val="zh_TW" w:bidi="zh_TW"/>
+        </w:rPr>
+      </w:r>
+      <w:r>
+        <w:rPr>
+          <w:b/>
+          <w:lang w:val="zh_TW" w:bidi="zh_TW"/>
+        </w:rPr>
         <w:t>「</w:t>
       </w:r>
       <w:r>
@@ -5698,6 +6448,21 @@
           <w:b/>
           <w:lang w:val="zh_TW" w:bidi="zh_TW"/>
         </w:rPr>
+        <w:t>δι’ ἣν αἰτίαν</w:t>
+      </w:r>
+    </w:p>
+    <w:p>
+      <w:pPr/>
+      <w:r>
+        <w:rPr>
+          <w:lang w:val="zh_TW" w:bidi="zh_TW"/>
+        </w:rPr>
+      </w:r>
+      <w:r>
+        <w:rPr>
+          <w:b/>
+          <w:lang w:val="zh_TW" w:bidi="zh_TW"/>
+        </w:rPr>
         <w:t>「</w:t>
       </w:r>
       <w:r>
@@ -5794,6 +6559,21 @@
         <w:rPr>
           <w:lang w:val="zh_TW" w:bidi="zh_TW"/>
         </w:rPr>
+      </w:r>
+    </w:p>
+    <w:p>
+      <w:pPr/>
+      <w:r>
+        <w:rPr>
+          <w:lang w:val="zh_TW" w:bidi="zh_TW"/>
+        </w:rPr>
+      </w:r>
+      <w:r>
+        <w:rPr>
+          <w:b/>
+          <w:lang w:val="zh_TW" w:bidi="zh_TW"/>
+        </w:rPr>
+        <w:t>αὐτοὺς</w:t>
       </w:r>
     </w:p>
     <w:p>
@@ -5969,6 +6749,21 @@
           <w:b/>
           <w:lang w:val="zh_TW" w:bidi="zh_TW"/>
         </w:rPr>
+        <w:t>ἵνα ὑγιαίνωσιν ἐν τῇ πίστει</w:t>
+      </w:r>
+    </w:p>
+    <w:p>
+      <w:pPr/>
+      <w:r>
+        <w:rPr>
+          <w:lang w:val="zh_TW" w:bidi="zh_TW"/>
+        </w:rPr>
+      </w:r>
+      <w:r>
+        <w:rPr>
+          <w:b/>
+          <w:lang w:val="zh_TW" w:bidi="zh_TW"/>
+        </w:rPr>
         <w:t>「</w:t>
       </w:r>
       <w:r>
@@ -6079,6 +6874,21 @@
           <w:b/>
           <w:lang w:val="zh_TW" w:bidi="zh_TW"/>
         </w:rPr>
+        <w:t>ἵνα</w:t>
+      </w:r>
+    </w:p>
+    <w:p>
+      <w:pPr/>
+      <w:r>
+        <w:rPr>
+          <w:lang w:val="zh_TW" w:bidi="zh_TW"/>
+        </w:rPr>
+      </w:r>
+      <w:r>
+        <w:rPr>
+          <w:b/>
+          <w:lang w:val="zh_TW" w:bidi="zh_TW"/>
+        </w:rPr>
         <w:t>「</w:t>
       </w:r>
       <w:r>
@@ -6202,6 +7012,21 @@
           <w:b/>
           <w:lang w:val="zh_TW" w:bidi="zh_TW"/>
         </w:rPr>
+        <w:t>ἐν τῇ πίστει</w:t>
+      </w:r>
+    </w:p>
+    <w:p>
+      <w:pPr/>
+      <w:r>
+        <w:rPr>
+          <w:lang w:val="zh_TW" w:bidi="zh_TW"/>
+        </w:rPr>
+      </w:r>
+      <w:r>
+        <w:rPr>
+          <w:b/>
+          <w:lang w:val="zh_TW" w:bidi="zh_TW"/>
+        </w:rPr>
         <w:t>「……</w:t>
       </w:r>
       <w:r>
@@ -6312,6 +7137,21 @@
           <w:b/>
           <w:lang w:val="zh_TW" w:bidi="zh_TW"/>
         </w:rPr>
+        <w:t>Ἰουδαϊκοῖς μύθοις</w:t>
+      </w:r>
+    </w:p>
+    <w:p>
+      <w:pPr/>
+      <w:r>
+        <w:rPr>
+          <w:lang w:val="zh_TW" w:bidi="zh_TW"/>
+        </w:rPr>
+      </w:r>
+      <w:r>
+        <w:rPr>
+          <w:b/>
+          <w:lang w:val="zh_TW" w:bidi="zh_TW"/>
+        </w:rPr>
         <w:t>「……</w:t>
       </w:r>
       <w:r>
@@ -6389,6 +7229,21 @@
           <w:b/>
           <w:lang w:val="zh_TW" w:bidi="zh_TW"/>
         </w:rPr>
+        <w:t>ἀποστρεφομένων τὴν ἀλήθειαν</w:t>
+      </w:r>
+    </w:p>
+    <w:p>
+      <w:pPr/>
+      <w:r>
+        <w:rPr>
+          <w:lang w:val="zh_TW" w:bidi="zh_TW"/>
+        </w:rPr>
+      </w:r>
+      <w:r>
+        <w:rPr>
+          <w:b/>
+          <w:lang w:val="zh_TW" w:bidi="zh_TW"/>
+        </w:rPr>
         <w:t>「……</w:t>
       </w:r>
       <w:r>
@@ -6486,6 +7341,21 @@
           <w:b/>
           <w:lang w:val="zh_TW" w:bidi="zh_TW"/>
         </w:rPr>
+        <w:t>πάντα καθαρὰ τοῖς καθαροῖς</w:t>
+      </w:r>
+    </w:p>
+    <w:p>
+      <w:pPr/>
+      <w:r>
+        <w:rPr>
+          <w:lang w:val="zh_TW" w:bidi="zh_TW"/>
+        </w:rPr>
+      </w:r>
+      <w:r>
+        <w:rPr>
+          <w:b/>
+          <w:lang w:val="zh_TW" w:bidi="zh_TW"/>
+        </w:rPr>
         <w:t>「</w:t>
       </w:r>
       <w:r>
@@ -6583,6 +7453,21 @@
           <w:b/>
           <w:lang w:val="zh_TW" w:bidi="zh_TW"/>
         </w:rPr>
+        <w:t>τοῖς καθαροῖς</w:t>
+      </w:r>
+    </w:p>
+    <w:p>
+      <w:pPr/>
+      <w:r>
+        <w:rPr>
+          <w:lang w:val="zh_TW" w:bidi="zh_TW"/>
+        </w:rPr>
+      </w:r>
+      <w:r>
+        <w:rPr>
+          <w:b/>
+          <w:lang w:val="zh_TW" w:bidi="zh_TW"/>
+        </w:rPr>
         <w:t>「</w:t>
       </w:r>
       <w:r>
@@ -6660,6 +7545,21 @@
           <w:b/>
           <w:lang w:val="zh_TW" w:bidi="zh_TW"/>
         </w:rPr>
+        <w:t>δὲ</w:t>
+      </w:r>
+    </w:p>
+    <w:p>
+      <w:pPr/>
+      <w:r>
+        <w:rPr>
+          <w:lang w:val="zh_TW" w:bidi="zh_TW"/>
+        </w:rPr>
+      </w:r>
+      <w:r>
+        <w:rPr>
+          <w:b/>
+          <w:lang w:val="zh_TW" w:bidi="zh_TW"/>
+        </w:rPr>
         <w:t>「〔但〕......（譯註：和合本沒有譯出這個連接詞）」</w:t>
       </w:r>
     </w:p>
@@ -6756,6 +7656,21 @@
           <w:b/>
           <w:lang w:val="zh_TW" w:bidi="zh_TW"/>
         </w:rPr>
+        <w:t>τοῖς δὲ μεμιαμμένοις καὶ ἀπίστοις, οὐδὲν καθαρόν</w:t>
+      </w:r>
+    </w:p>
+    <w:p>
+      <w:pPr/>
+      <w:r>
+        <w:rPr>
+          <w:lang w:val="zh_TW" w:bidi="zh_TW"/>
+        </w:rPr>
+      </w:r>
+      <w:r>
+        <w:rPr>
+          <w:b/>
+          <w:lang w:val="zh_TW" w:bidi="zh_TW"/>
+        </w:rPr>
         <w:t>「</w:t>
       </w:r>
       <w:r>
@@ -6853,6 +7768,21 @@
           <w:b/>
           <w:lang w:val="zh_TW" w:bidi="zh_TW"/>
         </w:rPr>
+        <w:t>δὲ</w:t>
+      </w:r>
+    </w:p>
+    <w:p>
+      <w:pPr/>
+      <w:r>
+        <w:rPr>
+          <w:lang w:val="zh_TW" w:bidi="zh_TW"/>
+        </w:rPr>
+      </w:r>
+      <w:r>
+        <w:rPr>
+          <w:b/>
+          <w:lang w:val="zh_TW" w:bidi="zh_TW"/>
+        </w:rPr>
         <w:t>「……</w:t>
       </w:r>
       <w:r>
@@ -6963,6 +7893,21 @@
           <w:b/>
           <w:lang w:val="zh_TW" w:bidi="zh_TW"/>
         </w:rPr>
+        <w:t>τοῖς &amp; ἔργοις ἀρνοῦνται</w:t>
+      </w:r>
+    </w:p>
+    <w:p>
+      <w:pPr/>
+      <w:r>
+        <w:rPr>
+          <w:lang w:val="zh_TW" w:bidi="zh_TW"/>
+        </w:rPr>
+      </w:r>
+      <w:r>
+        <w:rPr>
+          <w:b/>
+          <w:lang w:val="zh_TW" w:bidi="zh_TW"/>
+        </w:rPr>
         <w:t>「他們的」</w:t>
       </w:r>
       <w:r>
@@ -7067,6 +8012,21 @@
           <w:b/>
           <w:lang w:val="zh_TW" w:bidi="zh_TW"/>
         </w:rPr>
+        <w:t>σὺ δὲ</w:t>
+      </w:r>
+    </w:p>
+    <w:p>
+      <w:pPr/>
+      <w:r>
+        <w:rPr>
+          <w:lang w:val="zh_TW" w:bidi="zh_TW"/>
+        </w:rPr>
+      </w:r>
+      <w:r>
+        <w:rPr>
+          <w:b/>
+          <w:lang w:val="zh_TW" w:bidi="zh_TW"/>
+        </w:rPr>
         <w:t>「但你……」</w:t>
       </w:r>
     </w:p>
@@ -7163,6 +8123,21 @@
           <w:b/>
           <w:lang w:val="zh_TW" w:bidi="zh_TW"/>
         </w:rPr>
+        <w:t>τῇ ὑγιαινούσῃ διδασκαλίᾳ</w:t>
+      </w:r>
+    </w:p>
+    <w:p>
+      <w:pPr/>
+      <w:r>
+        <w:rPr>
+          <w:lang w:val="zh_TW" w:bidi="zh_TW"/>
+        </w:rPr>
+      </w:r>
+      <w:r>
+        <w:rPr>
+          <w:b/>
+          <w:lang w:val="zh_TW" w:bidi="zh_TW"/>
+        </w:rPr>
         <w:t>「</w:t>
       </w:r>
       <w:r>
@@ -7273,6 +8248,21 @@
           <w:b/>
           <w:lang w:val="zh_TW" w:bidi="zh_TW"/>
         </w:rPr>
+        <w:t>πρεσβύτας &amp; εἶναι</w:t>
+      </w:r>
+    </w:p>
+    <w:p>
+      <w:pPr/>
+      <w:r>
+        <w:rPr>
+          <w:lang w:val="zh_TW" w:bidi="zh_TW"/>
+        </w:rPr>
+      </w:r>
+      <w:r>
+        <w:rPr>
+          <w:b/>
+          <w:lang w:val="zh_TW" w:bidi="zh_TW"/>
+        </w:rPr>
         <w:t>「</w:t>
       </w:r>
       <w:r>
@@ -7383,6 +8373,21 @@
           <w:b/>
           <w:lang w:val="zh_TW" w:bidi="zh_TW"/>
         </w:rPr>
+        <w:t>νηφαλίους &amp; σεμνούς, σώφρονας</w:t>
+      </w:r>
+    </w:p>
+    <w:p>
+      <w:pPr/>
+      <w:r>
+        <w:rPr>
+          <w:lang w:val="zh_TW" w:bidi="zh_TW"/>
+        </w:rPr>
+      </w:r>
+      <w:r>
+        <w:rPr>
+          <w:b/>
+          <w:lang w:val="zh_TW" w:bidi="zh_TW"/>
+        </w:rPr>
         <w:t>「</w:t>
       </w:r>
       <w:r>
@@ -7520,6 +8525,21 @@
           <w:b/>
           <w:lang w:val="zh_TW" w:bidi="zh_TW"/>
         </w:rPr>
+        <w:t>νηφαλίους</w:t>
+      </w:r>
+    </w:p>
+    <w:p>
+      <w:pPr/>
+      <w:r>
+        <w:rPr>
+          <w:lang w:val="zh_TW" w:bidi="zh_TW"/>
+        </w:rPr>
+      </w:r>
+      <w:r>
+        <w:rPr>
+          <w:b/>
+          <w:lang w:val="zh_TW" w:bidi="zh_TW"/>
+        </w:rPr>
         <w:t>「</w:t>
       </w:r>
       <w:r>
@@ -7609,6 +8629,21 @@
           <w:b/>
           <w:lang w:val="zh_TW" w:bidi="zh_TW"/>
         </w:rPr>
+        <w:t>σώφρονας</w:t>
+      </w:r>
+    </w:p>
+    <w:p>
+      <w:pPr/>
+      <w:r>
+        <w:rPr>
+          <w:lang w:val="zh_TW" w:bidi="zh_TW"/>
+        </w:rPr>
+      </w:r>
+      <w:r>
+        <w:rPr>
+          <w:b/>
+          <w:lang w:val="zh_TW" w:bidi="zh_TW"/>
+        </w:rPr>
         <w:t>「</w:t>
       </w:r>
       <w:r>
@@ -7686,6 +8721,21 @@
           <w:b/>
           <w:lang w:val="zh_TW" w:bidi="zh_TW"/>
         </w:rPr>
+        <w:t>ὑγιαίνοντας τῇ πίστει τῇ ἀγάπῃ, τῇ ὑπομονῇ</w:t>
+      </w:r>
+    </w:p>
+    <w:p>
+      <w:pPr/>
+      <w:r>
+        <w:rPr>
+          <w:lang w:val="zh_TW" w:bidi="zh_TW"/>
+        </w:rPr>
+      </w:r>
+      <w:r>
+        <w:rPr>
+          <w:b/>
+          <w:lang w:val="zh_TW" w:bidi="zh_TW"/>
+        </w:rPr>
         <w:t>「</w:t>
       </w:r>
       <w:r>
@@ -7861,6 +8911,21 @@
           <w:b/>
           <w:lang w:val="zh_TW" w:bidi="zh_TW"/>
         </w:rPr>
+        <w:t>ὑγιαίνοντας τῇ πίστει</w:t>
+      </w:r>
+    </w:p>
+    <w:p>
+      <w:pPr/>
+      <w:r>
+        <w:rPr>
+          <w:lang w:val="zh_TW" w:bidi="zh_TW"/>
+        </w:rPr>
+      </w:r>
+      <w:r>
+        <w:rPr>
+          <w:b/>
+          <w:lang w:val="zh_TW" w:bidi="zh_TW"/>
+        </w:rPr>
         <w:t>「</w:t>
       </w:r>
       <w:r>
@@ -7985,6 +9050,21 @@
           <w:b/>
           <w:lang w:val="zh_TW" w:bidi="zh_TW"/>
         </w:rPr>
+        <w:t>τῇ ἀγάπῃ</w:t>
+      </w:r>
+    </w:p>
+    <w:p>
+      <w:pPr/>
+      <w:r>
+        <w:rPr>
+          <w:lang w:val="zh_TW" w:bidi="zh_TW"/>
+        </w:rPr>
+      </w:r>
+      <w:r>
+        <w:rPr>
+          <w:b/>
+          <w:lang w:val="zh_TW" w:bidi="zh_TW"/>
+        </w:rPr>
         <w:t>「</w:t>
       </w:r>
       <w:r>
@@ -8095,6 +9175,21 @@
           <w:b/>
           <w:lang w:val="zh_TW" w:bidi="zh_TW"/>
         </w:rPr>
+        <w:t>τῇ ὑπομονῇ</w:t>
+      </w:r>
+    </w:p>
+    <w:p>
+      <w:pPr/>
+      <w:r>
+        <w:rPr>
+          <w:lang w:val="zh_TW" w:bidi="zh_TW"/>
+        </w:rPr>
+      </w:r>
+      <w:r>
+        <w:rPr>
+          <w:b/>
+          <w:lang w:val="zh_TW" w:bidi="zh_TW"/>
+        </w:rPr>
         <w:t>「</w:t>
       </w:r>
       <w:r>
@@ -8205,6 +9300,21 @@
           <w:b/>
           <w:lang w:val="zh_TW" w:bidi="zh_TW"/>
         </w:rPr>
+        <w:t>πρεσβύτιδας ὡσαύτως</w:t>
+      </w:r>
+    </w:p>
+    <w:p>
+      <w:pPr/>
+      <w:r>
+        <w:rPr>
+          <w:lang w:val="zh_TW" w:bidi="zh_TW"/>
+        </w:rPr>
+      </w:r>
+      <w:r>
+        <w:rPr>
+          <w:b/>
+          <w:lang w:val="zh_TW" w:bidi="zh_TW"/>
+        </w:rPr>
         <w:t>「又……</w:t>
       </w:r>
       <w:r>
@@ -8350,6 +9460,21 @@
           <w:b/>
           <w:lang w:val="zh_TW" w:bidi="zh_TW"/>
         </w:rPr>
+        <w:t>οἴνῳ πολλῷ δεδουλωμένας</w:t>
+      </w:r>
+    </w:p>
+    <w:p>
+      <w:pPr/>
+      <w:r>
+        <w:rPr>
+          <w:lang w:val="zh_TW" w:bidi="zh_TW"/>
+        </w:rPr>
+      </w:r>
+      <w:r>
+        <w:rPr>
+          <w:b/>
+          <w:lang w:val="zh_TW" w:bidi="zh_TW"/>
+        </w:rPr>
         <w:t>「</w:t>
       </w:r>
       <w:r>
@@ -8447,6 +9572,21 @@
           <w:b/>
           <w:lang w:val="zh_TW" w:bidi="zh_TW"/>
         </w:rPr>
+        <w:t>οἴνῳ πολλῷ δεδουλωμένας</w:t>
+      </w:r>
+    </w:p>
+    <w:p>
+      <w:pPr/>
+      <w:r>
+        <w:rPr>
+          <w:lang w:val="zh_TW" w:bidi="zh_TW"/>
+        </w:rPr>
+      </w:r>
+      <w:r>
+        <w:rPr>
+          <w:b/>
+          <w:lang w:val="zh_TW" w:bidi="zh_TW"/>
+        </w:rPr>
         <w:t>「對酒成癮（和合本譯：</w:t>
       </w:r>
       <w:r>
@@ -8544,6 +9684,21 @@
           <w:b/>
           <w:lang w:val="zh_TW" w:bidi="zh_TW"/>
         </w:rPr>
+        <w:t>καλοδιδασκάλους</w:t>
+      </w:r>
+    </w:p>
+    <w:p>
+      <w:pPr/>
+      <w:r>
+        <w:rPr>
+          <w:lang w:val="zh_TW" w:bidi="zh_TW"/>
+        </w:rPr>
+      </w:r>
+      <w:r>
+        <w:rPr>
+          <w:b/>
+          <w:lang w:val="zh_TW" w:bidi="zh_TW"/>
+        </w:rPr>
         <w:t>「</w:t>
       </w:r>
       <w:r>
@@ -8641,6 +9796,21 @@
           <w:b/>
           <w:lang w:val="zh_TW" w:bidi="zh_TW"/>
         </w:rPr>
+        <w:t>ἵνα</w:t>
+      </w:r>
+    </w:p>
+    <w:p>
+      <w:pPr/>
+      <w:r>
+        <w:rPr>
+          <w:lang w:val="zh_TW" w:bidi="zh_TW"/>
+        </w:rPr>
+      </w:r>
+      <w:r>
+        <w:rPr>
+          <w:b/>
+          <w:lang w:val="zh_TW" w:bidi="zh_TW"/>
+        </w:rPr>
         <w:t>「</w:t>
       </w:r>
       <w:r>
@@ -8794,6 +9964,21 @@
           <w:b/>
           <w:lang w:val="zh_TW" w:bidi="zh_TW"/>
         </w:rPr>
+        <w:t>φιλάνδρους</w:t>
+      </w:r>
+    </w:p>
+    <w:p>
+      <w:pPr/>
+      <w:r>
+        <w:rPr>
+          <w:lang w:val="zh_TW" w:bidi="zh_TW"/>
+        </w:rPr>
+      </w:r>
+      <w:r>
+        <w:rPr>
+          <w:b/>
+          <w:lang w:val="zh_TW" w:bidi="zh_TW"/>
+        </w:rPr>
         <w:t>「</w:t>
       </w:r>
       <w:r>
@@ -8871,6 +10056,21 @@
           <w:b/>
           <w:lang w:val="zh_TW" w:bidi="zh_TW"/>
         </w:rPr>
+        <w:t>φιλοτέκνους</w:t>
+      </w:r>
+    </w:p>
+    <w:p>
+      <w:pPr/>
+      <w:r>
+        <w:rPr>
+          <w:lang w:val="zh_TW" w:bidi="zh_TW"/>
+        </w:rPr>
+      </w:r>
+      <w:r>
+        <w:rPr>
+          <w:b/>
+          <w:lang w:val="zh_TW" w:bidi="zh_TW"/>
+        </w:rPr>
         <w:t>「</w:t>
       </w:r>
       <w:r>
@@ -8948,6 +10148,21 @@
           <w:b/>
           <w:lang w:val="zh_TW" w:bidi="zh_TW"/>
         </w:rPr>
+        <w:t>ὑποτασσομένας τοῖς ἰδίοις ἀνδράσιν</w:t>
+      </w:r>
+    </w:p>
+    <w:p>
+      <w:pPr/>
+      <w:r>
+        <w:rPr>
+          <w:lang w:val="zh_TW" w:bidi="zh_TW"/>
+        </w:rPr>
+      </w:r>
+      <w:r>
+        <w:rPr>
+          <w:b/>
+          <w:lang w:val="zh_TW" w:bidi="zh_TW"/>
+        </w:rPr>
         <w:t>「順服自己的丈夫」</w:t>
       </w:r>
     </w:p>
@@ -9011,6 +10226,21 @@
           <w:b/>
           <w:lang w:val="zh_TW" w:bidi="zh_TW"/>
         </w:rPr>
+        <w:t>ἵνα</w:t>
+      </w:r>
+    </w:p>
+    <w:p>
+      <w:pPr/>
+      <w:r>
+        <w:rPr>
+          <w:lang w:val="zh_TW" w:bidi="zh_TW"/>
+        </w:rPr>
+      </w:r>
+      <w:r>
+        <w:rPr>
+          <w:b/>
+          <w:lang w:val="zh_TW" w:bidi="zh_TW"/>
+        </w:rPr>
         <w:t>「</w:t>
       </w:r>
       <w:r>
@@ -9146,6 +10376,21 @@
           <w:b/>
           <w:lang w:val="zh_TW" w:bidi="zh_TW"/>
         </w:rPr>
+        <w:t>ἵνα μὴ ὁ λόγος τοῦ Θεοῦ βλασφημῆται</w:t>
+      </w:r>
+    </w:p>
+    <w:p>
+      <w:pPr/>
+      <w:r>
+        <w:rPr>
+          <w:lang w:val="zh_TW" w:bidi="zh_TW"/>
+        </w:rPr>
+      </w:r>
+      <w:r>
+        <w:rPr>
+          <w:b/>
+          <w:lang w:val="zh_TW" w:bidi="zh_TW"/>
+        </w:rPr>
         <w:t>「免得神的道理被毀謗」</w:t>
       </w:r>
     </w:p>
@@ -9229,6 +10474,21 @@
           <w:b/>
           <w:lang w:val="zh_TW" w:bidi="zh_TW"/>
         </w:rPr>
+        <w:t>ὁ λόγος τοῦ Θεοῦ</w:t>
+      </w:r>
+    </w:p>
+    <w:p>
+      <w:pPr/>
+      <w:r>
+        <w:rPr>
+          <w:lang w:val="zh_TW" w:bidi="zh_TW"/>
+        </w:rPr>
+      </w:r>
+      <w:r>
+        <w:rPr>
+          <w:b/>
+          <w:lang w:val="zh_TW" w:bidi="zh_TW"/>
+        </w:rPr>
         <w:t>「……</w:t>
       </w:r>
       <w:r>
@@ -9339,6 +10599,21 @@
           <w:b/>
           <w:lang w:val="zh_TW" w:bidi="zh_TW"/>
         </w:rPr>
+        <w:t>ὡσαύτως</w:t>
+      </w:r>
+    </w:p>
+    <w:p>
+      <w:pPr/>
+      <w:r>
+        <w:rPr>
+          <w:lang w:val="zh_TW" w:bidi="zh_TW"/>
+        </w:rPr>
+      </w:r>
+      <w:r>
+        <w:rPr>
+          <w:b/>
+          <w:lang w:val="zh_TW" w:bidi="zh_TW"/>
+        </w:rPr>
         <w:t>「又（或譯：同樣的）……」</w:t>
       </w:r>
     </w:p>
@@ -9402,6 +10677,21 @@
           <w:b/>
           <w:lang w:val="zh_TW" w:bidi="zh_TW"/>
         </w:rPr>
+        <w:t>περὶ πάντα</w:t>
+      </w:r>
+    </w:p>
+    <w:p>
+      <w:pPr/>
+      <w:r>
+        <w:rPr>
+          <w:lang w:val="zh_TW" w:bidi="zh_TW"/>
+        </w:rPr>
+      </w:r>
+      <w:r>
+        <w:rPr>
+          <w:b/>
+          <w:lang w:val="zh_TW" w:bidi="zh_TW"/>
+        </w:rPr>
         <w:t>「……</w:t>
       </w:r>
       <w:r>
@@ -9479,6 +10769,21 @@
           <w:b/>
           <w:lang w:val="zh_TW" w:bidi="zh_TW"/>
         </w:rPr>
+        <w:t>σεαυτὸν παρεχόμενος</w:t>
+      </w:r>
+    </w:p>
+    <w:p>
+      <w:pPr/>
+      <w:r>
+        <w:rPr>
+          <w:lang w:val="zh_TW" w:bidi="zh_TW"/>
+        </w:rPr>
+      </w:r>
+      <w:r>
+        <w:rPr>
+          <w:b/>
+          <w:lang w:val="zh_TW" w:bidi="zh_TW"/>
+        </w:rPr>
         <w:t>「</w:t>
       </w:r>
       <w:r>
@@ -9570,6 +10875,21 @@
           <w:b/>
           <w:lang w:val="zh_TW" w:bidi="zh_TW"/>
         </w:rPr>
+        <w:t>τύπον καλῶν ἔργων</w:t>
+      </w:r>
+    </w:p>
+    <w:p>
+      <w:pPr/>
+      <w:r>
+        <w:rPr>
+          <w:lang w:val="zh_TW" w:bidi="zh_TW"/>
+        </w:rPr>
+      </w:r>
+      <w:r>
+        <w:rPr>
+          <w:b/>
+          <w:lang w:val="zh_TW" w:bidi="zh_TW"/>
+        </w:rPr>
         <w:t>「……</w:t>
       </w:r>
       <w:r>
@@ -9647,6 +10967,21 @@
           <w:b/>
           <w:lang w:val="zh_TW" w:bidi="zh_TW"/>
         </w:rPr>
+        <w:t>ἐν τῇ διδασκαλίᾳ ἀφθορίαν, σεμνότητα</w:t>
+      </w:r>
+    </w:p>
+    <w:p>
+      <w:pPr/>
+      <w:r>
+        <w:rPr>
+          <w:lang w:val="zh_TW" w:bidi="zh_TW"/>
+        </w:rPr>
+      </w:r>
+      <w:r>
+        <w:rPr>
+          <w:b/>
+          <w:lang w:val="zh_TW" w:bidi="zh_TW"/>
+        </w:rPr>
         <w:t>「</w:t>
       </w:r>
       <w:r>
@@ -9744,6 +11079,21 @@
           <w:b/>
           <w:lang w:val="zh_TW" w:bidi="zh_TW"/>
         </w:rPr>
+        <w:t>ἐν τῇ διδασκαλίᾳ ἀφθορίαν, σεμνότητα</w:t>
+      </w:r>
+    </w:p>
+    <w:p>
+      <w:pPr/>
+      <w:r>
+        <w:rPr>
+          <w:lang w:val="zh_TW" w:bidi="zh_TW"/>
+        </w:rPr>
+      </w:r>
+      <w:r>
+        <w:rPr>
+          <w:b/>
+          <w:lang w:val="zh_TW" w:bidi="zh_TW"/>
+        </w:rPr>
         <w:t>「</w:t>
       </w:r>
       <w:r>
@@ -9867,6 +11217,21 @@
           <w:b/>
           <w:lang w:val="zh_TW" w:bidi="zh_TW"/>
         </w:rPr>
+        <w:t>ἀφθορίαν</w:t>
+      </w:r>
+    </w:p>
+    <w:p>
+      <w:pPr/>
+      <w:r>
+        <w:rPr>
+          <w:lang w:val="zh_TW" w:bidi="zh_TW"/>
+        </w:rPr>
+      </w:r>
+      <w:r>
+        <w:rPr>
+          <w:b/>
+          <w:lang w:val="zh_TW" w:bidi="zh_TW"/>
+        </w:rPr>
         <w:t>「……不貪腐（和合本譯：正直）……」</w:t>
       </w:r>
     </w:p>
@@ -9976,6 +11341,21 @@
           <w:b/>
           <w:lang w:val="zh_TW" w:bidi="zh_TW"/>
         </w:rPr>
+        <w:t>ὑγιῆ</w:t>
+      </w:r>
+    </w:p>
+    <w:p>
+      <w:pPr/>
+      <w:r>
+        <w:rPr>
+          <w:lang w:val="zh_TW" w:bidi="zh_TW"/>
+        </w:rPr>
+      </w:r>
+      <w:r>
+        <w:rPr>
+          <w:b/>
+          <w:lang w:val="zh_TW" w:bidi="zh_TW"/>
+        </w:rPr>
         <w:t>「……</w:t>
       </w:r>
       <w:r>
@@ -10099,6 +11479,21 @@
           <w:b/>
           <w:lang w:val="zh_TW" w:bidi="zh_TW"/>
         </w:rPr>
+        <w:t>ἵνα</w:t>
+      </w:r>
+    </w:p>
+    <w:p>
+      <w:pPr/>
+      <w:r>
+        <w:rPr>
+          <w:lang w:val="zh_TW" w:bidi="zh_TW"/>
+        </w:rPr>
+      </w:r>
+      <w:r>
+        <w:rPr>
+          <w:b/>
+          <w:lang w:val="zh_TW" w:bidi="zh_TW"/>
+        </w:rPr>
         <w:t>「叫……」</w:t>
       </w:r>
     </w:p>
@@ -10195,6 +11590,21 @@
           <w:b/>
           <w:lang w:val="zh_TW" w:bidi="zh_TW"/>
         </w:rPr>
+        <w:t>ἵνα ὁ ἐξ ἐναντίας ἐντραπῇ</w:t>
+      </w:r>
+    </w:p>
+    <w:p>
+      <w:pPr/>
+      <w:r>
+        <w:rPr>
+          <w:lang w:val="zh_TW" w:bidi="zh_TW"/>
+        </w:rPr>
+      </w:r>
+      <w:r>
+        <w:rPr>
+          <w:b/>
+          <w:lang w:val="zh_TW" w:bidi="zh_TW"/>
+        </w:rPr>
         <w:t>「</w:t>
       </w:r>
       <w:r>
@@ -10304,6 +11714,21 @@
           <w:b/>
           <w:lang w:val="zh_TW" w:bidi="zh_TW"/>
         </w:rPr>
+        <w:t>ἡμῶν</w:t>
+      </w:r>
+    </w:p>
+    <w:p>
+      <w:pPr/>
+      <w:r>
+        <w:rPr>
+          <w:lang w:val="zh_TW" w:bidi="zh_TW"/>
+        </w:rPr>
+      </w:r>
+      <w:r>
+        <w:rPr>
+          <w:b/>
+          <w:lang w:val="zh_TW" w:bidi="zh_TW"/>
+        </w:rPr>
         <w:t>「我們」</w:t>
       </w:r>
     </w:p>
@@ -10400,6 +11825,21 @@
           <w:b/>
           <w:lang w:val="zh_TW" w:bidi="zh_TW"/>
         </w:rPr>
+        <w:t>δούλους ἰδίοις δεσπόταις ὑποτάσσεσθαι</w:t>
+      </w:r>
+    </w:p>
+    <w:p>
+      <w:pPr/>
+      <w:r>
+        <w:rPr>
+          <w:lang w:val="zh_TW" w:bidi="zh_TW"/>
+        </w:rPr>
+      </w:r>
+      <w:r>
+        <w:rPr>
+          <w:b/>
+          <w:lang w:val="zh_TW" w:bidi="zh_TW"/>
+        </w:rPr>
         <w:t>「</w:t>
       </w:r>
       <w:r>
@@ -10521,6 +11961,21 @@
           <w:b/>
           <w:lang w:val="zh_TW" w:bidi="zh_TW"/>
         </w:rPr>
+        <w:t>ἐν πᾶσιν</w:t>
+      </w:r>
+    </w:p>
+    <w:p>
+      <w:pPr/>
+      <w:r>
+        <w:rPr>
+          <w:lang w:val="zh_TW" w:bidi="zh_TW"/>
+        </w:rPr>
+      </w:r>
+      <w:r>
+        <w:rPr>
+          <w:b/>
+          <w:lang w:val="zh_TW" w:bidi="zh_TW"/>
+        </w:rPr>
         <w:t>「</w:t>
       </w:r>
       <w:r>
@@ -10598,6 +12053,21 @@
           <w:b/>
           <w:lang w:val="zh_TW" w:bidi="zh_TW"/>
         </w:rPr>
+        <w:t>εὐαρέστους εἶναι</w:t>
+      </w:r>
+    </w:p>
+    <w:p>
+      <w:pPr/>
+      <w:r>
+        <w:rPr>
+          <w:lang w:val="zh_TW" w:bidi="zh_TW"/>
+        </w:rPr>
+      </w:r>
+      <w:r>
+        <w:rPr>
+          <w:b/>
+          <w:lang w:val="zh_TW" w:bidi="zh_TW"/>
+        </w:rPr>
         <w:t>「……</w:t>
       </w:r>
       <w:r>
@@ -10707,6 +12177,21 @@
           <w:b/>
           <w:lang w:val="zh_TW" w:bidi="zh_TW"/>
         </w:rPr>
+        <w:t>μὴ νοσφιζομένους</w:t>
+      </w:r>
+    </w:p>
+    <w:p>
+      <w:pPr/>
+      <w:r>
+        <w:rPr>
+          <w:lang w:val="zh_TW" w:bidi="zh_TW"/>
+        </w:rPr>
+      </w:r>
+      <w:r>
+        <w:rPr>
+          <w:b/>
+          <w:lang w:val="zh_TW" w:bidi="zh_TW"/>
+        </w:rPr>
         <w:t>「</w:t>
       </w:r>
       <w:r>
@@ -10804,6 +12289,21 @@
           <w:b/>
           <w:lang w:val="zh_TW" w:bidi="zh_TW"/>
         </w:rPr>
+        <w:t>ἀλλὰ</w:t>
+      </w:r>
+    </w:p>
+    <w:p>
+      <w:pPr/>
+      <w:r>
+        <w:rPr>
+          <w:lang w:val="zh_TW" w:bidi="zh_TW"/>
+        </w:rPr>
+      </w:r>
+      <w:r>
+        <w:rPr>
+          <w:b/>
+          <w:lang w:val="zh_TW" w:bidi="zh_TW"/>
+        </w:rPr>
         <w:t>「要……」</w:t>
       </w:r>
     </w:p>
@@ -10912,6 +12412,21 @@
           <w:b/>
           <w:lang w:val="zh_TW" w:bidi="zh_TW"/>
         </w:rPr>
+        <w:t>πᾶσαν πίστιν ἐνδεικνυμένους ἀγαθήν</w:t>
+      </w:r>
+    </w:p>
+    <w:p>
+      <w:pPr/>
+      <w:r>
+        <w:rPr>
+          <w:lang w:val="zh_TW" w:bidi="zh_TW"/>
+        </w:rPr>
+      </w:r>
+      <w:r>
+        <w:rPr>
+          <w:b/>
+          <w:lang w:val="zh_TW" w:bidi="zh_TW"/>
+        </w:rPr>
         <w:t>「……</w:t>
       </w:r>
       <w:r>
@@ -10989,6 +12504,21 @@
           <w:b/>
           <w:lang w:val="zh_TW" w:bidi="zh_TW"/>
         </w:rPr>
+        <w:t>ἵνα</w:t>
+      </w:r>
+    </w:p>
+    <w:p>
+      <w:pPr/>
+      <w:r>
+        <w:rPr>
+          <w:lang w:val="zh_TW" w:bidi="zh_TW"/>
+        </w:rPr>
+      </w:r>
+      <w:r>
+        <w:rPr>
+          <w:b/>
+          <w:lang w:val="zh_TW" w:bidi="zh_TW"/>
+        </w:rPr>
         <w:t>「</w:t>
       </w:r>
       <w:r>
@@ -11137,6 +12667,21 @@
           <w:b/>
           <w:lang w:val="zh_TW" w:bidi="zh_TW"/>
         </w:rPr>
+        <w:t>ἐν πᾶσιν</w:t>
+      </w:r>
+    </w:p>
+    <w:p>
+      <w:pPr/>
+      <w:r>
+        <w:rPr>
+          <w:lang w:val="zh_TW" w:bidi="zh_TW"/>
+        </w:rPr>
+      </w:r>
+      <w:r>
+        <w:rPr>
+          <w:b/>
+          <w:lang w:val="zh_TW" w:bidi="zh_TW"/>
+        </w:rPr>
         <w:t>「……</w:t>
       </w:r>
       <w:r>
@@ -11214,6 +12759,21 @@
           <w:b/>
           <w:lang w:val="zh_TW" w:bidi="zh_TW"/>
         </w:rPr>
+        <w:t>τὴν διδασκαλίαν τὴν τοῦ Σωτῆρος ἡμῶν, Θεοῦ, κοσμῶσιν</w:t>
+      </w:r>
+    </w:p>
+    <w:p>
+      <w:pPr/>
+      <w:r>
+        <w:rPr>
+          <w:lang w:val="zh_TW" w:bidi="zh_TW"/>
+        </w:rPr>
+      </w:r>
+      <w:r>
+        <w:rPr>
+          <w:b/>
+          <w:lang w:val="zh_TW" w:bidi="zh_TW"/>
+        </w:rPr>
         <w:t>「……</w:t>
       </w:r>
       <w:r>
@@ -11291,6 +12851,21 @@
           <w:b/>
           <w:lang w:val="zh_TW" w:bidi="zh_TW"/>
         </w:rPr>
+        <w:t>ἡμῶν</w:t>
+      </w:r>
+    </w:p>
+    <w:p>
+      <w:pPr/>
+      <w:r>
+        <w:rPr>
+          <w:lang w:val="zh_TW" w:bidi="zh_TW"/>
+        </w:rPr>
+      </w:r>
+      <w:r>
+        <w:rPr>
+          <w:b/>
+          <w:lang w:val="zh_TW" w:bidi="zh_TW"/>
+        </w:rPr>
         <w:t>「我們」</w:t>
       </w:r>
     </w:p>
@@ -11387,6 +12962,21 @@
           <w:b/>
           <w:lang w:val="zh_TW" w:bidi="zh_TW"/>
         </w:rPr>
+        <w:t>γὰρ</w:t>
+      </w:r>
+    </w:p>
+    <w:p>
+      <w:pPr/>
+      <w:r>
+        <w:rPr>
+          <w:lang w:val="zh_TW" w:bidi="zh_TW"/>
+        </w:rPr>
+      </w:r>
+      <w:r>
+        <w:rPr>
+          <w:b/>
+          <w:lang w:val="zh_TW" w:bidi="zh_TW"/>
+        </w:rPr>
         <w:t>「因為……」</w:t>
       </w:r>
     </w:p>
@@ -11483,6 +13073,21 @@
           <w:b/>
           <w:lang w:val="zh_TW" w:bidi="zh_TW"/>
         </w:rPr>
+        <w:t>ἐπεφάνη &amp; ἡ χάρις τοῦ Θεοῦ</w:t>
+      </w:r>
+    </w:p>
+    <w:p>
+      <w:pPr/>
+      <w:r>
+        <w:rPr>
+          <w:lang w:val="zh_TW" w:bidi="zh_TW"/>
+        </w:rPr>
+      </w:r>
+      <w:r>
+        <w:rPr>
+          <w:b/>
+          <w:lang w:val="zh_TW" w:bidi="zh_TW"/>
+        </w:rPr>
         <w:t>「已經顯現出來」</w:t>
       </w:r>
       <w:r>
@@ -11592,6 +13197,21 @@
           <w:b/>
           <w:lang w:val="zh_TW" w:bidi="zh_TW"/>
         </w:rPr>
+        <w:t>ἐπεφάνη γὰρ ἡ χάρις τοῦ Θεοῦ σωτήριος πᾶσιν ἀνθρώποις</w:t>
+      </w:r>
+    </w:p>
+    <w:p>
+      <w:pPr/>
+      <w:r>
+        <w:rPr>
+          <w:lang w:val="zh_TW" w:bidi="zh_TW"/>
+        </w:rPr>
+      </w:r>
+      <w:r>
+        <w:rPr>
+          <w:b/>
+          <w:lang w:val="zh_TW" w:bidi="zh_TW"/>
+        </w:rPr>
         <w:t>「</w:t>
       </w:r>
       <w:r>
@@ -11702,6 +13322,21 @@
           <w:b/>
           <w:lang w:val="zh_TW" w:bidi="zh_TW"/>
         </w:rPr>
+        <w:t>σωτήριος πᾶσιν ἀνθρώποις</w:t>
+      </w:r>
+    </w:p>
+    <w:p>
+      <w:pPr/>
+      <w:r>
+        <w:rPr>
+          <w:lang w:val="zh_TW" w:bidi="zh_TW"/>
+        </w:rPr>
+      </w:r>
+      <w:r>
+        <w:rPr>
+          <w:b/>
+          <w:lang w:val="zh_TW" w:bidi="zh_TW"/>
+        </w:rPr>
         <w:t>「……</w:t>
       </w:r>
       <w:r>
@@ -11825,6 +13460,21 @@
           <w:b/>
           <w:lang w:val="zh_TW" w:bidi="zh_TW"/>
         </w:rPr>
+        <w:t>πᾶσιν ἀνθρώποις</w:t>
+      </w:r>
+    </w:p>
+    <w:p>
+      <w:pPr/>
+      <w:r>
+        <w:rPr>
+          <w:lang w:val="zh_TW" w:bidi="zh_TW"/>
+        </w:rPr>
+      </w:r>
+      <w:r>
+        <w:rPr>
+          <w:b/>
+          <w:lang w:val="zh_TW" w:bidi="zh_TW"/>
+        </w:rPr>
         <w:t>「……</w:t>
       </w:r>
       <w:r>
@@ -11935,6 +13585,21 @@
           <w:b/>
           <w:lang w:val="zh_TW" w:bidi="zh_TW"/>
         </w:rPr>
+        <w:t>παιδεύουσα ἡμᾶς</w:t>
+      </w:r>
+    </w:p>
+    <w:p>
+      <w:pPr/>
+      <w:r>
+        <w:rPr>
+          <w:lang w:val="zh_TW" w:bidi="zh_TW"/>
+        </w:rPr>
+      </w:r>
+      <w:r>
+        <w:rPr>
+          <w:b/>
+          <w:lang w:val="zh_TW" w:bidi="zh_TW"/>
+        </w:rPr>
         <w:t>「</w:t>
       </w:r>
       <w:r>
@@ -12032,6 +13697,21 @@
           <w:b/>
           <w:lang w:val="zh_TW" w:bidi="zh_TW"/>
         </w:rPr>
+        <w:t>ἡμᾶς</w:t>
+      </w:r>
+    </w:p>
+    <w:p>
+      <w:pPr/>
+      <w:r>
+        <w:rPr>
+          <w:lang w:val="zh_TW" w:bidi="zh_TW"/>
+        </w:rPr>
+      </w:r>
+      <w:r>
+        <w:rPr>
+          <w:b/>
+          <w:lang w:val="zh_TW" w:bidi="zh_TW"/>
+        </w:rPr>
         <w:t>「我們」</w:t>
       </w:r>
     </w:p>
@@ -12128,6 +13808,21 @@
           <w:b/>
           <w:lang w:val="zh_TW" w:bidi="zh_TW"/>
         </w:rPr>
+        <w:t>τὴν ἀσέβειαν</w:t>
+      </w:r>
+    </w:p>
+    <w:p>
+      <w:pPr/>
+      <w:r>
+        <w:rPr>
+          <w:lang w:val="zh_TW" w:bidi="zh_TW"/>
+        </w:rPr>
+      </w:r>
+      <w:r>
+        <w:rPr>
+          <w:b/>
+          <w:lang w:val="zh_TW" w:bidi="zh_TW"/>
+        </w:rPr>
         <w:t>「不敬虔」</w:t>
       </w:r>
     </w:p>
@@ -12224,6 +13919,21 @@
           <w:b/>
           <w:lang w:val="zh_TW" w:bidi="zh_TW"/>
         </w:rPr>
+        <w:t>τὰς κοσμικὰς ἐπιθυμίας</w:t>
+      </w:r>
+    </w:p>
+    <w:p>
+      <w:pPr/>
+      <w:r>
+        <w:rPr>
+          <w:lang w:val="zh_TW" w:bidi="zh_TW"/>
+        </w:rPr>
+      </w:r>
+      <w:r>
+        <w:rPr>
+          <w:b/>
+          <w:lang w:val="zh_TW" w:bidi="zh_TW"/>
+        </w:rPr>
         <w:t>「世俗的情慾」</w:t>
       </w:r>
     </w:p>
@@ -12320,6 +14030,21 @@
           <w:b/>
           <w:lang w:val="zh_TW" w:bidi="zh_TW"/>
         </w:rPr>
+        <w:t>ἀσέβειαν &amp; εὐσεβῶς</w:t>
+      </w:r>
+    </w:p>
+    <w:p>
+      <w:pPr/>
+      <w:r>
+        <w:rPr>
+          <w:lang w:val="zh_TW" w:bidi="zh_TW"/>
+        </w:rPr>
+      </w:r>
+      <w:r>
+        <w:rPr>
+          <w:b/>
+          <w:lang w:val="zh_TW" w:bidi="zh_TW"/>
+        </w:rPr>
         <w:t>「不敬虔」</w:t>
       </w:r>
       <w:r>
@@ -12409,6 +14134,21 @@
           <w:b/>
           <w:lang w:val="zh_TW" w:bidi="zh_TW"/>
         </w:rPr>
+        <w:t>ἐν τῷ νῦν αἰῶνι</w:t>
+      </w:r>
+    </w:p>
+    <w:p>
+      <w:pPr/>
+      <w:r>
+        <w:rPr>
+          <w:lang w:val="zh_TW" w:bidi="zh_TW"/>
+        </w:rPr>
+      </w:r>
+      <w:r>
+        <w:rPr>
+          <w:b/>
+          <w:lang w:val="zh_TW" w:bidi="zh_TW"/>
+        </w:rPr>
         <w:t>「</w:t>
       </w:r>
       <w:r>
@@ -12486,6 +14226,21 @@
           <w:b/>
           <w:lang w:val="zh_TW" w:bidi="zh_TW"/>
         </w:rPr>
+        <w:t>προσδεχόμενοι</w:t>
+      </w:r>
+    </w:p>
+    <w:p>
+      <w:pPr/>
+      <w:r>
+        <w:rPr>
+          <w:lang w:val="zh_TW" w:bidi="zh_TW"/>
+        </w:rPr>
+      </w:r>
+      <w:r>
+        <w:rPr>
+          <w:b/>
+          <w:lang w:val="zh_TW" w:bidi="zh_TW"/>
+        </w:rPr>
         <w:t>「</w:t>
       </w:r>
       <w:r>
@@ -12563,6 +14318,21 @@
           <w:b/>
           <w:lang w:val="zh_TW" w:bidi="zh_TW"/>
         </w:rPr>
+        <w:t>τὴν μακαρίαν ἐλπίδα, καὶ ἐπιφάνειαν τῆς δόξης</w:t>
+      </w:r>
+    </w:p>
+    <w:p>
+      <w:pPr/>
+      <w:r>
+        <w:rPr>
+          <w:lang w:val="zh_TW" w:bidi="zh_TW"/>
+        </w:rPr>
+      </w:r>
+      <w:r>
+        <w:rPr>
+          <w:b/>
+          <w:lang w:val="zh_TW" w:bidi="zh_TW"/>
+        </w:rPr>
         <w:t>「……</w:t>
       </w:r>
       <w:r>
@@ -12758,6 +14528,21 @@
           <w:b/>
           <w:lang w:val="zh_TW" w:bidi="zh_TW"/>
         </w:rPr>
+        <w:t>τὴν μακαρίαν ἐλπίδα, καὶ ἐπιφάνειαν τῆς δόξης</w:t>
+      </w:r>
+    </w:p>
+    <w:p>
+      <w:pPr/>
+      <w:r>
+        <w:rPr>
+          <w:lang w:val="zh_TW" w:bidi="zh_TW"/>
+        </w:rPr>
+      </w:r>
+      <w:r>
+        <w:rPr>
+          <w:b/>
+          <w:lang w:val="zh_TW" w:bidi="zh_TW"/>
+        </w:rPr>
         <w:t>「……所盼望的福，並……的榮耀顯現」</w:t>
       </w:r>
     </w:p>
@@ -12867,6 +14652,21 @@
           <w:b/>
           <w:lang w:val="zh_TW" w:bidi="zh_TW"/>
         </w:rPr>
+        <w:t>τὴν μακαρίαν ἐλπίδα, καὶ ἐπιφάνειαν τῆς δόξης τοῦ μεγάλου Θεοῦ καὶ Σωτῆρος ἡμῶν, Ἰησοῦ Χριστοῦ</w:t>
+      </w:r>
+    </w:p>
+    <w:p>
+      <w:pPr/>
+      <w:r>
+        <w:rPr>
+          <w:lang w:val="zh_TW" w:bidi="zh_TW"/>
+        </w:rPr>
+      </w:r>
+      <w:r>
+        <w:rPr>
+          <w:b/>
+          <w:lang w:val="zh_TW" w:bidi="zh_TW"/>
+        </w:rPr>
         <w:t>「……</w:t>
       </w:r>
       <w:r>
@@ -13017,6 +14817,21 @@
           <w:b/>
           <w:lang w:val="zh_TW" w:bidi="zh_TW"/>
         </w:rPr>
+        <w:t>τοῦ μεγάλου Θεοῦ καὶ Σωτῆρος ἡμῶν, Ἰησοῦ Χριστοῦ</w:t>
+      </w:r>
+    </w:p>
+    <w:p>
+      <w:pPr/>
+      <w:r>
+        <w:rPr>
+          <w:lang w:val="zh_TW" w:bidi="zh_TW"/>
+        </w:rPr>
+      </w:r>
+      <w:r>
+        <w:rPr>
+          <w:b/>
+          <w:lang w:val="zh_TW" w:bidi="zh_TW"/>
+        </w:rPr>
         <w:t>「……</w:t>
       </w:r>
       <w:r>
@@ -13147,6 +14962,21 @@
           <w:b/>
           <w:lang w:val="zh_TW" w:bidi="zh_TW"/>
         </w:rPr>
+        <w:t>ὃς ἔδωκεν ἑαυτὸν ὑπὲρ ἡμῶν</w:t>
+      </w:r>
+    </w:p>
+    <w:p>
+      <w:pPr/>
+      <w:r>
+        <w:rPr>
+          <w:lang w:val="zh_TW" w:bidi="zh_TW"/>
+        </w:rPr>
+      </w:r>
+      <w:r>
+        <w:rPr>
+          <w:b/>
+          <w:lang w:val="zh_TW" w:bidi="zh_TW"/>
+        </w:rPr>
         <w:t>「</w:t>
       </w:r>
       <w:r>
@@ -13244,6 +15074,21 @@
           <w:b/>
           <w:lang w:val="zh_TW" w:bidi="zh_TW"/>
         </w:rPr>
+        <w:t>ἡμῶν</w:t>
+      </w:r>
+    </w:p>
+    <w:p>
+      <w:pPr/>
+      <w:r>
+        <w:rPr>
+          <w:lang w:val="zh_TW" w:bidi="zh_TW"/>
+        </w:rPr>
+      </w:r>
+      <w:r>
+        <w:rPr>
+          <w:b/>
+          <w:lang w:val="zh_TW" w:bidi="zh_TW"/>
+        </w:rPr>
         <w:t>「我們」</w:t>
       </w:r>
     </w:p>
@@ -13340,6 +15185,21 @@
           <w:b/>
           <w:lang w:val="zh_TW" w:bidi="zh_TW"/>
         </w:rPr>
+        <w:t>λυτρώσηται ἡμᾶς ἀπὸ πάσης ἀνομίας</w:t>
+      </w:r>
+    </w:p>
+    <w:p>
+      <w:pPr/>
+      <w:r>
+        <w:rPr>
+          <w:lang w:val="zh_TW" w:bidi="zh_TW"/>
+        </w:rPr>
+      </w:r>
+      <w:r>
+        <w:rPr>
+          <w:b/>
+          <w:lang w:val="zh_TW" w:bidi="zh_TW"/>
+        </w:rPr>
         <w:t>「</w:t>
       </w:r>
       <w:r>
@@ -13450,6 +15310,21 @@
           <w:b/>
           <w:lang w:val="zh_TW" w:bidi="zh_TW"/>
         </w:rPr>
+        <w:t>ἡμᾶς</w:t>
+      </w:r>
+    </w:p>
+    <w:p>
+      <w:pPr/>
+      <w:r>
+        <w:rPr>
+          <w:lang w:val="zh_TW" w:bidi="zh_TW"/>
+        </w:rPr>
+      </w:r>
+      <w:r>
+        <w:rPr>
+          <w:b/>
+          <w:lang w:val="zh_TW" w:bidi="zh_TW"/>
+        </w:rPr>
         <w:t>「我們」</w:t>
       </w:r>
     </w:p>
@@ -13546,6 +15421,21 @@
           <w:b/>
           <w:lang w:val="zh_TW" w:bidi="zh_TW"/>
         </w:rPr>
+        <w:t>λαὸν περιούσιον</w:t>
+      </w:r>
+    </w:p>
+    <w:p>
+      <w:pPr/>
+      <w:r>
+        <w:rPr>
+          <w:lang w:val="zh_TW" w:bidi="zh_TW"/>
+        </w:rPr>
+      </w:r>
+      <w:r>
+        <w:rPr>
+          <w:b/>
+          <w:lang w:val="zh_TW" w:bidi="zh_TW"/>
+        </w:rPr>
         <w:t>「</w:t>
       </w:r>
       <w:r>
@@ -13643,6 +15533,21 @@
           <w:b/>
           <w:lang w:val="zh_TW" w:bidi="zh_TW"/>
         </w:rPr>
+        <w:t>ζηλωτὴν καλῶν ἔργων</w:t>
+      </w:r>
+    </w:p>
+    <w:p>
+      <w:pPr/>
+      <w:r>
+        <w:rPr>
+          <w:lang w:val="zh_TW" w:bidi="zh_TW"/>
+        </w:rPr>
+      </w:r>
+      <w:r>
+        <w:rPr>
+          <w:b/>
+          <w:lang w:val="zh_TW" w:bidi="zh_TW"/>
+        </w:rPr>
         <w:t>「</w:t>
       </w:r>
       <w:r>
@@ -13720,6 +15625,21 @@
           <w:b/>
           <w:lang w:val="zh_TW" w:bidi="zh_TW"/>
         </w:rPr>
+        <w:t>ταῦτα</w:t>
+      </w:r>
+    </w:p>
+    <w:p>
+      <w:pPr/>
+      <w:r>
+        <w:rPr>
+          <w:lang w:val="zh_TW" w:bidi="zh_TW"/>
+        </w:rPr>
+      </w:r>
+      <w:r>
+        <w:rPr>
+          <w:b/>
+          <w:lang w:val="zh_TW" w:bidi="zh_TW"/>
+        </w:rPr>
         <w:t>「這些事……」</w:t>
       </w:r>
     </w:p>
@@ -13816,6 +15736,21 @@
           <w:b/>
           <w:lang w:val="zh_TW" w:bidi="zh_TW"/>
         </w:rPr>
+        <w:t>παρακάλει</w:t>
+      </w:r>
+    </w:p>
+    <w:p>
+      <w:pPr/>
+      <w:r>
+        <w:rPr>
+          <w:lang w:val="zh_TW" w:bidi="zh_TW"/>
+        </w:rPr>
+      </w:r>
+      <w:r>
+        <w:rPr>
+          <w:b/>
+          <w:lang w:val="zh_TW" w:bidi="zh_TW"/>
+        </w:rPr>
         <w:t>「</w:t>
       </w:r>
       <w:r>
@@ -13926,6 +15861,21 @@
           <w:b/>
           <w:lang w:val="zh_TW" w:bidi="zh_TW"/>
         </w:rPr>
+        <w:t>ἔλεγχε, μετὰ πάσης ἐπιταγῆς</w:t>
+      </w:r>
+    </w:p>
+    <w:p>
+      <w:pPr/>
+      <w:r>
+        <w:rPr>
+          <w:lang w:val="zh_TW" w:bidi="zh_TW"/>
+        </w:rPr>
+      </w:r>
+      <w:r>
+        <w:rPr>
+          <w:b/>
+          <w:lang w:val="zh_TW" w:bidi="zh_TW"/>
+        </w:rPr>
         <w:t>「</w:t>
       </w:r>
       <w:r>
@@ -14036,6 +15986,21 @@
           <w:b/>
           <w:lang w:val="zh_TW" w:bidi="zh_TW"/>
         </w:rPr>
+        <w:t>μετὰ πάσης ἐπιταγῆς</w:t>
+      </w:r>
+    </w:p>
+    <w:p>
+      <w:pPr/>
+      <w:r>
+        <w:rPr>
+          <w:lang w:val="zh_TW" w:bidi="zh_TW"/>
+        </w:rPr>
+      </w:r>
+      <w:r>
+        <w:rPr>
+          <w:b/>
+          <w:lang w:val="zh_TW" w:bidi="zh_TW"/>
+        </w:rPr>
         <w:t>「</w:t>
       </w:r>
       <w:r>
@@ -14146,6 +16111,21 @@
           <w:b/>
           <w:lang w:val="zh_TW" w:bidi="zh_TW"/>
         </w:rPr>
+        <w:t>μηδείς σου περιφρονείτω</w:t>
+      </w:r>
+    </w:p>
+    <w:p>
+      <w:pPr/>
+      <w:r>
+        <w:rPr>
+          <w:lang w:val="zh_TW" w:bidi="zh_TW"/>
+        </w:rPr>
+      </w:r>
+      <w:r>
+        <w:rPr>
+          <w:b/>
+          <w:lang w:val="zh_TW" w:bidi="zh_TW"/>
+        </w:rPr>
         <w:t>「</w:t>
       </w:r>
       <w:r>
@@ -14223,6 +16203,21 @@
           <w:b/>
           <w:lang w:val="zh_TW" w:bidi="zh_TW"/>
         </w:rPr>
+        <w:t>μηδείς σου περιφρονείτω</w:t>
+      </w:r>
+    </w:p>
+    <w:p>
+      <w:pPr/>
+      <w:r>
+        <w:rPr>
+          <w:lang w:val="zh_TW" w:bidi="zh_TW"/>
+        </w:rPr>
+      </w:r>
+      <w:r>
+        <w:rPr>
+          <w:b/>
+          <w:lang w:val="zh_TW" w:bidi="zh_TW"/>
+        </w:rPr>
         <w:t>「</w:t>
       </w:r>
       <w:r>
@@ -14320,6 +16315,21 @@
           <w:b/>
           <w:lang w:val="zh_TW" w:bidi="zh_TW"/>
         </w:rPr>
+        <w:t>μηδείς σου περιφρονείτω</w:t>
+      </w:r>
+    </w:p>
+    <w:p>
+      <w:pPr/>
+      <w:r>
+        <w:rPr>
+          <w:lang w:val="zh_TW" w:bidi="zh_TW"/>
+        </w:rPr>
+      </w:r>
+      <w:r>
+        <w:rPr>
+          <w:b/>
+          <w:lang w:val="zh_TW" w:bidi="zh_TW"/>
+        </w:rPr>
         <w:t>「</w:t>
       </w:r>
       <w:r>
@@ -14417,6 +16427,21 @@
           <w:b/>
           <w:lang w:val="zh_TW" w:bidi="zh_TW"/>
         </w:rPr>
+        <w:t>ὑπομίμνῃσκε αὐτοὺς &amp; ὑποτάσσεσθαι</w:t>
+      </w:r>
+    </w:p>
+    <w:p>
+      <w:pPr/>
+      <w:r>
+        <w:rPr>
+          <w:lang w:val="zh_TW" w:bidi="zh_TW"/>
+        </w:rPr>
+      </w:r>
+      <w:r>
+        <w:rPr>
+          <w:b/>
+          <w:lang w:val="zh_TW" w:bidi="zh_TW"/>
+        </w:rPr>
         <w:t>「</w:t>
       </w:r>
       <w:r>
@@ -14535,6 +16560,21 @@
           <w:b/>
           <w:lang w:val="zh_TW" w:bidi="zh_TW"/>
         </w:rPr>
+        <w:t>ἀρχαῖς, ἐξουσίαις, ὑποτάσσεσθαι, πειθαρχεῖν</w:t>
+      </w:r>
+    </w:p>
+    <w:p>
+      <w:pPr/>
+      <w:r>
+        <w:rPr>
+          <w:lang w:val="zh_TW" w:bidi="zh_TW"/>
+        </w:rPr>
+      </w:r>
+      <w:r>
+        <w:rPr>
+          <w:b/>
+          <w:lang w:val="zh_TW" w:bidi="zh_TW"/>
+        </w:rPr>
         <w:t>「</w:t>
       </w:r>
       <w:r>
@@ -14652,6 +16692,21 @@
           <w:b/>
           <w:lang w:val="zh_TW" w:bidi="zh_TW"/>
         </w:rPr>
+        <w:t>ἀρχαῖς, ἐξουσίαις</w:t>
+      </w:r>
+    </w:p>
+    <w:p>
+      <w:pPr/>
+      <w:r>
+        <w:rPr>
+          <w:lang w:val="zh_TW" w:bidi="zh_TW"/>
+        </w:rPr>
+      </w:r>
+      <w:r>
+        <w:rPr>
+          <w:b/>
+          <w:lang w:val="zh_TW" w:bidi="zh_TW"/>
+        </w:rPr>
         <w:t>「……</w:t>
       </w:r>
       <w:r>
@@ -14769,6 +16824,21 @@
           <w:b/>
           <w:lang w:val="zh_TW" w:bidi="zh_TW"/>
         </w:rPr>
+        <w:t>πρὸς πᾶν ἔργον ἀγαθὸν ἑτοίμους εἶναι</w:t>
+      </w:r>
+    </w:p>
+    <w:p>
+      <w:pPr/>
+      <w:r>
+        <w:rPr>
+          <w:lang w:val="zh_TW" w:bidi="zh_TW"/>
+        </w:rPr>
+      </w:r>
+      <w:r>
+        <w:rPr>
+          <w:b/>
+          <w:lang w:val="zh_TW" w:bidi="zh_TW"/>
+        </w:rPr>
         <w:t>「</w:t>
       </w:r>
       <w:r>
@@ -14846,6 +16916,21 @@
           <w:b/>
           <w:lang w:val="zh_TW" w:bidi="zh_TW"/>
         </w:rPr>
+        <w:t>βλασφημεῖν</w:t>
+      </w:r>
+    </w:p>
+    <w:p>
+      <w:pPr/>
+      <w:r>
+        <w:rPr>
+          <w:lang w:val="zh_TW" w:bidi="zh_TW"/>
+        </w:rPr>
+      </w:r>
+      <w:r>
+        <w:rPr>
+          <w:b/>
+          <w:lang w:val="zh_TW" w:bidi="zh_TW"/>
+        </w:rPr>
         <w:t>「</w:t>
       </w:r>
       <w:r>
@@ -14923,6 +17008,21 @@
           <w:b/>
           <w:lang w:val="zh_TW" w:bidi="zh_TW"/>
         </w:rPr>
+        <w:t>ἀμάχους εἶναι</w:t>
+      </w:r>
+    </w:p>
+    <w:p>
+      <w:pPr/>
+      <w:r>
+        <w:rPr>
+          <w:lang w:val="zh_TW" w:bidi="zh_TW"/>
+        </w:rPr>
+      </w:r>
+      <w:r>
+        <w:rPr>
+          <w:b/>
+          <w:lang w:val="zh_TW" w:bidi="zh_TW"/>
+        </w:rPr>
         <w:t>「不要好爭鬥（和合本譯：和平）」</w:t>
       </w:r>
     </w:p>
@@ -15032,6 +17132,21 @@
           <w:b/>
           <w:lang w:val="zh_TW" w:bidi="zh_TW"/>
         </w:rPr>
+        <w:t>πᾶσαν ἐνδεικνυμένους πραΰτητα</w:t>
+      </w:r>
+    </w:p>
+    <w:p>
+      <w:pPr/>
+      <w:r>
+        <w:rPr>
+          <w:lang w:val="zh_TW" w:bidi="zh_TW"/>
+        </w:rPr>
+      </w:r>
+      <w:r>
+        <w:rPr>
+          <w:b/>
+          <w:lang w:val="zh_TW" w:bidi="zh_TW"/>
+        </w:rPr>
         <w:t>「</w:t>
       </w:r>
       <w:r>
@@ -15156,6 +17271,21 @@
           <w:b/>
           <w:lang w:val="zh_TW" w:bidi="zh_TW"/>
         </w:rPr>
+        <w:t>πρὸς πάντας ἀνθρώπους</w:t>
+      </w:r>
+    </w:p>
+    <w:p>
+      <w:pPr/>
+      <w:r>
+        <w:rPr>
+          <w:lang w:val="zh_TW" w:bidi="zh_TW"/>
+        </w:rPr>
+      </w:r>
+      <w:r>
+        <w:rPr>
+          <w:b/>
+          <w:lang w:val="zh_TW" w:bidi="zh_TW"/>
+        </w:rPr>
         <w:t>「</w:t>
       </w:r>
       <w:r>
@@ -15266,6 +17396,21 @@
           <w:b/>
           <w:lang w:val="zh_TW" w:bidi="zh_TW"/>
         </w:rPr>
+        <w:t>ἦμεν γάρ ποτε καὶ ἡμεῖς</w:t>
+      </w:r>
+    </w:p>
+    <w:p>
+      <w:pPr/>
+      <w:r>
+        <w:rPr>
+          <w:lang w:val="zh_TW" w:bidi="zh_TW"/>
+        </w:rPr>
+      </w:r>
+      <w:r>
+        <w:rPr>
+          <w:b/>
+          <w:lang w:val="zh_TW" w:bidi="zh_TW"/>
+        </w:rPr>
         <w:t>「</w:t>
       </w:r>
       <w:r>
@@ -15390,6 +17535,21 @@
           <w:b/>
           <w:lang w:val="zh_TW" w:bidi="zh_TW"/>
         </w:rPr>
+        <w:t>ποτε</w:t>
+      </w:r>
+    </w:p>
+    <w:p>
+      <w:pPr/>
+      <w:r>
+        <w:rPr>
+          <w:lang w:val="zh_TW" w:bidi="zh_TW"/>
+        </w:rPr>
+      </w:r>
+      <w:r>
+        <w:rPr>
+          <w:b/>
+          <w:lang w:val="zh_TW" w:bidi="zh_TW"/>
+        </w:rPr>
         <w:t>「……</w:t>
       </w:r>
       <w:r>
@@ -15467,6 +17627,21 @@
           <w:b/>
           <w:lang w:val="zh_TW" w:bidi="zh_TW"/>
         </w:rPr>
+        <w:t>ἡμεῖς</w:t>
+      </w:r>
+    </w:p>
+    <w:p>
+      <w:pPr/>
+      <w:r>
+        <w:rPr>
+          <w:lang w:val="zh_TW" w:bidi="zh_TW"/>
+        </w:rPr>
+      </w:r>
+      <w:r>
+        <w:rPr>
+          <w:b/>
+          <w:lang w:val="zh_TW" w:bidi="zh_TW"/>
+        </w:rPr>
         <w:t>「我們……」</w:t>
       </w:r>
     </w:p>
@@ -15563,6 +17738,21 @@
           <w:b/>
           <w:lang w:val="zh_TW" w:bidi="zh_TW"/>
         </w:rPr>
+        <w:t>ἦμεν &amp; ἀνόητοι</w:t>
+      </w:r>
+    </w:p>
+    <w:p>
+      <w:pPr/>
+      <w:r>
+        <w:rPr>
+          <w:lang w:val="zh_TW" w:bidi="zh_TW"/>
+        </w:rPr>
+      </w:r>
+      <w:r>
+        <w:rPr>
+          <w:b/>
+          <w:lang w:val="zh_TW" w:bidi="zh_TW"/>
+        </w:rPr>
         <w:t>「是」</w:t>
       </w:r>
       <w:r>
@@ -15653,6 +17843,21 @@
           <w:b/>
           <w:lang w:val="zh_TW" w:bidi="zh_TW"/>
         </w:rPr>
+        <w:t>πλανώμενοι, δουλεύοντες ἐπιθυμίαις καὶ ἡδοναῖς ποικίλαις</w:t>
+      </w:r>
+    </w:p>
+    <w:p>
+      <w:pPr/>
+      <w:r>
+        <w:rPr>
+          <w:lang w:val="zh_TW" w:bidi="zh_TW"/>
+        </w:rPr>
+      </w:r>
+      <w:r>
+        <w:rPr>
+          <w:b/>
+          <w:lang w:val="zh_TW" w:bidi="zh_TW"/>
+        </w:rPr>
         <w:t>「……</w:t>
       </w:r>
       <w:r>
@@ -15776,6 +17981,21 @@
           <w:b/>
           <w:lang w:val="zh_TW" w:bidi="zh_TW"/>
         </w:rPr>
+        <w:t>πλανώμενοι, δουλεύοντες ἐπιθυμίαις καὶ ἡδοναῖς ποικίλαις</w:t>
+      </w:r>
+    </w:p>
+    <w:p>
+      <w:pPr/>
+      <w:r>
+        <w:rPr>
+          <w:lang w:val="zh_TW" w:bidi="zh_TW"/>
+        </w:rPr>
+      </w:r>
+      <w:r>
+        <w:rPr>
+          <w:b/>
+          <w:lang w:val="zh_TW" w:bidi="zh_TW"/>
+        </w:rPr>
         <w:t>「……受迷惑、服事各樣私慾，和宴樂」</w:t>
       </w:r>
     </w:p>
@@ -15859,6 +18079,21 @@
           <w:b/>
           <w:lang w:val="zh_TW" w:bidi="zh_TW"/>
         </w:rPr>
+        <w:t>ἐπιθυμίαις καὶ ἡδοναῖς ποικίλαις</w:t>
+      </w:r>
+    </w:p>
+    <w:p>
+      <w:pPr/>
+      <w:r>
+        <w:rPr>
+          <w:lang w:val="zh_TW" w:bidi="zh_TW"/>
+        </w:rPr>
+      </w:r>
+      <w:r>
+        <w:rPr>
+          <w:b/>
+          <w:lang w:val="zh_TW" w:bidi="zh_TW"/>
+        </w:rPr>
         <w:t>「……</w:t>
       </w:r>
       <w:r>
@@ -15982,6 +18217,21 @@
           <w:b/>
           <w:lang w:val="zh_TW" w:bidi="zh_TW"/>
         </w:rPr>
+        <w:t>ἐν κακίᾳ καὶ φθόνῳ διάγοντες</w:t>
+      </w:r>
+    </w:p>
+    <w:p>
+      <w:pPr/>
+      <w:r>
+        <w:rPr>
+          <w:lang w:val="zh_TW" w:bidi="zh_TW"/>
+        </w:rPr>
+      </w:r>
+      <w:r>
+        <w:rPr>
+          <w:b/>
+          <w:lang w:val="zh_TW" w:bidi="zh_TW"/>
+        </w:rPr>
         <w:t>「</w:t>
       </w:r>
       <w:r>
@@ -16157,6 +18407,21 @@
           <w:b/>
           <w:lang w:val="zh_TW" w:bidi="zh_TW"/>
         </w:rPr>
+        <w:t>στυγητοί</w:t>
+      </w:r>
+    </w:p>
+    <w:p>
+      <w:pPr/>
+      <w:r>
+        <w:rPr>
+          <w:lang w:val="zh_TW" w:bidi="zh_TW"/>
+        </w:rPr>
+      </w:r>
+      <w:r>
+        <w:rPr>
+          <w:b/>
+          <w:lang w:val="zh_TW" w:bidi="zh_TW"/>
+        </w:rPr>
         <w:t>「</w:t>
       </w:r>
       <w:r>
@@ -16234,6 +18499,21 @@
           <w:b/>
           <w:lang w:val="zh_TW" w:bidi="zh_TW"/>
         </w:rPr>
+        <w:t>δὲ</w:t>
+      </w:r>
+    </w:p>
+    <w:p>
+      <w:pPr/>
+      <w:r>
+        <w:rPr>
+          <w:lang w:val="zh_TW" w:bidi="zh_TW"/>
+        </w:rPr>
+      </w:r>
+      <w:r>
+        <w:rPr>
+          <w:b/>
+          <w:lang w:val="zh_TW" w:bidi="zh_TW"/>
+        </w:rPr>
         <w:t>「但……」</w:t>
       </w:r>
     </w:p>
@@ -16330,6 +18610,21 @@
           <w:b/>
           <w:lang w:val="zh_TW" w:bidi="zh_TW"/>
         </w:rPr>
+        <w:t>ὅτε &amp; ἡ χρηστότης καὶ ἡ φιλανθρωπία ἐπεφάνη τοῦ Σωτῆρος ἡμῶν, Θεοῦ</w:t>
+      </w:r>
+    </w:p>
+    <w:p>
+      <w:pPr/>
+      <w:r>
+        <w:rPr>
+          <w:lang w:val="zh_TW" w:bidi="zh_TW"/>
+        </w:rPr>
+      </w:r>
+      <w:r>
+        <w:rPr>
+          <w:b/>
+          <w:lang w:val="zh_TW" w:bidi="zh_TW"/>
+        </w:rPr>
         <w:t>「到了」</w:t>
       </w:r>
       <w:r>
@@ -16466,6 +18761,21 @@
           <w:b/>
           <w:lang w:val="zh_TW" w:bidi="zh_TW"/>
         </w:rPr>
+        <w:t>ὅτε &amp; ἡ χρηστότης καὶ ἡ φιλανθρωπία ἐπεφάνη τοῦ Σωτῆρος ἡμῶν, Θεοῦ</w:t>
+      </w:r>
+    </w:p>
+    <w:p>
+      <w:pPr/>
+      <w:r>
+        <w:rPr>
+          <w:lang w:val="zh_TW" w:bidi="zh_TW"/>
+        </w:rPr>
+      </w:r>
+      <w:r>
+        <w:rPr>
+          <w:b/>
+          <w:lang w:val="zh_TW" w:bidi="zh_TW"/>
+        </w:rPr>
         <w:t>「到了」</w:t>
       </w:r>
       <w:r>
@@ -16602,6 +18912,21 @@
           <w:b/>
           <w:lang w:val="zh_TW" w:bidi="zh_TW"/>
         </w:rPr>
+        <w:t>ἡμῶν</w:t>
+      </w:r>
+    </w:p>
+    <w:p>
+      <w:pPr/>
+      <w:r>
+        <w:rPr>
+          <w:lang w:val="zh_TW" w:bidi="zh_TW"/>
+        </w:rPr>
+      </w:r>
+      <w:r>
+        <w:rPr>
+          <w:b/>
+          <w:lang w:val="zh_TW" w:bidi="zh_TW"/>
+        </w:rPr>
         <w:t>「我們」</w:t>
       </w:r>
     </w:p>
@@ -16698,6 +19023,21 @@
           <w:b/>
           <w:lang w:val="zh_TW" w:bidi="zh_TW"/>
         </w:rPr>
+        <w:t>ἔργων τῶν ἐν δικαιοσύνῃ</w:t>
+      </w:r>
+    </w:p>
+    <w:p>
+      <w:pPr/>
+      <w:r>
+        <w:rPr>
+          <w:lang w:val="zh_TW" w:bidi="zh_TW"/>
+        </w:rPr>
+      </w:r>
+      <w:r>
+        <w:rPr>
+          <w:b/>
+          <w:lang w:val="zh_TW" w:bidi="zh_TW"/>
+        </w:rPr>
         <w:t>「義」</w:t>
       </w:r>
     </w:p>
@@ -16794,6 +19134,21 @@
           <w:b/>
           <w:lang w:val="zh_TW" w:bidi="zh_TW"/>
         </w:rPr>
+        <w:t>κατὰ τὸ αὐτοῦ ἔλεος</w:t>
+      </w:r>
+    </w:p>
+    <w:p>
+      <w:pPr/>
+      <w:r>
+        <w:rPr>
+          <w:lang w:val="zh_TW" w:bidi="zh_TW"/>
+        </w:rPr>
+      </w:r>
+      <w:r>
+        <w:rPr>
+          <w:b/>
+          <w:lang w:val="zh_TW" w:bidi="zh_TW"/>
+        </w:rPr>
         <w:t>「……</w:t>
       </w:r>
       <w:r>
@@ -16904,6 +19259,21 @@
           <w:b/>
           <w:lang w:val="zh_TW" w:bidi="zh_TW"/>
         </w:rPr>
+        <w:t>λουτροῦ παλινγενεσίας</w:t>
+      </w:r>
+    </w:p>
+    <w:p>
+      <w:pPr/>
+      <w:r>
+        <w:rPr>
+          <w:lang w:val="zh_TW" w:bidi="zh_TW"/>
+        </w:rPr>
+      </w:r>
+      <w:r>
+        <w:rPr>
+          <w:b/>
+          <w:lang w:val="zh_TW" w:bidi="zh_TW"/>
+        </w:rPr>
         <w:t>「……洗……」</w:t>
       </w:r>
     </w:p>
@@ -17013,6 +19383,21 @@
           <w:b/>
           <w:lang w:val="zh_TW" w:bidi="zh_TW"/>
         </w:rPr>
+        <w:t>οὗ ἐξέχεεν ἐφ’ ἡμᾶς πλουσίως,</w:t>
+      </w:r>
+    </w:p>
+    <w:p>
+      <w:pPr/>
+      <w:r>
+        <w:rPr>
+          <w:lang w:val="zh_TW" w:bidi="zh_TW"/>
+        </w:rPr>
+      </w:r>
+      <w:r>
+        <w:rPr>
+          <w:b/>
+          <w:lang w:val="zh_TW" w:bidi="zh_TW"/>
+        </w:rPr>
         <w:t>「</w:t>
       </w:r>
       <w:r>
@@ -17124,6 +19509,21 @@
           <w:b/>
           <w:lang w:val="zh_TW" w:bidi="zh_TW"/>
         </w:rPr>
+        <w:t>ἡμᾶς</w:t>
+      </w:r>
+    </w:p>
+    <w:p>
+      <w:pPr/>
+      <w:r>
+        <w:rPr>
+          <w:lang w:val="zh_TW" w:bidi="zh_TW"/>
+        </w:rPr>
+      </w:r>
+      <w:r>
+        <w:rPr>
+          <w:b/>
+          <w:lang w:val="zh_TW" w:bidi="zh_TW"/>
+        </w:rPr>
         <w:t>「我們」</w:t>
       </w:r>
     </w:p>
@@ -17220,6 +19620,21 @@
           <w:b/>
           <w:lang w:val="zh_TW" w:bidi="zh_TW"/>
         </w:rPr>
+        <w:t>διὰ Ἰησοῦ Χριστοῦ, τοῦ Σωτῆρος ἡμῶν</w:t>
+      </w:r>
+    </w:p>
+    <w:p>
+      <w:pPr/>
+      <w:r>
+        <w:rPr>
+          <w:lang w:val="zh_TW" w:bidi="zh_TW"/>
+        </w:rPr>
+      </w:r>
+      <w:r>
+        <w:rPr>
+          <w:b/>
+          <w:lang w:val="zh_TW" w:bidi="zh_TW"/>
+        </w:rPr>
         <w:t>「……</w:t>
       </w:r>
       <w:r>
@@ -17297,6 +19712,21 @@
           <w:b/>
           <w:lang w:val="zh_TW" w:bidi="zh_TW"/>
         </w:rPr>
+        <w:t>ἡμῶν</w:t>
+      </w:r>
+    </w:p>
+    <w:p>
+      <w:pPr/>
+      <w:r>
+        <w:rPr>
+          <w:lang w:val="zh_TW" w:bidi="zh_TW"/>
+        </w:rPr>
+      </w:r>
+      <w:r>
+        <w:rPr>
+          <w:b/>
+          <w:lang w:val="zh_TW" w:bidi="zh_TW"/>
+        </w:rPr>
         <w:t>「我們」</w:t>
       </w:r>
     </w:p>
@@ -17393,6 +19823,21 @@
           <w:b/>
           <w:lang w:val="zh_TW" w:bidi="zh_TW"/>
         </w:rPr>
+        <w:t>ἵνα</w:t>
+      </w:r>
+    </w:p>
+    <w:p>
+      <w:pPr/>
+      <w:r>
+        <w:rPr>
+          <w:lang w:val="zh_TW" w:bidi="zh_TW"/>
+        </w:rPr>
+      </w:r>
+      <w:r>
+        <w:rPr>
+          <w:b/>
+          <w:lang w:val="zh_TW" w:bidi="zh_TW"/>
+        </w:rPr>
         <w:t>「好叫……」</w:t>
       </w:r>
     </w:p>
@@ -17515,6 +19960,21 @@
           <w:b/>
           <w:lang w:val="zh_TW" w:bidi="zh_TW"/>
         </w:rPr>
+        <w:t>δικαιωθέντες</w:t>
+      </w:r>
+    </w:p>
+    <w:p>
+      <w:pPr/>
+      <w:r>
+        <w:rPr>
+          <w:lang w:val="zh_TW" w:bidi="zh_TW"/>
+        </w:rPr>
+      </w:r>
+      <w:r>
+        <w:rPr>
+          <w:b/>
+          <w:lang w:val="zh_TW" w:bidi="zh_TW"/>
+        </w:rPr>
         <w:t>「……</w:t>
       </w:r>
       <w:r>
@@ -17626,6 +20086,21 @@
           <w:b/>
           <w:lang w:val="zh_TW" w:bidi="zh_TW"/>
         </w:rPr>
+        <w:t>τῇ ἐκείνου χάριτι</w:t>
+      </w:r>
+    </w:p>
+    <w:p>
+      <w:pPr/>
+      <w:r>
+        <w:rPr>
+          <w:lang w:val="zh_TW" w:bidi="zh_TW"/>
+        </w:rPr>
+      </w:r>
+      <w:r>
+        <w:rPr>
+          <w:b/>
+          <w:lang w:val="zh_TW" w:bidi="zh_TW"/>
+        </w:rPr>
         <w:t>「……</w:t>
       </w:r>
       <w:r>
@@ -17736,6 +20211,21 @@
           <w:b/>
           <w:lang w:val="zh_TW" w:bidi="zh_TW"/>
         </w:rPr>
+        <w:t>ἐκείνου</w:t>
+      </w:r>
+    </w:p>
+    <w:p>
+      <w:pPr/>
+      <w:r>
+        <w:rPr>
+          <w:lang w:val="zh_TW" w:bidi="zh_TW"/>
+        </w:rPr>
+      </w:r>
+      <w:r>
+        <w:rPr>
+          <w:b/>
+          <w:lang w:val="zh_TW" w:bidi="zh_TW"/>
+        </w:rPr>
         <w:t>「……</w:t>
       </w:r>
       <w:r>
@@ -17858,6 +20348,21 @@
           <w:b/>
           <w:lang w:val="zh_TW" w:bidi="zh_TW"/>
         </w:rPr>
+        <w:t>κληρονόμοι γενηθῶμεν, κατ’ ἐλπίδα ζωῆς αἰωνίου</w:t>
+      </w:r>
+    </w:p>
+    <w:p>
+      <w:pPr/>
+      <w:r>
+        <w:rPr>
+          <w:lang w:val="zh_TW" w:bidi="zh_TW"/>
+        </w:rPr>
+      </w:r>
+      <w:r>
+        <w:rPr>
+          <w:b/>
+          <w:lang w:val="zh_TW" w:bidi="zh_TW"/>
+        </w:rPr>
         <w:t>「</w:t>
       </w:r>
       <w:r>
@@ -17955,6 +20460,21 @@
           <w:b/>
           <w:lang w:val="zh_TW" w:bidi="zh_TW"/>
         </w:rPr>
+        <w:t>ὁ λόγος</w:t>
+      </w:r>
+    </w:p>
+    <w:p>
+      <w:pPr/>
+      <w:r>
+        <w:rPr>
+          <w:lang w:val="zh_TW" w:bidi="zh_TW"/>
+        </w:rPr>
+      </w:r>
+      <w:r>
+        <w:rPr>
+          <w:b/>
+          <w:lang w:val="zh_TW" w:bidi="zh_TW"/>
+        </w:rPr>
         <w:t>「這話……」</w:t>
       </w:r>
     </w:p>
@@ -18045,6 +20565,21 @@
           <w:b/>
           <w:lang w:val="zh_TW" w:bidi="zh_TW"/>
         </w:rPr>
+        <w:t>τούτων</w:t>
+      </w:r>
+    </w:p>
+    <w:p>
+      <w:pPr/>
+      <w:r>
+        <w:rPr>
+          <w:lang w:val="zh_TW" w:bidi="zh_TW"/>
+        </w:rPr>
+      </w:r>
+      <w:r>
+        <w:rPr>
+          <w:b/>
+          <w:lang w:val="zh_TW" w:bidi="zh_TW"/>
+        </w:rPr>
         <w:t>「……這些事……」</w:t>
       </w:r>
     </w:p>
@@ -18141,6 +20676,21 @@
           <w:b/>
           <w:lang w:val="zh_TW" w:bidi="zh_TW"/>
         </w:rPr>
+        <w:t>φροντίζωσιν καλῶν ἔργων, προΐστασθαι</w:t>
+      </w:r>
+    </w:p>
+    <w:p>
+      <w:pPr/>
+      <w:r>
+        <w:rPr>
+          <w:lang w:val="zh_TW" w:bidi="zh_TW"/>
+        </w:rPr>
+      </w:r>
+      <w:r>
+        <w:rPr>
+          <w:b/>
+          <w:lang w:val="zh_TW" w:bidi="zh_TW"/>
+        </w:rPr>
         <w:t>「……</w:t>
       </w:r>
       <w:r>
@@ -18218,6 +20768,21 @@
           <w:b/>
           <w:lang w:val="zh_TW" w:bidi="zh_TW"/>
         </w:rPr>
+        <w:t>τοῖς ἀνθρώποις</w:t>
+      </w:r>
+    </w:p>
+    <w:p>
+      <w:pPr/>
+      <w:r>
+        <w:rPr>
+          <w:lang w:val="zh_TW" w:bidi="zh_TW"/>
+        </w:rPr>
+      </w:r>
+      <w:r>
+        <w:rPr>
+          <w:b/>
+          <w:lang w:val="zh_TW" w:bidi="zh_TW"/>
+        </w:rPr>
         <w:t>「……</w:t>
       </w:r>
       <w:r>
@@ -18342,6 +20907,21 @@
           <w:b/>
           <w:lang w:val="zh_TW" w:bidi="zh_TW"/>
         </w:rPr>
+        <w:t>δὲ &amp; περιΐστασο</w:t>
+      </w:r>
+    </w:p>
+    <w:p>
+      <w:pPr/>
+      <w:r>
+        <w:rPr>
+          <w:lang w:val="zh_TW" w:bidi="zh_TW"/>
+        </w:rPr>
+      </w:r>
+      <w:r>
+        <w:rPr>
+          <w:b/>
+          <w:lang w:val="zh_TW" w:bidi="zh_TW"/>
+        </w:rPr>
         <w:t>「要」</w:t>
       </w:r>
       <w:r>
@@ -18465,6 +21045,21 @@
           <w:b/>
           <w:lang w:val="zh_TW" w:bidi="zh_TW"/>
         </w:rPr>
+        <w:t>μωρὰς &amp; ζητήσεις</w:t>
+      </w:r>
+    </w:p>
+    <w:p>
+      <w:pPr/>
+      <w:r>
+        <w:rPr>
+          <w:lang w:val="zh_TW" w:bidi="zh_TW"/>
+        </w:rPr>
+      </w:r>
+      <w:r>
+        <w:rPr>
+          <w:b/>
+          <w:lang w:val="zh_TW" w:bidi="zh_TW"/>
+        </w:rPr>
         <w:t>「</w:t>
       </w:r>
       <w:r>
@@ -18569,6 +21164,21 @@
           <w:b/>
           <w:lang w:val="zh_TW" w:bidi="zh_TW"/>
         </w:rPr>
+        <w:t>γενεαλογίας</w:t>
+      </w:r>
+    </w:p>
+    <w:p>
+      <w:pPr/>
+      <w:r>
+        <w:rPr>
+          <w:lang w:val="zh_TW" w:bidi="zh_TW"/>
+        </w:rPr>
+      </w:r>
+      <w:r>
+        <w:rPr>
+          <w:b/>
+          <w:lang w:val="zh_TW" w:bidi="zh_TW"/>
+        </w:rPr>
         <w:t>「家譜」</w:t>
       </w:r>
     </w:p>
@@ -18659,6 +21269,21 @@
           <w:b/>
           <w:lang w:val="zh_TW" w:bidi="zh_TW"/>
         </w:rPr>
+        <w:t>ἔρεις</w:t>
+      </w:r>
+    </w:p>
+    <w:p>
+      <w:pPr/>
+      <w:r>
+        <w:rPr>
+          <w:lang w:val="zh_TW" w:bidi="zh_TW"/>
+        </w:rPr>
+      </w:r>
+      <w:r>
+        <w:rPr>
+          <w:b/>
+          <w:lang w:val="zh_TW" w:bidi="zh_TW"/>
+        </w:rPr>
         <w:t>「</w:t>
       </w:r>
       <w:r>
@@ -18769,6 +21394,21 @@
           <w:b/>
           <w:lang w:val="zh_TW" w:bidi="zh_TW"/>
         </w:rPr>
+        <w:t>νομικὰς</w:t>
+      </w:r>
+    </w:p>
+    <w:p>
+      <w:pPr/>
+      <w:r>
+        <w:rPr>
+          <w:lang w:val="zh_TW" w:bidi="zh_TW"/>
+        </w:rPr>
+      </w:r>
+      <w:r>
+        <w:rPr>
+          <w:b/>
+          <w:lang w:val="zh_TW" w:bidi="zh_TW"/>
+        </w:rPr>
         <w:t>「……</w:t>
       </w:r>
       <w:r>
@@ -18866,6 +21506,21 @@
           <w:b/>
           <w:lang w:val="zh_TW" w:bidi="zh_TW"/>
         </w:rPr>
+        <w:t>αἱρετικὸν ἄνθρωπον &amp; παραιτοῦ</w:t>
+      </w:r>
+    </w:p>
+    <w:p>
+      <w:pPr/>
+      <w:r>
+        <w:rPr>
+          <w:lang w:val="zh_TW" w:bidi="zh_TW"/>
+        </w:rPr>
+      </w:r>
+      <w:r>
+        <w:rPr>
+          <w:b/>
+          <w:lang w:val="zh_TW" w:bidi="zh_TW"/>
+        </w:rPr>
         <w:t>「</w:t>
       </w:r>
       <w:r>
@@ -18990,6 +21645,21 @@
           <w:b/>
           <w:lang w:val="zh_TW" w:bidi="zh_TW"/>
         </w:rPr>
+        <w:t>μετὰ μίαν καὶ δευτέραν νουθεσίαν</w:t>
+      </w:r>
+    </w:p>
+    <w:p>
+      <w:pPr/>
+      <w:r>
+        <w:rPr>
+          <w:lang w:val="zh_TW" w:bidi="zh_TW"/>
+        </w:rPr>
+      </w:r>
+      <w:r>
+        <w:rPr>
+          <w:b/>
+          <w:lang w:val="zh_TW" w:bidi="zh_TW"/>
+        </w:rPr>
         <w:t>「</w:t>
       </w:r>
       <w:r>
@@ -19087,6 +21757,21 @@
           <w:b/>
           <w:lang w:val="zh_TW" w:bidi="zh_TW"/>
         </w:rPr>
+        <w:t>ὁ τοιοῦτος</w:t>
+      </w:r>
+    </w:p>
+    <w:p>
+      <w:pPr/>
+      <w:r>
+        <w:rPr>
+          <w:lang w:val="zh_TW" w:bidi="zh_TW"/>
+        </w:rPr>
+      </w:r>
+      <w:r>
+        <w:rPr>
+          <w:b/>
+          <w:lang w:val="zh_TW" w:bidi="zh_TW"/>
+        </w:rPr>
         <w:t>「</w:t>
       </w:r>
       <w:r>
@@ -19164,6 +21849,21 @@
           <w:b/>
           <w:lang w:val="zh_TW" w:bidi="zh_TW"/>
         </w:rPr>
+        <w:t>ἐξέστραπται</w:t>
+      </w:r>
+    </w:p>
+    <w:p>
+      <w:pPr/>
+      <w:r>
+        <w:rPr>
+          <w:lang w:val="zh_TW" w:bidi="zh_TW"/>
+        </w:rPr>
+      </w:r>
+      <w:r>
+        <w:rPr>
+          <w:b/>
+          <w:lang w:val="zh_TW" w:bidi="zh_TW"/>
+        </w:rPr>
         <w:t>「……</w:t>
       </w:r>
       <w:r>
@@ -19274,6 +21974,21 @@
           <w:b/>
           <w:lang w:val="zh_TW" w:bidi="zh_TW"/>
         </w:rPr>
+        <w:t>ὢν αὐτοκατάκριτος</w:t>
+      </w:r>
+    </w:p>
+    <w:p>
+      <w:pPr/>
+      <w:r>
+        <w:rPr>
+          <w:lang w:val="zh_TW" w:bidi="zh_TW"/>
+        </w:rPr>
+      </w:r>
+      <w:r>
+        <w:rPr>
+          <w:b/>
+          <w:lang w:val="zh_TW" w:bidi="zh_TW"/>
+        </w:rPr>
         <w:t>「</w:t>
       </w:r>
       <w:r>
@@ -19351,6 +22066,21 @@
           <w:b/>
           <w:lang w:val="zh_TW" w:bidi="zh_TW"/>
         </w:rPr>
+        <w:t>ὅταν πέμψω Ἀρτεμᾶν πρὸς σὲ ἢ Τυχικόν</w:t>
+      </w:r>
+    </w:p>
+    <w:p>
+      <w:pPr/>
+      <w:r>
+        <w:rPr>
+          <w:lang w:val="zh_TW" w:bidi="zh_TW"/>
+        </w:rPr>
+      </w:r>
+      <w:r>
+        <w:rPr>
+          <w:b/>
+          <w:lang w:val="zh_TW" w:bidi="zh_TW"/>
+        </w:rPr>
         <w:t>「</w:t>
       </w:r>
       <w:r>
@@ -19448,6 +22178,21 @@
           <w:b/>
           <w:lang w:val="zh_TW" w:bidi="zh_TW"/>
         </w:rPr>
+        <w:t>Ἀρτεμᾶν &amp; Τυχικόν</w:t>
+      </w:r>
+    </w:p>
+    <w:p>
+      <w:pPr/>
+      <w:r>
+        <w:rPr>
+          <w:lang w:val="zh_TW" w:bidi="zh_TW"/>
+        </w:rPr>
+      </w:r>
+      <w:r>
+        <w:rPr>
+          <w:b/>
+          <w:lang w:val="zh_TW" w:bidi="zh_TW"/>
+        </w:rPr>
         <w:t>「亞提馬」</w:t>
       </w:r>
       <w:r>
@@ -19564,6 +22309,21 @@
           <w:b/>
           <w:lang w:val="zh_TW" w:bidi="zh_TW"/>
         </w:rPr>
+        <w:t>σπούδασον ἐλθεῖν</w:t>
+      </w:r>
+    </w:p>
+    <w:p>
+      <w:pPr/>
+      <w:r>
+        <w:rPr>
+          <w:lang w:val="zh_TW" w:bidi="zh_TW"/>
+        </w:rPr>
+      </w:r>
+      <w:r>
+        <w:rPr>
+          <w:b/>
+          <w:lang w:val="zh_TW" w:bidi="zh_TW"/>
+        </w:rPr>
         <w:t>「</w:t>
       </w:r>
       <w:r>
@@ -19655,6 +22415,21 @@
           <w:b/>
           <w:lang w:val="zh_TW" w:bidi="zh_TW"/>
         </w:rPr>
+        <w:t>σπούδασον</w:t>
+      </w:r>
+    </w:p>
+    <w:p>
+      <w:pPr/>
+      <w:r>
+        <w:rPr>
+          <w:lang w:val="zh_TW" w:bidi="zh_TW"/>
+        </w:rPr>
+      </w:r>
+      <w:r>
+        <w:rPr>
+          <w:b/>
+          <w:lang w:val="zh_TW" w:bidi="zh_TW"/>
+        </w:rPr>
         <w:t>「……趕緊……」</w:t>
       </w:r>
     </w:p>
@@ -19751,6 +22526,21 @@
           <w:b/>
           <w:lang w:val="zh_TW" w:bidi="zh_TW"/>
         </w:rPr>
+        <w:t>σπουδαίως πρόπεμψον</w:t>
+      </w:r>
+    </w:p>
+    <w:p>
+      <w:pPr/>
+      <w:r>
+        <w:rPr>
+          <w:lang w:val="zh_TW" w:bidi="zh_TW"/>
+        </w:rPr>
+      </w:r>
+      <w:r>
+        <w:rPr>
+          <w:b/>
+          <w:lang w:val="zh_TW" w:bidi="zh_TW"/>
+        </w:rPr>
         <w:t>「</w:t>
       </w:r>
       <w:r>
@@ -19875,6 +22665,21 @@
           <w:b/>
           <w:lang w:val="zh_TW" w:bidi="zh_TW"/>
         </w:rPr>
+        <w:t>Ζηνᾶν &amp; Ἀπολλῶν</w:t>
+      </w:r>
+    </w:p>
+    <w:p>
+      <w:pPr/>
+      <w:r>
+        <w:rPr>
+          <w:lang w:val="zh_TW" w:bidi="zh_TW"/>
+        </w:rPr>
+      </w:r>
+      <w:r>
+        <w:rPr>
+          <w:b/>
+          <w:lang w:val="zh_TW" w:bidi="zh_TW"/>
+        </w:rPr>
         <w:t>「西納」</w:t>
       </w:r>
       <w:r>
@@ -19991,6 +22796,21 @@
           <w:b/>
           <w:lang w:val="zh_TW" w:bidi="zh_TW"/>
         </w:rPr>
+        <w:t>καὶ Ἀπολλῶν</w:t>
+      </w:r>
+    </w:p>
+    <w:p>
+      <w:pPr/>
+      <w:r>
+        <w:rPr>
+          <w:lang w:val="zh_TW" w:bidi="zh_TW"/>
+        </w:rPr>
+      </w:r>
+      <w:r>
+        <w:rPr>
+          <w:b/>
+          <w:lang w:val="zh_TW" w:bidi="zh_TW"/>
+        </w:rPr>
         <w:t>「和亞波羅」</w:t>
       </w:r>
     </w:p>
@@ -20054,6 +22874,21 @@
           <w:b/>
           <w:lang w:val="zh_TW" w:bidi="zh_TW"/>
         </w:rPr>
+        <w:t>ἵνα μηδὲν αὐτοῖς λείπῃ</w:t>
+      </w:r>
+    </w:p>
+    <w:p>
+      <w:pPr/>
+      <w:r>
+        <w:rPr>
+          <w:lang w:val="zh_TW" w:bidi="zh_TW"/>
+        </w:rPr>
+      </w:r>
+      <w:r>
+        <w:rPr>
+          <w:b/>
+          <w:lang w:val="zh_TW" w:bidi="zh_TW"/>
+        </w:rPr>
         <w:t>「</w:t>
       </w:r>
       <w:r>
@@ -20164,6 +22999,21 @@
           <w:b/>
           <w:lang w:val="zh_TW" w:bidi="zh_TW"/>
         </w:rPr>
+        <w:t>ἵνα μηδὲν αὐτοῖς λείπῃ</w:t>
+      </w:r>
+    </w:p>
+    <w:p>
+      <w:pPr/>
+      <w:r>
+        <w:rPr>
+          <w:lang w:val="zh_TW" w:bidi="zh_TW"/>
+        </w:rPr>
+      </w:r>
+      <w:r>
+        <w:rPr>
+          <w:b/>
+          <w:lang w:val="zh_TW" w:bidi="zh_TW"/>
+        </w:rPr>
         <w:t>「</w:t>
       </w:r>
       <w:r>
@@ -20261,6 +23111,21 @@
           <w:b/>
           <w:lang w:val="zh_TW" w:bidi="zh_TW"/>
         </w:rPr>
+        <w:t>οἱ ἡμέτεροι</w:t>
+      </w:r>
+    </w:p>
+    <w:p>
+      <w:pPr/>
+      <w:r>
+        <w:rPr>
+          <w:lang w:val="zh_TW" w:bidi="zh_TW"/>
+        </w:rPr>
+      </w:r>
+      <w:r>
+        <w:rPr>
+          <w:b/>
+          <w:lang w:val="zh_TW" w:bidi="zh_TW"/>
+        </w:rPr>
         <w:t>「我們的人」</w:t>
       </w:r>
     </w:p>
@@ -20357,6 +23222,21 @@
           <w:b/>
           <w:lang w:val="zh_TW" w:bidi="zh_TW"/>
         </w:rPr>
+        <w:t>οἱ ἡμέτεροι</w:t>
+      </w:r>
+    </w:p>
+    <w:p>
+      <w:pPr/>
+      <w:r>
+        <w:rPr>
+          <w:lang w:val="zh_TW" w:bidi="zh_TW"/>
+        </w:rPr>
+      </w:r>
+      <w:r>
+        <w:rPr>
+          <w:b/>
+          <w:lang w:val="zh_TW" w:bidi="zh_TW"/>
+        </w:rPr>
         <w:t>「我們的人」</w:t>
       </w:r>
     </w:p>
@@ -20453,6 +23333,21 @@
           <w:b/>
           <w:lang w:val="zh_TW" w:bidi="zh_TW"/>
         </w:rPr>
+        <w:t>εἰς τὰς ἀναγκαίας χρείας</w:t>
+      </w:r>
+    </w:p>
+    <w:p>
+      <w:pPr/>
+      <w:r>
+        <w:rPr>
+          <w:lang w:val="zh_TW" w:bidi="zh_TW"/>
+        </w:rPr>
+      </w:r>
+      <w:r>
+        <w:rPr>
+          <w:b/>
+          <w:lang w:val="zh_TW" w:bidi="zh_TW"/>
+        </w:rPr>
         <w:t>「</w:t>
       </w:r>
       <w:r>
@@ -20563,6 +23458,21 @@
           <w:b/>
           <w:lang w:val="zh_TW" w:bidi="zh_TW"/>
         </w:rPr>
+        <w:t>ἵνα μὴ ὦσιν ἄκαρποι</w:t>
+      </w:r>
+    </w:p>
+    <w:p>
+      <w:pPr/>
+      <w:r>
+        <w:rPr>
+          <w:lang w:val="zh_TW" w:bidi="zh_TW"/>
+        </w:rPr>
+      </w:r>
+      <w:r>
+        <w:rPr>
+          <w:b/>
+          <w:lang w:val="zh_TW" w:bidi="zh_TW"/>
+        </w:rPr>
         <w:t>「</w:t>
       </w:r>
       <w:r>
@@ -20660,6 +23570,21 @@
           <w:b/>
           <w:lang w:val="zh_TW" w:bidi="zh_TW"/>
         </w:rPr>
+        <w:t>ἵνα μὴ ὦσιν ἄκαρποι</w:t>
+      </w:r>
+    </w:p>
+    <w:p>
+      <w:pPr/>
+      <w:r>
+        <w:rPr>
+          <w:lang w:val="zh_TW" w:bidi="zh_TW"/>
+        </w:rPr>
+      </w:r>
+      <w:r>
+        <w:rPr>
+          <w:b/>
+          <w:lang w:val="zh_TW" w:bidi="zh_TW"/>
+        </w:rPr>
         <w:t>「</w:t>
       </w:r>
       <w:r>
@@ -20757,6 +23682,21 @@
           <w:b/>
           <w:lang w:val="zh_TW" w:bidi="zh_TW"/>
         </w:rPr>
+        <w:t>ἀσπάζονταί σε</w:t>
+      </w:r>
+    </w:p>
+    <w:p>
+      <w:pPr/>
+      <w:r>
+        <w:rPr>
+          <w:lang w:val="zh_TW" w:bidi="zh_TW"/>
+        </w:rPr>
+      </w:r>
+      <w:r>
+        <w:rPr>
+          <w:b/>
+          <w:lang w:val="zh_TW" w:bidi="zh_TW"/>
+        </w:rPr>
         <w:t>「……</w:t>
       </w:r>
       <w:r>
@@ -20867,6 +23807,21 @@
           <w:b/>
           <w:lang w:val="zh_TW" w:bidi="zh_TW"/>
         </w:rPr>
+        <w:t>οἱ μετ’ ἐμοῦ πάντες</w:t>
+      </w:r>
+    </w:p>
+    <w:p>
+      <w:pPr/>
+      <w:r>
+        <w:rPr>
+          <w:lang w:val="zh_TW" w:bidi="zh_TW"/>
+        </w:rPr>
+      </w:r>
+      <w:r>
+        <w:rPr>
+          <w:b/>
+          <w:lang w:val="zh_TW" w:bidi="zh_TW"/>
+        </w:rPr>
         <w:t>「</w:t>
       </w:r>
       <w:r>
@@ -20964,6 +23919,21 @@
           <w:b/>
           <w:lang w:val="zh_TW" w:bidi="zh_TW"/>
         </w:rPr>
+        <w:t>τοὺς φιλοῦντας ἡμᾶς ἐν πίστει</w:t>
+      </w:r>
+    </w:p>
+    <w:p>
+      <w:pPr/>
+      <w:r>
+        <w:rPr>
+          <w:lang w:val="zh_TW" w:bidi="zh_TW"/>
+        </w:rPr>
+      </w:r>
+      <w:r>
+        <w:rPr>
+          <w:b/>
+          <w:lang w:val="zh_TW" w:bidi="zh_TW"/>
+        </w:rPr>
         <w:t>「……</w:t>
       </w:r>
       <w:r>
@@ -21074,6 +24044,21 @@
           <w:b/>
           <w:lang w:val="zh_TW" w:bidi="zh_TW"/>
         </w:rPr>
+        <w:t>ἡμᾶς</w:t>
+      </w:r>
+    </w:p>
+    <w:p>
+      <w:pPr/>
+      <w:r>
+        <w:rPr>
+          <w:lang w:val="zh_TW" w:bidi="zh_TW"/>
+        </w:rPr>
+      </w:r>
+      <w:r>
+        <w:rPr>
+          <w:b/>
+          <w:lang w:val="zh_TW" w:bidi="zh_TW"/>
+        </w:rPr>
         <w:t>「我們」</w:t>
       </w:r>
     </w:p>
@@ -21170,6 +24155,21 @@
           <w:b/>
           <w:lang w:val="zh_TW" w:bidi="zh_TW"/>
         </w:rPr>
+        <w:t>ἡ χάρις μετὰ πάντων ὑμῶν</w:t>
+      </w:r>
+    </w:p>
+    <w:p>
+      <w:pPr/>
+      <w:r>
+        <w:rPr>
+          <w:lang w:val="zh_TW" w:bidi="zh_TW"/>
+        </w:rPr>
+      </w:r>
+      <w:r>
+        <w:rPr>
+          <w:b/>
+          <w:lang w:val="zh_TW" w:bidi="zh_TW"/>
+        </w:rPr>
         <w:t>「</w:t>
       </w:r>
       <w:r>
@@ -21253,6 +24253,21 @@
         <w:rPr>
           <w:lang w:val="zh_TW" w:bidi="zh_TW"/>
         </w:rPr>
+      </w:r>
+    </w:p>
+    <w:p>
+      <w:pPr/>
+      <w:r>
+        <w:rPr>
+          <w:lang w:val="zh_TW" w:bidi="zh_TW"/>
+        </w:rPr>
+      </w:r>
+      <w:r>
+        <w:rPr>
+          <w:b/>
+          <w:lang w:val="zh_TW" w:bidi="zh_TW"/>
+        </w:rPr>
+        <w:t>ὑμῶν</w:t>
       </w:r>
     </w:p>
     <w:p>

--- a/zht/docx/56.content.docx
+++ b/zht/docx/56.content.docx
@@ -579,7 +579,7 @@
           <w:b/>
           <w:lang w:val="zh_TW" w:bidi="zh_TW"/>
         </w:rPr>
-        <w:t>κατὰ πίστιν ἐκλεκτῶν Θεοῦ καὶ ἐπίγνωσιν ἀληθείας</w:t>
+        <w:t>κατὰ πίστιν ἐκλεκτῶν Θεοῦ, καὶ ἐπίγνωσιν ἀληθείας</w:t>
       </w:r>
     </w:p>
     <w:p>
@@ -8721,7 +8721,7 @@
           <w:b/>
           <w:lang w:val="zh_TW" w:bidi="zh_TW"/>
         </w:rPr>
-        <w:t>ὑγιαίνοντας τῇ πίστει τῇ ἀγάπῃ, τῇ ὑπομονῇ</w:t>
+        <w:t>ὑγιαίνοντας τῇ πίστει, τῇ ἀγάπῃ, τῇ ὑπομονῇ</w:t>
       </w:r>
     </w:p>
     <w:p>
@@ -13197,7 +13197,7 @@
           <w:b/>
           <w:lang w:val="zh_TW" w:bidi="zh_TW"/>
         </w:rPr>
-        <w:t>ἐπεφάνη γὰρ ἡ χάρις τοῦ Θεοῦ σωτήριος πᾶσιν ἀνθρώποις</w:t>
+        <w:t>ἐπεφάνη γὰρ ἡ χάρις τοῦ Θεοῦ, σωτήριος πᾶσιν ἀνθρώποις</w:t>
       </w:r>
     </w:p>
     <w:p>
@@ -14030,7 +14030,7 @@
           <w:b/>
           <w:lang w:val="zh_TW" w:bidi="zh_TW"/>
         </w:rPr>
-        <w:t>ἀσέβειαν &amp; εὐσεβῶς</w:t>
+        <w:t>τὴν ἀσέβειαν &amp; εὐσεβῶς</w:t>
       </w:r>
     </w:p>
     <w:p>
@@ -19383,7 +19383,7 @@
           <w:b/>
           <w:lang w:val="zh_TW" w:bidi="zh_TW"/>
         </w:rPr>
-        <w:t>οὗ ἐξέχεεν ἐφ’ ἡμᾶς πλουσίως,</w:t>
+        <w:t>οὗ ἐξέχεεν ἐφ’ ἡμᾶς πλουσίως</w:t>
       </w:r>
     </w:p>
     <w:p>

--- a/zht/docx/56.content.docx
+++ b/zht/docx/56.content.docx
@@ -559,6 +559,163 @@
         <w:rPr>
           <w:lang w:val="zh_TW" w:bidi="zh_TW"/>
         </w:rPr>
+        <w:t>提多書 - 第一章簡介</w:t>
+      </w:r>
+      <w:r>
+        <w:rPr>
+          <w:lang w:val="zh_TW" w:bidi="zh_TW"/>
+        </w:rPr>
+      </w:r>
+    </w:p>
+    <w:p>
+      <w:pPr>
+        <w:pStyle w:val="Heading3"/>
+      </w:pPr>
+      <w:r>
+        <w:rPr>
+          <w:lang w:val="zh_TW" w:bidi="zh_TW"/>
+        </w:rPr>
+        <w:t>結構與格式</w:t>
+      </w:r>
+    </w:p>
+    <w:p>
+      <w:pPr/>
+      <w:r>
+        <w:rPr>
+          <w:lang w:val="zh_TW" w:bidi="zh_TW"/>
+        </w:rPr>
+      </w:r>
+      <w:r>
+        <w:rPr>
+          <w:lang w:val="zh_TW" w:bidi="zh_TW"/>
+        </w:rPr>
+        <w:t>保羅在第1至4節正式介紹了這封信。在古代近東，書信作者常以這種方式開始信件。</w:t>
+      </w:r>
+    </w:p>
+    <w:p>
+      <w:pPr/>
+      <w:r>
+        <w:rPr>
+          <w:lang w:val="zh_TW" w:bidi="zh_TW"/>
+        </w:rPr>
+      </w:r>
+      <w:r>
+        <w:rPr>
+          <w:lang w:val="zh_TW" w:bidi="zh_TW"/>
+        </w:rPr>
+        <w:t>第6至9節中，保羅列出要成為教會長老的人必須具備的幾個特質。（見：</w:t>
+      </w:r>
+      <w:r>
+        <w:rPr>
+          <w:lang w:val="zh_TW" w:bidi="zh_TW"/>
+        </w:rPr>
+        <w:t>抽象名詞</w:t>
+      </w:r>
+      <w:r>
+        <w:rPr>
+          <w:lang w:val="zh_TW" w:bidi="zh_TW"/>
+        </w:rPr>
+        <w:t>）保羅在提摩太前書第三章提供了類似的清單。</w:t>
+      </w:r>
+    </w:p>
+    <w:p>
+      <w:pPr>
+        <w:pStyle w:val="Heading3"/>
+      </w:pPr>
+      <w:r>
+        <w:rPr>
+          <w:lang w:val="zh_TW" w:bidi="zh_TW"/>
+        </w:rPr>
+        <w:t>本章中的特別概念</w:t>
+      </w:r>
+    </w:p>
+    <w:p>
+      <w:pPr>
+        <w:pStyle w:val="Heading4"/>
+      </w:pPr>
+      <w:r>
+        <w:rPr>
+          <w:lang w:val="zh_TW" w:bidi="zh_TW"/>
+        </w:rPr>
+        <w:t>長老</w:t>
+      </w:r>
+    </w:p>
+    <w:p>
+      <w:pPr/>
+      <w:r>
+        <w:rPr>
+          <w:lang w:val="zh_TW" w:bidi="zh_TW"/>
+        </w:rPr>
+      </w:r>
+      <w:r>
+        <w:rPr>
+          <w:lang w:val="zh_TW" w:bidi="zh_TW"/>
+        </w:rPr>
+        <w:t>教會使用過不同的頭銜來稱呼教會領袖。這些頭銜包括監督、長老、牧師。</w:t>
+      </w:r>
+    </w:p>
+    <w:p>
+      <w:pPr>
+        <w:pStyle w:val="Heading3"/>
+      </w:pPr>
+      <w:r>
+        <w:rPr>
+          <w:lang w:val="zh_TW" w:bidi="zh_TW"/>
+        </w:rPr>
+        <w:t>本章其它可能的翻譯困難</w:t>
+      </w:r>
+    </w:p>
+    <w:p>
+      <w:pPr>
+        <w:pStyle w:val="Heading4"/>
+      </w:pPr>
+      <w:r>
+        <w:rPr>
+          <w:lang w:val="zh_TW" w:bidi="zh_TW"/>
+        </w:rPr>
+        <w:t>應該、可以、必須</w:t>
+      </w:r>
+    </w:p>
+    <w:p>
+      <w:pPr/>
+      <w:r>
+        <w:rPr>
+          <w:lang w:val="zh_TW" w:bidi="zh_TW"/>
+        </w:rPr>
+      </w:r>
+      <w:r>
+        <w:rPr>
+          <w:lang w:val="zh_TW" w:bidi="zh_TW"/>
+        </w:rPr>
+        <w:t>有些譯本使用不同的字詞來表示要求或義務。這些動詞帶有不同的強度。這些微妙的差異可能很難翻譯。也有譯本以更概括的方式翻譯這些動詞。</w:t>
+      </w:r>
+      <w:r>
+        <w:rPr>
+          <w:lang w:val="zh_TW" w:bidi="zh_TW"/>
+        </w:rPr>
+      </w:r>
+      <w:r>
+        <w:rPr>
+          <w:lang w:val="zh_TW" w:bidi="zh_TW"/>
+        </w:rPr>
+      </w:r>
+    </w:p>
+    <w:p>
+      <w:pPr/>
+      <w:r>
+        <w:rPr>
+          <w:lang w:val="zh_TW" w:bidi="zh_TW"/>
+        </w:rPr>
+      </w:r>
+    </w:p>
+    <w:p>
+      <w:pPr>
+        <w:pStyle w:val="Heading2"/>
+      </w:pPr>
+      <w:r>
+        <w:rPr>
+          <w:lang w:val="zh_TW" w:bidi="zh_TW"/>
+        </w:rPr>
         <w:t>提多書 1:1 (#1)</w:t>
       </w:r>
       <w:r>
@@ -7992,6 +8149,115 @@
         <w:rPr>
           <w:lang w:val="zh_TW" w:bidi="zh_TW"/>
         </w:rPr>
+        <w:t>提多書 - 第二章簡介</w:t>
+      </w:r>
+      <w:r>
+        <w:rPr>
+          <w:lang w:val="zh_TW" w:bidi="zh_TW"/>
+        </w:rPr>
+      </w:r>
+    </w:p>
+    <w:p>
+      <w:pPr/>
+      <w:r>
+        <w:rPr>
+          <w:lang w:val="zh_TW" w:bidi="zh_TW"/>
+        </w:rPr>
+      </w:r>
+      <w:r>
+        <w:rPr>
+          <w:lang w:val="zh_TW" w:bidi="zh_TW"/>
+        </w:rPr>
+        <w:t>保羅繼續告訴提多傳講神話語的理由，並且解釋老年男人、老年婦人、年輕男人，奴隸或僕人作為信徒該如何生活。</w:t>
+      </w:r>
+    </w:p>
+    <w:p>
+      <w:pPr>
+        <w:pStyle w:val="Heading3"/>
+      </w:pPr>
+      <w:r>
+        <w:rPr>
+          <w:lang w:val="zh_TW" w:bidi="zh_TW"/>
+        </w:rPr>
+        <w:t>本章中的特別概念</w:t>
+      </w:r>
+    </w:p>
+    <w:p>
+      <w:pPr>
+        <w:pStyle w:val="Heading4"/>
+      </w:pPr>
+      <w:r>
+        <w:rPr>
+          <w:lang w:val="zh_TW" w:bidi="zh_TW"/>
+        </w:rPr>
+        <w:t>性別角色</w:t>
+      </w:r>
+    </w:p>
+    <w:p>
+      <w:pPr/>
+      <w:r>
+        <w:rPr>
+          <w:lang w:val="zh_TW" w:bidi="zh_TW"/>
+        </w:rPr>
+      </w:r>
+      <w:r>
+        <w:rPr>
+          <w:lang w:val="zh_TW" w:bidi="zh_TW"/>
+        </w:rPr>
+        <w:t>學者們對於如何在其歷史和文化脈絡下理解這段信息沒有共識。一些學者認為男女在所有事情上皆應完全平等。其他學者則認為神創造男和女是為了在婚姻和教會中擔當截然不同的角色。譯者應謹慎，不要讓他們對此問題的理解影響對這段文字的翻譯。</w:t>
+      </w:r>
+    </w:p>
+    <w:p>
+      <w:pPr>
+        <w:pStyle w:val="Heading4"/>
+      </w:pPr>
+      <w:r>
+        <w:rPr>
+          <w:lang w:val="zh_TW" w:bidi="zh_TW"/>
+        </w:rPr>
+        <w:t>奴隸制度</w:t>
+      </w:r>
+    </w:p>
+    <w:p>
+      <w:pPr/>
+      <w:r>
+        <w:rPr>
+          <w:lang w:val="zh_TW" w:bidi="zh_TW"/>
+        </w:rPr>
+      </w:r>
+      <w:r>
+        <w:rPr>
+          <w:lang w:val="zh_TW" w:bidi="zh_TW"/>
+        </w:rPr>
+        <w:t>保羅在本章中並未討論奴隸制的好壞；保羅教導奴隸要忠心事奉他們的主人。他教導所有信徒在任何處境下都要敬虔並正直地生活。</w:t>
+      </w:r>
+      <w:r>
+        <w:rPr>
+          <w:lang w:val="zh_TW" w:bidi="zh_TW"/>
+        </w:rPr>
+      </w:r>
+      <w:r>
+        <w:rPr>
+          <w:lang w:val="zh_TW" w:bidi="zh_TW"/>
+        </w:rPr>
+      </w:r>
+    </w:p>
+    <w:p>
+      <w:pPr/>
+      <w:r>
+        <w:rPr>
+          <w:lang w:val="zh_TW" w:bidi="zh_TW"/>
+        </w:rPr>
+      </w:r>
+    </w:p>
+    <w:p>
+      <w:pPr>
+        <w:pStyle w:val="Heading2"/>
+      </w:pPr>
+      <w:r>
+        <w:rPr>
+          <w:lang w:val="zh_TW" w:bidi="zh_TW"/>
+        </w:rPr>
         <w:t>提多書 2:1 (#1)</w:t>
       </w:r>
       <w:r>
@@ -16407,6 +16673,157 @@
         <w:rPr>
           <w:lang w:val="zh_TW" w:bidi="zh_TW"/>
         </w:rPr>
+        <w:t>提多書 - 第三章簡介</w:t>
+      </w:r>
+      <w:r>
+        <w:rPr>
+          <w:lang w:val="zh_TW" w:bidi="zh_TW"/>
+        </w:rPr>
+      </w:r>
+    </w:p>
+    <w:p>
+      <w:pPr>
+        <w:pStyle w:val="Heading3"/>
+      </w:pPr>
+      <w:r>
+        <w:rPr>
+          <w:lang w:val="zh_TW" w:bidi="zh_TW"/>
+        </w:rPr>
+        <w:t>結構與格式</w:t>
+      </w:r>
+    </w:p>
+    <w:p>
+      <w:pPr/>
+      <w:r>
+        <w:rPr>
+          <w:lang w:val="zh_TW" w:bidi="zh_TW"/>
+        </w:rPr>
+      </w:r>
+      <w:r>
+        <w:rPr>
+          <w:lang w:val="zh_TW" w:bidi="zh_TW"/>
+        </w:rPr>
+        <w:t>本章中，保羅繼續吩咐提多要如何在克里特教導長老和他照看的人。</w:t>
+      </w:r>
+    </w:p>
+    <w:p>
+      <w:pPr/>
+      <w:r>
+        <w:rPr>
+          <w:lang w:val="zh_TW" w:bidi="zh_TW"/>
+        </w:rPr>
+      </w:r>
+      <w:r>
+        <w:rPr>
+          <w:lang w:val="zh_TW" w:bidi="zh_TW"/>
+        </w:rPr>
+        <w:t>第1至7節中，保羅解釋聖靈如何藉著神的憐憫，使我們的生命更新，並激勵我們以新的方式生活。</w:t>
+      </w:r>
+    </w:p>
+    <w:p>
+      <w:pPr/>
+      <w:r>
+        <w:rPr>
+          <w:lang w:val="zh_TW" w:bidi="zh_TW"/>
+        </w:rPr>
+      </w:r>
+      <w:r>
+        <w:rPr>
+          <w:lang w:val="zh_TW" w:bidi="zh_TW"/>
+        </w:rPr>
+        <w:t>第8至11節中，保羅解釋提多應該避免何事，以及如何對待在信徒當中引起紛爭的人。</w:t>
+      </w:r>
+    </w:p>
+    <w:p>
+      <w:pPr/>
+      <w:r>
+        <w:rPr>
+          <w:lang w:val="zh_TW" w:bidi="zh_TW"/>
+        </w:rPr>
+      </w:r>
+      <w:r>
+        <w:rPr>
+          <w:lang w:val="zh_TW" w:bidi="zh_TW"/>
+        </w:rPr>
+        <w:t>第12至15節中，保羅結束此信件，他告訴提多在克里特設立長老後該做什麼事，並傳達與他同在之人的問候。</w:t>
+      </w:r>
+    </w:p>
+    <w:p>
+      <w:pPr/>
+      <w:r>
+        <w:rPr>
+          <w:lang w:val="zh_TW" w:bidi="zh_TW"/>
+        </w:rPr>
+      </w:r>
+      <w:r>
+        <w:rPr>
+          <w:lang w:val="zh_TW" w:bidi="zh_TW"/>
+        </w:rPr>
+        <w:t>第15節正式結束這封信。這常見於古代近東信件的結尾。</w:t>
+      </w:r>
+    </w:p>
+    <w:p>
+      <w:pPr>
+        <w:pStyle w:val="Heading3"/>
+      </w:pPr>
+      <w:r>
+        <w:rPr>
+          <w:lang w:val="zh_TW" w:bidi="zh_TW"/>
+        </w:rPr>
+        <w:t>本章中的特別概念</w:t>
+      </w:r>
+    </w:p>
+    <w:p>
+      <w:pPr>
+        <w:pStyle w:val="Heading4"/>
+      </w:pPr>
+      <w:r>
+        <w:rPr>
+          <w:lang w:val="zh_TW" w:bidi="zh_TW"/>
+        </w:rPr>
+        <w:t>家譜</w:t>
+      </w:r>
+    </w:p>
+    <w:p>
+      <w:pPr/>
+      <w:r>
+        <w:rPr>
+          <w:lang w:val="zh_TW" w:bidi="zh_TW"/>
+        </w:rPr>
+      </w:r>
+      <w:r>
+        <w:rPr>
+          <w:lang w:val="zh_TW" w:bidi="zh_TW"/>
+        </w:rPr>
+        <w:t>家譜（第9節）是記錄一個人祖先或後代的名單，顯示一個人來自哪個支派和家族。例如，祭司來自利未支派和亞倫家族。其中有些名單包括了祖先的故事，甚至包括靈界生命的故事。這些名單和故事被用於討論事物的起源以及不同家族的重要性。</w:t>
+      </w:r>
+      <w:r>
+        <w:rPr>
+          <w:lang w:val="zh_TW" w:bidi="zh_TW"/>
+        </w:rPr>
+      </w:r>
+      <w:r>
+        <w:rPr>
+          <w:lang w:val="zh_TW" w:bidi="zh_TW"/>
+        </w:rPr>
+      </w:r>
+    </w:p>
+    <w:p>
+      <w:pPr/>
+      <w:r>
+        <w:rPr>
+          <w:lang w:val="zh_TW" w:bidi="zh_TW"/>
+        </w:rPr>
+      </w:r>
+    </w:p>
+    <w:p>
+      <w:pPr>
+        <w:pStyle w:val="Heading2"/>
+      </w:pPr>
+      <w:r>
+        <w:rPr>
+          <w:lang w:val="zh_TW" w:bidi="zh_TW"/>
+        </w:rPr>
         <w:t>提多書 3:1 (#1)</w:t>
       </w:r>
       <w:r>
@@ -24330,423 +24747,6 @@
           <w:lang w:val="zh_TW" w:bidi="zh_TW"/>
         </w:rPr>
         <w:t>「你」的形式－單數</w:t>
-      </w:r>
-      <w:r>
-        <w:rPr>
-          <w:lang w:val="zh_TW" w:bidi="zh_TW"/>
-        </w:rPr>
-      </w:r>
-      <w:r>
-        <w:rPr>
-          <w:lang w:val="zh_TW" w:bidi="zh_TW"/>
-        </w:rPr>
-      </w:r>
-    </w:p>
-    <w:p>
-      <w:pPr/>
-      <w:r>
-        <w:rPr>
-          <w:lang w:val="zh_TW" w:bidi="zh_TW"/>
-        </w:rPr>
-      </w:r>
-    </w:p>
-    <w:p>
-      <w:pPr>
-        <w:pStyle w:val="Heading2"/>
-      </w:pPr>
-      <w:r>
-        <w:rPr>
-          <w:lang w:val="zh_TW" w:bidi="zh_TW"/>
-        </w:rPr>
-        <w:t>提多書 - 第一章簡介</w:t>
-      </w:r>
-      <w:r>
-        <w:rPr>
-          <w:lang w:val="zh_TW" w:bidi="zh_TW"/>
-        </w:rPr>
-      </w:r>
-    </w:p>
-    <w:p>
-      <w:pPr>
-        <w:pStyle w:val="Heading3"/>
-      </w:pPr>
-      <w:r>
-        <w:rPr>
-          <w:lang w:val="zh_TW" w:bidi="zh_TW"/>
-        </w:rPr>
-        <w:t>結構與格式</w:t>
-      </w:r>
-    </w:p>
-    <w:p>
-      <w:pPr/>
-      <w:r>
-        <w:rPr>
-          <w:lang w:val="zh_TW" w:bidi="zh_TW"/>
-        </w:rPr>
-      </w:r>
-      <w:r>
-        <w:rPr>
-          <w:lang w:val="zh_TW" w:bidi="zh_TW"/>
-        </w:rPr>
-        <w:t>保羅在第1至4節正式介紹了這封信。在古代近東，書信作者常以這種方式開始信件。</w:t>
-      </w:r>
-    </w:p>
-    <w:p>
-      <w:pPr/>
-      <w:r>
-        <w:rPr>
-          <w:lang w:val="zh_TW" w:bidi="zh_TW"/>
-        </w:rPr>
-      </w:r>
-      <w:r>
-        <w:rPr>
-          <w:lang w:val="zh_TW" w:bidi="zh_TW"/>
-        </w:rPr>
-        <w:t>第6至9節中，保羅列出要成為教會長老的人必須具備的幾個特質。（見：</w:t>
-      </w:r>
-      <w:r>
-        <w:rPr>
-          <w:lang w:val="zh_TW" w:bidi="zh_TW"/>
-        </w:rPr>
-        <w:t>抽象名詞</w:t>
-      </w:r>
-      <w:r>
-        <w:rPr>
-          <w:lang w:val="zh_TW" w:bidi="zh_TW"/>
-        </w:rPr>
-        <w:t>）保羅在提摩太前書第三章提供了類似的清單。</w:t>
-      </w:r>
-    </w:p>
-    <w:p>
-      <w:pPr>
-        <w:pStyle w:val="Heading3"/>
-      </w:pPr>
-      <w:r>
-        <w:rPr>
-          <w:lang w:val="zh_TW" w:bidi="zh_TW"/>
-        </w:rPr>
-        <w:t>本章中的特別概念</w:t>
-      </w:r>
-    </w:p>
-    <w:p>
-      <w:pPr>
-        <w:pStyle w:val="Heading4"/>
-      </w:pPr>
-      <w:r>
-        <w:rPr>
-          <w:lang w:val="zh_TW" w:bidi="zh_TW"/>
-        </w:rPr>
-        <w:t>長老</w:t>
-      </w:r>
-    </w:p>
-    <w:p>
-      <w:pPr/>
-      <w:r>
-        <w:rPr>
-          <w:lang w:val="zh_TW" w:bidi="zh_TW"/>
-        </w:rPr>
-      </w:r>
-      <w:r>
-        <w:rPr>
-          <w:lang w:val="zh_TW" w:bidi="zh_TW"/>
-        </w:rPr>
-        <w:t>教會使用過不同的頭銜來稱呼教會領袖。這些頭銜包括監督、長老、牧師。</w:t>
-      </w:r>
-    </w:p>
-    <w:p>
-      <w:pPr>
-        <w:pStyle w:val="Heading3"/>
-      </w:pPr>
-      <w:r>
-        <w:rPr>
-          <w:lang w:val="zh_TW" w:bidi="zh_TW"/>
-        </w:rPr>
-        <w:t>本章其它可能的翻譯困難</w:t>
-      </w:r>
-    </w:p>
-    <w:p>
-      <w:pPr>
-        <w:pStyle w:val="Heading4"/>
-      </w:pPr>
-      <w:r>
-        <w:rPr>
-          <w:lang w:val="zh_TW" w:bidi="zh_TW"/>
-        </w:rPr>
-        <w:t>應該、可以、必須</w:t>
-      </w:r>
-    </w:p>
-    <w:p>
-      <w:pPr/>
-      <w:r>
-        <w:rPr>
-          <w:lang w:val="zh_TW" w:bidi="zh_TW"/>
-        </w:rPr>
-      </w:r>
-      <w:r>
-        <w:rPr>
-          <w:lang w:val="zh_TW" w:bidi="zh_TW"/>
-        </w:rPr>
-        <w:t>有些譯本使用不同的字詞來表示要求或義務。這些動詞帶有不同的強度。這些微妙的差異可能很難翻譯。也有譯本以更概括的方式翻譯這些動詞。</w:t>
-      </w:r>
-      <w:r>
-        <w:rPr>
-          <w:lang w:val="zh_TW" w:bidi="zh_TW"/>
-        </w:rPr>
-      </w:r>
-      <w:r>
-        <w:rPr>
-          <w:lang w:val="zh_TW" w:bidi="zh_TW"/>
-        </w:rPr>
-      </w:r>
-    </w:p>
-    <w:p>
-      <w:pPr/>
-      <w:r>
-        <w:rPr>
-          <w:lang w:val="zh_TW" w:bidi="zh_TW"/>
-        </w:rPr>
-      </w:r>
-    </w:p>
-    <w:p>
-      <w:pPr>
-        <w:pStyle w:val="Heading2"/>
-      </w:pPr>
-      <w:r>
-        <w:rPr>
-          <w:lang w:val="zh_TW" w:bidi="zh_TW"/>
-        </w:rPr>
-        <w:t>提多書 - 第二章簡介</w:t>
-      </w:r>
-      <w:r>
-        <w:rPr>
-          <w:lang w:val="zh_TW" w:bidi="zh_TW"/>
-        </w:rPr>
-      </w:r>
-    </w:p>
-    <w:p>
-      <w:pPr/>
-      <w:r>
-        <w:rPr>
-          <w:lang w:val="zh_TW" w:bidi="zh_TW"/>
-        </w:rPr>
-      </w:r>
-      <w:r>
-        <w:rPr>
-          <w:lang w:val="zh_TW" w:bidi="zh_TW"/>
-        </w:rPr>
-        <w:t>保羅繼續告訴提多傳講神話語的理由，並且解釋老年男人、老年婦人、年輕男人，奴隸或僕人作為信徒該如何生活。</w:t>
-      </w:r>
-    </w:p>
-    <w:p>
-      <w:pPr>
-        <w:pStyle w:val="Heading3"/>
-      </w:pPr>
-      <w:r>
-        <w:rPr>
-          <w:lang w:val="zh_TW" w:bidi="zh_TW"/>
-        </w:rPr>
-        <w:t>本章中的特別概念</w:t>
-      </w:r>
-    </w:p>
-    <w:p>
-      <w:pPr>
-        <w:pStyle w:val="Heading4"/>
-      </w:pPr>
-      <w:r>
-        <w:rPr>
-          <w:lang w:val="zh_TW" w:bidi="zh_TW"/>
-        </w:rPr>
-        <w:t>性別角色</w:t>
-      </w:r>
-    </w:p>
-    <w:p>
-      <w:pPr/>
-      <w:r>
-        <w:rPr>
-          <w:lang w:val="zh_TW" w:bidi="zh_TW"/>
-        </w:rPr>
-      </w:r>
-      <w:r>
-        <w:rPr>
-          <w:lang w:val="zh_TW" w:bidi="zh_TW"/>
-        </w:rPr>
-        <w:t>學者們對於如何在其歷史和文化脈絡下理解這段信息沒有共識。一些學者認為男女在所有事情上皆應完全平等。其他學者則認為神創造男和女是為了在婚姻和教會中擔當截然不同的角色。譯者應謹慎，不要讓他們對此問題的理解影響對這段文字的翻譯。</w:t>
-      </w:r>
-    </w:p>
-    <w:p>
-      <w:pPr>
-        <w:pStyle w:val="Heading4"/>
-      </w:pPr>
-      <w:r>
-        <w:rPr>
-          <w:lang w:val="zh_TW" w:bidi="zh_TW"/>
-        </w:rPr>
-        <w:t>奴隸制度</w:t>
-      </w:r>
-    </w:p>
-    <w:p>
-      <w:pPr/>
-      <w:r>
-        <w:rPr>
-          <w:lang w:val="zh_TW" w:bidi="zh_TW"/>
-        </w:rPr>
-      </w:r>
-      <w:r>
-        <w:rPr>
-          <w:lang w:val="zh_TW" w:bidi="zh_TW"/>
-        </w:rPr>
-        <w:t>保羅在本章中並未討論奴隸制的好壞；保羅教導奴隸要忠心事奉他們的主人。他教導所有信徒在任何處境下都要敬虔並正直地生活。</w:t>
-      </w:r>
-      <w:r>
-        <w:rPr>
-          <w:lang w:val="zh_TW" w:bidi="zh_TW"/>
-        </w:rPr>
-      </w:r>
-      <w:r>
-        <w:rPr>
-          <w:lang w:val="zh_TW" w:bidi="zh_TW"/>
-        </w:rPr>
-      </w:r>
-    </w:p>
-    <w:p>
-      <w:pPr/>
-      <w:r>
-        <w:rPr>
-          <w:lang w:val="zh_TW" w:bidi="zh_TW"/>
-        </w:rPr>
-      </w:r>
-    </w:p>
-    <w:p>
-      <w:pPr>
-        <w:pStyle w:val="Heading2"/>
-      </w:pPr>
-      <w:r>
-        <w:rPr>
-          <w:lang w:val="zh_TW" w:bidi="zh_TW"/>
-        </w:rPr>
-        <w:t>提多書 - 第三章簡介</w:t>
-      </w:r>
-      <w:r>
-        <w:rPr>
-          <w:lang w:val="zh_TW" w:bidi="zh_TW"/>
-        </w:rPr>
-      </w:r>
-    </w:p>
-    <w:p>
-      <w:pPr>
-        <w:pStyle w:val="Heading3"/>
-      </w:pPr>
-      <w:r>
-        <w:rPr>
-          <w:lang w:val="zh_TW" w:bidi="zh_TW"/>
-        </w:rPr>
-        <w:t>結構與格式</w:t>
-      </w:r>
-    </w:p>
-    <w:p>
-      <w:pPr/>
-      <w:r>
-        <w:rPr>
-          <w:lang w:val="zh_TW" w:bidi="zh_TW"/>
-        </w:rPr>
-      </w:r>
-      <w:r>
-        <w:rPr>
-          <w:lang w:val="zh_TW" w:bidi="zh_TW"/>
-        </w:rPr>
-        <w:t>本章中，保羅繼續吩咐提多要如何在克里特教導長老和他照看的人。</w:t>
-      </w:r>
-    </w:p>
-    <w:p>
-      <w:pPr/>
-      <w:r>
-        <w:rPr>
-          <w:lang w:val="zh_TW" w:bidi="zh_TW"/>
-        </w:rPr>
-      </w:r>
-      <w:r>
-        <w:rPr>
-          <w:lang w:val="zh_TW" w:bidi="zh_TW"/>
-        </w:rPr>
-        <w:t>第1至7節中，保羅解釋聖靈如何藉著神的憐憫，使我們的生命更新，並激勵我們以新的方式生活。</w:t>
-      </w:r>
-    </w:p>
-    <w:p>
-      <w:pPr/>
-      <w:r>
-        <w:rPr>
-          <w:lang w:val="zh_TW" w:bidi="zh_TW"/>
-        </w:rPr>
-      </w:r>
-      <w:r>
-        <w:rPr>
-          <w:lang w:val="zh_TW" w:bidi="zh_TW"/>
-        </w:rPr>
-        <w:t>第8至11節中，保羅解釋提多應該避免何事，以及如何對待在信徒當中引起紛爭的人。</w:t>
-      </w:r>
-    </w:p>
-    <w:p>
-      <w:pPr/>
-      <w:r>
-        <w:rPr>
-          <w:lang w:val="zh_TW" w:bidi="zh_TW"/>
-        </w:rPr>
-      </w:r>
-      <w:r>
-        <w:rPr>
-          <w:lang w:val="zh_TW" w:bidi="zh_TW"/>
-        </w:rPr>
-        <w:t>第12至15節中，保羅結束此信件，他告訴提多在克里特設立長老後該做什麼事，並傳達與他同在之人的問候。</w:t>
-      </w:r>
-    </w:p>
-    <w:p>
-      <w:pPr/>
-      <w:r>
-        <w:rPr>
-          <w:lang w:val="zh_TW" w:bidi="zh_TW"/>
-        </w:rPr>
-      </w:r>
-      <w:r>
-        <w:rPr>
-          <w:lang w:val="zh_TW" w:bidi="zh_TW"/>
-        </w:rPr>
-        <w:t>第15節正式結束這封信。這常見於古代近東信件的結尾。</w:t>
-      </w:r>
-    </w:p>
-    <w:p>
-      <w:pPr>
-        <w:pStyle w:val="Heading3"/>
-      </w:pPr>
-      <w:r>
-        <w:rPr>
-          <w:lang w:val="zh_TW" w:bidi="zh_TW"/>
-        </w:rPr>
-        <w:t>本章中的特別概念</w:t>
-      </w:r>
-    </w:p>
-    <w:p>
-      <w:pPr>
-        <w:pStyle w:val="Heading4"/>
-      </w:pPr>
-      <w:r>
-        <w:rPr>
-          <w:lang w:val="zh_TW" w:bidi="zh_TW"/>
-        </w:rPr>
-        <w:t>家譜</w:t>
-      </w:r>
-    </w:p>
-    <w:p>
-      <w:pPr/>
-      <w:r>
-        <w:rPr>
-          <w:lang w:val="zh_TW" w:bidi="zh_TW"/>
-        </w:rPr>
-      </w:r>
-      <w:r>
-        <w:rPr>
-          <w:lang w:val="zh_TW" w:bidi="zh_TW"/>
-        </w:rPr>
-        <w:t>家譜（第9節）是記錄一個人祖先或後代的名單，顯示一個人來自哪個支派和家族。例如，祭司來自利未支派和亞倫家族。其中有些名單包括了祖先的故事，甚至包括靈界生命的故事。這些名單和故事被用於討論事物的起源以及不同家族的重要性。</w:t>
       </w:r>
       <w:r>
         <w:rPr>

--- a/zht/docx/56.content.docx
+++ b/zht/docx/56.content.docx
@@ -736,6 +736,21 @@
           <w:b/>
           <w:lang w:val="zh_TW" w:bidi="zh_TW"/>
         </w:rPr>
+        <w:t>κατὰ πίστιν ἐκλεκτῶν Θεοῦ, καὶ ἐπίγνωσιν ἀληθείας</w:t>
+      </w:r>
+    </w:p>
+    <w:p>
+      <w:pPr/>
+      <w:r>
+        <w:rPr>
+          <w:lang w:val="zh_TW" w:bidi="zh_TW"/>
+        </w:rPr>
+      </w:r>
+      <w:r>
+        <w:rPr>
+          <w:b/>
+          <w:lang w:val="zh_TW" w:bidi="zh_TW"/>
+        </w:rPr>
         <w:t>「</w:t>
       </w:r>
       <w:r>
@@ -1082,6 +1097,21 @@
           <w:b/>
           <w:lang w:val="zh_TW" w:bidi="zh_TW"/>
         </w:rPr>
+        <w:t>τῆς κατ’ εὐσέβειαν</w:t>
+      </w:r>
+    </w:p>
+    <w:p>
+      <w:pPr/>
+      <w:r>
+        <w:rPr>
+          <w:lang w:val="zh_TW" w:bidi="zh_TW"/>
+        </w:rPr>
+      </w:r>
+      <w:r>
+        <w:rPr>
+          <w:b/>
+          <w:lang w:val="zh_TW" w:bidi="zh_TW"/>
+        </w:rPr>
         <w:t>「……敬虔……」</w:t>
       </w:r>
     </w:p>
@@ -1315,6 +1345,21 @@
           <w:b/>
           <w:lang w:val="zh_TW" w:bidi="zh_TW"/>
         </w:rPr>
+        <w:t>ἐπ’ ἐλπίδι ζωῆς αἰωνίου</w:t>
+      </w:r>
+    </w:p>
+    <w:p>
+      <w:pPr/>
+      <w:r>
+        <w:rPr>
+          <w:lang w:val="zh_TW" w:bidi="zh_TW"/>
+        </w:rPr>
+      </w:r>
+      <w:r>
+        <w:rPr>
+          <w:b/>
+          <w:lang w:val="zh_TW" w:bidi="zh_TW"/>
+        </w:rPr>
         <w:t>「盼望……的永生」</w:t>
       </w:r>
     </w:p>
@@ -1600,6 +1645,21 @@
           <w:b/>
           <w:lang w:val="zh_TW" w:bidi="zh_TW"/>
         </w:rPr>
+        <w:t>καιροῖς ἰδίοις</w:t>
+      </w:r>
+    </w:p>
+    <w:p>
+      <w:pPr/>
+      <w:r>
+        <w:rPr>
+          <w:lang w:val="zh_TW" w:bidi="zh_TW"/>
+        </w:rPr>
+      </w:r>
+      <w:r>
+        <w:rPr>
+          <w:b/>
+          <w:lang w:val="zh_TW" w:bidi="zh_TW"/>
+        </w:rPr>
         <w:t>「</w:t>
       </w:r>
       <w:r>
@@ -2537,6 +2597,21 @@
           <w:b/>
           <w:lang w:val="zh_TW" w:bidi="zh_TW"/>
         </w:rPr>
+        <w:t>χάρις καὶ εἰρήνη ἀπὸ Θεοῦ Πατρὸς καὶ Χριστοῦ Ἰησοῦ τοῦ Σωτῆρος ἡμῶν</w:t>
+      </w:r>
+    </w:p>
+    <w:p>
+      <w:pPr/>
+      <w:r>
+        <w:rPr>
+          <w:lang w:val="zh_TW" w:bidi="zh_TW"/>
+        </w:rPr>
+      </w:r>
+      <w:r>
+        <w:rPr>
+          <w:b/>
+          <w:lang w:val="zh_TW" w:bidi="zh_TW"/>
+        </w:rPr>
         <w:t>「</w:t>
       </w:r>
       <w:r>
@@ -2660,6 +2735,21 @@
           <w:b/>
           <w:lang w:val="zh_TW" w:bidi="zh_TW"/>
         </w:rPr>
+        <w:t>Χριστοῦ Ἰησοῦ τοῦ Σωτῆρος ἡμῶν</w:t>
+      </w:r>
+    </w:p>
+    <w:p>
+      <w:pPr/>
+      <w:r>
+        <w:rPr>
+          <w:lang w:val="zh_TW" w:bidi="zh_TW"/>
+        </w:rPr>
+      </w:r>
+      <w:r>
+        <w:rPr>
+          <w:b/>
+          <w:lang w:val="zh_TW" w:bidi="zh_TW"/>
+        </w:rPr>
         <w:t>「</w:t>
       </w:r>
       <w:r>
@@ -2959,6 +3049,21 @@
           <w:b/>
           <w:lang w:val="zh_TW" w:bidi="zh_TW"/>
         </w:rPr>
+        <w:t>ἀπέλιπόν σε ἐν Κρήτῃ</w:t>
+      </w:r>
+    </w:p>
+    <w:p>
+      <w:pPr/>
+      <w:r>
+        <w:rPr>
+          <w:lang w:val="zh_TW" w:bidi="zh_TW"/>
+        </w:rPr>
+      </w:r>
+      <w:r>
+        <w:rPr>
+          <w:b/>
+          <w:lang w:val="zh_TW" w:bidi="zh_TW"/>
+        </w:rPr>
         <w:t>「</w:t>
       </w:r>
       <w:r>
@@ -3036,6 +3141,21 @@
           <w:b/>
           <w:lang w:val="zh_TW" w:bidi="zh_TW"/>
         </w:rPr>
+        <w:t>ἵνα τὰ λείποντα ἐπιδιορθώσῃ</w:t>
+      </w:r>
+    </w:p>
+    <w:p>
+      <w:pPr/>
+      <w:r>
+        <w:rPr>
+          <w:lang w:val="zh_TW" w:bidi="zh_TW"/>
+        </w:rPr>
+      </w:r>
+      <w:r>
+        <w:rPr>
+          <w:b/>
+          <w:lang w:val="zh_TW" w:bidi="zh_TW"/>
+        </w:rPr>
         <w:t>「</w:t>
       </w:r>
       <w:r>
@@ -3113,6 +3233,21 @@
           <w:b/>
           <w:lang w:val="zh_TW" w:bidi="zh_TW"/>
         </w:rPr>
+        <w:t>καταστήσῃς &amp; πρεσβυτέρους</w:t>
+      </w:r>
+    </w:p>
+    <w:p>
+      <w:pPr/>
+      <w:r>
+        <w:rPr>
+          <w:lang w:val="zh_TW" w:bidi="zh_TW"/>
+        </w:rPr>
+      </w:r>
+      <w:r>
+        <w:rPr>
+          <w:b/>
+          <w:lang w:val="zh_TW" w:bidi="zh_TW"/>
+        </w:rPr>
         <w:t>「</w:t>
       </w:r>
       <w:r>
@@ -3898,6 +4033,21 @@
           <w:b/>
           <w:lang w:val="zh_TW" w:bidi="zh_TW"/>
         </w:rPr>
+        <w:t>μὴ πάροινον</w:t>
+      </w:r>
+    </w:p>
+    <w:p>
+      <w:pPr/>
+      <w:r>
+        <w:rPr>
+          <w:lang w:val="zh_TW" w:bidi="zh_TW"/>
+        </w:rPr>
+      </w:r>
+      <w:r>
+        <w:rPr>
+          <w:b/>
+          <w:lang w:val="zh_TW" w:bidi="zh_TW"/>
+        </w:rPr>
         <w:t>「</w:t>
       </w:r>
       <w:r>
@@ -3975,6 +4125,21 @@
           <w:b/>
           <w:lang w:val="zh_TW" w:bidi="zh_TW"/>
         </w:rPr>
+        <w:t>μὴ πλήκτην</w:t>
+      </w:r>
+    </w:p>
+    <w:p>
+      <w:pPr/>
+      <w:r>
+        <w:rPr>
+          <w:lang w:val="zh_TW" w:bidi="zh_TW"/>
+        </w:rPr>
+      </w:r>
+      <w:r>
+        <w:rPr>
+          <w:b/>
+          <w:lang w:val="zh_TW" w:bidi="zh_TW"/>
+        </w:rPr>
         <w:t>「</w:t>
       </w:r>
       <w:r>
@@ -4275,6 +4440,21 @@
           <w:b/>
           <w:lang w:val="zh_TW" w:bidi="zh_TW"/>
         </w:rPr>
+        <w:t>σώφρονα &amp; ἐγκρατῆ</w:t>
+      </w:r>
+    </w:p>
+    <w:p>
+      <w:pPr/>
+      <w:r>
+        <w:rPr>
+          <w:lang w:val="zh_TW" w:bidi="zh_TW"/>
+        </w:rPr>
+      </w:r>
+      <w:r>
+        <w:rPr>
+          <w:b/>
+          <w:lang w:val="zh_TW" w:bidi="zh_TW"/>
+        </w:rPr>
         <w:t>「</w:t>
       </w:r>
       <w:r>
@@ -4663,6 +4843,21 @@
           <w:b/>
           <w:lang w:val="zh_TW" w:bidi="zh_TW"/>
         </w:rPr>
+        <w:t>κατὰ τὴν διδαχὴν</w:t>
+      </w:r>
+    </w:p>
+    <w:p>
+      <w:pPr/>
+      <w:r>
+        <w:rPr>
+          <w:lang w:val="zh_TW" w:bidi="zh_TW"/>
+        </w:rPr>
+      </w:r>
+      <w:r>
+        <w:rPr>
+          <w:b/>
+          <w:lang w:val="zh_TW" w:bidi="zh_TW"/>
+        </w:rPr>
         <w:t>「……所教……」</w:t>
       </w:r>
     </w:p>
@@ -5864,6 +6059,21 @@
           <w:b/>
           <w:lang w:val="zh_TW" w:bidi="zh_TW"/>
         </w:rPr>
+        <w:t>τις ἐξ αὐτῶν, ἴδιος αὐτῶν προφήτης</w:t>
+      </w:r>
+    </w:p>
+    <w:p>
+      <w:pPr/>
+      <w:r>
+        <w:rPr>
+          <w:lang w:val="zh_TW" w:bidi="zh_TW"/>
+        </w:rPr>
+      </w:r>
+      <w:r>
+        <w:rPr>
+          <w:b/>
+          <w:lang w:val="zh_TW" w:bidi="zh_TW"/>
+        </w:rPr>
         <w:t>「</w:t>
       </w:r>
       <w:r>
@@ -6289,6 +6499,21 @@
         <w:rPr>
           <w:lang w:val="zh_TW" w:bidi="zh_TW"/>
         </w:rPr>
+      </w:r>
+    </w:p>
+    <w:p>
+      <w:pPr/>
+      <w:r>
+        <w:rPr>
+          <w:lang w:val="zh_TW" w:bidi="zh_TW"/>
+        </w:rPr>
+      </w:r>
+      <w:r>
+        <w:rPr>
+          <w:b/>
+          <w:lang w:val="zh_TW" w:bidi="zh_TW"/>
+        </w:rPr>
+        <w:t>δι’ ἣν αἰτίαν ἔλεγχε αὐτοὺς ἀποτόμως</w:t>
       </w:r>
     </w:p>
     <w:p>
@@ -6681,6 +6906,21 @@
           <w:b/>
           <w:lang w:val="zh_TW" w:bidi="zh_TW"/>
         </w:rPr>
+        <w:t>ἵνα ὑγιαίνωσιν ἐν τῇ πίστει</w:t>
+      </w:r>
+    </w:p>
+    <w:p>
+      <w:pPr/>
+      <w:r>
+        <w:rPr>
+          <w:lang w:val="zh_TW" w:bidi="zh_TW"/>
+        </w:rPr>
+      </w:r>
+      <w:r>
+        <w:rPr>
+          <w:b/>
+          <w:lang w:val="zh_TW" w:bidi="zh_TW"/>
+        </w:rPr>
         <w:t>「</w:t>
       </w:r>
       <w:r>
@@ -7054,6 +7294,21 @@
           <w:b/>
           <w:lang w:val="zh_TW" w:bidi="zh_TW"/>
         </w:rPr>
+        <w:t>Ἰουδαϊκοῖς μύθοις</w:t>
+      </w:r>
+    </w:p>
+    <w:p>
+      <w:pPr/>
+      <w:r>
+        <w:rPr>
+          <w:lang w:val="zh_TW" w:bidi="zh_TW"/>
+        </w:rPr>
+      </w:r>
+      <w:r>
+        <w:rPr>
+          <w:b/>
+          <w:lang w:val="zh_TW" w:bidi="zh_TW"/>
+        </w:rPr>
         <w:t>「……</w:t>
       </w:r>
       <w:r>
@@ -7131,6 +7386,21 @@
           <w:b/>
           <w:lang w:val="zh_TW" w:bidi="zh_TW"/>
         </w:rPr>
+        <w:t>ἀποστρεφομένων τὴν ἀλήθειαν</w:t>
+      </w:r>
+    </w:p>
+    <w:p>
+      <w:pPr/>
+      <w:r>
+        <w:rPr>
+          <w:lang w:val="zh_TW" w:bidi="zh_TW"/>
+        </w:rPr>
+      </w:r>
+      <w:r>
+        <w:rPr>
+          <w:b/>
+          <w:lang w:val="zh_TW" w:bidi="zh_TW"/>
+        </w:rPr>
         <w:t>「……</w:t>
       </w:r>
       <w:r>
@@ -7340,6 +7610,21 @@
           <w:b/>
           <w:lang w:val="zh_TW" w:bidi="zh_TW"/>
         </w:rPr>
+        <w:t>τοῖς καθαροῖς</w:t>
+      </w:r>
+    </w:p>
+    <w:p>
+      <w:pPr/>
+      <w:r>
+        <w:rPr>
+          <w:lang w:val="zh_TW" w:bidi="zh_TW"/>
+        </w:rPr>
+      </w:r>
+      <w:r>
+        <w:rPr>
+          <w:b/>
+          <w:lang w:val="zh_TW" w:bidi="zh_TW"/>
+        </w:rPr>
         <w:t>「</w:t>
       </w:r>
       <w:r>
@@ -7528,6 +7813,21 @@
           <w:b/>
           <w:lang w:val="zh_TW" w:bidi="zh_TW"/>
         </w:rPr>
+        <w:t>τοῖς δὲ μεμιαμμένοις καὶ ἀπίστοις, οὐδὲν καθαρόν</w:t>
+      </w:r>
+    </w:p>
+    <w:p>
+      <w:pPr/>
+      <w:r>
+        <w:rPr>
+          <w:lang w:val="zh_TW" w:bidi="zh_TW"/>
+        </w:rPr>
+      </w:r>
+      <w:r>
+        <w:rPr>
+          <w:b/>
+          <w:lang w:val="zh_TW" w:bidi="zh_TW"/>
+        </w:rPr>
         <w:t>「</w:t>
       </w:r>
       <w:r>
@@ -7750,6 +8050,21 @@
           <w:b/>
           <w:lang w:val="zh_TW" w:bidi="zh_TW"/>
         </w:rPr>
+        <w:t>τοῖς &amp; ἔργοις ἀρνοῦνται</w:t>
+      </w:r>
+    </w:p>
+    <w:p>
+      <w:pPr/>
+      <w:r>
+        <w:rPr>
+          <w:lang w:val="zh_TW" w:bidi="zh_TW"/>
+        </w:rPr>
+      </w:r>
+      <w:r>
+        <w:rPr>
+          <w:b/>
+          <w:lang w:val="zh_TW" w:bidi="zh_TW"/>
+        </w:rPr>
         <w:t>「他們的」</w:t>
       </w:r>
       <w:r>
@@ -8074,6 +8389,21 @@
           <w:b/>
           <w:lang w:val="zh_TW" w:bidi="zh_TW"/>
         </w:rPr>
+        <w:t>τῇ ὑγιαινούσῃ διδασκαλίᾳ</w:t>
+      </w:r>
+    </w:p>
+    <w:p>
+      <w:pPr/>
+      <w:r>
+        <w:rPr>
+          <w:lang w:val="zh_TW" w:bidi="zh_TW"/>
+        </w:rPr>
+      </w:r>
+      <w:r>
+        <w:rPr>
+          <w:b/>
+          <w:lang w:val="zh_TW" w:bidi="zh_TW"/>
+        </w:rPr>
         <w:t>「</w:t>
       </w:r>
       <w:r>
@@ -8309,6 +8639,21 @@
           <w:b/>
           <w:lang w:val="zh_TW" w:bidi="zh_TW"/>
         </w:rPr>
+        <w:t>νηφαλίους &amp; σεμνούς, σώφρονας</w:t>
+      </w:r>
+    </w:p>
+    <w:p>
+      <w:pPr/>
+      <w:r>
+        <w:rPr>
+          <w:lang w:val="zh_TW" w:bidi="zh_TW"/>
+        </w:rPr>
+      </w:r>
+      <w:r>
+        <w:rPr>
+          <w:b/>
+          <w:lang w:val="zh_TW" w:bidi="zh_TW"/>
+        </w:rPr>
         <w:t>「</w:t>
       </w:r>
       <w:r>
@@ -8446,6 +8791,21 @@
           <w:b/>
           <w:lang w:val="zh_TW" w:bidi="zh_TW"/>
         </w:rPr>
+        <w:t>νηφαλίους</w:t>
+      </w:r>
+    </w:p>
+    <w:p>
+      <w:pPr/>
+      <w:r>
+        <w:rPr>
+          <w:lang w:val="zh_TW" w:bidi="zh_TW"/>
+        </w:rPr>
+      </w:r>
+      <w:r>
+        <w:rPr>
+          <w:b/>
+          <w:lang w:val="zh_TW" w:bidi="zh_TW"/>
+        </w:rPr>
         <w:t>「</w:t>
       </w:r>
       <w:r>
@@ -8535,6 +8895,21 @@
           <w:b/>
           <w:lang w:val="zh_TW" w:bidi="zh_TW"/>
         </w:rPr>
+        <w:t>σώφρονας</w:t>
+      </w:r>
+    </w:p>
+    <w:p>
+      <w:pPr/>
+      <w:r>
+        <w:rPr>
+          <w:lang w:val="zh_TW" w:bidi="zh_TW"/>
+        </w:rPr>
+      </w:r>
+      <w:r>
+        <w:rPr>
+          <w:b/>
+          <w:lang w:val="zh_TW" w:bidi="zh_TW"/>
+        </w:rPr>
         <w:t>「</w:t>
       </w:r>
       <w:r>
@@ -9463,6 +9838,21 @@
           <w:b/>
           <w:lang w:val="zh_TW" w:bidi="zh_TW"/>
         </w:rPr>
+        <w:t>οἴνῳ πολλῷ δεδουλωμένας</w:t>
+      </w:r>
+    </w:p>
+    <w:p>
+      <w:pPr/>
+      <w:r>
+        <w:rPr>
+          <w:lang w:val="zh_TW" w:bidi="zh_TW"/>
+        </w:rPr>
+      </w:r>
+      <w:r>
+        <w:rPr>
+          <w:b/>
+          <w:lang w:val="zh_TW" w:bidi="zh_TW"/>
+        </w:rPr>
         <w:t>「對酒成癮（和合本譯：</w:t>
       </w:r>
       <w:r>
@@ -9840,6 +10230,21 @@
           <w:b/>
           <w:lang w:val="zh_TW" w:bidi="zh_TW"/>
         </w:rPr>
+        <w:t>φιλάνδρους</w:t>
+      </w:r>
+    </w:p>
+    <w:p>
+      <w:pPr/>
+      <w:r>
+        <w:rPr>
+          <w:lang w:val="zh_TW" w:bidi="zh_TW"/>
+        </w:rPr>
+      </w:r>
+      <w:r>
+        <w:rPr>
+          <w:b/>
+          <w:lang w:val="zh_TW" w:bidi="zh_TW"/>
+        </w:rPr>
         <w:t>「</w:t>
       </w:r>
       <w:r>
@@ -9917,6 +10322,21 @@
           <w:b/>
           <w:lang w:val="zh_TW" w:bidi="zh_TW"/>
         </w:rPr>
+        <w:t>φιλοτέκνους</w:t>
+      </w:r>
+    </w:p>
+    <w:p>
+      <w:pPr/>
+      <w:r>
+        <w:rPr>
+          <w:lang w:val="zh_TW" w:bidi="zh_TW"/>
+        </w:rPr>
+      </w:r>
+      <w:r>
+        <w:rPr>
+          <w:b/>
+          <w:lang w:val="zh_TW" w:bidi="zh_TW"/>
+        </w:rPr>
         <w:t>「</w:t>
       </w:r>
       <w:r>
@@ -9994,6 +10414,21 @@
           <w:b/>
           <w:lang w:val="zh_TW" w:bidi="zh_TW"/>
         </w:rPr>
+        <w:t>ὑποτασσομένας τοῖς ἰδίοις ἀνδράσιν</w:t>
+      </w:r>
+    </w:p>
+    <w:p>
+      <w:pPr/>
+      <w:r>
+        <w:rPr>
+          <w:lang w:val="zh_TW" w:bidi="zh_TW"/>
+        </w:rPr>
+      </w:r>
+      <w:r>
+        <w:rPr>
+          <w:b/>
+          <w:lang w:val="zh_TW" w:bidi="zh_TW"/>
+        </w:rPr>
         <w:t>「順服自己的丈夫」</w:t>
       </w:r>
     </w:p>
@@ -10207,6 +10642,21 @@
           <w:b/>
           <w:lang w:val="zh_TW" w:bidi="zh_TW"/>
         </w:rPr>
+        <w:t>ἵνα μὴ ὁ λόγος τοῦ Θεοῦ βλασφημῆται</w:t>
+      </w:r>
+    </w:p>
+    <w:p>
+      <w:pPr/>
+      <w:r>
+        <w:rPr>
+          <w:lang w:val="zh_TW" w:bidi="zh_TW"/>
+        </w:rPr>
+      </w:r>
+      <w:r>
+        <w:rPr>
+          <w:b/>
+          <w:lang w:val="zh_TW" w:bidi="zh_TW"/>
+        </w:rPr>
         <w:t>「免得神的道理被毀謗」</w:t>
       </w:r>
     </w:p>
@@ -10493,6 +10943,21 @@
           <w:b/>
           <w:lang w:val="zh_TW" w:bidi="zh_TW"/>
         </w:rPr>
+        <w:t>περὶ πάντα</w:t>
+      </w:r>
+    </w:p>
+    <w:p>
+      <w:pPr/>
+      <w:r>
+        <w:rPr>
+          <w:lang w:val="zh_TW" w:bidi="zh_TW"/>
+        </w:rPr>
+      </w:r>
+      <w:r>
+        <w:rPr>
+          <w:b/>
+          <w:lang w:val="zh_TW" w:bidi="zh_TW"/>
+        </w:rPr>
         <w:t>「……</w:t>
       </w:r>
       <w:r>
@@ -10570,6 +11035,21 @@
           <w:b/>
           <w:lang w:val="zh_TW" w:bidi="zh_TW"/>
         </w:rPr>
+        <w:t>σεαυτὸν παρεχόμενος</w:t>
+      </w:r>
+    </w:p>
+    <w:p>
+      <w:pPr/>
+      <w:r>
+        <w:rPr>
+          <w:lang w:val="zh_TW" w:bidi="zh_TW"/>
+        </w:rPr>
+      </w:r>
+      <w:r>
+        <w:rPr>
+          <w:b/>
+          <w:lang w:val="zh_TW" w:bidi="zh_TW"/>
+        </w:rPr>
         <w:t>「</w:t>
       </w:r>
       <w:r>
@@ -10661,6 +11141,21 @@
           <w:b/>
           <w:lang w:val="zh_TW" w:bidi="zh_TW"/>
         </w:rPr>
+        <w:t>τύπον καλῶν ἔργων</w:t>
+      </w:r>
+    </w:p>
+    <w:p>
+      <w:pPr/>
+      <w:r>
+        <w:rPr>
+          <w:lang w:val="zh_TW" w:bidi="zh_TW"/>
+        </w:rPr>
+      </w:r>
+      <w:r>
+        <w:rPr>
+          <w:b/>
+          <w:lang w:val="zh_TW" w:bidi="zh_TW"/>
+        </w:rPr>
         <w:t>「……</w:t>
       </w:r>
       <w:r>
@@ -11732,6 +12227,21 @@
           <w:b/>
           <w:lang w:val="zh_TW" w:bidi="zh_TW"/>
         </w:rPr>
+        <w:t>ἐν πᾶσιν</w:t>
+      </w:r>
+    </w:p>
+    <w:p>
+      <w:pPr/>
+      <w:r>
+        <w:rPr>
+          <w:lang w:val="zh_TW" w:bidi="zh_TW"/>
+        </w:rPr>
+      </w:r>
+      <w:r>
+        <w:rPr>
+          <w:b/>
+          <w:lang w:val="zh_TW" w:bidi="zh_TW"/>
+        </w:rPr>
         <w:t>「</w:t>
       </w:r>
       <w:r>
@@ -12168,6 +12678,21 @@
           <w:b/>
           <w:lang w:val="zh_TW" w:bidi="zh_TW"/>
         </w:rPr>
+        <w:t>πᾶσαν πίστιν ἐνδεικνυμένους ἀγαθήν</w:t>
+      </w:r>
+    </w:p>
+    <w:p>
+      <w:pPr/>
+      <w:r>
+        <w:rPr>
+          <w:lang w:val="zh_TW" w:bidi="zh_TW"/>
+        </w:rPr>
+      </w:r>
+      <w:r>
+        <w:rPr>
+          <w:b/>
+          <w:lang w:val="zh_TW" w:bidi="zh_TW"/>
+        </w:rPr>
         <w:t>「……</w:t>
       </w:r>
       <w:r>
@@ -12408,6 +12933,21 @@
           <w:b/>
           <w:lang w:val="zh_TW" w:bidi="zh_TW"/>
         </w:rPr>
+        <w:t>ἐν πᾶσιν</w:t>
+      </w:r>
+    </w:p>
+    <w:p>
+      <w:pPr/>
+      <w:r>
+        <w:rPr>
+          <w:lang w:val="zh_TW" w:bidi="zh_TW"/>
+        </w:rPr>
+      </w:r>
+      <w:r>
+        <w:rPr>
+          <w:b/>
+          <w:lang w:val="zh_TW" w:bidi="zh_TW"/>
+        </w:rPr>
         <w:t>「……</w:t>
       </w:r>
       <w:r>
@@ -12485,6 +13025,21 @@
           <w:b/>
           <w:lang w:val="zh_TW" w:bidi="zh_TW"/>
         </w:rPr>
+        <w:t>τὴν διδασκαλίαν τὴν τοῦ Σωτῆρος ἡμῶν, Θεοῦ, κοσμῶσιν</w:t>
+      </w:r>
+    </w:p>
+    <w:p>
+      <w:pPr/>
+      <w:r>
+        <w:rPr>
+          <w:lang w:val="zh_TW" w:bidi="zh_TW"/>
+        </w:rPr>
+      </w:r>
+      <w:r>
+        <w:rPr>
+          <w:b/>
+          <w:lang w:val="zh_TW" w:bidi="zh_TW"/>
+        </w:rPr>
         <w:t>「……</w:t>
       </w:r>
       <w:r>
@@ -12784,6 +13339,21 @@
           <w:b/>
           <w:lang w:val="zh_TW" w:bidi="zh_TW"/>
         </w:rPr>
+        <w:t>ἐπεφάνη &amp; ἡ χάρις τοῦ Θεοῦ</w:t>
+      </w:r>
+    </w:p>
+    <w:p>
+      <w:pPr/>
+      <w:r>
+        <w:rPr>
+          <w:lang w:val="zh_TW" w:bidi="zh_TW"/>
+        </w:rPr>
+      </w:r>
+      <w:r>
+        <w:rPr>
+          <w:b/>
+          <w:lang w:val="zh_TW" w:bidi="zh_TW"/>
+        </w:rPr>
         <w:t>「已經顯現出來」</w:t>
       </w:r>
       <w:r>
@@ -12893,6 +13463,21 @@
           <w:b/>
           <w:lang w:val="zh_TW" w:bidi="zh_TW"/>
         </w:rPr>
+        <w:t>ἐπεφάνη γὰρ ἡ χάρις τοῦ Θεοῦ, σωτήριος πᾶσιν ἀνθρώποις</w:t>
+      </w:r>
+    </w:p>
+    <w:p>
+      <w:pPr/>
+      <w:r>
+        <w:rPr>
+          <w:lang w:val="zh_TW" w:bidi="zh_TW"/>
+        </w:rPr>
+      </w:r>
+      <w:r>
+        <w:rPr>
+          <w:b/>
+          <w:lang w:val="zh_TW" w:bidi="zh_TW"/>
+        </w:rPr>
         <w:t>「</w:t>
       </w:r>
       <w:r>
@@ -13711,6 +14296,21 @@
           <w:b/>
           <w:lang w:val="zh_TW" w:bidi="zh_TW"/>
         </w:rPr>
+        <w:t>τὴν ἀσέβειαν &amp; εὐσεβῶς</w:t>
+      </w:r>
+    </w:p>
+    <w:p>
+      <w:pPr/>
+      <w:r>
+        <w:rPr>
+          <w:lang w:val="zh_TW" w:bidi="zh_TW"/>
+        </w:rPr>
+      </w:r>
+      <w:r>
+        <w:rPr>
+          <w:b/>
+          <w:lang w:val="zh_TW" w:bidi="zh_TW"/>
+        </w:rPr>
         <w:t>「不敬虔」</w:t>
       </w:r>
       <w:r>
@@ -13800,6 +14400,21 @@
           <w:b/>
           <w:lang w:val="zh_TW" w:bidi="zh_TW"/>
         </w:rPr>
+        <w:t>ἐν τῷ νῦν αἰῶνι</w:t>
+      </w:r>
+    </w:p>
+    <w:p>
+      <w:pPr/>
+      <w:r>
+        <w:rPr>
+          <w:lang w:val="zh_TW" w:bidi="zh_TW"/>
+        </w:rPr>
+      </w:r>
+      <w:r>
+        <w:rPr>
+          <w:b/>
+          <w:lang w:val="zh_TW" w:bidi="zh_TW"/>
+        </w:rPr>
         <w:t>「</w:t>
       </w:r>
       <w:r>
@@ -13877,6 +14492,21 @@
           <w:b/>
           <w:lang w:val="zh_TW" w:bidi="zh_TW"/>
         </w:rPr>
+        <w:t>προσδεχόμενοι</w:t>
+      </w:r>
+    </w:p>
+    <w:p>
+      <w:pPr/>
+      <w:r>
+        <w:rPr>
+          <w:lang w:val="zh_TW" w:bidi="zh_TW"/>
+        </w:rPr>
+      </w:r>
+      <w:r>
+        <w:rPr>
+          <w:b/>
+          <w:lang w:val="zh_TW" w:bidi="zh_TW"/>
+        </w:rPr>
         <w:t>「</w:t>
       </w:r>
       <w:r>
@@ -14164,6 +14794,21 @@
           <w:b/>
           <w:lang w:val="zh_TW" w:bidi="zh_TW"/>
         </w:rPr>
+        <w:t>τὴν μακαρίαν ἐλπίδα, καὶ ἐπιφάνειαν τῆς δόξης</w:t>
+      </w:r>
+    </w:p>
+    <w:p>
+      <w:pPr/>
+      <w:r>
+        <w:rPr>
+          <w:lang w:val="zh_TW" w:bidi="zh_TW"/>
+        </w:rPr>
+      </w:r>
+      <w:r>
+        <w:rPr>
+          <w:b/>
+          <w:lang w:val="zh_TW" w:bidi="zh_TW"/>
+        </w:rPr>
         <w:t>「……所盼望的福，並……的榮耀顯現」</w:t>
       </w:r>
     </w:p>
@@ -14273,6 +14918,21 @@
           <w:b/>
           <w:lang w:val="zh_TW" w:bidi="zh_TW"/>
         </w:rPr>
+        <w:t>τὴν μακαρίαν ἐλπίδα, καὶ ἐπιφάνειαν τῆς δόξης τοῦ μεγάλου Θεοῦ καὶ Σωτῆρος ἡμῶν, Ἰησοῦ Χριστοῦ</w:t>
+      </w:r>
+    </w:p>
+    <w:p>
+      <w:pPr/>
+      <w:r>
+        <w:rPr>
+          <w:lang w:val="zh_TW" w:bidi="zh_TW"/>
+        </w:rPr>
+      </w:r>
+      <w:r>
+        <w:rPr>
+          <w:b/>
+          <w:lang w:val="zh_TW" w:bidi="zh_TW"/>
+        </w:rPr>
         <w:t>「……</w:t>
       </w:r>
       <w:r>
@@ -14423,6 +15083,21 @@
           <w:b/>
           <w:lang w:val="zh_TW" w:bidi="zh_TW"/>
         </w:rPr>
+        <w:t>τοῦ μεγάλου Θεοῦ καὶ Σωτῆρος ἡμῶν, Ἰησοῦ Χριστοῦ</w:t>
+      </w:r>
+    </w:p>
+    <w:p>
+      <w:pPr/>
+      <w:r>
+        <w:rPr>
+          <w:lang w:val="zh_TW" w:bidi="zh_TW"/>
+        </w:rPr>
+      </w:r>
+      <w:r>
+        <w:rPr>
+          <w:b/>
+          <w:lang w:val="zh_TW" w:bidi="zh_TW"/>
+        </w:rPr>
         <w:t>「……</w:t>
       </w:r>
       <w:r>
@@ -15124,6 +15799,21 @@
           <w:b/>
           <w:lang w:val="zh_TW" w:bidi="zh_TW"/>
         </w:rPr>
+        <w:t>ζηλωτὴν καλῶν ἔργων</w:t>
+      </w:r>
+    </w:p>
+    <w:p>
+      <w:pPr/>
+      <w:r>
+        <w:rPr>
+          <w:lang w:val="zh_TW" w:bidi="zh_TW"/>
+        </w:rPr>
+      </w:r>
+      <w:r>
+        <w:rPr>
+          <w:b/>
+          <w:lang w:val="zh_TW" w:bidi="zh_TW"/>
+        </w:rPr>
         <w:t>「</w:t>
       </w:r>
       <w:r>
@@ -15687,6 +16377,21 @@
           <w:b/>
           <w:lang w:val="zh_TW" w:bidi="zh_TW"/>
         </w:rPr>
+        <w:t>μηδείς σου περιφρονείτω</w:t>
+      </w:r>
+    </w:p>
+    <w:p>
+      <w:pPr/>
+      <w:r>
+        <w:rPr>
+          <w:lang w:val="zh_TW" w:bidi="zh_TW"/>
+        </w:rPr>
+      </w:r>
+      <w:r>
+        <w:rPr>
+          <w:b/>
+          <w:lang w:val="zh_TW" w:bidi="zh_TW"/>
+        </w:rPr>
         <w:t>「</w:t>
       </w:r>
       <w:r>
@@ -15764,6 +16469,21 @@
           <w:b/>
           <w:lang w:val="zh_TW" w:bidi="zh_TW"/>
         </w:rPr>
+        <w:t>μηδείς σου περιφρονείτω</w:t>
+      </w:r>
+    </w:p>
+    <w:p>
+      <w:pPr/>
+      <w:r>
+        <w:rPr>
+          <w:lang w:val="zh_TW" w:bidi="zh_TW"/>
+        </w:rPr>
+      </w:r>
+      <w:r>
+        <w:rPr>
+          <w:b/>
+          <w:lang w:val="zh_TW" w:bidi="zh_TW"/>
+        </w:rPr>
         <w:t>「</w:t>
       </w:r>
       <w:r>
@@ -16124,6 +16844,21 @@
           <w:b/>
           <w:lang w:val="zh_TW" w:bidi="zh_TW"/>
         </w:rPr>
+        <w:t>ὑπομίμνῃσκε αὐτοὺς &amp; ὑποτάσσεσθαι</w:t>
+      </w:r>
+    </w:p>
+    <w:p>
+      <w:pPr/>
+      <w:r>
+        <w:rPr>
+          <w:lang w:val="zh_TW" w:bidi="zh_TW"/>
+        </w:rPr>
+      </w:r>
+      <w:r>
+        <w:rPr>
+          <w:b/>
+          <w:lang w:val="zh_TW" w:bidi="zh_TW"/>
+        </w:rPr>
         <w:t>「</w:t>
       </w:r>
       <w:r>
@@ -16506,6 +17241,21 @@
           <w:b/>
           <w:lang w:val="zh_TW" w:bidi="zh_TW"/>
         </w:rPr>
+        <w:t>πρὸς πᾶν ἔργον ἀγαθὸν ἑτοίμους εἶναι</w:t>
+      </w:r>
+    </w:p>
+    <w:p>
+      <w:pPr/>
+      <w:r>
+        <w:rPr>
+          <w:lang w:val="zh_TW" w:bidi="zh_TW"/>
+        </w:rPr>
+      </w:r>
+      <w:r>
+        <w:rPr>
+          <w:b/>
+          <w:lang w:val="zh_TW" w:bidi="zh_TW"/>
+        </w:rPr>
         <w:t>「</w:t>
       </w:r>
       <w:r>
@@ -16583,6 +17333,21 @@
           <w:b/>
           <w:lang w:val="zh_TW" w:bidi="zh_TW"/>
         </w:rPr>
+        <w:t>βλασφημεῖν</w:t>
+      </w:r>
+    </w:p>
+    <w:p>
+      <w:pPr/>
+      <w:r>
+        <w:rPr>
+          <w:lang w:val="zh_TW" w:bidi="zh_TW"/>
+        </w:rPr>
+      </w:r>
+      <w:r>
+        <w:rPr>
+          <w:b/>
+          <w:lang w:val="zh_TW" w:bidi="zh_TW"/>
+        </w:rPr>
         <w:t>「</w:t>
       </w:r>
       <w:r>
@@ -17390,6 +18155,21 @@
           <w:b/>
           <w:lang w:val="zh_TW" w:bidi="zh_TW"/>
         </w:rPr>
+        <w:t>ἦμεν &amp; ἀνόητοι</w:t>
+      </w:r>
+    </w:p>
+    <w:p>
+      <w:pPr/>
+      <w:r>
+        <w:rPr>
+          <w:lang w:val="zh_TW" w:bidi="zh_TW"/>
+        </w:rPr>
+      </w:r>
+      <w:r>
+        <w:rPr>
+          <w:b/>
+          <w:lang w:val="zh_TW" w:bidi="zh_TW"/>
+        </w:rPr>
         <w:t>「是」</w:t>
       </w:r>
       <w:r>
@@ -17618,6 +18398,21 @@
           <w:b/>
           <w:lang w:val="zh_TW" w:bidi="zh_TW"/>
         </w:rPr>
+        <w:t>πλανώμενοι, δουλεύοντες ἐπιθυμίαις καὶ ἡδοναῖς ποικίλαις</w:t>
+      </w:r>
+    </w:p>
+    <w:p>
+      <w:pPr/>
+      <w:r>
+        <w:rPr>
+          <w:lang w:val="zh_TW" w:bidi="zh_TW"/>
+        </w:rPr>
+      </w:r>
+      <w:r>
+        <w:rPr>
+          <w:b/>
+          <w:lang w:val="zh_TW" w:bidi="zh_TW"/>
+        </w:rPr>
         <w:t>「……受迷惑、服事各樣私慾，和宴樂」</w:t>
       </w:r>
     </w:p>
@@ -18029,6 +18824,21 @@
           <w:b/>
           <w:lang w:val="zh_TW" w:bidi="zh_TW"/>
         </w:rPr>
+        <w:t>στυγητοί</w:t>
+      </w:r>
+    </w:p>
+    <w:p>
+      <w:pPr/>
+      <w:r>
+        <w:rPr>
+          <w:lang w:val="zh_TW" w:bidi="zh_TW"/>
+        </w:rPr>
+      </w:r>
+      <w:r>
+        <w:rPr>
+          <w:b/>
+          <w:lang w:val="zh_TW" w:bidi="zh_TW"/>
+        </w:rPr>
         <w:t>「</w:t>
       </w:r>
       <w:r>
@@ -18217,6 +19027,21 @@
           <w:b/>
           <w:lang w:val="zh_TW" w:bidi="zh_TW"/>
         </w:rPr>
+        <w:t>ὅτε &amp; ἡ χρηστότης καὶ ἡ φιλανθρωπία ἐπεφάνη τοῦ Σωτῆρος ἡμῶν, Θεοῦ</w:t>
+      </w:r>
+    </w:p>
+    <w:p>
+      <w:pPr/>
+      <w:r>
+        <w:rPr>
+          <w:lang w:val="zh_TW" w:bidi="zh_TW"/>
+        </w:rPr>
+      </w:r>
+      <w:r>
+        <w:rPr>
+          <w:b/>
+          <w:lang w:val="zh_TW" w:bidi="zh_TW"/>
+        </w:rPr>
         <w:t>「到了」</w:t>
       </w:r>
       <w:r>
@@ -18353,6 +19178,21 @@
           <w:b/>
           <w:lang w:val="zh_TW" w:bidi="zh_TW"/>
         </w:rPr>
+        <w:t>ὅτε &amp; ἡ χρηστότης καὶ ἡ φιλανθρωπία ἐπεφάνη τοῦ Σωτῆρος ἡμῶν, Θεοῦ</w:t>
+      </w:r>
+    </w:p>
+    <w:p>
+      <w:pPr/>
+      <w:r>
+        <w:rPr>
+          <w:lang w:val="zh_TW" w:bidi="zh_TW"/>
+        </w:rPr>
+      </w:r>
+      <w:r>
+        <w:rPr>
+          <w:b/>
+          <w:lang w:val="zh_TW" w:bidi="zh_TW"/>
+        </w:rPr>
         <w:t>「到了」</w:t>
       </w:r>
       <w:r>
@@ -19197,6 +20037,21 @@
           <w:b/>
           <w:lang w:val="zh_TW" w:bidi="zh_TW"/>
         </w:rPr>
+        <w:t>διὰ Ἰησοῦ Χριστοῦ, τοῦ Σωτῆρος ἡμῶν</w:t>
+      </w:r>
+    </w:p>
+    <w:p>
+      <w:pPr/>
+      <w:r>
+        <w:rPr>
+          <w:lang w:val="zh_TW" w:bidi="zh_TW"/>
+        </w:rPr>
+      </w:r>
+      <w:r>
+        <w:rPr>
+          <w:b/>
+          <w:lang w:val="zh_TW" w:bidi="zh_TW"/>
+        </w:rPr>
         <w:t>「……</w:t>
       </w:r>
       <w:r>
@@ -19910,6 +20765,21 @@
           <w:b/>
           <w:lang w:val="zh_TW" w:bidi="zh_TW"/>
         </w:rPr>
+        <w:t>κληρονόμοι γενηθῶμεν, κατ’ ἐλπίδα ζωῆς αἰωνίου</w:t>
+      </w:r>
+    </w:p>
+    <w:p>
+      <w:pPr/>
+      <w:r>
+        <w:rPr>
+          <w:lang w:val="zh_TW" w:bidi="zh_TW"/>
+        </w:rPr>
+      </w:r>
+      <w:r>
+        <w:rPr>
+          <w:b/>
+          <w:lang w:val="zh_TW" w:bidi="zh_TW"/>
+        </w:rPr>
         <w:t>「</w:t>
       </w:r>
       <w:r>
@@ -20223,6 +21093,21 @@
           <w:b/>
           <w:lang w:val="zh_TW" w:bidi="zh_TW"/>
         </w:rPr>
+        <w:t>φροντίζωσιν καλῶν ἔργων, προΐστασθαι</w:t>
+      </w:r>
+    </w:p>
+    <w:p>
+      <w:pPr/>
+      <w:r>
+        <w:rPr>
+          <w:lang w:val="zh_TW" w:bidi="zh_TW"/>
+        </w:rPr>
+      </w:r>
+      <w:r>
+        <w:rPr>
+          <w:b/>
+          <w:lang w:val="zh_TW" w:bidi="zh_TW"/>
+        </w:rPr>
         <w:t>「……</w:t>
       </w:r>
       <w:r>
@@ -20577,6 +21462,21 @@
           <w:b/>
           <w:lang w:val="zh_TW" w:bidi="zh_TW"/>
         </w:rPr>
+        <w:t>μωρὰς &amp; ζητήσεις</w:t>
+      </w:r>
+    </w:p>
+    <w:p>
+      <w:pPr/>
+      <w:r>
+        <w:rPr>
+          <w:lang w:val="zh_TW" w:bidi="zh_TW"/>
+        </w:rPr>
+      </w:r>
+      <w:r>
+        <w:rPr>
+          <w:b/>
+          <w:lang w:val="zh_TW" w:bidi="zh_TW"/>
+        </w:rPr>
         <w:t>「</w:t>
       </w:r>
       <w:r>
@@ -21274,6 +22174,21 @@
           <w:b/>
           <w:lang w:val="zh_TW" w:bidi="zh_TW"/>
         </w:rPr>
+        <w:t>ὁ τοιοῦτος</w:t>
+      </w:r>
+    </w:p>
+    <w:p>
+      <w:pPr/>
+      <w:r>
+        <w:rPr>
+          <w:lang w:val="zh_TW" w:bidi="zh_TW"/>
+        </w:rPr>
+      </w:r>
+      <w:r>
+        <w:rPr>
+          <w:b/>
+          <w:lang w:val="zh_TW" w:bidi="zh_TW"/>
+        </w:rPr>
         <w:t>「</w:t>
       </w:r>
       <w:r>
@@ -21476,6 +22391,21 @@
           <w:b/>
           <w:lang w:val="zh_TW" w:bidi="zh_TW"/>
         </w:rPr>
+        <w:t>ὢν αὐτοκατάκριτος</w:t>
+      </w:r>
+    </w:p>
+    <w:p>
+      <w:pPr/>
+      <w:r>
+        <w:rPr>
+          <w:lang w:val="zh_TW" w:bidi="zh_TW"/>
+        </w:rPr>
+      </w:r>
+      <w:r>
+        <w:rPr>
+          <w:b/>
+          <w:lang w:val="zh_TW" w:bidi="zh_TW"/>
+        </w:rPr>
         <w:t>「</w:t>
       </w:r>
       <w:r>
@@ -21665,6 +22595,21 @@
           <w:b/>
           <w:lang w:val="zh_TW" w:bidi="zh_TW"/>
         </w:rPr>
+        <w:t>Ἀρτεμᾶν &amp; Τυχικόν</w:t>
+      </w:r>
+    </w:p>
+    <w:p>
+      <w:pPr/>
+      <w:r>
+        <w:rPr>
+          <w:lang w:val="zh_TW" w:bidi="zh_TW"/>
+        </w:rPr>
+      </w:r>
+      <w:r>
+        <w:rPr>
+          <w:b/>
+          <w:lang w:val="zh_TW" w:bidi="zh_TW"/>
+        </w:rPr>
         <w:t>「亞提馬」</w:t>
       </w:r>
       <w:r>
@@ -21781,6 +22726,21 @@
           <w:b/>
           <w:lang w:val="zh_TW" w:bidi="zh_TW"/>
         </w:rPr>
+        <w:t>σπούδασον ἐλθεῖν</w:t>
+      </w:r>
+    </w:p>
+    <w:p>
+      <w:pPr/>
+      <w:r>
+        <w:rPr>
+          <w:lang w:val="zh_TW" w:bidi="zh_TW"/>
+        </w:rPr>
+      </w:r>
+      <w:r>
+        <w:rPr>
+          <w:b/>
+          <w:lang w:val="zh_TW" w:bidi="zh_TW"/>
+        </w:rPr>
         <w:t>「</w:t>
       </w:r>
       <w:r>
@@ -22122,6 +23082,21 @@
           <w:b/>
           <w:lang w:val="zh_TW" w:bidi="zh_TW"/>
         </w:rPr>
+        <w:t>Ζηνᾶν &amp; Ἀπολλῶν</w:t>
+      </w:r>
+    </w:p>
+    <w:p>
+      <w:pPr/>
+      <w:r>
+        <w:rPr>
+          <w:lang w:val="zh_TW" w:bidi="zh_TW"/>
+        </w:rPr>
+      </w:r>
+      <w:r>
+        <w:rPr>
+          <w:b/>
+          <w:lang w:val="zh_TW" w:bidi="zh_TW"/>
+        </w:rPr>
         <w:t>「西納」</w:t>
       </w:r>
       <w:r>
@@ -22238,6 +23213,21 @@
           <w:b/>
           <w:lang w:val="zh_TW" w:bidi="zh_TW"/>
         </w:rPr>
+        <w:t>καὶ Ἀπολλῶν</w:t>
+      </w:r>
+    </w:p>
+    <w:p>
+      <w:pPr/>
+      <w:r>
+        <w:rPr>
+          <w:lang w:val="zh_TW" w:bidi="zh_TW"/>
+        </w:rPr>
+      </w:r>
+      <w:r>
+        <w:rPr>
+          <w:b/>
+          <w:lang w:val="zh_TW" w:bidi="zh_TW"/>
+        </w:rPr>
         <w:t>「和亞波羅」</w:t>
       </w:r>
     </w:p>
@@ -22301,6 +23291,21 @@
           <w:b/>
           <w:lang w:val="zh_TW" w:bidi="zh_TW"/>
         </w:rPr>
+        <w:t>ἵνα μηδὲν αὐτοῖς λείπῃ</w:t>
+      </w:r>
+    </w:p>
+    <w:p>
+      <w:pPr/>
+      <w:r>
+        <w:rPr>
+          <w:lang w:val="zh_TW" w:bidi="zh_TW"/>
+        </w:rPr>
+      </w:r>
+      <w:r>
+        <w:rPr>
+          <w:b/>
+          <w:lang w:val="zh_TW" w:bidi="zh_TW"/>
+        </w:rPr>
         <w:t>「</w:t>
       </w:r>
       <w:r>
@@ -22411,6 +23416,21 @@
           <w:b/>
           <w:lang w:val="zh_TW" w:bidi="zh_TW"/>
         </w:rPr>
+        <w:t>ἵνα μηδὲν αὐτοῖς λείπῃ</w:t>
+      </w:r>
+    </w:p>
+    <w:p>
+      <w:pPr/>
+      <w:r>
+        <w:rPr>
+          <w:lang w:val="zh_TW" w:bidi="zh_TW"/>
+        </w:rPr>
+      </w:r>
+      <w:r>
+        <w:rPr>
+          <w:b/>
+          <w:lang w:val="zh_TW" w:bidi="zh_TW"/>
+        </w:rPr>
         <w:t>「</w:t>
       </w:r>
       <w:r>
@@ -22855,6 +23875,21 @@
           <w:b/>
           <w:lang w:val="zh_TW" w:bidi="zh_TW"/>
         </w:rPr>
+        <w:t>ἵνα μὴ ὦσιν ἄκαρποι</w:t>
+      </w:r>
+    </w:p>
+    <w:p>
+      <w:pPr/>
+      <w:r>
+        <w:rPr>
+          <w:lang w:val="zh_TW" w:bidi="zh_TW"/>
+        </w:rPr>
+      </w:r>
+      <w:r>
+        <w:rPr>
+          <w:b/>
+          <w:lang w:val="zh_TW" w:bidi="zh_TW"/>
+        </w:rPr>
         <w:t>「</w:t>
       </w:r>
       <w:r>
@@ -22952,6 +23987,21 @@
           <w:b/>
           <w:lang w:val="zh_TW" w:bidi="zh_TW"/>
         </w:rPr>
+        <w:t>ἵνα μὴ ὦσιν ἄκαρποι</w:t>
+      </w:r>
+    </w:p>
+    <w:p>
+      <w:pPr/>
+      <w:r>
+        <w:rPr>
+          <w:lang w:val="zh_TW" w:bidi="zh_TW"/>
+        </w:rPr>
+      </w:r>
+      <w:r>
+        <w:rPr>
+          <w:b/>
+          <w:lang w:val="zh_TW" w:bidi="zh_TW"/>
+        </w:rPr>
         <w:t>「</w:t>
       </w:r>
       <w:r>
@@ -23049,6 +24099,21 @@
           <w:b/>
           <w:lang w:val="zh_TW" w:bidi="zh_TW"/>
         </w:rPr>
+        <w:t>ἀσπάζονταί σε</w:t>
+      </w:r>
+    </w:p>
+    <w:p>
+      <w:pPr/>
+      <w:r>
+        <w:rPr>
+          <w:lang w:val="zh_TW" w:bidi="zh_TW"/>
+        </w:rPr>
+      </w:r>
+      <w:r>
+        <w:rPr>
+          <w:b/>
+          <w:lang w:val="zh_TW" w:bidi="zh_TW"/>
+        </w:rPr>
         <w:t>「……</w:t>
       </w:r>
       <w:r>
@@ -23145,6 +24210,21 @@
         <w:rPr>
           <w:lang w:val="zh_TW" w:bidi="zh_TW"/>
         </w:rPr>
+      </w:r>
+    </w:p>
+    <w:p>
+      <w:pPr/>
+      <w:r>
+        <w:rPr>
+          <w:lang w:val="zh_TW" w:bidi="zh_TW"/>
+        </w:rPr>
+      </w:r>
+      <w:r>
+        <w:rPr>
+          <w:b/>
+          <w:lang w:val="zh_TW" w:bidi="zh_TW"/>
+        </w:rPr>
+        <w:t>οἱ μετ’ ἐμοῦ πάντες</w:t>
       </w:r>
     </w:p>
     <w:p>
